--- a/doksik/szakmaivizsga_dokumentacio.docx
+++ b/doksik/szakmaivizsga_dokumentacio.docx
@@ -194,7 +194,7 @@
           <w:r>
             <w:fldChar w:fldCharType="separate"/>
           </w:r>
-          <w:hyperlink w:anchor="_Toc223435579" w:history="1">
+          <w:hyperlink w:anchor="_Toc224641888" w:history="1">
             <w:r>
               <w:rPr>
                 <w:rStyle w:val="Hiperhivatkozs"/>
@@ -222,7 +222,7 @@
                 <w:noProof/>
                 <w:webHidden/>
               </w:rPr>
-              <w:instrText xml:space="preserve"> PAGEREF _Toc223435579 \h </w:instrText>
+              <w:instrText xml:space="preserve"> PAGEREF _Toc224641888 \h </w:instrText>
             </w:r>
             <w:r>
               <w:rPr>
@@ -266,7 +266,7 @@
               <w:lang w:eastAsia="hu-HU"/>
             </w:rPr>
           </w:pPr>
-          <w:hyperlink w:anchor="_Toc223435580" w:history="1">
+          <w:hyperlink w:anchor="_Toc224641889" w:history="1">
             <w:r>
               <w:rPr>
                 <w:rStyle w:val="Hiperhivatkozs"/>
@@ -293,7 +293,7 @@
                 <w:noProof/>
                 <w:webHidden/>
               </w:rPr>
-              <w:instrText xml:space="preserve"> PAGEREF _Toc223435580 \h </w:instrText>
+              <w:instrText xml:space="preserve"> PAGEREF _Toc224641889 \h </w:instrText>
             </w:r>
             <w:r>
               <w:rPr>
@@ -337,7 +337,7 @@
               <w:lang w:eastAsia="hu-HU"/>
             </w:rPr>
           </w:pPr>
-          <w:hyperlink w:anchor="_Toc223435581" w:history="1">
+          <w:hyperlink w:anchor="_Toc224641890" w:history="1">
             <w:r>
               <w:rPr>
                 <w:rStyle w:val="Hiperhivatkozs"/>
@@ -364,7 +364,7 @@
                 <w:noProof/>
                 <w:webHidden/>
               </w:rPr>
-              <w:instrText xml:space="preserve"> PAGEREF _Toc223435581 \h </w:instrText>
+              <w:instrText xml:space="preserve"> PAGEREF _Toc224641890 \h </w:instrText>
             </w:r>
             <w:r>
               <w:rPr>
@@ -408,7 +408,7 @@
               <w:lang w:eastAsia="hu-HU"/>
             </w:rPr>
           </w:pPr>
-          <w:hyperlink w:anchor="_Toc223435582" w:history="1">
+          <w:hyperlink w:anchor="_Toc224641891" w:history="1">
             <w:r>
               <w:rPr>
                 <w:rStyle w:val="Hiperhivatkozs"/>
@@ -436,7 +436,7 @@
                 <w:noProof/>
                 <w:webHidden/>
               </w:rPr>
-              <w:instrText xml:space="preserve"> PAGEREF _Toc223435582 \h </w:instrText>
+              <w:instrText xml:space="preserve"> PAGEREF _Toc224641891 \h </w:instrText>
             </w:r>
             <w:r>
               <w:rPr>
@@ -480,7 +480,7 @@
               <w:lang w:eastAsia="hu-HU"/>
             </w:rPr>
           </w:pPr>
-          <w:hyperlink w:anchor="_Toc223435583" w:history="1">
+          <w:hyperlink w:anchor="_Toc224641892" w:history="1">
             <w:r>
               <w:rPr>
                 <w:rStyle w:val="Hiperhivatkozs"/>
@@ -507,7 +507,7 @@
                 <w:noProof/>
                 <w:webHidden/>
               </w:rPr>
-              <w:instrText xml:space="preserve"> PAGEREF _Toc223435583 \h </w:instrText>
+              <w:instrText xml:space="preserve"> PAGEREF _Toc224641892 \h </w:instrText>
             </w:r>
             <w:r>
               <w:rPr>
@@ -551,7 +551,7 @@
               <w:lang w:eastAsia="hu-HU"/>
             </w:rPr>
           </w:pPr>
-          <w:hyperlink w:anchor="_Toc223435584" w:history="1">
+          <w:hyperlink w:anchor="_Toc224641893" w:history="1">
             <w:r>
               <w:rPr>
                 <w:rStyle w:val="Hiperhivatkozs"/>
@@ -578,7 +578,7 @@
                 <w:noProof/>
                 <w:webHidden/>
               </w:rPr>
-              <w:instrText xml:space="preserve"> PAGEREF _Toc223435584 \h </w:instrText>
+              <w:instrText xml:space="preserve"> PAGEREF _Toc224641893 \h </w:instrText>
             </w:r>
             <w:r>
               <w:rPr>
@@ -622,7 +622,7 @@
               <w:lang w:eastAsia="hu-HU"/>
             </w:rPr>
           </w:pPr>
-          <w:hyperlink w:anchor="_Toc223435585" w:history="1">
+          <w:hyperlink w:anchor="_Toc224641894" w:history="1">
             <w:r>
               <w:rPr>
                 <w:rStyle w:val="Hiperhivatkozs"/>
@@ -649,7 +649,7 @@
                 <w:noProof/>
                 <w:webHidden/>
               </w:rPr>
-              <w:instrText xml:space="preserve"> PAGEREF _Toc223435585 \h </w:instrText>
+              <w:instrText xml:space="preserve"> PAGEREF _Toc224641894 \h </w:instrText>
             </w:r>
             <w:r>
               <w:rPr>
@@ -669,7 +669,7 @@
                 <w:noProof/>
                 <w:webHidden/>
               </w:rPr>
-              <w:t>4</w:t>
+              <w:t>5</w:t>
             </w:r>
             <w:r>
               <w:rPr>
@@ -693,7 +693,7 @@
               <w:lang w:eastAsia="hu-HU"/>
             </w:rPr>
           </w:pPr>
-          <w:hyperlink w:anchor="_Toc223435586" w:history="1">
+          <w:hyperlink w:anchor="_Toc224641895" w:history="1">
             <w:r>
               <w:rPr>
                 <w:rStyle w:val="Hiperhivatkozs"/>
@@ -720,7 +720,7 @@
                 <w:noProof/>
                 <w:webHidden/>
               </w:rPr>
-              <w:instrText xml:space="preserve"> PAGEREF _Toc223435586 \h </w:instrText>
+              <w:instrText xml:space="preserve"> PAGEREF _Toc224641895 \h </w:instrText>
             </w:r>
             <w:r>
               <w:rPr>
@@ -764,7 +764,7 @@
               <w:lang w:eastAsia="hu-HU"/>
             </w:rPr>
           </w:pPr>
-          <w:hyperlink w:anchor="_Toc223435587" w:history="1">
+          <w:hyperlink w:anchor="_Toc224641896" w:history="1">
             <w:r>
               <w:rPr>
                 <w:rStyle w:val="Hiperhivatkozs"/>
@@ -791,7 +791,7 @@
                 <w:noProof/>
                 <w:webHidden/>
               </w:rPr>
-              <w:instrText xml:space="preserve"> PAGEREF _Toc223435587 \h </w:instrText>
+              <w:instrText xml:space="preserve"> PAGEREF _Toc224641896 \h </w:instrText>
             </w:r>
             <w:r>
               <w:rPr>
@@ -811,7 +811,7 @@
                 <w:noProof/>
                 <w:webHidden/>
               </w:rPr>
-              <w:t>7</w:t>
+              <w:t>8</w:t>
             </w:r>
             <w:r>
               <w:rPr>
@@ -835,7 +835,7 @@
               <w:lang w:eastAsia="hu-HU"/>
             </w:rPr>
           </w:pPr>
-          <w:hyperlink w:anchor="_Toc223435588" w:history="1">
+          <w:hyperlink w:anchor="_Toc224641897" w:history="1">
             <w:r>
               <w:rPr>
                 <w:rStyle w:val="Hiperhivatkozs"/>
@@ -862,7 +862,7 @@
                 <w:noProof/>
                 <w:webHidden/>
               </w:rPr>
-              <w:instrText xml:space="preserve"> PAGEREF _Toc223435588 \h </w:instrText>
+              <w:instrText xml:space="preserve"> PAGEREF _Toc224641897 \h </w:instrText>
             </w:r>
             <w:r>
               <w:rPr>
@@ -882,7 +882,7 @@
                 <w:noProof/>
                 <w:webHidden/>
               </w:rPr>
-              <w:t>9</w:t>
+              <w:t>10</w:t>
             </w:r>
             <w:r>
               <w:rPr>
@@ -906,7 +906,7 @@
               <w:lang w:eastAsia="hu-HU"/>
             </w:rPr>
           </w:pPr>
-          <w:hyperlink w:anchor="_Toc223435589" w:history="1">
+          <w:hyperlink w:anchor="_Toc224641898" w:history="1">
             <w:r>
               <w:rPr>
                 <w:rStyle w:val="Hiperhivatkozs"/>
@@ -933,7 +933,7 @@
                 <w:noProof/>
                 <w:webHidden/>
               </w:rPr>
-              <w:instrText xml:space="preserve"> PAGEREF _Toc223435589 \h </w:instrText>
+              <w:instrText xml:space="preserve"> PAGEREF _Toc224641898 \h </w:instrText>
             </w:r>
             <w:r>
               <w:rPr>
@@ -953,7 +953,7 @@
                 <w:noProof/>
                 <w:webHidden/>
               </w:rPr>
-              <w:t>11</w:t>
+              <w:t>12</w:t>
             </w:r>
             <w:r>
               <w:rPr>
@@ -977,7 +977,7 @@
               <w:lang w:eastAsia="hu-HU"/>
             </w:rPr>
           </w:pPr>
-          <w:hyperlink w:anchor="_Toc223435590" w:history="1">
+          <w:hyperlink w:anchor="_Toc224641899" w:history="1">
             <w:r>
               <w:rPr>
                 <w:rStyle w:val="Hiperhivatkozs"/>
@@ -1004,7 +1004,7 @@
                 <w:noProof/>
                 <w:webHidden/>
               </w:rPr>
-              <w:instrText xml:space="preserve"> PAGEREF _Toc223435590 \h </w:instrText>
+              <w:instrText xml:space="preserve"> PAGEREF _Toc224641899 \h </w:instrText>
             </w:r>
             <w:r>
               <w:rPr>
@@ -1024,7 +1024,7 @@
                 <w:noProof/>
                 <w:webHidden/>
               </w:rPr>
-              <w:t>12</w:t>
+              <w:t>13</w:t>
             </w:r>
             <w:r>
               <w:rPr>
@@ -1048,7 +1048,7 @@
               <w:lang w:eastAsia="hu-HU"/>
             </w:rPr>
           </w:pPr>
-          <w:hyperlink w:anchor="_Toc223435591" w:history="1">
+          <w:hyperlink w:anchor="_Toc224641900" w:history="1">
             <w:r>
               <w:rPr>
                 <w:rStyle w:val="Hiperhivatkozs"/>
@@ -1075,7 +1075,7 @@
                 <w:noProof/>
                 <w:webHidden/>
               </w:rPr>
-              <w:instrText xml:space="preserve"> PAGEREF _Toc223435591 \h </w:instrText>
+              <w:instrText xml:space="preserve"> PAGEREF _Toc224641900 \h </w:instrText>
             </w:r>
             <w:r>
               <w:rPr>
@@ -1095,7 +1095,7 @@
                 <w:noProof/>
                 <w:webHidden/>
               </w:rPr>
-              <w:t>13</w:t>
+              <w:t>14</w:t>
             </w:r>
             <w:r>
               <w:rPr>
@@ -1119,7 +1119,7 @@
               <w:lang w:eastAsia="hu-HU"/>
             </w:rPr>
           </w:pPr>
-          <w:hyperlink w:anchor="_Toc223435592" w:history="1">
+          <w:hyperlink w:anchor="_Toc224641901" w:history="1">
             <w:r>
               <w:rPr>
                 <w:rStyle w:val="Hiperhivatkozs"/>
@@ -1146,7 +1146,7 @@
                 <w:noProof/>
                 <w:webHidden/>
               </w:rPr>
-              <w:instrText xml:space="preserve"> PAGEREF _Toc223435592 \h </w:instrText>
+              <w:instrText xml:space="preserve"> PAGEREF _Toc224641901 \h </w:instrText>
             </w:r>
             <w:r>
               <w:rPr>
@@ -1166,7 +1166,7 @@
                 <w:noProof/>
                 <w:webHidden/>
               </w:rPr>
-              <w:t>14</w:t>
+              <w:t>15</w:t>
             </w:r>
             <w:r>
               <w:rPr>
@@ -1190,7 +1190,7 @@
               <w:lang w:eastAsia="hu-HU"/>
             </w:rPr>
           </w:pPr>
-          <w:hyperlink w:anchor="_Toc223435593" w:history="1">
+          <w:hyperlink w:anchor="_Toc224641902" w:history="1">
             <w:r>
               <w:rPr>
                 <w:rStyle w:val="Hiperhivatkozs"/>
@@ -1217,7 +1217,7 @@
                 <w:noProof/>
                 <w:webHidden/>
               </w:rPr>
-              <w:instrText xml:space="preserve"> PAGEREF _Toc223435593 \h </w:instrText>
+              <w:instrText xml:space="preserve"> PAGEREF _Toc224641902 \h </w:instrText>
             </w:r>
             <w:r>
               <w:rPr>
@@ -1237,7 +1237,7 @@
                 <w:noProof/>
                 <w:webHidden/>
               </w:rPr>
-              <w:t>15</w:t>
+              <w:t>16</w:t>
             </w:r>
             <w:r>
               <w:rPr>
@@ -1261,13 +1261,13 @@
               <w:lang w:eastAsia="hu-HU"/>
             </w:rPr>
           </w:pPr>
-          <w:hyperlink w:anchor="_Toc223435594" w:history="1">
+          <w:hyperlink w:anchor="_Toc224641903" w:history="1">
             <w:r>
               <w:rPr>
                 <w:rStyle w:val="Hiperhivatkozs"/>
                 <w:noProof/>
               </w:rPr>
-              <w:t>Algoritmusok – backend és frontend kapcsolata</w:t>
+              <w:t>Egyedi algoritmusok a weboldalon</w:t>
             </w:r>
             <w:r>
               <w:rPr>
@@ -1288,7 +1288,7 @@
                 <w:noProof/>
                 <w:webHidden/>
               </w:rPr>
-              <w:instrText xml:space="preserve"> PAGEREF _Toc223435594 \h </w:instrText>
+              <w:instrText xml:space="preserve"> PAGEREF _Toc224641903 \h </w:instrText>
             </w:r>
             <w:r>
               <w:rPr>
@@ -1308,7 +1308,7 @@
                 <w:noProof/>
                 <w:webHidden/>
               </w:rPr>
-              <w:t>17</w:t>
+              <w:t>19</w:t>
             </w:r>
             <w:r>
               <w:rPr>
@@ -1332,7 +1332,7 @@
               <w:lang w:eastAsia="hu-HU"/>
             </w:rPr>
           </w:pPr>
-          <w:hyperlink w:anchor="_Toc223435595" w:history="1">
+          <w:hyperlink w:anchor="_Toc224641904" w:history="1">
             <w:r>
               <w:rPr>
                 <w:rStyle w:val="Hiperhivatkozs"/>
@@ -1360,7 +1360,7 @@
                 <w:noProof/>
                 <w:webHidden/>
               </w:rPr>
-              <w:instrText xml:space="preserve"> PAGEREF _Toc223435595 \h </w:instrText>
+              <w:instrText xml:space="preserve"> PAGEREF _Toc224641904 \h </w:instrText>
             </w:r>
             <w:r>
               <w:rPr>
@@ -1380,7 +1380,7 @@
                 <w:noProof/>
                 <w:webHidden/>
               </w:rPr>
-              <w:t>18</w:t>
+              <w:t>20</w:t>
             </w:r>
             <w:r>
               <w:rPr>
@@ -1404,7 +1404,7 @@
               <w:lang w:eastAsia="hu-HU"/>
             </w:rPr>
           </w:pPr>
-          <w:hyperlink w:anchor="_Toc223435596" w:history="1">
+          <w:hyperlink w:anchor="_Toc224641905" w:history="1">
             <w:r>
               <w:rPr>
                 <w:rStyle w:val="Hiperhivatkozs"/>
@@ -1431,7 +1431,7 @@
                 <w:noProof/>
                 <w:webHidden/>
               </w:rPr>
-              <w:instrText xml:space="preserve"> PAGEREF _Toc223435596 \h </w:instrText>
+              <w:instrText xml:space="preserve"> PAGEREF _Toc224641905 \h </w:instrText>
             </w:r>
             <w:r>
               <w:rPr>
@@ -1451,7 +1451,7 @@
                 <w:noProof/>
                 <w:webHidden/>
               </w:rPr>
-              <w:t>18</w:t>
+              <w:t>20</w:t>
             </w:r>
             <w:r>
               <w:rPr>
@@ -1475,7 +1475,7 @@
               <w:lang w:eastAsia="hu-HU"/>
             </w:rPr>
           </w:pPr>
-          <w:hyperlink w:anchor="_Toc223435597" w:history="1">
+          <w:hyperlink w:anchor="_Toc224641906" w:history="1">
             <w:r>
               <w:rPr>
                 <w:rStyle w:val="Hiperhivatkozs"/>
@@ -1502,7 +1502,7 @@
                 <w:noProof/>
                 <w:webHidden/>
               </w:rPr>
-              <w:instrText xml:space="preserve"> PAGEREF _Toc223435597 \h </w:instrText>
+              <w:instrText xml:space="preserve"> PAGEREF _Toc224641906 \h </w:instrText>
             </w:r>
             <w:r>
               <w:rPr>
@@ -1522,7 +1522,7 @@
                 <w:noProof/>
                 <w:webHidden/>
               </w:rPr>
-              <w:t>18</w:t>
+              <w:t>20</w:t>
             </w:r>
             <w:r>
               <w:rPr>
@@ -1546,7 +1546,7 @@
               <w:lang w:eastAsia="hu-HU"/>
             </w:rPr>
           </w:pPr>
-          <w:hyperlink w:anchor="_Toc223435598" w:history="1">
+          <w:hyperlink w:anchor="_Toc224641907" w:history="1">
             <w:r>
               <w:rPr>
                 <w:rStyle w:val="Hiperhivatkozs"/>
@@ -1573,7 +1573,7 @@
                 <w:noProof/>
                 <w:webHidden/>
               </w:rPr>
-              <w:instrText xml:space="preserve"> PAGEREF _Toc223435598 \h </w:instrText>
+              <w:instrText xml:space="preserve"> PAGEREF _Toc224641907 \h </w:instrText>
             </w:r>
             <w:r>
               <w:rPr>
@@ -1593,7 +1593,7 @@
                 <w:noProof/>
                 <w:webHidden/>
               </w:rPr>
-              <w:t>20</w:t>
+              <w:t>22</w:t>
             </w:r>
             <w:r>
               <w:rPr>
@@ -1617,7 +1617,7 @@
               <w:lang w:eastAsia="hu-HU"/>
             </w:rPr>
           </w:pPr>
-          <w:hyperlink w:anchor="_Toc223435599" w:history="1">
+          <w:hyperlink w:anchor="_Toc224641908" w:history="1">
             <w:r>
               <w:rPr>
                 <w:rStyle w:val="Hiperhivatkozs"/>
@@ -1644,7 +1644,7 @@
                 <w:noProof/>
                 <w:webHidden/>
               </w:rPr>
-              <w:instrText xml:space="preserve"> PAGEREF _Toc223435599 \h </w:instrText>
+              <w:instrText xml:space="preserve"> PAGEREF _Toc224641908 \h </w:instrText>
             </w:r>
             <w:r>
               <w:rPr>
@@ -1664,7 +1664,7 @@
                 <w:noProof/>
                 <w:webHidden/>
               </w:rPr>
-              <w:t>20</w:t>
+              <w:t>22</w:t>
             </w:r>
             <w:r>
               <w:rPr>
@@ -1688,7 +1688,7 @@
               <w:lang w:eastAsia="hu-HU"/>
             </w:rPr>
           </w:pPr>
-          <w:hyperlink w:anchor="_Toc223435600" w:history="1">
+          <w:hyperlink w:anchor="_Toc224641909" w:history="1">
             <w:r>
               <w:rPr>
                 <w:rStyle w:val="Hiperhivatkozs"/>
@@ -1715,7 +1715,7 @@
                 <w:noProof/>
                 <w:webHidden/>
               </w:rPr>
-              <w:instrText xml:space="preserve"> PAGEREF _Toc223435600 \h </w:instrText>
+              <w:instrText xml:space="preserve"> PAGEREF _Toc224641909 \h </w:instrText>
             </w:r>
             <w:r>
               <w:rPr>
@@ -1735,7 +1735,7 @@
                 <w:noProof/>
                 <w:webHidden/>
               </w:rPr>
-              <w:t>21</w:t>
+              <w:t>23</w:t>
             </w:r>
             <w:r>
               <w:rPr>
@@ -1759,7 +1759,7 @@
               <w:lang w:eastAsia="hu-HU"/>
             </w:rPr>
           </w:pPr>
-          <w:hyperlink w:anchor="_Toc223435601" w:history="1">
+          <w:hyperlink w:anchor="_Toc224641910" w:history="1">
             <w:r>
               <w:rPr>
                 <w:rStyle w:val="Hiperhivatkozs"/>
@@ -1786,7 +1786,7 @@
                 <w:noProof/>
                 <w:webHidden/>
               </w:rPr>
-              <w:instrText xml:space="preserve"> PAGEREF _Toc223435601 \h </w:instrText>
+              <w:instrText xml:space="preserve"> PAGEREF _Toc224641910 \h </w:instrText>
             </w:r>
             <w:r>
               <w:rPr>
@@ -1806,7 +1806,7 @@
                 <w:noProof/>
                 <w:webHidden/>
               </w:rPr>
-              <w:t>22</w:t>
+              <w:t>24</w:t>
             </w:r>
             <w:r>
               <w:rPr>
@@ -1830,7 +1830,7 @@
               <w:lang w:eastAsia="hu-HU"/>
             </w:rPr>
           </w:pPr>
-          <w:hyperlink w:anchor="_Toc223435602" w:history="1">
+          <w:hyperlink w:anchor="_Toc224641911" w:history="1">
             <w:r>
               <w:rPr>
                 <w:rStyle w:val="Hiperhivatkozs"/>
@@ -1858,7 +1858,7 @@
                 <w:noProof/>
                 <w:webHidden/>
               </w:rPr>
-              <w:instrText xml:space="preserve"> PAGEREF _Toc223435602 \h </w:instrText>
+              <w:instrText xml:space="preserve"> PAGEREF _Toc224641911 \h </w:instrText>
             </w:r>
             <w:r>
               <w:rPr>
@@ -1878,7 +1878,7 @@
                 <w:noProof/>
                 <w:webHidden/>
               </w:rPr>
-              <w:t>24</w:t>
+              <w:t>26</w:t>
             </w:r>
             <w:r>
               <w:rPr>
@@ -1902,7 +1902,7 @@
               <w:lang w:eastAsia="hu-HU"/>
             </w:rPr>
           </w:pPr>
-          <w:hyperlink w:anchor="_Toc223435603" w:history="1">
+          <w:hyperlink w:anchor="_Toc224641912" w:history="1">
             <w:r>
               <w:rPr>
                 <w:rStyle w:val="Hiperhivatkozs"/>
@@ -1929,7 +1929,7 @@
                 <w:noProof/>
                 <w:webHidden/>
               </w:rPr>
-              <w:instrText xml:space="preserve"> PAGEREF _Toc223435603 \h </w:instrText>
+              <w:instrText xml:space="preserve"> PAGEREF _Toc224641912 \h </w:instrText>
             </w:r>
             <w:r>
               <w:rPr>
@@ -1949,7 +1949,7 @@
                 <w:noProof/>
                 <w:webHidden/>
               </w:rPr>
-              <w:t>24</w:t>
+              <w:t>26</w:t>
             </w:r>
             <w:r>
               <w:rPr>
@@ -1995,7 +1995,7 @@
           <w:highlight w:val="darkGreen"/>
         </w:rPr>
       </w:pPr>
-      <w:bookmarkStart w:id="0" w:name="_Toc223435579"/>
+      <w:bookmarkStart w:id="0" w:name="_Toc224641888"/>
       <w:r>
         <w:rPr>
           <w:highlight w:val="darkGreen"/>
@@ -2009,7 +2009,7 @@
       <w:pPr>
         <w:pStyle w:val="Cmsor2"/>
       </w:pPr>
-      <w:bookmarkStart w:id="1" w:name="_Toc223435580"/>
+      <w:bookmarkStart w:id="1" w:name="_Toc224641889"/>
       <w:r>
         <w:t>Témaválasztás</w:t>
       </w:r>
@@ -2031,7 +2031,7 @@
       <w:pPr>
         <w:pStyle w:val="Cmsor2"/>
       </w:pPr>
-      <w:bookmarkStart w:id="2" w:name="_Toc223435581"/>
+      <w:bookmarkStart w:id="2" w:name="_Toc224641890"/>
       <w:r>
         <w:t>Célkitűzés</w:t>
       </w:r>
@@ -2143,7 +2143,7 @@
           <w:highlight w:val="darkGreen"/>
         </w:rPr>
       </w:pPr>
-      <w:bookmarkStart w:id="3" w:name="_Toc223435582"/>
+      <w:bookmarkStart w:id="3" w:name="_Toc224641891"/>
       <w:r>
         <w:rPr>
           <w:highlight w:val="darkGreen"/>
@@ -2157,7 +2157,7 @@
       <w:pPr>
         <w:pStyle w:val="Cmsor2"/>
       </w:pPr>
-      <w:bookmarkStart w:id="4" w:name="_Toc223435583"/>
+      <w:bookmarkStart w:id="4" w:name="_Toc224641892"/>
       <w:r>
         <w:t>Fejlesztői környezet</w:t>
       </w:r>
@@ -2443,7 +2443,7 @@
       <w:pPr>
         <w:pStyle w:val="Cmsor2"/>
       </w:pPr>
-      <w:bookmarkStart w:id="5" w:name="_Toc223435584"/>
+      <w:bookmarkStart w:id="5" w:name="_Toc224641893"/>
       <w:proofErr w:type="spellStart"/>
       <w:r>
         <w:t>Domain</w:t>
@@ -2506,7 +2506,7 @@
           <w:noProof/>
         </w:rPr>
       </w:pPr>
-      <w:bookmarkStart w:id="6" w:name="_Toc223435585"/>
+      <w:bookmarkStart w:id="6" w:name="_Toc224641894"/>
       <w:r>
         <w:rPr>
           <w:noProof/>
@@ -2700,7 +2700,11 @@
       <w:pPr>
         <w:pStyle w:val="Cmsor2"/>
       </w:pPr>
-      <w:r>
+      <w:bookmarkStart w:id="7" w:name="_Toc224641895"/>
+      <w:r>
+        <w:rPr>
+          <w:noProof/>
+        </w:rPr>
         <w:drawing>
           <wp:anchor distT="0" distB="0" distL="114300" distR="114300" simplePos="0" relativeHeight="251678720" behindDoc="0" locked="0" layoutInCell="1" allowOverlap="1" wp14:anchorId="53BB6E6A">
             <wp:simplePos x="0" y="0"/>
@@ -2754,7 +2758,6 @@
       <w:r>
         <w:br w:type="page"/>
       </w:r>
-      <w:bookmarkStart w:id="7" w:name="_Toc223435586"/>
       <w:r>
         <w:lastRenderedPageBreak/>
         <w:t>Adatszerkezet és annak részletezése</w:t>
@@ -2854,7 +2857,7 @@
       <w:pPr>
         <w:pStyle w:val="Cmsor3"/>
       </w:pPr>
-      <w:bookmarkStart w:id="8" w:name="_Toc223435587"/>
+      <w:bookmarkStart w:id="8" w:name="_Toc224641896"/>
       <w:r>
         <w:lastRenderedPageBreak/>
         <w:t>A ’jarmu’ t</w:t>
@@ -3067,7 +3070,7 @@
       <w:pPr>
         <w:pStyle w:val="Cmsor3"/>
       </w:pPr>
-      <w:bookmarkStart w:id="9" w:name="_Toc223435588"/>
+      <w:bookmarkStart w:id="9" w:name="_Toc224641897"/>
       <w:r>
         <w:lastRenderedPageBreak/>
         <w:t>Az ’embe</w:t>
@@ -3312,7 +3315,7 @@
       <w:pPr>
         <w:pStyle w:val="Cmsor3"/>
       </w:pPr>
-      <w:bookmarkStart w:id="10" w:name="_Toc223435589"/>
+      <w:bookmarkStart w:id="10" w:name="_Toc224641898"/>
       <w:r>
         <w:lastRenderedPageBreak/>
         <w:t>A ’</w:t>
@@ -3443,7 +3446,7 @@
       <w:pPr>
         <w:pStyle w:val="Cmsor3"/>
       </w:pPr>
-      <w:bookmarkStart w:id="11" w:name="_Toc223435590"/>
+      <w:bookmarkStart w:id="11" w:name="_Toc224641899"/>
       <w:r>
         <w:lastRenderedPageBreak/>
         <w:t>Az ’</w:t>
@@ -3615,7 +3618,7 @@
       <w:pPr>
         <w:pStyle w:val="Cmsor3"/>
       </w:pPr>
-      <w:bookmarkStart w:id="12" w:name="_Toc223435591"/>
+      <w:bookmarkStart w:id="12" w:name="_Toc224641900"/>
       <w:r>
         <w:lastRenderedPageBreak/>
         <w:t>A ’</w:t>
@@ -3972,7 +3975,7 @@
       <w:pPr>
         <w:pStyle w:val="Cmsor3"/>
       </w:pPr>
-      <w:bookmarkStart w:id="13" w:name="_Toc223435592"/>
+      <w:bookmarkStart w:id="13" w:name="_Toc224641901"/>
       <w:r>
         <w:lastRenderedPageBreak/>
         <w:t>A ’</w:t>
@@ -4144,7 +4147,7 @@
       <w:pPr>
         <w:pStyle w:val="Cmsor2"/>
       </w:pPr>
-      <w:bookmarkStart w:id="14" w:name="_Toc223435593"/>
+      <w:bookmarkStart w:id="14" w:name="_Toc224641902"/>
       <w:r>
         <w:lastRenderedPageBreak/>
         <w:t>Hardveres komponenseink bemutatása</w:t>
@@ -4156,6 +4159,9 @@
         <w:spacing w:before="240"/>
       </w:pPr>
       <w:r>
+        <w:rPr>
+          <w:noProof/>
+        </w:rPr>
         <w:drawing>
           <wp:anchor distT="0" distB="0" distL="114300" distR="114300" simplePos="0" relativeHeight="251679744" behindDoc="1" locked="0" layoutInCell="1" allowOverlap="1" wp14:anchorId="7D93E827">
             <wp:simplePos x="0" y="0"/>
@@ -4243,6 +4249,9 @@
     <w:p/>
     <w:p>
       <w:r>
+        <w:rPr>
+          <w:noProof/>
+        </w:rPr>
         <w:drawing>
           <wp:anchor distT="0" distB="0" distL="114300" distR="114300" simplePos="0" relativeHeight="251680768" behindDoc="1" locked="0" layoutInCell="1" allowOverlap="1" wp14:anchorId="09EFABB0">
             <wp:simplePos x="0" y="0"/>
@@ -4330,6 +4339,9 @@
     <w:p/>
     <w:p>
       <w:r>
+        <w:rPr>
+          <w:noProof/>
+        </w:rPr>
         <w:drawing>
           <wp:anchor distT="0" distB="0" distL="114300" distR="114300" simplePos="0" relativeHeight="251681792" behindDoc="1" locked="0" layoutInCell="1" allowOverlap="1" wp14:anchorId="7BC2BE2F">
             <wp:simplePos x="0" y="0"/>
@@ -4448,6 +4460,9 @@
     </w:p>
     <w:p>
       <w:r>
+        <w:rPr>
+          <w:noProof/>
+        </w:rPr>
         <w:drawing>
           <wp:anchor distT="0" distB="0" distL="114300" distR="114300" simplePos="0" relativeHeight="251682816" behindDoc="1" locked="0" layoutInCell="1" allowOverlap="1" wp14:anchorId="272CF569">
             <wp:simplePos x="0" y="0"/>
@@ -4550,6 +4565,9 @@
     <w:p/>
     <w:p>
       <w:r>
+        <w:rPr>
+          <w:noProof/>
+        </w:rPr>
         <w:drawing>
           <wp:anchor distT="0" distB="0" distL="114300" distR="114300" simplePos="0" relativeHeight="251683840" behindDoc="1" locked="0" layoutInCell="1" allowOverlap="1" wp14:anchorId="0F7B095D">
             <wp:simplePos x="0" y="0"/>
@@ -4646,6 +4664,9 @@
     <w:p/>
     <w:p>
       <w:r>
+        <w:rPr>
+          <w:noProof/>
+        </w:rPr>
         <w:lastRenderedPageBreak/>
         <w:drawing>
           <wp:anchor distT="0" distB="0" distL="114300" distR="114300" simplePos="0" relativeHeight="251684864" behindDoc="1" locked="0" layoutInCell="1" allowOverlap="1" wp14:anchorId="38A1EFF3">
@@ -4733,6 +4754,9 @@
     </w:p>
     <w:p>
       <w:r>
+        <w:rPr>
+          <w:noProof/>
+        </w:rPr>
         <w:drawing>
           <wp:anchor distT="0" distB="0" distL="114300" distR="114300" simplePos="0" relativeHeight="251685888" behindDoc="1" locked="0" layoutInCell="1" allowOverlap="1" wp14:anchorId="3C383F83">
             <wp:simplePos x="0" y="0"/>
@@ -4822,6 +4846,9 @@
     <w:p/>
     <w:p>
       <w:r>
+        <w:rPr>
+          <w:noProof/>
+        </w:rPr>
         <w:drawing>
           <wp:anchor distT="0" distB="0" distL="114300" distR="114300" simplePos="0" relativeHeight="251686912" behindDoc="1" locked="0" layoutInCell="1" allowOverlap="1" wp14:anchorId="5B282ECB">
             <wp:simplePos x="0" y="0"/>
@@ -4931,6 +4958,9 @@
     <w:p/>
     <w:p>
       <w:r>
+        <w:rPr>
+          <w:noProof/>
+        </w:rPr>
         <w:drawing>
           <wp:anchor distT="0" distB="0" distL="114300" distR="114300" simplePos="0" relativeHeight="251687936" behindDoc="1" locked="0" layoutInCell="1" allowOverlap="1" wp14:anchorId="35C8B8DE">
             <wp:simplePos x="0" y="0"/>
@@ -5012,6 +5042,9 @@
     <w:p/>
     <w:p>
       <w:r>
+        <w:rPr>
+          <w:noProof/>
+        </w:rPr>
         <w:drawing>
           <wp:anchor distT="0" distB="0" distL="114300" distR="114300" simplePos="0" relativeHeight="251688960" behindDoc="1" locked="0" layoutInCell="1" allowOverlap="1" wp14:anchorId="2DB0BF23">
             <wp:simplePos x="0" y="0"/>
@@ -5096,8 +5129,10 @@
       </w:r>
     </w:p>
     <w:p>
-      <w:bookmarkStart w:id="15" w:name="_GoBack"/>
-      <w:r>
+      <w:r>
+        <w:rPr>
+          <w:noProof/>
+        </w:rPr>
         <w:lastRenderedPageBreak/>
         <w:drawing>
           <wp:anchor distT="0" distB="0" distL="114300" distR="114300" simplePos="0" relativeHeight="251689984" behindDoc="1" locked="0" layoutInCell="1" allowOverlap="1" wp14:anchorId="306C781E">
@@ -5163,36 +5198,74 @@
           </wp:anchor>
         </w:drawing>
       </w:r>
+    </w:p>
+    <w:p>
+      <w:r>
+        <w:t>Akkumulátortöltő modul – TP4056 (USB-C típusú)</w:t>
+      </w:r>
+      <w:r>
+        <w:rPr>
+          <w:noProof/>
+        </w:rPr>
+        <w:t xml:space="preserve"> </w:t>
+      </w:r>
+    </w:p>
+    <w:p>
+      <w:r>
+        <w:t>Feladata: A Li-Pol akkumulátor töltése.</w:t>
+      </w:r>
+    </w:p>
+    <w:p>
+      <w:r>
+        <w:t xml:space="preserve">Miért szükséges: Lehetővé teszi az akkumulátor biztonságos és egyszerű </w:t>
+      </w:r>
+      <w:proofErr w:type="spellStart"/>
+      <w:r>
+        <w:t>újratöltését</w:t>
+      </w:r>
+      <w:proofErr w:type="spellEnd"/>
+      <w:r>
+        <w:t>, ezáltal biztosítja a rendszer folyamatos működését.</w:t>
+      </w:r>
+    </w:p>
+    <w:p>
+      <w:r>
+        <w:br w:type="page"/>
+      </w:r>
+    </w:p>
+    <w:p>
+      <w:pPr>
+        <w:pStyle w:val="Cmsor2"/>
+      </w:pPr>
+      <w:bookmarkStart w:id="15" w:name="_Toc224641903"/>
+      <w:r>
+        <w:lastRenderedPageBreak/>
+        <w:t>Egyedi algoritmusok a weboldalon</w:t>
+      </w:r>
       <w:bookmarkEnd w:id="15"/>
     </w:p>
     <w:p>
-      <w:r>
-        <w:t>Akkumulátortöltő modul – TP4056 (USB-C típusú)</w:t>
-      </w:r>
-      <w:r>
-        <w:rPr>
-          <w:noProof/>
-        </w:rPr>
-        <w:t xml:space="preserve"> </w:t>
-      </w:r>
-    </w:p>
-    <w:p>
-      <w:r>
-        <w:t>Feladata: A Li-Pol akkumulátor töltése.</w:t>
-      </w:r>
-    </w:p>
-    <w:p>
-      <w:r>
-        <w:t xml:space="preserve">Miért szükséges: Lehetővé teszi az akkumulátor biztonságos és egyszerű </w:t>
-      </w:r>
-      <w:proofErr w:type="spellStart"/>
-      <w:r>
-        <w:t>újratöltését</w:t>
-      </w:r>
-      <w:proofErr w:type="spellEnd"/>
-      <w:r>
-        <w:t>, ezáltal biztosítja a rendszer folyamatos működését.</w:t>
-      </w:r>
+      <w:pPr>
+        <w:spacing w:before="120"/>
+      </w:pPr>
+      <w:r>
+        <w:t>Itt részletezzük a proparking.hu oldalon lévő funkciót működését.</w:t>
+      </w:r>
+    </w:p>
+    <w:p>
+      <w:pPr>
+        <w:pStyle w:val="Cmsor3"/>
+      </w:pPr>
+      <w:r>
+        <w:t>Gyakori kérdések</w:t>
+      </w:r>
+    </w:p>
+    <w:p>
+      <w:pPr>
+        <w:spacing w:before="120"/>
+      </w:pPr>
+      <w:bookmarkStart w:id="16" w:name="_GoBack"/>
+      <w:bookmarkEnd w:id="16"/>
     </w:p>
     <w:p>
       <w:r>
@@ -5201,219 +5274,104 @@
     </w:p>
     <w:p>
       <w:pPr>
+        <w:pStyle w:val="Cmsor1"/>
+        <w:rPr>
+          <w:highlight w:val="darkGreen"/>
+        </w:rPr>
+      </w:pPr>
+      <w:bookmarkStart w:id="17" w:name="_Toc224641904"/>
+      <w:r>
+        <w:rPr>
+          <w:highlight w:val="darkGreen"/>
+        </w:rPr>
+        <w:lastRenderedPageBreak/>
+        <w:t>F</w:t>
+      </w:r>
+      <w:r>
+        <w:rPr>
+          <w:highlight w:val="darkGreen"/>
+        </w:rPr>
+        <w:t>el</w:t>
+      </w:r>
+      <w:r>
+        <w:rPr>
+          <w:highlight w:val="darkGreen"/>
+        </w:rPr>
+        <w:t>használói</w:t>
+      </w:r>
+      <w:r>
+        <w:rPr>
+          <w:highlight w:val="darkGreen"/>
+        </w:rPr>
+        <w:t xml:space="preserve"> dokumentáció</w:t>
+      </w:r>
+      <w:bookmarkEnd w:id="17"/>
+    </w:p>
+    <w:p>
+      <w:pPr>
         <w:pStyle w:val="Cmsor2"/>
       </w:pPr>
-      <w:bookmarkStart w:id="16" w:name="_Toc223435594"/>
-      <w:r>
-        <w:lastRenderedPageBreak/>
-        <w:t>Algoritmusok – backend és frontend kapcsolata</w:t>
-      </w:r>
-      <w:bookmarkEnd w:id="16"/>
+      <w:bookmarkStart w:id="18" w:name="_Toc224641905"/>
+      <w:r>
+        <w:t>Bejelentkezés/belépés/regisztráció folyamata</w:t>
+      </w:r>
+      <w:bookmarkEnd w:id="18"/>
+    </w:p>
+    <w:p>
+      <w:pPr>
+        <w:spacing w:before="240"/>
+      </w:pPr>
     </w:p>
     <w:p>
       <w:pPr>
         <w:spacing w:before="240" w:line="360" w:lineRule="auto"/>
-        <w:jc w:val="both"/>
-      </w:pPr>
-      <w:r>
-        <w:t>A dokumentációk jellemzően elsősorban a backend komponensekre koncentrálnak, azonban az algoritmusok működésének, valamint a frontend és a backend közötti interakciónak a bemutatása szintén kulcsfontosságú a webalkalmazás teljes rendszerének megértéséhez. A frontend rész ismertetése nemcsak a fejlesztők, hanem a felhasználók számára is hozzájárul ahhoz, hogy az alkalmazás működéséről átfogó képet kapjanak, az adott funkciókon keresztül szemléltetve.</w:t>
-      </w:r>
-    </w:p>
-    <w:p>
-      <w:pPr>
-        <w:spacing w:before="240" w:line="360" w:lineRule="auto"/>
-        <w:jc w:val="both"/>
-      </w:pPr>
-    </w:p>
-    <w:p>
-      <w:pPr>
-        <w:spacing w:before="240" w:line="360" w:lineRule="auto"/>
-        <w:jc w:val="both"/>
-      </w:pPr>
-    </w:p>
-    <w:p>
-      <w:pPr>
-        <w:spacing w:before="240" w:line="360" w:lineRule="auto"/>
-        <w:jc w:val="both"/>
-      </w:pPr>
-    </w:p>
-    <w:p>
-      <w:pPr>
-        <w:spacing w:before="240" w:line="360" w:lineRule="auto"/>
-        <w:jc w:val="both"/>
-      </w:pPr>
-    </w:p>
-    <w:p>
-      <w:pPr>
-        <w:spacing w:before="240" w:line="360" w:lineRule="auto"/>
-        <w:jc w:val="both"/>
-      </w:pPr>
-    </w:p>
-    <w:p>
-      <w:pPr>
-        <w:spacing w:before="240" w:line="360" w:lineRule="auto"/>
-        <w:jc w:val="both"/>
-      </w:pPr>
-    </w:p>
-    <w:p>
-      <w:pPr>
-        <w:spacing w:before="240" w:line="360" w:lineRule="auto"/>
-        <w:jc w:val="both"/>
-      </w:pPr>
-    </w:p>
-    <w:p>
-      <w:pPr>
-        <w:spacing w:before="240" w:line="360" w:lineRule="auto"/>
-        <w:jc w:val="both"/>
-      </w:pPr>
-    </w:p>
-    <w:p>
-      <w:pPr>
-        <w:spacing w:before="240" w:line="360" w:lineRule="auto"/>
-        <w:jc w:val="both"/>
-      </w:pPr>
-    </w:p>
-    <w:p>
-      <w:pPr>
-        <w:spacing w:before="240" w:line="360" w:lineRule="auto"/>
-        <w:jc w:val="both"/>
-      </w:pPr>
-    </w:p>
-    <w:p>
-      <w:pPr>
-        <w:spacing w:before="240" w:line="360" w:lineRule="auto"/>
-        <w:jc w:val="both"/>
-      </w:pPr>
-    </w:p>
-    <w:p>
-      <w:pPr>
-        <w:spacing w:before="240" w:line="360" w:lineRule="auto"/>
-        <w:jc w:val="both"/>
-      </w:pPr>
-    </w:p>
-    <w:p>
-      <w:pPr>
-        <w:spacing w:before="240" w:line="360" w:lineRule="auto"/>
-        <w:jc w:val="both"/>
-      </w:pPr>
-    </w:p>
-    <w:p>
-      <w:pPr>
-        <w:spacing w:before="240" w:line="360" w:lineRule="auto"/>
-        <w:jc w:val="both"/>
-      </w:pPr>
-    </w:p>
-    <w:p>
-      <w:pPr>
-        <w:spacing w:before="240" w:line="360" w:lineRule="auto"/>
-        <w:jc w:val="both"/>
-      </w:pPr>
-    </w:p>
-    <w:p>
-      <w:pPr>
-        <w:spacing w:before="240" w:line="360" w:lineRule="auto"/>
-        <w:jc w:val="both"/>
-      </w:pPr>
-    </w:p>
-    <w:p>
-      <w:pPr>
-        <w:pStyle w:val="Cmsor1"/>
-        <w:rPr>
-          <w:highlight w:val="darkGreen"/>
-        </w:rPr>
-      </w:pPr>
-      <w:bookmarkStart w:id="17" w:name="_Toc223435595"/>
-      <w:r>
-        <w:rPr>
-          <w:highlight w:val="darkGreen"/>
-        </w:rPr>
-        <w:t>F</w:t>
-      </w:r>
-      <w:r>
-        <w:rPr>
-          <w:highlight w:val="darkGreen"/>
-        </w:rPr>
-        <w:t>el</w:t>
-      </w:r>
-      <w:r>
-        <w:rPr>
-          <w:highlight w:val="darkGreen"/>
-        </w:rPr>
-        <w:t>használói</w:t>
-      </w:r>
-      <w:r>
-        <w:rPr>
-          <w:highlight w:val="darkGreen"/>
-        </w:rPr>
-        <w:t xml:space="preserve"> dokumentáció</w:t>
-      </w:r>
-      <w:bookmarkEnd w:id="17"/>
+      </w:pPr>
+      <w:r>
+        <w:t xml:space="preserve">A rendszerben új felhasználót kizárólag </w:t>
+      </w:r>
+      <w:proofErr w:type="spellStart"/>
+      <w:r>
+        <w:t>szuperadmin</w:t>
+      </w:r>
+      <w:proofErr w:type="spellEnd"/>
+      <w:r>
+        <w:t xml:space="preserve"> jogosultsággal rendelkező személy hozhat létre, aki az adatbázisban rögzíti a felhasználó adatait. Miután egy </w:t>
+      </w:r>
+      <w:proofErr w:type="spellStart"/>
+      <w:r>
+        <w:t>szuperadmin</w:t>
+      </w:r>
+      <w:proofErr w:type="spellEnd"/>
+      <w:r>
+        <w:t xml:space="preserve"> vagy </w:t>
+      </w:r>
+      <w:proofErr w:type="spellStart"/>
+      <w:r>
+        <w:t>admin</w:t>
+      </w:r>
+      <w:proofErr w:type="spellEnd"/>
+      <w:r>
+        <w:t xml:space="preserve"> felhasználó létrehozásra került, a felhasználó a megadott e-mail címmel és a hozzá tartozó ranggal tud belépni a rendszerbe. Az első belépéskor a rang szolgál ideiglenes jelszóként (pl. </w:t>
+      </w:r>
+      <w:proofErr w:type="spellStart"/>
+      <w:r>
+        <w:t>admin</w:t>
+      </w:r>
+      <w:proofErr w:type="spellEnd"/>
+      <w:r>
+        <w:t>). Az első sikeres bejelentkezés után a rendszer automatikusan felugró ablakban felszólítja a felhasználót egy új jelszó megadására. Ez az új jelszó lesz a további bejelentkezésekhez használt jelszó. Amennyiben a felhasználó nem állít be új jelszót, a rendszer minden belépéskor és oldalfrissítéskor ismételten kérni fogja annak megadását. Minden felhasználóhoz tartozik egy cég, amelybe a rendszer a sikeres bejelentkezés után automatikusan belépteti a felhasználót. Biztonsági okokból a rendszer 15 perc inaktivitás után automatikusan kijelentkezteti a felhasználót, így újra be kell jelentkezni a további használathoz.</w:t>
+      </w:r>
+    </w:p>
+    <w:p>
+      <w:pPr>
+        <w:spacing w:before="240"/>
+      </w:pPr>
     </w:p>
     <w:p>
       <w:pPr>
         <w:pStyle w:val="Cmsor2"/>
       </w:pPr>
-      <w:bookmarkStart w:id="18" w:name="_Toc223435596"/>
-      <w:r>
-        <w:t>Bejelentkezés/belépés/regisztráció folyamata</w:t>
-      </w:r>
-      <w:bookmarkEnd w:id="18"/>
-    </w:p>
-    <w:p>
-      <w:pPr>
-        <w:spacing w:before="240"/>
-      </w:pPr>
-    </w:p>
-    <w:p>
-      <w:pPr>
-        <w:spacing w:before="240" w:line="360" w:lineRule="auto"/>
-      </w:pPr>
-      <w:r>
-        <w:t xml:space="preserve">A rendszerben új felhasználót kizárólag </w:t>
-      </w:r>
-      <w:proofErr w:type="spellStart"/>
-      <w:r>
-        <w:t>szuperadmin</w:t>
-      </w:r>
-      <w:proofErr w:type="spellEnd"/>
-      <w:r>
-        <w:t xml:space="preserve"> jogosultsággal rendelkező személy hozhat létre, aki az adatbázisban rögzíti a felhasználó adatait. Miután egy </w:t>
-      </w:r>
-      <w:proofErr w:type="spellStart"/>
-      <w:r>
-        <w:t>szuperadmin</w:t>
-      </w:r>
-      <w:proofErr w:type="spellEnd"/>
-      <w:r>
-        <w:t xml:space="preserve"> vagy </w:t>
-      </w:r>
-      <w:proofErr w:type="spellStart"/>
-      <w:r>
-        <w:t>admin</w:t>
-      </w:r>
-      <w:proofErr w:type="spellEnd"/>
-      <w:r>
-        <w:t xml:space="preserve"> felhasználó létrehozásra került, a felhasználó a megadott e-mail címmel és a hozzá tartozó ranggal tud belépni a rendszerbe. Az első belépéskor a rang szolgál ideiglenes jelszóként (pl. </w:t>
-      </w:r>
-      <w:proofErr w:type="spellStart"/>
-      <w:r>
-        <w:t>admin</w:t>
-      </w:r>
-      <w:proofErr w:type="spellEnd"/>
-      <w:r>
-        <w:t>). Az első sikeres bejelentkezés után a rendszer automatikusan felugró ablakban felszólítja a felhasználót egy új jelszó megadására. Ez az új jelszó lesz a további bejelentkezésekhez használt jelszó. Amennyiben a felhasználó nem állít be új jelszót, a rendszer minden belépéskor és oldalfrissítéskor ismételten kérni fogja annak megadását. Minden felhasználóhoz tartozik egy cég, amelybe a rendszer a sikeres bejelentkezés után automatikusan belépteti a felhasználót. Biztonsági okokból a rendszer 15 perc inaktivitás után automatikusan kijelentkezteti a felhasználót, így újra be kell jelentkezni a további használathoz.</w:t>
-      </w:r>
-    </w:p>
-    <w:p>
-      <w:pPr>
-        <w:spacing w:before="240"/>
-      </w:pPr>
-    </w:p>
-    <w:p>
-      <w:pPr>
-        <w:pStyle w:val="Cmsor2"/>
-      </w:pPr>
-      <w:bookmarkStart w:id="19" w:name="_Toc223435597"/>
+      <w:bookmarkStart w:id="19" w:name="_Toc224641906"/>
       <w:r>
         <w:t>Rangrendszer és jogosultságok</w:t>
       </w:r>
@@ -5505,7 +5463,6 @@
         <w:jc w:val="both"/>
       </w:pPr>
       <w:r>
-        <w:lastRenderedPageBreak/>
         <w:t>új cégek hozzáadása és kezelése</w:t>
       </w:r>
     </w:p>
@@ -5520,6 +5477,7 @@
         <w:jc w:val="both"/>
       </w:pPr>
       <w:r>
+        <w:lastRenderedPageBreak/>
         <w:t>felhasználók hozzáadása és törlése (bármelyik cégnél)</w:t>
       </w:r>
     </w:p>
@@ -5898,7 +5856,6 @@
         <w:jc w:val="both"/>
       </w:pPr>
       <w:r>
-        <w:lastRenderedPageBreak/>
         <w:t>saját felhasználó létrehozása kártyaazonosító alapján</w:t>
       </w:r>
     </w:p>
@@ -5913,6 +5870,7 @@
         <w:jc w:val="both"/>
       </w:pPr>
       <w:r>
+        <w:lastRenderedPageBreak/>
         <w:t>parkolás mentése, annak érdekében, hogy a munka után könnyen megtalálja az autóját</w:t>
       </w:r>
     </w:p>
@@ -5920,7 +5878,7 @@
       <w:pPr>
         <w:pStyle w:val="Cmsor2"/>
       </w:pPr>
-      <w:bookmarkStart w:id="20" w:name="_Toc223435598"/>
+      <w:bookmarkStart w:id="20" w:name="_Toc224641907"/>
       <w:r>
         <w:t>Értékelések és visszajelzések a főoldalon</w:t>
       </w:r>
@@ -5946,7 +5904,7 @@
       <w:pPr>
         <w:pStyle w:val="Cmsor2"/>
       </w:pPr>
-      <w:bookmarkStart w:id="21" w:name="_Toc223435599"/>
+      <w:bookmarkStart w:id="21" w:name="_Toc224641908"/>
       <w:r>
         <w:t>A főoldal menüsora</w:t>
       </w:r>
@@ -6034,7 +5992,7 @@
       <w:pPr>
         <w:pStyle w:val="Cmsor2"/>
       </w:pPr>
-      <w:bookmarkStart w:id="22" w:name="_Toc223435600"/>
+      <w:bookmarkStart w:id="22" w:name="_Toc224641909"/>
       <w:r>
         <w:lastRenderedPageBreak/>
         <w:t>Kapcsolat rovat a főoldalon</w:t>
@@ -6058,7 +6016,7 @@
       <w:pPr>
         <w:pStyle w:val="Cmsor2"/>
       </w:pPr>
-      <w:bookmarkStart w:id="23" w:name="_Toc223435601"/>
+      <w:bookmarkStart w:id="23" w:name="_Toc224641910"/>
       <w:r>
         <w:lastRenderedPageBreak/>
         <w:t xml:space="preserve">Az </w:t>
@@ -6421,7 +6379,7 @@
           <w:highlight w:val="darkGreen"/>
         </w:rPr>
       </w:pPr>
-      <w:bookmarkStart w:id="24" w:name="_Toc223435602"/>
+      <w:bookmarkStart w:id="24" w:name="_Toc224641911"/>
       <w:r>
         <w:rPr>
           <w:highlight w:val="darkGreen"/>
@@ -6435,7 +6393,7 @@
       <w:pPr>
         <w:pStyle w:val="Cmsor2"/>
       </w:pPr>
-      <w:bookmarkStart w:id="25" w:name="_Toc223435603"/>
+      <w:bookmarkStart w:id="25" w:name="_Toc224641912"/>
       <w:r>
         <w:t>A vége eredmény véleményezése</w:t>
       </w:r>
@@ -8382,7 +8340,7 @@
 </file>
 
 <file path=customXml/itemProps1.xml><?xml version="1.0" encoding="utf-8"?>
-<ds:datastoreItem xmlns:ds="http://schemas.openxmlformats.org/officeDocument/2006/customXml" ds:itemID="{EC94D5C4-5654-40A6-AFF2-49E4A18D3584}">
+<ds:datastoreItem xmlns:ds="http://schemas.openxmlformats.org/officeDocument/2006/customXml" ds:itemID="{635CBE84-F93B-40BA-B38B-E5B8DE480C26}">
   <ds:schemaRefs>
     <ds:schemaRef ds:uri="http://schemas.openxmlformats.org/officeDocument/2006/bibliography"/>
   </ds:schemaRefs>

--- a/doksik/szakmaivizsga_dokumentacio.docx
+++ b/doksik/szakmaivizsga_dokumentacio.docx
@@ -194,7 +194,7 @@
           <w:r>
             <w:fldChar w:fldCharType="separate"/>
           </w:r>
-          <w:hyperlink w:anchor="_Toc224641888" w:history="1">
+          <w:hyperlink w:anchor="_Toc225253507" w:history="1">
             <w:r>
               <w:rPr>
                 <w:rStyle w:val="Hiperhivatkozs"/>
@@ -222,7 +222,7 @@
                 <w:noProof/>
                 <w:webHidden/>
               </w:rPr>
-              <w:instrText xml:space="preserve"> PAGEREF _Toc224641888 \h </w:instrText>
+              <w:instrText xml:space="preserve"> PAGEREF _Toc225253507 \h </w:instrText>
             </w:r>
             <w:r>
               <w:rPr>
@@ -266,13 +266,13 @@
               <w:lang w:eastAsia="hu-HU"/>
             </w:rPr>
           </w:pPr>
-          <w:hyperlink w:anchor="_Toc224641889" w:history="1">
+          <w:hyperlink w:anchor="_Toc225253508" w:history="1">
             <w:r>
               <w:rPr>
                 <w:rStyle w:val="Hiperhivatkozs"/>
                 <w:noProof/>
               </w:rPr>
-              <w:t>Témaválasztás indoklása</w:t>
+              <w:t>Tesztfelhasználó</w:t>
             </w:r>
             <w:r>
               <w:rPr>
@@ -293,7 +293,7 @@
                 <w:noProof/>
                 <w:webHidden/>
               </w:rPr>
-              <w:instrText xml:space="preserve"> PAGEREF _Toc224641889 \h </w:instrText>
+              <w:instrText xml:space="preserve"> PAGEREF _Toc225253508 \h </w:instrText>
             </w:r>
             <w:r>
               <w:rPr>
@@ -337,12 +337,83 @@
               <w:lang w:eastAsia="hu-HU"/>
             </w:rPr>
           </w:pPr>
-          <w:hyperlink w:anchor="_Toc224641890" w:history="1">
+          <w:hyperlink w:anchor="_Toc225253509" w:history="1">
             <w:r>
               <w:rPr>
                 <w:rStyle w:val="Hiperhivatkozs"/>
                 <w:noProof/>
               </w:rPr>
+              <w:t>Témaválasztás indoklása</w:t>
+            </w:r>
+            <w:r>
+              <w:rPr>
+                <w:noProof/>
+                <w:webHidden/>
+              </w:rPr>
+              <w:tab/>
+            </w:r>
+            <w:r>
+              <w:rPr>
+                <w:noProof/>
+                <w:webHidden/>
+              </w:rPr>
+              <w:fldChar w:fldCharType="begin"/>
+            </w:r>
+            <w:r>
+              <w:rPr>
+                <w:noProof/>
+                <w:webHidden/>
+              </w:rPr>
+              <w:instrText xml:space="preserve"> PAGEREF _Toc225253509 \h </w:instrText>
+            </w:r>
+            <w:r>
+              <w:rPr>
+                <w:noProof/>
+                <w:webHidden/>
+              </w:rPr>
+            </w:r>
+            <w:r>
+              <w:rPr>
+                <w:noProof/>
+                <w:webHidden/>
+              </w:rPr>
+              <w:fldChar w:fldCharType="separate"/>
+            </w:r>
+            <w:r>
+              <w:rPr>
+                <w:noProof/>
+                <w:webHidden/>
+              </w:rPr>
+              <w:t>2</w:t>
+            </w:r>
+            <w:r>
+              <w:rPr>
+                <w:noProof/>
+                <w:webHidden/>
+              </w:rPr>
+              <w:fldChar w:fldCharType="end"/>
+            </w:r>
+          </w:hyperlink>
+        </w:p>
+        <w:p>
+          <w:pPr>
+            <w:pStyle w:val="TJ2"/>
+            <w:tabs>
+              <w:tab w:val="right" w:leader="dot" w:pos="9062"/>
+            </w:tabs>
+            <w:rPr>
+              <w:rFonts w:eastAsiaTheme="minorEastAsia"/>
+              <w:noProof/>
+              <w:sz w:val="22"/>
+              <w:lang w:eastAsia="hu-HU"/>
+            </w:rPr>
+          </w:pPr>
+          <w:hyperlink w:anchor="_Toc225253510" w:history="1">
+            <w:r>
+              <w:rPr>
+                <w:rStyle w:val="Hiperhivatkozs"/>
+                <w:noProof/>
+              </w:rPr>
               <w:t>Célkitűzés</w:t>
             </w:r>
             <w:r>
@@ -364,7 +435,7 @@
                 <w:noProof/>
                 <w:webHidden/>
               </w:rPr>
-              <w:instrText xml:space="preserve"> PAGEREF _Toc224641890 \h </w:instrText>
+              <w:instrText xml:space="preserve"> PAGEREF _Toc225253510 \h </w:instrText>
             </w:r>
             <w:r>
               <w:rPr>
@@ -408,7 +479,7 @@
               <w:lang w:eastAsia="hu-HU"/>
             </w:rPr>
           </w:pPr>
-          <w:hyperlink w:anchor="_Toc224641891" w:history="1">
+          <w:hyperlink w:anchor="_Toc225253511" w:history="1">
             <w:r>
               <w:rPr>
                 <w:rStyle w:val="Hiperhivatkozs"/>
@@ -436,7 +507,7 @@
                 <w:noProof/>
                 <w:webHidden/>
               </w:rPr>
-              <w:instrText xml:space="preserve"> PAGEREF _Toc224641891 \h </w:instrText>
+              <w:instrText xml:space="preserve"> PAGEREF _Toc225253511 \h </w:instrText>
             </w:r>
             <w:r>
               <w:rPr>
@@ -456,7 +527,7 @@
                 <w:noProof/>
                 <w:webHidden/>
               </w:rPr>
-              <w:t>4</w:t>
+              <w:t>5</w:t>
             </w:r>
             <w:r>
               <w:rPr>
@@ -480,7 +551,7 @@
               <w:lang w:eastAsia="hu-HU"/>
             </w:rPr>
           </w:pPr>
-          <w:hyperlink w:anchor="_Toc224641892" w:history="1">
+          <w:hyperlink w:anchor="_Toc225253512" w:history="1">
             <w:r>
               <w:rPr>
                 <w:rStyle w:val="Hiperhivatkozs"/>
@@ -507,7 +578,7 @@
                 <w:noProof/>
                 <w:webHidden/>
               </w:rPr>
-              <w:instrText xml:space="preserve"> PAGEREF _Toc224641892 \h </w:instrText>
+              <w:instrText xml:space="preserve"> PAGEREF _Toc225253512 \h </w:instrText>
             </w:r>
             <w:r>
               <w:rPr>
@@ -527,7 +598,7 @@
                 <w:noProof/>
                 <w:webHidden/>
               </w:rPr>
-              <w:t>4</w:t>
+              <w:t>5</w:t>
             </w:r>
             <w:r>
               <w:rPr>
@@ -551,7 +622,7 @@
               <w:lang w:eastAsia="hu-HU"/>
             </w:rPr>
           </w:pPr>
-          <w:hyperlink w:anchor="_Toc224641893" w:history="1">
+          <w:hyperlink w:anchor="_Toc225253513" w:history="1">
             <w:r>
               <w:rPr>
                 <w:rStyle w:val="Hiperhivatkozs"/>
@@ -578,7 +649,7 @@
                 <w:noProof/>
                 <w:webHidden/>
               </w:rPr>
-              <w:instrText xml:space="preserve"> PAGEREF _Toc224641893 \h </w:instrText>
+              <w:instrText xml:space="preserve"> PAGEREF _Toc225253513 \h </w:instrText>
             </w:r>
             <w:r>
               <w:rPr>
@@ -598,7 +669,7 @@
                 <w:noProof/>
                 <w:webHidden/>
               </w:rPr>
-              <w:t>4</w:t>
+              <w:t>5</w:t>
             </w:r>
             <w:r>
               <w:rPr>
@@ -622,7 +693,7 @@
               <w:lang w:eastAsia="hu-HU"/>
             </w:rPr>
           </w:pPr>
-          <w:hyperlink w:anchor="_Toc224641894" w:history="1">
+          <w:hyperlink w:anchor="_Toc225253514" w:history="1">
             <w:r>
               <w:rPr>
                 <w:rStyle w:val="Hiperhivatkozs"/>
@@ -649,7 +720,7 @@
                 <w:noProof/>
                 <w:webHidden/>
               </w:rPr>
-              <w:instrText xml:space="preserve"> PAGEREF _Toc224641894 \h </w:instrText>
+              <w:instrText xml:space="preserve"> PAGEREF _Toc225253514 \h </w:instrText>
             </w:r>
             <w:r>
               <w:rPr>
@@ -669,7 +740,7 @@
                 <w:noProof/>
                 <w:webHidden/>
               </w:rPr>
-              <w:t>5</w:t>
+              <w:t>6</w:t>
             </w:r>
             <w:r>
               <w:rPr>
@@ -693,7 +764,7 @@
               <w:lang w:eastAsia="hu-HU"/>
             </w:rPr>
           </w:pPr>
-          <w:hyperlink w:anchor="_Toc224641895" w:history="1">
+          <w:hyperlink w:anchor="_Toc225253515" w:history="1">
             <w:r>
               <w:rPr>
                 <w:rStyle w:val="Hiperhivatkozs"/>
@@ -720,7 +791,7 @@
                 <w:noProof/>
                 <w:webHidden/>
               </w:rPr>
-              <w:instrText xml:space="preserve"> PAGEREF _Toc224641895 \h </w:instrText>
+              <w:instrText xml:space="preserve"> PAGEREF _Toc225253515 \h </w:instrText>
             </w:r>
             <w:r>
               <w:rPr>
@@ -740,7 +811,7 @@
                 <w:noProof/>
                 <w:webHidden/>
               </w:rPr>
-              <w:t>6</w:t>
+              <w:t>7</w:t>
             </w:r>
             <w:r>
               <w:rPr>
@@ -764,7 +835,7 @@
               <w:lang w:eastAsia="hu-HU"/>
             </w:rPr>
           </w:pPr>
-          <w:hyperlink w:anchor="_Toc224641896" w:history="1">
+          <w:hyperlink w:anchor="_Toc225253516" w:history="1">
             <w:r>
               <w:rPr>
                 <w:rStyle w:val="Hiperhivatkozs"/>
@@ -791,7 +862,7 @@
                 <w:noProof/>
                 <w:webHidden/>
               </w:rPr>
-              <w:instrText xml:space="preserve"> PAGEREF _Toc224641896 \h </w:instrText>
+              <w:instrText xml:space="preserve"> PAGEREF _Toc225253516 \h </w:instrText>
             </w:r>
             <w:r>
               <w:rPr>
@@ -811,7 +882,7 @@
                 <w:noProof/>
                 <w:webHidden/>
               </w:rPr>
-              <w:t>8</w:t>
+              <w:t>9</w:t>
             </w:r>
             <w:r>
               <w:rPr>
@@ -835,7 +906,7 @@
               <w:lang w:eastAsia="hu-HU"/>
             </w:rPr>
           </w:pPr>
-          <w:hyperlink w:anchor="_Toc224641897" w:history="1">
+          <w:hyperlink w:anchor="_Toc225253517" w:history="1">
             <w:r>
               <w:rPr>
                 <w:rStyle w:val="Hiperhivatkozs"/>
@@ -862,7 +933,7 @@
                 <w:noProof/>
                 <w:webHidden/>
               </w:rPr>
-              <w:instrText xml:space="preserve"> PAGEREF _Toc224641897 \h </w:instrText>
+              <w:instrText xml:space="preserve"> PAGEREF _Toc225253517 \h </w:instrText>
             </w:r>
             <w:r>
               <w:rPr>
@@ -882,7 +953,7 @@
                 <w:noProof/>
                 <w:webHidden/>
               </w:rPr>
-              <w:t>10</w:t>
+              <w:t>11</w:t>
             </w:r>
             <w:r>
               <w:rPr>
@@ -906,7 +977,7 @@
               <w:lang w:eastAsia="hu-HU"/>
             </w:rPr>
           </w:pPr>
-          <w:hyperlink w:anchor="_Toc224641898" w:history="1">
+          <w:hyperlink w:anchor="_Toc225253518" w:history="1">
             <w:r>
               <w:rPr>
                 <w:rStyle w:val="Hiperhivatkozs"/>
@@ -933,7 +1004,7 @@
                 <w:noProof/>
                 <w:webHidden/>
               </w:rPr>
-              <w:instrText xml:space="preserve"> PAGEREF _Toc224641898 \h </w:instrText>
+              <w:instrText xml:space="preserve"> PAGEREF _Toc225253518 \h </w:instrText>
             </w:r>
             <w:r>
               <w:rPr>
@@ -953,7 +1024,7 @@
                 <w:noProof/>
                 <w:webHidden/>
               </w:rPr>
-              <w:t>12</w:t>
+              <w:t>13</w:t>
             </w:r>
             <w:r>
               <w:rPr>
@@ -977,7 +1048,7 @@
               <w:lang w:eastAsia="hu-HU"/>
             </w:rPr>
           </w:pPr>
-          <w:hyperlink w:anchor="_Toc224641899" w:history="1">
+          <w:hyperlink w:anchor="_Toc225253519" w:history="1">
             <w:r>
               <w:rPr>
                 <w:rStyle w:val="Hiperhivatkozs"/>
@@ -1004,7 +1075,7 @@
                 <w:noProof/>
                 <w:webHidden/>
               </w:rPr>
-              <w:instrText xml:space="preserve"> PAGEREF _Toc224641899 \h </w:instrText>
+              <w:instrText xml:space="preserve"> PAGEREF _Toc225253519 \h </w:instrText>
             </w:r>
             <w:r>
               <w:rPr>
@@ -1024,7 +1095,7 @@
                 <w:noProof/>
                 <w:webHidden/>
               </w:rPr>
-              <w:t>13</w:t>
+              <w:t>14</w:t>
             </w:r>
             <w:r>
               <w:rPr>
@@ -1048,7 +1119,7 @@
               <w:lang w:eastAsia="hu-HU"/>
             </w:rPr>
           </w:pPr>
-          <w:hyperlink w:anchor="_Toc224641900" w:history="1">
+          <w:hyperlink w:anchor="_Toc225253520" w:history="1">
             <w:r>
               <w:rPr>
                 <w:rStyle w:val="Hiperhivatkozs"/>
@@ -1075,7 +1146,7 @@
                 <w:noProof/>
                 <w:webHidden/>
               </w:rPr>
-              <w:instrText xml:space="preserve"> PAGEREF _Toc224641900 \h </w:instrText>
+              <w:instrText xml:space="preserve"> PAGEREF _Toc225253520 \h </w:instrText>
             </w:r>
             <w:r>
               <w:rPr>
@@ -1095,7 +1166,7 @@
                 <w:noProof/>
                 <w:webHidden/>
               </w:rPr>
-              <w:t>14</w:t>
+              <w:t>15</w:t>
             </w:r>
             <w:r>
               <w:rPr>
@@ -1119,7 +1190,7 @@
               <w:lang w:eastAsia="hu-HU"/>
             </w:rPr>
           </w:pPr>
-          <w:hyperlink w:anchor="_Toc224641901" w:history="1">
+          <w:hyperlink w:anchor="_Toc225253521" w:history="1">
             <w:r>
               <w:rPr>
                 <w:rStyle w:val="Hiperhivatkozs"/>
@@ -1146,7 +1217,7 @@
                 <w:noProof/>
                 <w:webHidden/>
               </w:rPr>
-              <w:instrText xml:space="preserve"> PAGEREF _Toc224641901 \h </w:instrText>
+              <w:instrText xml:space="preserve"> PAGEREF _Toc225253521 \h </w:instrText>
             </w:r>
             <w:r>
               <w:rPr>
@@ -1166,7 +1237,7 @@
                 <w:noProof/>
                 <w:webHidden/>
               </w:rPr>
-              <w:t>15</w:t>
+              <w:t>16</w:t>
             </w:r>
             <w:r>
               <w:rPr>
@@ -1190,7 +1261,7 @@
               <w:lang w:eastAsia="hu-HU"/>
             </w:rPr>
           </w:pPr>
-          <w:hyperlink w:anchor="_Toc224641902" w:history="1">
+          <w:hyperlink w:anchor="_Toc225253522" w:history="1">
             <w:r>
               <w:rPr>
                 <w:rStyle w:val="Hiperhivatkozs"/>
@@ -1217,7 +1288,7 @@
                 <w:noProof/>
                 <w:webHidden/>
               </w:rPr>
-              <w:instrText xml:space="preserve"> PAGEREF _Toc224641902 \h </w:instrText>
+              <w:instrText xml:space="preserve"> PAGEREF _Toc225253522 \h </w:instrText>
             </w:r>
             <w:r>
               <w:rPr>
@@ -1237,7 +1308,7 @@
                 <w:noProof/>
                 <w:webHidden/>
               </w:rPr>
-              <w:t>16</w:t>
+              <w:t>17</w:t>
             </w:r>
             <w:r>
               <w:rPr>
@@ -1261,7 +1332,7 @@
               <w:lang w:eastAsia="hu-HU"/>
             </w:rPr>
           </w:pPr>
-          <w:hyperlink w:anchor="_Toc224641903" w:history="1">
+          <w:hyperlink w:anchor="_Toc225253523" w:history="1">
             <w:r>
               <w:rPr>
                 <w:rStyle w:val="Hiperhivatkozs"/>
@@ -1288,7 +1359,7 @@
                 <w:noProof/>
                 <w:webHidden/>
               </w:rPr>
-              <w:instrText xml:space="preserve"> PAGEREF _Toc224641903 \h </w:instrText>
+              <w:instrText xml:space="preserve"> PAGEREF _Toc225253523 \h </w:instrText>
             </w:r>
             <w:r>
               <w:rPr>
@@ -1308,7 +1379,220 @@
                 <w:noProof/>
                 <w:webHidden/>
               </w:rPr>
-              <w:t>19</w:t>
+              <w:t>20</w:t>
+            </w:r>
+            <w:r>
+              <w:rPr>
+                <w:noProof/>
+                <w:webHidden/>
+              </w:rPr>
+              <w:fldChar w:fldCharType="end"/>
+            </w:r>
+          </w:hyperlink>
+        </w:p>
+        <w:p>
+          <w:pPr>
+            <w:pStyle w:val="TJ3"/>
+            <w:tabs>
+              <w:tab w:val="right" w:leader="dot" w:pos="9062"/>
+            </w:tabs>
+            <w:rPr>
+              <w:rFonts w:eastAsiaTheme="minorEastAsia"/>
+              <w:noProof/>
+              <w:sz w:val="22"/>
+              <w:lang w:eastAsia="hu-HU"/>
+            </w:rPr>
+          </w:pPr>
+          <w:hyperlink w:anchor="_Toc225253524" w:history="1">
+            <w:r>
+              <w:rPr>
+                <w:rStyle w:val="Hiperhivatkozs"/>
+                <w:noProof/>
+              </w:rPr>
+              <w:t>E-mail küldés az adminnak</w:t>
+            </w:r>
+            <w:r>
+              <w:rPr>
+                <w:noProof/>
+                <w:webHidden/>
+              </w:rPr>
+              <w:tab/>
+            </w:r>
+            <w:r>
+              <w:rPr>
+                <w:noProof/>
+                <w:webHidden/>
+              </w:rPr>
+              <w:fldChar w:fldCharType="begin"/>
+            </w:r>
+            <w:r>
+              <w:rPr>
+                <w:noProof/>
+                <w:webHidden/>
+              </w:rPr>
+              <w:instrText xml:space="preserve"> PAGEREF _Toc225253524 \h </w:instrText>
+            </w:r>
+            <w:r>
+              <w:rPr>
+                <w:noProof/>
+                <w:webHidden/>
+              </w:rPr>
+            </w:r>
+            <w:r>
+              <w:rPr>
+                <w:noProof/>
+                <w:webHidden/>
+              </w:rPr>
+              <w:fldChar w:fldCharType="separate"/>
+            </w:r>
+            <w:r>
+              <w:rPr>
+                <w:noProof/>
+                <w:webHidden/>
+              </w:rPr>
+              <w:t>20</w:t>
+            </w:r>
+            <w:r>
+              <w:rPr>
+                <w:noProof/>
+                <w:webHidden/>
+              </w:rPr>
+              <w:fldChar w:fldCharType="end"/>
+            </w:r>
+          </w:hyperlink>
+        </w:p>
+        <w:p>
+          <w:pPr>
+            <w:pStyle w:val="TJ3"/>
+            <w:tabs>
+              <w:tab w:val="right" w:leader="dot" w:pos="9062"/>
+            </w:tabs>
+            <w:rPr>
+              <w:rFonts w:eastAsiaTheme="minorEastAsia"/>
+              <w:noProof/>
+              <w:sz w:val="22"/>
+              <w:lang w:eastAsia="hu-HU"/>
+            </w:rPr>
+          </w:pPr>
+          <w:hyperlink w:anchor="_Toc225253525" w:history="1">
+            <w:r>
+              <w:rPr>
+                <w:rStyle w:val="Hiperhivatkozs"/>
+                <w:noProof/>
+              </w:rPr>
+              <w:t>E-mail küldés a felhasználónak</w:t>
+            </w:r>
+            <w:r>
+              <w:rPr>
+                <w:noProof/>
+                <w:webHidden/>
+              </w:rPr>
+              <w:tab/>
+            </w:r>
+            <w:r>
+              <w:rPr>
+                <w:noProof/>
+                <w:webHidden/>
+              </w:rPr>
+              <w:fldChar w:fldCharType="begin"/>
+            </w:r>
+            <w:r>
+              <w:rPr>
+                <w:noProof/>
+                <w:webHidden/>
+              </w:rPr>
+              <w:instrText xml:space="preserve"> PAGEREF _Toc225253525 \h </w:instrText>
+            </w:r>
+            <w:r>
+              <w:rPr>
+                <w:noProof/>
+                <w:webHidden/>
+              </w:rPr>
+            </w:r>
+            <w:r>
+              <w:rPr>
+                <w:noProof/>
+                <w:webHidden/>
+              </w:rPr>
+              <w:fldChar w:fldCharType="separate"/>
+            </w:r>
+            <w:r>
+              <w:rPr>
+                <w:noProof/>
+                <w:webHidden/>
+              </w:rPr>
+              <w:t>21</w:t>
+            </w:r>
+            <w:r>
+              <w:rPr>
+                <w:noProof/>
+                <w:webHidden/>
+              </w:rPr>
+              <w:fldChar w:fldCharType="end"/>
+            </w:r>
+          </w:hyperlink>
+        </w:p>
+        <w:p>
+          <w:pPr>
+            <w:pStyle w:val="TJ2"/>
+            <w:tabs>
+              <w:tab w:val="right" w:leader="dot" w:pos="9062"/>
+            </w:tabs>
+            <w:rPr>
+              <w:rFonts w:eastAsiaTheme="minorEastAsia"/>
+              <w:noProof/>
+              <w:sz w:val="22"/>
+              <w:lang w:eastAsia="hu-HU"/>
+            </w:rPr>
+          </w:pPr>
+          <w:hyperlink w:anchor="_Toc225253526" w:history="1">
+            <w:r>
+              <w:rPr>
+                <w:rStyle w:val="Hiperhivatkozs"/>
+                <w:noProof/>
+              </w:rPr>
+              <w:t>E-mail küldés előkészítése</w:t>
+            </w:r>
+            <w:r>
+              <w:rPr>
+                <w:noProof/>
+                <w:webHidden/>
+              </w:rPr>
+              <w:tab/>
+            </w:r>
+            <w:r>
+              <w:rPr>
+                <w:noProof/>
+                <w:webHidden/>
+              </w:rPr>
+              <w:fldChar w:fldCharType="begin"/>
+            </w:r>
+            <w:r>
+              <w:rPr>
+                <w:noProof/>
+                <w:webHidden/>
+              </w:rPr>
+              <w:instrText xml:space="preserve"> PAGEREF _Toc225253526 \h </w:instrText>
+            </w:r>
+            <w:r>
+              <w:rPr>
+                <w:noProof/>
+                <w:webHidden/>
+              </w:rPr>
+            </w:r>
+            <w:r>
+              <w:rPr>
+                <w:noProof/>
+                <w:webHidden/>
+              </w:rPr>
+              <w:fldChar w:fldCharType="separate"/>
+            </w:r>
+            <w:r>
+              <w:rPr>
+                <w:noProof/>
+                <w:webHidden/>
+              </w:rPr>
+              <w:t>22</w:t>
             </w:r>
             <w:r>
               <w:rPr>
@@ -1332,7 +1616,7 @@
               <w:lang w:eastAsia="hu-HU"/>
             </w:rPr>
           </w:pPr>
-          <w:hyperlink w:anchor="_Toc224641904" w:history="1">
+          <w:hyperlink w:anchor="_Toc225253527" w:history="1">
             <w:r>
               <w:rPr>
                 <w:rStyle w:val="Hiperhivatkozs"/>
@@ -1360,7 +1644,7 @@
                 <w:noProof/>
                 <w:webHidden/>
               </w:rPr>
-              <w:instrText xml:space="preserve"> PAGEREF _Toc224641904 \h </w:instrText>
+              <w:instrText xml:space="preserve"> PAGEREF _Toc225253527 \h </w:instrText>
             </w:r>
             <w:r>
               <w:rPr>
@@ -1380,7 +1664,7 @@
                 <w:noProof/>
                 <w:webHidden/>
               </w:rPr>
-              <w:t>20</w:t>
+              <w:t>25</w:t>
             </w:r>
             <w:r>
               <w:rPr>
@@ -1404,7 +1688,7 @@
               <w:lang w:eastAsia="hu-HU"/>
             </w:rPr>
           </w:pPr>
-          <w:hyperlink w:anchor="_Toc224641905" w:history="1">
+          <w:hyperlink w:anchor="_Toc225253528" w:history="1">
             <w:r>
               <w:rPr>
                 <w:rStyle w:val="Hiperhivatkozs"/>
@@ -1431,7 +1715,7 @@
                 <w:noProof/>
                 <w:webHidden/>
               </w:rPr>
-              <w:instrText xml:space="preserve"> PAGEREF _Toc224641905 \h </w:instrText>
+              <w:instrText xml:space="preserve"> PAGEREF _Toc225253528 \h </w:instrText>
             </w:r>
             <w:r>
               <w:rPr>
@@ -1451,7 +1735,7 @@
                 <w:noProof/>
                 <w:webHidden/>
               </w:rPr>
-              <w:t>20</w:t>
+              <w:t>25</w:t>
             </w:r>
             <w:r>
               <w:rPr>
@@ -1475,7 +1759,7 @@
               <w:lang w:eastAsia="hu-HU"/>
             </w:rPr>
           </w:pPr>
-          <w:hyperlink w:anchor="_Toc224641906" w:history="1">
+          <w:hyperlink w:anchor="_Toc225253529" w:history="1">
             <w:r>
               <w:rPr>
                 <w:rStyle w:val="Hiperhivatkozs"/>
@@ -1502,7 +1786,7 @@
                 <w:noProof/>
                 <w:webHidden/>
               </w:rPr>
-              <w:instrText xml:space="preserve"> PAGEREF _Toc224641906 \h </w:instrText>
+              <w:instrText xml:space="preserve"> PAGEREF _Toc225253529 \h </w:instrText>
             </w:r>
             <w:r>
               <w:rPr>
@@ -1522,7 +1806,7 @@
                 <w:noProof/>
                 <w:webHidden/>
               </w:rPr>
-              <w:t>20</w:t>
+              <w:t>25</w:t>
             </w:r>
             <w:r>
               <w:rPr>
@@ -1546,7 +1830,7 @@
               <w:lang w:eastAsia="hu-HU"/>
             </w:rPr>
           </w:pPr>
-          <w:hyperlink w:anchor="_Toc224641907" w:history="1">
+          <w:hyperlink w:anchor="_Toc225253530" w:history="1">
             <w:r>
               <w:rPr>
                 <w:rStyle w:val="Hiperhivatkozs"/>
@@ -1573,7 +1857,7 @@
                 <w:noProof/>
                 <w:webHidden/>
               </w:rPr>
-              <w:instrText xml:space="preserve"> PAGEREF _Toc224641907 \h </w:instrText>
+              <w:instrText xml:space="preserve"> PAGEREF _Toc225253530 \h </w:instrText>
             </w:r>
             <w:r>
               <w:rPr>
@@ -1593,7 +1877,7 @@
                 <w:noProof/>
                 <w:webHidden/>
               </w:rPr>
-              <w:t>22</w:t>
+              <w:t>27</w:t>
             </w:r>
             <w:r>
               <w:rPr>
@@ -1617,7 +1901,7 @@
               <w:lang w:eastAsia="hu-HU"/>
             </w:rPr>
           </w:pPr>
-          <w:hyperlink w:anchor="_Toc224641908" w:history="1">
+          <w:hyperlink w:anchor="_Toc225253531" w:history="1">
             <w:r>
               <w:rPr>
                 <w:rStyle w:val="Hiperhivatkozs"/>
@@ -1644,7 +1928,7 @@
                 <w:noProof/>
                 <w:webHidden/>
               </w:rPr>
-              <w:instrText xml:space="preserve"> PAGEREF _Toc224641908 \h </w:instrText>
+              <w:instrText xml:space="preserve"> PAGEREF _Toc225253531 \h </w:instrText>
             </w:r>
             <w:r>
               <w:rPr>
@@ -1664,7 +1948,7 @@
                 <w:noProof/>
                 <w:webHidden/>
               </w:rPr>
-              <w:t>22</w:t>
+              <w:t>27</w:t>
             </w:r>
             <w:r>
               <w:rPr>
@@ -1688,7 +1972,7 @@
               <w:lang w:eastAsia="hu-HU"/>
             </w:rPr>
           </w:pPr>
-          <w:hyperlink w:anchor="_Toc224641909" w:history="1">
+          <w:hyperlink w:anchor="_Toc225253532" w:history="1">
             <w:r>
               <w:rPr>
                 <w:rStyle w:val="Hiperhivatkozs"/>
@@ -1715,7 +1999,7 @@
                 <w:noProof/>
                 <w:webHidden/>
               </w:rPr>
-              <w:instrText xml:space="preserve"> PAGEREF _Toc224641909 \h </w:instrText>
+              <w:instrText xml:space="preserve"> PAGEREF _Toc225253532 \h </w:instrText>
             </w:r>
             <w:r>
               <w:rPr>
@@ -1735,7 +2019,7 @@
                 <w:noProof/>
                 <w:webHidden/>
               </w:rPr>
-              <w:t>23</w:t>
+              <w:t>28</w:t>
             </w:r>
             <w:r>
               <w:rPr>
@@ -1759,7 +2043,7 @@
               <w:lang w:eastAsia="hu-HU"/>
             </w:rPr>
           </w:pPr>
-          <w:hyperlink w:anchor="_Toc224641910" w:history="1">
+          <w:hyperlink w:anchor="_Toc225253533" w:history="1">
             <w:r>
               <w:rPr>
                 <w:rStyle w:val="Hiperhivatkozs"/>
@@ -1786,7 +2070,7 @@
                 <w:noProof/>
                 <w:webHidden/>
               </w:rPr>
-              <w:instrText xml:space="preserve"> PAGEREF _Toc224641910 \h </w:instrText>
+              <w:instrText xml:space="preserve"> PAGEREF _Toc225253533 \h </w:instrText>
             </w:r>
             <w:r>
               <w:rPr>
@@ -1806,7 +2090,7 @@
                 <w:noProof/>
                 <w:webHidden/>
               </w:rPr>
-              <w:t>24</w:t>
+              <w:t>29</w:t>
             </w:r>
             <w:r>
               <w:rPr>
@@ -1830,7 +2114,7 @@
               <w:lang w:eastAsia="hu-HU"/>
             </w:rPr>
           </w:pPr>
-          <w:hyperlink w:anchor="_Toc224641911" w:history="1">
+          <w:hyperlink w:anchor="_Toc225253534" w:history="1">
             <w:r>
               <w:rPr>
                 <w:rStyle w:val="Hiperhivatkozs"/>
@@ -1858,7 +2142,7 @@
                 <w:noProof/>
                 <w:webHidden/>
               </w:rPr>
-              <w:instrText xml:space="preserve"> PAGEREF _Toc224641911 \h </w:instrText>
+              <w:instrText xml:space="preserve"> PAGEREF _Toc225253534 \h </w:instrText>
             </w:r>
             <w:r>
               <w:rPr>
@@ -1878,7 +2162,7 @@
                 <w:noProof/>
                 <w:webHidden/>
               </w:rPr>
-              <w:t>26</w:t>
+              <w:t>31</w:t>
             </w:r>
             <w:r>
               <w:rPr>
@@ -1902,7 +2186,7 @@
               <w:lang w:eastAsia="hu-HU"/>
             </w:rPr>
           </w:pPr>
-          <w:hyperlink w:anchor="_Toc224641912" w:history="1">
+          <w:hyperlink w:anchor="_Toc225253535" w:history="1">
             <w:r>
               <w:rPr>
                 <w:rStyle w:val="Hiperhivatkozs"/>
@@ -1929,7 +2213,7 @@
                 <w:noProof/>
                 <w:webHidden/>
               </w:rPr>
-              <w:instrText xml:space="preserve"> PAGEREF _Toc224641912 \h </w:instrText>
+              <w:instrText xml:space="preserve"> PAGEREF _Toc225253535 \h </w:instrText>
             </w:r>
             <w:r>
               <w:rPr>
@@ -1949,7 +2233,7 @@
                 <w:noProof/>
                 <w:webHidden/>
               </w:rPr>
-              <w:t>26</w:t>
+              <w:t>31</w:t>
             </w:r>
             <w:r>
               <w:rPr>
@@ -1973,29 +2257,12 @@
     </w:sdt>
     <w:p>
       <w:pPr>
-        <w:rPr>
-          <w:rFonts w:ascii="Times New Roman" w:eastAsiaTheme="majorEastAsia" w:hAnsi="Times New Roman" w:cs="Times New Roman"/>
-          <w:color w:val="FFFFFF" w:themeColor="background1"/>
-          <w:sz w:val="80"/>
-          <w:szCs w:val="80"/>
+        <w:pStyle w:val="Cmsor1"/>
+        <w:rPr>
           <w:highlight w:val="darkGreen"/>
         </w:rPr>
       </w:pPr>
-      <w:r>
-        <w:rPr>
-          <w:highlight w:val="darkGreen"/>
-        </w:rPr>
-        <w:br w:type="page"/>
-      </w:r>
-    </w:p>
-    <w:p>
-      <w:pPr>
-        <w:pStyle w:val="Cmsor1"/>
-        <w:rPr>
-          <w:highlight w:val="darkGreen"/>
-        </w:rPr>
-      </w:pPr>
-      <w:bookmarkStart w:id="0" w:name="_Toc224641888"/>
+      <w:bookmarkStart w:id="0" w:name="_Toc225253507"/>
       <w:r>
         <w:rPr>
           <w:highlight w:val="darkGreen"/>
@@ -2009,14 +2276,52 @@
       <w:pPr>
         <w:pStyle w:val="Cmsor2"/>
       </w:pPr>
-      <w:bookmarkStart w:id="1" w:name="_Toc224641889"/>
+      <w:bookmarkStart w:id="1" w:name="_Toc225253508"/>
+      <w:r>
+        <w:t>Tesztfelhasználó</w:t>
+      </w:r>
+      <w:bookmarkEnd w:id="1"/>
+    </w:p>
+    <w:p>
+      <w:r>
+        <w:t xml:space="preserve">Email cím: </w:t>
+      </w:r>
+      <w:hyperlink r:id="rId10" w:history="1">
+        <w:r>
+          <w:rPr>
+            <w:rStyle w:val="Hiperhivatkozs"/>
+          </w:rPr>
+          <w:t>admin@proparking.hu</w:t>
+        </w:r>
+      </w:hyperlink>
+    </w:p>
+    <w:p>
+      <w:r>
+        <w:t>Jelszó: admin123</w:t>
+      </w:r>
+    </w:p>
+    <w:p>
+      <w:r>
+        <w:t xml:space="preserve">Jogosultság: </w:t>
+      </w:r>
+      <w:proofErr w:type="spellStart"/>
+      <w:r>
+        <w:t>Superadmin</w:t>
+      </w:r>
+      <w:proofErr w:type="spellEnd"/>
+    </w:p>
+    <w:p>
+      <w:pPr>
+        <w:pStyle w:val="Cmsor2"/>
+      </w:pPr>
+      <w:bookmarkStart w:id="2" w:name="_Toc225253509"/>
       <w:r>
         <w:t>Témaválasztás</w:t>
       </w:r>
       <w:r>
         <w:t xml:space="preserve"> indoklása</w:t>
       </w:r>
-      <w:bookmarkEnd w:id="1"/>
+      <w:bookmarkEnd w:id="2"/>
     </w:p>
     <w:p>
       <w:pPr>
@@ -2031,11 +2336,11 @@
       <w:pPr>
         <w:pStyle w:val="Cmsor2"/>
       </w:pPr>
-      <w:bookmarkStart w:id="2" w:name="_Toc224641890"/>
+      <w:bookmarkStart w:id="3" w:name="_Toc225253510"/>
       <w:r>
         <w:t>Célkitűzés</w:t>
       </w:r>
-      <w:bookmarkEnd w:id="2"/>
+      <w:bookmarkEnd w:id="3"/>
     </w:p>
     <w:p>
       <w:pPr>
@@ -2086,6 +2391,7 @@
         <w:spacing w:before="240" w:line="360" w:lineRule="auto"/>
       </w:pPr>
       <w:r>
+        <w:lastRenderedPageBreak/>
         <w:t xml:space="preserve">Egy </w:t>
       </w:r>
       <w:proofErr w:type="spellStart"/>
@@ -2143,7 +2449,7 @@
           <w:highlight w:val="darkGreen"/>
         </w:rPr>
       </w:pPr>
-      <w:bookmarkStart w:id="3" w:name="_Toc224641891"/>
+      <w:bookmarkStart w:id="4" w:name="_Toc225253511"/>
       <w:r>
         <w:rPr>
           <w:highlight w:val="darkGreen"/>
@@ -2151,17 +2457,17 @@
         <w:lastRenderedPageBreak/>
         <w:t>Fejlesztői dokumentáció</w:t>
       </w:r>
-      <w:bookmarkEnd w:id="3"/>
+      <w:bookmarkEnd w:id="4"/>
     </w:p>
     <w:p>
       <w:pPr>
         <w:pStyle w:val="Cmsor2"/>
       </w:pPr>
-      <w:bookmarkStart w:id="4" w:name="_Toc224641892"/>
+      <w:bookmarkStart w:id="5" w:name="_Toc225253512"/>
       <w:r>
         <w:t>Fejlesztői környezet</w:t>
       </w:r>
-      <w:bookmarkEnd w:id="4"/>
+      <w:bookmarkEnd w:id="5"/>
     </w:p>
     <w:p>
       <w:pPr>
@@ -2256,7 +2562,7 @@
                     </pic:cNvPicPr>
                   </pic:nvPicPr>
                   <pic:blipFill>
-                    <a:blip r:embed="rId10">
+                    <a:blip r:embed="rId11">
                       <a:extLst>
                         <a:ext uri="{28A0092B-C50C-407E-A947-70E740481C1C}">
                           <a14:useLocalDpi xmlns:a14="http://schemas.microsoft.com/office/drawing/2010/main" val="0"/>
@@ -2323,7 +2629,7 @@
                     </pic:cNvPicPr>
                   </pic:nvPicPr>
                   <pic:blipFill>
-                    <a:blip r:embed="rId11">
+                    <a:blip r:embed="rId12">
                       <a:extLst>
                         <a:ext uri="{28A0092B-C50C-407E-A947-70E740481C1C}">
                           <a14:useLocalDpi xmlns:a14="http://schemas.microsoft.com/office/drawing/2010/main" val="0"/>
@@ -2390,7 +2696,7 @@
                     </pic:cNvPicPr>
                   </pic:nvPicPr>
                   <pic:blipFill>
-                    <a:blip r:embed="rId12" cstate="print">
+                    <a:blip r:embed="rId13" cstate="print">
                       <a:extLst>
                         <a:ext uri="{28A0092B-C50C-407E-A947-70E740481C1C}">
                           <a14:useLocalDpi xmlns:a14="http://schemas.microsoft.com/office/drawing/2010/main" val="0"/>
@@ -2443,7 +2749,7 @@
       <w:pPr>
         <w:pStyle w:val="Cmsor2"/>
       </w:pPr>
-      <w:bookmarkStart w:id="5" w:name="_Toc224641893"/>
+      <w:bookmarkStart w:id="6" w:name="_Toc225253513"/>
       <w:proofErr w:type="spellStart"/>
       <w:r>
         <w:t>Domain</w:t>
@@ -2452,7 +2758,7 @@
       <w:r>
         <w:t xml:space="preserve"> és webtárhely</w:t>
       </w:r>
-      <w:bookmarkEnd w:id="5"/>
+      <w:bookmarkEnd w:id="6"/>
     </w:p>
     <w:p>
       <w:pPr>
@@ -2506,7 +2812,7 @@
           <w:noProof/>
         </w:rPr>
       </w:pPr>
-      <w:bookmarkStart w:id="6" w:name="_Toc224641894"/>
+      <w:bookmarkStart w:id="7" w:name="_Toc225253514"/>
       <w:r>
         <w:rPr>
           <w:noProof/>
@@ -2538,7 +2844,7 @@
                     </pic:cNvPicPr>
                   </pic:nvPicPr>
                   <pic:blipFill>
-                    <a:blip r:embed="rId13">
+                    <a:blip r:embed="rId14">
                       <a:extLst>
                         <a:ext uri="{28A0092B-C50C-407E-A947-70E740481C1C}">
                           <a14:useLocalDpi xmlns:a14="http://schemas.microsoft.com/office/drawing/2010/main" val="0"/>
@@ -2603,7 +2909,7 @@
                     <pic:cNvPicPr/>
                   </pic:nvPicPr>
                   <pic:blipFill>
-                    <a:blip r:embed="rId14">
+                    <a:blip r:embed="rId15">
                       <a:extLst>
                         <a:ext uri="{28A0092B-C50C-407E-A947-70E740481C1C}">
                           <a14:useLocalDpi xmlns:a14="http://schemas.microsoft.com/office/drawing/2010/main" val="0"/>
@@ -2654,7 +2960,7 @@
         </w:rPr>
         <w:t xml:space="preserve"> GitHub</w:t>
       </w:r>
-      <w:bookmarkEnd w:id="6"/>
+      <w:bookmarkEnd w:id="7"/>
     </w:p>
     <w:p>
       <w:pPr>
@@ -2700,7 +3006,7 @@
       <w:pPr>
         <w:pStyle w:val="Cmsor2"/>
       </w:pPr>
-      <w:bookmarkStart w:id="7" w:name="_Toc224641895"/>
+      <w:bookmarkStart w:id="8" w:name="_Toc225253515"/>
       <w:r>
         <w:rPr>
           <w:noProof/>
@@ -2729,7 +3035,7 @@
                     <pic:cNvPicPr/>
                   </pic:nvPicPr>
                   <pic:blipFill>
-                    <a:blip r:embed="rId15">
+                    <a:blip r:embed="rId16">
                       <a:extLst>
                         <a:ext uri="{28A0092B-C50C-407E-A947-70E740481C1C}">
                           <a14:useLocalDpi xmlns:a14="http://schemas.microsoft.com/office/drawing/2010/main" val="0"/>
@@ -2765,7 +3071,7 @@
       <w:r>
         <w:t xml:space="preserve"> illetve az adatbázis táblái</w:t>
       </w:r>
-      <w:bookmarkEnd w:id="7"/>
+      <w:bookmarkEnd w:id="8"/>
     </w:p>
     <w:p>
       <w:pPr>
@@ -2817,7 +3123,7 @@
                     <pic:cNvPicPr/>
                   </pic:nvPicPr>
                   <pic:blipFill>
-                    <a:blip r:embed="rId16">
+                    <a:blip r:embed="rId17">
                       <a:extLst>
                         <a:ext uri="{28A0092B-C50C-407E-A947-70E740481C1C}">
                           <a14:useLocalDpi xmlns:a14="http://schemas.microsoft.com/office/drawing/2010/main" val="0"/>
@@ -2857,7 +3163,7 @@
       <w:pPr>
         <w:pStyle w:val="Cmsor3"/>
       </w:pPr>
-      <w:bookmarkStart w:id="8" w:name="_Toc224641896"/>
+      <w:bookmarkStart w:id="9" w:name="_Toc225253516"/>
       <w:r>
         <w:lastRenderedPageBreak/>
         <w:t>A ’jarmu’ t</w:t>
@@ -2868,7 +3174,7 @@
       <w:r>
         <w:t>bla</w:t>
       </w:r>
-      <w:bookmarkEnd w:id="8"/>
+      <w:bookmarkEnd w:id="9"/>
     </w:p>
     <w:p>
       <w:pPr>
@@ -2912,7 +3218,7 @@
                     <pic:cNvPicPr/>
                   </pic:nvPicPr>
                   <pic:blipFill>
-                    <a:blip r:embed="rId17">
+                    <a:blip r:embed="rId18">
                       <a:extLst>
                         <a:ext uri="{28A0092B-C50C-407E-A947-70E740481C1C}">
                           <a14:useLocalDpi xmlns:a14="http://schemas.microsoft.com/office/drawing/2010/main" val="0"/>
@@ -3070,7 +3376,7 @@
       <w:pPr>
         <w:pStyle w:val="Cmsor3"/>
       </w:pPr>
-      <w:bookmarkStart w:id="9" w:name="_Toc224641897"/>
+      <w:bookmarkStart w:id="10" w:name="_Toc225253517"/>
       <w:r>
         <w:lastRenderedPageBreak/>
         <w:t>Az ’embe</w:t>
@@ -3078,7 +3384,7 @@
       <w:r>
         <w:t>r’ tábla</w:t>
       </w:r>
-      <w:bookmarkEnd w:id="9"/>
+      <w:bookmarkEnd w:id="10"/>
     </w:p>
     <w:p>
       <w:pPr>
@@ -3122,7 +3428,7 @@
                     <pic:cNvPicPr/>
                   </pic:nvPicPr>
                   <pic:blipFill>
-                    <a:blip r:embed="rId18">
+                    <a:blip r:embed="rId19">
                       <a:extLst>
                         <a:ext uri="{28A0092B-C50C-407E-A947-70E740481C1C}">
                           <a14:useLocalDpi xmlns:a14="http://schemas.microsoft.com/office/drawing/2010/main" val="0"/>
@@ -3315,7 +3621,7 @@
       <w:pPr>
         <w:pStyle w:val="Cmsor3"/>
       </w:pPr>
-      <w:bookmarkStart w:id="10" w:name="_Toc224641898"/>
+      <w:bookmarkStart w:id="11" w:name="_Toc225253518"/>
       <w:r>
         <w:lastRenderedPageBreak/>
         <w:t>A ’</w:t>
@@ -3328,7 +3634,7 @@
       <w:r>
         <w:t>’ tábla</w:t>
       </w:r>
-      <w:bookmarkEnd w:id="10"/>
+      <w:bookmarkEnd w:id="11"/>
     </w:p>
     <w:p>
       <w:pPr>
@@ -3372,7 +3678,7 @@
                     <pic:cNvPicPr/>
                   </pic:nvPicPr>
                   <pic:blipFill>
-                    <a:blip r:embed="rId19">
+                    <a:blip r:embed="rId20">
                       <a:extLst>
                         <a:ext uri="{28A0092B-C50C-407E-A947-70E740481C1C}">
                           <a14:useLocalDpi xmlns:a14="http://schemas.microsoft.com/office/drawing/2010/main" val="0"/>
@@ -3446,7 +3752,7 @@
       <w:pPr>
         <w:pStyle w:val="Cmsor3"/>
       </w:pPr>
-      <w:bookmarkStart w:id="11" w:name="_Toc224641899"/>
+      <w:bookmarkStart w:id="12" w:name="_Toc225253519"/>
       <w:r>
         <w:lastRenderedPageBreak/>
         <w:t>Az ’</w:t>
@@ -3459,7 +3765,7 @@
       <w:r>
         <w:t>’ tábla</w:t>
       </w:r>
-      <w:bookmarkEnd w:id="11"/>
+      <w:bookmarkEnd w:id="12"/>
     </w:p>
     <w:p>
       <w:pPr>
@@ -3503,7 +3809,7 @@
                     <pic:cNvPicPr/>
                   </pic:nvPicPr>
                   <pic:blipFill>
-                    <a:blip r:embed="rId20">
+                    <a:blip r:embed="rId21">
                       <a:extLst>
                         <a:ext uri="{28A0092B-C50C-407E-A947-70E740481C1C}">
                           <a14:useLocalDpi xmlns:a14="http://schemas.microsoft.com/office/drawing/2010/main" val="0"/>
@@ -3618,7 +3924,7 @@
       <w:pPr>
         <w:pStyle w:val="Cmsor3"/>
       </w:pPr>
-      <w:bookmarkStart w:id="12" w:name="_Toc224641900"/>
+      <w:bookmarkStart w:id="13" w:name="_Toc225253520"/>
       <w:r>
         <w:lastRenderedPageBreak/>
         <w:t>A ’</w:t>
@@ -3631,7 +3937,7 @@
       <w:r>
         <w:t>’ tábla</w:t>
       </w:r>
-      <w:bookmarkEnd w:id="12"/>
+      <w:bookmarkEnd w:id="13"/>
     </w:p>
     <w:p>
       <w:pPr>
@@ -3675,7 +3981,7 @@
                     <pic:cNvPicPr/>
                   </pic:nvPicPr>
                   <pic:blipFill>
-                    <a:blip r:embed="rId21">
+                    <a:blip r:embed="rId22">
                       <a:extLst>
                         <a:ext uri="{28A0092B-C50C-407E-A947-70E740481C1C}">
                           <a14:useLocalDpi xmlns:a14="http://schemas.microsoft.com/office/drawing/2010/main" val="0"/>
@@ -3975,7 +4281,7 @@
       <w:pPr>
         <w:pStyle w:val="Cmsor3"/>
       </w:pPr>
-      <w:bookmarkStart w:id="13" w:name="_Toc224641901"/>
+      <w:bookmarkStart w:id="14" w:name="_Toc225253521"/>
       <w:r>
         <w:lastRenderedPageBreak/>
         <w:t>A ’</w:t>
@@ -3988,7 +4294,7 @@
       <w:r>
         <w:t>’ kapcsoló tábla</w:t>
       </w:r>
-      <w:bookmarkEnd w:id="13"/>
+      <w:bookmarkEnd w:id="14"/>
     </w:p>
     <w:p>
       <w:pPr>
@@ -4032,7 +4338,7 @@
                     <pic:cNvPicPr/>
                   </pic:nvPicPr>
                   <pic:blipFill>
-                    <a:blip r:embed="rId22">
+                    <a:blip r:embed="rId23">
                       <a:extLst>
                         <a:ext uri="{28A0092B-C50C-407E-A947-70E740481C1C}">
                           <a14:useLocalDpi xmlns:a14="http://schemas.microsoft.com/office/drawing/2010/main" val="0"/>
@@ -4147,12 +4453,12 @@
       <w:pPr>
         <w:pStyle w:val="Cmsor2"/>
       </w:pPr>
-      <w:bookmarkStart w:id="14" w:name="_Toc224641902"/>
+      <w:bookmarkStart w:id="15" w:name="_Toc225253522"/>
       <w:r>
         <w:lastRenderedPageBreak/>
         <w:t>Hardveres komponenseink bemutatása</w:t>
       </w:r>
-      <w:bookmarkEnd w:id="14"/>
+      <w:bookmarkEnd w:id="15"/>
     </w:p>
     <w:p>
       <w:pPr>
@@ -4194,7 +4500,7 @@
                     <pic:cNvPicPr/>
                   </pic:nvPicPr>
                   <pic:blipFill>
-                    <a:blip r:embed="rId23" cstate="print">
+                    <a:blip r:embed="rId24" cstate="print">
                       <a:extLst>
                         <a:ext uri="{28A0092B-C50C-407E-A947-70E740481C1C}">
                           <a14:useLocalDpi xmlns:a14="http://schemas.microsoft.com/office/drawing/2010/main" val="0"/>
@@ -4284,7 +4590,7 @@
                     <pic:cNvPicPr/>
                   </pic:nvPicPr>
                   <pic:blipFill>
-                    <a:blip r:embed="rId24" cstate="print">
+                    <a:blip r:embed="rId25" cstate="print">
                       <a:extLst>
                         <a:ext uri="{28A0092B-C50C-407E-A947-70E740481C1C}">
                           <a14:useLocalDpi xmlns:a14="http://schemas.microsoft.com/office/drawing/2010/main" val="0"/>
@@ -4374,7 +4680,7 @@
                     <pic:cNvPicPr/>
                   </pic:nvPicPr>
                   <pic:blipFill>
-                    <a:blip r:embed="rId25" cstate="print">
+                    <a:blip r:embed="rId26" cstate="print">
                       <a:extLst>
                         <a:ext uri="{28A0092B-C50C-407E-A947-70E740481C1C}">
                           <a14:useLocalDpi xmlns:a14="http://schemas.microsoft.com/office/drawing/2010/main" val="0"/>
@@ -4495,7 +4801,7 @@
                     <pic:cNvPicPr/>
                   </pic:nvPicPr>
                   <pic:blipFill>
-                    <a:blip r:embed="rId26">
+                    <a:blip r:embed="rId27">
                       <a:extLst>
                         <a:ext uri="{28A0092B-C50C-407E-A947-70E740481C1C}">
                           <a14:useLocalDpi xmlns:a14="http://schemas.microsoft.com/office/drawing/2010/main" val="0"/>
@@ -4600,7 +4906,7 @@
                     <pic:cNvPicPr/>
                   </pic:nvPicPr>
                   <pic:blipFill>
-                    <a:blip r:embed="rId27">
+                    <a:blip r:embed="rId28">
                       <a:extLst>
                         <a:ext uri="{28A0092B-C50C-407E-A947-70E740481C1C}">
                           <a14:useLocalDpi xmlns:a14="http://schemas.microsoft.com/office/drawing/2010/main" val="0"/>
@@ -4700,7 +5006,7 @@
                     <pic:cNvPicPr/>
                   </pic:nvPicPr>
                   <pic:blipFill>
-                    <a:blip r:embed="rId28">
+                    <a:blip r:embed="rId29">
                       <a:extLst>
                         <a:ext uri="{28A0092B-C50C-407E-A947-70E740481C1C}">
                           <a14:useLocalDpi xmlns:a14="http://schemas.microsoft.com/office/drawing/2010/main" val="0"/>
@@ -4789,7 +5095,7 @@
                     <pic:cNvPicPr/>
                   </pic:nvPicPr>
                   <pic:blipFill>
-                    <a:blip r:embed="rId29">
+                    <a:blip r:embed="rId30">
                       <a:extLst>
                         <a:ext uri="{28A0092B-C50C-407E-A947-70E740481C1C}">
                           <a14:useLocalDpi xmlns:a14="http://schemas.microsoft.com/office/drawing/2010/main" val="0"/>
@@ -4881,7 +5187,7 @@
                     <pic:cNvPicPr/>
                   </pic:nvPicPr>
                   <pic:blipFill>
-                    <a:blip r:embed="rId30" cstate="print">
+                    <a:blip r:embed="rId31" cstate="print">
                       <a:extLst>
                         <a:ext uri="{28A0092B-C50C-407E-A947-70E740481C1C}">
                           <a14:useLocalDpi xmlns:a14="http://schemas.microsoft.com/office/drawing/2010/main" val="0"/>
@@ -4993,7 +5299,7 @@
                     <pic:cNvPicPr/>
                   </pic:nvPicPr>
                   <pic:blipFill>
-                    <a:blip r:embed="rId31" cstate="print">
+                    <a:blip r:embed="rId32" cstate="print">
                       <a:extLst>
                         <a:ext uri="{28A0092B-C50C-407E-A947-70E740481C1C}">
                           <a14:useLocalDpi xmlns:a14="http://schemas.microsoft.com/office/drawing/2010/main" val="0"/>
@@ -5077,7 +5383,7 @@
                     <pic:cNvPicPr/>
                   </pic:nvPicPr>
                   <pic:blipFill>
-                    <a:blip r:embed="rId32">
+                    <a:blip r:embed="rId33">
                       <a:extLst>
                         <a:ext uri="{28A0092B-C50C-407E-A947-70E740481C1C}">
                           <a14:useLocalDpi xmlns:a14="http://schemas.microsoft.com/office/drawing/2010/main" val="0"/>
@@ -5166,7 +5472,7 @@
                     <pic:cNvPicPr/>
                   </pic:nvPicPr>
                   <pic:blipFill>
-                    <a:blip r:embed="rId33">
+                    <a:blip r:embed="rId34">
                       <a:extLst>
                         <a:ext uri="{28A0092B-C50C-407E-A947-70E740481C1C}">
                           <a14:useLocalDpi xmlns:a14="http://schemas.microsoft.com/office/drawing/2010/main" val="0"/>
@@ -5237,12 +5543,12 @@
       <w:pPr>
         <w:pStyle w:val="Cmsor2"/>
       </w:pPr>
-      <w:bookmarkStart w:id="15" w:name="_Toc224641903"/>
+      <w:bookmarkStart w:id="16" w:name="_Toc225253523"/>
       <w:r>
         <w:lastRenderedPageBreak/>
         <w:t>Egyedi algoritmusok a weboldalon</w:t>
       </w:r>
-      <w:bookmarkEnd w:id="15"/>
+      <w:bookmarkEnd w:id="16"/>
     </w:p>
     <w:p>
       <w:pPr>
@@ -5256,30 +5562,815 @@
       <w:pPr>
         <w:pStyle w:val="Cmsor3"/>
       </w:pPr>
-      <w:r>
-        <w:t>Gyakori kérdések</w:t>
-      </w:r>
+      <w:bookmarkStart w:id="17" w:name="_Toc225253524"/>
+      <w:r>
+        <w:t xml:space="preserve">E-mail küldés az </w:t>
+      </w:r>
+      <w:proofErr w:type="spellStart"/>
+      <w:r>
+        <w:t>adminnak</w:t>
+      </w:r>
+      <w:bookmarkEnd w:id="17"/>
+      <w:proofErr w:type="spellEnd"/>
     </w:p>
     <w:p>
       <w:pPr>
         <w:spacing w:before="120"/>
       </w:pPr>
-      <w:bookmarkStart w:id="16" w:name="_GoBack"/>
-      <w:bookmarkEnd w:id="16"/>
-    </w:p>
-    <w:p>
+      <w:r>
+        <w:t xml:space="preserve">Az itt látható kódrészlet valósítja meg az oldalon a kapcsolat részt, amely kitöltése után az éppen aktuálisan megadott </w:t>
+      </w:r>
+      <w:proofErr w:type="spellStart"/>
+      <w:r>
+        <w:t>admin</w:t>
+      </w:r>
+      <w:proofErr w:type="spellEnd"/>
+      <w:r>
+        <w:t xml:space="preserve"> e-mailben kapja meg a felhasználó által beírt üzenetet.</w:t>
+      </w:r>
+    </w:p>
+    <w:p>
+      <w:pPr>
+        <w:spacing w:before="120"/>
+      </w:pPr>
+      <w:r>
+        <w:drawing>
+          <wp:inline distT="0" distB="0" distL="0" distR="0" wp14:anchorId="611B3902" wp14:editId="6C66DEC9">
+            <wp:extent cx="5760720" cy="1798955"/>
+            <wp:effectExtent l="0" t="0" r="0" b="0"/>
+            <wp:docPr id="2" name="Kép 2"/>
+            <wp:cNvGraphicFramePr>
+              <a:graphicFrameLocks xmlns:a="http://schemas.openxmlformats.org/drawingml/2006/main" noChangeAspect="1"/>
+            </wp:cNvGraphicFramePr>
+            <a:graphic xmlns:a="http://schemas.openxmlformats.org/drawingml/2006/main">
+              <a:graphicData uri="http://schemas.openxmlformats.org/drawingml/2006/picture">
+                <pic:pic xmlns:pic="http://schemas.openxmlformats.org/drawingml/2006/picture">
+                  <pic:nvPicPr>
+                    <pic:cNvPr id="1" name=""/>
+                    <pic:cNvPicPr/>
+                  </pic:nvPicPr>
+                  <pic:blipFill>
+                    <a:blip r:embed="rId35"/>
+                    <a:stretch>
+                      <a:fillRect/>
+                    </a:stretch>
+                  </pic:blipFill>
+                  <pic:spPr>
+                    <a:xfrm>
+                      <a:off x="0" y="0"/>
+                      <a:ext cx="5760720" cy="1798955"/>
+                    </a:xfrm>
+                    <a:prstGeom prst="rect">
+                      <a:avLst/>
+                    </a:prstGeom>
+                  </pic:spPr>
+                </pic:pic>
+              </a:graphicData>
+            </a:graphic>
+          </wp:inline>
+        </w:drawing>
+      </w:r>
+    </w:p>
+    <w:p>
+      <w:pPr>
+        <w:spacing w:before="120"/>
+      </w:pPr>
+      <w:r>
+        <w:t xml:space="preserve">Az </w:t>
+      </w:r>
+      <w:proofErr w:type="spellStart"/>
+      <w:r>
+        <w:rPr>
+          <w:u w:val="single"/>
+        </w:rPr>
+        <w:t>adminContent</w:t>
+      </w:r>
+      <w:proofErr w:type="spellEnd"/>
+      <w:r>
+        <w:t xml:space="preserve"> változóban tároljuk el az üzenet szerkezetét HTML kódban</w:t>
+      </w:r>
+      <w:r>
+        <w:t xml:space="preserve">. A </w:t>
+      </w:r>
+      <w:proofErr w:type="spellStart"/>
+      <w:r>
+        <w:rPr>
+          <w:u w:val="single"/>
+        </w:rPr>
+        <w:t>name</w:t>
+      </w:r>
+      <w:proofErr w:type="spellEnd"/>
+      <w:r>
+        <w:t xml:space="preserve"> illetve az </w:t>
+      </w:r>
+      <w:r>
+        <w:rPr>
+          <w:u w:val="single"/>
+        </w:rPr>
+        <w:t>email</w:t>
+      </w:r>
+      <w:r>
+        <w:t xml:space="preserve"> változók segítségével jeleníthetjük meg az üzenet küldő adatait. A </w:t>
+      </w:r>
+      <w:proofErr w:type="spellStart"/>
+      <w:r>
+        <w:rPr>
+          <w:u w:val="single"/>
+        </w:rPr>
+        <w:t>bodyAdmin</w:t>
+      </w:r>
+      <w:proofErr w:type="spellEnd"/>
+      <w:r>
+        <w:t xml:space="preserve"> változóban eltároljuk az üzenni kívánt e-mail tartalmát amit a későbbiekben a </w:t>
+      </w:r>
+      <w:r>
+        <w:rPr>
+          <w:b/>
+        </w:rPr>
+        <w:t>„@mail($</w:t>
+      </w:r>
+      <w:proofErr w:type="spellStart"/>
+      <w:r>
+        <w:rPr>
+          <w:b/>
+        </w:rPr>
+        <w:t>toAdmin</w:t>
+      </w:r>
+      <w:proofErr w:type="spellEnd"/>
+      <w:r>
+        <w:rPr>
+          <w:b/>
+        </w:rPr>
+        <w:t>, $</w:t>
+      </w:r>
+      <w:proofErr w:type="spellStart"/>
+      <w:r>
+        <w:rPr>
+          <w:b/>
+        </w:rPr>
+        <w:t>subjectAdmin</w:t>
+      </w:r>
+      <w:proofErr w:type="spellEnd"/>
+      <w:r>
+        <w:rPr>
+          <w:b/>
+        </w:rPr>
+        <w:t>, $</w:t>
+      </w:r>
+      <w:proofErr w:type="spellStart"/>
+      <w:r>
+        <w:rPr>
+          <w:b/>
+        </w:rPr>
+        <w:t>bodyAdmin</w:t>
+      </w:r>
+      <w:proofErr w:type="spellEnd"/>
+      <w:r>
+        <w:rPr>
+          <w:b/>
+        </w:rPr>
+        <w:t>, $</w:t>
+      </w:r>
+      <w:proofErr w:type="spellStart"/>
+      <w:r>
+        <w:rPr>
+          <w:b/>
+        </w:rPr>
+        <w:t>headersAdmin</w:t>
+      </w:r>
+      <w:proofErr w:type="spellEnd"/>
+      <w:r>
+        <w:rPr>
+          <w:b/>
+        </w:rPr>
+        <w:t>)”</w:t>
+      </w:r>
+      <w:r>
+        <w:t xml:space="preserve"> metódussal küldünk el.</w:t>
+      </w:r>
+      <w:r>
+        <w:t xml:space="preserve"> Ez a metódus tartalmazza az e-mail címzettjét, a levél tárgyát, a levél tartalmát, illetve a fej- és láblécet.</w:t>
+      </w:r>
+    </w:p>
+    <w:p>
+      <w:pPr>
+        <w:spacing w:before="120"/>
+      </w:pPr>
+      <w:r>
+        <w:drawing>
+          <wp:inline distT="0" distB="0" distL="0" distR="0" wp14:anchorId="5B186BF2" wp14:editId="13714ECC">
+            <wp:extent cx="5760720" cy="2120900"/>
+            <wp:effectExtent l="0" t="0" r="0" b="0"/>
+            <wp:docPr id="42" name="Kép 42"/>
+            <wp:cNvGraphicFramePr>
+              <a:graphicFrameLocks xmlns:a="http://schemas.openxmlformats.org/drawingml/2006/main" noChangeAspect="1"/>
+            </wp:cNvGraphicFramePr>
+            <a:graphic xmlns:a="http://schemas.openxmlformats.org/drawingml/2006/main">
+              <a:graphicData uri="http://schemas.openxmlformats.org/drawingml/2006/picture">
+                <pic:pic xmlns:pic="http://schemas.openxmlformats.org/drawingml/2006/picture">
+                  <pic:nvPicPr>
+                    <pic:cNvPr id="1" name=""/>
+                    <pic:cNvPicPr/>
+                  </pic:nvPicPr>
+                  <pic:blipFill>
+                    <a:blip r:embed="rId36"/>
+                    <a:stretch>
+                      <a:fillRect/>
+                    </a:stretch>
+                  </pic:blipFill>
+                  <pic:spPr>
+                    <a:xfrm>
+                      <a:off x="0" y="0"/>
+                      <a:ext cx="5760720" cy="2120900"/>
+                    </a:xfrm>
+                    <a:prstGeom prst="rect">
+                      <a:avLst/>
+                    </a:prstGeom>
+                  </pic:spPr>
+                </pic:pic>
+              </a:graphicData>
+            </a:graphic>
+          </wp:inline>
+        </w:drawing>
+      </w:r>
+    </w:p>
+    <w:p>
+      <w:pPr>
+        <w:rPr>
+          <w:rFonts w:asciiTheme="majorHAnsi" w:eastAsiaTheme="majorEastAsia" w:hAnsiTheme="majorHAnsi" w:cstheme="majorBidi"/>
+          <w:b/>
+          <w:sz w:val="28"/>
+          <w:szCs w:val="24"/>
+          <w:u w:val="single" w:color="538135" w:themeColor="accent6" w:themeShade="BF"/>
+        </w:rPr>
+      </w:pPr>
       <w:r>
         <w:br w:type="page"/>
       </w:r>
     </w:p>
     <w:p>
       <w:pPr>
+        <w:pStyle w:val="Cmsor3"/>
+      </w:pPr>
+      <w:bookmarkStart w:id="18" w:name="_Toc225253525"/>
+      <w:r>
+        <w:lastRenderedPageBreak/>
+        <w:t>E-mail küldés a felhasználónak</w:t>
+      </w:r>
+      <w:bookmarkEnd w:id="18"/>
+    </w:p>
+    <w:p>
+      <w:pPr>
+        <w:spacing w:before="120"/>
+      </w:pPr>
+      <w:r>
+        <w:t xml:space="preserve">Az itt látható kódrészlet valósítja meg az oldalon a kapcsolat </w:t>
+      </w:r>
+      <w:r>
+        <w:t>válasz részét</w:t>
+      </w:r>
+      <w:r>
+        <w:t xml:space="preserve">, amely kitöltése után az éppen aktuálisan </w:t>
+      </w:r>
+      <w:r>
+        <w:t>üzenetet küldő</w:t>
+      </w:r>
+      <w:r>
+        <w:t xml:space="preserve"> </w:t>
+      </w:r>
+      <w:r>
+        <w:t>felhasználó</w:t>
+      </w:r>
+      <w:r>
+        <w:t xml:space="preserve"> e-mailben</w:t>
+      </w:r>
+      <w:r>
+        <w:t xml:space="preserve"> megkapja</w:t>
+      </w:r>
+      <w:r>
+        <w:t xml:space="preserve"> </w:t>
+      </w:r>
+      <w:r>
+        <w:t>az oldal automatikus üzenetét</w:t>
+      </w:r>
+      <w:r>
+        <w:t>, amely tartalmazza</w:t>
+      </w:r>
+      <w:r>
+        <w:t xml:space="preserve"> a felhasználó által írt eredeti üzenetet is</w:t>
+      </w:r>
+      <w:r>
+        <w:t>.</w:t>
+      </w:r>
+    </w:p>
+    <w:p>
+      <w:r>
+        <w:drawing>
+          <wp:inline distT="0" distB="0" distL="0" distR="0" wp14:anchorId="7537AECD" wp14:editId="7439E767">
+            <wp:extent cx="5760720" cy="1297940"/>
+            <wp:effectExtent l="0" t="0" r="0" b="0"/>
+            <wp:docPr id="27" name="Kép 27"/>
+            <wp:cNvGraphicFramePr>
+              <a:graphicFrameLocks xmlns:a="http://schemas.openxmlformats.org/drawingml/2006/main" noChangeAspect="1"/>
+            </wp:cNvGraphicFramePr>
+            <a:graphic xmlns:a="http://schemas.openxmlformats.org/drawingml/2006/main">
+              <a:graphicData uri="http://schemas.openxmlformats.org/drawingml/2006/picture">
+                <pic:pic xmlns:pic="http://schemas.openxmlformats.org/drawingml/2006/picture">
+                  <pic:nvPicPr>
+                    <pic:cNvPr id="1" name=""/>
+                    <pic:cNvPicPr/>
+                  </pic:nvPicPr>
+                  <pic:blipFill>
+                    <a:blip r:embed="rId37"/>
+                    <a:stretch>
+                      <a:fillRect/>
+                    </a:stretch>
+                  </pic:blipFill>
+                  <pic:spPr>
+                    <a:xfrm>
+                      <a:off x="0" y="0"/>
+                      <a:ext cx="5760720" cy="1297940"/>
+                    </a:xfrm>
+                    <a:prstGeom prst="rect">
+                      <a:avLst/>
+                    </a:prstGeom>
+                  </pic:spPr>
+                </pic:pic>
+              </a:graphicData>
+            </a:graphic>
+          </wp:inline>
+        </w:drawing>
+      </w:r>
+    </w:p>
+    <w:p>
+      <w:pPr>
+        <w:spacing w:before="120"/>
+      </w:pPr>
+      <w:r>
+        <w:t xml:space="preserve">Az </w:t>
+      </w:r>
+      <w:proofErr w:type="spellStart"/>
+      <w:r>
+        <w:rPr>
+          <w:u w:val="single"/>
+        </w:rPr>
+        <w:t>user</w:t>
+      </w:r>
+      <w:r>
+        <w:rPr>
+          <w:u w:val="single"/>
+        </w:rPr>
+        <w:t>Content</w:t>
+      </w:r>
+      <w:proofErr w:type="spellEnd"/>
+      <w:r>
+        <w:t xml:space="preserve"> változóban tároljuk el az üzenet szerkezetét HTML kódban. A </w:t>
+      </w:r>
+      <w:proofErr w:type="spellStart"/>
+      <w:r>
+        <w:rPr>
+          <w:u w:val="single"/>
+        </w:rPr>
+        <w:t>name</w:t>
+      </w:r>
+      <w:proofErr w:type="spellEnd"/>
+      <w:r>
+        <w:t xml:space="preserve"> </w:t>
+      </w:r>
+      <w:r>
+        <w:t xml:space="preserve">változó </w:t>
+      </w:r>
+      <w:r>
+        <w:t xml:space="preserve">segítségével jeleníthetjük meg az üzenet küldő adatait. A </w:t>
+      </w:r>
+      <w:proofErr w:type="spellStart"/>
+      <w:r>
+        <w:rPr>
+          <w:u w:val="single"/>
+        </w:rPr>
+        <w:t>body</w:t>
+      </w:r>
+      <w:r>
+        <w:rPr>
+          <w:u w:val="single"/>
+        </w:rPr>
+        <w:t>User</w:t>
+      </w:r>
+      <w:proofErr w:type="spellEnd"/>
+      <w:r>
+        <w:t xml:space="preserve"> változóban eltároljuk az üzenni kívánt e-mail tartalmát amit a későbbiekben a </w:t>
+      </w:r>
+      <w:r>
+        <w:t>„</w:t>
+      </w:r>
+      <w:r>
+        <w:rPr>
+          <w:b/>
+        </w:rPr>
+        <w:t>@mail($email, $</w:t>
+      </w:r>
+      <w:proofErr w:type="spellStart"/>
+      <w:r>
+        <w:rPr>
+          <w:b/>
+        </w:rPr>
+        <w:t>subjectUser</w:t>
+      </w:r>
+      <w:proofErr w:type="spellEnd"/>
+      <w:r>
+        <w:rPr>
+          <w:b/>
+        </w:rPr>
+        <w:t>, $</w:t>
+      </w:r>
+      <w:proofErr w:type="spellStart"/>
+      <w:r>
+        <w:rPr>
+          <w:b/>
+        </w:rPr>
+        <w:t>bodyUser</w:t>
+      </w:r>
+      <w:proofErr w:type="spellEnd"/>
+      <w:r>
+        <w:rPr>
+          <w:b/>
+        </w:rPr>
+        <w:t>, $</w:t>
+      </w:r>
+      <w:proofErr w:type="spellStart"/>
+      <w:r>
+        <w:rPr>
+          <w:b/>
+        </w:rPr>
+        <w:t>headersUser</w:t>
+      </w:r>
+      <w:proofErr w:type="spellEnd"/>
+      <w:r>
+        <w:rPr>
+          <w:b/>
+        </w:rPr>
+        <w:t>)</w:t>
+      </w:r>
+      <w:r>
+        <w:rPr>
+          <w:b/>
+        </w:rPr>
+        <w:t>”</w:t>
+      </w:r>
+      <w:r>
+        <w:t>metódussal küldünk el. Ez a metódus tartalmazza az e-mail címzettjét, a levél tárgyát, a levél tartalmát, illetve a fej- és láblécet.</w:t>
+      </w:r>
+    </w:p>
+    <w:p>
+      <w:pPr>
+        <w:rPr>
+          <w:rFonts w:eastAsiaTheme="majorEastAsia" w:cstheme="minorHAnsi"/>
+          <w:sz w:val="28"/>
+          <w:szCs w:val="26"/>
+          <w:u w:val="single" w:color="538135" w:themeColor="accent6" w:themeShade="BF"/>
+        </w:rPr>
+      </w:pPr>
+      <w:r>
+        <w:br w:type="page"/>
+      </w:r>
+    </w:p>
+    <w:p>
+      <w:pPr>
+        <w:pStyle w:val="Cmsor3"/>
+      </w:pPr>
+      <w:bookmarkStart w:id="19" w:name="_Toc225253526"/>
+      <w:bookmarkStart w:id="20" w:name="_GoBack"/>
+      <w:r>
+        <w:lastRenderedPageBreak/>
+        <w:t>E-mail küldés előkészítése</w:t>
+      </w:r>
+      <w:bookmarkEnd w:id="19"/>
+    </w:p>
+    <w:bookmarkEnd w:id="20"/>
+    <w:p>
+      <w:pPr>
+        <w:spacing w:before="240"/>
+        <w:jc w:val="both"/>
+      </w:pPr>
+      <w:r>
+        <w:drawing>
+          <wp:anchor distT="0" distB="0" distL="114300" distR="114300" simplePos="0" relativeHeight="251692032" behindDoc="1" locked="0" layoutInCell="1" allowOverlap="1" wp14:anchorId="214131D2">
+            <wp:simplePos x="0" y="0"/>
+            <wp:positionH relativeFrom="margin">
+              <wp:align>center</wp:align>
+            </wp:positionH>
+            <wp:positionV relativeFrom="paragraph">
+              <wp:posOffset>1564640</wp:posOffset>
+            </wp:positionV>
+            <wp:extent cx="5172710" cy="2514600"/>
+            <wp:effectExtent l="0" t="0" r="8890" b="0"/>
+            <wp:wrapTight wrapText="bothSides">
+              <wp:wrapPolygon edited="0">
+                <wp:start x="0" y="0"/>
+                <wp:lineTo x="0" y="21436"/>
+                <wp:lineTo x="21558" y="21436"/>
+                <wp:lineTo x="21558" y="0"/>
+                <wp:lineTo x="0" y="0"/>
+              </wp:wrapPolygon>
+            </wp:wrapTight>
+            <wp:docPr id="29" name="Kép 29"/>
+            <wp:cNvGraphicFramePr>
+              <a:graphicFrameLocks xmlns:a="http://schemas.openxmlformats.org/drawingml/2006/main" noChangeAspect="1"/>
+            </wp:cNvGraphicFramePr>
+            <a:graphic xmlns:a="http://schemas.openxmlformats.org/drawingml/2006/main">
+              <a:graphicData uri="http://schemas.openxmlformats.org/drawingml/2006/picture">
+                <pic:pic xmlns:pic="http://schemas.openxmlformats.org/drawingml/2006/picture">
+                  <pic:nvPicPr>
+                    <pic:cNvPr id="1" name=""/>
+                    <pic:cNvPicPr/>
+                  </pic:nvPicPr>
+                  <pic:blipFill>
+                    <a:blip r:embed="rId38">
+                      <a:extLst>
+                        <a:ext uri="{28A0092B-C50C-407E-A947-70E740481C1C}">
+                          <a14:useLocalDpi xmlns:a14="http://schemas.microsoft.com/office/drawing/2010/main" val="0"/>
+                        </a:ext>
+                      </a:extLst>
+                    </a:blip>
+                    <a:stretch>
+                      <a:fillRect/>
+                    </a:stretch>
+                  </pic:blipFill>
+                  <pic:spPr>
+                    <a:xfrm>
+                      <a:off x="0" y="0"/>
+                      <a:ext cx="5172710" cy="2514600"/>
+                    </a:xfrm>
+                    <a:prstGeom prst="rect">
+                      <a:avLst/>
+                    </a:prstGeom>
+                  </pic:spPr>
+                </pic:pic>
+              </a:graphicData>
+            </a:graphic>
+          </wp:anchor>
+        </w:drawing>
+      </w:r>
+      <w:r>
+        <w:t>Az alábbi kódrészletben készítjük elő az e-mailek kül</w:t>
+      </w:r>
+      <w:r>
+        <w:t>d</w:t>
+      </w:r>
+      <w:r>
+        <w:t>ését</w:t>
+      </w:r>
+      <w:r>
+        <w:t>.</w:t>
+      </w:r>
+      <w:r>
+        <w:t xml:space="preserve"> A </w:t>
+      </w:r>
+      <w:proofErr w:type="spellStart"/>
+      <w:r>
+        <w:rPr>
+          <w:u w:val="single"/>
+        </w:rPr>
+        <w:t>hadersAdmin</w:t>
+      </w:r>
+      <w:proofErr w:type="spellEnd"/>
+      <w:r>
+        <w:t xml:space="preserve"> változóhoz adjuk hozzá a szükséges HTML kódokat</w:t>
+      </w:r>
+      <w:r>
+        <w:t xml:space="preserve"> és az </w:t>
+      </w:r>
+      <w:proofErr w:type="spellStart"/>
+      <w:r>
+        <w:t>admin</w:t>
+      </w:r>
+      <w:proofErr w:type="spellEnd"/>
+      <w:r>
+        <w:t xml:space="preserve"> által használt e-mail címet</w:t>
+      </w:r>
+      <w:r>
+        <w:t xml:space="preserve">, valamint az </w:t>
+      </w:r>
+      <w:r>
+        <w:rPr>
+          <w:u w:val="single"/>
+        </w:rPr>
+        <w:t>email</w:t>
+      </w:r>
+      <w:r>
+        <w:t xml:space="preserve"> változó segítségével a felhaszná</w:t>
+      </w:r>
+      <w:r>
+        <w:t>ló e-mail címét amelyre küldjük a választ.</w:t>
+      </w:r>
+      <w:r>
+        <w:t xml:space="preserve"> A </w:t>
+      </w:r>
+      <w:proofErr w:type="spellStart"/>
+      <w:r>
+        <w:rPr>
+          <w:u w:val="single"/>
+        </w:rPr>
+        <w:t>headersUser</w:t>
+      </w:r>
+      <w:proofErr w:type="spellEnd"/>
+      <w:r>
+        <w:t xml:space="preserve"> változóhoz pedig a szükséges az e-mail elküldéséhez szükséges HTML kódokat illetve az </w:t>
+      </w:r>
+      <w:proofErr w:type="spellStart"/>
+      <w:r>
+        <w:t>admin</w:t>
+      </w:r>
+      <w:proofErr w:type="spellEnd"/>
+      <w:r>
+        <w:t xml:space="preserve"> által használt e-mail címet adjuk hozzá.</w:t>
+      </w:r>
+      <w:r>
+        <w:t xml:space="preserve"> A részlet alsó két sorában található </w:t>
+      </w:r>
+      <w:r>
+        <w:rPr>
+          <w:u w:val="single"/>
+        </w:rPr>
+        <w:t>@mail</w:t>
+      </w:r>
+      <w:r>
+        <w:t xml:space="preserve"> metódus segítségével pedig elküldhetjük az e-mailt.</w:t>
+      </w:r>
+    </w:p>
+    <w:p>
+      <w:pPr>
+        <w:spacing w:before="240"/>
+      </w:pPr>
+    </w:p>
+    <w:p>
+      <w:pPr>
+        <w:spacing w:before="120"/>
+      </w:pPr>
+      <w:r>
+        <w:lastRenderedPageBreak/>
+        <w:drawing>
+          <wp:inline distT="0" distB="0" distL="0" distR="0" wp14:anchorId="77339749" wp14:editId="49C1F15F">
+            <wp:extent cx="5760720" cy="2119630"/>
+            <wp:effectExtent l="0" t="0" r="0" b="0"/>
+            <wp:docPr id="30" name="Kép 30"/>
+            <wp:cNvGraphicFramePr>
+              <a:graphicFrameLocks xmlns:a="http://schemas.openxmlformats.org/drawingml/2006/main" noChangeAspect="1"/>
+            </wp:cNvGraphicFramePr>
+            <a:graphic xmlns:a="http://schemas.openxmlformats.org/drawingml/2006/main">
+              <a:graphicData uri="http://schemas.openxmlformats.org/drawingml/2006/picture">
+                <pic:pic xmlns:pic="http://schemas.openxmlformats.org/drawingml/2006/picture">
+                  <pic:nvPicPr>
+                    <pic:cNvPr id="1" name=""/>
+                    <pic:cNvPicPr/>
+                  </pic:nvPicPr>
+                  <pic:blipFill>
+                    <a:blip r:embed="rId39"/>
+                    <a:stretch>
+                      <a:fillRect/>
+                    </a:stretch>
+                  </pic:blipFill>
+                  <pic:spPr>
+                    <a:xfrm>
+                      <a:off x="0" y="0"/>
+                      <a:ext cx="5760720" cy="2119630"/>
+                    </a:xfrm>
+                    <a:prstGeom prst="rect">
+                      <a:avLst/>
+                    </a:prstGeom>
+                  </pic:spPr>
+                </pic:pic>
+              </a:graphicData>
+            </a:graphic>
+          </wp:inline>
+        </w:drawing>
+      </w:r>
+      <w:r>
+        <w:drawing>
+          <wp:inline distT="0" distB="0" distL="0" distR="0" wp14:anchorId="3BA97028" wp14:editId="3EFF7A5D">
+            <wp:extent cx="5760720" cy="2366010"/>
+            <wp:effectExtent l="0" t="0" r="0" b="0"/>
+            <wp:docPr id="31" name="Kép 31"/>
+            <wp:cNvGraphicFramePr>
+              <a:graphicFrameLocks xmlns:a="http://schemas.openxmlformats.org/drawingml/2006/main" noChangeAspect="1"/>
+            </wp:cNvGraphicFramePr>
+            <a:graphic xmlns:a="http://schemas.openxmlformats.org/drawingml/2006/main">
+              <a:graphicData uri="http://schemas.openxmlformats.org/drawingml/2006/picture">
+                <pic:pic xmlns:pic="http://schemas.openxmlformats.org/drawingml/2006/picture">
+                  <pic:nvPicPr>
+                    <pic:cNvPr id="1" name=""/>
+                    <pic:cNvPicPr/>
+                  </pic:nvPicPr>
+                  <pic:blipFill>
+                    <a:blip r:embed="rId40"/>
+                    <a:stretch>
+                      <a:fillRect/>
+                    </a:stretch>
+                  </pic:blipFill>
+                  <pic:spPr>
+                    <a:xfrm>
+                      <a:off x="0" y="0"/>
+                      <a:ext cx="5760720" cy="2366010"/>
+                    </a:xfrm>
+                    <a:prstGeom prst="rect">
+                      <a:avLst/>
+                    </a:prstGeom>
+                  </pic:spPr>
+                </pic:pic>
+              </a:graphicData>
+            </a:graphic>
+          </wp:inline>
+        </w:drawing>
+      </w:r>
+      <w:r>
+        <w:lastRenderedPageBreak/>
+        <w:drawing>
+          <wp:inline distT="0" distB="0" distL="0" distR="0" wp14:anchorId="6B87ED69" wp14:editId="3600F377">
+            <wp:extent cx="5760720" cy="2397125"/>
+            <wp:effectExtent l="0" t="0" r="0" b="3175"/>
+            <wp:docPr id="32" name="Kép 32"/>
+            <wp:cNvGraphicFramePr>
+              <a:graphicFrameLocks xmlns:a="http://schemas.openxmlformats.org/drawingml/2006/main" noChangeAspect="1"/>
+            </wp:cNvGraphicFramePr>
+            <a:graphic xmlns:a="http://schemas.openxmlformats.org/drawingml/2006/main">
+              <a:graphicData uri="http://schemas.openxmlformats.org/drawingml/2006/picture">
+                <pic:pic xmlns:pic="http://schemas.openxmlformats.org/drawingml/2006/picture">
+                  <pic:nvPicPr>
+                    <pic:cNvPr id="1" name=""/>
+                    <pic:cNvPicPr/>
+                  </pic:nvPicPr>
+                  <pic:blipFill>
+                    <a:blip r:embed="rId41"/>
+                    <a:stretch>
+                      <a:fillRect/>
+                    </a:stretch>
+                  </pic:blipFill>
+                  <pic:spPr>
+                    <a:xfrm>
+                      <a:off x="0" y="0"/>
+                      <a:ext cx="5760720" cy="2397125"/>
+                    </a:xfrm>
+                    <a:prstGeom prst="rect">
+                      <a:avLst/>
+                    </a:prstGeom>
+                  </pic:spPr>
+                </pic:pic>
+              </a:graphicData>
+            </a:graphic>
+          </wp:inline>
+        </w:drawing>
+      </w:r>
+      <w:r>
+        <w:drawing>
+          <wp:inline distT="0" distB="0" distL="0" distR="0" wp14:anchorId="709CEBC6" wp14:editId="58A8FF30">
+            <wp:extent cx="5760720" cy="1897380"/>
+            <wp:effectExtent l="0" t="0" r="0" b="7620"/>
+            <wp:docPr id="33" name="Kép 33"/>
+            <wp:cNvGraphicFramePr>
+              <a:graphicFrameLocks xmlns:a="http://schemas.openxmlformats.org/drawingml/2006/main" noChangeAspect="1"/>
+            </wp:cNvGraphicFramePr>
+            <a:graphic xmlns:a="http://schemas.openxmlformats.org/drawingml/2006/main">
+              <a:graphicData uri="http://schemas.openxmlformats.org/drawingml/2006/picture">
+                <pic:pic xmlns:pic="http://schemas.openxmlformats.org/drawingml/2006/picture">
+                  <pic:nvPicPr>
+                    <pic:cNvPr id="1" name=""/>
+                    <pic:cNvPicPr/>
+                  </pic:nvPicPr>
+                  <pic:blipFill>
+                    <a:blip r:embed="rId42"/>
+                    <a:stretch>
+                      <a:fillRect/>
+                    </a:stretch>
+                  </pic:blipFill>
+                  <pic:spPr>
+                    <a:xfrm>
+                      <a:off x="0" y="0"/>
+                      <a:ext cx="5760720" cy="1897380"/>
+                    </a:xfrm>
+                    <a:prstGeom prst="rect">
+                      <a:avLst/>
+                    </a:prstGeom>
+                  </pic:spPr>
+                </pic:pic>
+              </a:graphicData>
+            </a:graphic>
+          </wp:inline>
+        </w:drawing>
+      </w:r>
+    </w:p>
+    <w:p>
+      <w:r>
+        <w:br w:type="page"/>
+      </w:r>
+    </w:p>
+    <w:p>
+      <w:pPr>
         <w:pStyle w:val="Cmsor1"/>
         <w:rPr>
           <w:highlight w:val="darkGreen"/>
         </w:rPr>
       </w:pPr>
-      <w:bookmarkStart w:id="17" w:name="_Toc224641904"/>
+      <w:bookmarkStart w:id="21" w:name="_Toc225253527"/>
       <w:r>
         <w:rPr>
           <w:highlight w:val="darkGreen"/>
@@ -5305,17 +6396,17 @@
         </w:rPr>
         <w:t xml:space="preserve"> dokumentáció</w:t>
       </w:r>
-      <w:bookmarkEnd w:id="17"/>
+      <w:bookmarkEnd w:id="21"/>
     </w:p>
     <w:p>
       <w:pPr>
         <w:pStyle w:val="Cmsor2"/>
       </w:pPr>
-      <w:bookmarkStart w:id="18" w:name="_Toc224641905"/>
+      <w:bookmarkStart w:id="22" w:name="_Toc225253528"/>
       <w:r>
         <w:t>Bejelentkezés/belépés/regisztráció folyamata</w:t>
       </w:r>
-      <w:bookmarkEnd w:id="18"/>
+      <w:bookmarkEnd w:id="22"/>
     </w:p>
     <w:p>
       <w:pPr>
@@ -5325,7 +6416,73 @@
     <w:p>
       <w:pPr>
         <w:spacing w:before="240" w:line="360" w:lineRule="auto"/>
-      </w:pPr>
+        <w:jc w:val="both"/>
+      </w:pPr>
+      <w:r>
+        <w:drawing>
+          <wp:anchor distT="0" distB="0" distL="114300" distR="114300" simplePos="0" relativeHeight="251691008" behindDoc="1" locked="0" layoutInCell="1" allowOverlap="1" wp14:anchorId="3A578E13">
+            <wp:simplePos x="0" y="0"/>
+            <wp:positionH relativeFrom="page">
+              <wp:posOffset>4422140</wp:posOffset>
+            </wp:positionH>
+            <wp:positionV relativeFrom="paragraph">
+              <wp:posOffset>1133475</wp:posOffset>
+            </wp:positionV>
+            <wp:extent cx="2861945" cy="3074035"/>
+            <wp:effectExtent l="0" t="0" r="0" b="0"/>
+            <wp:wrapTight wrapText="bothSides">
+              <wp:wrapPolygon edited="0">
+                <wp:start x="0" y="0"/>
+                <wp:lineTo x="0" y="21417"/>
+                <wp:lineTo x="21423" y="21417"/>
+                <wp:lineTo x="21423" y="0"/>
+                <wp:lineTo x="0" y="0"/>
+              </wp:wrapPolygon>
+            </wp:wrapTight>
+            <wp:docPr id="35" name="Kép 35"/>
+            <wp:cNvGraphicFramePr>
+              <a:graphicFrameLocks xmlns:a="http://schemas.openxmlformats.org/drawingml/2006/main" noChangeAspect="1"/>
+            </wp:cNvGraphicFramePr>
+            <a:graphic xmlns:a="http://schemas.openxmlformats.org/drawingml/2006/main">
+              <a:graphicData uri="http://schemas.openxmlformats.org/drawingml/2006/picture">
+                <pic:pic xmlns:pic="http://schemas.openxmlformats.org/drawingml/2006/picture">
+                  <pic:nvPicPr>
+                    <pic:cNvPr id="1" name=""/>
+                    <pic:cNvPicPr/>
+                  </pic:nvPicPr>
+                  <pic:blipFill>
+                    <a:blip r:embed="rId43">
+                      <a:extLst>
+                        <a:ext uri="{28A0092B-C50C-407E-A947-70E740481C1C}">
+                          <a14:useLocalDpi xmlns:a14="http://schemas.microsoft.com/office/drawing/2010/main" val="0"/>
+                        </a:ext>
+                      </a:extLst>
+                    </a:blip>
+                    <a:stretch>
+                      <a:fillRect/>
+                    </a:stretch>
+                  </pic:blipFill>
+                  <pic:spPr>
+                    <a:xfrm>
+                      <a:off x="0" y="0"/>
+                      <a:ext cx="2861945" cy="3074035"/>
+                    </a:xfrm>
+                    <a:prstGeom prst="rect">
+                      <a:avLst/>
+                    </a:prstGeom>
+                  </pic:spPr>
+                </pic:pic>
+              </a:graphicData>
+            </a:graphic>
+            <wp14:sizeRelH relativeFrom="margin">
+              <wp14:pctWidth>0</wp14:pctWidth>
+            </wp14:sizeRelH>
+            <wp14:sizeRelV relativeFrom="margin">
+              <wp14:pctHeight>0</wp14:pctHeight>
+            </wp14:sizeRelV>
+          </wp:anchor>
+        </w:drawing>
+      </w:r>
       <w:r>
         <w:t xml:space="preserve">A rendszerben új felhasználót kizárólag </w:t>
       </w:r>
@@ -5371,11 +6528,11 @@
       <w:pPr>
         <w:pStyle w:val="Cmsor2"/>
       </w:pPr>
-      <w:bookmarkStart w:id="19" w:name="_Toc224641906"/>
+      <w:bookmarkStart w:id="23" w:name="_Toc225253529"/>
       <w:r>
         <w:t>Rangrendszer és jogosultságok</w:t>
       </w:r>
-      <w:bookmarkEnd w:id="19"/>
+      <w:bookmarkEnd w:id="23"/>
     </w:p>
     <w:p>
       <w:pPr>
@@ -5432,6 +6589,7 @@
         <w:jc w:val="both"/>
       </w:pPr>
       <w:r>
+        <w:lastRenderedPageBreak/>
         <w:t xml:space="preserve">A </w:t>
       </w:r>
       <w:proofErr w:type="spellStart"/>
@@ -5477,7 +6635,6 @@
         <w:jc w:val="both"/>
       </w:pPr>
       <w:r>
-        <w:lastRenderedPageBreak/>
         <w:t>felhasználók hozzáadása és törlése (bármelyik cégnél)</w:t>
       </w:r>
     </w:p>
@@ -5814,6 +6971,7 @@
         <w:jc w:val="both"/>
       </w:pPr>
       <w:r>
+        <w:lastRenderedPageBreak/>
         <w:t>Jogosultságai:</w:t>
       </w:r>
     </w:p>
@@ -5870,153 +7028,152 @@
         <w:jc w:val="both"/>
       </w:pPr>
       <w:r>
+        <w:t>parkolás mentése, annak érdekében, hogy a munka után könnyen megtalálja az autóját</w:t>
+      </w:r>
+    </w:p>
+    <w:p>
+      <w:pPr>
+        <w:pStyle w:val="Cmsor2"/>
+      </w:pPr>
+      <w:bookmarkStart w:id="24" w:name="_Toc225253530"/>
+      <w:r>
+        <w:t>Értékelések és visszajelzések a főoldalon</w:t>
+      </w:r>
+      <w:bookmarkEnd w:id="24"/>
+    </w:p>
+    <w:p>
+      <w:pPr>
+        <w:spacing w:before="240" w:line="360" w:lineRule="auto"/>
+      </w:pPr>
+      <w:r>
+        <w:t>A fő (bemutató) oldal alján a felhasználók számára lehetőség a felhasználók számára lehetőség van a szolgáltatás értékelésére és a vélemény nyilvánításra.</w:t>
+      </w:r>
+    </w:p>
+    <w:p>
+      <w:pPr>
+        <w:spacing w:before="240" w:line="360" w:lineRule="auto"/>
+      </w:pPr>
+      <w:r>
+        <w:t>Az étékelés 1-5 csillagos skálán történik, ahol 1 csillag a legrosszabb, és az 5 csillag a legjobb értékelést jelenti. Az értékeléshez adható szöveges visszajelzés/komment is. A beérkezett értékelésekből lehet látni párat az oldalon is, ha lejjebb görgetünk.</w:t>
+      </w:r>
+    </w:p>
+    <w:p>
+      <w:pPr>
+        <w:pStyle w:val="Cmsor2"/>
+      </w:pPr>
+      <w:bookmarkStart w:id="25" w:name="_Toc225253531"/>
+      <w:r>
+        <w:t>A főoldal menüsora</w:t>
+      </w:r>
+      <w:bookmarkEnd w:id="25"/>
+    </w:p>
+    <w:p>
+      <w:pPr>
+        <w:spacing w:before="240" w:line="360" w:lineRule="auto"/>
+      </w:pPr>
+      <w:r>
+        <w:t>A menüsor az oldalon való navigálást segíti. Ha a gombra kattintunk, akkor automatikusan a megfelelő részre kerülünk.</w:t>
+      </w:r>
+    </w:p>
+    <w:p>
+      <w:pPr>
+        <w:spacing w:before="240" w:line="360" w:lineRule="auto"/>
+      </w:pPr>
+      <w:r>
+        <w:rPr>
+          <w:b/>
+        </w:rPr>
+        <w:t xml:space="preserve">Funkciók gomb: </w:t>
+      </w:r>
+      <w:r>
+        <w:t xml:space="preserve">A gombra kattintva elvisz minket az oldal arra a részre, ahol a rendszerünk funkcióit, működését részletezzük. </w:t>
+      </w:r>
+    </w:p>
+    <w:p>
+      <w:pPr>
+        <w:spacing w:before="240" w:line="360" w:lineRule="auto"/>
+      </w:pPr>
+      <w:r>
+        <w:rPr>
+          <w:b/>
+        </w:rPr>
+        <w:t xml:space="preserve">Működés gomb: </w:t>
+      </w:r>
+      <w:r>
+        <w:t>Jelenleg nem működik.</w:t>
+      </w:r>
+    </w:p>
+    <w:p>
+      <w:pPr>
+        <w:spacing w:before="240" w:line="360" w:lineRule="auto"/>
+      </w:pPr>
+      <w:r>
+        <w:rPr>
+          <w:b/>
+        </w:rPr>
+        <w:t xml:space="preserve">GYIK gomb: </w:t>
+      </w:r>
+      <w:r>
+        <w:t>A gyakori kérdések rovatra visz minket, ahol a felhasználók által gyakran ismételt kérdések vannak összeszedve és megválaszolva.</w:t>
+      </w:r>
+    </w:p>
+    <w:p>
+      <w:pPr>
+        <w:spacing w:before="240" w:line="360" w:lineRule="auto"/>
+      </w:pPr>
+      <w:r>
+        <w:rPr>
+          <w:b/>
+        </w:rPr>
+        <w:t xml:space="preserve">Vélemények gomb: </w:t>
+      </w:r>
+      <w:r>
+        <w:t>A gombra kattintva a vélemények rovatra visz minket az oldal, ahol a felhasználóink által írt vélemények olvashatóak, valamint megfogalmazhatjuk saját véleményünket is az oldallal, valamint a szolgáltatással kapcsolatban.</w:t>
+      </w:r>
+    </w:p>
+    <w:p>
+      <w:pPr>
+        <w:spacing w:before="240" w:line="360" w:lineRule="auto"/>
+      </w:pPr>
+      <w:r>
+        <w:rPr>
+          <w:b/>
+        </w:rPr>
         <w:lastRenderedPageBreak/>
-        <w:t>parkolás mentése, annak érdekében, hogy a munka után könnyen megtalálja az autóját</w:t>
+        <w:t xml:space="preserve">Kapcsolat gomb: </w:t>
+      </w:r>
+      <w:r>
+        <w:t>A gombra kattintva az oldal elvisz minket a kapcsolat rovathoz, ahol a kapcsolatot lehet velünk felvenni. Lehetőség van bármilyen kérdés feltételére, illetve az esetleges észrevételek közlésére is.</w:t>
       </w:r>
     </w:p>
     <w:p>
       <w:pPr>
         <w:pStyle w:val="Cmsor2"/>
       </w:pPr>
-      <w:bookmarkStart w:id="20" w:name="_Toc224641907"/>
-      <w:r>
-        <w:t>Értékelések és visszajelzések a főoldalon</w:t>
-      </w:r>
-      <w:bookmarkEnd w:id="20"/>
+      <w:bookmarkStart w:id="26" w:name="_Toc225253532"/>
+      <w:r>
+        <w:t>Kapcsolat rovat a főoldalon</w:t>
+      </w:r>
+      <w:bookmarkEnd w:id="26"/>
     </w:p>
     <w:p>
       <w:pPr>
         <w:spacing w:before="240" w:line="360" w:lineRule="auto"/>
       </w:pPr>
       <w:r>
-        <w:t>A fő (bemutató) oldal alján a felhasználók számára lehetőség a felhasználók számára lehetőség van a szolgáltatás értékelésére és a vélemény nyilvánításra.</w:t>
-      </w:r>
-    </w:p>
-    <w:p>
-      <w:pPr>
-        <w:spacing w:before="240" w:line="360" w:lineRule="auto"/>
-      </w:pPr>
-      <w:r>
-        <w:t>Az étékelés 1-5 csillagos skálán történik, ahol 1 csillag a legrosszabb, és az 5 csillag a legjobb értékelést jelenti. Az értékeléshez adható szöveges visszajelzés/komment is. A beérkezett értékelésekből lehet látni párat az oldalon is, ha lejjebb görgetünk.</w:t>
+        <w:t>Egy név, valamint egy e-mail cím megadása után lehetőség van az üzenetünk megadására. Az elküldés gombra kell kattintani, és ezt követően visszaigazoló e-mailt kapunk.</w:t>
+      </w:r>
+    </w:p>
+    <w:p>
+      <w:r>
+        <w:br w:type="page"/>
       </w:r>
     </w:p>
     <w:p>
       <w:pPr>
         <w:pStyle w:val="Cmsor2"/>
       </w:pPr>
-      <w:bookmarkStart w:id="21" w:name="_Toc224641908"/>
-      <w:r>
-        <w:t>A főoldal menüsora</w:t>
-      </w:r>
-      <w:bookmarkEnd w:id="21"/>
-    </w:p>
-    <w:p>
-      <w:pPr>
-        <w:spacing w:before="240" w:line="360" w:lineRule="auto"/>
-      </w:pPr>
-      <w:r>
-        <w:t>A menüsor az oldalon való navigálást segíti. Ha a gombra kattintunk, akkor automatikusan a megfelelő részre kerülünk.</w:t>
-      </w:r>
-    </w:p>
-    <w:p>
-      <w:pPr>
-        <w:spacing w:before="240" w:line="360" w:lineRule="auto"/>
-      </w:pPr>
-      <w:r>
-        <w:rPr>
-          <w:b/>
-        </w:rPr>
-        <w:t xml:space="preserve">Funkciók gomb: </w:t>
-      </w:r>
-      <w:r>
-        <w:t xml:space="preserve">A gombra kattintva elvisz minket az oldal arra a részre, ahol a rendszerünk funkcióit, működését részletezzük. </w:t>
-      </w:r>
-    </w:p>
-    <w:p>
-      <w:pPr>
-        <w:spacing w:before="240" w:line="360" w:lineRule="auto"/>
-      </w:pPr>
-      <w:r>
-        <w:rPr>
-          <w:b/>
-        </w:rPr>
-        <w:t xml:space="preserve">Működés gomb: </w:t>
-      </w:r>
-      <w:r>
-        <w:t>Jelenleg nem működik.</w:t>
-      </w:r>
-    </w:p>
-    <w:p>
-      <w:pPr>
-        <w:spacing w:before="240" w:line="360" w:lineRule="auto"/>
-      </w:pPr>
-      <w:r>
-        <w:rPr>
-          <w:b/>
-        </w:rPr>
-        <w:t xml:space="preserve">GYIK gomb: </w:t>
-      </w:r>
-      <w:r>
-        <w:t>A gyakori kérdések rovatra visz minket, ahol a felhasználók által gyakran ismételt kérdések vannak összeszedve és megválaszolva.</w:t>
-      </w:r>
-    </w:p>
-    <w:p>
-      <w:pPr>
-        <w:spacing w:before="240" w:line="360" w:lineRule="auto"/>
-      </w:pPr>
-      <w:r>
-        <w:rPr>
-          <w:b/>
-        </w:rPr>
-        <w:t xml:space="preserve">Vélemények gomb: </w:t>
-      </w:r>
-      <w:r>
-        <w:t>A gombra kattintva a vélemények rovatra visz minket az oldal, ahol a felhasználóink által írt vélemények olvashatóak, valamint megfogalmazhatjuk saját véleményünket is az oldallal, valamint a szolgáltatással kapcsolatban.</w:t>
-      </w:r>
-    </w:p>
-    <w:p>
-      <w:pPr>
-        <w:spacing w:before="240" w:line="360" w:lineRule="auto"/>
-      </w:pPr>
-      <w:r>
-        <w:rPr>
-          <w:b/>
-        </w:rPr>
-        <w:t xml:space="preserve">Kapcsolat gomb: </w:t>
-      </w:r>
-      <w:r>
-        <w:t>A gombra kattintva az oldal elvisz minket a kapcsolat rovathoz, ahol a kapcsolatot lehet velünk felvenni. Lehetőség van bármilyen kérdés feltételére, illetve az esetleges észrevételek közlésére is.</w:t>
-      </w:r>
-    </w:p>
-    <w:p>
-      <w:pPr>
-        <w:pStyle w:val="Cmsor2"/>
-      </w:pPr>
-      <w:bookmarkStart w:id="22" w:name="_Toc224641909"/>
-      <w:r>
-        <w:lastRenderedPageBreak/>
-        <w:t>Kapcsolat rovat a főoldalon</w:t>
-      </w:r>
-      <w:bookmarkEnd w:id="22"/>
-    </w:p>
-    <w:p>
-      <w:pPr>
-        <w:spacing w:before="240" w:line="360" w:lineRule="auto"/>
-      </w:pPr>
-      <w:r>
-        <w:t>Egy név, valamint egy e-mail cím megadása után lehetőség van az üzenetünk megadására. Az elküldés gombra kell kattintani, és ezt követően visszaigazoló e-mailt kapunk.</w:t>
-      </w:r>
-    </w:p>
-    <w:p>
-      <w:r>
-        <w:br w:type="page"/>
-      </w:r>
-    </w:p>
-    <w:p>
-      <w:pPr>
-        <w:pStyle w:val="Cmsor2"/>
-      </w:pPr>
-      <w:bookmarkStart w:id="23" w:name="_Toc224641910"/>
+      <w:bookmarkStart w:id="27" w:name="_Toc225253533"/>
       <w:r>
         <w:lastRenderedPageBreak/>
         <w:t xml:space="preserve">Az </w:t>
@@ -6029,7 +7186,7 @@
       <w:r>
         <w:t xml:space="preserve"> felület működése</w:t>
       </w:r>
-      <w:bookmarkEnd w:id="23"/>
+      <w:bookmarkEnd w:id="27"/>
     </w:p>
     <w:p>
       <w:pPr>
@@ -6058,7 +7215,7 @@
       <w:r>
         <w:t xml:space="preserve">: A </w:t>
       </w:r>
-      <w:hyperlink r:id="rId34" w:history="1">
+      <w:hyperlink r:id="rId44" w:history="1">
         <w:r>
           <w:rPr>
             <w:rStyle w:val="Hiperhivatkozs"/>
@@ -6379,7 +7536,7 @@
           <w:highlight w:val="darkGreen"/>
         </w:rPr>
       </w:pPr>
-      <w:bookmarkStart w:id="24" w:name="_Toc224641911"/>
+      <w:bookmarkStart w:id="28" w:name="_Toc225253534"/>
       <w:r>
         <w:rPr>
           <w:highlight w:val="darkGreen"/>
@@ -6387,17 +7544,17 @@
         <w:lastRenderedPageBreak/>
         <w:t>Összefoglalás</w:t>
       </w:r>
-      <w:bookmarkEnd w:id="24"/>
+      <w:bookmarkEnd w:id="28"/>
     </w:p>
     <w:p>
       <w:pPr>
         <w:pStyle w:val="Cmsor2"/>
       </w:pPr>
-      <w:bookmarkStart w:id="25" w:name="_Toc224641912"/>
+      <w:bookmarkStart w:id="29" w:name="_Toc225253535"/>
       <w:r>
         <w:t>A vége eredmény véleményezése</w:t>
       </w:r>
-      <w:bookmarkEnd w:id="25"/>
+      <w:bookmarkEnd w:id="29"/>
     </w:p>
     <w:p>
       <w:pPr>
@@ -6597,7 +7754,6 @@
                                 <w:calendar w:val="gregorian"/>
                               </w:date>
                             </w:sdtPr>
-                            <w:sdtEndPr/>
                             <w:sdtContent>
                               <w:p>
                                 <w:pPr>
@@ -6672,7 +7828,6 @@
                           <w:calendar w:val="gregorian"/>
                         </w:date>
                       </w:sdtPr>
-                      <w:sdtEndPr/>
                       <w:sdtContent>
                         <w:p>
                           <w:pPr>
@@ -8037,6 +9192,18 @@
       <w:jc w:val="center"/>
     </w:pPr>
   </w:style>
+  <w:style w:type="character" w:styleId="Feloldatlanmegemlts">
+    <w:name w:val="Unresolved Mention"/>
+    <w:basedOn w:val="Bekezdsalapbettpusa"/>
+    <w:uiPriority w:val="99"/>
+    <w:semiHidden/>
+    <w:unhideWhenUsed/>
+    <w:rsid w:val="00355C1D"/>
+    <w:rPr>
+      <w:color w:val="605E5C"/>
+      <w:shd w:val="clear" w:color="auto" w:fill="E1DFDD"/>
+    </w:rPr>
+  </w:style>
 </w:styles>
 </file>
 
@@ -8340,7 +9507,7 @@
 </file>
 
 <file path=customXml/itemProps1.xml><?xml version="1.0" encoding="utf-8"?>
-<ds:datastoreItem xmlns:ds="http://schemas.openxmlformats.org/officeDocument/2006/customXml" ds:itemID="{635CBE84-F93B-40BA-B38B-E5B8DE480C26}">
+<ds:datastoreItem xmlns:ds="http://schemas.openxmlformats.org/officeDocument/2006/customXml" ds:itemID="{50B46D60-578A-4E3B-8090-E897FB6CDAC0}">
   <ds:schemaRefs>
     <ds:schemaRef ds:uri="http://schemas.openxmlformats.org/officeDocument/2006/bibliography"/>
   </ds:schemaRefs>

--- a/doksik/szakmaivizsga_dokumentacio.docx
+++ b/doksik/szakmaivizsga_dokumentacio.docx
@@ -194,7 +194,7 @@
           <w:r>
             <w:fldChar w:fldCharType="separate"/>
           </w:r>
-          <w:hyperlink w:anchor="_Toc225253507" w:history="1">
+          <w:hyperlink w:anchor="_Toc225856811" w:history="1">
             <w:r>
               <w:rPr>
                 <w:rStyle w:val="Hiperhivatkozs"/>
@@ -222,7 +222,7 @@
                 <w:noProof/>
                 <w:webHidden/>
               </w:rPr>
-              <w:instrText xml:space="preserve"> PAGEREF _Toc225253507 \h </w:instrText>
+              <w:instrText xml:space="preserve"> PAGEREF _Toc225856811 \h </w:instrText>
             </w:r>
             <w:r>
               <w:rPr>
@@ -266,7 +266,7 @@
               <w:lang w:eastAsia="hu-HU"/>
             </w:rPr>
           </w:pPr>
-          <w:hyperlink w:anchor="_Toc225253508" w:history="1">
+          <w:hyperlink w:anchor="_Toc225856812" w:history="1">
             <w:r>
               <w:rPr>
                 <w:rStyle w:val="Hiperhivatkozs"/>
@@ -293,7 +293,7 @@
                 <w:noProof/>
                 <w:webHidden/>
               </w:rPr>
-              <w:instrText xml:space="preserve"> PAGEREF _Toc225253508 \h </w:instrText>
+              <w:instrText xml:space="preserve"> PAGEREF _Toc225856812 \h </w:instrText>
             </w:r>
             <w:r>
               <w:rPr>
@@ -337,7 +337,7 @@
               <w:lang w:eastAsia="hu-HU"/>
             </w:rPr>
           </w:pPr>
-          <w:hyperlink w:anchor="_Toc225253509" w:history="1">
+          <w:hyperlink w:anchor="_Toc225856813" w:history="1">
             <w:r>
               <w:rPr>
                 <w:rStyle w:val="Hiperhivatkozs"/>
@@ -364,7 +364,7 @@
                 <w:noProof/>
                 <w:webHidden/>
               </w:rPr>
-              <w:instrText xml:space="preserve"> PAGEREF _Toc225253509 \h </w:instrText>
+              <w:instrText xml:space="preserve"> PAGEREF _Toc225856813 \h </w:instrText>
             </w:r>
             <w:r>
               <w:rPr>
@@ -408,7 +408,7 @@
               <w:lang w:eastAsia="hu-HU"/>
             </w:rPr>
           </w:pPr>
-          <w:hyperlink w:anchor="_Toc225253510" w:history="1">
+          <w:hyperlink w:anchor="_Toc225856814" w:history="1">
             <w:r>
               <w:rPr>
                 <w:rStyle w:val="Hiperhivatkozs"/>
@@ -435,7 +435,7 @@
                 <w:noProof/>
                 <w:webHidden/>
               </w:rPr>
-              <w:instrText xml:space="preserve"> PAGEREF _Toc225253510 \h </w:instrText>
+              <w:instrText xml:space="preserve"> PAGEREF _Toc225856814 \h </w:instrText>
             </w:r>
             <w:r>
               <w:rPr>
@@ -479,7 +479,7 @@
               <w:lang w:eastAsia="hu-HU"/>
             </w:rPr>
           </w:pPr>
-          <w:hyperlink w:anchor="_Toc225253511" w:history="1">
+          <w:hyperlink w:anchor="_Toc225856815" w:history="1">
             <w:r>
               <w:rPr>
                 <w:rStyle w:val="Hiperhivatkozs"/>
@@ -507,7 +507,7 @@
                 <w:noProof/>
                 <w:webHidden/>
               </w:rPr>
-              <w:instrText xml:space="preserve"> PAGEREF _Toc225253511 \h </w:instrText>
+              <w:instrText xml:space="preserve"> PAGEREF _Toc225856815 \h </w:instrText>
             </w:r>
             <w:r>
               <w:rPr>
@@ -551,7 +551,7 @@
               <w:lang w:eastAsia="hu-HU"/>
             </w:rPr>
           </w:pPr>
-          <w:hyperlink w:anchor="_Toc225253512" w:history="1">
+          <w:hyperlink w:anchor="_Toc225856816" w:history="1">
             <w:r>
               <w:rPr>
                 <w:rStyle w:val="Hiperhivatkozs"/>
@@ -578,7 +578,7 @@
                 <w:noProof/>
                 <w:webHidden/>
               </w:rPr>
-              <w:instrText xml:space="preserve"> PAGEREF _Toc225253512 \h </w:instrText>
+              <w:instrText xml:space="preserve"> PAGEREF _Toc225856816 \h </w:instrText>
             </w:r>
             <w:r>
               <w:rPr>
@@ -622,7 +622,7 @@
               <w:lang w:eastAsia="hu-HU"/>
             </w:rPr>
           </w:pPr>
-          <w:hyperlink w:anchor="_Toc225253513" w:history="1">
+          <w:hyperlink w:anchor="_Toc225856817" w:history="1">
             <w:r>
               <w:rPr>
                 <w:rStyle w:val="Hiperhivatkozs"/>
@@ -649,7 +649,7 @@
                 <w:noProof/>
                 <w:webHidden/>
               </w:rPr>
-              <w:instrText xml:space="preserve"> PAGEREF _Toc225253513 \h </w:instrText>
+              <w:instrText xml:space="preserve"> PAGEREF _Toc225856817 \h </w:instrText>
             </w:r>
             <w:r>
               <w:rPr>
@@ -693,7 +693,7 @@
               <w:lang w:eastAsia="hu-HU"/>
             </w:rPr>
           </w:pPr>
-          <w:hyperlink w:anchor="_Toc225253514" w:history="1">
+          <w:hyperlink w:anchor="_Toc225856818" w:history="1">
             <w:r>
               <w:rPr>
                 <w:rStyle w:val="Hiperhivatkozs"/>
@@ -720,7 +720,7 @@
                 <w:noProof/>
                 <w:webHidden/>
               </w:rPr>
-              <w:instrText xml:space="preserve"> PAGEREF _Toc225253514 \h </w:instrText>
+              <w:instrText xml:space="preserve"> PAGEREF _Toc225856818 \h </w:instrText>
             </w:r>
             <w:r>
               <w:rPr>
@@ -764,7 +764,7 @@
               <w:lang w:eastAsia="hu-HU"/>
             </w:rPr>
           </w:pPr>
-          <w:hyperlink w:anchor="_Toc225253515" w:history="1">
+          <w:hyperlink w:anchor="_Toc225856819" w:history="1">
             <w:r>
               <w:rPr>
                 <w:rStyle w:val="Hiperhivatkozs"/>
@@ -791,7 +791,7 @@
                 <w:noProof/>
                 <w:webHidden/>
               </w:rPr>
-              <w:instrText xml:space="preserve"> PAGEREF _Toc225253515 \h </w:instrText>
+              <w:instrText xml:space="preserve"> PAGEREF _Toc225856819 \h </w:instrText>
             </w:r>
             <w:r>
               <w:rPr>
@@ -835,7 +835,7 @@
               <w:lang w:eastAsia="hu-HU"/>
             </w:rPr>
           </w:pPr>
-          <w:hyperlink w:anchor="_Toc225253516" w:history="1">
+          <w:hyperlink w:anchor="_Toc225856820" w:history="1">
             <w:r>
               <w:rPr>
                 <w:rStyle w:val="Hiperhivatkozs"/>
@@ -862,7 +862,7 @@
                 <w:noProof/>
                 <w:webHidden/>
               </w:rPr>
-              <w:instrText xml:space="preserve"> PAGEREF _Toc225253516 \h </w:instrText>
+              <w:instrText xml:space="preserve"> PAGEREF _Toc225856820 \h </w:instrText>
             </w:r>
             <w:r>
               <w:rPr>
@@ -906,7 +906,7 @@
               <w:lang w:eastAsia="hu-HU"/>
             </w:rPr>
           </w:pPr>
-          <w:hyperlink w:anchor="_Toc225253517" w:history="1">
+          <w:hyperlink w:anchor="_Toc225856821" w:history="1">
             <w:r>
               <w:rPr>
                 <w:rStyle w:val="Hiperhivatkozs"/>
@@ -933,7 +933,7 @@
                 <w:noProof/>
                 <w:webHidden/>
               </w:rPr>
-              <w:instrText xml:space="preserve"> PAGEREF _Toc225253517 \h </w:instrText>
+              <w:instrText xml:space="preserve"> PAGEREF _Toc225856821 \h </w:instrText>
             </w:r>
             <w:r>
               <w:rPr>
@@ -977,7 +977,7 @@
               <w:lang w:eastAsia="hu-HU"/>
             </w:rPr>
           </w:pPr>
-          <w:hyperlink w:anchor="_Toc225253518" w:history="1">
+          <w:hyperlink w:anchor="_Toc225856822" w:history="1">
             <w:r>
               <w:rPr>
                 <w:rStyle w:val="Hiperhivatkozs"/>
@@ -1004,7 +1004,7 @@
                 <w:noProof/>
                 <w:webHidden/>
               </w:rPr>
-              <w:instrText xml:space="preserve"> PAGEREF _Toc225253518 \h </w:instrText>
+              <w:instrText xml:space="preserve"> PAGEREF _Toc225856822 \h </w:instrText>
             </w:r>
             <w:r>
               <w:rPr>
@@ -1048,7 +1048,7 @@
               <w:lang w:eastAsia="hu-HU"/>
             </w:rPr>
           </w:pPr>
-          <w:hyperlink w:anchor="_Toc225253519" w:history="1">
+          <w:hyperlink w:anchor="_Toc225856823" w:history="1">
             <w:r>
               <w:rPr>
                 <w:rStyle w:val="Hiperhivatkozs"/>
@@ -1075,7 +1075,7 @@
                 <w:noProof/>
                 <w:webHidden/>
               </w:rPr>
-              <w:instrText xml:space="preserve"> PAGEREF _Toc225253519 \h </w:instrText>
+              <w:instrText xml:space="preserve"> PAGEREF _Toc225856823 \h </w:instrText>
             </w:r>
             <w:r>
               <w:rPr>
@@ -1119,7 +1119,7 @@
               <w:lang w:eastAsia="hu-HU"/>
             </w:rPr>
           </w:pPr>
-          <w:hyperlink w:anchor="_Toc225253520" w:history="1">
+          <w:hyperlink w:anchor="_Toc225856824" w:history="1">
             <w:r>
               <w:rPr>
                 <w:rStyle w:val="Hiperhivatkozs"/>
@@ -1146,7 +1146,7 @@
                 <w:noProof/>
                 <w:webHidden/>
               </w:rPr>
-              <w:instrText xml:space="preserve"> PAGEREF _Toc225253520 \h </w:instrText>
+              <w:instrText xml:space="preserve"> PAGEREF _Toc225856824 \h </w:instrText>
             </w:r>
             <w:r>
               <w:rPr>
@@ -1190,7 +1190,7 @@
               <w:lang w:eastAsia="hu-HU"/>
             </w:rPr>
           </w:pPr>
-          <w:hyperlink w:anchor="_Toc225253521" w:history="1">
+          <w:hyperlink w:anchor="_Toc225856825" w:history="1">
             <w:r>
               <w:rPr>
                 <w:rStyle w:val="Hiperhivatkozs"/>
@@ -1217,7 +1217,7 @@
                 <w:noProof/>
                 <w:webHidden/>
               </w:rPr>
-              <w:instrText xml:space="preserve"> PAGEREF _Toc225253521 \h </w:instrText>
+              <w:instrText xml:space="preserve"> PAGEREF _Toc225856825 \h </w:instrText>
             </w:r>
             <w:r>
               <w:rPr>
@@ -1261,7 +1261,7 @@
               <w:lang w:eastAsia="hu-HU"/>
             </w:rPr>
           </w:pPr>
-          <w:hyperlink w:anchor="_Toc225253522" w:history="1">
+          <w:hyperlink w:anchor="_Toc225856826" w:history="1">
             <w:r>
               <w:rPr>
                 <w:rStyle w:val="Hiperhivatkozs"/>
@@ -1288,7 +1288,7 @@
                 <w:noProof/>
                 <w:webHidden/>
               </w:rPr>
-              <w:instrText xml:space="preserve"> PAGEREF _Toc225253522 \h </w:instrText>
+              <w:instrText xml:space="preserve"> PAGEREF _Toc225856826 \h </w:instrText>
             </w:r>
             <w:r>
               <w:rPr>
@@ -1332,7 +1332,7 @@
               <w:lang w:eastAsia="hu-HU"/>
             </w:rPr>
           </w:pPr>
-          <w:hyperlink w:anchor="_Toc225253523" w:history="1">
+          <w:hyperlink w:anchor="_Toc225856827" w:history="1">
             <w:r>
               <w:rPr>
                 <w:rStyle w:val="Hiperhivatkozs"/>
@@ -1359,7 +1359,7 @@
                 <w:noProof/>
                 <w:webHidden/>
               </w:rPr>
-              <w:instrText xml:space="preserve"> PAGEREF _Toc225253523 \h </w:instrText>
+              <w:instrText xml:space="preserve"> PAGEREF _Toc225856827 \h </w:instrText>
             </w:r>
             <w:r>
               <w:rPr>
@@ -1403,7 +1403,7 @@
               <w:lang w:eastAsia="hu-HU"/>
             </w:rPr>
           </w:pPr>
-          <w:hyperlink w:anchor="_Toc225253524" w:history="1">
+          <w:hyperlink w:anchor="_Toc225856828" w:history="1">
             <w:r>
               <w:rPr>
                 <w:rStyle w:val="Hiperhivatkozs"/>
@@ -1430,7 +1430,7 @@
                 <w:noProof/>
                 <w:webHidden/>
               </w:rPr>
-              <w:instrText xml:space="preserve"> PAGEREF _Toc225253524 \h </w:instrText>
+              <w:instrText xml:space="preserve"> PAGEREF _Toc225856828 \h </w:instrText>
             </w:r>
             <w:r>
               <w:rPr>
@@ -1474,7 +1474,7 @@
               <w:lang w:eastAsia="hu-HU"/>
             </w:rPr>
           </w:pPr>
-          <w:hyperlink w:anchor="_Toc225253525" w:history="1">
+          <w:hyperlink w:anchor="_Toc225856829" w:history="1">
             <w:r>
               <w:rPr>
                 <w:rStyle w:val="Hiperhivatkozs"/>
@@ -1501,7 +1501,7 @@
                 <w:noProof/>
                 <w:webHidden/>
               </w:rPr>
-              <w:instrText xml:space="preserve"> PAGEREF _Toc225253525 \h </w:instrText>
+              <w:instrText xml:space="preserve"> PAGEREF _Toc225856829 \h </w:instrText>
             </w:r>
             <w:r>
               <w:rPr>
@@ -1522,6 +1522,220 @@
                 <w:webHidden/>
               </w:rPr>
               <w:t>21</w:t>
+            </w:r>
+            <w:r>
+              <w:rPr>
+                <w:noProof/>
+                <w:webHidden/>
+              </w:rPr>
+              <w:fldChar w:fldCharType="end"/>
+            </w:r>
+          </w:hyperlink>
+        </w:p>
+        <w:p>
+          <w:pPr>
+            <w:pStyle w:val="TJ3"/>
+            <w:tabs>
+              <w:tab w:val="right" w:leader="dot" w:pos="9062"/>
+            </w:tabs>
+            <w:rPr>
+              <w:rFonts w:eastAsiaTheme="minorEastAsia"/>
+              <w:noProof/>
+              <w:sz w:val="22"/>
+              <w:lang w:eastAsia="hu-HU"/>
+            </w:rPr>
+          </w:pPr>
+          <w:hyperlink w:anchor="_Toc225856830" w:history="1">
+            <w:r>
+              <w:rPr>
+                <w:rStyle w:val="Hiperhivatkozs"/>
+                <w:noProof/>
+              </w:rPr>
+              <w:t>E-mail küldés előkészítése</w:t>
+            </w:r>
+            <w:r>
+              <w:rPr>
+                <w:noProof/>
+                <w:webHidden/>
+              </w:rPr>
+              <w:tab/>
+            </w:r>
+            <w:r>
+              <w:rPr>
+                <w:noProof/>
+                <w:webHidden/>
+              </w:rPr>
+              <w:fldChar w:fldCharType="begin"/>
+            </w:r>
+            <w:r>
+              <w:rPr>
+                <w:noProof/>
+                <w:webHidden/>
+              </w:rPr>
+              <w:instrText xml:space="preserve"> PAGEREF _Toc225856830 \h </w:instrText>
+            </w:r>
+            <w:r>
+              <w:rPr>
+                <w:noProof/>
+                <w:webHidden/>
+              </w:rPr>
+            </w:r>
+            <w:r>
+              <w:rPr>
+                <w:noProof/>
+                <w:webHidden/>
+              </w:rPr>
+              <w:fldChar w:fldCharType="separate"/>
+            </w:r>
+            <w:r>
+              <w:rPr>
+                <w:noProof/>
+                <w:webHidden/>
+              </w:rPr>
+              <w:t>22</w:t>
+            </w:r>
+            <w:r>
+              <w:rPr>
+                <w:noProof/>
+                <w:webHidden/>
+              </w:rPr>
+              <w:fldChar w:fldCharType="end"/>
+            </w:r>
+          </w:hyperlink>
+        </w:p>
+        <w:p>
+          <w:pPr>
+            <w:pStyle w:val="TJ3"/>
+            <w:tabs>
+              <w:tab w:val="right" w:leader="dot" w:pos="9062"/>
+            </w:tabs>
+            <w:rPr>
+              <w:rFonts w:eastAsiaTheme="minorEastAsia"/>
+              <w:noProof/>
+              <w:sz w:val="22"/>
+              <w:lang w:eastAsia="hu-HU"/>
+            </w:rPr>
+          </w:pPr>
+          <w:hyperlink w:anchor="_Toc225856831" w:history="1">
+            <w:r>
+              <w:rPr>
+                <w:rStyle w:val="Hiperhivatkozs"/>
+                <w:noProof/>
+              </w:rPr>
+              <w:t>Vélemények feldolgozása és mentése az adatbázisba</w:t>
+            </w:r>
+            <w:r>
+              <w:rPr>
+                <w:noProof/>
+                <w:webHidden/>
+              </w:rPr>
+              <w:tab/>
+            </w:r>
+            <w:r>
+              <w:rPr>
+                <w:noProof/>
+                <w:webHidden/>
+              </w:rPr>
+              <w:fldChar w:fldCharType="begin"/>
+            </w:r>
+            <w:r>
+              <w:rPr>
+                <w:noProof/>
+                <w:webHidden/>
+              </w:rPr>
+              <w:instrText xml:space="preserve"> PAGEREF _Toc225856831 \h </w:instrText>
+            </w:r>
+            <w:r>
+              <w:rPr>
+                <w:noProof/>
+                <w:webHidden/>
+              </w:rPr>
+            </w:r>
+            <w:r>
+              <w:rPr>
+                <w:noProof/>
+                <w:webHidden/>
+              </w:rPr>
+              <w:fldChar w:fldCharType="separate"/>
+            </w:r>
+            <w:r>
+              <w:rPr>
+                <w:noProof/>
+                <w:webHidden/>
+              </w:rPr>
+              <w:t>23</w:t>
+            </w:r>
+            <w:r>
+              <w:rPr>
+                <w:noProof/>
+                <w:webHidden/>
+              </w:rPr>
+              <w:fldChar w:fldCharType="end"/>
+            </w:r>
+          </w:hyperlink>
+        </w:p>
+        <w:p>
+          <w:pPr>
+            <w:pStyle w:val="TJ1"/>
+            <w:tabs>
+              <w:tab w:val="right" w:leader="dot" w:pos="9062"/>
+            </w:tabs>
+            <w:rPr>
+              <w:rFonts w:eastAsiaTheme="minorEastAsia"/>
+              <w:noProof/>
+              <w:sz w:val="22"/>
+              <w:lang w:eastAsia="hu-HU"/>
+            </w:rPr>
+          </w:pPr>
+          <w:hyperlink w:anchor="_Toc225856832" w:history="1">
+            <w:r>
+              <w:rPr>
+                <w:rStyle w:val="Hiperhivatkozs"/>
+                <w:noProof/>
+                <w:highlight w:val="darkGreen"/>
+              </w:rPr>
+              <w:t>Felhasználói dokumentáció</w:t>
+            </w:r>
+            <w:r>
+              <w:rPr>
+                <w:noProof/>
+                <w:webHidden/>
+              </w:rPr>
+              <w:tab/>
+            </w:r>
+            <w:r>
+              <w:rPr>
+                <w:noProof/>
+                <w:webHidden/>
+              </w:rPr>
+              <w:fldChar w:fldCharType="begin"/>
+            </w:r>
+            <w:r>
+              <w:rPr>
+                <w:noProof/>
+                <w:webHidden/>
+              </w:rPr>
+              <w:instrText xml:space="preserve"> PAGEREF _Toc225856832 \h </w:instrText>
+            </w:r>
+            <w:r>
+              <w:rPr>
+                <w:noProof/>
+                <w:webHidden/>
+              </w:rPr>
+            </w:r>
+            <w:r>
+              <w:rPr>
+                <w:noProof/>
+                <w:webHidden/>
+              </w:rPr>
+              <w:fldChar w:fldCharType="separate"/>
+            </w:r>
+            <w:r>
+              <w:rPr>
+                <w:noProof/>
+                <w:webHidden/>
+              </w:rPr>
+              <w:t>25</w:t>
             </w:r>
             <w:r>
               <w:rPr>
@@ -1545,13 +1759,13 @@
               <w:lang w:eastAsia="hu-HU"/>
             </w:rPr>
           </w:pPr>
-          <w:hyperlink w:anchor="_Toc225253526" w:history="1">
+          <w:hyperlink w:anchor="_Toc225856833" w:history="1">
             <w:r>
               <w:rPr>
                 <w:rStyle w:val="Hiperhivatkozs"/>
                 <w:noProof/>
               </w:rPr>
-              <w:t>E-mail küldés előkészítése</w:t>
+              <w:t>Bejelentkezés/belépés/regisztráció folyamata</w:t>
             </w:r>
             <w:r>
               <w:rPr>
@@ -1572,7 +1786,7 @@
                 <w:noProof/>
                 <w:webHidden/>
               </w:rPr>
-              <w:instrText xml:space="preserve"> PAGEREF _Toc225253526 \h </w:instrText>
+              <w:instrText xml:space="preserve"> PAGEREF _Toc225856833 \h </w:instrText>
             </w:r>
             <w:r>
               <w:rPr>
@@ -1592,7 +1806,362 @@
                 <w:noProof/>
                 <w:webHidden/>
               </w:rPr>
-              <w:t>22</w:t>
+              <w:t>25</w:t>
+            </w:r>
+            <w:r>
+              <w:rPr>
+                <w:noProof/>
+                <w:webHidden/>
+              </w:rPr>
+              <w:fldChar w:fldCharType="end"/>
+            </w:r>
+          </w:hyperlink>
+        </w:p>
+        <w:p>
+          <w:pPr>
+            <w:pStyle w:val="TJ2"/>
+            <w:tabs>
+              <w:tab w:val="right" w:leader="dot" w:pos="9062"/>
+            </w:tabs>
+            <w:rPr>
+              <w:rFonts w:eastAsiaTheme="minorEastAsia"/>
+              <w:noProof/>
+              <w:sz w:val="22"/>
+              <w:lang w:eastAsia="hu-HU"/>
+            </w:rPr>
+          </w:pPr>
+          <w:hyperlink w:anchor="_Toc225856834" w:history="1">
+            <w:r>
+              <w:rPr>
+                <w:rStyle w:val="Hiperhivatkozs"/>
+                <w:noProof/>
+              </w:rPr>
+              <w:t>Rangrendszer és jogosultságok</w:t>
+            </w:r>
+            <w:r>
+              <w:rPr>
+                <w:noProof/>
+                <w:webHidden/>
+              </w:rPr>
+              <w:tab/>
+            </w:r>
+            <w:r>
+              <w:rPr>
+                <w:noProof/>
+                <w:webHidden/>
+              </w:rPr>
+              <w:fldChar w:fldCharType="begin"/>
+            </w:r>
+            <w:r>
+              <w:rPr>
+                <w:noProof/>
+                <w:webHidden/>
+              </w:rPr>
+              <w:instrText xml:space="preserve"> PAGEREF _Toc225856834 \h </w:instrText>
+            </w:r>
+            <w:r>
+              <w:rPr>
+                <w:noProof/>
+                <w:webHidden/>
+              </w:rPr>
+            </w:r>
+            <w:r>
+              <w:rPr>
+                <w:noProof/>
+                <w:webHidden/>
+              </w:rPr>
+              <w:fldChar w:fldCharType="separate"/>
+            </w:r>
+            <w:r>
+              <w:rPr>
+                <w:noProof/>
+                <w:webHidden/>
+              </w:rPr>
+              <w:t>25</w:t>
+            </w:r>
+            <w:r>
+              <w:rPr>
+                <w:noProof/>
+                <w:webHidden/>
+              </w:rPr>
+              <w:fldChar w:fldCharType="end"/>
+            </w:r>
+          </w:hyperlink>
+        </w:p>
+        <w:p>
+          <w:pPr>
+            <w:pStyle w:val="TJ2"/>
+            <w:tabs>
+              <w:tab w:val="right" w:leader="dot" w:pos="9062"/>
+            </w:tabs>
+            <w:rPr>
+              <w:rFonts w:eastAsiaTheme="minorEastAsia"/>
+              <w:noProof/>
+              <w:sz w:val="22"/>
+              <w:lang w:eastAsia="hu-HU"/>
+            </w:rPr>
+          </w:pPr>
+          <w:hyperlink w:anchor="_Toc225856835" w:history="1">
+            <w:r>
+              <w:rPr>
+                <w:rStyle w:val="Hiperhivatkozs"/>
+                <w:noProof/>
+              </w:rPr>
+              <w:t>Értékelések és visszajelzések a főoldalon</w:t>
+            </w:r>
+            <w:r>
+              <w:rPr>
+                <w:noProof/>
+                <w:webHidden/>
+              </w:rPr>
+              <w:tab/>
+            </w:r>
+            <w:r>
+              <w:rPr>
+                <w:noProof/>
+                <w:webHidden/>
+              </w:rPr>
+              <w:fldChar w:fldCharType="begin"/>
+            </w:r>
+            <w:r>
+              <w:rPr>
+                <w:noProof/>
+                <w:webHidden/>
+              </w:rPr>
+              <w:instrText xml:space="preserve"> PAGEREF _Toc225856835 \h </w:instrText>
+            </w:r>
+            <w:r>
+              <w:rPr>
+                <w:noProof/>
+                <w:webHidden/>
+              </w:rPr>
+            </w:r>
+            <w:r>
+              <w:rPr>
+                <w:noProof/>
+                <w:webHidden/>
+              </w:rPr>
+              <w:fldChar w:fldCharType="separate"/>
+            </w:r>
+            <w:r>
+              <w:rPr>
+                <w:noProof/>
+                <w:webHidden/>
+              </w:rPr>
+              <w:t>27</w:t>
+            </w:r>
+            <w:r>
+              <w:rPr>
+                <w:noProof/>
+                <w:webHidden/>
+              </w:rPr>
+              <w:fldChar w:fldCharType="end"/>
+            </w:r>
+          </w:hyperlink>
+        </w:p>
+        <w:p>
+          <w:pPr>
+            <w:pStyle w:val="TJ2"/>
+            <w:tabs>
+              <w:tab w:val="right" w:leader="dot" w:pos="9062"/>
+            </w:tabs>
+            <w:rPr>
+              <w:rFonts w:eastAsiaTheme="minorEastAsia"/>
+              <w:noProof/>
+              <w:sz w:val="22"/>
+              <w:lang w:eastAsia="hu-HU"/>
+            </w:rPr>
+          </w:pPr>
+          <w:hyperlink w:anchor="_Toc225856836" w:history="1">
+            <w:r>
+              <w:rPr>
+                <w:rStyle w:val="Hiperhivatkozs"/>
+                <w:noProof/>
+              </w:rPr>
+              <w:t>A főoldal menüsora</w:t>
+            </w:r>
+            <w:r>
+              <w:rPr>
+                <w:noProof/>
+                <w:webHidden/>
+              </w:rPr>
+              <w:tab/>
+            </w:r>
+            <w:r>
+              <w:rPr>
+                <w:noProof/>
+                <w:webHidden/>
+              </w:rPr>
+              <w:fldChar w:fldCharType="begin"/>
+            </w:r>
+            <w:r>
+              <w:rPr>
+                <w:noProof/>
+                <w:webHidden/>
+              </w:rPr>
+              <w:instrText xml:space="preserve"> PAGEREF _Toc225856836 \h </w:instrText>
+            </w:r>
+            <w:r>
+              <w:rPr>
+                <w:noProof/>
+                <w:webHidden/>
+              </w:rPr>
+            </w:r>
+            <w:r>
+              <w:rPr>
+                <w:noProof/>
+                <w:webHidden/>
+              </w:rPr>
+              <w:fldChar w:fldCharType="separate"/>
+            </w:r>
+            <w:r>
+              <w:rPr>
+                <w:noProof/>
+                <w:webHidden/>
+              </w:rPr>
+              <w:t>27</w:t>
+            </w:r>
+            <w:r>
+              <w:rPr>
+                <w:noProof/>
+                <w:webHidden/>
+              </w:rPr>
+              <w:fldChar w:fldCharType="end"/>
+            </w:r>
+          </w:hyperlink>
+        </w:p>
+        <w:p>
+          <w:pPr>
+            <w:pStyle w:val="TJ2"/>
+            <w:tabs>
+              <w:tab w:val="right" w:leader="dot" w:pos="9062"/>
+            </w:tabs>
+            <w:rPr>
+              <w:rFonts w:eastAsiaTheme="minorEastAsia"/>
+              <w:noProof/>
+              <w:sz w:val="22"/>
+              <w:lang w:eastAsia="hu-HU"/>
+            </w:rPr>
+          </w:pPr>
+          <w:hyperlink w:anchor="_Toc225856837" w:history="1">
+            <w:r>
+              <w:rPr>
+                <w:rStyle w:val="Hiperhivatkozs"/>
+                <w:noProof/>
+              </w:rPr>
+              <w:t>Kapcsolat rovat a főoldalon</w:t>
+            </w:r>
+            <w:r>
+              <w:rPr>
+                <w:noProof/>
+                <w:webHidden/>
+              </w:rPr>
+              <w:tab/>
+            </w:r>
+            <w:r>
+              <w:rPr>
+                <w:noProof/>
+                <w:webHidden/>
+              </w:rPr>
+              <w:fldChar w:fldCharType="begin"/>
+            </w:r>
+            <w:r>
+              <w:rPr>
+                <w:noProof/>
+                <w:webHidden/>
+              </w:rPr>
+              <w:instrText xml:space="preserve"> PAGEREF _Toc225856837 \h </w:instrText>
+            </w:r>
+            <w:r>
+              <w:rPr>
+                <w:noProof/>
+                <w:webHidden/>
+              </w:rPr>
+            </w:r>
+            <w:r>
+              <w:rPr>
+                <w:noProof/>
+                <w:webHidden/>
+              </w:rPr>
+              <w:fldChar w:fldCharType="separate"/>
+            </w:r>
+            <w:r>
+              <w:rPr>
+                <w:noProof/>
+                <w:webHidden/>
+              </w:rPr>
+              <w:t>28</w:t>
+            </w:r>
+            <w:r>
+              <w:rPr>
+                <w:noProof/>
+                <w:webHidden/>
+              </w:rPr>
+              <w:fldChar w:fldCharType="end"/>
+            </w:r>
+          </w:hyperlink>
+        </w:p>
+        <w:p>
+          <w:pPr>
+            <w:pStyle w:val="TJ2"/>
+            <w:tabs>
+              <w:tab w:val="right" w:leader="dot" w:pos="9062"/>
+            </w:tabs>
+            <w:rPr>
+              <w:rFonts w:eastAsiaTheme="minorEastAsia"/>
+              <w:noProof/>
+              <w:sz w:val="22"/>
+              <w:lang w:eastAsia="hu-HU"/>
+            </w:rPr>
+          </w:pPr>
+          <w:hyperlink w:anchor="_Toc225856838" w:history="1">
+            <w:r>
+              <w:rPr>
+                <w:rStyle w:val="Hiperhivatkozs"/>
+                <w:noProof/>
+              </w:rPr>
+              <w:t>Az admin felület működése</w:t>
+            </w:r>
+            <w:r>
+              <w:rPr>
+                <w:noProof/>
+                <w:webHidden/>
+              </w:rPr>
+              <w:tab/>
+            </w:r>
+            <w:r>
+              <w:rPr>
+                <w:noProof/>
+                <w:webHidden/>
+              </w:rPr>
+              <w:fldChar w:fldCharType="begin"/>
+            </w:r>
+            <w:r>
+              <w:rPr>
+                <w:noProof/>
+                <w:webHidden/>
+              </w:rPr>
+              <w:instrText xml:space="preserve"> PAGEREF _Toc225856838 \h </w:instrText>
+            </w:r>
+            <w:r>
+              <w:rPr>
+                <w:noProof/>
+                <w:webHidden/>
+              </w:rPr>
+            </w:r>
+            <w:r>
+              <w:rPr>
+                <w:noProof/>
+                <w:webHidden/>
+              </w:rPr>
+              <w:fldChar w:fldCharType="separate"/>
+            </w:r>
+            <w:r>
+              <w:rPr>
+                <w:noProof/>
+                <w:webHidden/>
+              </w:rPr>
+              <w:t>29</w:t>
             </w:r>
             <w:r>
               <w:rPr>
@@ -1616,14 +2185,14 @@
               <w:lang w:eastAsia="hu-HU"/>
             </w:rPr>
           </w:pPr>
-          <w:hyperlink w:anchor="_Toc225253527" w:history="1">
+          <w:hyperlink w:anchor="_Toc225856839" w:history="1">
             <w:r>
               <w:rPr>
                 <w:rStyle w:val="Hiperhivatkozs"/>
                 <w:noProof/>
                 <w:highlight w:val="darkGreen"/>
               </w:rPr>
-              <w:t>Felhasználói dokumentáció</w:t>
+              <w:t>Összefoglalás</w:t>
             </w:r>
             <w:r>
               <w:rPr>
@@ -1644,7 +2213,7 @@
                 <w:noProof/>
                 <w:webHidden/>
               </w:rPr>
-              <w:instrText xml:space="preserve"> PAGEREF _Toc225253527 \h </w:instrText>
+              <w:instrText xml:space="preserve"> PAGEREF _Toc225856839 \h </w:instrText>
             </w:r>
             <w:r>
               <w:rPr>
@@ -1664,7 +2233,7 @@
                 <w:noProof/>
                 <w:webHidden/>
               </w:rPr>
-              <w:t>25</w:t>
+              <w:t>31</w:t>
             </w:r>
             <w:r>
               <w:rPr>
@@ -1688,13 +2257,13 @@
               <w:lang w:eastAsia="hu-HU"/>
             </w:rPr>
           </w:pPr>
-          <w:hyperlink w:anchor="_Toc225253528" w:history="1">
+          <w:hyperlink w:anchor="_Toc225856840" w:history="1">
             <w:r>
               <w:rPr>
                 <w:rStyle w:val="Hiperhivatkozs"/>
                 <w:noProof/>
               </w:rPr>
-              <w:t>Bejelentkezés/belépés/regisztráció folyamata</w:t>
+              <w:t>A vége eredmény véleményezése</w:t>
             </w:r>
             <w:r>
               <w:rPr>
@@ -1715,505 +2284,7 @@
                 <w:noProof/>
                 <w:webHidden/>
               </w:rPr>
-              <w:instrText xml:space="preserve"> PAGEREF _Toc225253528 \h </w:instrText>
-            </w:r>
-            <w:r>
-              <w:rPr>
-                <w:noProof/>
-                <w:webHidden/>
-              </w:rPr>
-            </w:r>
-            <w:r>
-              <w:rPr>
-                <w:noProof/>
-                <w:webHidden/>
-              </w:rPr>
-              <w:fldChar w:fldCharType="separate"/>
-            </w:r>
-            <w:r>
-              <w:rPr>
-                <w:noProof/>
-                <w:webHidden/>
-              </w:rPr>
-              <w:t>25</w:t>
-            </w:r>
-            <w:r>
-              <w:rPr>
-                <w:noProof/>
-                <w:webHidden/>
-              </w:rPr>
-              <w:fldChar w:fldCharType="end"/>
-            </w:r>
-          </w:hyperlink>
-        </w:p>
-        <w:p>
-          <w:pPr>
-            <w:pStyle w:val="TJ2"/>
-            <w:tabs>
-              <w:tab w:val="right" w:leader="dot" w:pos="9062"/>
-            </w:tabs>
-            <w:rPr>
-              <w:rFonts w:eastAsiaTheme="minorEastAsia"/>
-              <w:noProof/>
-              <w:sz w:val="22"/>
-              <w:lang w:eastAsia="hu-HU"/>
-            </w:rPr>
-          </w:pPr>
-          <w:hyperlink w:anchor="_Toc225253529" w:history="1">
-            <w:r>
-              <w:rPr>
-                <w:rStyle w:val="Hiperhivatkozs"/>
-                <w:noProof/>
-              </w:rPr>
-              <w:t>Rangrendszer és jogosultságok</w:t>
-            </w:r>
-            <w:r>
-              <w:rPr>
-                <w:noProof/>
-                <w:webHidden/>
-              </w:rPr>
-              <w:tab/>
-            </w:r>
-            <w:r>
-              <w:rPr>
-                <w:noProof/>
-                <w:webHidden/>
-              </w:rPr>
-              <w:fldChar w:fldCharType="begin"/>
-            </w:r>
-            <w:r>
-              <w:rPr>
-                <w:noProof/>
-                <w:webHidden/>
-              </w:rPr>
-              <w:instrText xml:space="preserve"> PAGEREF _Toc225253529 \h </w:instrText>
-            </w:r>
-            <w:r>
-              <w:rPr>
-                <w:noProof/>
-                <w:webHidden/>
-              </w:rPr>
-            </w:r>
-            <w:r>
-              <w:rPr>
-                <w:noProof/>
-                <w:webHidden/>
-              </w:rPr>
-              <w:fldChar w:fldCharType="separate"/>
-            </w:r>
-            <w:r>
-              <w:rPr>
-                <w:noProof/>
-                <w:webHidden/>
-              </w:rPr>
-              <w:t>25</w:t>
-            </w:r>
-            <w:r>
-              <w:rPr>
-                <w:noProof/>
-                <w:webHidden/>
-              </w:rPr>
-              <w:fldChar w:fldCharType="end"/>
-            </w:r>
-          </w:hyperlink>
-        </w:p>
-        <w:p>
-          <w:pPr>
-            <w:pStyle w:val="TJ2"/>
-            <w:tabs>
-              <w:tab w:val="right" w:leader="dot" w:pos="9062"/>
-            </w:tabs>
-            <w:rPr>
-              <w:rFonts w:eastAsiaTheme="minorEastAsia"/>
-              <w:noProof/>
-              <w:sz w:val="22"/>
-              <w:lang w:eastAsia="hu-HU"/>
-            </w:rPr>
-          </w:pPr>
-          <w:hyperlink w:anchor="_Toc225253530" w:history="1">
-            <w:r>
-              <w:rPr>
-                <w:rStyle w:val="Hiperhivatkozs"/>
-                <w:noProof/>
-              </w:rPr>
-              <w:t>Értékelések és visszajelzések a főoldalon</w:t>
-            </w:r>
-            <w:r>
-              <w:rPr>
-                <w:noProof/>
-                <w:webHidden/>
-              </w:rPr>
-              <w:tab/>
-            </w:r>
-            <w:r>
-              <w:rPr>
-                <w:noProof/>
-                <w:webHidden/>
-              </w:rPr>
-              <w:fldChar w:fldCharType="begin"/>
-            </w:r>
-            <w:r>
-              <w:rPr>
-                <w:noProof/>
-                <w:webHidden/>
-              </w:rPr>
-              <w:instrText xml:space="preserve"> PAGEREF _Toc225253530 \h </w:instrText>
-            </w:r>
-            <w:r>
-              <w:rPr>
-                <w:noProof/>
-                <w:webHidden/>
-              </w:rPr>
-            </w:r>
-            <w:r>
-              <w:rPr>
-                <w:noProof/>
-                <w:webHidden/>
-              </w:rPr>
-              <w:fldChar w:fldCharType="separate"/>
-            </w:r>
-            <w:r>
-              <w:rPr>
-                <w:noProof/>
-                <w:webHidden/>
-              </w:rPr>
-              <w:t>27</w:t>
-            </w:r>
-            <w:r>
-              <w:rPr>
-                <w:noProof/>
-                <w:webHidden/>
-              </w:rPr>
-              <w:fldChar w:fldCharType="end"/>
-            </w:r>
-          </w:hyperlink>
-        </w:p>
-        <w:p>
-          <w:pPr>
-            <w:pStyle w:val="TJ2"/>
-            <w:tabs>
-              <w:tab w:val="right" w:leader="dot" w:pos="9062"/>
-            </w:tabs>
-            <w:rPr>
-              <w:rFonts w:eastAsiaTheme="minorEastAsia"/>
-              <w:noProof/>
-              <w:sz w:val="22"/>
-              <w:lang w:eastAsia="hu-HU"/>
-            </w:rPr>
-          </w:pPr>
-          <w:hyperlink w:anchor="_Toc225253531" w:history="1">
-            <w:r>
-              <w:rPr>
-                <w:rStyle w:val="Hiperhivatkozs"/>
-                <w:noProof/>
-              </w:rPr>
-              <w:t>A főoldal menüsora</w:t>
-            </w:r>
-            <w:r>
-              <w:rPr>
-                <w:noProof/>
-                <w:webHidden/>
-              </w:rPr>
-              <w:tab/>
-            </w:r>
-            <w:r>
-              <w:rPr>
-                <w:noProof/>
-                <w:webHidden/>
-              </w:rPr>
-              <w:fldChar w:fldCharType="begin"/>
-            </w:r>
-            <w:r>
-              <w:rPr>
-                <w:noProof/>
-                <w:webHidden/>
-              </w:rPr>
-              <w:instrText xml:space="preserve"> PAGEREF _Toc225253531 \h </w:instrText>
-            </w:r>
-            <w:r>
-              <w:rPr>
-                <w:noProof/>
-                <w:webHidden/>
-              </w:rPr>
-            </w:r>
-            <w:r>
-              <w:rPr>
-                <w:noProof/>
-                <w:webHidden/>
-              </w:rPr>
-              <w:fldChar w:fldCharType="separate"/>
-            </w:r>
-            <w:r>
-              <w:rPr>
-                <w:noProof/>
-                <w:webHidden/>
-              </w:rPr>
-              <w:t>27</w:t>
-            </w:r>
-            <w:r>
-              <w:rPr>
-                <w:noProof/>
-                <w:webHidden/>
-              </w:rPr>
-              <w:fldChar w:fldCharType="end"/>
-            </w:r>
-          </w:hyperlink>
-        </w:p>
-        <w:p>
-          <w:pPr>
-            <w:pStyle w:val="TJ2"/>
-            <w:tabs>
-              <w:tab w:val="right" w:leader="dot" w:pos="9062"/>
-            </w:tabs>
-            <w:rPr>
-              <w:rFonts w:eastAsiaTheme="minorEastAsia"/>
-              <w:noProof/>
-              <w:sz w:val="22"/>
-              <w:lang w:eastAsia="hu-HU"/>
-            </w:rPr>
-          </w:pPr>
-          <w:hyperlink w:anchor="_Toc225253532" w:history="1">
-            <w:r>
-              <w:rPr>
-                <w:rStyle w:val="Hiperhivatkozs"/>
-                <w:noProof/>
-              </w:rPr>
-              <w:t>Kapcsolat rovat a főoldalon</w:t>
-            </w:r>
-            <w:r>
-              <w:rPr>
-                <w:noProof/>
-                <w:webHidden/>
-              </w:rPr>
-              <w:tab/>
-            </w:r>
-            <w:r>
-              <w:rPr>
-                <w:noProof/>
-                <w:webHidden/>
-              </w:rPr>
-              <w:fldChar w:fldCharType="begin"/>
-            </w:r>
-            <w:r>
-              <w:rPr>
-                <w:noProof/>
-                <w:webHidden/>
-              </w:rPr>
-              <w:instrText xml:space="preserve"> PAGEREF _Toc225253532 \h </w:instrText>
-            </w:r>
-            <w:r>
-              <w:rPr>
-                <w:noProof/>
-                <w:webHidden/>
-              </w:rPr>
-            </w:r>
-            <w:r>
-              <w:rPr>
-                <w:noProof/>
-                <w:webHidden/>
-              </w:rPr>
-              <w:fldChar w:fldCharType="separate"/>
-            </w:r>
-            <w:r>
-              <w:rPr>
-                <w:noProof/>
-                <w:webHidden/>
-              </w:rPr>
-              <w:t>28</w:t>
-            </w:r>
-            <w:r>
-              <w:rPr>
-                <w:noProof/>
-                <w:webHidden/>
-              </w:rPr>
-              <w:fldChar w:fldCharType="end"/>
-            </w:r>
-          </w:hyperlink>
-        </w:p>
-        <w:p>
-          <w:pPr>
-            <w:pStyle w:val="TJ2"/>
-            <w:tabs>
-              <w:tab w:val="right" w:leader="dot" w:pos="9062"/>
-            </w:tabs>
-            <w:rPr>
-              <w:rFonts w:eastAsiaTheme="minorEastAsia"/>
-              <w:noProof/>
-              <w:sz w:val="22"/>
-              <w:lang w:eastAsia="hu-HU"/>
-            </w:rPr>
-          </w:pPr>
-          <w:hyperlink w:anchor="_Toc225253533" w:history="1">
-            <w:r>
-              <w:rPr>
-                <w:rStyle w:val="Hiperhivatkozs"/>
-                <w:noProof/>
-              </w:rPr>
-              <w:t>Az admin felület működése</w:t>
-            </w:r>
-            <w:r>
-              <w:rPr>
-                <w:noProof/>
-                <w:webHidden/>
-              </w:rPr>
-              <w:tab/>
-            </w:r>
-            <w:r>
-              <w:rPr>
-                <w:noProof/>
-                <w:webHidden/>
-              </w:rPr>
-              <w:fldChar w:fldCharType="begin"/>
-            </w:r>
-            <w:r>
-              <w:rPr>
-                <w:noProof/>
-                <w:webHidden/>
-              </w:rPr>
-              <w:instrText xml:space="preserve"> PAGEREF _Toc225253533 \h </w:instrText>
-            </w:r>
-            <w:r>
-              <w:rPr>
-                <w:noProof/>
-                <w:webHidden/>
-              </w:rPr>
-            </w:r>
-            <w:r>
-              <w:rPr>
-                <w:noProof/>
-                <w:webHidden/>
-              </w:rPr>
-              <w:fldChar w:fldCharType="separate"/>
-            </w:r>
-            <w:r>
-              <w:rPr>
-                <w:noProof/>
-                <w:webHidden/>
-              </w:rPr>
-              <w:t>29</w:t>
-            </w:r>
-            <w:r>
-              <w:rPr>
-                <w:noProof/>
-                <w:webHidden/>
-              </w:rPr>
-              <w:fldChar w:fldCharType="end"/>
-            </w:r>
-          </w:hyperlink>
-        </w:p>
-        <w:p>
-          <w:pPr>
-            <w:pStyle w:val="TJ1"/>
-            <w:tabs>
-              <w:tab w:val="right" w:leader="dot" w:pos="9062"/>
-            </w:tabs>
-            <w:rPr>
-              <w:rFonts w:eastAsiaTheme="minorEastAsia"/>
-              <w:noProof/>
-              <w:sz w:val="22"/>
-              <w:lang w:eastAsia="hu-HU"/>
-            </w:rPr>
-          </w:pPr>
-          <w:hyperlink w:anchor="_Toc225253534" w:history="1">
-            <w:r>
-              <w:rPr>
-                <w:rStyle w:val="Hiperhivatkozs"/>
-                <w:noProof/>
-                <w:highlight w:val="darkGreen"/>
-              </w:rPr>
-              <w:t>Összefoglalás</w:t>
-            </w:r>
-            <w:r>
-              <w:rPr>
-                <w:noProof/>
-                <w:webHidden/>
-              </w:rPr>
-              <w:tab/>
-            </w:r>
-            <w:r>
-              <w:rPr>
-                <w:noProof/>
-                <w:webHidden/>
-              </w:rPr>
-              <w:fldChar w:fldCharType="begin"/>
-            </w:r>
-            <w:r>
-              <w:rPr>
-                <w:noProof/>
-                <w:webHidden/>
-              </w:rPr>
-              <w:instrText xml:space="preserve"> PAGEREF _Toc225253534 \h </w:instrText>
-            </w:r>
-            <w:r>
-              <w:rPr>
-                <w:noProof/>
-                <w:webHidden/>
-              </w:rPr>
-            </w:r>
-            <w:r>
-              <w:rPr>
-                <w:noProof/>
-                <w:webHidden/>
-              </w:rPr>
-              <w:fldChar w:fldCharType="separate"/>
-            </w:r>
-            <w:r>
-              <w:rPr>
-                <w:noProof/>
-                <w:webHidden/>
-              </w:rPr>
-              <w:t>31</w:t>
-            </w:r>
-            <w:r>
-              <w:rPr>
-                <w:noProof/>
-                <w:webHidden/>
-              </w:rPr>
-              <w:fldChar w:fldCharType="end"/>
-            </w:r>
-          </w:hyperlink>
-        </w:p>
-        <w:p>
-          <w:pPr>
-            <w:pStyle w:val="TJ2"/>
-            <w:tabs>
-              <w:tab w:val="right" w:leader="dot" w:pos="9062"/>
-            </w:tabs>
-            <w:rPr>
-              <w:rFonts w:eastAsiaTheme="minorEastAsia"/>
-              <w:noProof/>
-              <w:sz w:val="22"/>
-              <w:lang w:eastAsia="hu-HU"/>
-            </w:rPr>
-          </w:pPr>
-          <w:hyperlink w:anchor="_Toc225253535" w:history="1">
-            <w:r>
-              <w:rPr>
-                <w:rStyle w:val="Hiperhivatkozs"/>
-                <w:noProof/>
-              </w:rPr>
-              <w:t>A vége eredmény véleményezése</w:t>
-            </w:r>
-            <w:r>
-              <w:rPr>
-                <w:noProof/>
-                <w:webHidden/>
-              </w:rPr>
-              <w:tab/>
-            </w:r>
-            <w:r>
-              <w:rPr>
-                <w:noProof/>
-                <w:webHidden/>
-              </w:rPr>
-              <w:fldChar w:fldCharType="begin"/>
-            </w:r>
-            <w:r>
-              <w:rPr>
-                <w:noProof/>
-                <w:webHidden/>
-              </w:rPr>
-              <w:instrText xml:space="preserve"> PAGEREF _Toc225253535 \h </w:instrText>
+              <w:instrText xml:space="preserve"> PAGEREF _Toc225856840 \h </w:instrText>
             </w:r>
             <w:r>
               <w:rPr>
@@ -2250,6 +2321,7 @@
               <w:b/>
               <w:bCs/>
             </w:rPr>
+            <w:lastRenderedPageBreak/>
             <w:fldChar w:fldCharType="end"/>
           </w:r>
         </w:p>
@@ -2262,12 +2334,11 @@
           <w:highlight w:val="darkGreen"/>
         </w:rPr>
       </w:pPr>
-      <w:bookmarkStart w:id="0" w:name="_Toc225253507"/>
+      <w:bookmarkStart w:id="0" w:name="_Toc225856811"/>
       <w:r>
         <w:rPr>
           <w:highlight w:val="darkGreen"/>
         </w:rPr>
-        <w:lastRenderedPageBreak/>
         <w:t>Bevezetés</w:t>
       </w:r>
       <w:bookmarkEnd w:id="0"/>
@@ -2276,7 +2347,7 @@
       <w:pPr>
         <w:pStyle w:val="Cmsor2"/>
       </w:pPr>
-      <w:bookmarkStart w:id="1" w:name="_Toc225253508"/>
+      <w:bookmarkStart w:id="1" w:name="_Toc225856812"/>
       <w:r>
         <w:t>Tesztfelhasználó</w:t>
       </w:r>
@@ -2314,7 +2385,7 @@
       <w:pPr>
         <w:pStyle w:val="Cmsor2"/>
       </w:pPr>
-      <w:bookmarkStart w:id="2" w:name="_Toc225253509"/>
+      <w:bookmarkStart w:id="2" w:name="_Toc225856813"/>
       <w:r>
         <w:t>Témaválasztás</w:t>
       </w:r>
@@ -2336,7 +2407,7 @@
       <w:pPr>
         <w:pStyle w:val="Cmsor2"/>
       </w:pPr>
-      <w:bookmarkStart w:id="3" w:name="_Toc225253510"/>
+      <w:bookmarkStart w:id="3" w:name="_Toc225856814"/>
       <w:r>
         <w:t>Célkitűzés</w:t>
       </w:r>
@@ -2449,7 +2520,7 @@
           <w:highlight w:val="darkGreen"/>
         </w:rPr>
       </w:pPr>
-      <w:bookmarkStart w:id="4" w:name="_Toc225253511"/>
+      <w:bookmarkStart w:id="4" w:name="_Toc225856815"/>
       <w:r>
         <w:rPr>
           <w:highlight w:val="darkGreen"/>
@@ -2463,7 +2534,7 @@
       <w:pPr>
         <w:pStyle w:val="Cmsor2"/>
       </w:pPr>
-      <w:bookmarkStart w:id="5" w:name="_Toc225253512"/>
+      <w:bookmarkStart w:id="5" w:name="_Toc225856816"/>
       <w:r>
         <w:t>Fejlesztői környezet</w:t>
       </w:r>
@@ -2749,7 +2820,7 @@
       <w:pPr>
         <w:pStyle w:val="Cmsor2"/>
       </w:pPr>
-      <w:bookmarkStart w:id="6" w:name="_Toc225253513"/>
+      <w:bookmarkStart w:id="6" w:name="_Toc225856817"/>
       <w:proofErr w:type="spellStart"/>
       <w:r>
         <w:t>Domain</w:t>
@@ -2812,7 +2883,7 @@
           <w:noProof/>
         </w:rPr>
       </w:pPr>
-      <w:bookmarkStart w:id="7" w:name="_Toc225253514"/>
+      <w:bookmarkStart w:id="7" w:name="_Toc225856818"/>
       <w:r>
         <w:rPr>
           <w:noProof/>
@@ -3006,7 +3077,7 @@
       <w:pPr>
         <w:pStyle w:val="Cmsor2"/>
       </w:pPr>
-      <w:bookmarkStart w:id="8" w:name="_Toc225253515"/>
+      <w:bookmarkStart w:id="8" w:name="_Toc225856819"/>
       <w:r>
         <w:rPr>
           <w:noProof/>
@@ -3163,7 +3234,7 @@
       <w:pPr>
         <w:pStyle w:val="Cmsor3"/>
       </w:pPr>
-      <w:bookmarkStart w:id="9" w:name="_Toc225253516"/>
+      <w:bookmarkStart w:id="9" w:name="_Toc225856820"/>
       <w:r>
         <w:lastRenderedPageBreak/>
         <w:t>A ’jarmu’ t</w:t>
@@ -3376,7 +3447,7 @@
       <w:pPr>
         <w:pStyle w:val="Cmsor3"/>
       </w:pPr>
-      <w:bookmarkStart w:id="10" w:name="_Toc225253517"/>
+      <w:bookmarkStart w:id="10" w:name="_Toc225856821"/>
       <w:r>
         <w:lastRenderedPageBreak/>
         <w:t>Az ’embe</w:t>
@@ -3621,7 +3692,7 @@
       <w:pPr>
         <w:pStyle w:val="Cmsor3"/>
       </w:pPr>
-      <w:bookmarkStart w:id="11" w:name="_Toc225253518"/>
+      <w:bookmarkStart w:id="11" w:name="_Toc225856822"/>
       <w:r>
         <w:lastRenderedPageBreak/>
         <w:t>A ’</w:t>
@@ -3752,7 +3823,7 @@
       <w:pPr>
         <w:pStyle w:val="Cmsor3"/>
       </w:pPr>
-      <w:bookmarkStart w:id="12" w:name="_Toc225253519"/>
+      <w:bookmarkStart w:id="12" w:name="_Toc225856823"/>
       <w:r>
         <w:lastRenderedPageBreak/>
         <w:t>Az ’</w:t>
@@ -3924,7 +3995,7 @@
       <w:pPr>
         <w:pStyle w:val="Cmsor3"/>
       </w:pPr>
-      <w:bookmarkStart w:id="13" w:name="_Toc225253520"/>
+      <w:bookmarkStart w:id="13" w:name="_Toc225856824"/>
       <w:r>
         <w:lastRenderedPageBreak/>
         <w:t>A ’</w:t>
@@ -4281,7 +4352,7 @@
       <w:pPr>
         <w:pStyle w:val="Cmsor3"/>
       </w:pPr>
-      <w:bookmarkStart w:id="14" w:name="_Toc225253521"/>
+      <w:bookmarkStart w:id="14" w:name="_Toc225856825"/>
       <w:r>
         <w:lastRenderedPageBreak/>
         <w:t>A ’</w:t>
@@ -4453,7 +4524,7 @@
       <w:pPr>
         <w:pStyle w:val="Cmsor2"/>
       </w:pPr>
-      <w:bookmarkStart w:id="15" w:name="_Toc225253522"/>
+      <w:bookmarkStart w:id="15" w:name="_Toc225856826"/>
       <w:r>
         <w:lastRenderedPageBreak/>
         <w:t>Hardveres komponenseink bemutatása</w:t>
@@ -5543,7 +5614,7 @@
       <w:pPr>
         <w:pStyle w:val="Cmsor2"/>
       </w:pPr>
-      <w:bookmarkStart w:id="16" w:name="_Toc225253523"/>
+      <w:bookmarkStart w:id="16" w:name="_Toc225856827"/>
       <w:r>
         <w:lastRenderedPageBreak/>
         <w:t>Egyedi algoritmusok a weboldalon</w:t>
@@ -5562,7 +5633,7 @@
       <w:pPr>
         <w:pStyle w:val="Cmsor3"/>
       </w:pPr>
-      <w:bookmarkStart w:id="17" w:name="_Toc225253524"/>
+      <w:bookmarkStart w:id="17" w:name="_Toc225856828"/>
       <w:r>
         <w:t xml:space="preserve">E-mail küldés az </w:t>
       </w:r>
@@ -5594,6 +5665,9 @@
         <w:spacing w:before="120"/>
       </w:pPr>
       <w:r>
+        <w:rPr>
+          <w:noProof/>
+        </w:rPr>
         <w:drawing>
           <wp:inline distT="0" distB="0" distL="0" distR="0" wp14:anchorId="611B3902" wp14:editId="6C66DEC9">
             <wp:extent cx="5760720" cy="1798955"/>
@@ -5757,6 +5831,9 @@
         <w:spacing w:before="120"/>
       </w:pPr>
       <w:r>
+        <w:rPr>
+          <w:noProof/>
+        </w:rPr>
         <w:drawing>
           <wp:inline distT="0" distB="0" distL="0" distR="0" wp14:anchorId="5B186BF2" wp14:editId="13714ECC">
             <wp:extent cx="5760720" cy="2120900"/>
@@ -5812,7 +5889,7 @@
       <w:pPr>
         <w:pStyle w:val="Cmsor3"/>
       </w:pPr>
-      <w:bookmarkStart w:id="18" w:name="_Toc225253525"/>
+      <w:bookmarkStart w:id="18" w:name="_Toc225856829"/>
       <w:r>
         <w:lastRenderedPageBreak/>
         <w:t>E-mail küldés a felhasználónak</w:t>
@@ -5836,22 +5913,13 @@
         <w:t>üzenetet küldő</w:t>
       </w:r>
       <w:r>
-        <w:t xml:space="preserve"> </w:t>
-      </w:r>
-      <w:r>
-        <w:t>felhasználó</w:t>
-      </w:r>
-      <w:r>
-        <w:t xml:space="preserve"> e-mailben</w:t>
+        <w:t xml:space="preserve"> felhasználó e-mailben</w:t>
       </w:r>
       <w:r>
         <w:t xml:space="preserve"> megkapja</w:t>
       </w:r>
       <w:r>
-        <w:t xml:space="preserve"> </w:t>
-      </w:r>
-      <w:r>
-        <w:t>az oldal automatikus üzenetét</w:t>
+        <w:t xml:space="preserve"> az oldal automatikus üzenetét</w:t>
       </w:r>
       <w:r>
         <w:t>, amely tartalmazza</w:t>
@@ -5865,6 +5933,9 @@
     </w:p>
     <w:p>
       <w:r>
+        <w:rPr>
+          <w:noProof/>
+        </w:rPr>
         <w:drawing>
           <wp:inline distT="0" distB="0" distL="0" distR="0" wp14:anchorId="7537AECD" wp14:editId="7439E767">
             <wp:extent cx="5760720" cy="1297940"/>
@@ -6038,21 +6109,22 @@
       <w:pPr>
         <w:pStyle w:val="Cmsor3"/>
       </w:pPr>
-      <w:bookmarkStart w:id="19" w:name="_Toc225253526"/>
-      <w:bookmarkStart w:id="20" w:name="_GoBack"/>
+      <w:bookmarkStart w:id="19" w:name="_Toc225856830"/>
       <w:r>
         <w:lastRenderedPageBreak/>
         <w:t>E-mail küldés előkészítése</w:t>
       </w:r>
       <w:bookmarkEnd w:id="19"/>
     </w:p>
-    <w:bookmarkEnd w:id="20"/>
     <w:p>
       <w:pPr>
         <w:spacing w:before="240"/>
         <w:jc w:val="both"/>
       </w:pPr>
       <w:r>
+        <w:rPr>
+          <w:noProof/>
+        </w:rPr>
         <w:drawing>
           <wp:anchor distT="0" distB="0" distL="114300" distR="114300" simplePos="0" relativeHeight="251692032" behindDoc="1" locked="0" layoutInCell="1" allowOverlap="1" wp14:anchorId="214131D2">
             <wp:simplePos x="0" y="0"/>
@@ -6199,18 +6271,275 @@
       </w:r>
     </w:p>
     <w:p>
+      <w:r>
+        <w:br w:type="page"/>
+      </w:r>
+    </w:p>
+    <w:p>
+      <w:pPr>
+        <w:pStyle w:val="Cmsor3"/>
+      </w:pPr>
+      <w:bookmarkStart w:id="20" w:name="_Toc225856831"/>
+      <w:r>
+        <w:lastRenderedPageBreak/>
+        <w:t>Vélemények feldolgozása és mentése az adatbázisba</w:t>
+      </w:r>
+      <w:bookmarkEnd w:id="20"/>
+    </w:p>
+    <w:p>
+      <w:pPr>
+        <w:spacing w:before="360"/>
+        <w:jc w:val="both"/>
+      </w:pPr>
+      <w:r>
+        <w:t>A</w:t>
+      </w:r>
+      <w:r>
+        <w:t xml:space="preserve"> lenti kódrészlet a vélemények adatbázisba való mentésére szolgál. A küldő </w:t>
+      </w:r>
+      <w:proofErr w:type="spellStart"/>
+      <w:r>
+        <w:t>if</w:t>
+      </w:r>
+      <w:proofErr w:type="spellEnd"/>
+      <w:r>
+        <w:t xml:space="preserve"> ágban ellenőrizzük azt, hogy POST kéréssel lett e elküldve, valamint, hogy létezik e a </w:t>
+      </w:r>
+      <w:proofErr w:type="spellStart"/>
+      <w:r>
+        <w:rPr>
+          <w:b/>
+        </w:rPr>
+        <w:t>submit_review</w:t>
+      </w:r>
+      <w:proofErr w:type="spellEnd"/>
+      <w:r>
+        <w:t xml:space="preserve"> </w:t>
+      </w:r>
+      <w:r>
+        <w:t>POST</w:t>
+      </w:r>
+      <w:r>
+        <w:t xml:space="preserve">. Ha az </w:t>
+      </w:r>
+      <w:proofErr w:type="spellStart"/>
+      <w:r>
+        <w:t>if</w:t>
+      </w:r>
+      <w:proofErr w:type="spellEnd"/>
+      <w:r>
+        <w:t xml:space="preserve"> ág rendben lefutott a </w:t>
+      </w:r>
+      <w:proofErr w:type="spellStart"/>
+      <w:r>
+        <w:rPr>
+          <w:u w:val="single"/>
+        </w:rPr>
+        <w:t>nev</w:t>
+      </w:r>
+      <w:proofErr w:type="spellEnd"/>
+      <w:r>
+        <w:t xml:space="preserve">, </w:t>
+      </w:r>
+      <w:r>
+        <w:rPr>
+          <w:u w:val="single"/>
+        </w:rPr>
+        <w:t>csillag</w:t>
+      </w:r>
+      <w:r>
+        <w:t xml:space="preserve">, </w:t>
+      </w:r>
+      <w:r>
+        <w:rPr>
+          <w:u w:val="single"/>
+        </w:rPr>
+        <w:t>komment</w:t>
+      </w:r>
+      <w:r>
+        <w:t xml:space="preserve"> </w:t>
+      </w:r>
+      <w:r>
+        <w:t>változókban</w:t>
+      </w:r>
+      <w:r>
+        <w:t xml:space="preserve"> kerül mentésre a véleményt adó neve, az általa megadott csillagok számát illetve kommentjét. A </w:t>
+      </w:r>
+      <w:proofErr w:type="spellStart"/>
+      <w:r>
+        <w:rPr>
+          <w:u w:val="single"/>
+        </w:rPr>
+        <w:t>htmlspecialchars</w:t>
+      </w:r>
+      <w:proofErr w:type="spellEnd"/>
+      <w:r>
+        <w:t xml:space="preserve">, illetve </w:t>
+      </w:r>
+      <w:proofErr w:type="spellStart"/>
+      <w:r>
+        <w:rPr>
+          <w:u w:val="single"/>
+        </w:rPr>
+        <w:t>trim</w:t>
+      </w:r>
+      <w:proofErr w:type="spellEnd"/>
+      <w:r>
+        <w:t xml:space="preserve"> metódusok segítségével pedig levesszük a felesleges szóközöket illetve XSS metódusok elleni védelemmel látjuk el, ezáltal HTML kódok sem futnak le.</w:t>
+      </w:r>
+      <w:r>
+        <w:t xml:space="preserve"> A csillag változónál lévő </w:t>
+      </w:r>
+      <w:proofErr w:type="spellStart"/>
+      <w:r>
+        <w:rPr>
+          <w:u w:val="single"/>
+        </w:rPr>
+        <w:t>intval</w:t>
+      </w:r>
+      <w:proofErr w:type="spellEnd"/>
+      <w:r>
+        <w:t xml:space="preserve"> </w:t>
+      </w:r>
+      <w:r>
+        <w:t>metódus</w:t>
+      </w:r>
+      <w:r>
+        <w:t xml:space="preserve"> pedig segít a csillagos értékelést számmá alakítani.</w:t>
+      </w:r>
+    </w:p>
+    <w:p>
+      <w:pPr>
+        <w:spacing w:before="120"/>
+        <w:jc w:val="both"/>
+        <w:rPr>
+          <w:u w:val="single"/>
+        </w:rPr>
+      </w:pPr>
+      <w:r>
+        <w:t xml:space="preserve">A második </w:t>
+      </w:r>
+      <w:proofErr w:type="spellStart"/>
+      <w:r>
+        <w:t>if</w:t>
+      </w:r>
+      <w:proofErr w:type="spellEnd"/>
+      <w:r>
+        <w:t xml:space="preserve"> ágban ha a </w:t>
+      </w:r>
+      <w:proofErr w:type="spellStart"/>
+      <w:r>
+        <w:rPr>
+          <w:u w:val="single"/>
+        </w:rPr>
+        <w:t>nev</w:t>
+      </w:r>
+      <w:proofErr w:type="spellEnd"/>
+      <w:r>
+        <w:t xml:space="preserve"> változó nem üres, a csillagok száma 1 és 5 között van illetve a </w:t>
+      </w:r>
+      <w:r>
+        <w:rPr>
+          <w:u w:val="single"/>
+        </w:rPr>
+        <w:t>komment</w:t>
+      </w:r>
+      <w:r>
+        <w:t xml:space="preserve"> </w:t>
+      </w:r>
+      <w:r>
+        <w:t>változó</w:t>
+      </w:r>
+      <w:r>
+        <w:t xml:space="preserve"> sem üres, akkor</w:t>
+      </w:r>
+      <w:r>
+        <w:t xml:space="preserve"> belépünk a </w:t>
+      </w:r>
+      <w:proofErr w:type="spellStart"/>
+      <w:r>
+        <w:rPr>
+          <w:u w:val="single"/>
+        </w:rPr>
+        <w:t>try-catch</w:t>
+      </w:r>
+      <w:proofErr w:type="spellEnd"/>
+      <w:r>
+        <w:t xml:space="preserve"> kivételkezelési ágba.</w:t>
+      </w:r>
+      <w:r>
+        <w:t xml:space="preserve"> A </w:t>
+      </w:r>
+      <w:proofErr w:type="spellStart"/>
+      <w:r>
+        <w:t>try</w:t>
+      </w:r>
+      <w:proofErr w:type="spellEnd"/>
+      <w:r>
+        <w:t xml:space="preserve"> törzsében megpróbáljuk feltölteni a kódot az adatbázis megfelelő táblájába illetve rekordjaiba</w:t>
+      </w:r>
+      <w:r>
+        <w:t>, e</w:t>
+      </w:r>
+      <w:r>
+        <w:t xml:space="preserve">zt követően kilépünk. Ha a </w:t>
+      </w:r>
+      <w:proofErr w:type="spellStart"/>
+      <w:r>
+        <w:t>try</w:t>
+      </w:r>
+      <w:proofErr w:type="spellEnd"/>
+      <w:r>
+        <w:t xml:space="preserve"> ág nem tud lefutni akkor a </w:t>
+      </w:r>
+      <w:proofErr w:type="spellStart"/>
+      <w:r>
+        <w:t>catch</w:t>
+      </w:r>
+      <w:proofErr w:type="spellEnd"/>
+      <w:r>
+        <w:t xml:space="preserve"> ág lép életbe ahol a </w:t>
+      </w:r>
+      <w:proofErr w:type="spellStart"/>
+      <w:r>
+        <w:rPr>
+          <w:u w:val="single"/>
+        </w:rPr>
+        <w:t>PDOException</w:t>
+      </w:r>
+      <w:proofErr w:type="spellEnd"/>
+      <w:r>
+        <w:t xml:space="preserve"> kivételkezelési metódus segítségével hibaüzenetet írünk ki az </w:t>
+      </w:r>
+      <w:r>
+        <w:rPr>
+          <w:u w:val="single"/>
+        </w:rPr>
+        <w:t>e</w:t>
+      </w:r>
+      <w:r>
+        <w:t xml:space="preserve"> </w:t>
+      </w:r>
+      <w:r>
+        <w:t>változón keresztül</w:t>
+      </w:r>
+      <w:r>
+        <w:t>, ha nem tudunk kapcsolódni az adatbázishoz</w:t>
+      </w:r>
+      <w:r>
+        <w:t>.</w:t>
+      </w:r>
+    </w:p>
+    <w:p>
       <w:pPr>
         <w:spacing w:before="240"/>
       </w:pPr>
-    </w:p>
-    <w:p>
-      <w:pPr>
-        <w:spacing w:before="120"/>
-      </w:pPr>
-      <w:r>
-        <w:lastRenderedPageBreak/>
+      <w:r>
+        <w:rPr>
+          <w:noProof/>
+        </w:rPr>
         <w:drawing>
-          <wp:inline distT="0" distB="0" distL="0" distR="0" wp14:anchorId="77339749" wp14:editId="49C1F15F">
+          <wp:inline distT="0" distB="0" distL="0" distR="0" wp14:anchorId="327572BE" wp14:editId="5EBFC388">
             <wp:extent cx="5760720" cy="2119630"/>
             <wp:effectExtent l="0" t="0" r="0" b="0"/>
             <wp:docPr id="30" name="Kép 30"/>
@@ -6245,7 +6574,27 @@
           </wp:inline>
         </w:drawing>
       </w:r>
-      <w:r>
+    </w:p>
+    <w:p>
+      <w:r>
+        <w:br w:type="page"/>
+      </w:r>
+    </w:p>
+    <w:p>
+      <w:pPr>
+        <w:pStyle w:val="Cmsor3"/>
+      </w:pPr>
+      <w:bookmarkStart w:id="21" w:name="_GoBack"/>
+      <w:bookmarkEnd w:id="21"/>
+    </w:p>
+    <w:p>
+      <w:pPr>
+        <w:spacing w:before="120"/>
+      </w:pPr>
+      <w:r>
+        <w:rPr>
+          <w:noProof/>
+        </w:rPr>
         <w:drawing>
           <wp:inline distT="0" distB="0" distL="0" distR="0" wp14:anchorId="3BA97028" wp14:editId="3EFF7A5D">
             <wp:extent cx="5760720" cy="2366010"/>
@@ -6283,7 +6632,9 @@
         </w:drawing>
       </w:r>
       <w:r>
-        <w:lastRenderedPageBreak/>
+        <w:rPr>
+          <w:noProof/>
+        </w:rPr>
         <w:drawing>
           <wp:inline distT="0" distB="0" distL="0" distR="0" wp14:anchorId="6B87ED69" wp14:editId="3600F377">
             <wp:extent cx="5760720" cy="2397125"/>
@@ -6321,6 +6672,9 @@
         </w:drawing>
       </w:r>
       <w:r>
+        <w:rPr>
+          <w:noProof/>
+        </w:rPr>
         <w:drawing>
           <wp:inline distT="0" distB="0" distL="0" distR="0" wp14:anchorId="709CEBC6" wp14:editId="58A8FF30">
             <wp:extent cx="5760720" cy="1897380"/>
@@ -6370,7 +6724,7 @@
           <w:highlight w:val="darkGreen"/>
         </w:rPr>
       </w:pPr>
-      <w:bookmarkStart w:id="21" w:name="_Toc225253527"/>
+      <w:bookmarkStart w:id="22" w:name="_Toc225856832"/>
       <w:r>
         <w:rPr>
           <w:highlight w:val="darkGreen"/>
@@ -6396,17 +6750,17 @@
         </w:rPr>
         <w:t xml:space="preserve"> dokumentáció</w:t>
       </w:r>
-      <w:bookmarkEnd w:id="21"/>
+      <w:bookmarkEnd w:id="22"/>
     </w:p>
     <w:p>
       <w:pPr>
         <w:pStyle w:val="Cmsor2"/>
       </w:pPr>
-      <w:bookmarkStart w:id="22" w:name="_Toc225253528"/>
+      <w:bookmarkStart w:id="23" w:name="_Toc225856833"/>
       <w:r>
         <w:t>Bejelentkezés/belépés/regisztráció folyamata</w:t>
       </w:r>
-      <w:bookmarkEnd w:id="22"/>
+      <w:bookmarkEnd w:id="23"/>
     </w:p>
     <w:p>
       <w:pPr>
@@ -6419,6 +6773,9 @@
         <w:jc w:val="both"/>
       </w:pPr>
       <w:r>
+        <w:rPr>
+          <w:noProof/>
+        </w:rPr>
         <w:drawing>
           <wp:anchor distT="0" distB="0" distL="114300" distR="114300" simplePos="0" relativeHeight="251691008" behindDoc="1" locked="0" layoutInCell="1" allowOverlap="1" wp14:anchorId="3A578E13">
             <wp:simplePos x="0" y="0"/>
@@ -6528,11 +6885,11 @@
       <w:pPr>
         <w:pStyle w:val="Cmsor2"/>
       </w:pPr>
-      <w:bookmarkStart w:id="23" w:name="_Toc225253529"/>
+      <w:bookmarkStart w:id="24" w:name="_Toc225856834"/>
       <w:r>
         <w:t>Rangrendszer és jogosultságok</w:t>
       </w:r>
-      <w:bookmarkEnd w:id="23"/>
+      <w:bookmarkEnd w:id="24"/>
     </w:p>
     <w:p>
       <w:pPr>
@@ -7035,11 +7392,11 @@
       <w:pPr>
         <w:pStyle w:val="Cmsor2"/>
       </w:pPr>
-      <w:bookmarkStart w:id="24" w:name="_Toc225253530"/>
+      <w:bookmarkStart w:id="25" w:name="_Toc225856835"/>
       <w:r>
         <w:t>Értékelések és visszajelzések a főoldalon</w:t>
       </w:r>
-      <w:bookmarkEnd w:id="24"/>
+      <w:bookmarkEnd w:id="25"/>
     </w:p>
     <w:p>
       <w:pPr>
@@ -7061,11 +7418,11 @@
       <w:pPr>
         <w:pStyle w:val="Cmsor2"/>
       </w:pPr>
-      <w:bookmarkStart w:id="25" w:name="_Toc225253531"/>
+      <w:bookmarkStart w:id="26" w:name="_Toc225856836"/>
       <w:r>
         <w:t>A főoldal menüsora</w:t>
       </w:r>
-      <w:bookmarkEnd w:id="25"/>
+      <w:bookmarkEnd w:id="26"/>
     </w:p>
     <w:p>
       <w:pPr>
@@ -7150,11 +7507,11 @@
       <w:pPr>
         <w:pStyle w:val="Cmsor2"/>
       </w:pPr>
-      <w:bookmarkStart w:id="26" w:name="_Toc225253532"/>
+      <w:bookmarkStart w:id="27" w:name="_Toc225856837"/>
       <w:r>
         <w:t>Kapcsolat rovat a főoldalon</w:t>
       </w:r>
-      <w:bookmarkEnd w:id="26"/>
+      <w:bookmarkEnd w:id="27"/>
     </w:p>
     <w:p>
       <w:pPr>
@@ -7173,7 +7530,7 @@
       <w:pPr>
         <w:pStyle w:val="Cmsor2"/>
       </w:pPr>
-      <w:bookmarkStart w:id="27" w:name="_Toc225253533"/>
+      <w:bookmarkStart w:id="28" w:name="_Toc225856838"/>
       <w:r>
         <w:lastRenderedPageBreak/>
         <w:t xml:space="preserve">Az </w:t>
@@ -7186,7 +7543,7 @@
       <w:r>
         <w:t xml:space="preserve"> felület működése</w:t>
       </w:r>
-      <w:bookmarkEnd w:id="27"/>
+      <w:bookmarkEnd w:id="28"/>
     </w:p>
     <w:p>
       <w:pPr>
@@ -7536,7 +7893,7 @@
           <w:highlight w:val="darkGreen"/>
         </w:rPr>
       </w:pPr>
-      <w:bookmarkStart w:id="28" w:name="_Toc225253534"/>
+      <w:bookmarkStart w:id="29" w:name="_Toc225856839"/>
       <w:r>
         <w:rPr>
           <w:highlight w:val="darkGreen"/>
@@ -7544,17 +7901,17 @@
         <w:lastRenderedPageBreak/>
         <w:t>Összefoglalás</w:t>
       </w:r>
-      <w:bookmarkEnd w:id="28"/>
+      <w:bookmarkEnd w:id="29"/>
     </w:p>
     <w:p>
       <w:pPr>
         <w:pStyle w:val="Cmsor2"/>
       </w:pPr>
-      <w:bookmarkStart w:id="29" w:name="_Toc225253535"/>
+      <w:bookmarkStart w:id="30" w:name="_Toc225856840"/>
       <w:r>
         <w:t>A vége eredmény véleményezése</w:t>
       </w:r>
-      <w:bookmarkEnd w:id="29"/>
+      <w:bookmarkEnd w:id="30"/>
     </w:p>
     <w:p>
       <w:pPr>
@@ -9507,7 +9864,7 @@
 </file>
 
 <file path=customXml/itemProps1.xml><?xml version="1.0" encoding="utf-8"?>
-<ds:datastoreItem xmlns:ds="http://schemas.openxmlformats.org/officeDocument/2006/customXml" ds:itemID="{50B46D60-578A-4E3B-8090-E897FB6CDAC0}">
+<ds:datastoreItem xmlns:ds="http://schemas.openxmlformats.org/officeDocument/2006/customXml" ds:itemID="{D76684E8-5B81-48D1-A3EE-86B006EA4887}">
   <ds:schemaRefs>
     <ds:schemaRef ds:uri="http://schemas.openxmlformats.org/officeDocument/2006/bibliography"/>
   </ds:schemaRefs>

--- a/doksik/szakmaivizsga_dokumentacio.docx
+++ b/doksik/szakmaivizsga_dokumentacio.docx
@@ -171,6 +171,9 @@
           <w:r>
             <w:t>Tartalom</w:t>
           </w:r>
+          <w:r>
+            <w:t xml:space="preserve"> jegyzék</w:t>
+          </w:r>
         </w:p>
         <w:p>
           <w:pPr>
@@ -194,7 +197,7 @@
           <w:r>
             <w:fldChar w:fldCharType="separate"/>
           </w:r>
-          <w:hyperlink w:anchor="_Toc225856811" w:history="1">
+          <w:hyperlink w:anchor="_Toc227924352" w:history="1">
             <w:r>
               <w:rPr>
                 <w:rStyle w:val="Hiperhivatkozs"/>
@@ -222,7 +225,7 @@
                 <w:noProof/>
                 <w:webHidden/>
               </w:rPr>
-              <w:instrText xml:space="preserve"> PAGEREF _Toc225856811 \h </w:instrText>
+              <w:instrText xml:space="preserve"> PAGEREF _Toc227924352 \h </w:instrText>
             </w:r>
             <w:r>
               <w:rPr>
@@ -242,7 +245,7 @@
                 <w:noProof/>
                 <w:webHidden/>
               </w:rPr>
-              <w:t>2</w:t>
+              <w:t>3</w:t>
             </w:r>
             <w:r>
               <w:rPr>
@@ -266,7 +269,7 @@
               <w:lang w:eastAsia="hu-HU"/>
             </w:rPr>
           </w:pPr>
-          <w:hyperlink w:anchor="_Toc225856812" w:history="1">
+          <w:hyperlink w:anchor="_Toc227924353" w:history="1">
             <w:r>
               <w:rPr>
                 <w:rStyle w:val="Hiperhivatkozs"/>
@@ -293,7 +296,7 @@
                 <w:noProof/>
                 <w:webHidden/>
               </w:rPr>
-              <w:instrText xml:space="preserve"> PAGEREF _Toc225856812 \h </w:instrText>
+              <w:instrText xml:space="preserve"> PAGEREF _Toc227924353 \h </w:instrText>
             </w:r>
             <w:r>
               <w:rPr>
@@ -313,7 +316,7 @@
                 <w:noProof/>
                 <w:webHidden/>
               </w:rPr>
-              <w:t>2</w:t>
+              <w:t>3</w:t>
             </w:r>
             <w:r>
               <w:rPr>
@@ -337,7 +340,7 @@
               <w:lang w:eastAsia="hu-HU"/>
             </w:rPr>
           </w:pPr>
-          <w:hyperlink w:anchor="_Toc225856813" w:history="1">
+          <w:hyperlink w:anchor="_Toc227924354" w:history="1">
             <w:r>
               <w:rPr>
                 <w:rStyle w:val="Hiperhivatkozs"/>
@@ -364,7 +367,7 @@
                 <w:noProof/>
                 <w:webHidden/>
               </w:rPr>
-              <w:instrText xml:space="preserve"> PAGEREF _Toc225856813 \h </w:instrText>
+              <w:instrText xml:space="preserve"> PAGEREF _Toc227924354 \h </w:instrText>
             </w:r>
             <w:r>
               <w:rPr>
@@ -384,7 +387,7 @@
                 <w:noProof/>
                 <w:webHidden/>
               </w:rPr>
-              <w:t>2</w:t>
+              <w:t>3</w:t>
             </w:r>
             <w:r>
               <w:rPr>
@@ -408,7 +411,7 @@
               <w:lang w:eastAsia="hu-HU"/>
             </w:rPr>
           </w:pPr>
-          <w:hyperlink w:anchor="_Toc225856814" w:history="1">
+          <w:hyperlink w:anchor="_Toc227924355" w:history="1">
             <w:r>
               <w:rPr>
                 <w:rStyle w:val="Hiperhivatkozs"/>
@@ -435,7 +438,7 @@
                 <w:noProof/>
                 <w:webHidden/>
               </w:rPr>
-              <w:instrText xml:space="preserve"> PAGEREF _Toc225856814 \h </w:instrText>
+              <w:instrText xml:space="preserve"> PAGEREF _Toc227924355 \h </w:instrText>
             </w:r>
             <w:r>
               <w:rPr>
@@ -455,7 +458,7 @@
                 <w:noProof/>
                 <w:webHidden/>
               </w:rPr>
-              <w:t>2</w:t>
+              <w:t>3</w:t>
             </w:r>
             <w:r>
               <w:rPr>
@@ -479,7 +482,7 @@
               <w:lang w:eastAsia="hu-HU"/>
             </w:rPr>
           </w:pPr>
-          <w:hyperlink w:anchor="_Toc225856815" w:history="1">
+          <w:hyperlink w:anchor="_Toc227924356" w:history="1">
             <w:r>
               <w:rPr>
                 <w:rStyle w:val="Hiperhivatkozs"/>
@@ -507,7 +510,7 @@
                 <w:noProof/>
                 <w:webHidden/>
               </w:rPr>
-              <w:instrText xml:space="preserve"> PAGEREF _Toc225856815 \h </w:instrText>
+              <w:instrText xml:space="preserve"> PAGEREF _Toc227924356 \h </w:instrText>
             </w:r>
             <w:r>
               <w:rPr>
@@ -527,7 +530,7 @@
                 <w:noProof/>
                 <w:webHidden/>
               </w:rPr>
-              <w:t>5</w:t>
+              <w:t>6</w:t>
             </w:r>
             <w:r>
               <w:rPr>
@@ -551,7 +554,7 @@
               <w:lang w:eastAsia="hu-HU"/>
             </w:rPr>
           </w:pPr>
-          <w:hyperlink w:anchor="_Toc225856816" w:history="1">
+          <w:hyperlink w:anchor="_Toc227924357" w:history="1">
             <w:r>
               <w:rPr>
                 <w:rStyle w:val="Hiperhivatkozs"/>
@@ -578,7 +581,7 @@
                 <w:noProof/>
                 <w:webHidden/>
               </w:rPr>
-              <w:instrText xml:space="preserve"> PAGEREF _Toc225856816 \h </w:instrText>
+              <w:instrText xml:space="preserve"> PAGEREF _Toc227924357 \h </w:instrText>
             </w:r>
             <w:r>
               <w:rPr>
@@ -598,7 +601,7 @@
                 <w:noProof/>
                 <w:webHidden/>
               </w:rPr>
-              <w:t>5</w:t>
+              <w:t>6</w:t>
             </w:r>
             <w:r>
               <w:rPr>
@@ -622,7 +625,7 @@
               <w:lang w:eastAsia="hu-HU"/>
             </w:rPr>
           </w:pPr>
-          <w:hyperlink w:anchor="_Toc225856817" w:history="1">
+          <w:hyperlink w:anchor="_Toc227924358" w:history="1">
             <w:r>
               <w:rPr>
                 <w:rStyle w:val="Hiperhivatkozs"/>
@@ -649,7 +652,7 @@
                 <w:noProof/>
                 <w:webHidden/>
               </w:rPr>
-              <w:instrText xml:space="preserve"> PAGEREF _Toc225856817 \h </w:instrText>
+              <w:instrText xml:space="preserve"> PAGEREF _Toc227924358 \h </w:instrText>
             </w:r>
             <w:r>
               <w:rPr>
@@ -669,7 +672,7 @@
                 <w:noProof/>
                 <w:webHidden/>
               </w:rPr>
-              <w:t>5</w:t>
+              <w:t>6</w:t>
             </w:r>
             <w:r>
               <w:rPr>
@@ -693,7 +696,7 @@
               <w:lang w:eastAsia="hu-HU"/>
             </w:rPr>
           </w:pPr>
-          <w:hyperlink w:anchor="_Toc225856818" w:history="1">
+          <w:hyperlink w:anchor="_Toc227924359" w:history="1">
             <w:r>
               <w:rPr>
                 <w:rStyle w:val="Hiperhivatkozs"/>
@@ -720,7 +723,7 @@
                 <w:noProof/>
                 <w:webHidden/>
               </w:rPr>
-              <w:instrText xml:space="preserve"> PAGEREF _Toc225856818 \h </w:instrText>
+              <w:instrText xml:space="preserve"> PAGEREF _Toc227924359 \h </w:instrText>
             </w:r>
             <w:r>
               <w:rPr>
@@ -740,7 +743,7 @@
                 <w:noProof/>
                 <w:webHidden/>
               </w:rPr>
-              <w:t>6</w:t>
+              <w:t>7</w:t>
             </w:r>
             <w:r>
               <w:rPr>
@@ -764,7 +767,7 @@
               <w:lang w:eastAsia="hu-HU"/>
             </w:rPr>
           </w:pPr>
-          <w:hyperlink w:anchor="_Toc225856819" w:history="1">
+          <w:hyperlink w:anchor="_Toc227924360" w:history="1">
             <w:r>
               <w:rPr>
                 <w:rStyle w:val="Hiperhivatkozs"/>
@@ -791,7 +794,7 @@
                 <w:noProof/>
                 <w:webHidden/>
               </w:rPr>
-              <w:instrText xml:space="preserve"> PAGEREF _Toc225856819 \h </w:instrText>
+              <w:instrText xml:space="preserve"> PAGEREF _Toc227924360 \h </w:instrText>
             </w:r>
             <w:r>
               <w:rPr>
@@ -811,7 +814,7 @@
                 <w:noProof/>
                 <w:webHidden/>
               </w:rPr>
-              <w:t>7</w:t>
+              <w:t>8</w:t>
             </w:r>
             <w:r>
               <w:rPr>
@@ -835,7 +838,7 @@
               <w:lang w:eastAsia="hu-HU"/>
             </w:rPr>
           </w:pPr>
-          <w:hyperlink w:anchor="_Toc225856820" w:history="1">
+          <w:hyperlink w:anchor="_Toc227924361" w:history="1">
             <w:r>
               <w:rPr>
                 <w:rStyle w:val="Hiperhivatkozs"/>
@@ -862,7 +865,7 @@
                 <w:noProof/>
                 <w:webHidden/>
               </w:rPr>
-              <w:instrText xml:space="preserve"> PAGEREF _Toc225856820 \h </w:instrText>
+              <w:instrText xml:space="preserve"> PAGEREF _Toc227924361 \h </w:instrText>
             </w:r>
             <w:r>
               <w:rPr>
@@ -882,7 +885,7 @@
                 <w:noProof/>
                 <w:webHidden/>
               </w:rPr>
-              <w:t>9</w:t>
+              <w:t>10</w:t>
             </w:r>
             <w:r>
               <w:rPr>
@@ -906,7 +909,7 @@
               <w:lang w:eastAsia="hu-HU"/>
             </w:rPr>
           </w:pPr>
-          <w:hyperlink w:anchor="_Toc225856821" w:history="1">
+          <w:hyperlink w:anchor="_Toc227924362" w:history="1">
             <w:r>
               <w:rPr>
                 <w:rStyle w:val="Hiperhivatkozs"/>
@@ -933,7 +936,7 @@
                 <w:noProof/>
                 <w:webHidden/>
               </w:rPr>
-              <w:instrText xml:space="preserve"> PAGEREF _Toc225856821 \h </w:instrText>
+              <w:instrText xml:space="preserve"> PAGEREF _Toc227924362 \h </w:instrText>
             </w:r>
             <w:r>
               <w:rPr>
@@ -953,7 +956,7 @@
                 <w:noProof/>
                 <w:webHidden/>
               </w:rPr>
-              <w:t>11</w:t>
+              <w:t>12</w:t>
             </w:r>
             <w:r>
               <w:rPr>
@@ -977,7 +980,7 @@
               <w:lang w:eastAsia="hu-HU"/>
             </w:rPr>
           </w:pPr>
-          <w:hyperlink w:anchor="_Toc225856822" w:history="1">
+          <w:hyperlink w:anchor="_Toc227924363" w:history="1">
             <w:r>
               <w:rPr>
                 <w:rStyle w:val="Hiperhivatkozs"/>
@@ -1004,7 +1007,7 @@
                 <w:noProof/>
                 <w:webHidden/>
               </w:rPr>
-              <w:instrText xml:space="preserve"> PAGEREF _Toc225856822 \h </w:instrText>
+              <w:instrText xml:space="preserve"> PAGEREF _Toc227924363 \h </w:instrText>
             </w:r>
             <w:r>
               <w:rPr>
@@ -1024,7 +1027,7 @@
                 <w:noProof/>
                 <w:webHidden/>
               </w:rPr>
-              <w:t>13</w:t>
+              <w:t>14</w:t>
             </w:r>
             <w:r>
               <w:rPr>
@@ -1048,7 +1051,7 @@
               <w:lang w:eastAsia="hu-HU"/>
             </w:rPr>
           </w:pPr>
-          <w:hyperlink w:anchor="_Toc225856823" w:history="1">
+          <w:hyperlink w:anchor="_Toc227924364" w:history="1">
             <w:r>
               <w:rPr>
                 <w:rStyle w:val="Hiperhivatkozs"/>
@@ -1075,7 +1078,7 @@
                 <w:noProof/>
                 <w:webHidden/>
               </w:rPr>
-              <w:instrText xml:space="preserve"> PAGEREF _Toc225856823 \h </w:instrText>
+              <w:instrText xml:space="preserve"> PAGEREF _Toc227924364 \h </w:instrText>
             </w:r>
             <w:r>
               <w:rPr>
@@ -1095,7 +1098,7 @@
                 <w:noProof/>
                 <w:webHidden/>
               </w:rPr>
-              <w:t>14</w:t>
+              <w:t>15</w:t>
             </w:r>
             <w:r>
               <w:rPr>
@@ -1119,7 +1122,7 @@
               <w:lang w:eastAsia="hu-HU"/>
             </w:rPr>
           </w:pPr>
-          <w:hyperlink w:anchor="_Toc225856824" w:history="1">
+          <w:hyperlink w:anchor="_Toc227924365" w:history="1">
             <w:r>
               <w:rPr>
                 <w:rStyle w:val="Hiperhivatkozs"/>
@@ -1146,7 +1149,7 @@
                 <w:noProof/>
                 <w:webHidden/>
               </w:rPr>
-              <w:instrText xml:space="preserve"> PAGEREF _Toc225856824 \h </w:instrText>
+              <w:instrText xml:space="preserve"> PAGEREF _Toc227924365 \h </w:instrText>
             </w:r>
             <w:r>
               <w:rPr>
@@ -1166,7 +1169,7 @@
                 <w:noProof/>
                 <w:webHidden/>
               </w:rPr>
-              <w:t>15</w:t>
+              <w:t>16</w:t>
             </w:r>
             <w:r>
               <w:rPr>
@@ -1190,7 +1193,7 @@
               <w:lang w:eastAsia="hu-HU"/>
             </w:rPr>
           </w:pPr>
-          <w:hyperlink w:anchor="_Toc225856825" w:history="1">
+          <w:hyperlink w:anchor="_Toc227924366" w:history="1">
             <w:r>
               <w:rPr>
                 <w:rStyle w:val="Hiperhivatkozs"/>
@@ -1217,7 +1220,7 @@
                 <w:noProof/>
                 <w:webHidden/>
               </w:rPr>
-              <w:instrText xml:space="preserve"> PAGEREF _Toc225856825 \h </w:instrText>
+              <w:instrText xml:space="preserve"> PAGEREF _Toc227924366 \h </w:instrText>
             </w:r>
             <w:r>
               <w:rPr>
@@ -1237,7 +1240,7 @@
                 <w:noProof/>
                 <w:webHidden/>
               </w:rPr>
-              <w:t>16</w:t>
+              <w:t>17</w:t>
             </w:r>
             <w:r>
               <w:rPr>
@@ -1261,7 +1264,7 @@
               <w:lang w:eastAsia="hu-HU"/>
             </w:rPr>
           </w:pPr>
-          <w:hyperlink w:anchor="_Toc225856826" w:history="1">
+          <w:hyperlink w:anchor="_Toc227924367" w:history="1">
             <w:r>
               <w:rPr>
                 <w:rStyle w:val="Hiperhivatkozs"/>
@@ -1288,7 +1291,7 @@
                 <w:noProof/>
                 <w:webHidden/>
               </w:rPr>
-              <w:instrText xml:space="preserve"> PAGEREF _Toc225856826 \h </w:instrText>
+              <w:instrText xml:space="preserve"> PAGEREF _Toc227924367 \h </w:instrText>
             </w:r>
             <w:r>
               <w:rPr>
@@ -1308,7 +1311,7 @@
                 <w:noProof/>
                 <w:webHidden/>
               </w:rPr>
-              <w:t>17</w:t>
+              <w:t>18</w:t>
             </w:r>
             <w:r>
               <w:rPr>
@@ -1332,12 +1335,83 @@
               <w:lang w:eastAsia="hu-HU"/>
             </w:rPr>
           </w:pPr>
-          <w:hyperlink w:anchor="_Toc225856827" w:history="1">
+          <w:hyperlink w:anchor="_Toc227924368" w:history="1">
             <w:r>
               <w:rPr>
                 <w:rStyle w:val="Hiperhivatkozs"/>
                 <w:noProof/>
               </w:rPr>
+              <w:t>3D nyomatatott sorompó</w:t>
+            </w:r>
+            <w:r>
+              <w:rPr>
+                <w:noProof/>
+                <w:webHidden/>
+              </w:rPr>
+              <w:tab/>
+            </w:r>
+            <w:r>
+              <w:rPr>
+                <w:noProof/>
+                <w:webHidden/>
+              </w:rPr>
+              <w:fldChar w:fldCharType="begin"/>
+            </w:r>
+            <w:r>
+              <w:rPr>
+                <w:noProof/>
+                <w:webHidden/>
+              </w:rPr>
+              <w:instrText xml:space="preserve"> PAGEREF _Toc227924368 \h </w:instrText>
+            </w:r>
+            <w:r>
+              <w:rPr>
+                <w:noProof/>
+                <w:webHidden/>
+              </w:rPr>
+            </w:r>
+            <w:r>
+              <w:rPr>
+                <w:noProof/>
+                <w:webHidden/>
+              </w:rPr>
+              <w:fldChar w:fldCharType="separate"/>
+            </w:r>
+            <w:r>
+              <w:rPr>
+                <w:noProof/>
+                <w:webHidden/>
+              </w:rPr>
+              <w:t>21</w:t>
+            </w:r>
+            <w:r>
+              <w:rPr>
+                <w:noProof/>
+                <w:webHidden/>
+              </w:rPr>
+              <w:fldChar w:fldCharType="end"/>
+            </w:r>
+          </w:hyperlink>
+        </w:p>
+        <w:p>
+          <w:pPr>
+            <w:pStyle w:val="TJ2"/>
+            <w:tabs>
+              <w:tab w:val="right" w:leader="dot" w:pos="9062"/>
+            </w:tabs>
+            <w:rPr>
+              <w:rFonts w:eastAsiaTheme="minorEastAsia"/>
+              <w:noProof/>
+              <w:sz w:val="22"/>
+              <w:lang w:eastAsia="hu-HU"/>
+            </w:rPr>
+          </w:pPr>
+          <w:hyperlink w:anchor="_Toc227924369" w:history="1">
+            <w:r>
+              <w:rPr>
+                <w:rStyle w:val="Hiperhivatkozs"/>
+                <w:noProof/>
+              </w:rPr>
               <w:t>Egyedi algoritmusok a weboldalon</w:t>
             </w:r>
             <w:r>
@@ -1359,7 +1433,7 @@
                 <w:noProof/>
                 <w:webHidden/>
               </w:rPr>
-              <w:instrText xml:space="preserve"> PAGEREF _Toc225856827 \h </w:instrText>
+              <w:instrText xml:space="preserve"> PAGEREF _Toc227924369 \h </w:instrText>
             </w:r>
             <w:r>
               <w:rPr>
@@ -1379,7 +1453,7 @@
                 <w:noProof/>
                 <w:webHidden/>
               </w:rPr>
-              <w:t>20</w:t>
+              <w:t>22</w:t>
             </w:r>
             <w:r>
               <w:rPr>
@@ -1403,7 +1477,7 @@
               <w:lang w:eastAsia="hu-HU"/>
             </w:rPr>
           </w:pPr>
-          <w:hyperlink w:anchor="_Toc225856828" w:history="1">
+          <w:hyperlink w:anchor="_Toc227924370" w:history="1">
             <w:r>
               <w:rPr>
                 <w:rStyle w:val="Hiperhivatkozs"/>
@@ -1430,7 +1504,7 @@
                 <w:noProof/>
                 <w:webHidden/>
               </w:rPr>
-              <w:instrText xml:space="preserve"> PAGEREF _Toc225856828 \h </w:instrText>
+              <w:instrText xml:space="preserve"> PAGEREF _Toc227924370 \h </w:instrText>
             </w:r>
             <w:r>
               <w:rPr>
@@ -1450,7 +1524,7 @@
                 <w:noProof/>
                 <w:webHidden/>
               </w:rPr>
-              <w:t>20</w:t>
+              <w:t>22</w:t>
             </w:r>
             <w:r>
               <w:rPr>
@@ -1474,7 +1548,7 @@
               <w:lang w:eastAsia="hu-HU"/>
             </w:rPr>
           </w:pPr>
-          <w:hyperlink w:anchor="_Toc225856829" w:history="1">
+          <w:hyperlink w:anchor="_Toc227924371" w:history="1">
             <w:r>
               <w:rPr>
                 <w:rStyle w:val="Hiperhivatkozs"/>
@@ -1501,7 +1575,7 @@
                 <w:noProof/>
                 <w:webHidden/>
               </w:rPr>
-              <w:instrText xml:space="preserve"> PAGEREF _Toc225856829 \h </w:instrText>
+              <w:instrText xml:space="preserve"> PAGEREF _Toc227924371 \h </w:instrText>
             </w:r>
             <w:r>
               <w:rPr>
@@ -1521,7 +1595,7 @@
                 <w:noProof/>
                 <w:webHidden/>
               </w:rPr>
-              <w:t>21</w:t>
+              <w:t>23</w:t>
             </w:r>
             <w:r>
               <w:rPr>
@@ -1545,7 +1619,7 @@
               <w:lang w:eastAsia="hu-HU"/>
             </w:rPr>
           </w:pPr>
-          <w:hyperlink w:anchor="_Toc225856830" w:history="1">
+          <w:hyperlink w:anchor="_Toc227924372" w:history="1">
             <w:r>
               <w:rPr>
                 <w:rStyle w:val="Hiperhivatkozs"/>
@@ -1572,7 +1646,7 @@
                 <w:noProof/>
                 <w:webHidden/>
               </w:rPr>
-              <w:instrText xml:space="preserve"> PAGEREF _Toc225856830 \h </w:instrText>
+              <w:instrText xml:space="preserve"> PAGEREF _Toc227924372 \h </w:instrText>
             </w:r>
             <w:r>
               <w:rPr>
@@ -1592,7 +1666,7 @@
                 <w:noProof/>
                 <w:webHidden/>
               </w:rPr>
-              <w:t>22</w:t>
+              <w:t>24</w:t>
             </w:r>
             <w:r>
               <w:rPr>
@@ -1616,7 +1690,7 @@
               <w:lang w:eastAsia="hu-HU"/>
             </w:rPr>
           </w:pPr>
-          <w:hyperlink w:anchor="_Toc225856831" w:history="1">
+          <w:hyperlink w:anchor="_Toc227924373" w:history="1">
             <w:r>
               <w:rPr>
                 <w:rStyle w:val="Hiperhivatkozs"/>
@@ -1643,7 +1717,7 @@
                 <w:noProof/>
                 <w:webHidden/>
               </w:rPr>
-              <w:instrText xml:space="preserve"> PAGEREF _Toc225856831 \h </w:instrText>
+              <w:instrText xml:space="preserve"> PAGEREF _Toc227924373 \h </w:instrText>
             </w:r>
             <w:r>
               <w:rPr>
@@ -1663,7 +1737,149 @@
                 <w:noProof/>
                 <w:webHidden/>
               </w:rPr>
-              <w:t>23</w:t>
+              <w:t>25</w:t>
+            </w:r>
+            <w:r>
+              <w:rPr>
+                <w:noProof/>
+                <w:webHidden/>
+              </w:rPr>
+              <w:fldChar w:fldCharType="end"/>
+            </w:r>
+          </w:hyperlink>
+        </w:p>
+        <w:p>
+          <w:pPr>
+            <w:pStyle w:val="TJ3"/>
+            <w:tabs>
+              <w:tab w:val="right" w:leader="dot" w:pos="9062"/>
+            </w:tabs>
+            <w:rPr>
+              <w:rFonts w:eastAsiaTheme="minorEastAsia"/>
+              <w:noProof/>
+              <w:sz w:val="22"/>
+              <w:lang w:eastAsia="hu-HU"/>
+            </w:rPr>
+          </w:pPr>
+          <w:hyperlink w:anchor="_Toc227924374" w:history="1">
+            <w:r>
+              <w:rPr>
+                <w:rStyle w:val="Hiperhivatkozs"/>
+                <w:noProof/>
+              </w:rPr>
+              <w:t>Értékelési űrlap (Review Form)</w:t>
+            </w:r>
+            <w:r>
+              <w:rPr>
+                <w:noProof/>
+                <w:webHidden/>
+              </w:rPr>
+              <w:tab/>
+            </w:r>
+            <w:r>
+              <w:rPr>
+                <w:noProof/>
+                <w:webHidden/>
+              </w:rPr>
+              <w:fldChar w:fldCharType="begin"/>
+            </w:r>
+            <w:r>
+              <w:rPr>
+                <w:noProof/>
+                <w:webHidden/>
+              </w:rPr>
+              <w:instrText xml:space="preserve"> PAGEREF _Toc227924374 \h </w:instrText>
+            </w:r>
+            <w:r>
+              <w:rPr>
+                <w:noProof/>
+                <w:webHidden/>
+              </w:rPr>
+            </w:r>
+            <w:r>
+              <w:rPr>
+                <w:noProof/>
+                <w:webHidden/>
+              </w:rPr>
+              <w:fldChar w:fldCharType="separate"/>
+            </w:r>
+            <w:r>
+              <w:rPr>
+                <w:noProof/>
+                <w:webHidden/>
+              </w:rPr>
+              <w:t>26</w:t>
+            </w:r>
+            <w:r>
+              <w:rPr>
+                <w:noProof/>
+                <w:webHidden/>
+              </w:rPr>
+              <w:fldChar w:fldCharType="end"/>
+            </w:r>
+          </w:hyperlink>
+        </w:p>
+        <w:p>
+          <w:pPr>
+            <w:pStyle w:val="TJ3"/>
+            <w:tabs>
+              <w:tab w:val="right" w:leader="dot" w:pos="9062"/>
+            </w:tabs>
+            <w:rPr>
+              <w:rFonts w:eastAsiaTheme="minorEastAsia"/>
+              <w:noProof/>
+              <w:sz w:val="22"/>
+              <w:lang w:eastAsia="hu-HU"/>
+            </w:rPr>
+          </w:pPr>
+          <w:hyperlink w:anchor="_Toc227924375" w:history="1">
+            <w:r>
+              <w:rPr>
+                <w:rStyle w:val="Hiperhivatkozs"/>
+                <w:noProof/>
+              </w:rPr>
+              <w:t>Kapcsolat felvételi szekció</w:t>
+            </w:r>
+            <w:r>
+              <w:rPr>
+                <w:noProof/>
+                <w:webHidden/>
+              </w:rPr>
+              <w:tab/>
+            </w:r>
+            <w:r>
+              <w:rPr>
+                <w:noProof/>
+                <w:webHidden/>
+              </w:rPr>
+              <w:fldChar w:fldCharType="begin"/>
+            </w:r>
+            <w:r>
+              <w:rPr>
+                <w:noProof/>
+                <w:webHidden/>
+              </w:rPr>
+              <w:instrText xml:space="preserve"> PAGEREF _Toc227924375 \h </w:instrText>
+            </w:r>
+            <w:r>
+              <w:rPr>
+                <w:noProof/>
+                <w:webHidden/>
+              </w:rPr>
+            </w:r>
+            <w:r>
+              <w:rPr>
+                <w:noProof/>
+                <w:webHidden/>
+              </w:rPr>
+              <w:fldChar w:fldCharType="separate"/>
+            </w:r>
+            <w:r>
+              <w:rPr>
+                <w:noProof/>
+                <w:webHidden/>
+              </w:rPr>
+              <w:t>27</w:t>
             </w:r>
             <w:r>
               <w:rPr>
@@ -1687,7 +1903,7 @@
               <w:lang w:eastAsia="hu-HU"/>
             </w:rPr>
           </w:pPr>
-          <w:hyperlink w:anchor="_Toc225856832" w:history="1">
+          <w:hyperlink w:anchor="_Toc227924376" w:history="1">
             <w:r>
               <w:rPr>
                 <w:rStyle w:val="Hiperhivatkozs"/>
@@ -1715,7 +1931,7 @@
                 <w:noProof/>
                 <w:webHidden/>
               </w:rPr>
-              <w:instrText xml:space="preserve"> PAGEREF _Toc225856832 \h </w:instrText>
+              <w:instrText xml:space="preserve"> PAGEREF _Toc227924376 \h </w:instrText>
             </w:r>
             <w:r>
               <w:rPr>
@@ -1735,7 +1951,7 @@
                 <w:noProof/>
                 <w:webHidden/>
               </w:rPr>
-              <w:t>25</w:t>
+              <w:t>28</w:t>
             </w:r>
             <w:r>
               <w:rPr>
@@ -1759,7 +1975,7 @@
               <w:lang w:eastAsia="hu-HU"/>
             </w:rPr>
           </w:pPr>
-          <w:hyperlink w:anchor="_Toc225856833" w:history="1">
+          <w:hyperlink w:anchor="_Toc227924377" w:history="1">
             <w:r>
               <w:rPr>
                 <w:rStyle w:val="Hiperhivatkozs"/>
@@ -1786,7 +2002,7 @@
                 <w:noProof/>
                 <w:webHidden/>
               </w:rPr>
-              <w:instrText xml:space="preserve"> PAGEREF _Toc225856833 \h </w:instrText>
+              <w:instrText xml:space="preserve"> PAGEREF _Toc227924377 \h </w:instrText>
             </w:r>
             <w:r>
               <w:rPr>
@@ -1806,7 +2022,7 @@
                 <w:noProof/>
                 <w:webHidden/>
               </w:rPr>
-              <w:t>25</w:t>
+              <w:t>28</w:t>
             </w:r>
             <w:r>
               <w:rPr>
@@ -1830,7 +2046,7 @@
               <w:lang w:eastAsia="hu-HU"/>
             </w:rPr>
           </w:pPr>
-          <w:hyperlink w:anchor="_Toc225856834" w:history="1">
+          <w:hyperlink w:anchor="_Toc227924378" w:history="1">
             <w:r>
               <w:rPr>
                 <w:rStyle w:val="Hiperhivatkozs"/>
@@ -1857,7 +2073,7 @@
                 <w:noProof/>
                 <w:webHidden/>
               </w:rPr>
-              <w:instrText xml:space="preserve"> PAGEREF _Toc225856834 \h </w:instrText>
+              <w:instrText xml:space="preserve"> PAGEREF _Toc227924378 \h </w:instrText>
             </w:r>
             <w:r>
               <w:rPr>
@@ -1877,7 +2093,7 @@
                 <w:noProof/>
                 <w:webHidden/>
               </w:rPr>
-              <w:t>25</w:t>
+              <w:t>28</w:t>
             </w:r>
             <w:r>
               <w:rPr>
@@ -1901,7 +2117,7 @@
               <w:lang w:eastAsia="hu-HU"/>
             </w:rPr>
           </w:pPr>
-          <w:hyperlink w:anchor="_Toc225856835" w:history="1">
+          <w:hyperlink w:anchor="_Toc227924379" w:history="1">
             <w:r>
               <w:rPr>
                 <w:rStyle w:val="Hiperhivatkozs"/>
@@ -1928,7 +2144,7 @@
                 <w:noProof/>
                 <w:webHidden/>
               </w:rPr>
-              <w:instrText xml:space="preserve"> PAGEREF _Toc225856835 \h </w:instrText>
+              <w:instrText xml:space="preserve"> PAGEREF _Toc227924379 \h </w:instrText>
             </w:r>
             <w:r>
               <w:rPr>
@@ -1948,7 +2164,7 @@
                 <w:noProof/>
                 <w:webHidden/>
               </w:rPr>
-              <w:t>27</w:t>
+              <w:t>30</w:t>
             </w:r>
             <w:r>
               <w:rPr>
@@ -1972,7 +2188,7 @@
               <w:lang w:eastAsia="hu-HU"/>
             </w:rPr>
           </w:pPr>
-          <w:hyperlink w:anchor="_Toc225856836" w:history="1">
+          <w:hyperlink w:anchor="_Toc227924380" w:history="1">
             <w:r>
               <w:rPr>
                 <w:rStyle w:val="Hiperhivatkozs"/>
@@ -1999,7 +2215,7 @@
                 <w:noProof/>
                 <w:webHidden/>
               </w:rPr>
-              <w:instrText xml:space="preserve"> PAGEREF _Toc225856836 \h </w:instrText>
+              <w:instrText xml:space="preserve"> PAGEREF _Toc227924380 \h </w:instrText>
             </w:r>
             <w:r>
               <w:rPr>
@@ -2019,7 +2235,7 @@
                 <w:noProof/>
                 <w:webHidden/>
               </w:rPr>
-              <w:t>27</w:t>
+              <w:t>30</w:t>
             </w:r>
             <w:r>
               <w:rPr>
@@ -2043,7 +2259,7 @@
               <w:lang w:eastAsia="hu-HU"/>
             </w:rPr>
           </w:pPr>
-          <w:hyperlink w:anchor="_Toc225856837" w:history="1">
+          <w:hyperlink w:anchor="_Toc227924381" w:history="1">
             <w:r>
               <w:rPr>
                 <w:rStyle w:val="Hiperhivatkozs"/>
@@ -2070,7 +2286,7 @@
                 <w:noProof/>
                 <w:webHidden/>
               </w:rPr>
-              <w:instrText xml:space="preserve"> PAGEREF _Toc225856837 \h </w:instrText>
+              <w:instrText xml:space="preserve"> PAGEREF _Toc227924381 \h </w:instrText>
             </w:r>
             <w:r>
               <w:rPr>
@@ -2090,7 +2306,7 @@
                 <w:noProof/>
                 <w:webHidden/>
               </w:rPr>
-              <w:t>28</w:t>
+              <w:t>31</w:t>
             </w:r>
             <w:r>
               <w:rPr>
@@ -2114,7 +2330,7 @@
               <w:lang w:eastAsia="hu-HU"/>
             </w:rPr>
           </w:pPr>
-          <w:hyperlink w:anchor="_Toc225856838" w:history="1">
+          <w:hyperlink w:anchor="_Toc227924382" w:history="1">
             <w:r>
               <w:rPr>
                 <w:rStyle w:val="Hiperhivatkozs"/>
@@ -2141,7 +2357,7 @@
                 <w:noProof/>
                 <w:webHidden/>
               </w:rPr>
-              <w:instrText xml:space="preserve"> PAGEREF _Toc225856838 \h </w:instrText>
+              <w:instrText xml:space="preserve"> PAGEREF _Toc227924382 \h </w:instrText>
             </w:r>
             <w:r>
               <w:rPr>
@@ -2161,7 +2377,7 @@
                 <w:noProof/>
                 <w:webHidden/>
               </w:rPr>
-              <w:t>29</w:t>
+              <w:t>32</w:t>
             </w:r>
             <w:r>
               <w:rPr>
@@ -2185,7 +2401,7 @@
               <w:lang w:eastAsia="hu-HU"/>
             </w:rPr>
           </w:pPr>
-          <w:hyperlink w:anchor="_Toc225856839" w:history="1">
+          <w:hyperlink w:anchor="_Toc227924383" w:history="1">
             <w:r>
               <w:rPr>
                 <w:rStyle w:val="Hiperhivatkozs"/>
@@ -2213,7 +2429,7 @@
                 <w:noProof/>
                 <w:webHidden/>
               </w:rPr>
-              <w:instrText xml:space="preserve"> PAGEREF _Toc225856839 \h </w:instrText>
+              <w:instrText xml:space="preserve"> PAGEREF _Toc227924383 \h </w:instrText>
             </w:r>
             <w:r>
               <w:rPr>
@@ -2233,7 +2449,7 @@
                 <w:noProof/>
                 <w:webHidden/>
               </w:rPr>
-              <w:t>31</w:t>
+              <w:t>34</w:t>
             </w:r>
             <w:r>
               <w:rPr>
@@ -2257,7 +2473,7 @@
               <w:lang w:eastAsia="hu-HU"/>
             </w:rPr>
           </w:pPr>
-          <w:hyperlink w:anchor="_Toc225856840" w:history="1">
+          <w:hyperlink w:anchor="_Toc227924384" w:history="1">
             <w:r>
               <w:rPr>
                 <w:rStyle w:val="Hiperhivatkozs"/>
@@ -2284,7 +2500,7 @@
                 <w:noProof/>
                 <w:webHidden/>
               </w:rPr>
-              <w:instrText xml:space="preserve"> PAGEREF _Toc225856840 \h </w:instrText>
+              <w:instrText xml:space="preserve"> PAGEREF _Toc227924384 \h </w:instrText>
             </w:r>
             <w:r>
               <w:rPr>
@@ -2304,7 +2520,7 @@
                 <w:noProof/>
                 <w:webHidden/>
               </w:rPr>
-              <w:t>31</w:t>
+              <w:t>34</w:t>
             </w:r>
             <w:r>
               <w:rPr>
@@ -2316,12 +2532,17 @@
           </w:hyperlink>
         </w:p>
         <w:p>
+          <w:pPr>
+            <w:rPr>
+              <w:b/>
+              <w:bCs/>
+            </w:rPr>
+          </w:pPr>
           <w:r>
             <w:rPr>
               <w:b/>
               <w:bCs/>
             </w:rPr>
-            <w:lastRenderedPageBreak/>
             <w:fldChar w:fldCharType="end"/>
           </w:r>
         </w:p>
@@ -2329,16 +2550,32 @@
     </w:sdt>
     <w:p>
       <w:pPr>
+        <w:rPr>
+          <w:b/>
+          <w:bCs/>
+        </w:rPr>
+      </w:pPr>
+      <w:r>
+        <w:rPr>
+          <w:b/>
+          <w:bCs/>
+        </w:rPr>
+        <w:br w:type="page"/>
+      </w:r>
+    </w:p>
+    <w:p>
+      <w:pPr>
         <w:pStyle w:val="Cmsor1"/>
         <w:rPr>
           <w:highlight w:val="darkGreen"/>
         </w:rPr>
       </w:pPr>
-      <w:bookmarkStart w:id="0" w:name="_Toc225856811"/>
+      <w:bookmarkStart w:id="0" w:name="_Toc227924352"/>
       <w:r>
         <w:rPr>
           <w:highlight w:val="darkGreen"/>
         </w:rPr>
+        <w:lastRenderedPageBreak/>
         <w:t>Bevezetés</w:t>
       </w:r>
       <w:bookmarkEnd w:id="0"/>
@@ -2347,7 +2584,7 @@
       <w:pPr>
         <w:pStyle w:val="Cmsor2"/>
       </w:pPr>
-      <w:bookmarkStart w:id="1" w:name="_Toc225856812"/>
+      <w:bookmarkStart w:id="1" w:name="_Toc227924353"/>
       <w:r>
         <w:t>Tesztfelhasználó</w:t>
       </w:r>
@@ -2385,7 +2622,7 @@
       <w:pPr>
         <w:pStyle w:val="Cmsor2"/>
       </w:pPr>
-      <w:bookmarkStart w:id="2" w:name="_Toc225856813"/>
+      <w:bookmarkStart w:id="2" w:name="_Toc227924354"/>
       <w:r>
         <w:t>Témaválasztás</w:t>
       </w:r>
@@ -2407,7 +2644,7 @@
       <w:pPr>
         <w:pStyle w:val="Cmsor2"/>
       </w:pPr>
-      <w:bookmarkStart w:id="3" w:name="_Toc225856814"/>
+      <w:bookmarkStart w:id="3" w:name="_Toc227924355"/>
       <w:r>
         <w:t>Célkitűzés</w:t>
       </w:r>
@@ -2520,7 +2757,7 @@
           <w:highlight w:val="darkGreen"/>
         </w:rPr>
       </w:pPr>
-      <w:bookmarkStart w:id="4" w:name="_Toc225856815"/>
+      <w:bookmarkStart w:id="4" w:name="_Toc227924356"/>
       <w:r>
         <w:rPr>
           <w:highlight w:val="darkGreen"/>
@@ -2534,7 +2771,7 @@
       <w:pPr>
         <w:pStyle w:val="Cmsor2"/>
       </w:pPr>
-      <w:bookmarkStart w:id="5" w:name="_Toc225856816"/>
+      <w:bookmarkStart w:id="5" w:name="_Toc227924357"/>
       <w:r>
         <w:t>Fejlesztői környezet</w:t>
       </w:r>
@@ -2820,7 +3057,7 @@
       <w:pPr>
         <w:pStyle w:val="Cmsor2"/>
       </w:pPr>
-      <w:bookmarkStart w:id="6" w:name="_Toc225856817"/>
+      <w:bookmarkStart w:id="6" w:name="_Toc227924358"/>
       <w:proofErr w:type="spellStart"/>
       <w:r>
         <w:t>Domain</w:t>
@@ -2883,7 +3120,7 @@
           <w:noProof/>
         </w:rPr>
       </w:pPr>
-      <w:bookmarkStart w:id="7" w:name="_Toc225856818"/>
+      <w:bookmarkStart w:id="7" w:name="_Toc227924359"/>
       <w:r>
         <w:rPr>
           <w:noProof/>
@@ -3077,7 +3314,7 @@
       <w:pPr>
         <w:pStyle w:val="Cmsor2"/>
       </w:pPr>
-      <w:bookmarkStart w:id="8" w:name="_Toc225856819"/>
+      <w:bookmarkStart w:id="8" w:name="_Toc227924360"/>
       <w:r>
         <w:rPr>
           <w:noProof/>
@@ -3234,7 +3471,7 @@
       <w:pPr>
         <w:pStyle w:val="Cmsor3"/>
       </w:pPr>
-      <w:bookmarkStart w:id="9" w:name="_Toc225856820"/>
+      <w:bookmarkStart w:id="9" w:name="_Toc227924361"/>
       <w:r>
         <w:lastRenderedPageBreak/>
         <w:t>A ’jarmu’ t</w:t>
@@ -3447,7 +3684,7 @@
       <w:pPr>
         <w:pStyle w:val="Cmsor3"/>
       </w:pPr>
-      <w:bookmarkStart w:id="10" w:name="_Toc225856821"/>
+      <w:bookmarkStart w:id="10" w:name="_Toc227924362"/>
       <w:r>
         <w:lastRenderedPageBreak/>
         <w:t>Az ’embe</w:t>
@@ -3692,7 +3929,7 @@
       <w:pPr>
         <w:pStyle w:val="Cmsor3"/>
       </w:pPr>
-      <w:bookmarkStart w:id="11" w:name="_Toc225856822"/>
+      <w:bookmarkStart w:id="11" w:name="_Toc227924363"/>
       <w:r>
         <w:lastRenderedPageBreak/>
         <w:t>A ’</w:t>
@@ -3823,7 +4060,7 @@
       <w:pPr>
         <w:pStyle w:val="Cmsor3"/>
       </w:pPr>
-      <w:bookmarkStart w:id="12" w:name="_Toc225856823"/>
+      <w:bookmarkStart w:id="12" w:name="_Toc227924364"/>
       <w:r>
         <w:lastRenderedPageBreak/>
         <w:t>Az ’</w:t>
@@ -3995,7 +4232,7 @@
       <w:pPr>
         <w:pStyle w:val="Cmsor3"/>
       </w:pPr>
-      <w:bookmarkStart w:id="13" w:name="_Toc225856824"/>
+      <w:bookmarkStart w:id="13" w:name="_Toc227924365"/>
       <w:r>
         <w:lastRenderedPageBreak/>
         <w:t>A ’</w:t>
@@ -4352,7 +4589,7 @@
       <w:pPr>
         <w:pStyle w:val="Cmsor3"/>
       </w:pPr>
-      <w:bookmarkStart w:id="14" w:name="_Toc225856825"/>
+      <w:bookmarkStart w:id="14" w:name="_Toc227924366"/>
       <w:r>
         <w:lastRenderedPageBreak/>
         <w:t>A ’</w:t>
@@ -4524,7 +4761,7 @@
       <w:pPr>
         <w:pStyle w:val="Cmsor2"/>
       </w:pPr>
-      <w:bookmarkStart w:id="15" w:name="_Toc225856826"/>
+      <w:bookmarkStart w:id="15" w:name="_Toc227924367"/>
       <w:r>
         <w:lastRenderedPageBreak/>
         <w:t>Hardveres komponenseink bemutatása</w:t>
@@ -5614,65 +5851,30 @@
       <w:pPr>
         <w:pStyle w:val="Cmsor2"/>
       </w:pPr>
-      <w:bookmarkStart w:id="16" w:name="_Toc225856827"/>
+      <w:bookmarkStart w:id="16" w:name="_Toc227924368"/>
+      <w:bookmarkStart w:id="17" w:name="_GoBack"/>
+      <w:bookmarkEnd w:id="17"/>
       <w:r>
         <w:lastRenderedPageBreak/>
-        <w:t>Egyedi algoritmusok a weboldalon</w:t>
+        <w:t>3D nyomatatott sorompó</w:t>
       </w:r>
       <w:bookmarkEnd w:id="16"/>
     </w:p>
-    <w:p>
-      <w:pPr>
-        <w:spacing w:before="120"/>
-      </w:pPr>
-      <w:r>
-        <w:t>Itt részletezzük a proparking.hu oldalon lévő funkciót működését.</w:t>
-      </w:r>
-    </w:p>
-    <w:p>
-      <w:pPr>
-        <w:pStyle w:val="Cmsor3"/>
-      </w:pPr>
-      <w:bookmarkStart w:id="17" w:name="_Toc225856828"/>
-      <w:r>
-        <w:t xml:space="preserve">E-mail küldés az </w:t>
-      </w:r>
-      <w:proofErr w:type="spellStart"/>
-      <w:r>
-        <w:t>adminnak</w:t>
-      </w:r>
-      <w:bookmarkEnd w:id="17"/>
-      <w:proofErr w:type="spellEnd"/>
-    </w:p>
-    <w:p>
-      <w:pPr>
-        <w:spacing w:before="120"/>
-      </w:pPr>
-      <w:r>
-        <w:t xml:space="preserve">Az itt látható kódrészlet valósítja meg az oldalon a kapcsolat részt, amely kitöltése után az éppen aktuálisan megadott </w:t>
-      </w:r>
-      <w:proofErr w:type="spellStart"/>
-      <w:r>
-        <w:t>admin</w:t>
-      </w:r>
-      <w:proofErr w:type="spellEnd"/>
-      <w:r>
-        <w:t xml:space="preserve"> e-mailben kapja meg a felhasználó által beírt üzenetet.</w:t>
-      </w:r>
-    </w:p>
-    <w:p>
-      <w:pPr>
-        <w:spacing w:before="120"/>
-      </w:pPr>
+    <w:p/>
+    <w:p/>
+    <w:p/>
+    <w:p/>
+    <w:p/>
+    <w:p>
       <w:r>
         <w:rPr>
           <w:noProof/>
         </w:rPr>
         <w:drawing>
-          <wp:inline distT="0" distB="0" distL="0" distR="0" wp14:anchorId="611B3902" wp14:editId="6C66DEC9">
-            <wp:extent cx="5760720" cy="1798955"/>
-            <wp:effectExtent l="0" t="0" r="0" b="0"/>
-            <wp:docPr id="2" name="Kép 2"/>
+          <wp:inline distT="0" distB="0" distL="0" distR="0">
+            <wp:extent cx="5748655" cy="2719070"/>
+            <wp:effectExtent l="0" t="0" r="4445" b="5080"/>
+            <wp:docPr id="43" name="Kép 43"/>
             <wp:cNvGraphicFramePr>
               <a:graphicFrameLocks xmlns:a="http://schemas.openxmlformats.org/drawingml/2006/main" noChangeAspect="1"/>
             </wp:cNvGraphicFramePr>
@@ -5680,23 +5882,36 @@
               <a:graphicData uri="http://schemas.openxmlformats.org/drawingml/2006/picture">
                 <pic:pic xmlns:pic="http://schemas.openxmlformats.org/drawingml/2006/picture">
                   <pic:nvPicPr>
-                    <pic:cNvPr id="1" name=""/>
-                    <pic:cNvPicPr/>
+                    <pic:cNvPr id="0" name="Picture 2"/>
+                    <pic:cNvPicPr>
+                      <a:picLocks noChangeAspect="1" noChangeArrowheads="1"/>
+                    </pic:cNvPicPr>
                   </pic:nvPicPr>
                   <pic:blipFill>
-                    <a:blip r:embed="rId35"/>
+                    <a:blip r:embed="rId35">
+                      <a:extLst>
+                        <a:ext uri="{28A0092B-C50C-407E-A947-70E740481C1C}">
+                          <a14:useLocalDpi xmlns:a14="http://schemas.microsoft.com/office/drawing/2010/main" val="0"/>
+                        </a:ext>
+                      </a:extLst>
+                    </a:blip>
+                    <a:srcRect/>
                     <a:stretch>
                       <a:fillRect/>
                     </a:stretch>
                   </pic:blipFill>
-                  <pic:spPr>
+                  <pic:spPr bwMode="auto">
                     <a:xfrm>
                       <a:off x="0" y="0"/>
-                      <a:ext cx="5760720" cy="1798955"/>
+                      <a:ext cx="5748655" cy="2719070"/>
                     </a:xfrm>
                     <a:prstGeom prst="rect">
                       <a:avLst/>
                     </a:prstGeom>
+                    <a:noFill/>
+                    <a:ln>
+                      <a:noFill/>
+                    </a:ln>
                   </pic:spPr>
                 </pic:pic>
               </a:graphicData>
@@ -5704,141 +5919,73 @@
           </wp:inline>
         </w:drawing>
       </w:r>
+      <w:r>
+        <w:br w:type="page"/>
+      </w:r>
+    </w:p>
+    <w:p>
+      <w:pPr>
+        <w:pStyle w:val="Cmsor2"/>
+      </w:pPr>
+      <w:bookmarkStart w:id="18" w:name="_Toc227924369"/>
+      <w:r>
+        <w:lastRenderedPageBreak/>
+        <w:t>Egyedi algoritmusok a weboldalon</w:t>
+      </w:r>
+      <w:bookmarkEnd w:id="18"/>
     </w:p>
     <w:p>
       <w:pPr>
         <w:spacing w:before="120"/>
       </w:pPr>
       <w:r>
-        <w:t xml:space="preserve">Az </w:t>
-      </w:r>
-      <w:proofErr w:type="spellStart"/>
-      <w:r>
-        <w:rPr>
-          <w:u w:val="single"/>
-        </w:rPr>
-        <w:t>adminContent</w:t>
-      </w:r>
-      <w:proofErr w:type="spellEnd"/>
-      <w:r>
-        <w:t xml:space="preserve"> változóban tároljuk el az üzenet szerkezetét HTML kódban</w:t>
-      </w:r>
-      <w:r>
-        <w:t xml:space="preserve">. A </w:t>
-      </w:r>
-      <w:proofErr w:type="spellStart"/>
-      <w:r>
-        <w:rPr>
-          <w:u w:val="single"/>
-        </w:rPr>
-        <w:t>name</w:t>
-      </w:r>
-      <w:proofErr w:type="spellEnd"/>
-      <w:r>
-        <w:t xml:space="preserve"> illetve az </w:t>
-      </w:r>
-      <w:r>
-        <w:rPr>
-          <w:u w:val="single"/>
-        </w:rPr>
-        <w:t>email</w:t>
-      </w:r>
-      <w:r>
-        <w:t xml:space="preserve"> változók segítségével jeleníthetjük meg az üzenet küldő adatait. A </w:t>
-      </w:r>
-      <w:proofErr w:type="spellStart"/>
-      <w:r>
-        <w:rPr>
-          <w:u w:val="single"/>
-        </w:rPr>
-        <w:t>bodyAdmin</w:t>
-      </w:r>
-      <w:proofErr w:type="spellEnd"/>
-      <w:r>
-        <w:t xml:space="preserve"> változóban eltároljuk az üzenni kívánt e-mail tartalmát amit a későbbiekben a </w:t>
-      </w:r>
-      <w:r>
-        <w:rPr>
-          <w:b/>
-        </w:rPr>
-        <w:t>„@mail($</w:t>
-      </w:r>
-      <w:proofErr w:type="spellStart"/>
-      <w:r>
-        <w:rPr>
-          <w:b/>
-        </w:rPr>
-        <w:t>toAdmin</w:t>
-      </w:r>
-      <w:proofErr w:type="spellEnd"/>
-      <w:r>
-        <w:rPr>
-          <w:b/>
-        </w:rPr>
-        <w:t>, $</w:t>
-      </w:r>
-      <w:proofErr w:type="spellStart"/>
-      <w:r>
-        <w:rPr>
-          <w:b/>
-        </w:rPr>
-        <w:t>subjectAdmin</w:t>
-      </w:r>
-      <w:proofErr w:type="spellEnd"/>
-      <w:r>
-        <w:rPr>
-          <w:b/>
-        </w:rPr>
-        <w:t>, $</w:t>
-      </w:r>
-      <w:proofErr w:type="spellStart"/>
-      <w:r>
-        <w:rPr>
-          <w:b/>
-        </w:rPr>
-        <w:t>bodyAdmin</w:t>
-      </w:r>
-      <w:proofErr w:type="spellEnd"/>
-      <w:r>
-        <w:rPr>
-          <w:b/>
-        </w:rPr>
-        <w:t>, $</w:t>
-      </w:r>
-      <w:proofErr w:type="spellStart"/>
-      <w:r>
-        <w:rPr>
-          <w:b/>
-        </w:rPr>
-        <w:t>headersAdmin</w:t>
-      </w:r>
-      <w:proofErr w:type="spellEnd"/>
-      <w:r>
-        <w:rPr>
-          <w:b/>
-        </w:rPr>
-        <w:t>)”</w:t>
-      </w:r>
-      <w:r>
-        <w:t xml:space="preserve"> metódussal küldünk el.</w:t>
-      </w:r>
-      <w:r>
-        <w:t xml:space="preserve"> Ez a metódus tartalmazza az e-mail címzettjét, a levél tárgyát, a levél tartalmát, illetve a fej- és láblécet.</w:t>
-      </w:r>
+        <w:t>Itt részletezzük a proparking.hu oldalon lévő funkciót működését.</w:t>
+      </w:r>
+    </w:p>
+    <w:p>
+      <w:pPr>
+        <w:pStyle w:val="Cmsor3"/>
+      </w:pPr>
+      <w:bookmarkStart w:id="19" w:name="_Toc227924370"/>
+      <w:r>
+        <w:t xml:space="preserve">E-mail küldés az </w:t>
+      </w:r>
+      <w:proofErr w:type="spellStart"/>
+      <w:r>
+        <w:t>adminnak</w:t>
+      </w:r>
+      <w:bookmarkEnd w:id="19"/>
+      <w:proofErr w:type="spellEnd"/>
     </w:p>
     <w:p>
       <w:pPr>
         <w:spacing w:before="120"/>
       </w:pPr>
       <w:r>
+        <w:t xml:space="preserve">Az itt látható kódrészlet valósítja meg az oldalon a kapcsolat részt, amely kitöltése után az éppen aktuálisan megadott </w:t>
+      </w:r>
+      <w:proofErr w:type="spellStart"/>
+      <w:r>
+        <w:t>admin</w:t>
+      </w:r>
+      <w:proofErr w:type="spellEnd"/>
+      <w:r>
+        <w:t xml:space="preserve"> e-mailben kapja meg a felhasználó által beírt üzenetet.</w:t>
+      </w:r>
+    </w:p>
+    <w:p>
+      <w:pPr>
+        <w:spacing w:before="120"/>
+      </w:pPr>
+      <w:r>
         <w:rPr>
           <w:noProof/>
         </w:rPr>
         <w:drawing>
-          <wp:inline distT="0" distB="0" distL="0" distR="0" wp14:anchorId="5B186BF2" wp14:editId="13714ECC">
-            <wp:extent cx="5760720" cy="2120900"/>
+          <wp:inline distT="0" distB="0" distL="0" distR="0" wp14:anchorId="611B3902" wp14:editId="6C66DEC9">
+            <wp:extent cx="5760720" cy="1798955"/>
             <wp:effectExtent l="0" t="0" r="0" b="0"/>
-            <wp:docPr id="42" name="Kép 42"/>
+            <wp:docPr id="2" name="Kép 2"/>
             <wp:cNvGraphicFramePr>
               <a:graphicFrameLocks xmlns:a="http://schemas.openxmlformats.org/drawingml/2006/main" noChangeAspect="1"/>
             </wp:cNvGraphicFramePr>
@@ -5858,7 +6005,7 @@
                   <pic:spPr>
                     <a:xfrm>
                       <a:off x="0" y="0"/>
-                      <a:ext cx="5760720" cy="2120900"/>
+                      <a:ext cx="5760720" cy="1798955"/>
                     </a:xfrm>
                     <a:prstGeom prst="rect">
                       <a:avLst/>
@@ -5873,74 +6020,138 @@
     </w:p>
     <w:p>
       <w:pPr>
-        <w:rPr>
-          <w:rFonts w:asciiTheme="majorHAnsi" w:eastAsiaTheme="majorEastAsia" w:hAnsiTheme="majorHAnsi" w:cstheme="majorBidi"/>
+        <w:spacing w:before="120"/>
+      </w:pPr>
+      <w:r>
+        <w:t xml:space="preserve">Az </w:t>
+      </w:r>
+      <w:proofErr w:type="spellStart"/>
+      <w:r>
+        <w:rPr>
+          <w:u w:val="single"/>
+        </w:rPr>
+        <w:t>adminContent</w:t>
+      </w:r>
+      <w:proofErr w:type="spellEnd"/>
+      <w:r>
+        <w:t xml:space="preserve"> változóban tároljuk el az üzenet szerkezetét HTML kódban</w:t>
+      </w:r>
+      <w:r>
+        <w:t xml:space="preserve">. A </w:t>
+      </w:r>
+      <w:proofErr w:type="spellStart"/>
+      <w:r>
+        <w:rPr>
+          <w:u w:val="single"/>
+        </w:rPr>
+        <w:t>name</w:t>
+      </w:r>
+      <w:proofErr w:type="spellEnd"/>
+      <w:r>
+        <w:t xml:space="preserve"> illetve az </w:t>
+      </w:r>
+      <w:r>
+        <w:rPr>
+          <w:u w:val="single"/>
+        </w:rPr>
+        <w:t>email</w:t>
+      </w:r>
+      <w:r>
+        <w:t xml:space="preserve"> változók segítségével jeleníthetjük meg az üzenet küldő adatait. A </w:t>
+      </w:r>
+      <w:proofErr w:type="spellStart"/>
+      <w:r>
+        <w:rPr>
+          <w:u w:val="single"/>
+        </w:rPr>
+        <w:t>bodyAdmin</w:t>
+      </w:r>
+      <w:proofErr w:type="spellEnd"/>
+      <w:r>
+        <w:t xml:space="preserve"> változóban eltároljuk az üzenni kívánt e-mail tartalmát amit a későbbiekben a </w:t>
+      </w:r>
+      <w:r>
+        <w:rPr>
           <w:b/>
-          <w:sz w:val="28"/>
-          <w:szCs w:val="24"/>
-          <w:u w:val="single" w:color="538135" w:themeColor="accent6" w:themeShade="BF"/>
-        </w:rPr>
-      </w:pPr>
-      <w:r>
-        <w:br w:type="page"/>
-      </w:r>
-    </w:p>
-    <w:p>
-      <w:pPr>
-        <w:pStyle w:val="Cmsor3"/>
-      </w:pPr>
-      <w:bookmarkStart w:id="18" w:name="_Toc225856829"/>
-      <w:r>
-        <w:lastRenderedPageBreak/>
-        <w:t>E-mail küldés a felhasználónak</w:t>
-      </w:r>
-      <w:bookmarkEnd w:id="18"/>
+        </w:rPr>
+        <w:t>„@mail($</w:t>
+      </w:r>
+      <w:proofErr w:type="spellStart"/>
+      <w:r>
+        <w:rPr>
+          <w:b/>
+        </w:rPr>
+        <w:t>toAdmin</w:t>
+      </w:r>
+      <w:proofErr w:type="spellEnd"/>
+      <w:r>
+        <w:rPr>
+          <w:b/>
+        </w:rPr>
+        <w:t>, $</w:t>
+      </w:r>
+      <w:proofErr w:type="spellStart"/>
+      <w:r>
+        <w:rPr>
+          <w:b/>
+        </w:rPr>
+        <w:t>subjectAdmin</w:t>
+      </w:r>
+      <w:proofErr w:type="spellEnd"/>
+      <w:r>
+        <w:rPr>
+          <w:b/>
+        </w:rPr>
+        <w:t>, $</w:t>
+      </w:r>
+      <w:proofErr w:type="spellStart"/>
+      <w:r>
+        <w:rPr>
+          <w:b/>
+        </w:rPr>
+        <w:t>bodyAdmin</w:t>
+      </w:r>
+      <w:proofErr w:type="spellEnd"/>
+      <w:r>
+        <w:rPr>
+          <w:b/>
+        </w:rPr>
+        <w:t>, $</w:t>
+      </w:r>
+      <w:proofErr w:type="spellStart"/>
+      <w:r>
+        <w:rPr>
+          <w:b/>
+        </w:rPr>
+        <w:t>headersAdmin</w:t>
+      </w:r>
+      <w:proofErr w:type="spellEnd"/>
+      <w:r>
+        <w:rPr>
+          <w:b/>
+        </w:rPr>
+        <w:t>)”</w:t>
+      </w:r>
+      <w:r>
+        <w:t xml:space="preserve"> metódussal küldünk el.</w:t>
+      </w:r>
+      <w:r>
+        <w:t xml:space="preserve"> Ez a metódus tartalmazza az e-mail címzettjét, a levél tárgyát, a levél tartalmát, illetve a fej- és láblécet.</w:t>
+      </w:r>
     </w:p>
     <w:p>
       <w:pPr>
         <w:spacing w:before="120"/>
       </w:pPr>
       <w:r>
-        <w:t xml:space="preserve">Az itt látható kódrészlet valósítja meg az oldalon a kapcsolat </w:t>
-      </w:r>
-      <w:r>
-        <w:t>válasz részét</w:t>
-      </w:r>
-      <w:r>
-        <w:t xml:space="preserve">, amely kitöltése után az éppen aktuálisan </w:t>
-      </w:r>
-      <w:r>
-        <w:t>üzenetet küldő</w:t>
-      </w:r>
-      <w:r>
-        <w:t xml:space="preserve"> felhasználó e-mailben</w:t>
-      </w:r>
-      <w:r>
-        <w:t xml:space="preserve"> megkapja</w:t>
-      </w:r>
-      <w:r>
-        <w:t xml:space="preserve"> az oldal automatikus üzenetét</w:t>
-      </w:r>
-      <w:r>
-        <w:t>, amely tartalmazza</w:t>
-      </w:r>
-      <w:r>
-        <w:t xml:space="preserve"> a felhasználó által írt eredeti üzenetet is</w:t>
-      </w:r>
-      <w:r>
-        <w:t>.</w:t>
-      </w:r>
-    </w:p>
-    <w:p>
-      <w:r>
         <w:rPr>
           <w:noProof/>
         </w:rPr>
         <w:drawing>
-          <wp:inline distT="0" distB="0" distL="0" distR="0" wp14:anchorId="7537AECD" wp14:editId="7439E767">
-            <wp:extent cx="5760720" cy="1297940"/>
+          <wp:inline distT="0" distB="0" distL="0" distR="0" wp14:anchorId="5B186BF2" wp14:editId="13714ECC">
+            <wp:extent cx="5760720" cy="2120900"/>
             <wp:effectExtent l="0" t="0" r="0" b="0"/>
-            <wp:docPr id="27" name="Kép 27"/>
+            <wp:docPr id="42" name="Kép 42"/>
             <wp:cNvGraphicFramePr>
               <a:graphicFrameLocks xmlns:a="http://schemas.openxmlformats.org/drawingml/2006/main" noChangeAspect="1"/>
             </wp:cNvGraphicFramePr>
@@ -5960,6 +6171,108 @@
                   <pic:spPr>
                     <a:xfrm>
                       <a:off x="0" y="0"/>
+                      <a:ext cx="5760720" cy="2120900"/>
+                    </a:xfrm>
+                    <a:prstGeom prst="rect">
+                      <a:avLst/>
+                    </a:prstGeom>
+                  </pic:spPr>
+                </pic:pic>
+              </a:graphicData>
+            </a:graphic>
+          </wp:inline>
+        </w:drawing>
+      </w:r>
+    </w:p>
+    <w:p>
+      <w:pPr>
+        <w:rPr>
+          <w:rFonts w:asciiTheme="majorHAnsi" w:eastAsiaTheme="majorEastAsia" w:hAnsiTheme="majorHAnsi" w:cstheme="majorBidi"/>
+          <w:b/>
+          <w:sz w:val="28"/>
+          <w:szCs w:val="24"/>
+          <w:u w:val="single" w:color="538135" w:themeColor="accent6" w:themeShade="BF"/>
+        </w:rPr>
+      </w:pPr>
+      <w:r>
+        <w:br w:type="page"/>
+      </w:r>
+    </w:p>
+    <w:p>
+      <w:pPr>
+        <w:pStyle w:val="Cmsor3"/>
+      </w:pPr>
+      <w:bookmarkStart w:id="20" w:name="_Toc227924371"/>
+      <w:r>
+        <w:lastRenderedPageBreak/>
+        <w:t>E-mail küldés a felhasználónak</w:t>
+      </w:r>
+      <w:bookmarkEnd w:id="20"/>
+    </w:p>
+    <w:p>
+      <w:pPr>
+        <w:spacing w:before="120"/>
+      </w:pPr>
+      <w:r>
+        <w:t xml:space="preserve">Az itt látható kódrészlet valósítja meg az oldalon a kapcsolat </w:t>
+      </w:r>
+      <w:r>
+        <w:t>válasz részét</w:t>
+      </w:r>
+      <w:r>
+        <w:t xml:space="preserve">, amely kitöltése után az éppen aktuálisan </w:t>
+      </w:r>
+      <w:r>
+        <w:t>üzenetet küldő</w:t>
+      </w:r>
+      <w:r>
+        <w:t xml:space="preserve"> felhasználó e-mailben</w:t>
+      </w:r>
+      <w:r>
+        <w:t xml:space="preserve"> megkapja</w:t>
+      </w:r>
+      <w:r>
+        <w:t xml:space="preserve"> az oldal automatikus üzenetét</w:t>
+      </w:r>
+      <w:r>
+        <w:t>, amely tartalmazza</w:t>
+      </w:r>
+      <w:r>
+        <w:t xml:space="preserve"> a felhasználó által írt eredeti üzenetet is</w:t>
+      </w:r>
+      <w:r>
+        <w:t>.</w:t>
+      </w:r>
+    </w:p>
+    <w:p>
+      <w:r>
+        <w:rPr>
+          <w:noProof/>
+        </w:rPr>
+        <w:drawing>
+          <wp:inline distT="0" distB="0" distL="0" distR="0" wp14:anchorId="7537AECD" wp14:editId="7439E767">
+            <wp:extent cx="5760720" cy="1297940"/>
+            <wp:effectExtent l="0" t="0" r="0" b="0"/>
+            <wp:docPr id="27" name="Kép 27"/>
+            <wp:cNvGraphicFramePr>
+              <a:graphicFrameLocks xmlns:a="http://schemas.openxmlformats.org/drawingml/2006/main" noChangeAspect="1"/>
+            </wp:cNvGraphicFramePr>
+            <a:graphic xmlns:a="http://schemas.openxmlformats.org/drawingml/2006/main">
+              <a:graphicData uri="http://schemas.openxmlformats.org/drawingml/2006/picture">
+                <pic:pic xmlns:pic="http://schemas.openxmlformats.org/drawingml/2006/picture">
+                  <pic:nvPicPr>
+                    <pic:cNvPr id="1" name=""/>
+                    <pic:cNvPicPr/>
+                  </pic:nvPicPr>
+                  <pic:blipFill>
+                    <a:blip r:embed="rId38"/>
+                    <a:stretch>
+                      <a:fillRect/>
+                    </a:stretch>
+                  </pic:blipFill>
+                  <pic:spPr>
+                    <a:xfrm>
+                      <a:off x="0" y="0"/>
                       <a:ext cx="5760720" cy="1297940"/>
                     </a:xfrm>
                     <a:prstGeom prst="rect">
@@ -6109,12 +6422,12 @@
       <w:pPr>
         <w:pStyle w:val="Cmsor3"/>
       </w:pPr>
-      <w:bookmarkStart w:id="19" w:name="_Toc225856830"/>
+      <w:bookmarkStart w:id="21" w:name="_Toc227924372"/>
       <w:r>
         <w:lastRenderedPageBreak/>
         <w:t>E-mail küldés előkészítése</w:t>
       </w:r>
-      <w:bookmarkEnd w:id="19"/>
+      <w:bookmarkEnd w:id="21"/>
     </w:p>
     <w:p>
       <w:pPr>
@@ -6157,7 +6470,7 @@
                     <pic:cNvPicPr/>
                   </pic:nvPicPr>
                   <pic:blipFill>
-                    <a:blip r:embed="rId38">
+                    <a:blip r:embed="rId39">
                       <a:extLst>
                         <a:ext uri="{28A0092B-C50C-407E-A947-70E740481C1C}">
                           <a14:useLocalDpi xmlns:a14="http://schemas.microsoft.com/office/drawing/2010/main" val="0"/>
@@ -6279,12 +6592,12 @@
       <w:pPr>
         <w:pStyle w:val="Cmsor3"/>
       </w:pPr>
-      <w:bookmarkStart w:id="20" w:name="_Toc225856831"/>
+      <w:bookmarkStart w:id="22" w:name="_Toc227924373"/>
       <w:r>
         <w:lastRenderedPageBreak/>
         <w:t>Vélemények feldolgozása és mentése az adatbázisba</w:t>
       </w:r>
-      <w:bookmarkEnd w:id="20"/>
+      <w:bookmarkEnd w:id="22"/>
     </w:p>
     <w:p>
       <w:pPr>
@@ -6543,63 +6856,6 @@
             <wp:extent cx="5760720" cy="2119630"/>
             <wp:effectExtent l="0" t="0" r="0" b="0"/>
             <wp:docPr id="30" name="Kép 30"/>
-            <wp:cNvGraphicFramePr>
-              <a:graphicFrameLocks xmlns:a="http://schemas.openxmlformats.org/drawingml/2006/main" noChangeAspect="1"/>
-            </wp:cNvGraphicFramePr>
-            <a:graphic xmlns:a="http://schemas.openxmlformats.org/drawingml/2006/main">
-              <a:graphicData uri="http://schemas.openxmlformats.org/drawingml/2006/picture">
-                <pic:pic xmlns:pic="http://schemas.openxmlformats.org/drawingml/2006/picture">
-                  <pic:nvPicPr>
-                    <pic:cNvPr id="1" name=""/>
-                    <pic:cNvPicPr/>
-                  </pic:nvPicPr>
-                  <pic:blipFill>
-                    <a:blip r:embed="rId39"/>
-                    <a:stretch>
-                      <a:fillRect/>
-                    </a:stretch>
-                  </pic:blipFill>
-                  <pic:spPr>
-                    <a:xfrm>
-                      <a:off x="0" y="0"/>
-                      <a:ext cx="5760720" cy="2119630"/>
-                    </a:xfrm>
-                    <a:prstGeom prst="rect">
-                      <a:avLst/>
-                    </a:prstGeom>
-                  </pic:spPr>
-                </pic:pic>
-              </a:graphicData>
-            </a:graphic>
-          </wp:inline>
-        </w:drawing>
-      </w:r>
-    </w:p>
-    <w:p>
-      <w:r>
-        <w:br w:type="page"/>
-      </w:r>
-    </w:p>
-    <w:p>
-      <w:pPr>
-        <w:pStyle w:val="Cmsor3"/>
-      </w:pPr>
-      <w:bookmarkStart w:id="21" w:name="_GoBack"/>
-      <w:bookmarkEnd w:id="21"/>
-    </w:p>
-    <w:p>
-      <w:pPr>
-        <w:spacing w:before="120"/>
-      </w:pPr>
-      <w:r>
-        <w:rPr>
-          <w:noProof/>
-        </w:rPr>
-        <w:drawing>
-          <wp:inline distT="0" distB="0" distL="0" distR="0" wp14:anchorId="3BA97028" wp14:editId="3EFF7A5D">
-            <wp:extent cx="5760720" cy="2366010"/>
-            <wp:effectExtent l="0" t="0" r="0" b="0"/>
-            <wp:docPr id="31" name="Kép 31"/>
             <wp:cNvGraphicFramePr>
               <a:graphicFrameLocks xmlns:a="http://schemas.openxmlformats.org/drawingml/2006/main" noChangeAspect="1"/>
             </wp:cNvGraphicFramePr>
@@ -6619,7 +6875,7 @@
                   <pic:spPr>
                     <a:xfrm>
                       <a:off x="0" y="0"/>
-                      <a:ext cx="5760720" cy="2366010"/>
+                      <a:ext cx="5760720" cy="2119630"/>
                     </a:xfrm>
                     <a:prstGeom prst="rect">
                       <a:avLst/>
@@ -6631,15 +6887,98 @@
           </wp:inline>
         </w:drawing>
       </w:r>
+    </w:p>
+    <w:p>
+      <w:r>
+        <w:br w:type="page"/>
+      </w:r>
+    </w:p>
+    <w:p>
+      <w:pPr>
+        <w:pStyle w:val="Cmsor3"/>
+      </w:pPr>
+      <w:bookmarkStart w:id="23" w:name="_Toc227924374"/>
+      <w:r>
+        <w:lastRenderedPageBreak/>
+        <w:t>Értékelési űrlap (</w:t>
+      </w:r>
+      <w:proofErr w:type="spellStart"/>
+      <w:r>
+        <w:t>Review</w:t>
+      </w:r>
+      <w:proofErr w:type="spellEnd"/>
+      <w:r>
+        <w:t xml:space="preserve"> </w:t>
+      </w:r>
+      <w:proofErr w:type="spellStart"/>
+      <w:r>
+        <w:t>Form</w:t>
+      </w:r>
+      <w:proofErr w:type="spellEnd"/>
+      <w:r>
+        <w:t>)</w:t>
+      </w:r>
+      <w:bookmarkEnd w:id="23"/>
+    </w:p>
+    <w:p>
+      <w:pPr>
+        <w:spacing w:before="360"/>
+      </w:pPr>
+      <w:r>
+        <w:t xml:space="preserve">Ez a kódrészlet egy véleménybekérő űrlap részeit mutatja be, ami egyszerre tartalmazza a felhasználó által látott részt </w:t>
+      </w:r>
+      <w:r>
+        <w:rPr>
+          <w:u w:val="single"/>
+        </w:rPr>
+        <w:t>(frontend)</w:t>
+      </w:r>
+      <w:r>
+        <w:t xml:space="preserve"> és a háttérben futó logikát </w:t>
+      </w:r>
+      <w:r>
+        <w:rPr>
+          <w:u w:val="single"/>
+        </w:rPr>
+        <w:t>(backend)</w:t>
+      </w:r>
+      <w:r>
+        <w:t>.</w:t>
+      </w:r>
+      <w:r>
+        <w:t xml:space="preserve"> Az űrlap arra szolgál, hogy a látogatók értékelhessék a szolgáltatás</w:t>
+      </w:r>
+      <w:r>
+        <w:t>t</w:t>
+      </w:r>
+      <w:r>
+        <w:t xml:space="preserve">. Emellett arra is figyel, hogyha van egy </w:t>
+      </w:r>
+      <w:proofErr w:type="spellStart"/>
+      <w:r>
+        <w:rPr>
+          <w:b/>
+        </w:rPr>
+        <w:t>review_success</w:t>
+      </w:r>
+      <w:proofErr w:type="spellEnd"/>
+      <w:r>
+        <w:t xml:space="preserve"> nevű session üzenet (például egy sikeres értékelés után), akkor azt szépen megjelenítse a felhasználónak. Maga az űrlap POST metódussal dolgozik, vagyis amikor a felhasználó rányom a gombra, az adatok elküldődnek a szervernek feldolgozásra.</w:t>
+      </w:r>
+    </w:p>
+    <w:p>
+      <w:pPr>
+        <w:spacing w:before="360"/>
+      </w:pPr>
       <w:r>
         <w:rPr>
           <w:noProof/>
         </w:rPr>
         <w:drawing>
-          <wp:inline distT="0" distB="0" distL="0" distR="0" wp14:anchorId="6B87ED69" wp14:editId="3600F377">
-            <wp:extent cx="5760720" cy="2397125"/>
-            <wp:effectExtent l="0" t="0" r="0" b="3175"/>
-            <wp:docPr id="32" name="Kép 32"/>
+          <wp:inline distT="0" distB="0" distL="0" distR="0" wp14:anchorId="00AD1341" wp14:editId="0AC861E8">
+            <wp:extent cx="5760720" cy="2366010"/>
+            <wp:effectExtent l="0" t="0" r="0" b="0"/>
+            <wp:docPr id="31" name="Kép 31"/>
             <wp:cNvGraphicFramePr>
               <a:graphicFrameLocks xmlns:a="http://schemas.openxmlformats.org/drawingml/2006/main" noChangeAspect="1"/>
             </wp:cNvGraphicFramePr>
@@ -6659,7 +6998,7 @@
                   <pic:spPr>
                     <a:xfrm>
                       <a:off x="0" y="0"/>
-                      <a:ext cx="5760720" cy="2397125"/>
+                      <a:ext cx="5760720" cy="2366010"/>
                     </a:xfrm>
                     <a:prstGeom prst="rect">
                       <a:avLst/>
@@ -6671,14 +7010,72 @@
           </wp:inline>
         </w:drawing>
       </w:r>
+    </w:p>
+    <w:p>
+      <w:pPr>
+        <w:spacing w:before="360"/>
+      </w:pPr>
+    </w:p>
+    <w:p>
+      <w:r>
+        <w:br w:type="page"/>
+      </w:r>
+    </w:p>
+    <w:p>
+      <w:pPr>
+        <w:pStyle w:val="Cmsor3"/>
+      </w:pPr>
+      <w:bookmarkStart w:id="24" w:name="_Toc227924375"/>
+      <w:r>
+        <w:lastRenderedPageBreak/>
+        <w:t>Kapcsolat felvételi szekció</w:t>
+      </w:r>
+      <w:bookmarkEnd w:id="24"/>
+    </w:p>
+    <w:p>
+      <w:pPr>
+        <w:spacing w:before="360"/>
+      </w:pPr>
+      <w:r>
+        <w:t xml:space="preserve">Ez a kódrészlet egy kapcsolatfelvételi szekció részeit mutatja be, ami egyszerre tartalmazza a felhasználó által látott elérhetőségi információkat (cím, telefon, e-mail) és egy üzenetküldő űrlapot. A szekció arra szolgál, hogy a látogatók könnyen megtalálják a cég elérhetőségeit, és ha szeretnének, üzenetet is hagyjanak. Emellett arra is figyel, hogy ha van egy </w:t>
+      </w:r>
+      <w:proofErr w:type="spellStart"/>
+      <w:r>
+        <w:t>msg_success</w:t>
+      </w:r>
+      <w:proofErr w:type="spellEnd"/>
+      <w:r>
+        <w:t xml:space="preserve"> nevű session üzenet (például egy sikeres üzenetküldés után), akkor azt szépen megjelenítse a felhasználónak egy zöldes visszajelző dobozban. Maga az űrlap POST metódussal dolgozik, vagyis amikor a felhasználó rányom a Küldés gombra, az adatok (név, e-mail, üzenet szövege) elküldődnek a szervernek feldolgozásra.</w:t>
+      </w:r>
+    </w:p>
+    <w:p>
+      <w:pPr>
+        <w:spacing w:before="360"/>
+      </w:pPr>
       <w:r>
         <w:rPr>
           <w:noProof/>
         </w:rPr>
         <w:drawing>
-          <wp:inline distT="0" distB="0" distL="0" distR="0" wp14:anchorId="709CEBC6" wp14:editId="58A8FF30">
+          <wp:anchor distT="0" distB="0" distL="114300" distR="114300" simplePos="0" relativeHeight="251693056" behindDoc="1" locked="0" layoutInCell="1" allowOverlap="1" wp14:anchorId="709CEBC6">
+            <wp:simplePos x="0" y="0"/>
+            <wp:positionH relativeFrom="margin">
+              <wp:align>right</wp:align>
+            </wp:positionH>
+            <wp:positionV relativeFrom="paragraph">
+              <wp:posOffset>2591103</wp:posOffset>
+            </wp:positionV>
             <wp:extent cx="5760720" cy="1897380"/>
             <wp:effectExtent l="0" t="0" r="0" b="7620"/>
+            <wp:wrapTight wrapText="bothSides">
+              <wp:wrapPolygon edited="0">
+                <wp:start x="0" y="0"/>
+                <wp:lineTo x="0" y="21470"/>
+                <wp:lineTo x="21500" y="21470"/>
+                <wp:lineTo x="21500" y="0"/>
+                <wp:lineTo x="0" y="0"/>
+              </wp:wrapPolygon>
+            </wp:wrapTight>
             <wp:docPr id="33" name="Kép 33"/>
             <wp:cNvGraphicFramePr>
               <a:graphicFrameLocks xmlns:a="http://schemas.openxmlformats.org/drawingml/2006/main" noChangeAspect="1"/>
@@ -6691,7 +7088,13 @@
                     <pic:cNvPicPr/>
                   </pic:nvPicPr>
                   <pic:blipFill>
-                    <a:blip r:embed="rId42"/>
+                    <a:blip r:embed="rId42">
+                      <a:extLst>
+                        <a:ext uri="{28A0092B-C50C-407E-A947-70E740481C1C}">
+                          <a14:useLocalDpi xmlns:a14="http://schemas.microsoft.com/office/drawing/2010/main" val="0"/>
+                        </a:ext>
+                      </a:extLst>
+                    </a:blip>
                     <a:stretch>
                       <a:fillRect/>
                     </a:stretch>
@@ -6708,6 +7111,46 @@
                 </pic:pic>
               </a:graphicData>
             </a:graphic>
+          </wp:anchor>
+        </w:drawing>
+      </w:r>
+      <w:r>
+        <w:rPr>
+          <w:noProof/>
+        </w:rPr>
+        <w:drawing>
+          <wp:inline distT="0" distB="0" distL="0" distR="0" wp14:anchorId="00535D7E" wp14:editId="1936587B">
+            <wp:extent cx="5760720" cy="2397125"/>
+            <wp:effectExtent l="0" t="0" r="0" b="3175"/>
+            <wp:docPr id="32" name="Kép 32"/>
+            <wp:cNvGraphicFramePr>
+              <a:graphicFrameLocks xmlns:a="http://schemas.openxmlformats.org/drawingml/2006/main" noChangeAspect="1"/>
+            </wp:cNvGraphicFramePr>
+            <a:graphic xmlns:a="http://schemas.openxmlformats.org/drawingml/2006/main">
+              <a:graphicData uri="http://schemas.openxmlformats.org/drawingml/2006/picture">
+                <pic:pic xmlns:pic="http://schemas.openxmlformats.org/drawingml/2006/picture">
+                  <pic:nvPicPr>
+                    <pic:cNvPr id="1" name=""/>
+                    <pic:cNvPicPr/>
+                  </pic:nvPicPr>
+                  <pic:blipFill>
+                    <a:blip r:embed="rId43"/>
+                    <a:stretch>
+                      <a:fillRect/>
+                    </a:stretch>
+                  </pic:blipFill>
+                  <pic:spPr>
+                    <a:xfrm>
+                      <a:off x="0" y="0"/>
+                      <a:ext cx="5760720" cy="2397125"/>
+                    </a:xfrm>
+                    <a:prstGeom prst="rect">
+                      <a:avLst/>
+                    </a:prstGeom>
+                  </pic:spPr>
+                </pic:pic>
+              </a:graphicData>
+            </a:graphic>
           </wp:inline>
         </w:drawing>
       </w:r>
@@ -6724,7 +7167,7 @@
           <w:highlight w:val="darkGreen"/>
         </w:rPr>
       </w:pPr>
-      <w:bookmarkStart w:id="22" w:name="_Toc225856832"/>
+      <w:bookmarkStart w:id="25" w:name="_Toc227924376"/>
       <w:r>
         <w:rPr>
           <w:highlight w:val="darkGreen"/>
@@ -6750,17 +7193,17 @@
         </w:rPr>
         <w:t xml:space="preserve"> dokumentáció</w:t>
       </w:r>
-      <w:bookmarkEnd w:id="22"/>
+      <w:bookmarkEnd w:id="25"/>
     </w:p>
     <w:p>
       <w:pPr>
         <w:pStyle w:val="Cmsor2"/>
       </w:pPr>
-      <w:bookmarkStart w:id="23" w:name="_Toc225856833"/>
+      <w:bookmarkStart w:id="26" w:name="_Toc227924377"/>
       <w:r>
         <w:t>Bejelentkezés/belépés/regisztráció folyamata</w:t>
       </w:r>
-      <w:bookmarkEnd w:id="23"/>
+      <w:bookmarkEnd w:id="26"/>
     </w:p>
     <w:p>
       <w:pPr>
@@ -6808,7 +7251,7 @@
                     <pic:cNvPicPr/>
                   </pic:nvPicPr>
                   <pic:blipFill>
-                    <a:blip r:embed="rId43">
+                    <a:blip r:embed="rId44">
                       <a:extLst>
                         <a:ext uri="{28A0092B-C50C-407E-A947-70E740481C1C}">
                           <a14:useLocalDpi xmlns:a14="http://schemas.microsoft.com/office/drawing/2010/main" val="0"/>
@@ -6885,11 +7328,11 @@
       <w:pPr>
         <w:pStyle w:val="Cmsor2"/>
       </w:pPr>
-      <w:bookmarkStart w:id="24" w:name="_Toc225856834"/>
+      <w:bookmarkStart w:id="27" w:name="_Toc227924378"/>
       <w:r>
         <w:t>Rangrendszer és jogosultságok</w:t>
       </w:r>
-      <w:bookmarkEnd w:id="24"/>
+      <w:bookmarkEnd w:id="27"/>
     </w:p>
     <w:p>
       <w:pPr>
@@ -7392,11 +7835,11 @@
       <w:pPr>
         <w:pStyle w:val="Cmsor2"/>
       </w:pPr>
-      <w:bookmarkStart w:id="25" w:name="_Toc225856835"/>
+      <w:bookmarkStart w:id="28" w:name="_Toc227924379"/>
       <w:r>
         <w:t>Értékelések és visszajelzések a főoldalon</w:t>
       </w:r>
-      <w:bookmarkEnd w:id="25"/>
+      <w:bookmarkEnd w:id="28"/>
     </w:p>
     <w:p>
       <w:pPr>
@@ -7418,11 +7861,11 @@
       <w:pPr>
         <w:pStyle w:val="Cmsor2"/>
       </w:pPr>
-      <w:bookmarkStart w:id="26" w:name="_Toc225856836"/>
+      <w:bookmarkStart w:id="29" w:name="_Toc227924380"/>
       <w:r>
         <w:t>A főoldal menüsora</w:t>
       </w:r>
-      <w:bookmarkEnd w:id="26"/>
+      <w:bookmarkEnd w:id="29"/>
     </w:p>
     <w:p>
       <w:pPr>
@@ -7507,11 +7950,11 @@
       <w:pPr>
         <w:pStyle w:val="Cmsor2"/>
       </w:pPr>
-      <w:bookmarkStart w:id="27" w:name="_Toc225856837"/>
+      <w:bookmarkStart w:id="30" w:name="_Toc227924381"/>
       <w:r>
         <w:t>Kapcsolat rovat a főoldalon</w:t>
       </w:r>
-      <w:bookmarkEnd w:id="27"/>
+      <w:bookmarkEnd w:id="30"/>
     </w:p>
     <w:p>
       <w:pPr>
@@ -7530,7 +7973,7 @@
       <w:pPr>
         <w:pStyle w:val="Cmsor2"/>
       </w:pPr>
-      <w:bookmarkStart w:id="28" w:name="_Toc225856838"/>
+      <w:bookmarkStart w:id="31" w:name="_Toc227924382"/>
       <w:r>
         <w:lastRenderedPageBreak/>
         <w:t xml:space="preserve">Az </w:t>
@@ -7543,7 +7986,7 @@
       <w:r>
         <w:t xml:space="preserve"> felület működése</w:t>
       </w:r>
-      <w:bookmarkEnd w:id="28"/>
+      <w:bookmarkEnd w:id="31"/>
     </w:p>
     <w:p>
       <w:pPr>
@@ -7572,7 +8015,7 @@
       <w:r>
         <w:t xml:space="preserve">: A </w:t>
       </w:r>
-      <w:hyperlink r:id="rId44" w:history="1">
+      <w:hyperlink r:id="rId45" w:history="1">
         <w:r>
           <w:rPr>
             <w:rStyle w:val="Hiperhivatkozs"/>
@@ -7893,7 +8336,7 @@
           <w:highlight w:val="darkGreen"/>
         </w:rPr>
       </w:pPr>
-      <w:bookmarkStart w:id="29" w:name="_Toc225856839"/>
+      <w:bookmarkStart w:id="32" w:name="_Toc227924383"/>
       <w:r>
         <w:rPr>
           <w:highlight w:val="darkGreen"/>
@@ -7901,17 +8344,17 @@
         <w:lastRenderedPageBreak/>
         <w:t>Összefoglalás</w:t>
       </w:r>
-      <w:bookmarkEnd w:id="29"/>
+      <w:bookmarkEnd w:id="32"/>
     </w:p>
     <w:p>
       <w:pPr>
         <w:pStyle w:val="Cmsor2"/>
       </w:pPr>
-      <w:bookmarkStart w:id="30" w:name="_Toc225856840"/>
+      <w:bookmarkStart w:id="33" w:name="_Toc227924384"/>
       <w:r>
         <w:t>A vége eredmény véleményezése</w:t>
       </w:r>
-      <w:bookmarkEnd w:id="30"/>
+      <w:bookmarkEnd w:id="33"/>
     </w:p>
     <w:p>
       <w:pPr>
@@ -8111,6 +8554,7 @@
                                 <w:calendar w:val="gregorian"/>
                               </w:date>
                             </w:sdtPr>
+                            <w:sdtEndPr/>
                             <w:sdtContent>
                               <w:p>
                                 <w:pPr>
@@ -8185,6 +8629,7 @@
                           <w:calendar w:val="gregorian"/>
                         </w:date>
                       </w:sdtPr>
+                      <w:sdtEndPr/>
                       <w:sdtContent>
                         <w:p>
                           <w:pPr>
@@ -9864,7 +10309,7 @@
 </file>
 
 <file path=customXml/itemProps1.xml><?xml version="1.0" encoding="utf-8"?>
-<ds:datastoreItem xmlns:ds="http://schemas.openxmlformats.org/officeDocument/2006/customXml" ds:itemID="{D76684E8-5B81-48D1-A3EE-86B006EA4887}">
+<ds:datastoreItem xmlns:ds="http://schemas.openxmlformats.org/officeDocument/2006/customXml" ds:itemID="{19516678-8931-473D-A345-9BE5D145B917}">
   <ds:schemaRefs>
     <ds:schemaRef ds:uri="http://schemas.openxmlformats.org/officeDocument/2006/bibliography"/>
   </ds:schemaRefs>

--- a/doksik/szakmaivizsga_dokumentacio.docx
+++ b/doksik/szakmaivizsga_dokumentacio.docx
@@ -197,7 +197,7 @@
           <w:r>
             <w:fldChar w:fldCharType="separate"/>
           </w:r>
-          <w:hyperlink w:anchor="_Toc227924352" w:history="1">
+          <w:hyperlink w:anchor="_Toc228183266" w:history="1">
             <w:r>
               <w:rPr>
                 <w:rStyle w:val="Hiperhivatkozs"/>
@@ -225,7 +225,7 @@
                 <w:noProof/>
                 <w:webHidden/>
               </w:rPr>
-              <w:instrText xml:space="preserve"> PAGEREF _Toc227924352 \h </w:instrText>
+              <w:instrText xml:space="preserve"> PAGEREF _Toc228183266 \h </w:instrText>
             </w:r>
             <w:r>
               <w:rPr>
@@ -269,7 +269,7 @@
               <w:lang w:eastAsia="hu-HU"/>
             </w:rPr>
           </w:pPr>
-          <w:hyperlink w:anchor="_Toc227924353" w:history="1">
+          <w:hyperlink w:anchor="_Toc228183267" w:history="1">
             <w:r>
               <w:rPr>
                 <w:rStyle w:val="Hiperhivatkozs"/>
@@ -296,7 +296,80 @@
                 <w:noProof/>
                 <w:webHidden/>
               </w:rPr>
-              <w:instrText xml:space="preserve"> PAGEREF _Toc227924353 \h </w:instrText>
+              <w:instrText xml:space="preserve"> PAGEREF _Toc228183267 \h </w:instrText>
+            </w:r>
+            <w:r>
+              <w:rPr>
+                <w:noProof/>
+                <w:webHidden/>
+              </w:rPr>
+            </w:r>
+            <w:r>
+              <w:rPr>
+                <w:noProof/>
+                <w:webHidden/>
+              </w:rPr>
+              <w:fldChar w:fldCharType="separate"/>
+            </w:r>
+            <w:r>
+              <w:rPr>
+                <w:noProof/>
+                <w:webHidden/>
+              </w:rPr>
+              <w:t>3</w:t>
+            </w:r>
+            <w:r>
+              <w:rPr>
+                <w:noProof/>
+                <w:webHidden/>
+              </w:rPr>
+              <w:fldChar w:fldCharType="end"/>
+            </w:r>
+          </w:hyperlink>
+          <w:bookmarkStart w:id="0" w:name="_GoBack"/>
+          <w:bookmarkEnd w:id="0"/>
+        </w:p>
+        <w:p>
+          <w:pPr>
+            <w:pStyle w:val="TJ2"/>
+            <w:tabs>
+              <w:tab w:val="right" w:leader="dot" w:pos="9062"/>
+            </w:tabs>
+            <w:rPr>
+              <w:rFonts w:eastAsiaTheme="minorEastAsia"/>
+              <w:noProof/>
+              <w:sz w:val="22"/>
+              <w:lang w:eastAsia="hu-HU"/>
+            </w:rPr>
+          </w:pPr>
+          <w:hyperlink w:anchor="_Toc228183268" w:history="1">
+            <w:r>
+              <w:rPr>
+                <w:rStyle w:val="Hiperhivatkozs"/>
+                <w:noProof/>
+              </w:rPr>
+              <w:t>Témaválasztás indoklása</w:t>
+            </w:r>
+            <w:r>
+              <w:rPr>
+                <w:noProof/>
+                <w:webHidden/>
+              </w:rPr>
+              <w:tab/>
+            </w:r>
+            <w:r>
+              <w:rPr>
+                <w:noProof/>
+                <w:webHidden/>
+              </w:rPr>
+              <w:fldChar w:fldCharType="begin"/>
+            </w:r>
+            <w:r>
+              <w:rPr>
+                <w:noProof/>
+                <w:webHidden/>
+              </w:rPr>
+              <w:instrText xml:space="preserve"> PAGEREF _Toc228183268 \h </w:instrText>
             </w:r>
             <w:r>
               <w:rPr>
@@ -340,13 +413,13 @@
               <w:lang w:eastAsia="hu-HU"/>
             </w:rPr>
           </w:pPr>
-          <w:hyperlink w:anchor="_Toc227924354" w:history="1">
+          <w:hyperlink w:anchor="_Toc228183269" w:history="1">
             <w:r>
               <w:rPr>
                 <w:rStyle w:val="Hiperhivatkozs"/>
                 <w:noProof/>
               </w:rPr>
-              <w:t>Témaválasztás indoklása</w:t>
+              <w:t>Célkitűzés</w:t>
             </w:r>
             <w:r>
               <w:rPr>
@@ -367,7 +440,7 @@
                 <w:noProof/>
                 <w:webHidden/>
               </w:rPr>
-              <w:instrText xml:space="preserve"> PAGEREF _Toc227924354 \h </w:instrText>
+              <w:instrText xml:space="preserve"> PAGEREF _Toc228183269 \h </w:instrText>
             </w:r>
             <w:r>
               <w:rPr>
@@ -411,13 +484,13 @@
               <w:lang w:eastAsia="hu-HU"/>
             </w:rPr>
           </w:pPr>
-          <w:hyperlink w:anchor="_Toc227924355" w:history="1">
+          <w:hyperlink w:anchor="_Toc228183270" w:history="1">
             <w:r>
               <w:rPr>
                 <w:rStyle w:val="Hiperhivatkozs"/>
                 <w:noProof/>
               </w:rPr>
-              <w:t>Célkitűzés</w:t>
+              <w:t>A weboldal célközönsége</w:t>
             </w:r>
             <w:r>
               <w:rPr>
@@ -438,7 +511,7 @@
                 <w:noProof/>
                 <w:webHidden/>
               </w:rPr>
-              <w:instrText xml:space="preserve"> PAGEREF _Toc227924355 \h </w:instrText>
+              <w:instrText xml:space="preserve"> PAGEREF _Toc228183270 \h </w:instrText>
             </w:r>
             <w:r>
               <w:rPr>
@@ -458,7 +531,7 @@
                 <w:noProof/>
                 <w:webHidden/>
               </w:rPr>
-              <w:t>3</w:t>
+              <w:t>5</w:t>
             </w:r>
             <w:r>
               <w:rPr>
@@ -482,7 +555,7 @@
               <w:lang w:eastAsia="hu-HU"/>
             </w:rPr>
           </w:pPr>
-          <w:hyperlink w:anchor="_Toc227924356" w:history="1">
+          <w:hyperlink w:anchor="_Toc228183271" w:history="1">
             <w:r>
               <w:rPr>
                 <w:rStyle w:val="Hiperhivatkozs"/>
@@ -510,7 +583,7 @@
                 <w:noProof/>
                 <w:webHidden/>
               </w:rPr>
-              <w:instrText xml:space="preserve"> PAGEREF _Toc227924356 \h </w:instrText>
+              <w:instrText xml:space="preserve"> PAGEREF _Toc228183271 \h </w:instrText>
             </w:r>
             <w:r>
               <w:rPr>
@@ -554,7 +627,7 @@
               <w:lang w:eastAsia="hu-HU"/>
             </w:rPr>
           </w:pPr>
-          <w:hyperlink w:anchor="_Toc227924357" w:history="1">
+          <w:hyperlink w:anchor="_Toc228183272" w:history="1">
             <w:r>
               <w:rPr>
                 <w:rStyle w:val="Hiperhivatkozs"/>
@@ -581,7 +654,7 @@
                 <w:noProof/>
                 <w:webHidden/>
               </w:rPr>
-              <w:instrText xml:space="preserve"> PAGEREF _Toc227924357 \h </w:instrText>
+              <w:instrText xml:space="preserve"> PAGEREF _Toc228183272 \h </w:instrText>
             </w:r>
             <w:r>
               <w:rPr>
@@ -625,7 +698,7 @@
               <w:lang w:eastAsia="hu-HU"/>
             </w:rPr>
           </w:pPr>
-          <w:hyperlink w:anchor="_Toc227924358" w:history="1">
+          <w:hyperlink w:anchor="_Toc228183273" w:history="1">
             <w:r>
               <w:rPr>
                 <w:rStyle w:val="Hiperhivatkozs"/>
@@ -652,7 +725,7 @@
                 <w:noProof/>
                 <w:webHidden/>
               </w:rPr>
-              <w:instrText xml:space="preserve"> PAGEREF _Toc227924358 \h </w:instrText>
+              <w:instrText xml:space="preserve"> PAGEREF _Toc228183273 \h </w:instrText>
             </w:r>
             <w:r>
               <w:rPr>
@@ -696,7 +769,7 @@
               <w:lang w:eastAsia="hu-HU"/>
             </w:rPr>
           </w:pPr>
-          <w:hyperlink w:anchor="_Toc227924359" w:history="1">
+          <w:hyperlink w:anchor="_Toc228183274" w:history="1">
             <w:r>
               <w:rPr>
                 <w:rStyle w:val="Hiperhivatkozs"/>
@@ -723,7 +796,7 @@
                 <w:noProof/>
                 <w:webHidden/>
               </w:rPr>
-              <w:instrText xml:space="preserve"> PAGEREF _Toc227924359 \h </w:instrText>
+              <w:instrText xml:space="preserve"> PAGEREF _Toc228183274 \h </w:instrText>
             </w:r>
             <w:r>
               <w:rPr>
@@ -767,7 +840,7 @@
               <w:lang w:eastAsia="hu-HU"/>
             </w:rPr>
           </w:pPr>
-          <w:hyperlink w:anchor="_Toc227924360" w:history="1">
+          <w:hyperlink w:anchor="_Toc228183275" w:history="1">
             <w:r>
               <w:rPr>
                 <w:rStyle w:val="Hiperhivatkozs"/>
@@ -794,7 +867,7 @@
                 <w:noProof/>
                 <w:webHidden/>
               </w:rPr>
-              <w:instrText xml:space="preserve"> PAGEREF _Toc227924360 \h </w:instrText>
+              <w:instrText xml:space="preserve"> PAGEREF _Toc228183275 \h </w:instrText>
             </w:r>
             <w:r>
               <w:rPr>
@@ -838,7 +911,7 @@
               <w:lang w:eastAsia="hu-HU"/>
             </w:rPr>
           </w:pPr>
-          <w:hyperlink w:anchor="_Toc227924361" w:history="1">
+          <w:hyperlink w:anchor="_Toc228183276" w:history="1">
             <w:r>
               <w:rPr>
                 <w:rStyle w:val="Hiperhivatkozs"/>
@@ -865,7 +938,7 @@
                 <w:noProof/>
                 <w:webHidden/>
               </w:rPr>
-              <w:instrText xml:space="preserve"> PAGEREF _Toc227924361 \h </w:instrText>
+              <w:instrText xml:space="preserve"> PAGEREF _Toc228183276 \h </w:instrText>
             </w:r>
             <w:r>
               <w:rPr>
@@ -909,7 +982,7 @@
               <w:lang w:eastAsia="hu-HU"/>
             </w:rPr>
           </w:pPr>
-          <w:hyperlink w:anchor="_Toc227924362" w:history="1">
+          <w:hyperlink w:anchor="_Toc228183277" w:history="1">
             <w:r>
               <w:rPr>
                 <w:rStyle w:val="Hiperhivatkozs"/>
@@ -936,7 +1009,7 @@
                 <w:noProof/>
                 <w:webHidden/>
               </w:rPr>
-              <w:instrText xml:space="preserve"> PAGEREF _Toc227924362 \h </w:instrText>
+              <w:instrText xml:space="preserve"> PAGEREF _Toc228183277 \h </w:instrText>
             </w:r>
             <w:r>
               <w:rPr>
@@ -980,7 +1053,7 @@
               <w:lang w:eastAsia="hu-HU"/>
             </w:rPr>
           </w:pPr>
-          <w:hyperlink w:anchor="_Toc227924363" w:history="1">
+          <w:hyperlink w:anchor="_Toc228183278" w:history="1">
             <w:r>
               <w:rPr>
                 <w:rStyle w:val="Hiperhivatkozs"/>
@@ -1007,7 +1080,7 @@
                 <w:noProof/>
                 <w:webHidden/>
               </w:rPr>
-              <w:instrText xml:space="preserve"> PAGEREF _Toc227924363 \h </w:instrText>
+              <w:instrText xml:space="preserve"> PAGEREF _Toc228183278 \h </w:instrText>
             </w:r>
             <w:r>
               <w:rPr>
@@ -1051,7 +1124,7 @@
               <w:lang w:eastAsia="hu-HU"/>
             </w:rPr>
           </w:pPr>
-          <w:hyperlink w:anchor="_Toc227924364" w:history="1">
+          <w:hyperlink w:anchor="_Toc228183279" w:history="1">
             <w:r>
               <w:rPr>
                 <w:rStyle w:val="Hiperhivatkozs"/>
@@ -1078,7 +1151,7 @@
                 <w:noProof/>
                 <w:webHidden/>
               </w:rPr>
-              <w:instrText xml:space="preserve"> PAGEREF _Toc227924364 \h </w:instrText>
+              <w:instrText xml:space="preserve"> PAGEREF _Toc228183279 \h </w:instrText>
             </w:r>
             <w:r>
               <w:rPr>
@@ -1122,7 +1195,7 @@
               <w:lang w:eastAsia="hu-HU"/>
             </w:rPr>
           </w:pPr>
-          <w:hyperlink w:anchor="_Toc227924365" w:history="1">
+          <w:hyperlink w:anchor="_Toc228183280" w:history="1">
             <w:r>
               <w:rPr>
                 <w:rStyle w:val="Hiperhivatkozs"/>
@@ -1149,7 +1222,7 @@
                 <w:noProof/>
                 <w:webHidden/>
               </w:rPr>
-              <w:instrText xml:space="preserve"> PAGEREF _Toc227924365 \h </w:instrText>
+              <w:instrText xml:space="preserve"> PAGEREF _Toc228183280 \h </w:instrText>
             </w:r>
             <w:r>
               <w:rPr>
@@ -1193,7 +1266,7 @@
               <w:lang w:eastAsia="hu-HU"/>
             </w:rPr>
           </w:pPr>
-          <w:hyperlink w:anchor="_Toc227924366" w:history="1">
+          <w:hyperlink w:anchor="_Toc228183281" w:history="1">
             <w:r>
               <w:rPr>
                 <w:rStyle w:val="Hiperhivatkozs"/>
@@ -1220,7 +1293,7 @@
                 <w:noProof/>
                 <w:webHidden/>
               </w:rPr>
-              <w:instrText xml:space="preserve"> PAGEREF _Toc227924366 \h </w:instrText>
+              <w:instrText xml:space="preserve"> PAGEREF _Toc228183281 \h </w:instrText>
             </w:r>
             <w:r>
               <w:rPr>
@@ -1264,7 +1337,7 @@
               <w:lang w:eastAsia="hu-HU"/>
             </w:rPr>
           </w:pPr>
-          <w:hyperlink w:anchor="_Toc227924367" w:history="1">
+          <w:hyperlink w:anchor="_Toc228183282" w:history="1">
             <w:r>
               <w:rPr>
                 <w:rStyle w:val="Hiperhivatkozs"/>
@@ -1291,7 +1364,7 @@
                 <w:noProof/>
                 <w:webHidden/>
               </w:rPr>
-              <w:instrText xml:space="preserve"> PAGEREF _Toc227924367 \h </w:instrText>
+              <w:instrText xml:space="preserve"> PAGEREF _Toc228183282 \h </w:instrText>
             </w:r>
             <w:r>
               <w:rPr>
@@ -1335,7 +1408,7 @@
               <w:lang w:eastAsia="hu-HU"/>
             </w:rPr>
           </w:pPr>
-          <w:hyperlink w:anchor="_Toc227924368" w:history="1">
+          <w:hyperlink w:anchor="_Toc228183283" w:history="1">
             <w:r>
               <w:rPr>
                 <w:rStyle w:val="Hiperhivatkozs"/>
@@ -1362,7 +1435,7 @@
                 <w:noProof/>
                 <w:webHidden/>
               </w:rPr>
-              <w:instrText xml:space="preserve"> PAGEREF _Toc227924368 \h </w:instrText>
+              <w:instrText xml:space="preserve"> PAGEREF _Toc228183283 \h </w:instrText>
             </w:r>
             <w:r>
               <w:rPr>
@@ -1406,7 +1479,7 @@
               <w:lang w:eastAsia="hu-HU"/>
             </w:rPr>
           </w:pPr>
-          <w:hyperlink w:anchor="_Toc227924369" w:history="1">
+          <w:hyperlink w:anchor="_Toc228183284" w:history="1">
             <w:r>
               <w:rPr>
                 <w:rStyle w:val="Hiperhivatkozs"/>
@@ -1433,7 +1506,7 @@
                 <w:noProof/>
                 <w:webHidden/>
               </w:rPr>
-              <w:instrText xml:space="preserve"> PAGEREF _Toc227924369 \h </w:instrText>
+              <w:instrText xml:space="preserve"> PAGEREF _Toc228183284 \h </w:instrText>
             </w:r>
             <w:r>
               <w:rPr>
@@ -1477,7 +1550,7 @@
               <w:lang w:eastAsia="hu-HU"/>
             </w:rPr>
           </w:pPr>
-          <w:hyperlink w:anchor="_Toc227924370" w:history="1">
+          <w:hyperlink w:anchor="_Toc228183285" w:history="1">
             <w:r>
               <w:rPr>
                 <w:rStyle w:val="Hiperhivatkozs"/>
@@ -1504,7 +1577,7 @@
                 <w:noProof/>
                 <w:webHidden/>
               </w:rPr>
-              <w:instrText xml:space="preserve"> PAGEREF _Toc227924370 \h </w:instrText>
+              <w:instrText xml:space="preserve"> PAGEREF _Toc228183285 \h </w:instrText>
             </w:r>
             <w:r>
               <w:rPr>
@@ -1548,7 +1621,7 @@
               <w:lang w:eastAsia="hu-HU"/>
             </w:rPr>
           </w:pPr>
-          <w:hyperlink w:anchor="_Toc227924371" w:history="1">
+          <w:hyperlink w:anchor="_Toc228183286" w:history="1">
             <w:r>
               <w:rPr>
                 <w:rStyle w:val="Hiperhivatkozs"/>
@@ -1575,7 +1648,7 @@
                 <w:noProof/>
                 <w:webHidden/>
               </w:rPr>
-              <w:instrText xml:space="preserve"> PAGEREF _Toc227924371 \h </w:instrText>
+              <w:instrText xml:space="preserve"> PAGEREF _Toc228183286 \h </w:instrText>
             </w:r>
             <w:r>
               <w:rPr>
@@ -1619,7 +1692,7 @@
               <w:lang w:eastAsia="hu-HU"/>
             </w:rPr>
           </w:pPr>
-          <w:hyperlink w:anchor="_Toc227924372" w:history="1">
+          <w:hyperlink w:anchor="_Toc228183287" w:history="1">
             <w:r>
               <w:rPr>
                 <w:rStyle w:val="Hiperhivatkozs"/>
@@ -1646,7 +1719,7 @@
                 <w:noProof/>
                 <w:webHidden/>
               </w:rPr>
-              <w:instrText xml:space="preserve"> PAGEREF _Toc227924372 \h </w:instrText>
+              <w:instrText xml:space="preserve"> PAGEREF _Toc228183287 \h </w:instrText>
             </w:r>
             <w:r>
               <w:rPr>
@@ -1690,7 +1763,7 @@
               <w:lang w:eastAsia="hu-HU"/>
             </w:rPr>
           </w:pPr>
-          <w:hyperlink w:anchor="_Toc227924373" w:history="1">
+          <w:hyperlink w:anchor="_Toc228183288" w:history="1">
             <w:r>
               <w:rPr>
                 <w:rStyle w:val="Hiperhivatkozs"/>
@@ -1717,7 +1790,7 @@
                 <w:noProof/>
                 <w:webHidden/>
               </w:rPr>
-              <w:instrText xml:space="preserve"> PAGEREF _Toc227924373 \h </w:instrText>
+              <w:instrText xml:space="preserve"> PAGEREF _Toc228183288 \h </w:instrText>
             </w:r>
             <w:r>
               <w:rPr>
@@ -1761,7 +1834,7 @@
               <w:lang w:eastAsia="hu-HU"/>
             </w:rPr>
           </w:pPr>
-          <w:hyperlink w:anchor="_Toc227924374" w:history="1">
+          <w:hyperlink w:anchor="_Toc228183289" w:history="1">
             <w:r>
               <w:rPr>
                 <w:rStyle w:val="Hiperhivatkozs"/>
@@ -1788,7 +1861,7 @@
                 <w:noProof/>
                 <w:webHidden/>
               </w:rPr>
-              <w:instrText xml:space="preserve"> PAGEREF _Toc227924374 \h </w:instrText>
+              <w:instrText xml:space="preserve"> PAGEREF _Toc228183289 \h </w:instrText>
             </w:r>
             <w:r>
               <w:rPr>
@@ -1832,7 +1905,7 @@
               <w:lang w:eastAsia="hu-HU"/>
             </w:rPr>
           </w:pPr>
-          <w:hyperlink w:anchor="_Toc227924375" w:history="1">
+          <w:hyperlink w:anchor="_Toc228183290" w:history="1">
             <w:r>
               <w:rPr>
                 <w:rStyle w:val="Hiperhivatkozs"/>
@@ -1859,7 +1932,7 @@
                 <w:noProof/>
                 <w:webHidden/>
               </w:rPr>
-              <w:instrText xml:space="preserve"> PAGEREF _Toc227924375 \h </w:instrText>
+              <w:instrText xml:space="preserve"> PAGEREF _Toc228183290 \h </w:instrText>
             </w:r>
             <w:r>
               <w:rPr>
@@ -1903,7 +1976,7 @@
               <w:lang w:eastAsia="hu-HU"/>
             </w:rPr>
           </w:pPr>
-          <w:hyperlink w:anchor="_Toc227924376" w:history="1">
+          <w:hyperlink w:anchor="_Toc228183291" w:history="1">
             <w:r>
               <w:rPr>
                 <w:rStyle w:val="Hiperhivatkozs"/>
@@ -1931,7 +2004,7 @@
                 <w:noProof/>
                 <w:webHidden/>
               </w:rPr>
-              <w:instrText xml:space="preserve"> PAGEREF _Toc227924376 \h </w:instrText>
+              <w:instrText xml:space="preserve"> PAGEREF _Toc228183291 \h </w:instrText>
             </w:r>
             <w:r>
               <w:rPr>
@@ -1975,7 +2048,7 @@
               <w:lang w:eastAsia="hu-HU"/>
             </w:rPr>
           </w:pPr>
-          <w:hyperlink w:anchor="_Toc227924377" w:history="1">
+          <w:hyperlink w:anchor="_Toc228183292" w:history="1">
             <w:r>
               <w:rPr>
                 <w:rStyle w:val="Hiperhivatkozs"/>
@@ -2002,7 +2075,7 @@
                 <w:noProof/>
                 <w:webHidden/>
               </w:rPr>
-              <w:instrText xml:space="preserve"> PAGEREF _Toc227924377 \h </w:instrText>
+              <w:instrText xml:space="preserve"> PAGEREF _Toc228183292 \h </w:instrText>
             </w:r>
             <w:r>
               <w:rPr>
@@ -2046,7 +2119,7 @@
               <w:lang w:eastAsia="hu-HU"/>
             </w:rPr>
           </w:pPr>
-          <w:hyperlink w:anchor="_Toc227924378" w:history="1">
+          <w:hyperlink w:anchor="_Toc228183293" w:history="1">
             <w:r>
               <w:rPr>
                 <w:rStyle w:val="Hiperhivatkozs"/>
@@ -2073,7 +2146,7 @@
                 <w:noProof/>
                 <w:webHidden/>
               </w:rPr>
-              <w:instrText xml:space="preserve"> PAGEREF _Toc227924378 \h </w:instrText>
+              <w:instrText xml:space="preserve"> PAGEREF _Toc228183293 \h </w:instrText>
             </w:r>
             <w:r>
               <w:rPr>
@@ -2117,7 +2190,7 @@
               <w:lang w:eastAsia="hu-HU"/>
             </w:rPr>
           </w:pPr>
-          <w:hyperlink w:anchor="_Toc227924379" w:history="1">
+          <w:hyperlink w:anchor="_Toc228183294" w:history="1">
             <w:r>
               <w:rPr>
                 <w:rStyle w:val="Hiperhivatkozs"/>
@@ -2144,7 +2217,7 @@
                 <w:noProof/>
                 <w:webHidden/>
               </w:rPr>
-              <w:instrText xml:space="preserve"> PAGEREF _Toc227924379 \h </w:instrText>
+              <w:instrText xml:space="preserve"> PAGEREF _Toc228183294 \h </w:instrText>
             </w:r>
             <w:r>
               <w:rPr>
@@ -2188,7 +2261,7 @@
               <w:lang w:eastAsia="hu-HU"/>
             </w:rPr>
           </w:pPr>
-          <w:hyperlink w:anchor="_Toc227924380" w:history="1">
+          <w:hyperlink w:anchor="_Toc228183295" w:history="1">
             <w:r>
               <w:rPr>
                 <w:rStyle w:val="Hiperhivatkozs"/>
@@ -2215,7 +2288,7 @@
                 <w:noProof/>
                 <w:webHidden/>
               </w:rPr>
-              <w:instrText xml:space="preserve"> PAGEREF _Toc227924380 \h </w:instrText>
+              <w:instrText xml:space="preserve"> PAGEREF _Toc228183295 \h </w:instrText>
             </w:r>
             <w:r>
               <w:rPr>
@@ -2259,7 +2332,7 @@
               <w:lang w:eastAsia="hu-HU"/>
             </w:rPr>
           </w:pPr>
-          <w:hyperlink w:anchor="_Toc227924381" w:history="1">
+          <w:hyperlink w:anchor="_Toc228183296" w:history="1">
             <w:r>
               <w:rPr>
                 <w:rStyle w:val="Hiperhivatkozs"/>
@@ -2286,7 +2359,7 @@
                 <w:noProof/>
                 <w:webHidden/>
               </w:rPr>
-              <w:instrText xml:space="preserve"> PAGEREF _Toc227924381 \h </w:instrText>
+              <w:instrText xml:space="preserve"> PAGEREF _Toc228183296 \h </w:instrText>
             </w:r>
             <w:r>
               <w:rPr>
@@ -2330,7 +2403,7 @@
               <w:lang w:eastAsia="hu-HU"/>
             </w:rPr>
           </w:pPr>
-          <w:hyperlink w:anchor="_Toc227924382" w:history="1">
+          <w:hyperlink w:anchor="_Toc228183297" w:history="1">
             <w:r>
               <w:rPr>
                 <w:rStyle w:val="Hiperhivatkozs"/>
@@ -2357,7 +2430,7 @@
                 <w:noProof/>
                 <w:webHidden/>
               </w:rPr>
-              <w:instrText xml:space="preserve"> PAGEREF _Toc227924382 \h </w:instrText>
+              <w:instrText xml:space="preserve"> PAGEREF _Toc228183297 \h </w:instrText>
             </w:r>
             <w:r>
               <w:rPr>
@@ -2401,7 +2474,7 @@
               <w:lang w:eastAsia="hu-HU"/>
             </w:rPr>
           </w:pPr>
-          <w:hyperlink w:anchor="_Toc227924383" w:history="1">
+          <w:hyperlink w:anchor="_Toc228183298" w:history="1">
             <w:r>
               <w:rPr>
                 <w:rStyle w:val="Hiperhivatkozs"/>
@@ -2429,7 +2502,7 @@
                 <w:noProof/>
                 <w:webHidden/>
               </w:rPr>
-              <w:instrText xml:space="preserve"> PAGEREF _Toc227924383 \h </w:instrText>
+              <w:instrText xml:space="preserve"> PAGEREF _Toc228183298 \h </w:instrText>
             </w:r>
             <w:r>
               <w:rPr>
@@ -2473,7 +2546,7 @@
               <w:lang w:eastAsia="hu-HU"/>
             </w:rPr>
           </w:pPr>
-          <w:hyperlink w:anchor="_Toc227924384" w:history="1">
+          <w:hyperlink w:anchor="_Toc228183299" w:history="1">
             <w:r>
               <w:rPr>
                 <w:rStyle w:val="Hiperhivatkozs"/>
@@ -2500,7 +2573,7 @@
                 <w:noProof/>
                 <w:webHidden/>
               </w:rPr>
-              <w:instrText xml:space="preserve"> PAGEREF _Toc227924384 \h </w:instrText>
+              <w:instrText xml:space="preserve"> PAGEREF _Toc228183299 \h </w:instrText>
             </w:r>
             <w:r>
               <w:rPr>
@@ -2570,7 +2643,7 @@
           <w:highlight w:val="darkGreen"/>
         </w:rPr>
       </w:pPr>
-      <w:bookmarkStart w:id="0" w:name="_Toc227924352"/>
+      <w:bookmarkStart w:id="1" w:name="_Toc228183266"/>
       <w:r>
         <w:rPr>
           <w:highlight w:val="darkGreen"/>
@@ -2578,17 +2651,17 @@
         <w:lastRenderedPageBreak/>
         <w:t>Bevezetés</w:t>
       </w:r>
-      <w:bookmarkEnd w:id="0"/>
+      <w:bookmarkEnd w:id="1"/>
     </w:p>
     <w:p>
       <w:pPr>
         <w:pStyle w:val="Cmsor2"/>
       </w:pPr>
-      <w:bookmarkStart w:id="1" w:name="_Toc227924353"/>
+      <w:bookmarkStart w:id="2" w:name="_Toc228183267"/>
       <w:r>
         <w:t>Tesztfelhasználó</w:t>
       </w:r>
-      <w:bookmarkEnd w:id="1"/>
+      <w:bookmarkEnd w:id="2"/>
     </w:p>
     <w:p>
       <w:r>
@@ -2622,14 +2695,14 @@
       <w:pPr>
         <w:pStyle w:val="Cmsor2"/>
       </w:pPr>
-      <w:bookmarkStart w:id="2" w:name="_Toc227924354"/>
+      <w:bookmarkStart w:id="3" w:name="_Toc228183268"/>
       <w:r>
         <w:t>Témaválasztás</w:t>
       </w:r>
       <w:r>
         <w:t xml:space="preserve"> indoklása</w:t>
       </w:r>
-      <w:bookmarkEnd w:id="2"/>
+      <w:bookmarkEnd w:id="3"/>
     </w:p>
     <w:p>
       <w:pPr>
@@ -2644,11 +2717,11 @@
       <w:pPr>
         <w:pStyle w:val="Cmsor2"/>
       </w:pPr>
-      <w:bookmarkStart w:id="3" w:name="_Toc227924355"/>
+      <w:bookmarkStart w:id="4" w:name="_Toc228183269"/>
       <w:r>
         <w:t>Célkitűzés</w:t>
       </w:r>
-      <w:bookmarkEnd w:id="3"/>
+      <w:bookmarkEnd w:id="4"/>
     </w:p>
     <w:p>
       <w:pPr>
@@ -2728,13 +2801,18 @@
       </w:r>
     </w:p>
     <w:p>
+      <w:pPr>
+        <w:pStyle w:val="Cmsor2"/>
+      </w:pPr>
       <w:r>
         <w:br w:type="page"/>
       </w:r>
+      <w:bookmarkStart w:id="5" w:name="_Toc228183270"/>
       <w:r>
         <w:lastRenderedPageBreak/>
         <w:t>A weboldal célközönsége</w:t>
       </w:r>
+      <w:bookmarkEnd w:id="5"/>
     </w:p>
     <w:p>
       <w:pPr>
@@ -2757,7 +2835,7 @@
           <w:highlight w:val="darkGreen"/>
         </w:rPr>
       </w:pPr>
-      <w:bookmarkStart w:id="4" w:name="_Toc227924356"/>
+      <w:bookmarkStart w:id="6" w:name="_Toc228183271"/>
       <w:r>
         <w:rPr>
           <w:highlight w:val="darkGreen"/>
@@ -2765,17 +2843,17 @@
         <w:lastRenderedPageBreak/>
         <w:t>Fejlesztői dokumentáció</w:t>
       </w:r>
-      <w:bookmarkEnd w:id="4"/>
+      <w:bookmarkEnd w:id="6"/>
     </w:p>
     <w:p>
       <w:pPr>
         <w:pStyle w:val="Cmsor2"/>
       </w:pPr>
-      <w:bookmarkStart w:id="5" w:name="_Toc227924357"/>
+      <w:bookmarkStart w:id="7" w:name="_Toc228183272"/>
       <w:r>
         <w:t>Fejlesztői környezet</w:t>
       </w:r>
-      <w:bookmarkEnd w:id="5"/>
+      <w:bookmarkEnd w:id="7"/>
     </w:p>
     <w:p>
       <w:pPr>
@@ -3057,7 +3135,7 @@
       <w:pPr>
         <w:pStyle w:val="Cmsor2"/>
       </w:pPr>
-      <w:bookmarkStart w:id="6" w:name="_Toc227924358"/>
+      <w:bookmarkStart w:id="8" w:name="_Toc228183273"/>
       <w:proofErr w:type="spellStart"/>
       <w:r>
         <w:t>Domain</w:t>
@@ -3066,7 +3144,7 @@
       <w:r>
         <w:t xml:space="preserve"> és webtárhely</w:t>
       </w:r>
-      <w:bookmarkEnd w:id="6"/>
+      <w:bookmarkEnd w:id="8"/>
     </w:p>
     <w:p>
       <w:pPr>
@@ -3120,7 +3198,7 @@
           <w:noProof/>
         </w:rPr>
       </w:pPr>
-      <w:bookmarkStart w:id="7" w:name="_Toc227924359"/>
+      <w:bookmarkStart w:id="9" w:name="_Toc228183274"/>
       <w:r>
         <w:rPr>
           <w:noProof/>
@@ -3268,7 +3346,7 @@
         </w:rPr>
         <w:t xml:space="preserve"> GitHub</w:t>
       </w:r>
-      <w:bookmarkEnd w:id="7"/>
+      <w:bookmarkEnd w:id="9"/>
     </w:p>
     <w:p>
       <w:pPr>
@@ -3314,7 +3392,7 @@
       <w:pPr>
         <w:pStyle w:val="Cmsor2"/>
       </w:pPr>
-      <w:bookmarkStart w:id="8" w:name="_Toc227924360"/>
+      <w:bookmarkStart w:id="10" w:name="_Toc228183275"/>
       <w:r>
         <w:rPr>
           <w:noProof/>
@@ -3379,7 +3457,7 @@
       <w:r>
         <w:t xml:space="preserve"> illetve az adatbázis táblái</w:t>
       </w:r>
-      <w:bookmarkEnd w:id="8"/>
+      <w:bookmarkEnd w:id="10"/>
     </w:p>
     <w:p>
       <w:pPr>
@@ -3471,7 +3549,7 @@
       <w:pPr>
         <w:pStyle w:val="Cmsor3"/>
       </w:pPr>
-      <w:bookmarkStart w:id="9" w:name="_Toc227924361"/>
+      <w:bookmarkStart w:id="11" w:name="_Toc228183276"/>
       <w:r>
         <w:lastRenderedPageBreak/>
         <w:t>A ’jarmu’ t</w:t>
@@ -3482,7 +3560,7 @@
       <w:r>
         <w:t>bla</w:t>
       </w:r>
-      <w:bookmarkEnd w:id="9"/>
+      <w:bookmarkEnd w:id="11"/>
     </w:p>
     <w:p>
       <w:pPr>
@@ -3684,7 +3762,7 @@
       <w:pPr>
         <w:pStyle w:val="Cmsor3"/>
       </w:pPr>
-      <w:bookmarkStart w:id="10" w:name="_Toc227924362"/>
+      <w:bookmarkStart w:id="12" w:name="_Toc228183277"/>
       <w:r>
         <w:lastRenderedPageBreak/>
         <w:t>Az ’embe</w:t>
@@ -3692,7 +3770,7 @@
       <w:r>
         <w:t>r’ tábla</w:t>
       </w:r>
-      <w:bookmarkEnd w:id="10"/>
+      <w:bookmarkEnd w:id="12"/>
     </w:p>
     <w:p>
       <w:pPr>
@@ -3929,7 +4007,7 @@
       <w:pPr>
         <w:pStyle w:val="Cmsor3"/>
       </w:pPr>
-      <w:bookmarkStart w:id="11" w:name="_Toc227924363"/>
+      <w:bookmarkStart w:id="13" w:name="_Toc228183278"/>
       <w:r>
         <w:lastRenderedPageBreak/>
         <w:t>A ’</w:t>
@@ -3942,7 +4020,7 @@
       <w:r>
         <w:t>’ tábla</w:t>
       </w:r>
-      <w:bookmarkEnd w:id="11"/>
+      <w:bookmarkEnd w:id="13"/>
     </w:p>
     <w:p>
       <w:pPr>
@@ -4060,7 +4138,7 @@
       <w:pPr>
         <w:pStyle w:val="Cmsor3"/>
       </w:pPr>
-      <w:bookmarkStart w:id="12" w:name="_Toc227924364"/>
+      <w:bookmarkStart w:id="14" w:name="_Toc228183279"/>
       <w:r>
         <w:lastRenderedPageBreak/>
         <w:t>Az ’</w:t>
@@ -4073,7 +4151,7 @@
       <w:r>
         <w:t>’ tábla</w:t>
       </w:r>
-      <w:bookmarkEnd w:id="12"/>
+      <w:bookmarkEnd w:id="14"/>
     </w:p>
     <w:p>
       <w:pPr>
@@ -4232,7 +4310,7 @@
       <w:pPr>
         <w:pStyle w:val="Cmsor3"/>
       </w:pPr>
-      <w:bookmarkStart w:id="13" w:name="_Toc227924365"/>
+      <w:bookmarkStart w:id="15" w:name="_Toc228183280"/>
       <w:r>
         <w:lastRenderedPageBreak/>
         <w:t>A ’</w:t>
@@ -4245,7 +4323,7 @@
       <w:r>
         <w:t>’ tábla</w:t>
       </w:r>
-      <w:bookmarkEnd w:id="13"/>
+      <w:bookmarkEnd w:id="15"/>
     </w:p>
     <w:p>
       <w:pPr>
@@ -4589,7 +4667,7 @@
       <w:pPr>
         <w:pStyle w:val="Cmsor3"/>
       </w:pPr>
-      <w:bookmarkStart w:id="14" w:name="_Toc227924366"/>
+      <w:bookmarkStart w:id="16" w:name="_Toc228183281"/>
       <w:r>
         <w:lastRenderedPageBreak/>
         <w:t>A ’</w:t>
@@ -4602,7 +4680,7 @@
       <w:r>
         <w:t>’ kapcsoló tábla</w:t>
       </w:r>
-      <w:bookmarkEnd w:id="14"/>
+      <w:bookmarkEnd w:id="16"/>
     </w:p>
     <w:p>
       <w:pPr>
@@ -4761,12 +4839,12 @@
       <w:pPr>
         <w:pStyle w:val="Cmsor2"/>
       </w:pPr>
-      <w:bookmarkStart w:id="15" w:name="_Toc227924367"/>
+      <w:bookmarkStart w:id="17" w:name="_Toc228183282"/>
       <w:r>
         <w:lastRenderedPageBreak/>
         <w:t>Hardveres komponenseink bemutatása</w:t>
       </w:r>
-      <w:bookmarkEnd w:id="15"/>
+      <w:bookmarkEnd w:id="17"/>
     </w:p>
     <w:p>
       <w:pPr>
@@ -5851,14 +5929,12 @@
       <w:pPr>
         <w:pStyle w:val="Cmsor2"/>
       </w:pPr>
-      <w:bookmarkStart w:id="16" w:name="_Toc227924368"/>
-      <w:bookmarkStart w:id="17" w:name="_GoBack"/>
-      <w:bookmarkEnd w:id="17"/>
+      <w:bookmarkStart w:id="18" w:name="_Toc228183283"/>
       <w:r>
         <w:lastRenderedPageBreak/>
         <w:t>3D nyomatatott sorompó</w:t>
       </w:r>
-      <w:bookmarkEnd w:id="16"/>
+      <w:bookmarkEnd w:id="18"/>
     </w:p>
     <w:p/>
     <w:p/>
@@ -5927,12 +6003,12 @@
       <w:pPr>
         <w:pStyle w:val="Cmsor2"/>
       </w:pPr>
-      <w:bookmarkStart w:id="18" w:name="_Toc227924369"/>
+      <w:bookmarkStart w:id="19" w:name="_Toc228183284"/>
       <w:r>
         <w:lastRenderedPageBreak/>
         <w:t>Egyedi algoritmusok a weboldalon</w:t>
       </w:r>
-      <w:bookmarkEnd w:id="18"/>
+      <w:bookmarkEnd w:id="19"/>
     </w:p>
     <w:p>
       <w:pPr>
@@ -5946,7 +6022,7 @@
       <w:pPr>
         <w:pStyle w:val="Cmsor3"/>
       </w:pPr>
-      <w:bookmarkStart w:id="19" w:name="_Toc227924370"/>
+      <w:bookmarkStart w:id="20" w:name="_Toc228183285"/>
       <w:r>
         <w:t xml:space="preserve">E-mail küldés az </w:t>
       </w:r>
@@ -5954,7 +6030,7 @@
       <w:r>
         <w:t>adminnak</w:t>
       </w:r>
-      <w:bookmarkEnd w:id="19"/>
+      <w:bookmarkEnd w:id="20"/>
       <w:proofErr w:type="spellEnd"/>
     </w:p>
     <w:p>
@@ -6202,12 +6278,12 @@
       <w:pPr>
         <w:pStyle w:val="Cmsor3"/>
       </w:pPr>
-      <w:bookmarkStart w:id="20" w:name="_Toc227924371"/>
+      <w:bookmarkStart w:id="21" w:name="_Toc228183286"/>
       <w:r>
         <w:lastRenderedPageBreak/>
         <w:t>E-mail küldés a felhasználónak</w:t>
       </w:r>
-      <w:bookmarkEnd w:id="20"/>
+      <w:bookmarkEnd w:id="21"/>
     </w:p>
     <w:p>
       <w:pPr>
@@ -6422,12 +6498,12 @@
       <w:pPr>
         <w:pStyle w:val="Cmsor3"/>
       </w:pPr>
-      <w:bookmarkStart w:id="21" w:name="_Toc227924372"/>
+      <w:bookmarkStart w:id="22" w:name="_Toc228183287"/>
       <w:r>
         <w:lastRenderedPageBreak/>
         <w:t>E-mail küldés előkészítése</w:t>
       </w:r>
-      <w:bookmarkEnd w:id="21"/>
+      <w:bookmarkEnd w:id="22"/>
     </w:p>
     <w:p>
       <w:pPr>
@@ -6592,12 +6668,12 @@
       <w:pPr>
         <w:pStyle w:val="Cmsor3"/>
       </w:pPr>
-      <w:bookmarkStart w:id="22" w:name="_Toc227924373"/>
+      <w:bookmarkStart w:id="23" w:name="_Toc228183288"/>
       <w:r>
         <w:lastRenderedPageBreak/>
         <w:t>Vélemények feldolgozása és mentése az adatbázisba</w:t>
       </w:r>
-      <w:bookmarkEnd w:id="22"/>
+      <w:bookmarkEnd w:id="23"/>
     </w:p>
     <w:p>
       <w:pPr>
@@ -6897,7 +6973,7 @@
       <w:pPr>
         <w:pStyle w:val="Cmsor3"/>
       </w:pPr>
-      <w:bookmarkStart w:id="23" w:name="_Toc227924374"/>
+      <w:bookmarkStart w:id="24" w:name="_Toc228183289"/>
       <w:r>
         <w:lastRenderedPageBreak/>
         <w:t>Értékelési űrlap (</w:t>
@@ -6918,7 +6994,7 @@
       <w:r>
         <w:t>)</w:t>
       </w:r>
-      <w:bookmarkEnd w:id="23"/>
+      <w:bookmarkEnd w:id="24"/>
     </w:p>
     <w:p>
       <w:pPr>
@@ -7025,12 +7101,12 @@
       <w:pPr>
         <w:pStyle w:val="Cmsor3"/>
       </w:pPr>
-      <w:bookmarkStart w:id="24" w:name="_Toc227924375"/>
+      <w:bookmarkStart w:id="25" w:name="_Toc228183290"/>
       <w:r>
         <w:lastRenderedPageBreak/>
         <w:t>Kapcsolat felvételi szekció</w:t>
       </w:r>
-      <w:bookmarkEnd w:id="24"/>
+      <w:bookmarkEnd w:id="25"/>
     </w:p>
     <w:p>
       <w:pPr>
@@ -7167,7 +7243,7 @@
           <w:highlight w:val="darkGreen"/>
         </w:rPr>
       </w:pPr>
-      <w:bookmarkStart w:id="25" w:name="_Toc227924376"/>
+      <w:bookmarkStart w:id="26" w:name="_Toc228183291"/>
       <w:r>
         <w:rPr>
           <w:highlight w:val="darkGreen"/>
@@ -7193,17 +7269,17 @@
         </w:rPr>
         <w:t xml:space="preserve"> dokumentáció</w:t>
       </w:r>
-      <w:bookmarkEnd w:id="25"/>
+      <w:bookmarkEnd w:id="26"/>
     </w:p>
     <w:p>
       <w:pPr>
         <w:pStyle w:val="Cmsor2"/>
       </w:pPr>
-      <w:bookmarkStart w:id="26" w:name="_Toc227924377"/>
+      <w:bookmarkStart w:id="27" w:name="_Toc228183292"/>
       <w:r>
         <w:t>Bejelentkezés/belépés/regisztráció folyamata</w:t>
       </w:r>
-      <w:bookmarkEnd w:id="26"/>
+      <w:bookmarkEnd w:id="27"/>
     </w:p>
     <w:p>
       <w:pPr>
@@ -7328,11 +7404,11 @@
       <w:pPr>
         <w:pStyle w:val="Cmsor2"/>
       </w:pPr>
-      <w:bookmarkStart w:id="27" w:name="_Toc227924378"/>
+      <w:bookmarkStart w:id="28" w:name="_Toc228183293"/>
       <w:r>
         <w:t>Rangrendszer és jogosultságok</w:t>
       </w:r>
-      <w:bookmarkEnd w:id="27"/>
+      <w:bookmarkEnd w:id="28"/>
     </w:p>
     <w:p>
       <w:pPr>
@@ -7835,11 +7911,11 @@
       <w:pPr>
         <w:pStyle w:val="Cmsor2"/>
       </w:pPr>
-      <w:bookmarkStart w:id="28" w:name="_Toc227924379"/>
+      <w:bookmarkStart w:id="29" w:name="_Toc228183294"/>
       <w:r>
         <w:t>Értékelések és visszajelzések a főoldalon</w:t>
       </w:r>
-      <w:bookmarkEnd w:id="28"/>
+      <w:bookmarkEnd w:id="29"/>
     </w:p>
     <w:p>
       <w:pPr>
@@ -7861,11 +7937,11 @@
       <w:pPr>
         <w:pStyle w:val="Cmsor2"/>
       </w:pPr>
-      <w:bookmarkStart w:id="29" w:name="_Toc227924380"/>
+      <w:bookmarkStart w:id="30" w:name="_Toc228183295"/>
       <w:r>
         <w:t>A főoldal menüsora</w:t>
       </w:r>
-      <w:bookmarkEnd w:id="29"/>
+      <w:bookmarkEnd w:id="30"/>
     </w:p>
     <w:p>
       <w:pPr>
@@ -7950,11 +8026,11 @@
       <w:pPr>
         <w:pStyle w:val="Cmsor2"/>
       </w:pPr>
-      <w:bookmarkStart w:id="30" w:name="_Toc227924381"/>
+      <w:bookmarkStart w:id="31" w:name="_Toc228183296"/>
       <w:r>
         <w:t>Kapcsolat rovat a főoldalon</w:t>
       </w:r>
-      <w:bookmarkEnd w:id="30"/>
+      <w:bookmarkEnd w:id="31"/>
     </w:p>
     <w:p>
       <w:pPr>
@@ -7973,7 +8049,7 @@
       <w:pPr>
         <w:pStyle w:val="Cmsor2"/>
       </w:pPr>
-      <w:bookmarkStart w:id="31" w:name="_Toc227924382"/>
+      <w:bookmarkStart w:id="32" w:name="_Toc228183297"/>
       <w:r>
         <w:lastRenderedPageBreak/>
         <w:t xml:space="preserve">Az </w:t>
@@ -7986,7 +8062,7 @@
       <w:r>
         <w:t xml:space="preserve"> felület működése</w:t>
       </w:r>
-      <w:bookmarkEnd w:id="31"/>
+      <w:bookmarkEnd w:id="32"/>
     </w:p>
     <w:p>
       <w:pPr>
@@ -8336,7 +8412,7 @@
           <w:highlight w:val="darkGreen"/>
         </w:rPr>
       </w:pPr>
-      <w:bookmarkStart w:id="32" w:name="_Toc227924383"/>
+      <w:bookmarkStart w:id="33" w:name="_Toc228183298"/>
       <w:r>
         <w:rPr>
           <w:highlight w:val="darkGreen"/>
@@ -8344,17 +8420,17 @@
         <w:lastRenderedPageBreak/>
         <w:t>Összefoglalás</w:t>
       </w:r>
-      <w:bookmarkEnd w:id="32"/>
+      <w:bookmarkEnd w:id="33"/>
     </w:p>
     <w:p>
       <w:pPr>
         <w:pStyle w:val="Cmsor2"/>
       </w:pPr>
-      <w:bookmarkStart w:id="33" w:name="_Toc227924384"/>
+      <w:bookmarkStart w:id="34" w:name="_Toc228183299"/>
       <w:r>
         <w:t>A vége eredmény véleményezése</w:t>
       </w:r>
-      <w:bookmarkEnd w:id="33"/>
+      <w:bookmarkEnd w:id="34"/>
     </w:p>
     <w:p>
       <w:pPr>
@@ -8554,7 +8630,6 @@
                                 <w:calendar w:val="gregorian"/>
                               </w:date>
                             </w:sdtPr>
-                            <w:sdtEndPr/>
                             <w:sdtContent>
                               <w:p>
                                 <w:pPr>
@@ -8629,7 +8704,6 @@
                           <w:calendar w:val="gregorian"/>
                         </w:date>
                       </w:sdtPr>
-                      <w:sdtEndPr/>
                       <w:sdtContent>
                         <w:p>
                           <w:pPr>
@@ -10309,7 +10383,7 @@
 </file>
 
 <file path=customXml/itemProps1.xml><?xml version="1.0" encoding="utf-8"?>
-<ds:datastoreItem xmlns:ds="http://schemas.openxmlformats.org/officeDocument/2006/customXml" ds:itemID="{19516678-8931-473D-A345-9BE5D145B917}">
+<ds:datastoreItem xmlns:ds="http://schemas.openxmlformats.org/officeDocument/2006/customXml" ds:itemID="{F3AE8C96-36F2-4518-B866-E385718D641F}">
   <ds:schemaRefs>
     <ds:schemaRef ds:uri="http://schemas.openxmlformats.org/officeDocument/2006/bibliography"/>
   </ds:schemaRefs>

--- a/doksik/szakmaivizsga_dokumentacio.docx
+++ b/doksik/szakmaivizsga_dokumentacio.docx
@@ -1,6 +1,6 @@
 
 <file path=word/document.xml><?xml version="1.0" encoding="utf-8"?>
-<w:document xmlns:wpc="http://schemas.microsoft.com/office/word/2010/wordprocessingCanvas" xmlns:cx="http://schemas.microsoft.com/office/drawing/2014/chartex" xmlns:cx1="http://schemas.microsoft.com/office/drawing/2015/9/8/chartex" xmlns:cx2="http://schemas.microsoft.com/office/drawing/2015/10/21/chartex" xmlns:cx3="http://schemas.microsoft.com/office/drawing/2016/5/9/chartex" xmlns:cx4="http://schemas.microsoft.com/office/drawing/2016/5/10/chartex" xmlns:cx5="http://schemas.microsoft.com/office/drawing/2016/5/11/chartex" xmlns:cx6="http://schemas.microsoft.com/office/drawing/2016/5/12/chartex" xmlns:cx7="http://schemas.microsoft.com/office/drawing/2016/5/13/chartex" xmlns:cx8="http://schemas.microsoft.com/office/drawing/2016/5/14/chartex" xmlns:mc="http://schemas.openxmlformats.org/markup-compatibility/2006" xmlns:aink="http://schemas.microsoft.com/office/drawing/2016/ink" xmlns:am3d="http://schemas.microsoft.com/office/drawing/2017/model3d" xmlns:o="urn:schemas-microsoft-com:office:office" xmlns:r="http://schemas.openxmlformats.org/officeDocument/2006/relationships" xmlns:m="http://schemas.openxmlformats.org/officeDocument/2006/math" xmlns:v="urn:schemas-microsoft-com:vml" xmlns:wp14="http://schemas.microsoft.com/office/word/2010/wordprocessingDrawing" xmlns:wp="http://schemas.openxmlformats.org/drawingml/2006/wordprocessingDrawing" xmlns:w10="urn:schemas-microsoft-com:office:word" xmlns:w="http://schemas.openxmlformats.org/wordprocessingml/2006/main" xmlns:w14="http://schemas.microsoft.com/office/word/2010/wordml" xmlns:w15="http://schemas.microsoft.com/office/word/2012/wordml" xmlns:w16cid="http://schemas.microsoft.com/office/word/2016/wordml/cid" xmlns:w16se="http://schemas.microsoft.com/office/word/2015/wordml/symex" xmlns:wpg="http://schemas.microsoft.com/office/word/2010/wordprocessingGroup" xmlns:wpi="http://schemas.microsoft.com/office/word/2010/wordprocessingInk" xmlns:wne="http://schemas.microsoft.com/office/word/2006/wordml" xmlns:wps="http://schemas.microsoft.com/office/word/2010/wordprocessingShape" mc:Ignorable="w14 w15 w16se w16cid wp14">
+<w:document xmlns:wpc="http://schemas.microsoft.com/office/word/2010/wordprocessingCanvas" xmlns:cx="http://schemas.microsoft.com/office/drawing/2014/chartex" xmlns:cx1="http://schemas.microsoft.com/office/drawing/2015/9/8/chartex" xmlns:cx2="http://schemas.microsoft.com/office/drawing/2015/10/21/chartex" xmlns:cx3="http://schemas.microsoft.com/office/drawing/2016/5/9/chartex" xmlns:cx4="http://schemas.microsoft.com/office/drawing/2016/5/10/chartex" xmlns:cx5="http://schemas.microsoft.com/office/drawing/2016/5/11/chartex" xmlns:cx6="http://schemas.microsoft.com/office/drawing/2016/5/12/chartex" xmlns:cx7="http://schemas.microsoft.com/office/drawing/2016/5/13/chartex" xmlns:cx8="http://schemas.microsoft.com/office/drawing/2016/5/14/chartex" xmlns:mc="http://schemas.openxmlformats.org/markup-compatibility/2006" xmlns:aink="http://schemas.microsoft.com/office/drawing/2016/ink" xmlns:am3d="http://schemas.microsoft.com/office/drawing/2017/model3d" xmlns:o="urn:schemas-microsoft-com:office:office" xmlns:oel="http://schemas.microsoft.com/office/2019/extlst" xmlns:r="http://schemas.openxmlformats.org/officeDocument/2006/relationships" xmlns:m="http://schemas.openxmlformats.org/officeDocument/2006/math" xmlns:v="urn:schemas-microsoft-com:vml" xmlns:wp14="http://schemas.microsoft.com/office/word/2010/wordprocessingDrawing" xmlns:wp="http://schemas.openxmlformats.org/drawingml/2006/wordprocessingDrawing" xmlns:w10="urn:schemas-microsoft-com:office:word" xmlns:w="http://schemas.openxmlformats.org/wordprocessingml/2006/main" xmlns:w14="http://schemas.microsoft.com/office/word/2010/wordml" xmlns:w15="http://schemas.microsoft.com/office/word/2012/wordml" xmlns:w16cex="http://schemas.microsoft.com/office/word/2018/wordml/cex" xmlns:w16cid="http://schemas.microsoft.com/office/word/2016/wordml/cid" xmlns:w16="http://schemas.microsoft.com/office/word/2018/wordml" xmlns:w16du="http://schemas.microsoft.com/office/word/2023/wordml/word16du" xmlns:w16sdtdh="http://schemas.microsoft.com/office/word/2020/wordml/sdtdatahash" xmlns:w16sdtfl="http://schemas.microsoft.com/office/word/2024/wordml/sdtformatlock" xmlns:w16se="http://schemas.microsoft.com/office/word/2015/wordml/symex" xmlns:wpg="http://schemas.microsoft.com/office/word/2010/wordprocessingGroup" xmlns:wpi="http://schemas.microsoft.com/office/word/2010/wordprocessingInk" xmlns:wne="http://schemas.microsoft.com/office/word/2006/wordml" xmlns:wps="http://schemas.microsoft.com/office/word/2010/wordprocessingShape" mc:Ignorable="w14 w15 w16se w16cid w16 w16cex w16sdtdh w16sdtfl w16du wp14">
   <w:body>
     <w:p>
       <w:r>
@@ -134,6 +134,9 @@
         </w:sectPr>
       </w:pPr>
       <w:r>
+        <w:t>2025-</w:t>
+      </w:r>
+      <w:r>
         <w:t>2026</w:t>
       </w:r>
     </w:p>
@@ -184,8 +187,10 @@
             <w:rPr>
               <w:rFonts w:eastAsiaTheme="minorEastAsia"/>
               <w:noProof/>
-              <w:sz w:val="22"/>
+              <w:kern w:val="2"/>
+              <w:szCs w:val="24"/>
               <w:lang w:eastAsia="hu-HU"/>
+              <w14:ligatures w14:val="standardContextual"/>
             </w:rPr>
           </w:pPr>
           <w:r>
@@ -197,7 +202,7 @@
           <w:r>
             <w:fldChar w:fldCharType="separate"/>
           </w:r>
-          <w:hyperlink w:anchor="_Toc228183266" w:history="1">
+          <w:hyperlink w:anchor="_Toc228214021" w:history="1">
             <w:r>
               <w:rPr>
                 <w:rStyle w:val="Hiperhivatkozs"/>
@@ -225,7 +230,7 @@
                 <w:noProof/>
                 <w:webHidden/>
               </w:rPr>
-              <w:instrText xml:space="preserve"> PAGEREF _Toc228183266 \h </w:instrText>
+              <w:instrText xml:space="preserve"> PAGEREF _Toc228214021 \h </w:instrText>
             </w:r>
             <w:r>
               <w:rPr>
@@ -265,11 +270,13 @@
             <w:rPr>
               <w:rFonts w:eastAsiaTheme="minorEastAsia"/>
               <w:noProof/>
-              <w:sz w:val="22"/>
+              <w:kern w:val="2"/>
+              <w:szCs w:val="24"/>
               <w:lang w:eastAsia="hu-HU"/>
+              <w14:ligatures w14:val="standardContextual"/>
             </w:rPr>
           </w:pPr>
-          <w:hyperlink w:anchor="_Toc228183267" w:history="1">
+          <w:hyperlink w:anchor="_Toc228214022" w:history="1">
             <w:r>
               <w:rPr>
                 <w:rStyle w:val="Hiperhivatkozs"/>
@@ -296,80 +303,7 @@
                 <w:noProof/>
                 <w:webHidden/>
               </w:rPr>
-              <w:instrText xml:space="preserve"> PAGEREF _Toc228183267 \h </w:instrText>
-            </w:r>
-            <w:r>
-              <w:rPr>
-                <w:noProof/>
-                <w:webHidden/>
-              </w:rPr>
-            </w:r>
-            <w:r>
-              <w:rPr>
-                <w:noProof/>
-                <w:webHidden/>
-              </w:rPr>
-              <w:fldChar w:fldCharType="separate"/>
-            </w:r>
-            <w:r>
-              <w:rPr>
-                <w:noProof/>
-                <w:webHidden/>
-              </w:rPr>
-              <w:t>3</w:t>
-            </w:r>
-            <w:r>
-              <w:rPr>
-                <w:noProof/>
-                <w:webHidden/>
-              </w:rPr>
-              <w:fldChar w:fldCharType="end"/>
-            </w:r>
-          </w:hyperlink>
-          <w:bookmarkStart w:id="0" w:name="_GoBack"/>
-          <w:bookmarkEnd w:id="0"/>
-        </w:p>
-        <w:p>
-          <w:pPr>
-            <w:pStyle w:val="TJ2"/>
-            <w:tabs>
-              <w:tab w:val="right" w:leader="dot" w:pos="9062"/>
-            </w:tabs>
-            <w:rPr>
-              <w:rFonts w:eastAsiaTheme="minorEastAsia"/>
-              <w:noProof/>
-              <w:sz w:val="22"/>
-              <w:lang w:eastAsia="hu-HU"/>
-            </w:rPr>
-          </w:pPr>
-          <w:hyperlink w:anchor="_Toc228183268" w:history="1">
-            <w:r>
-              <w:rPr>
-                <w:rStyle w:val="Hiperhivatkozs"/>
-                <w:noProof/>
-              </w:rPr>
-              <w:t>Témaválasztás indoklása</w:t>
-            </w:r>
-            <w:r>
-              <w:rPr>
-                <w:noProof/>
-                <w:webHidden/>
-              </w:rPr>
-              <w:tab/>
-            </w:r>
-            <w:r>
-              <w:rPr>
-                <w:noProof/>
-                <w:webHidden/>
-              </w:rPr>
-              <w:fldChar w:fldCharType="begin"/>
-            </w:r>
-            <w:r>
-              <w:rPr>
-                <w:noProof/>
-                <w:webHidden/>
-              </w:rPr>
-              <w:instrText xml:space="preserve"> PAGEREF _Toc228183268 \h </w:instrText>
+              <w:instrText xml:space="preserve"> PAGEREF _Toc228214022 \h </w:instrText>
             </w:r>
             <w:r>
               <w:rPr>
@@ -409,17 +343,19 @@
             <w:rPr>
               <w:rFonts w:eastAsiaTheme="minorEastAsia"/>
               <w:noProof/>
-              <w:sz w:val="22"/>
+              <w:kern w:val="2"/>
+              <w:szCs w:val="24"/>
               <w:lang w:eastAsia="hu-HU"/>
+              <w14:ligatures w14:val="standardContextual"/>
             </w:rPr>
           </w:pPr>
-          <w:hyperlink w:anchor="_Toc228183269" w:history="1">
+          <w:hyperlink w:anchor="_Toc228214023" w:history="1">
             <w:r>
               <w:rPr>
                 <w:rStyle w:val="Hiperhivatkozs"/>
                 <w:noProof/>
               </w:rPr>
-              <w:t>Célkitűzés</w:t>
+              <w:t>Témaválasztás indoklása</w:t>
             </w:r>
             <w:r>
               <w:rPr>
@@ -440,7 +376,7 @@
                 <w:noProof/>
                 <w:webHidden/>
               </w:rPr>
-              <w:instrText xml:space="preserve"> PAGEREF _Toc228183269 \h </w:instrText>
+              <w:instrText xml:space="preserve"> PAGEREF _Toc228214023 \h </w:instrText>
             </w:r>
             <w:r>
               <w:rPr>
@@ -480,16 +416,91 @@
             <w:rPr>
               <w:rFonts w:eastAsiaTheme="minorEastAsia"/>
               <w:noProof/>
-              <w:sz w:val="22"/>
+              <w:kern w:val="2"/>
+              <w:szCs w:val="24"/>
               <w:lang w:eastAsia="hu-HU"/>
+              <w14:ligatures w14:val="standardContextual"/>
             </w:rPr>
           </w:pPr>
-          <w:hyperlink w:anchor="_Toc228183270" w:history="1">
+          <w:hyperlink w:anchor="_Toc228214024" w:history="1">
             <w:r>
               <w:rPr>
                 <w:rStyle w:val="Hiperhivatkozs"/>
                 <w:noProof/>
               </w:rPr>
+              <w:t>Célkitűzés</w:t>
+            </w:r>
+            <w:r>
+              <w:rPr>
+                <w:noProof/>
+                <w:webHidden/>
+              </w:rPr>
+              <w:tab/>
+            </w:r>
+            <w:r>
+              <w:rPr>
+                <w:noProof/>
+                <w:webHidden/>
+              </w:rPr>
+              <w:fldChar w:fldCharType="begin"/>
+            </w:r>
+            <w:r>
+              <w:rPr>
+                <w:noProof/>
+                <w:webHidden/>
+              </w:rPr>
+              <w:instrText xml:space="preserve"> PAGEREF _Toc228214024 \h </w:instrText>
+            </w:r>
+            <w:r>
+              <w:rPr>
+                <w:noProof/>
+                <w:webHidden/>
+              </w:rPr>
+            </w:r>
+            <w:r>
+              <w:rPr>
+                <w:noProof/>
+                <w:webHidden/>
+              </w:rPr>
+              <w:fldChar w:fldCharType="separate"/>
+            </w:r>
+            <w:r>
+              <w:rPr>
+                <w:noProof/>
+                <w:webHidden/>
+              </w:rPr>
+              <w:t>3</w:t>
+            </w:r>
+            <w:r>
+              <w:rPr>
+                <w:noProof/>
+                <w:webHidden/>
+              </w:rPr>
+              <w:fldChar w:fldCharType="end"/>
+            </w:r>
+          </w:hyperlink>
+        </w:p>
+        <w:p>
+          <w:pPr>
+            <w:pStyle w:val="TJ2"/>
+            <w:tabs>
+              <w:tab w:val="right" w:leader="dot" w:pos="9062"/>
+            </w:tabs>
+            <w:rPr>
+              <w:rFonts w:eastAsiaTheme="minorEastAsia"/>
+              <w:noProof/>
+              <w:kern w:val="2"/>
+              <w:szCs w:val="24"/>
+              <w:lang w:eastAsia="hu-HU"/>
+              <w14:ligatures w14:val="standardContextual"/>
+            </w:rPr>
+          </w:pPr>
+          <w:hyperlink w:anchor="_Toc228214025" w:history="1">
+            <w:r>
+              <w:rPr>
+                <w:rStyle w:val="Hiperhivatkozs"/>
+                <w:noProof/>
+              </w:rPr>
               <w:t>A weboldal célközönsége</w:t>
             </w:r>
             <w:r>
@@ -511,7 +522,7 @@
                 <w:noProof/>
                 <w:webHidden/>
               </w:rPr>
-              <w:instrText xml:space="preserve"> PAGEREF _Toc228183270 \h </w:instrText>
+              <w:instrText xml:space="preserve"> PAGEREF _Toc228214025 \h </w:instrText>
             </w:r>
             <w:r>
               <w:rPr>
@@ -551,11 +562,13 @@
             <w:rPr>
               <w:rFonts w:eastAsiaTheme="minorEastAsia"/>
               <w:noProof/>
-              <w:sz w:val="22"/>
+              <w:kern w:val="2"/>
+              <w:szCs w:val="24"/>
               <w:lang w:eastAsia="hu-HU"/>
+              <w14:ligatures w14:val="standardContextual"/>
             </w:rPr>
           </w:pPr>
-          <w:hyperlink w:anchor="_Toc228183271" w:history="1">
+          <w:hyperlink w:anchor="_Toc228214026" w:history="1">
             <w:r>
               <w:rPr>
                 <w:rStyle w:val="Hiperhivatkozs"/>
@@ -583,7 +596,7 @@
                 <w:noProof/>
                 <w:webHidden/>
               </w:rPr>
-              <w:instrText xml:space="preserve"> PAGEREF _Toc228183271 \h </w:instrText>
+              <w:instrText xml:space="preserve"> PAGEREF _Toc228214026 \h </w:instrText>
             </w:r>
             <w:r>
               <w:rPr>
@@ -623,11 +636,13 @@
             <w:rPr>
               <w:rFonts w:eastAsiaTheme="minorEastAsia"/>
               <w:noProof/>
-              <w:sz w:val="22"/>
+              <w:kern w:val="2"/>
+              <w:szCs w:val="24"/>
               <w:lang w:eastAsia="hu-HU"/>
+              <w14:ligatures w14:val="standardContextual"/>
             </w:rPr>
           </w:pPr>
-          <w:hyperlink w:anchor="_Toc228183272" w:history="1">
+          <w:hyperlink w:anchor="_Toc228214027" w:history="1">
             <w:r>
               <w:rPr>
                 <w:rStyle w:val="Hiperhivatkozs"/>
@@ -654,7 +669,7 @@
                 <w:noProof/>
                 <w:webHidden/>
               </w:rPr>
-              <w:instrText xml:space="preserve"> PAGEREF _Toc228183272 \h </w:instrText>
+              <w:instrText xml:space="preserve"> PAGEREF _Toc228214027 \h </w:instrText>
             </w:r>
             <w:r>
               <w:rPr>
@@ -694,11 +709,13 @@
             <w:rPr>
               <w:rFonts w:eastAsiaTheme="minorEastAsia"/>
               <w:noProof/>
-              <w:sz w:val="22"/>
+              <w:kern w:val="2"/>
+              <w:szCs w:val="24"/>
               <w:lang w:eastAsia="hu-HU"/>
+              <w14:ligatures w14:val="standardContextual"/>
             </w:rPr>
           </w:pPr>
-          <w:hyperlink w:anchor="_Toc228183273" w:history="1">
+          <w:hyperlink w:anchor="_Toc228214028" w:history="1">
             <w:r>
               <w:rPr>
                 <w:rStyle w:val="Hiperhivatkozs"/>
@@ -725,7 +742,7 @@
                 <w:noProof/>
                 <w:webHidden/>
               </w:rPr>
-              <w:instrText xml:space="preserve"> PAGEREF _Toc228183273 \h </w:instrText>
+              <w:instrText xml:space="preserve"> PAGEREF _Toc228214028 \h </w:instrText>
             </w:r>
             <w:r>
               <w:rPr>
@@ -765,11 +782,13 @@
             <w:rPr>
               <w:rFonts w:eastAsiaTheme="minorEastAsia"/>
               <w:noProof/>
-              <w:sz w:val="22"/>
+              <w:kern w:val="2"/>
+              <w:szCs w:val="24"/>
               <w:lang w:eastAsia="hu-HU"/>
+              <w14:ligatures w14:val="standardContextual"/>
             </w:rPr>
           </w:pPr>
-          <w:hyperlink w:anchor="_Toc228183274" w:history="1">
+          <w:hyperlink w:anchor="_Toc228214029" w:history="1">
             <w:r>
               <w:rPr>
                 <w:rStyle w:val="Hiperhivatkozs"/>
@@ -796,7 +815,7 @@
                 <w:noProof/>
                 <w:webHidden/>
               </w:rPr>
-              <w:instrText xml:space="preserve"> PAGEREF _Toc228183274 \h </w:instrText>
+              <w:instrText xml:space="preserve"> PAGEREF _Toc228214029 \h </w:instrText>
             </w:r>
             <w:r>
               <w:rPr>
@@ -836,11 +855,13 @@
             <w:rPr>
               <w:rFonts w:eastAsiaTheme="minorEastAsia"/>
               <w:noProof/>
-              <w:sz w:val="22"/>
+              <w:kern w:val="2"/>
+              <w:szCs w:val="24"/>
               <w:lang w:eastAsia="hu-HU"/>
+              <w14:ligatures w14:val="standardContextual"/>
             </w:rPr>
           </w:pPr>
-          <w:hyperlink w:anchor="_Toc228183275" w:history="1">
+          <w:hyperlink w:anchor="_Toc228214030" w:history="1">
             <w:r>
               <w:rPr>
                 <w:rStyle w:val="Hiperhivatkozs"/>
@@ -867,7 +888,7 @@
                 <w:noProof/>
                 <w:webHidden/>
               </w:rPr>
-              <w:instrText xml:space="preserve"> PAGEREF _Toc228183275 \h </w:instrText>
+              <w:instrText xml:space="preserve"> PAGEREF _Toc228214030 \h </w:instrText>
             </w:r>
             <w:r>
               <w:rPr>
@@ -907,11 +928,13 @@
             <w:rPr>
               <w:rFonts w:eastAsiaTheme="minorEastAsia"/>
               <w:noProof/>
-              <w:sz w:val="22"/>
+              <w:kern w:val="2"/>
+              <w:szCs w:val="24"/>
               <w:lang w:eastAsia="hu-HU"/>
+              <w14:ligatures w14:val="standardContextual"/>
             </w:rPr>
           </w:pPr>
-          <w:hyperlink w:anchor="_Toc228183276" w:history="1">
+          <w:hyperlink w:anchor="_Toc228214031" w:history="1">
             <w:r>
               <w:rPr>
                 <w:rStyle w:val="Hiperhivatkozs"/>
@@ -938,7 +961,7 @@
                 <w:noProof/>
                 <w:webHidden/>
               </w:rPr>
-              <w:instrText xml:space="preserve"> PAGEREF _Toc228183276 \h </w:instrText>
+              <w:instrText xml:space="preserve"> PAGEREF _Toc228214031 \h </w:instrText>
             </w:r>
             <w:r>
               <w:rPr>
@@ -978,11 +1001,13 @@
             <w:rPr>
               <w:rFonts w:eastAsiaTheme="minorEastAsia"/>
               <w:noProof/>
-              <w:sz w:val="22"/>
+              <w:kern w:val="2"/>
+              <w:szCs w:val="24"/>
               <w:lang w:eastAsia="hu-HU"/>
+              <w14:ligatures w14:val="standardContextual"/>
             </w:rPr>
           </w:pPr>
-          <w:hyperlink w:anchor="_Toc228183277" w:history="1">
+          <w:hyperlink w:anchor="_Toc228214032" w:history="1">
             <w:r>
               <w:rPr>
                 <w:rStyle w:val="Hiperhivatkozs"/>
@@ -1009,7 +1034,7 @@
                 <w:noProof/>
                 <w:webHidden/>
               </w:rPr>
-              <w:instrText xml:space="preserve"> PAGEREF _Toc228183277 \h </w:instrText>
+              <w:instrText xml:space="preserve"> PAGEREF _Toc228214032 \h </w:instrText>
             </w:r>
             <w:r>
               <w:rPr>
@@ -1049,11 +1074,13 @@
             <w:rPr>
               <w:rFonts w:eastAsiaTheme="minorEastAsia"/>
               <w:noProof/>
-              <w:sz w:val="22"/>
+              <w:kern w:val="2"/>
+              <w:szCs w:val="24"/>
               <w:lang w:eastAsia="hu-HU"/>
+              <w14:ligatures w14:val="standardContextual"/>
             </w:rPr>
           </w:pPr>
-          <w:hyperlink w:anchor="_Toc228183278" w:history="1">
+          <w:hyperlink w:anchor="_Toc228214033" w:history="1">
             <w:r>
               <w:rPr>
                 <w:rStyle w:val="Hiperhivatkozs"/>
@@ -1080,7 +1107,7 @@
                 <w:noProof/>
                 <w:webHidden/>
               </w:rPr>
-              <w:instrText xml:space="preserve"> PAGEREF _Toc228183278 \h </w:instrText>
+              <w:instrText xml:space="preserve"> PAGEREF _Toc228214033 \h </w:instrText>
             </w:r>
             <w:r>
               <w:rPr>
@@ -1120,11 +1147,13 @@
             <w:rPr>
               <w:rFonts w:eastAsiaTheme="minorEastAsia"/>
               <w:noProof/>
-              <w:sz w:val="22"/>
+              <w:kern w:val="2"/>
+              <w:szCs w:val="24"/>
               <w:lang w:eastAsia="hu-HU"/>
+              <w14:ligatures w14:val="standardContextual"/>
             </w:rPr>
           </w:pPr>
-          <w:hyperlink w:anchor="_Toc228183279" w:history="1">
+          <w:hyperlink w:anchor="_Toc228214034" w:history="1">
             <w:r>
               <w:rPr>
                 <w:rStyle w:val="Hiperhivatkozs"/>
@@ -1151,7 +1180,7 @@
                 <w:noProof/>
                 <w:webHidden/>
               </w:rPr>
-              <w:instrText xml:space="preserve"> PAGEREF _Toc228183279 \h </w:instrText>
+              <w:instrText xml:space="preserve"> PAGEREF _Toc228214034 \h </w:instrText>
             </w:r>
             <w:r>
               <w:rPr>
@@ -1191,11 +1220,13 @@
             <w:rPr>
               <w:rFonts w:eastAsiaTheme="minorEastAsia"/>
               <w:noProof/>
-              <w:sz w:val="22"/>
+              <w:kern w:val="2"/>
+              <w:szCs w:val="24"/>
               <w:lang w:eastAsia="hu-HU"/>
+              <w14:ligatures w14:val="standardContextual"/>
             </w:rPr>
           </w:pPr>
-          <w:hyperlink w:anchor="_Toc228183280" w:history="1">
+          <w:hyperlink w:anchor="_Toc228214035" w:history="1">
             <w:r>
               <w:rPr>
                 <w:rStyle w:val="Hiperhivatkozs"/>
@@ -1222,7 +1253,7 @@
                 <w:noProof/>
                 <w:webHidden/>
               </w:rPr>
-              <w:instrText xml:space="preserve"> PAGEREF _Toc228183280 \h </w:instrText>
+              <w:instrText xml:space="preserve"> PAGEREF _Toc228214035 \h </w:instrText>
             </w:r>
             <w:r>
               <w:rPr>
@@ -1262,11 +1293,13 @@
             <w:rPr>
               <w:rFonts w:eastAsiaTheme="minorEastAsia"/>
               <w:noProof/>
-              <w:sz w:val="22"/>
+              <w:kern w:val="2"/>
+              <w:szCs w:val="24"/>
               <w:lang w:eastAsia="hu-HU"/>
+              <w14:ligatures w14:val="standardContextual"/>
             </w:rPr>
           </w:pPr>
-          <w:hyperlink w:anchor="_Toc228183281" w:history="1">
+          <w:hyperlink w:anchor="_Toc228214036" w:history="1">
             <w:r>
               <w:rPr>
                 <w:rStyle w:val="Hiperhivatkozs"/>
@@ -1293,7 +1326,7 @@
                 <w:noProof/>
                 <w:webHidden/>
               </w:rPr>
-              <w:instrText xml:space="preserve"> PAGEREF _Toc228183281 \h </w:instrText>
+              <w:instrText xml:space="preserve"> PAGEREF _Toc228214036 \h </w:instrText>
             </w:r>
             <w:r>
               <w:rPr>
@@ -1333,11 +1366,13 @@
             <w:rPr>
               <w:rFonts w:eastAsiaTheme="minorEastAsia"/>
               <w:noProof/>
-              <w:sz w:val="22"/>
+              <w:kern w:val="2"/>
+              <w:szCs w:val="24"/>
               <w:lang w:eastAsia="hu-HU"/>
+              <w14:ligatures w14:val="standardContextual"/>
             </w:rPr>
           </w:pPr>
-          <w:hyperlink w:anchor="_Toc228183282" w:history="1">
+          <w:hyperlink w:anchor="_Toc228214037" w:history="1">
             <w:r>
               <w:rPr>
                 <w:rStyle w:val="Hiperhivatkozs"/>
@@ -1364,7 +1399,7 @@
                 <w:noProof/>
                 <w:webHidden/>
               </w:rPr>
-              <w:instrText xml:space="preserve"> PAGEREF _Toc228183282 \h </w:instrText>
+              <w:instrText xml:space="preserve"> PAGEREF _Toc228214037 \h </w:instrText>
             </w:r>
             <w:r>
               <w:rPr>
@@ -1404,11 +1439,13 @@
             <w:rPr>
               <w:rFonts w:eastAsiaTheme="minorEastAsia"/>
               <w:noProof/>
-              <w:sz w:val="22"/>
+              <w:kern w:val="2"/>
+              <w:szCs w:val="24"/>
               <w:lang w:eastAsia="hu-HU"/>
+              <w14:ligatures w14:val="standardContextual"/>
             </w:rPr>
           </w:pPr>
-          <w:hyperlink w:anchor="_Toc228183283" w:history="1">
+          <w:hyperlink w:anchor="_Toc228214038" w:history="1">
             <w:r>
               <w:rPr>
                 <w:rStyle w:val="Hiperhivatkozs"/>
@@ -1435,7 +1472,7 @@
                 <w:noProof/>
                 <w:webHidden/>
               </w:rPr>
-              <w:instrText xml:space="preserve"> PAGEREF _Toc228183283 \h </w:instrText>
+              <w:instrText xml:space="preserve"> PAGEREF _Toc228214038 \h </w:instrText>
             </w:r>
             <w:r>
               <w:rPr>
@@ -1475,11 +1512,13 @@
             <w:rPr>
               <w:rFonts w:eastAsiaTheme="minorEastAsia"/>
               <w:noProof/>
-              <w:sz w:val="22"/>
+              <w:kern w:val="2"/>
+              <w:szCs w:val="24"/>
               <w:lang w:eastAsia="hu-HU"/>
+              <w14:ligatures w14:val="standardContextual"/>
             </w:rPr>
           </w:pPr>
-          <w:hyperlink w:anchor="_Toc228183284" w:history="1">
+          <w:hyperlink w:anchor="_Toc228214039" w:history="1">
             <w:r>
               <w:rPr>
                 <w:rStyle w:val="Hiperhivatkozs"/>
@@ -1506,7 +1545,7 @@
                 <w:noProof/>
                 <w:webHidden/>
               </w:rPr>
-              <w:instrText xml:space="preserve"> PAGEREF _Toc228183284 \h </w:instrText>
+              <w:instrText xml:space="preserve"> PAGEREF _Toc228214039 \h </w:instrText>
             </w:r>
             <w:r>
               <w:rPr>
@@ -1546,11 +1585,13 @@
             <w:rPr>
               <w:rFonts w:eastAsiaTheme="minorEastAsia"/>
               <w:noProof/>
-              <w:sz w:val="22"/>
+              <w:kern w:val="2"/>
+              <w:szCs w:val="24"/>
               <w:lang w:eastAsia="hu-HU"/>
+              <w14:ligatures w14:val="standardContextual"/>
             </w:rPr>
           </w:pPr>
-          <w:hyperlink w:anchor="_Toc228183285" w:history="1">
+          <w:hyperlink w:anchor="_Toc228214040" w:history="1">
             <w:r>
               <w:rPr>
                 <w:rStyle w:val="Hiperhivatkozs"/>
@@ -1577,7 +1618,7 @@
                 <w:noProof/>
                 <w:webHidden/>
               </w:rPr>
-              <w:instrText xml:space="preserve"> PAGEREF _Toc228183285 \h </w:instrText>
+              <w:instrText xml:space="preserve"> PAGEREF _Toc228214040 \h </w:instrText>
             </w:r>
             <w:r>
               <w:rPr>
@@ -1617,11 +1658,13 @@
             <w:rPr>
               <w:rFonts w:eastAsiaTheme="minorEastAsia"/>
               <w:noProof/>
-              <w:sz w:val="22"/>
+              <w:kern w:val="2"/>
+              <w:szCs w:val="24"/>
               <w:lang w:eastAsia="hu-HU"/>
+              <w14:ligatures w14:val="standardContextual"/>
             </w:rPr>
           </w:pPr>
-          <w:hyperlink w:anchor="_Toc228183286" w:history="1">
+          <w:hyperlink w:anchor="_Toc228214041" w:history="1">
             <w:r>
               <w:rPr>
                 <w:rStyle w:val="Hiperhivatkozs"/>
@@ -1648,7 +1691,7 @@
                 <w:noProof/>
                 <w:webHidden/>
               </w:rPr>
-              <w:instrText xml:space="preserve"> PAGEREF _Toc228183286 \h </w:instrText>
+              <w:instrText xml:space="preserve"> PAGEREF _Toc228214041 \h </w:instrText>
             </w:r>
             <w:r>
               <w:rPr>
@@ -1688,11 +1731,13 @@
             <w:rPr>
               <w:rFonts w:eastAsiaTheme="minorEastAsia"/>
               <w:noProof/>
-              <w:sz w:val="22"/>
+              <w:kern w:val="2"/>
+              <w:szCs w:val="24"/>
               <w:lang w:eastAsia="hu-HU"/>
+              <w14:ligatures w14:val="standardContextual"/>
             </w:rPr>
           </w:pPr>
-          <w:hyperlink w:anchor="_Toc228183287" w:history="1">
+          <w:hyperlink w:anchor="_Toc228214042" w:history="1">
             <w:r>
               <w:rPr>
                 <w:rStyle w:val="Hiperhivatkozs"/>
@@ -1719,7 +1764,7 @@
                 <w:noProof/>
                 <w:webHidden/>
               </w:rPr>
-              <w:instrText xml:space="preserve"> PAGEREF _Toc228183287 \h </w:instrText>
+              <w:instrText xml:space="preserve"> PAGEREF _Toc228214042 \h </w:instrText>
             </w:r>
             <w:r>
               <w:rPr>
@@ -1759,11 +1804,13 @@
             <w:rPr>
               <w:rFonts w:eastAsiaTheme="minorEastAsia"/>
               <w:noProof/>
-              <w:sz w:val="22"/>
+              <w:kern w:val="2"/>
+              <w:szCs w:val="24"/>
               <w:lang w:eastAsia="hu-HU"/>
+              <w14:ligatures w14:val="standardContextual"/>
             </w:rPr>
           </w:pPr>
-          <w:hyperlink w:anchor="_Toc228183288" w:history="1">
+          <w:hyperlink w:anchor="_Toc228214043" w:history="1">
             <w:r>
               <w:rPr>
                 <w:rStyle w:val="Hiperhivatkozs"/>
@@ -1790,7 +1837,7 @@
                 <w:noProof/>
                 <w:webHidden/>
               </w:rPr>
-              <w:instrText xml:space="preserve"> PAGEREF _Toc228183288 \h </w:instrText>
+              <w:instrText xml:space="preserve"> PAGEREF _Toc228214043 \h </w:instrText>
             </w:r>
             <w:r>
               <w:rPr>
@@ -1830,11 +1877,13 @@
             <w:rPr>
               <w:rFonts w:eastAsiaTheme="minorEastAsia"/>
               <w:noProof/>
-              <w:sz w:val="22"/>
+              <w:kern w:val="2"/>
+              <w:szCs w:val="24"/>
               <w:lang w:eastAsia="hu-HU"/>
+              <w14:ligatures w14:val="standardContextual"/>
             </w:rPr>
           </w:pPr>
-          <w:hyperlink w:anchor="_Toc228183289" w:history="1">
+          <w:hyperlink w:anchor="_Toc228214044" w:history="1">
             <w:r>
               <w:rPr>
                 <w:rStyle w:val="Hiperhivatkozs"/>
@@ -1861,7 +1910,7 @@
                 <w:noProof/>
                 <w:webHidden/>
               </w:rPr>
-              <w:instrText xml:space="preserve"> PAGEREF _Toc228183289 \h </w:instrText>
+              <w:instrText xml:space="preserve"> PAGEREF _Toc228214044 \h </w:instrText>
             </w:r>
             <w:r>
               <w:rPr>
@@ -1901,11 +1950,13 @@
             <w:rPr>
               <w:rFonts w:eastAsiaTheme="minorEastAsia"/>
               <w:noProof/>
-              <w:sz w:val="22"/>
+              <w:kern w:val="2"/>
+              <w:szCs w:val="24"/>
               <w:lang w:eastAsia="hu-HU"/>
+              <w14:ligatures w14:val="standardContextual"/>
             </w:rPr>
           </w:pPr>
-          <w:hyperlink w:anchor="_Toc228183290" w:history="1">
+          <w:hyperlink w:anchor="_Toc228214045" w:history="1">
             <w:r>
               <w:rPr>
                 <w:rStyle w:val="Hiperhivatkozs"/>
@@ -1932,7 +1983,7 @@
                 <w:noProof/>
                 <w:webHidden/>
               </w:rPr>
-              <w:instrText xml:space="preserve"> PAGEREF _Toc228183290 \h </w:instrText>
+              <w:instrText xml:space="preserve"> PAGEREF _Toc228214045 \h </w:instrText>
             </w:r>
             <w:r>
               <w:rPr>
@@ -1953,6 +2004,79 @@
                 <w:webHidden/>
               </w:rPr>
               <w:t>27</w:t>
+            </w:r>
+            <w:r>
+              <w:rPr>
+                <w:noProof/>
+                <w:webHidden/>
+              </w:rPr>
+              <w:fldChar w:fldCharType="end"/>
+            </w:r>
+          </w:hyperlink>
+        </w:p>
+        <w:p>
+          <w:pPr>
+            <w:pStyle w:val="TJ2"/>
+            <w:tabs>
+              <w:tab w:val="right" w:leader="dot" w:pos="9062"/>
+            </w:tabs>
+            <w:rPr>
+              <w:rFonts w:eastAsiaTheme="minorEastAsia"/>
+              <w:noProof/>
+              <w:kern w:val="2"/>
+              <w:szCs w:val="24"/>
+              <w:lang w:eastAsia="hu-HU"/>
+              <w14:ligatures w14:val="standardContextual"/>
+            </w:rPr>
+          </w:pPr>
+          <w:hyperlink w:anchor="_Toc228214046" w:history="1">
+            <w:r>
+              <w:rPr>
+                <w:rStyle w:val="Hiperhivatkozs"/>
+                <w:noProof/>
+              </w:rPr>
+              <w:t>A vizsgaremekünk során használt API</w:t>
+            </w:r>
+            <w:r>
+              <w:rPr>
+                <w:noProof/>
+                <w:webHidden/>
+              </w:rPr>
+              <w:tab/>
+            </w:r>
+            <w:r>
+              <w:rPr>
+                <w:noProof/>
+                <w:webHidden/>
+              </w:rPr>
+              <w:fldChar w:fldCharType="begin"/>
+            </w:r>
+            <w:r>
+              <w:rPr>
+                <w:noProof/>
+                <w:webHidden/>
+              </w:rPr>
+              <w:instrText xml:space="preserve"> PAGEREF _Toc228214046 \h </w:instrText>
+            </w:r>
+            <w:r>
+              <w:rPr>
+                <w:noProof/>
+                <w:webHidden/>
+              </w:rPr>
+            </w:r>
+            <w:r>
+              <w:rPr>
+                <w:noProof/>
+                <w:webHidden/>
+              </w:rPr>
+              <w:fldChar w:fldCharType="separate"/>
+            </w:r>
+            <w:r>
+              <w:rPr>
+                <w:noProof/>
+                <w:webHidden/>
+              </w:rPr>
+              <w:t>28</w:t>
             </w:r>
             <w:r>
               <w:rPr>
@@ -1972,11 +2096,13 @@
             <w:rPr>
               <w:rFonts w:eastAsiaTheme="minorEastAsia"/>
               <w:noProof/>
-              <w:sz w:val="22"/>
+              <w:kern w:val="2"/>
+              <w:szCs w:val="24"/>
               <w:lang w:eastAsia="hu-HU"/>
+              <w14:ligatures w14:val="standardContextual"/>
             </w:rPr>
           </w:pPr>
-          <w:hyperlink w:anchor="_Toc228183291" w:history="1">
+          <w:hyperlink w:anchor="_Toc228214047" w:history="1">
             <w:r>
               <w:rPr>
                 <w:rStyle w:val="Hiperhivatkozs"/>
@@ -2004,7 +2130,7 @@
                 <w:noProof/>
                 <w:webHidden/>
               </w:rPr>
-              <w:instrText xml:space="preserve"> PAGEREF _Toc228183291 \h </w:instrText>
+              <w:instrText xml:space="preserve"> PAGEREF _Toc228214047 \h </w:instrText>
             </w:r>
             <w:r>
               <w:rPr>
@@ -2024,7 +2150,7 @@
                 <w:noProof/>
                 <w:webHidden/>
               </w:rPr>
-              <w:t>28</w:t>
+              <w:t>29</w:t>
             </w:r>
             <w:r>
               <w:rPr>
@@ -2044,11 +2170,13 @@
             <w:rPr>
               <w:rFonts w:eastAsiaTheme="minorEastAsia"/>
               <w:noProof/>
-              <w:sz w:val="22"/>
+              <w:kern w:val="2"/>
+              <w:szCs w:val="24"/>
               <w:lang w:eastAsia="hu-HU"/>
+              <w14:ligatures w14:val="standardContextual"/>
             </w:rPr>
           </w:pPr>
-          <w:hyperlink w:anchor="_Toc228183292" w:history="1">
+          <w:hyperlink w:anchor="_Toc228214048" w:history="1">
             <w:r>
               <w:rPr>
                 <w:rStyle w:val="Hiperhivatkozs"/>
@@ -2075,7 +2203,7 @@
                 <w:noProof/>
                 <w:webHidden/>
               </w:rPr>
-              <w:instrText xml:space="preserve"> PAGEREF _Toc228183292 \h </w:instrText>
+              <w:instrText xml:space="preserve"> PAGEREF _Toc228214048 \h </w:instrText>
             </w:r>
             <w:r>
               <w:rPr>
@@ -2095,7 +2223,7 @@
                 <w:noProof/>
                 <w:webHidden/>
               </w:rPr>
-              <w:t>28</w:t>
+              <w:t>29</w:t>
             </w:r>
             <w:r>
               <w:rPr>
@@ -2115,11 +2243,13 @@
             <w:rPr>
               <w:rFonts w:eastAsiaTheme="minorEastAsia"/>
               <w:noProof/>
-              <w:sz w:val="22"/>
+              <w:kern w:val="2"/>
+              <w:szCs w:val="24"/>
               <w:lang w:eastAsia="hu-HU"/>
+              <w14:ligatures w14:val="standardContextual"/>
             </w:rPr>
           </w:pPr>
-          <w:hyperlink w:anchor="_Toc228183293" w:history="1">
+          <w:hyperlink w:anchor="_Toc228214049" w:history="1">
             <w:r>
               <w:rPr>
                 <w:rStyle w:val="Hiperhivatkozs"/>
@@ -2146,7 +2276,7 @@
                 <w:noProof/>
                 <w:webHidden/>
               </w:rPr>
-              <w:instrText xml:space="preserve"> PAGEREF _Toc228183293 \h </w:instrText>
+              <w:instrText xml:space="preserve"> PAGEREF _Toc228214049 \h </w:instrText>
             </w:r>
             <w:r>
               <w:rPr>
@@ -2166,7 +2296,7 @@
                 <w:noProof/>
                 <w:webHidden/>
               </w:rPr>
-              <w:t>28</w:t>
+              <w:t>29</w:t>
             </w:r>
             <w:r>
               <w:rPr>
@@ -2186,11 +2316,13 @@
             <w:rPr>
               <w:rFonts w:eastAsiaTheme="minorEastAsia"/>
               <w:noProof/>
-              <w:sz w:val="22"/>
+              <w:kern w:val="2"/>
+              <w:szCs w:val="24"/>
               <w:lang w:eastAsia="hu-HU"/>
+              <w14:ligatures w14:val="standardContextual"/>
             </w:rPr>
           </w:pPr>
-          <w:hyperlink w:anchor="_Toc228183294" w:history="1">
+          <w:hyperlink w:anchor="_Toc228214050" w:history="1">
             <w:r>
               <w:rPr>
                 <w:rStyle w:val="Hiperhivatkozs"/>
@@ -2217,7 +2349,7 @@
                 <w:noProof/>
                 <w:webHidden/>
               </w:rPr>
-              <w:instrText xml:space="preserve"> PAGEREF _Toc228183294 \h </w:instrText>
+              <w:instrText xml:space="preserve"> PAGEREF _Toc228214050 \h </w:instrText>
             </w:r>
             <w:r>
               <w:rPr>
@@ -2237,7 +2369,7 @@
                 <w:noProof/>
                 <w:webHidden/>
               </w:rPr>
-              <w:t>30</w:t>
+              <w:t>31</w:t>
             </w:r>
             <w:r>
               <w:rPr>
@@ -2257,11 +2389,13 @@
             <w:rPr>
               <w:rFonts w:eastAsiaTheme="minorEastAsia"/>
               <w:noProof/>
-              <w:sz w:val="22"/>
+              <w:kern w:val="2"/>
+              <w:szCs w:val="24"/>
               <w:lang w:eastAsia="hu-HU"/>
+              <w14:ligatures w14:val="standardContextual"/>
             </w:rPr>
           </w:pPr>
-          <w:hyperlink w:anchor="_Toc228183295" w:history="1">
+          <w:hyperlink w:anchor="_Toc228214051" w:history="1">
             <w:r>
               <w:rPr>
                 <w:rStyle w:val="Hiperhivatkozs"/>
@@ -2288,7 +2422,7 @@
                 <w:noProof/>
                 <w:webHidden/>
               </w:rPr>
-              <w:instrText xml:space="preserve"> PAGEREF _Toc228183295 \h </w:instrText>
+              <w:instrText xml:space="preserve"> PAGEREF _Toc228214051 \h </w:instrText>
             </w:r>
             <w:r>
               <w:rPr>
@@ -2308,7 +2442,7 @@
                 <w:noProof/>
                 <w:webHidden/>
               </w:rPr>
-              <w:t>30</w:t>
+              <w:t>31</w:t>
             </w:r>
             <w:r>
               <w:rPr>
@@ -2328,11 +2462,13 @@
             <w:rPr>
               <w:rFonts w:eastAsiaTheme="minorEastAsia"/>
               <w:noProof/>
-              <w:sz w:val="22"/>
+              <w:kern w:val="2"/>
+              <w:szCs w:val="24"/>
               <w:lang w:eastAsia="hu-HU"/>
+              <w14:ligatures w14:val="standardContextual"/>
             </w:rPr>
           </w:pPr>
-          <w:hyperlink w:anchor="_Toc228183296" w:history="1">
+          <w:hyperlink w:anchor="_Toc228214052" w:history="1">
             <w:r>
               <w:rPr>
                 <w:rStyle w:val="Hiperhivatkozs"/>
@@ -2359,7 +2495,7 @@
                 <w:noProof/>
                 <w:webHidden/>
               </w:rPr>
-              <w:instrText xml:space="preserve"> PAGEREF _Toc228183296 \h </w:instrText>
+              <w:instrText xml:space="preserve"> PAGEREF _Toc228214052 \h </w:instrText>
             </w:r>
             <w:r>
               <w:rPr>
@@ -2379,7 +2515,7 @@
                 <w:noProof/>
                 <w:webHidden/>
               </w:rPr>
-              <w:t>31</w:t>
+              <w:t>32</w:t>
             </w:r>
             <w:r>
               <w:rPr>
@@ -2399,11 +2535,13 @@
             <w:rPr>
               <w:rFonts w:eastAsiaTheme="minorEastAsia"/>
               <w:noProof/>
-              <w:sz w:val="22"/>
+              <w:kern w:val="2"/>
+              <w:szCs w:val="24"/>
               <w:lang w:eastAsia="hu-HU"/>
+              <w14:ligatures w14:val="standardContextual"/>
             </w:rPr>
           </w:pPr>
-          <w:hyperlink w:anchor="_Toc228183297" w:history="1">
+          <w:hyperlink w:anchor="_Toc228214053" w:history="1">
             <w:r>
               <w:rPr>
                 <w:rStyle w:val="Hiperhivatkozs"/>
@@ -2430,7 +2568,7 @@
                 <w:noProof/>
                 <w:webHidden/>
               </w:rPr>
-              <w:instrText xml:space="preserve"> PAGEREF _Toc228183297 \h </w:instrText>
+              <w:instrText xml:space="preserve"> PAGEREF _Toc228214053 \h </w:instrText>
             </w:r>
             <w:r>
               <w:rPr>
@@ -2450,7 +2588,80 @@
                 <w:noProof/>
                 <w:webHidden/>
               </w:rPr>
-              <w:t>32</w:t>
+              <w:t>33</w:t>
+            </w:r>
+            <w:r>
+              <w:rPr>
+                <w:noProof/>
+                <w:webHidden/>
+              </w:rPr>
+              <w:fldChar w:fldCharType="end"/>
+            </w:r>
+          </w:hyperlink>
+        </w:p>
+        <w:p>
+          <w:pPr>
+            <w:pStyle w:val="TJ2"/>
+            <w:tabs>
+              <w:tab w:val="right" w:leader="dot" w:pos="9062"/>
+            </w:tabs>
+            <w:rPr>
+              <w:rFonts w:eastAsiaTheme="minorEastAsia"/>
+              <w:noProof/>
+              <w:kern w:val="2"/>
+              <w:szCs w:val="24"/>
+              <w:lang w:eastAsia="hu-HU"/>
+              <w14:ligatures w14:val="standardContextual"/>
+            </w:rPr>
+          </w:pPr>
+          <w:hyperlink w:anchor="_Toc228214054" w:history="1">
+            <w:r>
+              <w:rPr>
+                <w:rStyle w:val="Hiperhivatkozs"/>
+                <w:noProof/>
+              </w:rPr>
+              <w:t>A sorompónk használata</w:t>
+            </w:r>
+            <w:r>
+              <w:rPr>
+                <w:noProof/>
+                <w:webHidden/>
+              </w:rPr>
+              <w:tab/>
+            </w:r>
+            <w:r>
+              <w:rPr>
+                <w:noProof/>
+                <w:webHidden/>
+              </w:rPr>
+              <w:fldChar w:fldCharType="begin"/>
+            </w:r>
+            <w:r>
+              <w:rPr>
+                <w:noProof/>
+                <w:webHidden/>
+              </w:rPr>
+              <w:instrText xml:space="preserve"> PAGEREF _Toc228214054 \h </w:instrText>
+            </w:r>
+            <w:r>
+              <w:rPr>
+                <w:noProof/>
+                <w:webHidden/>
+              </w:rPr>
+            </w:r>
+            <w:r>
+              <w:rPr>
+                <w:noProof/>
+                <w:webHidden/>
+              </w:rPr>
+              <w:fldChar w:fldCharType="separate"/>
+            </w:r>
+            <w:r>
+              <w:rPr>
+                <w:noProof/>
+                <w:webHidden/>
+              </w:rPr>
+              <w:t>35</w:t>
             </w:r>
             <w:r>
               <w:rPr>
@@ -2470,11 +2681,13 @@
             <w:rPr>
               <w:rFonts w:eastAsiaTheme="minorEastAsia"/>
               <w:noProof/>
-              <w:sz w:val="22"/>
+              <w:kern w:val="2"/>
+              <w:szCs w:val="24"/>
               <w:lang w:eastAsia="hu-HU"/>
+              <w14:ligatures w14:val="standardContextual"/>
             </w:rPr>
           </w:pPr>
-          <w:hyperlink w:anchor="_Toc228183298" w:history="1">
+          <w:hyperlink w:anchor="_Toc228214055" w:history="1">
             <w:r>
               <w:rPr>
                 <w:rStyle w:val="Hiperhivatkozs"/>
@@ -2502,7 +2715,7 @@
                 <w:noProof/>
                 <w:webHidden/>
               </w:rPr>
-              <w:instrText xml:space="preserve"> PAGEREF _Toc228183298 \h </w:instrText>
+              <w:instrText xml:space="preserve"> PAGEREF _Toc228214055 \h </w:instrText>
             </w:r>
             <w:r>
               <w:rPr>
@@ -2522,7 +2735,7 @@
                 <w:noProof/>
                 <w:webHidden/>
               </w:rPr>
-              <w:t>34</w:t>
+              <w:t>36</w:t>
             </w:r>
             <w:r>
               <w:rPr>
@@ -2542,16 +2755,91 @@
             <w:rPr>
               <w:rFonts w:eastAsiaTheme="minorEastAsia"/>
               <w:noProof/>
-              <w:sz w:val="22"/>
+              <w:kern w:val="2"/>
+              <w:szCs w:val="24"/>
               <w:lang w:eastAsia="hu-HU"/>
+              <w14:ligatures w14:val="standardContextual"/>
             </w:rPr>
           </w:pPr>
-          <w:hyperlink w:anchor="_Toc228183299" w:history="1">
+          <w:hyperlink w:anchor="_Toc228214056" w:history="1">
             <w:r>
               <w:rPr>
                 <w:rStyle w:val="Hiperhivatkozs"/>
                 <w:noProof/>
               </w:rPr>
+              <w:t>Köszönetnyilvánítás</w:t>
+            </w:r>
+            <w:r>
+              <w:rPr>
+                <w:noProof/>
+                <w:webHidden/>
+              </w:rPr>
+              <w:tab/>
+            </w:r>
+            <w:r>
+              <w:rPr>
+                <w:noProof/>
+                <w:webHidden/>
+              </w:rPr>
+              <w:fldChar w:fldCharType="begin"/>
+            </w:r>
+            <w:r>
+              <w:rPr>
+                <w:noProof/>
+                <w:webHidden/>
+              </w:rPr>
+              <w:instrText xml:space="preserve"> PAGEREF _Toc228214056 \h </w:instrText>
+            </w:r>
+            <w:r>
+              <w:rPr>
+                <w:noProof/>
+                <w:webHidden/>
+              </w:rPr>
+            </w:r>
+            <w:r>
+              <w:rPr>
+                <w:noProof/>
+                <w:webHidden/>
+              </w:rPr>
+              <w:fldChar w:fldCharType="separate"/>
+            </w:r>
+            <w:r>
+              <w:rPr>
+                <w:noProof/>
+                <w:webHidden/>
+              </w:rPr>
+              <w:t>36</w:t>
+            </w:r>
+            <w:r>
+              <w:rPr>
+                <w:noProof/>
+                <w:webHidden/>
+              </w:rPr>
+              <w:fldChar w:fldCharType="end"/>
+            </w:r>
+          </w:hyperlink>
+        </w:p>
+        <w:p>
+          <w:pPr>
+            <w:pStyle w:val="TJ2"/>
+            <w:tabs>
+              <w:tab w:val="right" w:leader="dot" w:pos="9062"/>
+            </w:tabs>
+            <w:rPr>
+              <w:rFonts w:eastAsiaTheme="minorEastAsia"/>
+              <w:noProof/>
+              <w:kern w:val="2"/>
+              <w:szCs w:val="24"/>
+              <w:lang w:eastAsia="hu-HU"/>
+              <w14:ligatures w14:val="standardContextual"/>
+            </w:rPr>
+          </w:pPr>
+          <w:hyperlink w:anchor="_Toc228214057" w:history="1">
+            <w:r>
+              <w:rPr>
+                <w:rStyle w:val="Hiperhivatkozs"/>
+                <w:noProof/>
+              </w:rPr>
               <w:t>A vége eredmény véleményezése</w:t>
             </w:r>
             <w:r>
@@ -2573,7 +2861,7 @@
                 <w:noProof/>
                 <w:webHidden/>
               </w:rPr>
-              <w:instrText xml:space="preserve"> PAGEREF _Toc228183299 \h </w:instrText>
+              <w:instrText xml:space="preserve"> PAGEREF _Toc228214057 \h </w:instrText>
             </w:r>
             <w:r>
               <w:rPr>
@@ -2593,7 +2881,80 @@
                 <w:noProof/>
                 <w:webHidden/>
               </w:rPr>
-              <w:t>34</w:t>
+              <w:t>36</w:t>
+            </w:r>
+            <w:r>
+              <w:rPr>
+                <w:noProof/>
+                <w:webHidden/>
+              </w:rPr>
+              <w:fldChar w:fldCharType="end"/>
+            </w:r>
+          </w:hyperlink>
+        </w:p>
+        <w:p>
+          <w:pPr>
+            <w:pStyle w:val="TJ2"/>
+            <w:tabs>
+              <w:tab w:val="right" w:leader="dot" w:pos="9062"/>
+            </w:tabs>
+            <w:rPr>
+              <w:rFonts w:eastAsiaTheme="minorEastAsia"/>
+              <w:noProof/>
+              <w:kern w:val="2"/>
+              <w:szCs w:val="24"/>
+              <w:lang w:eastAsia="hu-HU"/>
+              <w14:ligatures w14:val="standardContextual"/>
+            </w:rPr>
+          </w:pPr>
+          <w:hyperlink w:anchor="_Toc228214058" w:history="1">
+            <w:r>
+              <w:rPr>
+                <w:rStyle w:val="Hiperhivatkozs"/>
+                <w:noProof/>
+              </w:rPr>
+              <w:t>Fejlesztési lehetőségek</w:t>
+            </w:r>
+            <w:r>
+              <w:rPr>
+                <w:noProof/>
+                <w:webHidden/>
+              </w:rPr>
+              <w:tab/>
+            </w:r>
+            <w:r>
+              <w:rPr>
+                <w:noProof/>
+                <w:webHidden/>
+              </w:rPr>
+              <w:fldChar w:fldCharType="begin"/>
+            </w:r>
+            <w:r>
+              <w:rPr>
+                <w:noProof/>
+                <w:webHidden/>
+              </w:rPr>
+              <w:instrText xml:space="preserve"> PAGEREF _Toc228214058 \h </w:instrText>
+            </w:r>
+            <w:r>
+              <w:rPr>
+                <w:noProof/>
+                <w:webHidden/>
+              </w:rPr>
+            </w:r>
+            <w:r>
+              <w:rPr>
+                <w:noProof/>
+                <w:webHidden/>
+              </w:rPr>
+              <w:fldChar w:fldCharType="separate"/>
+            </w:r>
+            <w:r>
+              <w:rPr>
+                <w:noProof/>
+                <w:webHidden/>
+              </w:rPr>
+              <w:t>36</w:t>
             </w:r>
             <w:r>
               <w:rPr>
@@ -2643,7 +3004,7 @@
           <w:highlight w:val="darkGreen"/>
         </w:rPr>
       </w:pPr>
-      <w:bookmarkStart w:id="1" w:name="_Toc228183266"/>
+      <w:bookmarkStart w:id="0" w:name="_Toc228214021"/>
       <w:r>
         <w:rPr>
           <w:highlight w:val="darkGreen"/>
@@ -2651,17 +3012,17 @@
         <w:lastRenderedPageBreak/>
         <w:t>Bevezetés</w:t>
       </w:r>
+      <w:bookmarkEnd w:id="0"/>
+    </w:p>
+    <w:p>
+      <w:pPr>
+        <w:pStyle w:val="Cmsor2"/>
+      </w:pPr>
+      <w:bookmarkStart w:id="1" w:name="_Toc228214022"/>
+      <w:r>
+        <w:t>Tesztfelhasználó</w:t>
+      </w:r>
       <w:bookmarkEnd w:id="1"/>
-    </w:p>
-    <w:p>
-      <w:pPr>
-        <w:pStyle w:val="Cmsor2"/>
-      </w:pPr>
-      <w:bookmarkStart w:id="2" w:name="_Toc228183267"/>
-      <w:r>
-        <w:t>Tesztfelhasználó</w:t>
-      </w:r>
-      <w:bookmarkEnd w:id="2"/>
     </w:p>
     <w:p>
       <w:r>
@@ -2695,14 +3056,14 @@
       <w:pPr>
         <w:pStyle w:val="Cmsor2"/>
       </w:pPr>
-      <w:bookmarkStart w:id="3" w:name="_Toc228183268"/>
+      <w:bookmarkStart w:id="2" w:name="_Toc228214023"/>
       <w:r>
         <w:t>Témaválasztás</w:t>
       </w:r>
       <w:r>
         <w:t xml:space="preserve"> indoklása</w:t>
       </w:r>
-      <w:bookmarkEnd w:id="3"/>
+      <w:bookmarkEnd w:id="2"/>
     </w:p>
     <w:p>
       <w:pPr>
@@ -2717,11 +3078,11 @@
       <w:pPr>
         <w:pStyle w:val="Cmsor2"/>
       </w:pPr>
-      <w:bookmarkStart w:id="4" w:name="_Toc228183269"/>
+      <w:bookmarkStart w:id="3" w:name="_Toc228214024"/>
       <w:r>
         <w:t>Célkitűzés</w:t>
       </w:r>
-      <w:bookmarkEnd w:id="4"/>
+      <w:bookmarkEnd w:id="3"/>
     </w:p>
     <w:p>
       <w:pPr>
@@ -2797,7 +3158,13 @@
         <w:spacing w:before="240" w:line="360" w:lineRule="auto"/>
       </w:pPr>
       <w:r>
-        <w:t>És ezek mellett szeretnénk egy bemutató oldalt ahol lehetőség van megismerni a parkolórendszer működését, véleményeket írni, valamint érdekes információkkal gazdagodni.</w:t>
+        <w:t>És ezek mellett szeretnénk egy bemutató oldalt</w:t>
+      </w:r>
+      <w:r>
+        <w:t>,</w:t>
+      </w:r>
+      <w:r>
+        <w:t xml:space="preserve"> ahol lehetőség van megismerni a parkolórendszer működését, véleményeket írni, valamint érdekes információkkal gazdagodni.</w:t>
       </w:r>
     </w:p>
     <w:p>
@@ -2807,12 +3174,12 @@
       <w:r>
         <w:br w:type="page"/>
       </w:r>
-      <w:bookmarkStart w:id="5" w:name="_Toc228183270"/>
+      <w:bookmarkStart w:id="4" w:name="_Toc228214025"/>
       <w:r>
         <w:lastRenderedPageBreak/>
         <w:t>A weboldal célközönsége</w:t>
       </w:r>
-      <w:bookmarkEnd w:id="5"/>
+      <w:bookmarkEnd w:id="4"/>
     </w:p>
     <w:p>
       <w:pPr>
@@ -2820,7 +3187,13 @@
         <w:jc w:val="both"/>
       </w:pPr>
       <w:r>
-        <w:t>Elsősorban cégek akik szeretnék a parkolójuk működését fejleszteni. Természetesen a felhasználóknak is igyekszünk kedveskedni újabb ötletekkel, valamint a jelenlegi funkciók jó működésének fenntartásával. Nem utolsó sorban igyekszünk felhasználóbarátok maradni.</w:t>
+        <w:t>Elsősorban cégek</w:t>
+      </w:r>
+      <w:r>
+        <w:t>,</w:t>
+      </w:r>
+      <w:r>
+        <w:t xml:space="preserve"> akik szeretnék a parkolójuk működését fejleszteni. Természetesen a felhasználóknak is igyekszünk kedveskedni újabb ötletekkel, valamint a jelenlegi funkciók jó működésének fenntartásával. Nem utolsó sorban igyekszünk felhasználóbarátok maradni.</w:t>
       </w:r>
     </w:p>
     <w:p>
@@ -2835,7 +3208,7 @@
           <w:highlight w:val="darkGreen"/>
         </w:rPr>
       </w:pPr>
-      <w:bookmarkStart w:id="6" w:name="_Toc228183271"/>
+      <w:bookmarkStart w:id="5" w:name="_Toc228214026"/>
       <w:r>
         <w:rPr>
           <w:highlight w:val="darkGreen"/>
@@ -2843,17 +3216,17 @@
         <w:lastRenderedPageBreak/>
         <w:t>Fejlesztői dokumentáció</w:t>
       </w:r>
+      <w:bookmarkEnd w:id="5"/>
+    </w:p>
+    <w:p>
+      <w:pPr>
+        <w:pStyle w:val="Cmsor2"/>
+      </w:pPr>
+      <w:bookmarkStart w:id="6" w:name="_Toc228214027"/>
+      <w:r>
+        <w:t>Fejlesztői környezet</w:t>
+      </w:r>
       <w:bookmarkEnd w:id="6"/>
-    </w:p>
-    <w:p>
-      <w:pPr>
-        <w:pStyle w:val="Cmsor2"/>
-      </w:pPr>
-      <w:bookmarkStart w:id="7" w:name="_Toc228183272"/>
-      <w:r>
-        <w:t>Fejlesztői környezet</w:t>
-      </w:r>
-      <w:bookmarkEnd w:id="7"/>
     </w:p>
     <w:p>
       <w:pPr>
@@ -2861,7 +3234,15 @@
         <w:jc w:val="both"/>
       </w:pPr>
       <w:r>
-        <w:t xml:space="preserve">A parkoló weboldal elkészítéséhez több különböző fejlesztőeszközt használunk, amelyek segítenek a kód fejlesztésében valamint az adatok kezelésében is. Minden alapja a Visual </w:t>
+        <w:t xml:space="preserve">A parkoló weboldal elkészítéséhez több különböző fejlesztőeszközt használunk, amelyek segítenek a kód </w:t>
+      </w:r>
+      <w:proofErr w:type="gramStart"/>
+      <w:r>
+        <w:t>fejlesztésében</w:t>
+      </w:r>
+      <w:proofErr w:type="gramEnd"/>
+      <w:r>
+        <w:t xml:space="preserve"> valamint az adatok kezelésében is. Minden alapja a Visual </w:t>
       </w:r>
       <w:proofErr w:type="spellStart"/>
       <w:r>
@@ -2923,7 +3304,7 @@
           <w:noProof/>
         </w:rPr>
         <w:drawing>
-          <wp:anchor distT="0" distB="0" distL="114300" distR="114300" simplePos="0" relativeHeight="251675648" behindDoc="0" locked="0" layoutInCell="1" allowOverlap="1">
+          <wp:anchor distT="0" distB="0" distL="114300" distR="114300" simplePos="0" relativeHeight="251675648" behindDoc="0" locked="0" layoutInCell="1" allowOverlap="1" wp14:anchorId="18FCEFC1" wp14:editId="3A868B64">
             <wp:simplePos x="0" y="0"/>
             <wp:positionH relativeFrom="column">
               <wp:posOffset>1957705</wp:posOffset>
@@ -2990,7 +3371,7 @@
           <w:noProof/>
         </w:rPr>
         <w:drawing>
-          <wp:anchor distT="0" distB="0" distL="114300" distR="114300" simplePos="0" relativeHeight="251676672" behindDoc="0" locked="0" layoutInCell="1" allowOverlap="1">
+          <wp:anchor distT="0" distB="0" distL="114300" distR="114300" simplePos="0" relativeHeight="251676672" behindDoc="0" locked="0" layoutInCell="1" allowOverlap="1" wp14:anchorId="569E51B8" wp14:editId="12B1EA3F">
             <wp:simplePos x="0" y="0"/>
             <wp:positionH relativeFrom="margin">
               <wp:posOffset>3998595</wp:posOffset>
@@ -3057,7 +3438,7 @@
           <w:noProof/>
         </w:rPr>
         <w:drawing>
-          <wp:anchor distT="0" distB="0" distL="114300" distR="114300" simplePos="0" relativeHeight="251674624" behindDoc="1" locked="0" layoutInCell="1" allowOverlap="1">
+          <wp:anchor distT="0" distB="0" distL="114300" distR="114300" simplePos="0" relativeHeight="251674624" behindDoc="1" locked="0" layoutInCell="1" allowOverlap="1" wp14:anchorId="4E7423AA" wp14:editId="5889141D">
             <wp:simplePos x="0" y="0"/>
             <wp:positionH relativeFrom="margin">
               <wp:posOffset>-52070</wp:posOffset>
@@ -3135,7 +3516,7 @@
       <w:pPr>
         <w:pStyle w:val="Cmsor2"/>
       </w:pPr>
-      <w:bookmarkStart w:id="8" w:name="_Toc228183273"/>
+      <w:bookmarkStart w:id="7" w:name="_Toc228214028"/>
       <w:proofErr w:type="spellStart"/>
       <w:r>
         <w:t>Domain</w:t>
@@ -3144,7 +3525,7 @@
       <w:r>
         <w:t xml:space="preserve"> és webtárhely</w:t>
       </w:r>
-      <w:bookmarkEnd w:id="8"/>
+      <w:bookmarkEnd w:id="7"/>
     </w:p>
     <w:p>
       <w:pPr>
@@ -3179,7 +3560,15 @@
       </w:r>
       <w:proofErr w:type="spellEnd"/>
       <w:r>
-        <w:t xml:space="preserve"> vásárolni a C Panel segítségével. Így jutottunk el a fiókunk létrehozásához illetve a http://proparking.hu/ regisztrációjáig</w:t>
+        <w:t xml:space="preserve"> vásárolni a C Panel segítségével. Így jutottunk el a fiókunk </w:t>
+      </w:r>
+      <w:proofErr w:type="gramStart"/>
+      <w:r>
+        <w:t>létrehozásához</w:t>
+      </w:r>
+      <w:proofErr w:type="gramEnd"/>
+      <w:r>
+        <w:t xml:space="preserve"> illetve a http://proparking.hu/ regisztrációjáig</w:t>
       </w:r>
       <w:r>
         <w:t>.</w:t>
@@ -3198,14 +3587,14 @@
           <w:noProof/>
         </w:rPr>
       </w:pPr>
-      <w:bookmarkStart w:id="9" w:name="_Toc228183274"/>
+      <w:bookmarkStart w:id="8" w:name="_Toc228214029"/>
       <w:r>
         <w:rPr>
           <w:noProof/>
         </w:rPr>
         <w:lastRenderedPageBreak/>
         <w:drawing>
-          <wp:anchor distT="0" distB="0" distL="114300" distR="114300" simplePos="0" relativeHeight="251677696" behindDoc="0" locked="0" layoutInCell="1" allowOverlap="1">
+          <wp:anchor distT="0" distB="0" distL="114300" distR="114300" simplePos="0" relativeHeight="251677696" behindDoc="0" locked="0" layoutInCell="1" allowOverlap="1" wp14:anchorId="1DD570D5" wp14:editId="20565C1F">
             <wp:simplePos x="0" y="0"/>
             <wp:positionH relativeFrom="margin">
               <wp:align>center</wp:align>
@@ -3346,7 +3735,7 @@
         </w:rPr>
         <w:t xml:space="preserve"> GitHub</w:t>
       </w:r>
-      <w:bookmarkEnd w:id="9"/>
+      <w:bookmarkEnd w:id="8"/>
     </w:p>
     <w:p>
       <w:pPr>
@@ -3379,7 +3768,13 @@
       </w:r>
       <w:proofErr w:type="spellEnd"/>
       <w:r>
-        <w:t>. Ebben résztvevőként felvételre került Lenhardt Károly fiókja is, ezáltal a csapat mindkét tagjának elérhetővé vált az összes a munkához kapcsolódó fájl illetve a fejlesztések menete is.</w:t>
+        <w:t>. Ebben résztvevőként felvételre került Lenhardt Károly fiókja is, ezáltal a csapat mindkét tagjának elérhetővé vált az összes a munkához kapcsolódó fájl</w:t>
+      </w:r>
+      <w:r>
+        <w:t>,</w:t>
+      </w:r>
+      <w:r>
+        <w:t xml:space="preserve"> illetve a fejlesztések menete is.</w:t>
       </w:r>
       <w:r>
         <w:rPr>
@@ -3392,13 +3787,13 @@
       <w:pPr>
         <w:pStyle w:val="Cmsor2"/>
       </w:pPr>
-      <w:bookmarkStart w:id="10" w:name="_Toc228183275"/>
+      <w:bookmarkStart w:id="9" w:name="_Toc228214030"/>
       <w:r>
         <w:rPr>
           <w:noProof/>
         </w:rPr>
         <w:drawing>
-          <wp:anchor distT="0" distB="0" distL="114300" distR="114300" simplePos="0" relativeHeight="251678720" behindDoc="0" locked="0" layoutInCell="1" allowOverlap="1" wp14:anchorId="53BB6E6A">
+          <wp:anchor distT="0" distB="0" distL="114300" distR="114300" simplePos="0" relativeHeight="251678720" behindDoc="0" locked="0" layoutInCell="1" allowOverlap="1" wp14:anchorId="53BB6E6A" wp14:editId="2C18C257">
             <wp:simplePos x="0" y="0"/>
             <wp:positionH relativeFrom="column">
               <wp:posOffset>-80645</wp:posOffset>
@@ -3452,12 +3847,17 @@
       </w:r>
       <w:r>
         <w:lastRenderedPageBreak/>
-        <w:t>Adatszerkezet és annak részletezése</w:t>
-      </w:r>
+        <w:t xml:space="preserve">Adatszerkezet és annak </w:t>
+      </w:r>
+      <w:proofErr w:type="gramStart"/>
+      <w:r>
+        <w:t>részletezése</w:t>
+      </w:r>
+      <w:proofErr w:type="gramEnd"/>
       <w:r>
         <w:t xml:space="preserve"> illetve az adatbázis táblái</w:t>
       </w:r>
-      <w:bookmarkEnd w:id="10"/>
+      <w:bookmarkEnd w:id="9"/>
     </w:p>
     <w:p>
       <w:pPr>
@@ -3465,7 +3865,15 @@
         <w:jc w:val="both"/>
       </w:pPr>
       <w:r>
-        <w:t xml:space="preserve">A parkoló oldalunk fő oldalához valamint </w:t>
+        <w:t xml:space="preserve">A parkoló oldalunk fő </w:t>
+      </w:r>
+      <w:proofErr w:type="gramStart"/>
+      <w:r>
+        <w:t>oldalához</w:t>
+      </w:r>
+      <w:proofErr w:type="gramEnd"/>
+      <w:r>
+        <w:t xml:space="preserve"> valamint </w:t>
       </w:r>
       <w:proofErr w:type="spellStart"/>
       <w:r>
@@ -3549,7 +3957,7 @@
       <w:pPr>
         <w:pStyle w:val="Cmsor3"/>
       </w:pPr>
-      <w:bookmarkStart w:id="11" w:name="_Toc228183276"/>
+      <w:bookmarkStart w:id="10" w:name="_Toc228214031"/>
       <w:r>
         <w:lastRenderedPageBreak/>
         <w:t>A ’jarmu’ t</w:t>
@@ -3560,7 +3968,7 @@
       <w:r>
         <w:t>bla</w:t>
       </w:r>
-      <w:bookmarkEnd w:id="11"/>
+      <w:bookmarkEnd w:id="10"/>
     </w:p>
     <w:p>
       <w:pPr>
@@ -3762,7 +4170,7 @@
       <w:pPr>
         <w:pStyle w:val="Cmsor3"/>
       </w:pPr>
-      <w:bookmarkStart w:id="12" w:name="_Toc228183277"/>
+      <w:bookmarkStart w:id="11" w:name="_Toc228214032"/>
       <w:r>
         <w:lastRenderedPageBreak/>
         <w:t>Az ’embe</w:t>
@@ -3770,7 +4178,7 @@
       <w:r>
         <w:t>r’ tábla</w:t>
       </w:r>
-      <w:bookmarkEnd w:id="12"/>
+      <w:bookmarkEnd w:id="11"/>
     </w:p>
     <w:p>
       <w:pPr>
@@ -3905,9 +4313,6 @@
         <w:t xml:space="preserve">email (Ember mail): </w:t>
       </w:r>
       <w:r>
-        <w:t xml:space="preserve"> </w:t>
-      </w:r>
-      <w:r>
         <w:t>Ez a mező az ügyfelek e-mail címét tárolja. Az e-mail cím rendkívül fontos a kapcsolattartás szempontjából, hiszen ezen keresztül gyorsan, egyszerűen és költséghatékonyan kommunikálhatunk velük. Lehetőség nyílik értesítések, visszaigazolások, hírlevelek vagy akár akciókról, újdonságokról szóló tájékoztatók küldésére. Az e-mail alapvető kontaktadat, amely sok esetben az elsődleges kommunikációs csatorna a vállalat és az ügyfél között.</w:t>
       </w:r>
     </w:p>
@@ -4007,7 +4412,7 @@
       <w:pPr>
         <w:pStyle w:val="Cmsor3"/>
       </w:pPr>
-      <w:bookmarkStart w:id="13" w:name="_Toc228183278"/>
+      <w:bookmarkStart w:id="12" w:name="_Toc228214033"/>
       <w:r>
         <w:lastRenderedPageBreak/>
         <w:t>A ’</w:t>
@@ -4020,7 +4425,7 @@
       <w:r>
         <w:t>’ tábla</w:t>
       </w:r>
-      <w:bookmarkEnd w:id="13"/>
+      <w:bookmarkEnd w:id="12"/>
     </w:p>
     <w:p>
       <w:pPr>
@@ -4126,7 +4531,15 @@
         <w:t xml:space="preserve"> (Kártya állapot): </w:t>
       </w:r>
       <w:r>
-        <w:t>Ez a mező az adott kártya állapotának tárolására szolgál. Ugyanis a dolgozókhoz hasonlóan a kártya is lehet aktív, azaz éppen valaki használja illetve lehet passzív is, amely azt jelenti, hogy éppen nem használja senki, kiosztásra alkalmas állapotban várja legutóbbi vagy új tulajdonosát.</w:t>
+        <w:t xml:space="preserve">Ez a mező az adott kártya állapotának tárolására szolgál. Ugyanis a dolgozókhoz hasonlóan a kártya is lehet aktív, azaz éppen valaki </w:t>
+      </w:r>
+      <w:proofErr w:type="gramStart"/>
+      <w:r>
+        <w:t>használja</w:t>
+      </w:r>
+      <w:proofErr w:type="gramEnd"/>
+      <w:r>
+        <w:t xml:space="preserve"> illetve lehet passzív is, amely azt jelenti, hogy éppen nem használja senki, kiosztásra alkalmas állapotban várja legutóbbi vagy új tulajdonosát.</w:t>
       </w:r>
     </w:p>
     <w:p>
@@ -4138,7 +4551,7 @@
       <w:pPr>
         <w:pStyle w:val="Cmsor3"/>
       </w:pPr>
-      <w:bookmarkStart w:id="14" w:name="_Toc228183279"/>
+      <w:bookmarkStart w:id="13" w:name="_Toc228214034"/>
       <w:r>
         <w:lastRenderedPageBreak/>
         <w:t>Az ’</w:t>
@@ -4151,7 +4564,7 @@
       <w:r>
         <w:t>’ tábla</w:t>
       </w:r>
-      <w:bookmarkEnd w:id="14"/>
+      <w:bookmarkEnd w:id="13"/>
     </w:p>
     <w:p>
       <w:pPr>
@@ -4310,7 +4723,7 @@
       <w:pPr>
         <w:pStyle w:val="Cmsor3"/>
       </w:pPr>
-      <w:bookmarkStart w:id="15" w:name="_Toc228183280"/>
+      <w:bookmarkStart w:id="14" w:name="_Toc228214035"/>
       <w:r>
         <w:lastRenderedPageBreak/>
         <w:t>A ’</w:t>
@@ -4323,7 +4736,7 @@
       <w:r>
         <w:t>’ tábla</w:t>
       </w:r>
-      <w:bookmarkEnd w:id="15"/>
+      <w:bookmarkEnd w:id="14"/>
     </w:p>
     <w:p>
       <w:pPr>
@@ -4408,7 +4821,15 @@
         <w:t xml:space="preserve"> (Napló azonosító): </w:t>
       </w:r>
       <w:r>
-        <w:t>Ez a mező a naplóban lévő bejegyzések azonosítására szolgál. Minden bejegyzést egyedi azonosítóval látunk el, amely fontos, hogy a dátum mellett legyen egy másik támpont amely alapján szűrni tudunk a naplóba került bejegyzésekre. Az azonosító megismételhetetlen, és minden új bejegyzésnél növekszik.</w:t>
+        <w:t xml:space="preserve">Ez a mező a naplóban lévő bejegyzések azonosítására szolgál. Minden bejegyzést egyedi azonosítóval látunk el, amely fontos, hogy a dátum mellett legyen egy másik </w:t>
+      </w:r>
+      <w:proofErr w:type="gramStart"/>
+      <w:r>
+        <w:t>támpont</w:t>
+      </w:r>
+      <w:proofErr w:type="gramEnd"/>
+      <w:r>
+        <w:t xml:space="preserve"> amely alapján szűrni tudunk a naplóba került bejegyzésekre. Az azonosító megismételhetetlen, és minden új bejegyzésnél növekszik.</w:t>
       </w:r>
     </w:p>
     <w:p>
@@ -4431,7 +4852,15 @@
         <w:t xml:space="preserve"> (Kártya Ember Azonosító):</w:t>
       </w:r>
       <w:r>
-        <w:t xml:space="preserve"> Ez a mező arra szolgál, hogy megtudjuk, hogy az adott bejegyzésnél melyik ember illetve melyik hozzátartozó kártya forog szóban.</w:t>
+        <w:t xml:space="preserve"> Ez a mező arra szolgál, hogy megtudjuk, hogy az adott bejegyzésnél melyik </w:t>
+      </w:r>
+      <w:proofErr w:type="gramStart"/>
+      <w:r>
+        <w:t>ember</w:t>
+      </w:r>
+      <w:proofErr w:type="gramEnd"/>
+      <w:r>
+        <w:t xml:space="preserve"> illetve melyik hozzátartozó kártya forog szóban.</w:t>
       </w:r>
     </w:p>
     <w:p>
@@ -4462,7 +4891,15 @@
       </w:r>
       <w:proofErr w:type="spellEnd"/>
       <w:r>
-        <w:t xml:space="preserve"> szintén azonosításra, illetve az összepárosításra szolgál. Jelen esetben az adott bejegyzéshez tudjuk párosítani az embert illetve a járművét.</w:t>
+        <w:t xml:space="preserve"> szintén azonosításra, illetve az összepárosításra szolgál. Jelen esetben az adott bejegyzéshez tudjuk párosítani az </w:t>
+      </w:r>
+      <w:proofErr w:type="gramStart"/>
+      <w:r>
+        <w:t>embert</w:t>
+      </w:r>
+      <w:proofErr w:type="gramEnd"/>
+      <w:r>
+        <w:t xml:space="preserve"> illetve a járművét.</w:t>
       </w:r>
     </w:p>
     <w:p>
@@ -4514,7 +4951,21 @@
         <w:rPr>
           <w:color w:val="000000" w:themeColor="text1"/>
         </w:rPr>
-        <w:t>A mező a dátumot rögzíti amelykor rögzítés elkezdődött.</w:t>
+        <w:t xml:space="preserve">A mező a dátumot </w:t>
+      </w:r>
+      <w:proofErr w:type="gramStart"/>
+      <w:r>
+        <w:rPr>
+          <w:color w:val="000000" w:themeColor="text1"/>
+        </w:rPr>
+        <w:t>rögzíti</w:t>
+      </w:r>
+      <w:proofErr w:type="gramEnd"/>
+      <w:r>
+        <w:rPr>
+          <w:color w:val="000000" w:themeColor="text1"/>
+        </w:rPr>
+        <w:t xml:space="preserve"> amelykor rögzítés elkezdődött.</w:t>
       </w:r>
     </w:p>
     <w:p>
@@ -4561,7 +5012,21 @@
         <w:rPr>
           <w:color w:val="000000" w:themeColor="text1"/>
         </w:rPr>
-        <w:t>A mező a dátumot rögzíti amelykor a rögzítés befejeződött.</w:t>
+        <w:t xml:space="preserve">A mező a dátumot </w:t>
+      </w:r>
+      <w:proofErr w:type="gramStart"/>
+      <w:r>
+        <w:rPr>
+          <w:color w:val="000000" w:themeColor="text1"/>
+        </w:rPr>
+        <w:t>rögzíti</w:t>
+      </w:r>
+      <w:proofErr w:type="gramEnd"/>
+      <w:r>
+        <w:rPr>
+          <w:color w:val="000000" w:themeColor="text1"/>
+        </w:rPr>
+        <w:t xml:space="preserve"> amelykor a rögzítés befejeződött.</w:t>
       </w:r>
     </w:p>
     <w:p>
@@ -4655,7 +5120,21 @@
         <w:rPr>
           <w:color w:val="000000" w:themeColor="text1"/>
         </w:rPr>
-        <w:t>A mező azt a parkolóhelyet tárolja ahol parkoltunk.</w:t>
+        <w:t xml:space="preserve">A mező azt a parkolóhelyet </w:t>
+      </w:r>
+      <w:proofErr w:type="gramStart"/>
+      <w:r>
+        <w:rPr>
+          <w:color w:val="000000" w:themeColor="text1"/>
+        </w:rPr>
+        <w:t>tárolja</w:t>
+      </w:r>
+      <w:proofErr w:type="gramEnd"/>
+      <w:r>
+        <w:rPr>
+          <w:color w:val="000000" w:themeColor="text1"/>
+        </w:rPr>
+        <w:t xml:space="preserve"> ahol parkoltunk.</w:t>
       </w:r>
     </w:p>
     <w:p>
@@ -4667,7 +5146,7 @@
       <w:pPr>
         <w:pStyle w:val="Cmsor3"/>
       </w:pPr>
-      <w:bookmarkStart w:id="16" w:name="_Toc228183281"/>
+      <w:bookmarkStart w:id="15" w:name="_Toc228214036"/>
       <w:r>
         <w:lastRenderedPageBreak/>
         <w:t>A ’</w:t>
@@ -4678,9 +5157,14 @@
       </w:r>
       <w:proofErr w:type="spellEnd"/>
       <w:r>
-        <w:t>’ kapcsoló tábla</w:t>
-      </w:r>
-      <w:bookmarkEnd w:id="16"/>
+        <w:t xml:space="preserve">’ </w:t>
+      </w:r>
+      <w:proofErr w:type="gramStart"/>
+      <w:r>
+        <w:t>kapcsoló tábla</w:t>
+      </w:r>
+      <w:bookmarkEnd w:id="15"/>
+      <w:proofErr w:type="gramEnd"/>
     </w:p>
     <w:p>
       <w:pPr>
@@ -4788,7 +5272,15 @@
         <w:t xml:space="preserve">kid (Kártya azonosító): </w:t>
       </w:r>
       <w:r>
-        <w:t>Ez a mező a kártya–ember kapcsolótáblában arra szolgál, hogy egyértelműen azonosítsa, melyik beléptetőkártya kapcsolódik az adott személyhez. A kid a kártya tábla elsődleges kulcsára hivatkozik, így biztosítja a kártyák és emberek közötti összekapcsolás következetességét és egyértelműségét. Ennek segítségével könnyedén meghatározható, hogy egy adott kártya melyik személyhez van rendelve, illetve hogy szükség esetén milyen műveletek – például kártya cseréje, letiltása vagy új kártya hozzárendelése – érintik az adott egyént. A mező alapvető szerepet játszik a beléptetési rendszer átláthatóságában és a hozzáférések pontos nyilvántartásában, hiszen megelőzi a téves párosításokat és biztosítja a biztonságos, hibamentes adatkezelést.</w:t>
+        <w:t xml:space="preserve">Ez a mező a kártya–ember kapcsolótáblában arra szolgál, hogy egyértelműen azonosítsa, melyik beléptetőkártya kapcsolódik az adott személyhez. A kid a kártya tábla elsődleges kulcsára hivatkozik, így biztosítja a kártyák és emberek közötti összekapcsolás következetességét és egyértelműségét. Ennek segítségével könnyedén meghatározható, hogy egy adott kártya melyik személyhez van rendelve, </w:t>
+      </w:r>
+      <w:proofErr w:type="gramStart"/>
+      <w:r>
+        <w:t>illetve</w:t>
+      </w:r>
+      <w:proofErr w:type="gramEnd"/>
+      <w:r>
+        <w:t xml:space="preserve"> hogy szükség esetén milyen műveletek – például kártya cseréje, letiltása vagy új kártya hozzárendelése – érintik az adott egyént. A mező alapvető szerepet játszik a beléptetési rendszer átláthatóságában és a hozzáférések pontos nyilvántartásában, hiszen megelőzi a téves párosításokat és biztosítja a biztonságos, hibamentes adatkezelést.</w:t>
       </w:r>
     </w:p>
     <w:p>
@@ -4839,12 +5331,12 @@
       <w:pPr>
         <w:pStyle w:val="Cmsor2"/>
       </w:pPr>
-      <w:bookmarkStart w:id="17" w:name="_Toc228183282"/>
+      <w:bookmarkStart w:id="16" w:name="_Toc228214037"/>
       <w:r>
         <w:lastRenderedPageBreak/>
         <w:t>Hardveres komponenseink bemutatása</w:t>
       </w:r>
-      <w:bookmarkEnd w:id="17"/>
+      <w:bookmarkEnd w:id="16"/>
     </w:p>
     <w:p>
       <w:pPr>
@@ -4855,7 +5347,7 @@
           <w:noProof/>
         </w:rPr>
         <w:drawing>
-          <wp:anchor distT="0" distB="0" distL="114300" distR="114300" simplePos="0" relativeHeight="251679744" behindDoc="1" locked="0" layoutInCell="1" allowOverlap="1" wp14:anchorId="7D93E827">
+          <wp:anchor distT="0" distB="0" distL="114300" distR="114300" simplePos="0" relativeHeight="251679744" behindDoc="1" locked="0" layoutInCell="1" allowOverlap="1" wp14:anchorId="7D93E827" wp14:editId="4CE45C78">
             <wp:simplePos x="0" y="0"/>
             <wp:positionH relativeFrom="column">
               <wp:posOffset>4367530</wp:posOffset>
@@ -4945,7 +5437,7 @@
           <w:noProof/>
         </w:rPr>
         <w:drawing>
-          <wp:anchor distT="0" distB="0" distL="114300" distR="114300" simplePos="0" relativeHeight="251680768" behindDoc="1" locked="0" layoutInCell="1" allowOverlap="1" wp14:anchorId="09EFABB0">
+          <wp:anchor distT="0" distB="0" distL="114300" distR="114300" simplePos="0" relativeHeight="251680768" behindDoc="1" locked="0" layoutInCell="1" allowOverlap="1" wp14:anchorId="09EFABB0" wp14:editId="6FBC51C4">
             <wp:simplePos x="0" y="0"/>
             <wp:positionH relativeFrom="margin">
               <wp:posOffset>4238625</wp:posOffset>
@@ -5035,7 +5527,7 @@
           <w:noProof/>
         </w:rPr>
         <w:drawing>
-          <wp:anchor distT="0" distB="0" distL="114300" distR="114300" simplePos="0" relativeHeight="251681792" behindDoc="1" locked="0" layoutInCell="1" allowOverlap="1" wp14:anchorId="7BC2BE2F">
+          <wp:anchor distT="0" distB="0" distL="114300" distR="114300" simplePos="0" relativeHeight="251681792" behindDoc="1" locked="0" layoutInCell="1" allowOverlap="1" wp14:anchorId="7BC2BE2F" wp14:editId="2699B4CE">
             <wp:simplePos x="0" y="0"/>
             <wp:positionH relativeFrom="margin">
               <wp:align>right</wp:align>
@@ -5156,7 +5648,7 @@
           <w:noProof/>
         </w:rPr>
         <w:drawing>
-          <wp:anchor distT="0" distB="0" distL="114300" distR="114300" simplePos="0" relativeHeight="251682816" behindDoc="1" locked="0" layoutInCell="1" allowOverlap="1" wp14:anchorId="272CF569">
+          <wp:anchor distT="0" distB="0" distL="114300" distR="114300" simplePos="0" relativeHeight="251682816" behindDoc="1" locked="0" layoutInCell="1" allowOverlap="1" wp14:anchorId="272CF569" wp14:editId="71BA0C30">
             <wp:simplePos x="0" y="0"/>
             <wp:positionH relativeFrom="column">
               <wp:posOffset>3977005</wp:posOffset>
@@ -5261,7 +5753,7 @@
           <w:noProof/>
         </w:rPr>
         <w:drawing>
-          <wp:anchor distT="0" distB="0" distL="114300" distR="114300" simplePos="0" relativeHeight="251683840" behindDoc="1" locked="0" layoutInCell="1" allowOverlap="1" wp14:anchorId="0F7B095D">
+          <wp:anchor distT="0" distB="0" distL="114300" distR="114300" simplePos="0" relativeHeight="251683840" behindDoc="1" locked="0" layoutInCell="1" allowOverlap="1" wp14:anchorId="0F7B095D" wp14:editId="097286FA">
             <wp:simplePos x="0" y="0"/>
             <wp:positionH relativeFrom="column">
               <wp:posOffset>4443730</wp:posOffset>
@@ -5361,7 +5853,7 @@
         </w:rPr>
         <w:lastRenderedPageBreak/>
         <w:drawing>
-          <wp:anchor distT="0" distB="0" distL="114300" distR="114300" simplePos="0" relativeHeight="251684864" behindDoc="1" locked="0" layoutInCell="1" allowOverlap="1" wp14:anchorId="38A1EFF3">
+          <wp:anchor distT="0" distB="0" distL="114300" distR="114300" simplePos="0" relativeHeight="251684864" behindDoc="1" locked="0" layoutInCell="1" allowOverlap="1" wp14:anchorId="38A1EFF3" wp14:editId="09B0C9EA">
             <wp:simplePos x="0" y="0"/>
             <wp:positionH relativeFrom="column">
               <wp:posOffset>4091305</wp:posOffset>
@@ -5450,7 +5942,7 @@
           <w:noProof/>
         </w:rPr>
         <w:drawing>
-          <wp:anchor distT="0" distB="0" distL="114300" distR="114300" simplePos="0" relativeHeight="251685888" behindDoc="1" locked="0" layoutInCell="1" allowOverlap="1" wp14:anchorId="3C383F83">
+          <wp:anchor distT="0" distB="0" distL="114300" distR="114300" simplePos="0" relativeHeight="251685888" behindDoc="1" locked="0" layoutInCell="1" allowOverlap="1" wp14:anchorId="3C383F83" wp14:editId="5E3EC61C">
             <wp:simplePos x="0" y="0"/>
             <wp:positionH relativeFrom="margin">
               <wp:align>right</wp:align>
@@ -5542,7 +6034,7 @@
           <w:noProof/>
         </w:rPr>
         <w:drawing>
-          <wp:anchor distT="0" distB="0" distL="114300" distR="114300" simplePos="0" relativeHeight="251686912" behindDoc="1" locked="0" layoutInCell="1" allowOverlap="1" wp14:anchorId="5B282ECB">
+          <wp:anchor distT="0" distB="0" distL="114300" distR="114300" simplePos="0" relativeHeight="251686912" behindDoc="1" locked="0" layoutInCell="1" allowOverlap="1" wp14:anchorId="5B282ECB" wp14:editId="2943118A">
             <wp:simplePos x="0" y="0"/>
             <wp:positionH relativeFrom="margin">
               <wp:posOffset>4843780</wp:posOffset>
@@ -5654,7 +6146,7 @@
           <w:noProof/>
         </w:rPr>
         <w:drawing>
-          <wp:anchor distT="0" distB="0" distL="114300" distR="114300" simplePos="0" relativeHeight="251687936" behindDoc="1" locked="0" layoutInCell="1" allowOverlap="1" wp14:anchorId="35C8B8DE">
+          <wp:anchor distT="0" distB="0" distL="114300" distR="114300" simplePos="0" relativeHeight="251687936" behindDoc="1" locked="0" layoutInCell="1" allowOverlap="1" wp14:anchorId="35C8B8DE" wp14:editId="64F76B03">
             <wp:simplePos x="0" y="0"/>
             <wp:positionH relativeFrom="margin">
               <wp:align>right</wp:align>
@@ -5738,7 +6230,7 @@
           <w:noProof/>
         </w:rPr>
         <w:drawing>
-          <wp:anchor distT="0" distB="0" distL="114300" distR="114300" simplePos="0" relativeHeight="251688960" behindDoc="1" locked="0" layoutInCell="1" allowOverlap="1" wp14:anchorId="2DB0BF23">
+          <wp:anchor distT="0" distB="0" distL="114300" distR="114300" simplePos="0" relativeHeight="251688960" behindDoc="1" locked="0" layoutInCell="1" allowOverlap="1" wp14:anchorId="2DB0BF23" wp14:editId="0799F1E7">
             <wp:simplePos x="0" y="0"/>
             <wp:positionH relativeFrom="margin">
               <wp:align>right</wp:align>
@@ -5827,7 +6319,7 @@
         </w:rPr>
         <w:lastRenderedPageBreak/>
         <w:drawing>
-          <wp:anchor distT="0" distB="0" distL="114300" distR="114300" simplePos="0" relativeHeight="251689984" behindDoc="1" locked="0" layoutInCell="1" allowOverlap="1" wp14:anchorId="306C781E">
+          <wp:anchor distT="0" distB="0" distL="114300" distR="114300" simplePos="0" relativeHeight="251689984" behindDoc="1" locked="0" layoutInCell="1" allowOverlap="1" wp14:anchorId="306C781E" wp14:editId="37E1D554">
             <wp:simplePos x="0" y="0"/>
             <wp:positionH relativeFrom="margin">
               <wp:posOffset>4219575</wp:posOffset>
@@ -5929,25 +6421,48 @@
       <w:pPr>
         <w:pStyle w:val="Cmsor2"/>
       </w:pPr>
-      <w:bookmarkStart w:id="18" w:name="_Toc228183283"/>
+      <w:bookmarkStart w:id="17" w:name="_Toc228214038"/>
       <w:r>
         <w:lastRenderedPageBreak/>
         <w:t>3D nyomatatott sorompó</w:t>
       </w:r>
-      <w:bookmarkEnd w:id="18"/>
+      <w:bookmarkEnd w:id="17"/>
     </w:p>
     <w:p/>
-    <w:p/>
-    <w:p/>
-    <w:p/>
-    <w:p/>
+    <w:p>
+      <w:pPr>
+        <w:jc w:val="both"/>
+      </w:pPr>
+      <w:r>
+        <w:t xml:space="preserve">A vizsgaremekünkhöz tartozó hardveres komponensekhez készítettünk egy 3D nyomtató segítségével egy sorompót, amely a vizsgaremekünk vizuális eleme. Ha a szerkezet fedeléhez érintjük az </w:t>
+      </w:r>
+      <w:proofErr w:type="spellStart"/>
+      <w:r>
+        <w:t>nfc</w:t>
+      </w:r>
+      <w:proofErr w:type="spellEnd"/>
+      <w:r>
+        <w:t xml:space="preserve"> kártyát a sorompó automatikusan felnyílik, ezzel egy valós szituációt megjelenítve.</w:t>
+      </w:r>
+      <w:r>
+        <w:t xml:space="preserve"> A tervek a </w:t>
+      </w:r>
+      <w:proofErr w:type="spellStart"/>
+      <w:r>
+        <w:t>ThinkerCad</w:t>
+      </w:r>
+      <w:proofErr w:type="spellEnd"/>
+      <w:r>
+        <w:t xml:space="preserve"> programban készültek, és Martin 3D nyomtatójával kerültek kinyomtatásra.</w:t>
+      </w:r>
+    </w:p>
     <w:p>
       <w:r>
         <w:rPr>
           <w:noProof/>
         </w:rPr>
         <w:drawing>
-          <wp:inline distT="0" distB="0" distL="0" distR="0">
+          <wp:inline distT="0" distB="0" distL="0" distR="0" wp14:anchorId="6DC1CA02" wp14:editId="3E6FAE68">
             <wp:extent cx="5748655" cy="2719070"/>
             <wp:effectExtent l="0" t="0" r="4445" b="5080"/>
             <wp:docPr id="43" name="Kép 43"/>
@@ -6003,34 +6518,34 @@
       <w:pPr>
         <w:pStyle w:val="Cmsor2"/>
       </w:pPr>
-      <w:bookmarkStart w:id="19" w:name="_Toc228183284"/>
+      <w:bookmarkStart w:id="18" w:name="_Toc228214039"/>
       <w:r>
         <w:lastRenderedPageBreak/>
         <w:t>Egyedi algoritmusok a weboldalon</w:t>
       </w:r>
+      <w:bookmarkEnd w:id="18"/>
+    </w:p>
+    <w:p>
+      <w:pPr>
+        <w:spacing w:before="120"/>
+      </w:pPr>
+      <w:r>
+        <w:t>Itt részletezzük a proparking.hu oldalon lévő funkciót működését.</w:t>
+      </w:r>
+    </w:p>
+    <w:p>
+      <w:pPr>
+        <w:pStyle w:val="Cmsor3"/>
+      </w:pPr>
+      <w:bookmarkStart w:id="19" w:name="_Toc228214040"/>
+      <w:r>
+        <w:t xml:space="preserve">E-mail küldés az </w:t>
+      </w:r>
+      <w:proofErr w:type="spellStart"/>
+      <w:r>
+        <w:t>adminnak</w:t>
+      </w:r>
       <w:bookmarkEnd w:id="19"/>
-    </w:p>
-    <w:p>
-      <w:pPr>
-        <w:spacing w:before="120"/>
-      </w:pPr>
-      <w:r>
-        <w:t>Itt részletezzük a proparking.hu oldalon lévő funkciót működését.</w:t>
-      </w:r>
-    </w:p>
-    <w:p>
-      <w:pPr>
-        <w:pStyle w:val="Cmsor3"/>
-      </w:pPr>
-      <w:bookmarkStart w:id="20" w:name="_Toc228183285"/>
-      <w:r>
-        <w:t xml:space="preserve">E-mail küldés az </w:t>
-      </w:r>
-      <w:proofErr w:type="spellStart"/>
-      <w:r>
-        <w:t>adminnak</w:t>
-      </w:r>
-      <w:bookmarkEnd w:id="20"/>
       <w:proofErr w:type="spellEnd"/>
     </w:p>
     <w:p>
@@ -6116,6 +6631,7 @@
         <w:t xml:space="preserve">. A </w:t>
       </w:r>
       <w:proofErr w:type="spellStart"/>
+      <w:proofErr w:type="gramStart"/>
       <w:r>
         <w:rPr>
           <w:u w:val="single"/>
@@ -6123,6 +6639,7 @@
         <w:t>name</w:t>
       </w:r>
       <w:proofErr w:type="spellEnd"/>
+      <w:proofErr w:type="gramEnd"/>
       <w:r>
         <w:t xml:space="preserve"> illetve az </w:t>
       </w:r>
@@ -6144,13 +6661,35 @@
       </w:r>
       <w:proofErr w:type="spellEnd"/>
       <w:r>
-        <w:t xml:space="preserve"> változóban eltároljuk az üzenni kívánt e-mail tartalmát amit a későbbiekben a </w:t>
+        <w:t xml:space="preserve"> változóban eltároljuk az üzenni kívánt e-mail </w:t>
+      </w:r>
+      <w:proofErr w:type="gramStart"/>
+      <w:r>
+        <w:t>tartalmát</w:t>
+      </w:r>
+      <w:proofErr w:type="gramEnd"/>
+      <w:r>
+        <w:t xml:space="preserve"> amit a későbbiekben a </w:t>
       </w:r>
       <w:r>
         <w:rPr>
           <w:b/>
         </w:rPr>
-        <w:t>„@mail($</w:t>
+        <w:t>„@</w:t>
+      </w:r>
+      <w:proofErr w:type="gramStart"/>
+      <w:r>
+        <w:rPr>
+          <w:b/>
+        </w:rPr>
+        <w:t>mail(</w:t>
+      </w:r>
+      <w:proofErr w:type="gramEnd"/>
+      <w:r>
+        <w:rPr>
+          <w:b/>
+        </w:rPr>
+        <w:t>$</w:t>
       </w:r>
       <w:proofErr w:type="spellStart"/>
       <w:r>
@@ -6278,12 +6817,12 @@
       <w:pPr>
         <w:pStyle w:val="Cmsor3"/>
       </w:pPr>
-      <w:bookmarkStart w:id="21" w:name="_Toc228183286"/>
+      <w:bookmarkStart w:id="20" w:name="_Toc228214041"/>
       <w:r>
         <w:lastRenderedPageBreak/>
         <w:t>E-mail küldés a felhasználónak</w:t>
       </w:r>
-      <w:bookmarkEnd w:id="21"/>
+      <w:bookmarkEnd w:id="20"/>
     </w:p>
     <w:p>
       <w:pPr>
@@ -6418,7 +6957,15 @@
       </w:r>
       <w:proofErr w:type="spellEnd"/>
       <w:r>
-        <w:t xml:space="preserve"> változóban eltároljuk az üzenni kívánt e-mail tartalmát amit a későbbiekben a </w:t>
+        <w:t xml:space="preserve"> változóban eltároljuk az üzenni kívánt e-mail </w:t>
+      </w:r>
+      <w:proofErr w:type="gramStart"/>
+      <w:r>
+        <w:t>tartalmát</w:t>
+      </w:r>
+      <w:proofErr w:type="gramEnd"/>
+      <w:r>
+        <w:t xml:space="preserve"> amit a későbbiekben a </w:t>
       </w:r>
       <w:r>
         <w:t>„</w:t>
@@ -6427,13 +6974,27 @@
         <w:rPr>
           <w:b/>
         </w:rPr>
-        <w:t>@mail($email, $</w:t>
-      </w:r>
-      <w:proofErr w:type="spellStart"/>
+        <w:t>@</w:t>
+      </w:r>
+      <w:proofErr w:type="gramStart"/>
       <w:r>
         <w:rPr>
           <w:b/>
         </w:rPr>
+        <w:t>mail(</w:t>
+      </w:r>
+      <w:proofErr w:type="gramEnd"/>
+      <w:r>
+        <w:rPr>
+          <w:b/>
+        </w:rPr>
+        <w:t>$email, $</w:t>
+      </w:r>
+      <w:proofErr w:type="spellStart"/>
+      <w:r>
+        <w:rPr>
+          <w:b/>
+        </w:rPr>
         <w:t>subjectUser</w:t>
       </w:r>
       <w:proofErr w:type="spellEnd"/>
@@ -6465,6 +7026,7 @@
         <w:t>headersUser</w:t>
       </w:r>
       <w:proofErr w:type="spellEnd"/>
+      <w:proofErr w:type="gramStart"/>
       <w:r>
         <w:rPr>
           <w:b/>
@@ -6478,7 +7040,11 @@
         <w:t>”</w:t>
       </w:r>
       <w:r>
-        <w:t>metódussal küldünk el. Ez a metódus tartalmazza az e-mail címzettjét, a levél tárgyát, a levél tartalmát, illetve a fej- és láblécet.</w:t>
+        <w:t>metódussal</w:t>
+      </w:r>
+      <w:proofErr w:type="gramEnd"/>
+      <w:r>
+        <w:t xml:space="preserve"> küldünk el. Ez a metódus tartalmazza az e-mail címzettjét, a levél tárgyát, a levél tartalmát, illetve a fej- és láblécet.</w:t>
       </w:r>
     </w:p>
     <w:p>
@@ -6498,12 +7064,12 @@
       <w:pPr>
         <w:pStyle w:val="Cmsor3"/>
       </w:pPr>
-      <w:bookmarkStart w:id="22" w:name="_Toc228183287"/>
+      <w:bookmarkStart w:id="21" w:name="_Toc228214042"/>
       <w:r>
         <w:lastRenderedPageBreak/>
         <w:t>E-mail küldés előkészítése</w:t>
       </w:r>
-      <w:bookmarkEnd w:id="22"/>
+      <w:bookmarkEnd w:id="21"/>
     </w:p>
     <w:p>
       <w:pPr>
@@ -6515,7 +7081,7 @@
           <w:noProof/>
         </w:rPr>
         <w:drawing>
-          <wp:anchor distT="0" distB="0" distL="114300" distR="114300" simplePos="0" relativeHeight="251692032" behindDoc="1" locked="0" layoutInCell="1" allowOverlap="1" wp14:anchorId="214131D2">
+          <wp:anchor distT="0" distB="0" distL="114300" distR="114300" simplePos="0" relativeHeight="251692032" behindDoc="1" locked="0" layoutInCell="1" allowOverlap="1" wp14:anchorId="214131D2" wp14:editId="5D829309">
             <wp:simplePos x="0" y="0"/>
             <wp:positionH relativeFrom="margin">
               <wp:align>center</wp:align>
@@ -6622,7 +7188,15 @@
         <w:t xml:space="preserve"> változó segítségével a felhaszná</w:t>
       </w:r>
       <w:r>
-        <w:t>ló e-mail címét amelyre küldjük a választ.</w:t>
+        <w:t xml:space="preserve">ló e-mail </w:t>
+      </w:r>
+      <w:proofErr w:type="gramStart"/>
+      <w:r>
+        <w:t>címét</w:t>
+      </w:r>
+      <w:proofErr w:type="gramEnd"/>
+      <w:r>
+        <w:t xml:space="preserve"> amelyre küldjük a választ.</w:t>
       </w:r>
       <w:r>
         <w:t xml:space="preserve"> A </w:t>
@@ -6636,7 +7210,15 @@
       </w:r>
       <w:proofErr w:type="spellEnd"/>
       <w:r>
-        <w:t xml:space="preserve"> változóhoz pedig a szükséges az e-mail elküldéséhez szükséges HTML kódokat illetve az </w:t>
+        <w:t xml:space="preserve"> változóhoz pedig a szükséges az e-mail elküldéséhez szükséges HTML </w:t>
+      </w:r>
+      <w:proofErr w:type="gramStart"/>
+      <w:r>
+        <w:t>kódokat</w:t>
+      </w:r>
+      <w:proofErr w:type="gramEnd"/>
+      <w:r>
+        <w:t xml:space="preserve"> illetve az </w:t>
       </w:r>
       <w:proofErr w:type="spellStart"/>
       <w:r>
@@ -6668,12 +7250,12 @@
       <w:pPr>
         <w:pStyle w:val="Cmsor3"/>
       </w:pPr>
-      <w:bookmarkStart w:id="23" w:name="_Toc228183288"/>
+      <w:bookmarkStart w:id="22" w:name="_Toc228214043"/>
       <w:r>
         <w:lastRenderedPageBreak/>
         <w:t>Vélemények feldolgozása és mentése az adatbázisba</w:t>
       </w:r>
-      <w:bookmarkEnd w:id="23"/>
+      <w:bookmarkEnd w:id="22"/>
     </w:p>
     <w:p>
       <w:pPr>
@@ -6692,7 +7274,23 @@
       </w:r>
       <w:proofErr w:type="spellEnd"/>
       <w:r>
-        <w:t xml:space="preserve"> ágban ellenőrizzük azt, hogy POST kéréssel lett e elküldve, valamint, hogy létezik e a </w:t>
+        <w:t xml:space="preserve"> ágban ellenőrizzük azt, hogy POST kéréssel </w:t>
+      </w:r>
+      <w:proofErr w:type="gramStart"/>
+      <w:r>
+        <w:t>lett e</w:t>
+      </w:r>
+      <w:proofErr w:type="gramEnd"/>
+      <w:r>
+        <w:t xml:space="preserve"> elküldve, valamint, hogy </w:t>
+      </w:r>
+      <w:proofErr w:type="gramStart"/>
+      <w:r>
+        <w:t>létezik e</w:t>
+      </w:r>
+      <w:proofErr w:type="gramEnd"/>
+      <w:r>
+        <w:t xml:space="preserve"> a </w:t>
       </w:r>
       <w:proofErr w:type="spellStart"/>
       <w:r>
@@ -6752,7 +7350,15 @@
         <w:t>változókban</w:t>
       </w:r>
       <w:r>
-        <w:t xml:space="preserve"> kerül mentésre a véleményt adó neve, az általa megadott csillagok számát illetve kommentjét. A </w:t>
+        <w:t xml:space="preserve"> kerül mentésre a véleményt adó neve, az általa megadott csillagok </w:t>
+      </w:r>
+      <w:proofErr w:type="gramStart"/>
+      <w:r>
+        <w:t>számát</w:t>
+      </w:r>
+      <w:proofErr w:type="gramEnd"/>
+      <w:r>
+        <w:t xml:space="preserve"> illetve kommentjét. A </w:t>
       </w:r>
       <w:proofErr w:type="spellStart"/>
       <w:r>
@@ -6774,7 +7380,15 @@
       </w:r>
       <w:proofErr w:type="spellEnd"/>
       <w:r>
-        <w:t xml:space="preserve"> metódusok segítségével pedig levesszük a felesleges szóközöket illetve XSS metódusok elleni védelemmel látjuk el, ezáltal HTML kódok sem futnak le.</w:t>
+        <w:t xml:space="preserve"> metódusok segítségével pedig levesszük a felesleges </w:t>
+      </w:r>
+      <w:proofErr w:type="gramStart"/>
+      <w:r>
+        <w:t>szóközöket</w:t>
+      </w:r>
+      <w:proofErr w:type="gramEnd"/>
+      <w:r>
+        <w:t xml:space="preserve"> illetve XSS metódusok elleni védelemmel látjuk el, ezáltal HTML kódok sem futnak le.</w:t>
       </w:r>
       <w:r>
         <w:t xml:space="preserve"> A csillag változónál lévő </w:t>
@@ -6814,7 +7428,15 @@
       </w:r>
       <w:proofErr w:type="spellEnd"/>
       <w:r>
-        <w:t xml:space="preserve"> ágban ha a </w:t>
+        <w:t xml:space="preserve"> </w:t>
+      </w:r>
+      <w:proofErr w:type="gramStart"/>
+      <w:r>
+        <w:t>ágban</w:t>
+      </w:r>
+      <w:proofErr w:type="gramEnd"/>
+      <w:r>
+        <w:t xml:space="preserve"> ha a </w:t>
       </w:r>
       <w:proofErr w:type="spellStart"/>
       <w:r>
@@ -6825,7 +7447,15 @@
       </w:r>
       <w:proofErr w:type="spellEnd"/>
       <w:r>
-        <w:t xml:space="preserve"> változó nem üres, a csillagok száma 1 és 5 között van illetve a </w:t>
+        <w:t xml:space="preserve"> változó nem üres, a csillagok száma 1 és 5 között </w:t>
+      </w:r>
+      <w:proofErr w:type="gramStart"/>
+      <w:r>
+        <w:t>van</w:t>
+      </w:r>
+      <w:proofErr w:type="gramEnd"/>
+      <w:r>
+        <w:t xml:space="preserve"> illetve a </w:t>
       </w:r>
       <w:r>
         <w:rPr>
@@ -6865,7 +7495,15 @@
       </w:r>
       <w:proofErr w:type="spellEnd"/>
       <w:r>
-        <w:t xml:space="preserve"> törzsében megpróbáljuk feltölteni a kódot az adatbázis megfelelő táblájába illetve rekordjaiba</w:t>
+        <w:t xml:space="preserve"> törzsében megpróbáljuk feltölteni a kódot az adatbázis megfelelő </w:t>
+      </w:r>
+      <w:proofErr w:type="gramStart"/>
+      <w:r>
+        <w:t>táblájába</w:t>
+      </w:r>
+      <w:proofErr w:type="gramEnd"/>
+      <w:r>
+        <w:t xml:space="preserve"> illetve rekordjaiba</w:t>
       </w:r>
       <w:r>
         <w:t>, e</w:t>
@@ -6887,7 +7525,15 @@
       </w:r>
       <w:proofErr w:type="spellEnd"/>
       <w:r>
-        <w:t xml:space="preserve"> ág lép életbe ahol a </w:t>
+        <w:t xml:space="preserve"> ág lép </w:t>
+      </w:r>
+      <w:proofErr w:type="gramStart"/>
+      <w:r>
+        <w:t>életbe</w:t>
+      </w:r>
+      <w:proofErr w:type="gramEnd"/>
+      <w:r>
+        <w:t xml:space="preserve"> ahol a </w:t>
       </w:r>
       <w:proofErr w:type="spellStart"/>
       <w:r>
@@ -6973,7 +7619,7 @@
       <w:pPr>
         <w:pStyle w:val="Cmsor3"/>
       </w:pPr>
-      <w:bookmarkStart w:id="24" w:name="_Toc228183289"/>
+      <w:bookmarkStart w:id="23" w:name="_Toc228214044"/>
       <w:r>
         <w:lastRenderedPageBreak/>
         <w:t>Értékelési űrlap (</w:t>
@@ -6994,7 +7640,7 @@
       <w:r>
         <w:t>)</w:t>
       </w:r>
-      <w:bookmarkEnd w:id="24"/>
+      <w:bookmarkEnd w:id="23"/>
     </w:p>
     <w:p>
       <w:pPr>
@@ -7101,12 +7747,12 @@
       <w:pPr>
         <w:pStyle w:val="Cmsor3"/>
       </w:pPr>
-      <w:bookmarkStart w:id="25" w:name="_Toc228183290"/>
+      <w:bookmarkStart w:id="24" w:name="_Toc228214045"/>
       <w:r>
         <w:lastRenderedPageBreak/>
         <w:t>Kapcsolat felvételi szekció</w:t>
       </w:r>
-      <w:bookmarkEnd w:id="25"/>
+      <w:bookmarkEnd w:id="24"/>
     </w:p>
     <w:p>
       <w:pPr>
@@ -7133,7 +7779,7 @@
           <w:noProof/>
         </w:rPr>
         <w:drawing>
-          <wp:anchor distT="0" distB="0" distL="114300" distR="114300" simplePos="0" relativeHeight="251693056" behindDoc="1" locked="0" layoutInCell="1" allowOverlap="1" wp14:anchorId="709CEBC6">
+          <wp:anchor distT="0" distB="0" distL="114300" distR="114300" simplePos="0" relativeHeight="251693056" behindDoc="1" locked="0" layoutInCell="1" allowOverlap="1" wp14:anchorId="709CEBC6" wp14:editId="754FB681">
             <wp:simplePos x="0" y="0"/>
             <wp:positionH relativeFrom="margin">
               <wp:align>right</wp:align>
@@ -7231,6 +7877,7 @@
         </w:drawing>
       </w:r>
     </w:p>
+    <w:p/>
     <w:p>
       <w:r>
         <w:br w:type="page"/>
@@ -7238,17 +7885,38 @@
     </w:p>
     <w:p>
       <w:pPr>
+        <w:pStyle w:val="Cmsor2"/>
+      </w:pPr>
+      <w:bookmarkStart w:id="25" w:name="_Toc228214046"/>
+      <w:r>
+        <w:lastRenderedPageBreak/>
+        <w:t>A vizsgaremekünk során használt API</w:t>
+      </w:r>
+      <w:bookmarkEnd w:id="25"/>
+    </w:p>
+    <w:p>
+      <w:pPr>
+        <w:spacing w:before="240"/>
+      </w:pPr>
+    </w:p>
+    <w:p>
+      <w:r>
+        <w:br w:type="page"/>
+      </w:r>
+    </w:p>
+    <w:p/>
+    <w:p>
+      <w:pPr>
         <w:pStyle w:val="Cmsor1"/>
         <w:rPr>
           <w:highlight w:val="darkGreen"/>
         </w:rPr>
       </w:pPr>
-      <w:bookmarkStart w:id="26" w:name="_Toc228183291"/>
+      <w:bookmarkStart w:id="26" w:name="_Toc228214047"/>
       <w:r>
         <w:rPr>
           <w:highlight w:val="darkGreen"/>
         </w:rPr>
-        <w:lastRenderedPageBreak/>
         <w:t>F</w:t>
       </w:r>
       <w:r>
@@ -7275,7 +7943,7 @@
       <w:pPr>
         <w:pStyle w:val="Cmsor2"/>
       </w:pPr>
-      <w:bookmarkStart w:id="27" w:name="_Toc228183292"/>
+      <w:bookmarkStart w:id="27" w:name="_Toc228214048"/>
       <w:r>
         <w:t>Bejelentkezés/belépés/regisztráció folyamata</w:t>
       </w:r>
@@ -7296,7 +7964,7 @@
           <w:noProof/>
         </w:rPr>
         <w:drawing>
-          <wp:anchor distT="0" distB="0" distL="114300" distR="114300" simplePos="0" relativeHeight="251691008" behindDoc="1" locked="0" layoutInCell="1" allowOverlap="1" wp14:anchorId="3A578E13">
+          <wp:anchor distT="0" distB="0" distL="114300" distR="114300" simplePos="0" relativeHeight="251691008" behindDoc="1" locked="0" layoutInCell="1" allowOverlap="1" wp14:anchorId="3A578E13" wp14:editId="0E1964D5">
             <wp:simplePos x="0" y="0"/>
             <wp:positionH relativeFrom="page">
               <wp:posOffset>4422140</wp:posOffset>
@@ -7404,7 +8072,7 @@
       <w:pPr>
         <w:pStyle w:val="Cmsor2"/>
       </w:pPr>
-      <w:bookmarkStart w:id="28" w:name="_Toc228183293"/>
+      <w:bookmarkStart w:id="28" w:name="_Toc228214049"/>
       <w:r>
         <w:t>Rangrendszer és jogosultságok</w:t>
       </w:r>
@@ -7911,7 +8579,7 @@
       <w:pPr>
         <w:pStyle w:val="Cmsor2"/>
       </w:pPr>
-      <w:bookmarkStart w:id="29" w:name="_Toc228183294"/>
+      <w:bookmarkStart w:id="29" w:name="_Toc228214050"/>
       <w:r>
         <w:t>Értékelések és visszajelzések a főoldalon</w:t>
       </w:r>
@@ -7922,7 +8590,15 @@
         <w:spacing w:before="240" w:line="360" w:lineRule="auto"/>
       </w:pPr>
       <w:r>
-        <w:t>A fő (bemutató) oldal alján a felhasználók számára lehetőség a felhasználók számára lehetőség van a szolgáltatás értékelésére és a vélemény nyilvánításra.</w:t>
+        <w:t xml:space="preserve">A fő (bemutató) oldal alján a felhasználók számára lehetőség a felhasználók számára lehetőség van a szolgáltatás értékelésére és a </w:t>
+      </w:r>
+      <w:proofErr w:type="gramStart"/>
+      <w:r>
+        <w:t>vélemény nyilvánításra</w:t>
+      </w:r>
+      <w:proofErr w:type="gramEnd"/>
+      <w:r>
+        <w:t>.</w:t>
       </w:r>
     </w:p>
     <w:p>
@@ -7937,7 +8613,7 @@
       <w:pPr>
         <w:pStyle w:val="Cmsor2"/>
       </w:pPr>
-      <w:bookmarkStart w:id="30" w:name="_Toc228183295"/>
+      <w:bookmarkStart w:id="30" w:name="_Toc228214051"/>
       <w:r>
         <w:t>A főoldal menüsora</w:t>
       </w:r>
@@ -8026,7 +8702,7 @@
       <w:pPr>
         <w:pStyle w:val="Cmsor2"/>
       </w:pPr>
-      <w:bookmarkStart w:id="31" w:name="_Toc228183296"/>
+      <w:bookmarkStart w:id="31" w:name="_Toc228214052"/>
       <w:r>
         <w:t>Kapcsolat rovat a főoldalon</w:t>
       </w:r>
@@ -8049,7 +8725,7 @@
       <w:pPr>
         <w:pStyle w:val="Cmsor2"/>
       </w:pPr>
-      <w:bookmarkStart w:id="32" w:name="_Toc228183297"/>
+      <w:bookmarkStart w:id="32" w:name="_Toc228214053"/>
       <w:r>
         <w:lastRenderedPageBreak/>
         <w:t xml:space="preserve">Az </w:t>
@@ -8180,7 +8856,15 @@
         <w:t>Parkolási napló</w:t>
       </w:r>
       <w:r>
-        <w:t>: A parkolási naplóban 2 féleképpen tudunk szűrni a parkolásokra: a parkolás típusa (aktív/passzív) és dátum szerint is lehet szűrni. Amint leszűrtük a számunkra érdekes információkat, láthatjuk a részleteket a parkolásokkal kapcsolatban mint pl.: ID, Alkalmazott (neve), Parkolóhely, Érkezés és Távozás, A parkolás státusza (aktív/passzív), valamint Műveletek, amely segítségével kijelentkeztethetjük az éppen parkoló felhasználót.</w:t>
+        <w:t xml:space="preserve">: A parkolási naplóban 2 féleképpen tudunk szűrni a parkolásokra: a parkolás típusa (aktív/passzív) és dátum szerint is lehet szűrni. Amint leszűrtük a számunkra érdekes információkat, láthatjuk a részleteket a parkolásokkal </w:t>
+      </w:r>
+      <w:proofErr w:type="gramStart"/>
+      <w:r>
+        <w:t>kapcsolatban</w:t>
+      </w:r>
+      <w:proofErr w:type="gramEnd"/>
+      <w:r>
+        <w:t xml:space="preserve"> mint pl.: ID, Alkalmazott (neve), Parkolóhely, Érkezés és Távozás, A parkolás státusza (aktív/passzív), valamint Műveletek, amely segítségével kijelentkeztethetjük az éppen parkoló felhasználót.</w:t>
       </w:r>
     </w:p>
     <w:p>
@@ -8219,10 +8903,12 @@
         <w:t xml:space="preserve"> bejelentkezve megtudjuk az </w:t>
       </w:r>
       <w:proofErr w:type="spellStart"/>
+      <w:proofErr w:type="gramStart"/>
       <w:r>
         <w:t>adminok</w:t>
       </w:r>
       <w:proofErr w:type="spellEnd"/>
+      <w:proofErr w:type="gramEnd"/>
       <w:r>
         <w:t xml:space="preserve"> illetve szuper </w:t>
       </w:r>
@@ -8329,7 +9015,13 @@
         <w:t>Tevékenység Napló</w:t>
       </w:r>
       <w:r>
-        <w:t xml:space="preserve">: Itt látható az összes tevékenység amelyhez az </w:t>
+        <w:t>: Itt látható az összes tevékenység</w:t>
+      </w:r>
+      <w:r>
+        <w:t>,</w:t>
+      </w:r>
+      <w:r>
+        <w:t xml:space="preserve"> amelyhez az </w:t>
       </w:r>
       <w:proofErr w:type="spellStart"/>
       <w:r>
@@ -8341,70 +9033,222 @@
       </w:r>
     </w:p>
     <w:p>
-      <w:pPr>
-        <w:spacing w:before="240"/>
-      </w:pPr>
-    </w:p>
-    <w:p>
-      <w:pPr>
-        <w:spacing w:before="240"/>
-      </w:pPr>
-    </w:p>
-    <w:p>
-      <w:pPr>
-        <w:spacing w:before="240"/>
-      </w:pPr>
-    </w:p>
-    <w:p>
-      <w:pPr>
-        <w:spacing w:before="240"/>
-      </w:pPr>
-    </w:p>
-    <w:p>
-      <w:pPr>
-        <w:spacing w:before="240"/>
-      </w:pPr>
-    </w:p>
-    <w:p>
-      <w:pPr>
-        <w:spacing w:before="240"/>
-      </w:pPr>
-    </w:p>
-    <w:p>
-      <w:pPr>
-        <w:spacing w:before="240"/>
-      </w:pPr>
-    </w:p>
-    <w:p>
-      <w:pPr>
-        <w:spacing w:before="240"/>
-      </w:pPr>
-    </w:p>
-    <w:p>
-      <w:pPr>
-        <w:spacing w:before="240"/>
-      </w:pPr>
-    </w:p>
-    <w:p>
-      <w:pPr>
-        <w:spacing w:before="240"/>
-      </w:pPr>
-    </w:p>
-    <w:p>
-      <w:pPr>
-        <w:spacing w:before="240"/>
-      </w:pPr>
-    </w:p>
-    <w:p>
-      <w:pPr>
-        <w:spacing w:before="240"/>
-      </w:pPr>
-    </w:p>
-    <w:p>
-      <w:pPr>
-        <w:spacing w:before="240"/>
-      </w:pPr>
-    </w:p>
+      <w:r>
+        <w:br w:type="page"/>
+      </w:r>
+    </w:p>
+    <w:p>
+      <w:pPr>
+        <w:pStyle w:val="Cmsor2"/>
+      </w:pPr>
+      <w:bookmarkStart w:id="33" w:name="_Toc228214054"/>
+      <w:r>
+        <w:lastRenderedPageBreak/>
+        <w:t>A sorompónk használata</w:t>
+      </w:r>
+      <w:bookmarkEnd w:id="33"/>
+    </w:p>
+    <w:p>
+      <w:r>
+        <w:rPr>
+          <w:noProof/>
+        </w:rPr>
+        <w:drawing>
+          <wp:anchor distT="0" distB="0" distL="114300" distR="114300" simplePos="0" relativeHeight="251696128" behindDoc="0" locked="0" layoutInCell="1" allowOverlap="1" wp14:anchorId="1C01EF18" wp14:editId="767C4258">
+            <wp:simplePos x="0" y="0"/>
+            <wp:positionH relativeFrom="margin">
+              <wp:posOffset>1080654</wp:posOffset>
+            </wp:positionH>
+            <wp:positionV relativeFrom="paragraph">
+              <wp:posOffset>4375480</wp:posOffset>
+            </wp:positionV>
+            <wp:extent cx="2599983" cy="3467793"/>
+            <wp:effectExtent l="0" t="0" r="0" b="0"/>
+            <wp:wrapNone/>
+            <wp:docPr id="1912552670" name="Kép 9"/>
+            <wp:cNvGraphicFramePr>
+              <a:graphicFrameLocks xmlns:a="http://schemas.openxmlformats.org/drawingml/2006/main" noChangeAspect="1"/>
+            </wp:cNvGraphicFramePr>
+            <a:graphic xmlns:a="http://schemas.openxmlformats.org/drawingml/2006/main">
+              <a:graphicData uri="http://schemas.openxmlformats.org/drawingml/2006/picture">
+                <pic:pic xmlns:pic="http://schemas.openxmlformats.org/drawingml/2006/picture">
+                  <pic:nvPicPr>
+                    <pic:cNvPr id="0" name="Picture 6"/>
+                    <pic:cNvPicPr>
+                      <a:picLocks noChangeAspect="1" noChangeArrowheads="1"/>
+                    </pic:cNvPicPr>
+                  </pic:nvPicPr>
+                  <pic:blipFill>
+                    <a:blip r:embed="rId46" cstate="print">
+                      <a:extLst>
+                        <a:ext uri="{28A0092B-C50C-407E-A947-70E740481C1C}">
+                          <a14:useLocalDpi xmlns:a14="http://schemas.microsoft.com/office/drawing/2010/main" val="0"/>
+                        </a:ext>
+                      </a:extLst>
+                    </a:blip>
+                    <a:srcRect/>
+                    <a:stretch>
+                      <a:fillRect/>
+                    </a:stretch>
+                  </pic:blipFill>
+                  <pic:spPr bwMode="auto">
+                    <a:xfrm>
+                      <a:off x="0" y="0"/>
+                      <a:ext cx="2599983" cy="3467793"/>
+                    </a:xfrm>
+                    <a:prstGeom prst="rect">
+                      <a:avLst/>
+                    </a:prstGeom>
+                    <a:noFill/>
+                    <a:ln>
+                      <a:noFill/>
+                    </a:ln>
+                  </pic:spPr>
+                </pic:pic>
+              </a:graphicData>
+            </a:graphic>
+            <wp14:sizeRelH relativeFrom="margin">
+              <wp14:pctWidth>0</wp14:pctWidth>
+            </wp14:sizeRelH>
+            <wp14:sizeRelV relativeFrom="margin">
+              <wp14:pctHeight>0</wp14:pctHeight>
+            </wp14:sizeRelV>
+          </wp:anchor>
+        </w:drawing>
+      </w:r>
+      <w:r>
+        <w:rPr>
+          <w:noProof/>
+        </w:rPr>
+        <w:drawing>
+          <wp:anchor distT="0" distB="0" distL="114300" distR="114300" simplePos="0" relativeHeight="251695104" behindDoc="0" locked="0" layoutInCell="1" allowOverlap="1" wp14:anchorId="5E0C7938" wp14:editId="3EA5B778">
+            <wp:simplePos x="0" y="0"/>
+            <wp:positionH relativeFrom="margin">
+              <wp:posOffset>2178718</wp:posOffset>
+            </wp:positionH>
+            <wp:positionV relativeFrom="paragraph">
+              <wp:posOffset>699745</wp:posOffset>
+            </wp:positionV>
+            <wp:extent cx="2893800" cy="3859679"/>
+            <wp:effectExtent l="0" t="0" r="1905" b="7620"/>
+            <wp:wrapNone/>
+            <wp:docPr id="1890293182" name="Kép 8"/>
+            <wp:cNvGraphicFramePr>
+              <a:graphicFrameLocks xmlns:a="http://schemas.openxmlformats.org/drawingml/2006/main" noChangeAspect="1"/>
+            </wp:cNvGraphicFramePr>
+            <a:graphic xmlns:a="http://schemas.openxmlformats.org/drawingml/2006/main">
+              <a:graphicData uri="http://schemas.openxmlformats.org/drawingml/2006/picture">
+                <pic:pic xmlns:pic="http://schemas.openxmlformats.org/drawingml/2006/picture">
+                  <pic:nvPicPr>
+                    <pic:cNvPr id="0" name="Picture 5"/>
+                    <pic:cNvPicPr>
+                      <a:picLocks noChangeAspect="1" noChangeArrowheads="1"/>
+                    </pic:cNvPicPr>
+                  </pic:nvPicPr>
+                  <pic:blipFill>
+                    <a:blip r:embed="rId47" cstate="print">
+                      <a:extLst>
+                        <a:ext uri="{28A0092B-C50C-407E-A947-70E740481C1C}">
+                          <a14:useLocalDpi xmlns:a14="http://schemas.microsoft.com/office/drawing/2010/main" val="0"/>
+                        </a:ext>
+                      </a:extLst>
+                    </a:blip>
+                    <a:srcRect/>
+                    <a:stretch>
+                      <a:fillRect/>
+                    </a:stretch>
+                  </pic:blipFill>
+                  <pic:spPr bwMode="auto">
+                    <a:xfrm>
+                      <a:off x="0" y="0"/>
+                      <a:ext cx="2893800" cy="3859679"/>
+                    </a:xfrm>
+                    <a:prstGeom prst="rect">
+                      <a:avLst/>
+                    </a:prstGeom>
+                    <a:noFill/>
+                    <a:ln>
+                      <a:noFill/>
+                    </a:ln>
+                  </pic:spPr>
+                </pic:pic>
+              </a:graphicData>
+            </a:graphic>
+            <wp14:sizeRelH relativeFrom="margin">
+              <wp14:pctWidth>0</wp14:pctWidth>
+            </wp14:sizeRelH>
+            <wp14:sizeRelV relativeFrom="margin">
+              <wp14:pctHeight>0</wp14:pctHeight>
+            </wp14:sizeRelV>
+          </wp:anchor>
+        </w:drawing>
+      </w:r>
+      <w:r>
+        <w:rPr>
+          <w:noProof/>
+        </w:rPr>
+        <w:drawing>
+          <wp:anchor distT="0" distB="0" distL="114300" distR="114300" simplePos="0" relativeHeight="251694080" behindDoc="0" locked="0" layoutInCell="1" allowOverlap="1" wp14:anchorId="74074A02" wp14:editId="2C2FBE56">
+            <wp:simplePos x="0" y="0"/>
+            <wp:positionH relativeFrom="column">
+              <wp:posOffset>-644979</wp:posOffset>
+            </wp:positionH>
+            <wp:positionV relativeFrom="paragraph">
+              <wp:posOffset>831066</wp:posOffset>
+            </wp:positionV>
+            <wp:extent cx="2372360" cy="3164840"/>
+            <wp:effectExtent l="0" t="0" r="8890" b="0"/>
+            <wp:wrapNone/>
+            <wp:docPr id="289434792" name="Kép 7"/>
+            <wp:cNvGraphicFramePr>
+              <a:graphicFrameLocks xmlns:a="http://schemas.openxmlformats.org/drawingml/2006/main" noChangeAspect="1"/>
+            </wp:cNvGraphicFramePr>
+            <a:graphic xmlns:a="http://schemas.openxmlformats.org/drawingml/2006/main">
+              <a:graphicData uri="http://schemas.openxmlformats.org/drawingml/2006/picture">
+                <pic:pic xmlns:pic="http://schemas.openxmlformats.org/drawingml/2006/picture">
+                  <pic:nvPicPr>
+                    <pic:cNvPr id="0" name="Picture 4"/>
+                    <pic:cNvPicPr>
+                      <a:picLocks noChangeAspect="1" noChangeArrowheads="1"/>
+                    </pic:cNvPicPr>
+                  </pic:nvPicPr>
+                  <pic:blipFill>
+                    <a:blip r:embed="rId48" cstate="print">
+                      <a:extLst>
+                        <a:ext uri="{28A0092B-C50C-407E-A947-70E740481C1C}">
+                          <a14:useLocalDpi xmlns:a14="http://schemas.microsoft.com/office/drawing/2010/main" val="0"/>
+                        </a:ext>
+                      </a:extLst>
+                    </a:blip>
+                    <a:srcRect/>
+                    <a:stretch>
+                      <a:fillRect/>
+                    </a:stretch>
+                  </pic:blipFill>
+                  <pic:spPr bwMode="auto">
+                    <a:xfrm>
+                      <a:off x="0" y="0"/>
+                      <a:ext cx="2372360" cy="3164840"/>
+                    </a:xfrm>
+                    <a:prstGeom prst="rect">
+                      <a:avLst/>
+                    </a:prstGeom>
+                    <a:noFill/>
+                    <a:ln>
+                      <a:noFill/>
+                    </a:ln>
+                  </pic:spPr>
+                </pic:pic>
+              </a:graphicData>
+            </a:graphic>
+          </wp:anchor>
+        </w:drawing>
+      </w:r>
+      <w:r>
+        <w:br w:type="page"/>
+      </w:r>
+    </w:p>
+    <w:p/>
     <w:p>
       <w:pPr>
         <w:pStyle w:val="Cmsor1"/>
@@ -8412,25 +9256,56 @@
           <w:highlight w:val="darkGreen"/>
         </w:rPr>
       </w:pPr>
-      <w:bookmarkStart w:id="33" w:name="_Toc228183298"/>
+      <w:bookmarkStart w:id="34" w:name="_Toc228214055"/>
       <w:r>
         <w:rPr>
           <w:highlight w:val="darkGreen"/>
         </w:rPr>
-        <w:lastRenderedPageBreak/>
         <w:t>Összefoglalás</w:t>
       </w:r>
-      <w:bookmarkEnd w:id="33"/>
+      <w:bookmarkEnd w:id="34"/>
     </w:p>
     <w:p>
       <w:pPr>
         <w:pStyle w:val="Cmsor2"/>
-      </w:pPr>
-      <w:bookmarkStart w:id="34" w:name="_Toc228183299"/>
+        <w:spacing w:after="120"/>
+      </w:pPr>
+      <w:bookmarkStart w:id="35" w:name="_Toc228214056"/>
+      <w:r>
+        <w:t>Köszönet</w:t>
+      </w:r>
+      <w:r>
+        <w:t>nyilvánítás</w:t>
+      </w:r>
+      <w:bookmarkEnd w:id="35"/>
+    </w:p>
+    <w:p>
+      <w:pPr>
+        <w:spacing w:after="240"/>
+        <w:jc w:val="both"/>
+      </w:pPr>
+      <w:r>
+        <w:t>Szeretnénk megköszönni elsősorban a felkészítő tanárainknak az éveken át nyújtott szakmai segítséget, és a munkájukat, hiszen nélkülük nem csak a vizsgaremekünk nem sikerülhetett volna, hanem az érdeklődésünket sem tudnánk feltartani a szakmánk iránt. Név</w:t>
+      </w:r>
+      <w:r>
+        <w:t xml:space="preserve"> </w:t>
+      </w:r>
+      <w:r>
+        <w:t>szerint:</w:t>
+      </w:r>
+      <w:r>
+        <w:t xml:space="preserve"> Telek Andrea Tanárnőnek, Kovács László Bálint Tanár Úrnak, Fodor Péter Tanár úrnak a sok éves kitartó munkájukat.</w:t>
+      </w:r>
+    </w:p>
+    <w:p>
+      <w:pPr>
+        <w:pStyle w:val="Cmsor2"/>
+      </w:pPr>
+      <w:bookmarkStart w:id="36" w:name="_Toc228214057"/>
       <w:r>
         <w:t>A vége eredmény véleményezése</w:t>
       </w:r>
-      <w:bookmarkEnd w:id="34"/>
+      <w:bookmarkEnd w:id="36"/>
     </w:p>
     <w:p>
       <w:pPr>
@@ -8447,13 +9322,90 @@
         <w:jc w:val="both"/>
       </w:pPr>
       <w:r>
-        <w:t>Rengeteget tanultunk és fejlődtünk a folyamat során. Bár akadtak kihívások, ezek mind lehetőséget adtak a további javulásra. Eredetileg egy könnyen kezelhető parkoló oldalt szerettünk volna létrehozni, ahol mindenki egyszerűen tudja kezelni parkolásait. Néhány funkció azonban még nem teljesen kiforrott: ------------------------------------------------------------------------------------------------------------------------------------------------------------------------------ Ezek a kihívások további fejlődési lehetőséget jelentenek számunkra, és biztosak vagyunk benne, hogy a jövőben még jobbá tehetjük az oldalt.</w:t>
-      </w:r>
-    </w:p>
-    <w:p>
-      <w:pPr>
-        <w:spacing w:before="240" w:line="360" w:lineRule="auto"/>
-      </w:pPr>
+        <w:t>Rengeteget tanultunk és fejlődtünk a folyamat során. Bár akadtak kihívások, ezek mind lehetőséget adtak a további javulásra. Eredetileg egy könnyen kezelhető parkoló oldalt szerettünk volna létrehozni, ahol mindenki egyszerűen tudja kezelni parkolásait</w:t>
+      </w:r>
+      <w:r>
+        <w:t>, ám hamar rá kellett jönnünk, hogy egy egyszerű weblap nem lesz elég</w:t>
+      </w:r>
+      <w:r>
+        <w:t>.</w:t>
+      </w:r>
+      <w:r>
+        <w:t xml:space="preserve"> Az alap hardveres koncepció</w:t>
+      </w:r>
+      <w:r>
+        <w:t>,</w:t>
+      </w:r>
+      <w:r>
+        <w:t xml:space="preserve"> illetve a weblap mellé társult egy </w:t>
+      </w:r>
+      <w:proofErr w:type="spellStart"/>
+      <w:r>
+        <w:t>admin</w:t>
+      </w:r>
+      <w:proofErr w:type="spellEnd"/>
+      <w:r>
+        <w:t xml:space="preserve"> felület is,</w:t>
+      </w:r>
+      <w:r>
+        <w:t xml:space="preserve"> ezzel elég sok elvárásunkat kielégítve.</w:t>
+      </w:r>
+      <w:r>
+        <w:t xml:space="preserve"> Ezek a kihívások további fejlődési lehetőséget jelentenek számunkra, és biztosak vagyunk benne, hogy a jövőben még jobbá tehetjük az oldal</w:t>
+      </w:r>
+      <w:r>
+        <w:t>akat</w:t>
+      </w:r>
+      <w:r>
+        <w:t>,</w:t>
+      </w:r>
+      <w:r>
+        <w:t xml:space="preserve"> valamint a hardveres koncepciónkat is</w:t>
+      </w:r>
+      <w:r>
+        <w:t>.</w:t>
+      </w:r>
+    </w:p>
+    <w:p>
+      <w:pPr>
+        <w:pStyle w:val="Cmsor2"/>
+        <w:spacing w:after="120"/>
+      </w:pPr>
+      <w:bookmarkStart w:id="37" w:name="_Toc228214058"/>
+      <w:r>
+        <w:t>Fejlesztési lehetőségek</w:t>
+      </w:r>
+      <w:bookmarkEnd w:id="37"/>
+    </w:p>
+    <w:p>
+      <w:r>
+        <w:t>Az API felhasználása, valamint megvalósítása nem teljesen kiaknázott. Jelen állás szerint egy hőmérséklet/időjárás modul beépítésével megtudnánk mondani a mikrovezérlő segítségével is a pontos időjárást, hőmérsékletet. Ezt tervezzük a jövőben megvalósítani, érdekes projekt lenne számunkra.</w:t>
+      </w:r>
+    </w:p>
+    <w:p>
+      <w:r>
+        <w:t>Szeretnénk olyan API-</w:t>
+      </w:r>
+      <w:proofErr w:type="spellStart"/>
+      <w:r>
+        <w:t>kat</w:t>
+      </w:r>
+      <w:proofErr w:type="spellEnd"/>
+      <w:r>
+        <w:t xml:space="preserve"> is az oldalra feltenni</w:t>
+      </w:r>
+      <w:r>
+        <w:t>,</w:t>
+      </w:r>
+      <w:r>
+        <w:t xml:space="preserve"> amely segít a parkolások menedzselésében</w:t>
+      </w:r>
+      <w:r>
+        <w:t>,</w:t>
+      </w:r>
+      <w:r>
+        <w:t xml:space="preserve"> mint pl.: éppen parkoló autók száma, különböző statisztikák megjelenítése.</w:t>
+      </w:r>
     </w:p>
     <w:sectPr>
       <w:pgSz w:w="11906" w:h="16838"/>
@@ -8467,7 +9419,7 @@
 </file>
 
 <file path=word/endnotes.xml><?xml version="1.0" encoding="utf-8"?>
-<w:endnotes xmlns:wpc="http://schemas.microsoft.com/office/word/2010/wordprocessingCanvas" xmlns:cx="http://schemas.microsoft.com/office/drawing/2014/chartex" xmlns:cx1="http://schemas.microsoft.com/office/drawing/2015/9/8/chartex" xmlns:cx2="http://schemas.microsoft.com/office/drawing/2015/10/21/chartex" xmlns:cx3="http://schemas.microsoft.com/office/drawing/2016/5/9/chartex" xmlns:cx4="http://schemas.microsoft.com/office/drawing/2016/5/10/chartex" xmlns:cx5="http://schemas.microsoft.com/office/drawing/2016/5/11/chartex" xmlns:cx6="http://schemas.microsoft.com/office/drawing/2016/5/12/chartex" xmlns:cx7="http://schemas.microsoft.com/office/drawing/2016/5/13/chartex" xmlns:cx8="http://schemas.microsoft.com/office/drawing/2016/5/14/chartex" xmlns:mc="http://schemas.openxmlformats.org/markup-compatibility/2006" xmlns:aink="http://schemas.microsoft.com/office/drawing/2016/ink" xmlns:am3d="http://schemas.microsoft.com/office/drawing/2017/model3d" xmlns:o="urn:schemas-microsoft-com:office:office" xmlns:r="http://schemas.openxmlformats.org/officeDocument/2006/relationships" xmlns:m="http://schemas.openxmlformats.org/officeDocument/2006/math" xmlns:v="urn:schemas-microsoft-com:vml" xmlns:wp14="http://schemas.microsoft.com/office/word/2010/wordprocessingDrawing" xmlns:wp="http://schemas.openxmlformats.org/drawingml/2006/wordprocessingDrawing" xmlns:w10="urn:schemas-microsoft-com:office:word" xmlns:w="http://schemas.openxmlformats.org/wordprocessingml/2006/main" xmlns:w14="http://schemas.microsoft.com/office/word/2010/wordml" xmlns:w15="http://schemas.microsoft.com/office/word/2012/wordml" xmlns:w16cid="http://schemas.microsoft.com/office/word/2016/wordml/cid" xmlns:w16se="http://schemas.microsoft.com/office/word/2015/wordml/symex" xmlns:wpg="http://schemas.microsoft.com/office/word/2010/wordprocessingGroup" xmlns:wpi="http://schemas.microsoft.com/office/word/2010/wordprocessingInk" xmlns:wne="http://schemas.microsoft.com/office/word/2006/wordml" xmlns:wps="http://schemas.microsoft.com/office/word/2010/wordprocessingShape" mc:Ignorable="w14 w15 w16se w16cid wp14">
+<w:endnotes xmlns:wpc="http://schemas.microsoft.com/office/word/2010/wordprocessingCanvas" xmlns:cx="http://schemas.microsoft.com/office/drawing/2014/chartex" xmlns:cx1="http://schemas.microsoft.com/office/drawing/2015/9/8/chartex" xmlns:cx2="http://schemas.microsoft.com/office/drawing/2015/10/21/chartex" xmlns:cx3="http://schemas.microsoft.com/office/drawing/2016/5/9/chartex" xmlns:cx4="http://schemas.microsoft.com/office/drawing/2016/5/10/chartex" xmlns:cx5="http://schemas.microsoft.com/office/drawing/2016/5/11/chartex" xmlns:cx6="http://schemas.microsoft.com/office/drawing/2016/5/12/chartex" xmlns:cx7="http://schemas.microsoft.com/office/drawing/2016/5/13/chartex" xmlns:cx8="http://schemas.microsoft.com/office/drawing/2016/5/14/chartex" xmlns:mc="http://schemas.openxmlformats.org/markup-compatibility/2006" xmlns:aink="http://schemas.microsoft.com/office/drawing/2016/ink" xmlns:am3d="http://schemas.microsoft.com/office/drawing/2017/model3d" xmlns:o="urn:schemas-microsoft-com:office:office" xmlns:oel="http://schemas.microsoft.com/office/2019/extlst" xmlns:r="http://schemas.openxmlformats.org/officeDocument/2006/relationships" xmlns:m="http://schemas.openxmlformats.org/officeDocument/2006/math" xmlns:v="urn:schemas-microsoft-com:vml" xmlns:wp14="http://schemas.microsoft.com/office/word/2010/wordprocessingDrawing" xmlns:wp="http://schemas.openxmlformats.org/drawingml/2006/wordprocessingDrawing" xmlns:w10="urn:schemas-microsoft-com:office:word" xmlns:w="http://schemas.openxmlformats.org/wordprocessingml/2006/main" xmlns:w14="http://schemas.microsoft.com/office/word/2010/wordml" xmlns:w15="http://schemas.microsoft.com/office/word/2012/wordml" xmlns:w16cex="http://schemas.microsoft.com/office/word/2018/wordml/cex" xmlns:w16cid="http://schemas.microsoft.com/office/word/2016/wordml/cid" xmlns:w16="http://schemas.microsoft.com/office/word/2018/wordml" xmlns:w16du="http://schemas.microsoft.com/office/word/2023/wordml/word16du" xmlns:w16sdtdh="http://schemas.microsoft.com/office/word/2020/wordml/sdtdatahash" xmlns:w16sdtfl="http://schemas.microsoft.com/office/word/2024/wordml/sdtformatlock" xmlns:w16se="http://schemas.microsoft.com/office/word/2015/wordml/symex" xmlns:wpg="http://schemas.microsoft.com/office/word/2010/wordprocessingGroup" xmlns:wpi="http://schemas.microsoft.com/office/word/2010/wordprocessingInk" xmlns:wne="http://schemas.microsoft.com/office/word/2006/wordml" xmlns:wps="http://schemas.microsoft.com/office/word/2010/wordprocessingShape" mc:Ignorable="w14 w15 w16se w16cid w16 w16cex w16sdtdh w16sdtfl w16du wp14">
   <w:endnote w:type="separator" w:id="-1">
     <w:p>
       <w:pPr>
@@ -8492,7 +9444,7 @@
 </file>
 
 <file path=word/footer1.xml><?xml version="1.0" encoding="utf-8"?>
-<w:ftr xmlns:wpc="http://schemas.microsoft.com/office/word/2010/wordprocessingCanvas" xmlns:cx="http://schemas.microsoft.com/office/drawing/2014/chartex" xmlns:cx1="http://schemas.microsoft.com/office/drawing/2015/9/8/chartex" xmlns:cx2="http://schemas.microsoft.com/office/drawing/2015/10/21/chartex" xmlns:cx3="http://schemas.microsoft.com/office/drawing/2016/5/9/chartex" xmlns:cx4="http://schemas.microsoft.com/office/drawing/2016/5/10/chartex" xmlns:cx5="http://schemas.microsoft.com/office/drawing/2016/5/11/chartex" xmlns:cx6="http://schemas.microsoft.com/office/drawing/2016/5/12/chartex" xmlns:cx7="http://schemas.microsoft.com/office/drawing/2016/5/13/chartex" xmlns:cx8="http://schemas.microsoft.com/office/drawing/2016/5/14/chartex" xmlns:mc="http://schemas.openxmlformats.org/markup-compatibility/2006" xmlns:aink="http://schemas.microsoft.com/office/drawing/2016/ink" xmlns:am3d="http://schemas.microsoft.com/office/drawing/2017/model3d" xmlns:o="urn:schemas-microsoft-com:office:office" xmlns:r="http://schemas.openxmlformats.org/officeDocument/2006/relationships" xmlns:m="http://schemas.openxmlformats.org/officeDocument/2006/math" xmlns:v="urn:schemas-microsoft-com:vml" xmlns:wp14="http://schemas.microsoft.com/office/word/2010/wordprocessingDrawing" xmlns:wp="http://schemas.openxmlformats.org/drawingml/2006/wordprocessingDrawing" xmlns:w10="urn:schemas-microsoft-com:office:word" xmlns:w="http://schemas.openxmlformats.org/wordprocessingml/2006/main" xmlns:w14="http://schemas.microsoft.com/office/word/2010/wordml" xmlns:w15="http://schemas.microsoft.com/office/word/2012/wordml" xmlns:w16cid="http://schemas.microsoft.com/office/word/2016/wordml/cid" xmlns:w16se="http://schemas.microsoft.com/office/word/2015/wordml/symex" xmlns:wpg="http://schemas.microsoft.com/office/word/2010/wordprocessingGroup" xmlns:wpi="http://schemas.microsoft.com/office/word/2010/wordprocessingInk" xmlns:wne="http://schemas.microsoft.com/office/word/2006/wordml" xmlns:wps="http://schemas.microsoft.com/office/word/2010/wordprocessingShape" mc:Ignorable="w14 w15 w16se w16cid wp14">
+<w:ftr xmlns:wpc="http://schemas.microsoft.com/office/word/2010/wordprocessingCanvas" xmlns:cx="http://schemas.microsoft.com/office/drawing/2014/chartex" xmlns:cx1="http://schemas.microsoft.com/office/drawing/2015/9/8/chartex" xmlns:cx2="http://schemas.microsoft.com/office/drawing/2015/10/21/chartex" xmlns:cx3="http://schemas.microsoft.com/office/drawing/2016/5/9/chartex" xmlns:cx4="http://schemas.microsoft.com/office/drawing/2016/5/10/chartex" xmlns:cx5="http://schemas.microsoft.com/office/drawing/2016/5/11/chartex" xmlns:cx6="http://schemas.microsoft.com/office/drawing/2016/5/12/chartex" xmlns:cx7="http://schemas.microsoft.com/office/drawing/2016/5/13/chartex" xmlns:cx8="http://schemas.microsoft.com/office/drawing/2016/5/14/chartex" xmlns:mc="http://schemas.openxmlformats.org/markup-compatibility/2006" xmlns:aink="http://schemas.microsoft.com/office/drawing/2016/ink" xmlns:am3d="http://schemas.microsoft.com/office/drawing/2017/model3d" xmlns:o="urn:schemas-microsoft-com:office:office" xmlns:oel="http://schemas.microsoft.com/office/2019/extlst" xmlns:r="http://schemas.openxmlformats.org/officeDocument/2006/relationships" xmlns:m="http://schemas.openxmlformats.org/officeDocument/2006/math" xmlns:v="urn:schemas-microsoft-com:vml" xmlns:wp14="http://schemas.microsoft.com/office/word/2010/wordprocessingDrawing" xmlns:wp="http://schemas.openxmlformats.org/drawingml/2006/wordprocessingDrawing" xmlns:w10="urn:schemas-microsoft-com:office:word" xmlns:w="http://schemas.openxmlformats.org/wordprocessingml/2006/main" xmlns:w14="http://schemas.microsoft.com/office/word/2010/wordml" xmlns:w15="http://schemas.microsoft.com/office/word/2012/wordml" xmlns:w16cex="http://schemas.microsoft.com/office/word/2018/wordml/cex" xmlns:w16cid="http://schemas.microsoft.com/office/word/2016/wordml/cid" xmlns:w16="http://schemas.microsoft.com/office/word/2018/wordml" xmlns:w16du="http://schemas.microsoft.com/office/word/2023/wordml/word16du" xmlns:w16sdtdh="http://schemas.microsoft.com/office/word/2020/wordml/sdtdatahash" xmlns:w16sdtfl="http://schemas.microsoft.com/office/word/2024/wordml/sdtformatlock" xmlns:w16se="http://schemas.microsoft.com/office/word/2015/wordml/symex" xmlns:wpg="http://schemas.microsoft.com/office/word/2010/wordprocessingGroup" xmlns:wpi="http://schemas.microsoft.com/office/word/2010/wordprocessingInk" xmlns:wne="http://schemas.microsoft.com/office/word/2006/wordml" xmlns:wps="http://schemas.microsoft.com/office/word/2010/wordprocessingShape" mc:Ignorable="w14 w15 w16se w16cid w16 w16cex w16sdtdh w16sdtfl w16du wp14">
   <w:p>
     <w:pPr>
       <w:pStyle w:val="llb"/>
@@ -8505,7 +9457,7 @@
       <mc:AlternateContent>
         <mc:Choice Requires="wpg">
           <w:drawing>
-            <wp:anchor distT="0" distB="0" distL="0" distR="0" simplePos="0" relativeHeight="251660288" behindDoc="0" locked="0" layoutInCell="1" allowOverlap="1">
+            <wp:anchor distT="0" distB="0" distL="0" distR="0" simplePos="0" relativeHeight="251660288" behindDoc="0" locked="0" layoutInCell="1" allowOverlap="1" wp14:anchorId="157CBC42" wp14:editId="6D4EEC24">
               <wp:simplePos x="0" y="0"/>
               <wp:positionH relativeFrom="margin">
                 <wp:align>right</wp:align>
@@ -8678,7 +9630,7 @@
         </mc:Choice>
         <mc:Fallback>
           <w:pict>
-            <v:group id="Csoport 37" o:spid="_x0000_s1026" style="position:absolute;margin-left:416.8pt;margin-top:0;width:468pt;height:25.2pt;z-index:251660288;mso-width-percent:1000;mso-top-percent:200;mso-wrap-distance-left:0;mso-wrap-distance-right:0;mso-position-horizontal:right;mso-position-horizontal-relative:margin;mso-position-vertical-relative:bottom-margin-area;mso-width-percent:1000;mso-top-percent:200;mso-width-relative:margin;mso-height-relative:margin" coordsize="59626,3238" o:gfxdata="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">
+            <v:group w14:anchorId="157CBC42" id="Csoport 37" o:spid="_x0000_s1026" style="position:absolute;margin-left:416.8pt;margin-top:0;width:468pt;height:25.2pt;z-index:251660288;mso-width-percent:1000;mso-top-percent:200;mso-wrap-distance-left:0;mso-wrap-distance-right:0;mso-position-horizontal:right;mso-position-horizontal-relative:margin;mso-position-vertical-relative:bottom-margin-area;mso-width-percent:1000;mso-top-percent:200;mso-width-relative:margin;mso-height-relative:margin" coordsize="59626,3238" o:gfxdata="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">
               <v:rect id="Téglalap 38" o:spid="_x0000_s1027" style="position:absolute;left:190;width:59436;height:188;visibility:visible;mso-wrap-style:square;v-text-anchor:middle" o:gfxdata="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" fillcolor="black [3213]" stroked="f" strokeweight="1pt"/>
               <v:shapetype id="_x0000_t202" coordsize="21600,21600" o:spt="202" path="m,l,21600r21600,l21600,xe">
                 <v:stroke joinstyle="miter"/>
@@ -8745,7 +9697,7 @@
       <mc:AlternateContent>
         <mc:Choice Requires="wps">
           <w:drawing>
-            <wp:anchor distT="0" distB="0" distL="0" distR="0" simplePos="0" relativeHeight="251659264" behindDoc="0" locked="0" layoutInCell="1" allowOverlap="1">
+            <wp:anchor distT="0" distB="0" distL="0" distR="0" simplePos="0" relativeHeight="251659264" behindDoc="0" locked="0" layoutInCell="1" allowOverlap="1" wp14:anchorId="07C61BD0" wp14:editId="5625C26B">
               <wp:simplePos x="0" y="0"/>
               <wp:positionH relativeFrom="rightMargin">
                 <wp:align>left</wp:align>
@@ -8876,7 +9828,7 @@
         </mc:Choice>
         <mc:Fallback>
           <w:pict>
-            <v:rect id="Téglalap 40" o:spid="_x0000_s1029" style="position:absolute;margin-left:0;margin-top:0;width:36pt;height:25.2pt;z-index:251659264;visibility:visible;mso-wrap-style:square;mso-width-percent:0;mso-height-percent:0;mso-top-percent:200;mso-wrap-distance-left:0;mso-wrap-distance-top:0;mso-wrap-distance-right:0;mso-wrap-distance-bottom:0;mso-position-horizontal:left;mso-position-horizontal-relative:right-margin-area;mso-position-vertical-relative:bottom-margin-area;mso-width-percent:0;mso-height-percent:0;mso-top-percent:200;mso-width-relative:margin;mso-height-relative:margin;v-text-anchor:bottom" o:gfxdata="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" fillcolor="black [3213]" stroked="f" strokeweight="3pt">
+            <v:rect w14:anchorId="07C61BD0" id="Téglalap 40" o:spid="_x0000_s1029" style="position:absolute;margin-left:0;margin-top:0;width:36pt;height:25.2pt;z-index:251659264;visibility:visible;mso-wrap-style:square;mso-width-percent:0;mso-height-percent:0;mso-top-percent:200;mso-wrap-distance-left:0;mso-wrap-distance-top:0;mso-wrap-distance-right:0;mso-wrap-distance-bottom:0;mso-position-horizontal:left;mso-position-horizontal-relative:right-margin-area;mso-position-vertical-relative:bottom-margin-area;mso-width-percent:0;mso-height-percent:0;mso-top-percent:200;mso-width-relative:margin;mso-height-relative:margin;v-text-anchor:bottom" o:gfxdata="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" fillcolor="black [3213]" stroked="f" strokeweight="3pt">
               <v:textbox>
                 <w:txbxContent>
                   <w:p>
@@ -8942,7 +9894,7 @@
 </file>
 
 <file path=word/footnotes.xml><?xml version="1.0" encoding="utf-8"?>
-<w:footnotes xmlns:wpc="http://schemas.microsoft.com/office/word/2010/wordprocessingCanvas" xmlns:cx="http://schemas.microsoft.com/office/drawing/2014/chartex" xmlns:cx1="http://schemas.microsoft.com/office/drawing/2015/9/8/chartex" xmlns:cx2="http://schemas.microsoft.com/office/drawing/2015/10/21/chartex" xmlns:cx3="http://schemas.microsoft.com/office/drawing/2016/5/9/chartex" xmlns:cx4="http://schemas.microsoft.com/office/drawing/2016/5/10/chartex" xmlns:cx5="http://schemas.microsoft.com/office/drawing/2016/5/11/chartex" xmlns:cx6="http://schemas.microsoft.com/office/drawing/2016/5/12/chartex" xmlns:cx7="http://schemas.microsoft.com/office/drawing/2016/5/13/chartex" xmlns:cx8="http://schemas.microsoft.com/office/drawing/2016/5/14/chartex" xmlns:mc="http://schemas.openxmlformats.org/markup-compatibility/2006" xmlns:aink="http://schemas.microsoft.com/office/drawing/2016/ink" xmlns:am3d="http://schemas.microsoft.com/office/drawing/2017/model3d" xmlns:o="urn:schemas-microsoft-com:office:office" xmlns:r="http://schemas.openxmlformats.org/officeDocument/2006/relationships" xmlns:m="http://schemas.openxmlformats.org/officeDocument/2006/math" xmlns:v="urn:schemas-microsoft-com:vml" xmlns:wp14="http://schemas.microsoft.com/office/word/2010/wordprocessingDrawing" xmlns:wp="http://schemas.openxmlformats.org/drawingml/2006/wordprocessingDrawing" xmlns:w10="urn:schemas-microsoft-com:office:word" xmlns:w="http://schemas.openxmlformats.org/wordprocessingml/2006/main" xmlns:w14="http://schemas.microsoft.com/office/word/2010/wordml" xmlns:w15="http://schemas.microsoft.com/office/word/2012/wordml" xmlns:w16cid="http://schemas.microsoft.com/office/word/2016/wordml/cid" xmlns:w16se="http://schemas.microsoft.com/office/word/2015/wordml/symex" xmlns:wpg="http://schemas.microsoft.com/office/word/2010/wordprocessingGroup" xmlns:wpi="http://schemas.microsoft.com/office/word/2010/wordprocessingInk" xmlns:wne="http://schemas.microsoft.com/office/word/2006/wordml" xmlns:wps="http://schemas.microsoft.com/office/word/2010/wordprocessingShape" mc:Ignorable="w14 w15 w16se w16cid wp14">
+<w:footnotes xmlns:wpc="http://schemas.microsoft.com/office/word/2010/wordprocessingCanvas" xmlns:cx="http://schemas.microsoft.com/office/drawing/2014/chartex" xmlns:cx1="http://schemas.microsoft.com/office/drawing/2015/9/8/chartex" xmlns:cx2="http://schemas.microsoft.com/office/drawing/2015/10/21/chartex" xmlns:cx3="http://schemas.microsoft.com/office/drawing/2016/5/9/chartex" xmlns:cx4="http://schemas.microsoft.com/office/drawing/2016/5/10/chartex" xmlns:cx5="http://schemas.microsoft.com/office/drawing/2016/5/11/chartex" xmlns:cx6="http://schemas.microsoft.com/office/drawing/2016/5/12/chartex" xmlns:cx7="http://schemas.microsoft.com/office/drawing/2016/5/13/chartex" xmlns:cx8="http://schemas.microsoft.com/office/drawing/2016/5/14/chartex" xmlns:mc="http://schemas.openxmlformats.org/markup-compatibility/2006" xmlns:aink="http://schemas.microsoft.com/office/drawing/2016/ink" xmlns:am3d="http://schemas.microsoft.com/office/drawing/2017/model3d" xmlns:o="urn:schemas-microsoft-com:office:office" xmlns:oel="http://schemas.microsoft.com/office/2019/extlst" xmlns:r="http://schemas.openxmlformats.org/officeDocument/2006/relationships" xmlns:m="http://schemas.openxmlformats.org/officeDocument/2006/math" xmlns:v="urn:schemas-microsoft-com:vml" xmlns:wp14="http://schemas.microsoft.com/office/word/2010/wordprocessingDrawing" xmlns:wp="http://schemas.openxmlformats.org/drawingml/2006/wordprocessingDrawing" xmlns:w10="urn:schemas-microsoft-com:office:word" xmlns:w="http://schemas.openxmlformats.org/wordprocessingml/2006/main" xmlns:w14="http://schemas.microsoft.com/office/word/2010/wordml" xmlns:w15="http://schemas.microsoft.com/office/word/2012/wordml" xmlns:w16cex="http://schemas.microsoft.com/office/word/2018/wordml/cex" xmlns:w16cid="http://schemas.microsoft.com/office/word/2016/wordml/cid" xmlns:w16="http://schemas.microsoft.com/office/word/2018/wordml" xmlns:w16du="http://schemas.microsoft.com/office/word/2023/wordml/word16du" xmlns:w16sdtdh="http://schemas.microsoft.com/office/word/2020/wordml/sdtdatahash" xmlns:w16sdtfl="http://schemas.microsoft.com/office/word/2024/wordml/sdtformatlock" xmlns:w16se="http://schemas.microsoft.com/office/word/2015/wordml/symex" xmlns:wpg="http://schemas.microsoft.com/office/word/2010/wordprocessingGroup" xmlns:wpi="http://schemas.microsoft.com/office/word/2010/wordprocessingInk" xmlns:wne="http://schemas.microsoft.com/office/word/2006/wordml" xmlns:wps="http://schemas.microsoft.com/office/word/2010/wordprocessingShape" mc:Ignorable="w14 w15 w16se w16cid w16 w16cex w16sdtdh w16sdtfl w16du wp14">
   <w:footnote w:type="separator" w:id="-1">
     <w:p>
       <w:pPr>
@@ -8967,7 +9919,7 @@
 </file>
 
 <file path=word/numbering.xml><?xml version="1.0" encoding="utf-8"?>
-<w:numbering xmlns:wpc="http://schemas.microsoft.com/office/word/2010/wordprocessingCanvas" xmlns:cx="http://schemas.microsoft.com/office/drawing/2014/chartex" xmlns:cx1="http://schemas.microsoft.com/office/drawing/2015/9/8/chartex" xmlns:cx2="http://schemas.microsoft.com/office/drawing/2015/10/21/chartex" xmlns:cx3="http://schemas.microsoft.com/office/drawing/2016/5/9/chartex" xmlns:cx4="http://schemas.microsoft.com/office/drawing/2016/5/10/chartex" xmlns:cx5="http://schemas.microsoft.com/office/drawing/2016/5/11/chartex" xmlns:cx6="http://schemas.microsoft.com/office/drawing/2016/5/12/chartex" xmlns:cx7="http://schemas.microsoft.com/office/drawing/2016/5/13/chartex" xmlns:cx8="http://schemas.microsoft.com/office/drawing/2016/5/14/chartex" xmlns:mc="http://schemas.openxmlformats.org/markup-compatibility/2006" xmlns:aink="http://schemas.microsoft.com/office/drawing/2016/ink" xmlns:am3d="http://schemas.microsoft.com/office/drawing/2017/model3d" xmlns:o="urn:schemas-microsoft-com:office:office" xmlns:r="http://schemas.openxmlformats.org/officeDocument/2006/relationships" xmlns:m="http://schemas.openxmlformats.org/officeDocument/2006/math" xmlns:v="urn:schemas-microsoft-com:vml" xmlns:wp14="http://schemas.microsoft.com/office/word/2010/wordprocessingDrawing" xmlns:wp="http://schemas.openxmlformats.org/drawingml/2006/wordprocessingDrawing" xmlns:w10="urn:schemas-microsoft-com:office:word" xmlns:w="http://schemas.openxmlformats.org/wordprocessingml/2006/main" xmlns:w14="http://schemas.microsoft.com/office/word/2010/wordml" xmlns:w15="http://schemas.microsoft.com/office/word/2012/wordml" xmlns:w16cid="http://schemas.microsoft.com/office/word/2016/wordml/cid" xmlns:w16se="http://schemas.microsoft.com/office/word/2015/wordml/symex" xmlns:wpg="http://schemas.microsoft.com/office/word/2010/wordprocessingGroup" xmlns:wpi="http://schemas.microsoft.com/office/word/2010/wordprocessingInk" xmlns:wne="http://schemas.microsoft.com/office/word/2006/wordml" xmlns:wps="http://schemas.microsoft.com/office/word/2010/wordprocessingShape" mc:Ignorable="w14 w15 w16se w16cid wp14">
+<w:numbering xmlns:wpc="http://schemas.microsoft.com/office/word/2010/wordprocessingCanvas" xmlns:cx="http://schemas.microsoft.com/office/drawing/2014/chartex" xmlns:cx1="http://schemas.microsoft.com/office/drawing/2015/9/8/chartex" xmlns:cx2="http://schemas.microsoft.com/office/drawing/2015/10/21/chartex" xmlns:cx3="http://schemas.microsoft.com/office/drawing/2016/5/9/chartex" xmlns:cx4="http://schemas.microsoft.com/office/drawing/2016/5/10/chartex" xmlns:cx5="http://schemas.microsoft.com/office/drawing/2016/5/11/chartex" xmlns:cx6="http://schemas.microsoft.com/office/drawing/2016/5/12/chartex" xmlns:cx7="http://schemas.microsoft.com/office/drawing/2016/5/13/chartex" xmlns:cx8="http://schemas.microsoft.com/office/drawing/2016/5/14/chartex" xmlns:mc="http://schemas.openxmlformats.org/markup-compatibility/2006" xmlns:aink="http://schemas.microsoft.com/office/drawing/2016/ink" xmlns:am3d="http://schemas.microsoft.com/office/drawing/2017/model3d" xmlns:o="urn:schemas-microsoft-com:office:office" xmlns:oel="http://schemas.microsoft.com/office/2019/extlst" xmlns:r="http://schemas.openxmlformats.org/officeDocument/2006/relationships" xmlns:m="http://schemas.openxmlformats.org/officeDocument/2006/math" xmlns:v="urn:schemas-microsoft-com:vml" xmlns:wp14="http://schemas.microsoft.com/office/word/2010/wordprocessingDrawing" xmlns:wp="http://schemas.openxmlformats.org/drawingml/2006/wordprocessingDrawing" xmlns:w10="urn:schemas-microsoft-com:office:word" xmlns:w="http://schemas.openxmlformats.org/wordprocessingml/2006/main" xmlns:w14="http://schemas.microsoft.com/office/word/2010/wordml" xmlns:w15="http://schemas.microsoft.com/office/word/2012/wordml" xmlns:w16cex="http://schemas.microsoft.com/office/word/2018/wordml/cex" xmlns:w16cid="http://schemas.microsoft.com/office/word/2016/wordml/cid" xmlns:w16="http://schemas.microsoft.com/office/word/2018/wordml" xmlns:w16du="http://schemas.microsoft.com/office/word/2023/wordml/word16du" xmlns:w16sdtdh="http://schemas.microsoft.com/office/word/2020/wordml/sdtdatahash" xmlns:w16sdtfl="http://schemas.microsoft.com/office/word/2024/wordml/sdtformatlock" xmlns:w16se="http://schemas.microsoft.com/office/word/2015/wordml/symex" xmlns:wpg="http://schemas.microsoft.com/office/word/2010/wordprocessingGroup" xmlns:wpi="http://schemas.microsoft.com/office/word/2010/wordprocessingInk" xmlns:wne="http://schemas.microsoft.com/office/word/2006/wordml" xmlns:wps="http://schemas.microsoft.com/office/word/2010/wordprocessingShape" mc:Ignorable="w14 w15 w16se w16cid w16 w16cex w16sdtdh w16sdtfl w16du wp14">
   <w:abstractNum w:abstractNumId="0" w15:restartNumberingAfterBreak="0">
     <w:nsid w:val="22263744"/>
     <w:multiLevelType w:val="hybridMultilevel"/>
@@ -9307,20 +10259,20 @@
       </w:rPr>
     </w:lvl>
   </w:abstractNum>
-  <w:num w:numId="1">
+  <w:num w:numId="1" w16cid:durableId="1490562769">
     <w:abstractNumId w:val="0"/>
   </w:num>
-  <w:num w:numId="2">
+  <w:num w:numId="2" w16cid:durableId="1266184540">
     <w:abstractNumId w:val="1"/>
   </w:num>
-  <w:num w:numId="3">
+  <w:num w:numId="3" w16cid:durableId="1683702835">
     <w:abstractNumId w:val="2"/>
   </w:num>
 </w:numbering>
 </file>
 
 <file path=word/styles.xml><?xml version="1.0" encoding="utf-8"?>
-<w:styles xmlns:mc="http://schemas.openxmlformats.org/markup-compatibility/2006" xmlns:r="http://schemas.openxmlformats.org/officeDocument/2006/relationships" xmlns:w="http://schemas.openxmlformats.org/wordprocessingml/2006/main" xmlns:w14="http://schemas.microsoft.com/office/word/2010/wordml" xmlns:w15="http://schemas.microsoft.com/office/word/2012/wordml" xmlns:w16cid="http://schemas.microsoft.com/office/word/2016/wordml/cid" xmlns:w16se="http://schemas.microsoft.com/office/word/2015/wordml/symex" mc:Ignorable="w14 w15 w16se w16cid">
+<w:styles xmlns:mc="http://schemas.openxmlformats.org/markup-compatibility/2006" xmlns:r="http://schemas.openxmlformats.org/officeDocument/2006/relationships" xmlns:w="http://schemas.openxmlformats.org/wordprocessingml/2006/main" xmlns:w14="http://schemas.microsoft.com/office/word/2010/wordml" xmlns:w15="http://schemas.microsoft.com/office/word/2012/wordml" xmlns:w16cex="http://schemas.microsoft.com/office/word/2018/wordml/cex" xmlns:w16cid="http://schemas.microsoft.com/office/word/2016/wordml/cid" xmlns:w16="http://schemas.microsoft.com/office/word/2018/wordml" xmlns:w16du="http://schemas.microsoft.com/office/word/2023/wordml/word16du" xmlns:w16sdtdh="http://schemas.microsoft.com/office/word/2020/wordml/sdtdatahash" xmlns:w16sdtfl="http://schemas.microsoft.com/office/word/2024/wordml/sdtformatlock" xmlns:w16se="http://schemas.microsoft.com/office/word/2015/wordml/symex" mc:Ignorable="w14 w15 w16se w16cid w16 w16cex w16sdtdh w16sdtfl w16du">
   <w:docDefaults>
     <w:rPrDefault>
       <w:rPr>
@@ -9336,7 +10288,7 @@
       </w:pPr>
     </w:pPrDefault>
   </w:docDefaults>
-  <w:latentStyles w:defLockedState="0" w:defUIPriority="99" w:defSemiHidden="0" w:defUnhideWhenUsed="0" w:defQFormat="0" w:count="375">
+  <w:latentStyles w:defLockedState="0" w:defUIPriority="99" w:defSemiHidden="0" w:defUnhideWhenUsed="0" w:defQFormat="0" w:count="376">
     <w:lsdException w:name="Normal" w:uiPriority="0" w:qFormat="1"/>
     <w:lsdException w:name="heading 1" w:uiPriority="9" w:qFormat="1"/>
     <w:lsdException w:name="heading 2" w:semiHidden="1" w:uiPriority="9" w:unhideWhenUsed="1" w:qFormat="1"/>
@@ -9712,6 +10664,7 @@
     <w:lsdException w:name="Smart Hyperlink" w:semiHidden="1" w:unhideWhenUsed="1"/>
     <w:lsdException w:name="Hashtag" w:semiHidden="1" w:unhideWhenUsed="1"/>
     <w:lsdException w:name="Unresolved Mention" w:semiHidden="1" w:unhideWhenUsed="1"/>
+    <w:lsdException w:name="Smart Link" w:semiHidden="1" w:unhideWhenUsed="1"/>
   </w:latentStyles>
   <w:style w:type="paragraph" w:default="1" w:styleId="Norml">
     <w:name w:val="Normal"/>

--- a/doksik/szakmaivizsga_dokumentacio.docx
+++ b/doksik/szakmaivizsga_dokumentacio.docx
@@ -1,8 +1,9 @@
 
 <file path=word/document.xml><?xml version="1.0" encoding="utf-8"?>
-<w:document xmlns:wpc="http://schemas.microsoft.com/office/word/2010/wordprocessingCanvas" xmlns:cx="http://schemas.microsoft.com/office/drawing/2014/chartex" xmlns:cx1="http://schemas.microsoft.com/office/drawing/2015/9/8/chartex" xmlns:cx2="http://schemas.microsoft.com/office/drawing/2015/10/21/chartex" xmlns:cx3="http://schemas.microsoft.com/office/drawing/2016/5/9/chartex" xmlns:cx4="http://schemas.microsoft.com/office/drawing/2016/5/10/chartex" xmlns:cx5="http://schemas.microsoft.com/office/drawing/2016/5/11/chartex" xmlns:cx6="http://schemas.microsoft.com/office/drawing/2016/5/12/chartex" xmlns:cx7="http://schemas.microsoft.com/office/drawing/2016/5/13/chartex" xmlns:cx8="http://schemas.microsoft.com/office/drawing/2016/5/14/chartex" xmlns:mc="http://schemas.openxmlformats.org/markup-compatibility/2006" xmlns:aink="http://schemas.microsoft.com/office/drawing/2016/ink" xmlns:am3d="http://schemas.microsoft.com/office/drawing/2017/model3d" xmlns:o="urn:schemas-microsoft-com:office:office" xmlns:oel="http://schemas.microsoft.com/office/2019/extlst" xmlns:r="http://schemas.openxmlformats.org/officeDocument/2006/relationships" xmlns:m="http://schemas.openxmlformats.org/officeDocument/2006/math" xmlns:v="urn:schemas-microsoft-com:vml" xmlns:wp14="http://schemas.microsoft.com/office/word/2010/wordprocessingDrawing" xmlns:wp="http://schemas.openxmlformats.org/drawingml/2006/wordprocessingDrawing" xmlns:w10="urn:schemas-microsoft-com:office:word" xmlns:w="http://schemas.openxmlformats.org/wordprocessingml/2006/main" xmlns:w14="http://schemas.microsoft.com/office/word/2010/wordml" xmlns:w15="http://schemas.microsoft.com/office/word/2012/wordml" xmlns:w16cex="http://schemas.microsoft.com/office/word/2018/wordml/cex" xmlns:w16cid="http://schemas.microsoft.com/office/word/2016/wordml/cid" xmlns:w16="http://schemas.microsoft.com/office/word/2018/wordml" xmlns:w16du="http://schemas.microsoft.com/office/word/2023/wordml/word16du" xmlns:w16sdtdh="http://schemas.microsoft.com/office/word/2020/wordml/sdtdatahash" xmlns:w16sdtfl="http://schemas.microsoft.com/office/word/2024/wordml/sdtformatlock" xmlns:w16se="http://schemas.microsoft.com/office/word/2015/wordml/symex" xmlns:wpg="http://schemas.microsoft.com/office/word/2010/wordprocessingGroup" xmlns:wpi="http://schemas.microsoft.com/office/word/2010/wordprocessingInk" xmlns:wne="http://schemas.microsoft.com/office/word/2006/wordml" xmlns:wps="http://schemas.microsoft.com/office/word/2010/wordprocessingShape" mc:Ignorable="w14 w15 w16se w16cid w16 w16cex w16sdtdh w16sdtfl w16du wp14">
+<w:document xmlns:wpc="http://schemas.microsoft.com/office/word/2010/wordprocessingCanvas" xmlns:cx="http://schemas.microsoft.com/office/drawing/2014/chartex" xmlns:cx1="http://schemas.microsoft.com/office/drawing/2015/9/8/chartex" xmlns:cx2="http://schemas.microsoft.com/office/drawing/2015/10/21/chartex" xmlns:cx3="http://schemas.microsoft.com/office/drawing/2016/5/9/chartex" xmlns:cx4="http://schemas.microsoft.com/office/drawing/2016/5/10/chartex" xmlns:cx5="http://schemas.microsoft.com/office/drawing/2016/5/11/chartex" xmlns:cx6="http://schemas.microsoft.com/office/drawing/2016/5/12/chartex" xmlns:cx7="http://schemas.microsoft.com/office/drawing/2016/5/13/chartex" xmlns:cx8="http://schemas.microsoft.com/office/drawing/2016/5/14/chartex" xmlns:mc="http://schemas.openxmlformats.org/markup-compatibility/2006" xmlns:aink="http://schemas.microsoft.com/office/drawing/2016/ink" xmlns:am3d="http://schemas.microsoft.com/office/drawing/2017/model3d" xmlns:o="urn:schemas-microsoft-com:office:office" xmlns:r="http://schemas.openxmlformats.org/officeDocument/2006/relationships" xmlns:m="http://schemas.openxmlformats.org/officeDocument/2006/math" xmlns:v="urn:schemas-microsoft-com:vml" xmlns:wp14="http://schemas.microsoft.com/office/word/2010/wordprocessingDrawing" xmlns:wp="http://schemas.openxmlformats.org/drawingml/2006/wordprocessingDrawing" xmlns:w10="urn:schemas-microsoft-com:office:word" xmlns:w="http://schemas.openxmlformats.org/wordprocessingml/2006/main" xmlns:w14="http://schemas.microsoft.com/office/word/2010/wordml" xmlns:w15="http://schemas.microsoft.com/office/word/2012/wordml" xmlns:w16cid="http://schemas.microsoft.com/office/word/2016/wordml/cid" xmlns:w16se="http://schemas.microsoft.com/office/word/2015/wordml/symex" xmlns:wpg="http://schemas.microsoft.com/office/word/2010/wordprocessingGroup" xmlns:wpi="http://schemas.microsoft.com/office/word/2010/wordprocessingInk" xmlns:wne="http://schemas.microsoft.com/office/word/2006/wordml" xmlns:wps="http://schemas.microsoft.com/office/word/2010/wordprocessingShape" mc:Ignorable="w14 w15 w16se w16cid wp14">
   <w:body>
     <w:p>
+      <w:bookmarkStart w:id="0" w:name="_GoBack"/>
       <w:r>
         <w:rPr>
           <w:noProof/>
@@ -187,10 +188,8 @@
             <w:rPr>
               <w:rFonts w:eastAsiaTheme="minorEastAsia"/>
               <w:noProof/>
-              <w:kern w:val="2"/>
-              <w:szCs w:val="24"/>
+              <w:sz w:val="22"/>
               <w:lang w:eastAsia="hu-HU"/>
-              <w14:ligatures w14:val="standardContextual"/>
             </w:rPr>
           </w:pPr>
           <w:r>
@@ -202,7 +201,7 @@
           <w:r>
             <w:fldChar w:fldCharType="separate"/>
           </w:r>
-          <w:hyperlink w:anchor="_Toc228214021" w:history="1">
+          <w:hyperlink w:anchor="_Toc228263430" w:history="1">
             <w:r>
               <w:rPr>
                 <w:rStyle w:val="Hiperhivatkozs"/>
@@ -230,7 +229,7 @@
                 <w:noProof/>
                 <w:webHidden/>
               </w:rPr>
-              <w:instrText xml:space="preserve"> PAGEREF _Toc228214021 \h </w:instrText>
+              <w:instrText xml:space="preserve"> PAGEREF _Toc228263430 \h </w:instrText>
             </w:r>
             <w:r>
               <w:rPr>
@@ -270,13 +269,11 @@
             <w:rPr>
               <w:rFonts w:eastAsiaTheme="minorEastAsia"/>
               <w:noProof/>
-              <w:kern w:val="2"/>
-              <w:szCs w:val="24"/>
+              <w:sz w:val="22"/>
               <w:lang w:eastAsia="hu-HU"/>
-              <w14:ligatures w14:val="standardContextual"/>
             </w:rPr>
           </w:pPr>
-          <w:hyperlink w:anchor="_Toc228214022" w:history="1">
+          <w:hyperlink w:anchor="_Toc228263431" w:history="1">
             <w:r>
               <w:rPr>
                 <w:rStyle w:val="Hiperhivatkozs"/>
@@ -303,7 +300,7 @@
                 <w:noProof/>
                 <w:webHidden/>
               </w:rPr>
-              <w:instrText xml:space="preserve"> PAGEREF _Toc228214022 \h </w:instrText>
+              <w:instrText xml:space="preserve"> PAGEREF _Toc228263431 \h </w:instrText>
             </w:r>
             <w:r>
               <w:rPr>
@@ -343,13 +340,11 @@
             <w:rPr>
               <w:rFonts w:eastAsiaTheme="minorEastAsia"/>
               <w:noProof/>
-              <w:kern w:val="2"/>
-              <w:szCs w:val="24"/>
+              <w:sz w:val="22"/>
               <w:lang w:eastAsia="hu-HU"/>
-              <w14:ligatures w14:val="standardContextual"/>
             </w:rPr>
           </w:pPr>
-          <w:hyperlink w:anchor="_Toc228214023" w:history="1">
+          <w:hyperlink w:anchor="_Toc228263432" w:history="1">
             <w:r>
               <w:rPr>
                 <w:rStyle w:val="Hiperhivatkozs"/>
@@ -376,7 +371,7 @@
                 <w:noProof/>
                 <w:webHidden/>
               </w:rPr>
-              <w:instrText xml:space="preserve"> PAGEREF _Toc228214023 \h </w:instrText>
+              <w:instrText xml:space="preserve"> PAGEREF _Toc228263432 \h </w:instrText>
             </w:r>
             <w:r>
               <w:rPr>
@@ -416,13 +411,11 @@
             <w:rPr>
               <w:rFonts w:eastAsiaTheme="minorEastAsia"/>
               <w:noProof/>
-              <w:kern w:val="2"/>
-              <w:szCs w:val="24"/>
+              <w:sz w:val="22"/>
               <w:lang w:eastAsia="hu-HU"/>
-              <w14:ligatures w14:val="standardContextual"/>
             </w:rPr>
           </w:pPr>
-          <w:hyperlink w:anchor="_Toc228214024" w:history="1">
+          <w:hyperlink w:anchor="_Toc228263433" w:history="1">
             <w:r>
               <w:rPr>
                 <w:rStyle w:val="Hiperhivatkozs"/>
@@ -449,7 +442,7 @@
                 <w:noProof/>
                 <w:webHidden/>
               </w:rPr>
-              <w:instrText xml:space="preserve"> PAGEREF _Toc228214024 \h </w:instrText>
+              <w:instrText xml:space="preserve"> PAGEREF _Toc228263433 \h </w:instrText>
             </w:r>
             <w:r>
               <w:rPr>
@@ -489,13 +482,11 @@
             <w:rPr>
               <w:rFonts w:eastAsiaTheme="minorEastAsia"/>
               <w:noProof/>
-              <w:kern w:val="2"/>
-              <w:szCs w:val="24"/>
+              <w:sz w:val="22"/>
               <w:lang w:eastAsia="hu-HU"/>
-              <w14:ligatures w14:val="standardContextual"/>
             </w:rPr>
           </w:pPr>
-          <w:hyperlink w:anchor="_Toc228214025" w:history="1">
+          <w:hyperlink w:anchor="_Toc228263434" w:history="1">
             <w:r>
               <w:rPr>
                 <w:rStyle w:val="Hiperhivatkozs"/>
@@ -522,7 +513,7 @@
                 <w:noProof/>
                 <w:webHidden/>
               </w:rPr>
-              <w:instrText xml:space="preserve"> PAGEREF _Toc228214025 \h </w:instrText>
+              <w:instrText xml:space="preserve"> PAGEREF _Toc228263434 \h </w:instrText>
             </w:r>
             <w:r>
               <w:rPr>
@@ -562,13 +553,11 @@
             <w:rPr>
               <w:rFonts w:eastAsiaTheme="minorEastAsia"/>
               <w:noProof/>
-              <w:kern w:val="2"/>
-              <w:szCs w:val="24"/>
+              <w:sz w:val="22"/>
               <w:lang w:eastAsia="hu-HU"/>
-              <w14:ligatures w14:val="standardContextual"/>
             </w:rPr>
           </w:pPr>
-          <w:hyperlink w:anchor="_Toc228214026" w:history="1">
+          <w:hyperlink w:anchor="_Toc228263435" w:history="1">
             <w:r>
               <w:rPr>
                 <w:rStyle w:val="Hiperhivatkozs"/>
@@ -596,7 +585,7 @@
                 <w:noProof/>
                 <w:webHidden/>
               </w:rPr>
-              <w:instrText xml:space="preserve"> PAGEREF _Toc228214026 \h </w:instrText>
+              <w:instrText xml:space="preserve"> PAGEREF _Toc228263435 \h </w:instrText>
             </w:r>
             <w:r>
               <w:rPr>
@@ -636,13 +625,11 @@
             <w:rPr>
               <w:rFonts w:eastAsiaTheme="minorEastAsia"/>
               <w:noProof/>
-              <w:kern w:val="2"/>
-              <w:szCs w:val="24"/>
+              <w:sz w:val="22"/>
               <w:lang w:eastAsia="hu-HU"/>
-              <w14:ligatures w14:val="standardContextual"/>
             </w:rPr>
           </w:pPr>
-          <w:hyperlink w:anchor="_Toc228214027" w:history="1">
+          <w:hyperlink w:anchor="_Toc228263436" w:history="1">
             <w:r>
               <w:rPr>
                 <w:rStyle w:val="Hiperhivatkozs"/>
@@ -669,7 +656,7 @@
                 <w:noProof/>
                 <w:webHidden/>
               </w:rPr>
-              <w:instrText xml:space="preserve"> PAGEREF _Toc228214027 \h </w:instrText>
+              <w:instrText xml:space="preserve"> PAGEREF _Toc228263436 \h </w:instrText>
             </w:r>
             <w:r>
               <w:rPr>
@@ -709,13 +696,11 @@
             <w:rPr>
               <w:rFonts w:eastAsiaTheme="minorEastAsia"/>
               <w:noProof/>
-              <w:kern w:val="2"/>
-              <w:szCs w:val="24"/>
+              <w:sz w:val="22"/>
               <w:lang w:eastAsia="hu-HU"/>
-              <w14:ligatures w14:val="standardContextual"/>
             </w:rPr>
           </w:pPr>
-          <w:hyperlink w:anchor="_Toc228214028" w:history="1">
+          <w:hyperlink w:anchor="_Toc228263437" w:history="1">
             <w:r>
               <w:rPr>
                 <w:rStyle w:val="Hiperhivatkozs"/>
@@ -742,7 +727,7 @@
                 <w:noProof/>
                 <w:webHidden/>
               </w:rPr>
-              <w:instrText xml:space="preserve"> PAGEREF _Toc228214028 \h </w:instrText>
+              <w:instrText xml:space="preserve"> PAGEREF _Toc228263437 \h </w:instrText>
             </w:r>
             <w:r>
               <w:rPr>
@@ -782,13 +767,11 @@
             <w:rPr>
               <w:rFonts w:eastAsiaTheme="minorEastAsia"/>
               <w:noProof/>
-              <w:kern w:val="2"/>
-              <w:szCs w:val="24"/>
+              <w:sz w:val="22"/>
               <w:lang w:eastAsia="hu-HU"/>
-              <w14:ligatures w14:val="standardContextual"/>
             </w:rPr>
           </w:pPr>
-          <w:hyperlink w:anchor="_Toc228214029" w:history="1">
+          <w:hyperlink w:anchor="_Toc228263438" w:history="1">
             <w:r>
               <w:rPr>
                 <w:rStyle w:val="Hiperhivatkozs"/>
@@ -815,7 +798,7 @@
                 <w:noProof/>
                 <w:webHidden/>
               </w:rPr>
-              <w:instrText xml:space="preserve"> PAGEREF _Toc228214029 \h </w:instrText>
+              <w:instrText xml:space="preserve"> PAGEREF _Toc228263438 \h </w:instrText>
             </w:r>
             <w:r>
               <w:rPr>
@@ -855,13 +838,11 @@
             <w:rPr>
               <w:rFonts w:eastAsiaTheme="minorEastAsia"/>
               <w:noProof/>
-              <w:kern w:val="2"/>
-              <w:szCs w:val="24"/>
+              <w:sz w:val="22"/>
               <w:lang w:eastAsia="hu-HU"/>
-              <w14:ligatures w14:val="standardContextual"/>
             </w:rPr>
           </w:pPr>
-          <w:hyperlink w:anchor="_Toc228214030" w:history="1">
+          <w:hyperlink w:anchor="_Toc228263439" w:history="1">
             <w:r>
               <w:rPr>
                 <w:rStyle w:val="Hiperhivatkozs"/>
@@ -888,7 +869,7 @@
                 <w:noProof/>
                 <w:webHidden/>
               </w:rPr>
-              <w:instrText xml:space="preserve"> PAGEREF _Toc228214030 \h </w:instrText>
+              <w:instrText xml:space="preserve"> PAGEREF _Toc228263439 \h </w:instrText>
             </w:r>
             <w:r>
               <w:rPr>
@@ -928,13 +909,11 @@
             <w:rPr>
               <w:rFonts w:eastAsiaTheme="minorEastAsia"/>
               <w:noProof/>
-              <w:kern w:val="2"/>
-              <w:szCs w:val="24"/>
+              <w:sz w:val="22"/>
               <w:lang w:eastAsia="hu-HU"/>
-              <w14:ligatures w14:val="standardContextual"/>
             </w:rPr>
           </w:pPr>
-          <w:hyperlink w:anchor="_Toc228214031" w:history="1">
+          <w:hyperlink w:anchor="_Toc228263440" w:history="1">
             <w:r>
               <w:rPr>
                 <w:rStyle w:val="Hiperhivatkozs"/>
@@ -961,7 +940,7 @@
                 <w:noProof/>
                 <w:webHidden/>
               </w:rPr>
-              <w:instrText xml:space="preserve"> PAGEREF _Toc228214031 \h </w:instrText>
+              <w:instrText xml:space="preserve"> PAGEREF _Toc228263440 \h </w:instrText>
             </w:r>
             <w:r>
               <w:rPr>
@@ -1001,13 +980,11 @@
             <w:rPr>
               <w:rFonts w:eastAsiaTheme="minorEastAsia"/>
               <w:noProof/>
-              <w:kern w:val="2"/>
-              <w:szCs w:val="24"/>
+              <w:sz w:val="22"/>
               <w:lang w:eastAsia="hu-HU"/>
-              <w14:ligatures w14:val="standardContextual"/>
             </w:rPr>
           </w:pPr>
-          <w:hyperlink w:anchor="_Toc228214032" w:history="1">
+          <w:hyperlink w:anchor="_Toc228263441" w:history="1">
             <w:r>
               <w:rPr>
                 <w:rStyle w:val="Hiperhivatkozs"/>
@@ -1034,7 +1011,7 @@
                 <w:noProof/>
                 <w:webHidden/>
               </w:rPr>
-              <w:instrText xml:space="preserve"> PAGEREF _Toc228214032 \h </w:instrText>
+              <w:instrText xml:space="preserve"> PAGEREF _Toc228263441 \h </w:instrText>
             </w:r>
             <w:r>
               <w:rPr>
@@ -1074,13 +1051,11 @@
             <w:rPr>
               <w:rFonts w:eastAsiaTheme="minorEastAsia"/>
               <w:noProof/>
-              <w:kern w:val="2"/>
-              <w:szCs w:val="24"/>
+              <w:sz w:val="22"/>
               <w:lang w:eastAsia="hu-HU"/>
-              <w14:ligatures w14:val="standardContextual"/>
             </w:rPr>
           </w:pPr>
-          <w:hyperlink w:anchor="_Toc228214033" w:history="1">
+          <w:hyperlink w:anchor="_Toc228263442" w:history="1">
             <w:r>
               <w:rPr>
                 <w:rStyle w:val="Hiperhivatkozs"/>
@@ -1107,7 +1082,7 @@
                 <w:noProof/>
                 <w:webHidden/>
               </w:rPr>
-              <w:instrText xml:space="preserve"> PAGEREF _Toc228214033 \h </w:instrText>
+              <w:instrText xml:space="preserve"> PAGEREF _Toc228263442 \h </w:instrText>
             </w:r>
             <w:r>
               <w:rPr>
@@ -1147,13 +1122,11 @@
             <w:rPr>
               <w:rFonts w:eastAsiaTheme="minorEastAsia"/>
               <w:noProof/>
-              <w:kern w:val="2"/>
-              <w:szCs w:val="24"/>
+              <w:sz w:val="22"/>
               <w:lang w:eastAsia="hu-HU"/>
-              <w14:ligatures w14:val="standardContextual"/>
             </w:rPr>
           </w:pPr>
-          <w:hyperlink w:anchor="_Toc228214034" w:history="1">
+          <w:hyperlink w:anchor="_Toc228263443" w:history="1">
             <w:r>
               <w:rPr>
                 <w:rStyle w:val="Hiperhivatkozs"/>
@@ -1180,7 +1153,7 @@
                 <w:noProof/>
                 <w:webHidden/>
               </w:rPr>
-              <w:instrText xml:space="preserve"> PAGEREF _Toc228214034 \h </w:instrText>
+              <w:instrText xml:space="preserve"> PAGEREF _Toc228263443 \h </w:instrText>
             </w:r>
             <w:r>
               <w:rPr>
@@ -1220,13 +1193,11 @@
             <w:rPr>
               <w:rFonts w:eastAsiaTheme="minorEastAsia"/>
               <w:noProof/>
-              <w:kern w:val="2"/>
-              <w:szCs w:val="24"/>
+              <w:sz w:val="22"/>
               <w:lang w:eastAsia="hu-HU"/>
-              <w14:ligatures w14:val="standardContextual"/>
             </w:rPr>
           </w:pPr>
-          <w:hyperlink w:anchor="_Toc228214035" w:history="1">
+          <w:hyperlink w:anchor="_Toc228263444" w:history="1">
             <w:r>
               <w:rPr>
                 <w:rStyle w:val="Hiperhivatkozs"/>
@@ -1253,7 +1224,7 @@
                 <w:noProof/>
                 <w:webHidden/>
               </w:rPr>
-              <w:instrText xml:space="preserve"> PAGEREF _Toc228214035 \h </w:instrText>
+              <w:instrText xml:space="preserve"> PAGEREF _Toc228263444 \h </w:instrText>
             </w:r>
             <w:r>
               <w:rPr>
@@ -1293,13 +1264,11 @@
             <w:rPr>
               <w:rFonts w:eastAsiaTheme="minorEastAsia"/>
               <w:noProof/>
-              <w:kern w:val="2"/>
-              <w:szCs w:val="24"/>
+              <w:sz w:val="22"/>
               <w:lang w:eastAsia="hu-HU"/>
-              <w14:ligatures w14:val="standardContextual"/>
             </w:rPr>
           </w:pPr>
-          <w:hyperlink w:anchor="_Toc228214036" w:history="1">
+          <w:hyperlink w:anchor="_Toc228263445" w:history="1">
             <w:r>
               <w:rPr>
                 <w:rStyle w:val="Hiperhivatkozs"/>
@@ -1326,7 +1295,7 @@
                 <w:noProof/>
                 <w:webHidden/>
               </w:rPr>
-              <w:instrText xml:space="preserve"> PAGEREF _Toc228214036 \h </w:instrText>
+              <w:instrText xml:space="preserve"> PAGEREF _Toc228263445 \h </w:instrText>
             </w:r>
             <w:r>
               <w:rPr>
@@ -1366,13 +1335,11 @@
             <w:rPr>
               <w:rFonts w:eastAsiaTheme="minorEastAsia"/>
               <w:noProof/>
-              <w:kern w:val="2"/>
-              <w:szCs w:val="24"/>
+              <w:sz w:val="22"/>
               <w:lang w:eastAsia="hu-HU"/>
-              <w14:ligatures w14:val="standardContextual"/>
             </w:rPr>
           </w:pPr>
-          <w:hyperlink w:anchor="_Toc228214037" w:history="1">
+          <w:hyperlink w:anchor="_Toc228263446" w:history="1">
             <w:r>
               <w:rPr>
                 <w:rStyle w:val="Hiperhivatkozs"/>
@@ -1399,7 +1366,7 @@
                 <w:noProof/>
                 <w:webHidden/>
               </w:rPr>
-              <w:instrText xml:space="preserve"> PAGEREF _Toc228214037 \h </w:instrText>
+              <w:instrText xml:space="preserve"> PAGEREF _Toc228263446 \h </w:instrText>
             </w:r>
             <w:r>
               <w:rPr>
@@ -1439,13 +1406,11 @@
             <w:rPr>
               <w:rFonts w:eastAsiaTheme="minorEastAsia"/>
               <w:noProof/>
-              <w:kern w:val="2"/>
-              <w:szCs w:val="24"/>
+              <w:sz w:val="22"/>
               <w:lang w:eastAsia="hu-HU"/>
-              <w14:ligatures w14:val="standardContextual"/>
             </w:rPr>
           </w:pPr>
-          <w:hyperlink w:anchor="_Toc228214038" w:history="1">
+          <w:hyperlink w:anchor="_Toc228263447" w:history="1">
             <w:r>
               <w:rPr>
                 <w:rStyle w:val="Hiperhivatkozs"/>
@@ -1472,7 +1437,7 @@
                 <w:noProof/>
                 <w:webHidden/>
               </w:rPr>
-              <w:instrText xml:space="preserve"> PAGEREF _Toc228214038 \h </w:instrText>
+              <w:instrText xml:space="preserve"> PAGEREF _Toc228263447 \h </w:instrText>
             </w:r>
             <w:r>
               <w:rPr>
@@ -1512,13 +1477,11 @@
             <w:rPr>
               <w:rFonts w:eastAsiaTheme="minorEastAsia"/>
               <w:noProof/>
-              <w:kern w:val="2"/>
-              <w:szCs w:val="24"/>
+              <w:sz w:val="22"/>
               <w:lang w:eastAsia="hu-HU"/>
-              <w14:ligatures w14:val="standardContextual"/>
             </w:rPr>
           </w:pPr>
-          <w:hyperlink w:anchor="_Toc228214039" w:history="1">
+          <w:hyperlink w:anchor="_Toc228263448" w:history="1">
             <w:r>
               <w:rPr>
                 <w:rStyle w:val="Hiperhivatkozs"/>
@@ -1545,7 +1508,7 @@
                 <w:noProof/>
                 <w:webHidden/>
               </w:rPr>
-              <w:instrText xml:space="preserve"> PAGEREF _Toc228214039 \h </w:instrText>
+              <w:instrText xml:space="preserve"> PAGEREF _Toc228263448 \h </w:instrText>
             </w:r>
             <w:r>
               <w:rPr>
@@ -1585,13 +1548,11 @@
             <w:rPr>
               <w:rFonts w:eastAsiaTheme="minorEastAsia"/>
               <w:noProof/>
-              <w:kern w:val="2"/>
-              <w:szCs w:val="24"/>
+              <w:sz w:val="22"/>
               <w:lang w:eastAsia="hu-HU"/>
-              <w14:ligatures w14:val="standardContextual"/>
             </w:rPr>
           </w:pPr>
-          <w:hyperlink w:anchor="_Toc228214040" w:history="1">
+          <w:hyperlink w:anchor="_Toc228263449" w:history="1">
             <w:r>
               <w:rPr>
                 <w:rStyle w:val="Hiperhivatkozs"/>
@@ -1618,7 +1579,7 @@
                 <w:noProof/>
                 <w:webHidden/>
               </w:rPr>
-              <w:instrText xml:space="preserve"> PAGEREF _Toc228214040 \h </w:instrText>
+              <w:instrText xml:space="preserve"> PAGEREF _Toc228263449 \h </w:instrText>
             </w:r>
             <w:r>
               <w:rPr>
@@ -1658,13 +1619,11 @@
             <w:rPr>
               <w:rFonts w:eastAsiaTheme="minorEastAsia"/>
               <w:noProof/>
-              <w:kern w:val="2"/>
-              <w:szCs w:val="24"/>
+              <w:sz w:val="22"/>
               <w:lang w:eastAsia="hu-HU"/>
-              <w14:ligatures w14:val="standardContextual"/>
             </w:rPr>
           </w:pPr>
-          <w:hyperlink w:anchor="_Toc228214041" w:history="1">
+          <w:hyperlink w:anchor="_Toc228263450" w:history="1">
             <w:r>
               <w:rPr>
                 <w:rStyle w:val="Hiperhivatkozs"/>
@@ -1691,7 +1650,7 @@
                 <w:noProof/>
                 <w:webHidden/>
               </w:rPr>
-              <w:instrText xml:space="preserve"> PAGEREF _Toc228214041 \h </w:instrText>
+              <w:instrText xml:space="preserve"> PAGEREF _Toc228263450 \h </w:instrText>
             </w:r>
             <w:r>
               <w:rPr>
@@ -1731,13 +1690,11 @@
             <w:rPr>
               <w:rFonts w:eastAsiaTheme="minorEastAsia"/>
               <w:noProof/>
-              <w:kern w:val="2"/>
-              <w:szCs w:val="24"/>
+              <w:sz w:val="22"/>
               <w:lang w:eastAsia="hu-HU"/>
-              <w14:ligatures w14:val="standardContextual"/>
             </w:rPr>
           </w:pPr>
-          <w:hyperlink w:anchor="_Toc228214042" w:history="1">
+          <w:hyperlink w:anchor="_Toc228263451" w:history="1">
             <w:r>
               <w:rPr>
                 <w:rStyle w:val="Hiperhivatkozs"/>
@@ -1764,7 +1721,7 @@
                 <w:noProof/>
                 <w:webHidden/>
               </w:rPr>
-              <w:instrText xml:space="preserve"> PAGEREF _Toc228214042 \h </w:instrText>
+              <w:instrText xml:space="preserve"> PAGEREF _Toc228263451 \h </w:instrText>
             </w:r>
             <w:r>
               <w:rPr>
@@ -1804,13 +1761,11 @@
             <w:rPr>
               <w:rFonts w:eastAsiaTheme="minorEastAsia"/>
               <w:noProof/>
-              <w:kern w:val="2"/>
-              <w:szCs w:val="24"/>
+              <w:sz w:val="22"/>
               <w:lang w:eastAsia="hu-HU"/>
-              <w14:ligatures w14:val="standardContextual"/>
             </w:rPr>
           </w:pPr>
-          <w:hyperlink w:anchor="_Toc228214043" w:history="1">
+          <w:hyperlink w:anchor="_Toc228263452" w:history="1">
             <w:r>
               <w:rPr>
                 <w:rStyle w:val="Hiperhivatkozs"/>
@@ -1837,7 +1792,7 @@
                 <w:noProof/>
                 <w:webHidden/>
               </w:rPr>
-              <w:instrText xml:space="preserve"> PAGEREF _Toc228214043 \h </w:instrText>
+              <w:instrText xml:space="preserve"> PAGEREF _Toc228263452 \h </w:instrText>
             </w:r>
             <w:r>
               <w:rPr>
@@ -1877,13 +1832,11 @@
             <w:rPr>
               <w:rFonts w:eastAsiaTheme="minorEastAsia"/>
               <w:noProof/>
-              <w:kern w:val="2"/>
-              <w:szCs w:val="24"/>
+              <w:sz w:val="22"/>
               <w:lang w:eastAsia="hu-HU"/>
-              <w14:ligatures w14:val="standardContextual"/>
             </w:rPr>
           </w:pPr>
-          <w:hyperlink w:anchor="_Toc228214044" w:history="1">
+          <w:hyperlink w:anchor="_Toc228263453" w:history="1">
             <w:r>
               <w:rPr>
                 <w:rStyle w:val="Hiperhivatkozs"/>
@@ -1910,7 +1863,7 @@
                 <w:noProof/>
                 <w:webHidden/>
               </w:rPr>
-              <w:instrText xml:space="preserve"> PAGEREF _Toc228214044 \h </w:instrText>
+              <w:instrText xml:space="preserve"> PAGEREF _Toc228263453 \h </w:instrText>
             </w:r>
             <w:r>
               <w:rPr>
@@ -1950,13 +1903,11 @@
             <w:rPr>
               <w:rFonts w:eastAsiaTheme="minorEastAsia"/>
               <w:noProof/>
-              <w:kern w:val="2"/>
-              <w:szCs w:val="24"/>
+              <w:sz w:val="22"/>
               <w:lang w:eastAsia="hu-HU"/>
-              <w14:ligatures w14:val="standardContextual"/>
             </w:rPr>
           </w:pPr>
-          <w:hyperlink w:anchor="_Toc228214045" w:history="1">
+          <w:hyperlink w:anchor="_Toc228263454" w:history="1">
             <w:r>
               <w:rPr>
                 <w:rStyle w:val="Hiperhivatkozs"/>
@@ -1983,7 +1934,7 @@
                 <w:noProof/>
                 <w:webHidden/>
               </w:rPr>
-              <w:instrText xml:space="preserve"> PAGEREF _Toc228214045 \h </w:instrText>
+              <w:instrText xml:space="preserve"> PAGEREF _Toc228263454 \h </w:instrText>
             </w:r>
             <w:r>
               <w:rPr>
@@ -2004,6 +1955,149 @@
                 <w:webHidden/>
               </w:rPr>
               <w:t>27</w:t>
+            </w:r>
+            <w:r>
+              <w:rPr>
+                <w:noProof/>
+                <w:webHidden/>
+              </w:rPr>
+              <w:fldChar w:fldCharType="end"/>
+            </w:r>
+          </w:hyperlink>
+        </w:p>
+        <w:p>
+          <w:pPr>
+            <w:pStyle w:val="TJ3"/>
+            <w:tabs>
+              <w:tab w:val="right" w:leader="dot" w:pos="9062"/>
+            </w:tabs>
+            <w:rPr>
+              <w:rFonts w:eastAsiaTheme="minorEastAsia"/>
+              <w:noProof/>
+              <w:sz w:val="22"/>
+              <w:lang w:eastAsia="hu-HU"/>
+            </w:rPr>
+          </w:pPr>
+          <w:hyperlink w:anchor="_Toc228263455" w:history="1">
+            <w:r>
+              <w:rPr>
+                <w:rStyle w:val="Hiperhivatkozs"/>
+                <w:noProof/>
+              </w:rPr>
+              <w:t>A vizsgaremekünk során használt API</w:t>
+            </w:r>
+            <w:r>
+              <w:rPr>
+                <w:noProof/>
+                <w:webHidden/>
+              </w:rPr>
+              <w:tab/>
+            </w:r>
+            <w:r>
+              <w:rPr>
+                <w:noProof/>
+                <w:webHidden/>
+              </w:rPr>
+              <w:fldChar w:fldCharType="begin"/>
+            </w:r>
+            <w:r>
+              <w:rPr>
+                <w:noProof/>
+                <w:webHidden/>
+              </w:rPr>
+              <w:instrText xml:space="preserve"> PAGEREF _Toc228263455 \h </w:instrText>
+            </w:r>
+            <w:r>
+              <w:rPr>
+                <w:noProof/>
+                <w:webHidden/>
+              </w:rPr>
+            </w:r>
+            <w:r>
+              <w:rPr>
+                <w:noProof/>
+                <w:webHidden/>
+              </w:rPr>
+              <w:fldChar w:fldCharType="separate"/>
+            </w:r>
+            <w:r>
+              <w:rPr>
+                <w:noProof/>
+                <w:webHidden/>
+              </w:rPr>
+              <w:t>28</w:t>
+            </w:r>
+            <w:r>
+              <w:rPr>
+                <w:noProof/>
+                <w:webHidden/>
+              </w:rPr>
+              <w:fldChar w:fldCharType="end"/>
+            </w:r>
+          </w:hyperlink>
+        </w:p>
+        <w:p>
+          <w:pPr>
+            <w:pStyle w:val="TJ1"/>
+            <w:tabs>
+              <w:tab w:val="right" w:leader="dot" w:pos="9062"/>
+            </w:tabs>
+            <w:rPr>
+              <w:rFonts w:eastAsiaTheme="minorEastAsia"/>
+              <w:noProof/>
+              <w:sz w:val="22"/>
+              <w:lang w:eastAsia="hu-HU"/>
+            </w:rPr>
+          </w:pPr>
+          <w:hyperlink w:anchor="_Toc228263456" w:history="1">
+            <w:r>
+              <w:rPr>
+                <w:rStyle w:val="Hiperhivatkozs"/>
+                <w:noProof/>
+                <w:highlight w:val="darkGreen"/>
+              </w:rPr>
+              <w:t>Felhasználói dokumentáció</w:t>
+            </w:r>
+            <w:r>
+              <w:rPr>
+                <w:noProof/>
+                <w:webHidden/>
+              </w:rPr>
+              <w:tab/>
+            </w:r>
+            <w:r>
+              <w:rPr>
+                <w:noProof/>
+                <w:webHidden/>
+              </w:rPr>
+              <w:fldChar w:fldCharType="begin"/>
+            </w:r>
+            <w:r>
+              <w:rPr>
+                <w:noProof/>
+                <w:webHidden/>
+              </w:rPr>
+              <w:instrText xml:space="preserve"> PAGEREF _Toc228263456 \h </w:instrText>
+            </w:r>
+            <w:r>
+              <w:rPr>
+                <w:noProof/>
+                <w:webHidden/>
+              </w:rPr>
+            </w:r>
+            <w:r>
+              <w:rPr>
+                <w:noProof/>
+                <w:webHidden/>
+              </w:rPr>
+              <w:fldChar w:fldCharType="separate"/>
+            </w:r>
+            <w:r>
+              <w:rPr>
+                <w:noProof/>
+                <w:webHidden/>
+              </w:rPr>
+              <w:t>29</w:t>
             </w:r>
             <w:r>
               <w:rPr>
@@ -2023,19 +2117,17 @@
             <w:rPr>
               <w:rFonts w:eastAsiaTheme="minorEastAsia"/>
               <w:noProof/>
-              <w:kern w:val="2"/>
-              <w:szCs w:val="24"/>
+              <w:sz w:val="22"/>
               <w:lang w:eastAsia="hu-HU"/>
-              <w14:ligatures w14:val="standardContextual"/>
             </w:rPr>
           </w:pPr>
-          <w:hyperlink w:anchor="_Toc228214046" w:history="1">
+          <w:hyperlink w:anchor="_Toc228263457" w:history="1">
             <w:r>
               <w:rPr>
                 <w:rStyle w:val="Hiperhivatkozs"/>
                 <w:noProof/>
               </w:rPr>
-              <w:t>A vizsgaremekünk során használt API</w:t>
+              <w:t>Bejelentkezés/belépés/regisztráció folyamata</w:t>
             </w:r>
             <w:r>
               <w:rPr>
@@ -2056,7 +2148,7 @@
                 <w:noProof/>
                 <w:webHidden/>
               </w:rPr>
-              <w:instrText xml:space="preserve"> PAGEREF _Toc228214046 \h </w:instrText>
+              <w:instrText xml:space="preserve"> PAGEREF _Toc228263457 \h </w:instrText>
             </w:r>
             <w:r>
               <w:rPr>
@@ -2076,7 +2168,433 @@
                 <w:noProof/>
                 <w:webHidden/>
               </w:rPr>
-              <w:t>28</w:t>
+              <w:t>29</w:t>
+            </w:r>
+            <w:r>
+              <w:rPr>
+                <w:noProof/>
+                <w:webHidden/>
+              </w:rPr>
+              <w:fldChar w:fldCharType="end"/>
+            </w:r>
+          </w:hyperlink>
+        </w:p>
+        <w:p>
+          <w:pPr>
+            <w:pStyle w:val="TJ2"/>
+            <w:tabs>
+              <w:tab w:val="right" w:leader="dot" w:pos="9062"/>
+            </w:tabs>
+            <w:rPr>
+              <w:rFonts w:eastAsiaTheme="minorEastAsia"/>
+              <w:noProof/>
+              <w:sz w:val="22"/>
+              <w:lang w:eastAsia="hu-HU"/>
+            </w:rPr>
+          </w:pPr>
+          <w:hyperlink w:anchor="_Toc228263458" w:history="1">
+            <w:r>
+              <w:rPr>
+                <w:rStyle w:val="Hiperhivatkozs"/>
+                <w:noProof/>
+              </w:rPr>
+              <w:t>Rangrendszer és jogosultságok</w:t>
+            </w:r>
+            <w:r>
+              <w:rPr>
+                <w:noProof/>
+                <w:webHidden/>
+              </w:rPr>
+              <w:tab/>
+            </w:r>
+            <w:r>
+              <w:rPr>
+                <w:noProof/>
+                <w:webHidden/>
+              </w:rPr>
+              <w:fldChar w:fldCharType="begin"/>
+            </w:r>
+            <w:r>
+              <w:rPr>
+                <w:noProof/>
+                <w:webHidden/>
+              </w:rPr>
+              <w:instrText xml:space="preserve"> PAGEREF _Toc228263458 \h </w:instrText>
+            </w:r>
+            <w:r>
+              <w:rPr>
+                <w:noProof/>
+                <w:webHidden/>
+              </w:rPr>
+            </w:r>
+            <w:r>
+              <w:rPr>
+                <w:noProof/>
+                <w:webHidden/>
+              </w:rPr>
+              <w:fldChar w:fldCharType="separate"/>
+            </w:r>
+            <w:r>
+              <w:rPr>
+                <w:noProof/>
+                <w:webHidden/>
+              </w:rPr>
+              <w:t>29</w:t>
+            </w:r>
+            <w:r>
+              <w:rPr>
+                <w:noProof/>
+                <w:webHidden/>
+              </w:rPr>
+              <w:fldChar w:fldCharType="end"/>
+            </w:r>
+          </w:hyperlink>
+        </w:p>
+        <w:p>
+          <w:pPr>
+            <w:pStyle w:val="TJ2"/>
+            <w:tabs>
+              <w:tab w:val="right" w:leader="dot" w:pos="9062"/>
+            </w:tabs>
+            <w:rPr>
+              <w:rFonts w:eastAsiaTheme="minorEastAsia"/>
+              <w:noProof/>
+              <w:sz w:val="22"/>
+              <w:lang w:eastAsia="hu-HU"/>
+            </w:rPr>
+          </w:pPr>
+          <w:hyperlink w:anchor="_Toc228263459" w:history="1">
+            <w:r>
+              <w:rPr>
+                <w:rStyle w:val="Hiperhivatkozs"/>
+                <w:noProof/>
+              </w:rPr>
+              <w:t>Értékelések és visszajelzések a főoldalon</w:t>
+            </w:r>
+            <w:r>
+              <w:rPr>
+                <w:noProof/>
+                <w:webHidden/>
+              </w:rPr>
+              <w:tab/>
+            </w:r>
+            <w:r>
+              <w:rPr>
+                <w:noProof/>
+                <w:webHidden/>
+              </w:rPr>
+              <w:fldChar w:fldCharType="begin"/>
+            </w:r>
+            <w:r>
+              <w:rPr>
+                <w:noProof/>
+                <w:webHidden/>
+              </w:rPr>
+              <w:instrText xml:space="preserve"> PAGEREF _Toc228263459 \h </w:instrText>
+            </w:r>
+            <w:r>
+              <w:rPr>
+                <w:noProof/>
+                <w:webHidden/>
+              </w:rPr>
+            </w:r>
+            <w:r>
+              <w:rPr>
+                <w:noProof/>
+                <w:webHidden/>
+              </w:rPr>
+              <w:fldChar w:fldCharType="separate"/>
+            </w:r>
+            <w:r>
+              <w:rPr>
+                <w:noProof/>
+                <w:webHidden/>
+              </w:rPr>
+              <w:t>31</w:t>
+            </w:r>
+            <w:r>
+              <w:rPr>
+                <w:noProof/>
+                <w:webHidden/>
+              </w:rPr>
+              <w:fldChar w:fldCharType="end"/>
+            </w:r>
+          </w:hyperlink>
+        </w:p>
+        <w:p>
+          <w:pPr>
+            <w:pStyle w:val="TJ2"/>
+            <w:tabs>
+              <w:tab w:val="right" w:leader="dot" w:pos="9062"/>
+            </w:tabs>
+            <w:rPr>
+              <w:rFonts w:eastAsiaTheme="minorEastAsia"/>
+              <w:noProof/>
+              <w:sz w:val="22"/>
+              <w:lang w:eastAsia="hu-HU"/>
+            </w:rPr>
+          </w:pPr>
+          <w:hyperlink w:anchor="_Toc228263460" w:history="1">
+            <w:r>
+              <w:rPr>
+                <w:rStyle w:val="Hiperhivatkozs"/>
+                <w:noProof/>
+              </w:rPr>
+              <w:t>A főoldal menüsora</w:t>
+            </w:r>
+            <w:r>
+              <w:rPr>
+                <w:noProof/>
+                <w:webHidden/>
+              </w:rPr>
+              <w:tab/>
+            </w:r>
+            <w:r>
+              <w:rPr>
+                <w:noProof/>
+                <w:webHidden/>
+              </w:rPr>
+              <w:fldChar w:fldCharType="begin"/>
+            </w:r>
+            <w:r>
+              <w:rPr>
+                <w:noProof/>
+                <w:webHidden/>
+              </w:rPr>
+              <w:instrText xml:space="preserve"> PAGEREF _Toc228263460 \h </w:instrText>
+            </w:r>
+            <w:r>
+              <w:rPr>
+                <w:noProof/>
+                <w:webHidden/>
+              </w:rPr>
+            </w:r>
+            <w:r>
+              <w:rPr>
+                <w:noProof/>
+                <w:webHidden/>
+              </w:rPr>
+              <w:fldChar w:fldCharType="separate"/>
+            </w:r>
+            <w:r>
+              <w:rPr>
+                <w:noProof/>
+                <w:webHidden/>
+              </w:rPr>
+              <w:t>31</w:t>
+            </w:r>
+            <w:r>
+              <w:rPr>
+                <w:noProof/>
+                <w:webHidden/>
+              </w:rPr>
+              <w:fldChar w:fldCharType="end"/>
+            </w:r>
+          </w:hyperlink>
+        </w:p>
+        <w:p>
+          <w:pPr>
+            <w:pStyle w:val="TJ2"/>
+            <w:tabs>
+              <w:tab w:val="right" w:leader="dot" w:pos="9062"/>
+            </w:tabs>
+            <w:rPr>
+              <w:rFonts w:eastAsiaTheme="minorEastAsia"/>
+              <w:noProof/>
+              <w:sz w:val="22"/>
+              <w:lang w:eastAsia="hu-HU"/>
+            </w:rPr>
+          </w:pPr>
+          <w:hyperlink w:anchor="_Toc228263461" w:history="1">
+            <w:r>
+              <w:rPr>
+                <w:rStyle w:val="Hiperhivatkozs"/>
+                <w:noProof/>
+              </w:rPr>
+              <w:t>Kapcsolat rovat a főoldalon</w:t>
+            </w:r>
+            <w:r>
+              <w:rPr>
+                <w:noProof/>
+                <w:webHidden/>
+              </w:rPr>
+              <w:tab/>
+            </w:r>
+            <w:r>
+              <w:rPr>
+                <w:noProof/>
+                <w:webHidden/>
+              </w:rPr>
+              <w:fldChar w:fldCharType="begin"/>
+            </w:r>
+            <w:r>
+              <w:rPr>
+                <w:noProof/>
+                <w:webHidden/>
+              </w:rPr>
+              <w:instrText xml:space="preserve"> PAGEREF _Toc228263461 \h </w:instrText>
+            </w:r>
+            <w:r>
+              <w:rPr>
+                <w:noProof/>
+                <w:webHidden/>
+              </w:rPr>
+            </w:r>
+            <w:r>
+              <w:rPr>
+                <w:noProof/>
+                <w:webHidden/>
+              </w:rPr>
+              <w:fldChar w:fldCharType="separate"/>
+            </w:r>
+            <w:r>
+              <w:rPr>
+                <w:noProof/>
+                <w:webHidden/>
+              </w:rPr>
+              <w:t>32</w:t>
+            </w:r>
+            <w:r>
+              <w:rPr>
+                <w:noProof/>
+                <w:webHidden/>
+              </w:rPr>
+              <w:fldChar w:fldCharType="end"/>
+            </w:r>
+          </w:hyperlink>
+        </w:p>
+        <w:p>
+          <w:pPr>
+            <w:pStyle w:val="TJ2"/>
+            <w:tabs>
+              <w:tab w:val="right" w:leader="dot" w:pos="9062"/>
+            </w:tabs>
+            <w:rPr>
+              <w:rFonts w:eastAsiaTheme="minorEastAsia"/>
+              <w:noProof/>
+              <w:sz w:val="22"/>
+              <w:lang w:eastAsia="hu-HU"/>
+            </w:rPr>
+          </w:pPr>
+          <w:hyperlink w:anchor="_Toc228263462" w:history="1">
+            <w:r>
+              <w:rPr>
+                <w:rStyle w:val="Hiperhivatkozs"/>
+                <w:noProof/>
+              </w:rPr>
+              <w:t>Az admin felület működése</w:t>
+            </w:r>
+            <w:r>
+              <w:rPr>
+                <w:noProof/>
+                <w:webHidden/>
+              </w:rPr>
+              <w:tab/>
+            </w:r>
+            <w:r>
+              <w:rPr>
+                <w:noProof/>
+                <w:webHidden/>
+              </w:rPr>
+              <w:fldChar w:fldCharType="begin"/>
+            </w:r>
+            <w:r>
+              <w:rPr>
+                <w:noProof/>
+                <w:webHidden/>
+              </w:rPr>
+              <w:instrText xml:space="preserve"> PAGEREF _Toc228263462 \h </w:instrText>
+            </w:r>
+            <w:r>
+              <w:rPr>
+                <w:noProof/>
+                <w:webHidden/>
+              </w:rPr>
+            </w:r>
+            <w:r>
+              <w:rPr>
+                <w:noProof/>
+                <w:webHidden/>
+              </w:rPr>
+              <w:fldChar w:fldCharType="separate"/>
+            </w:r>
+            <w:r>
+              <w:rPr>
+                <w:noProof/>
+                <w:webHidden/>
+              </w:rPr>
+              <w:t>33</w:t>
+            </w:r>
+            <w:r>
+              <w:rPr>
+                <w:noProof/>
+                <w:webHidden/>
+              </w:rPr>
+              <w:fldChar w:fldCharType="end"/>
+            </w:r>
+          </w:hyperlink>
+        </w:p>
+        <w:p>
+          <w:pPr>
+            <w:pStyle w:val="TJ2"/>
+            <w:tabs>
+              <w:tab w:val="right" w:leader="dot" w:pos="9062"/>
+            </w:tabs>
+            <w:rPr>
+              <w:rFonts w:eastAsiaTheme="minorEastAsia"/>
+              <w:noProof/>
+              <w:sz w:val="22"/>
+              <w:lang w:eastAsia="hu-HU"/>
+            </w:rPr>
+          </w:pPr>
+          <w:hyperlink w:anchor="_Toc228263463" w:history="1">
+            <w:r>
+              <w:rPr>
+                <w:rStyle w:val="Hiperhivatkozs"/>
+                <w:noProof/>
+              </w:rPr>
+              <w:t>A sorompónk használata</w:t>
+            </w:r>
+            <w:r>
+              <w:rPr>
+                <w:noProof/>
+                <w:webHidden/>
+              </w:rPr>
+              <w:tab/>
+            </w:r>
+            <w:r>
+              <w:rPr>
+                <w:noProof/>
+                <w:webHidden/>
+              </w:rPr>
+              <w:fldChar w:fldCharType="begin"/>
+            </w:r>
+            <w:r>
+              <w:rPr>
+                <w:noProof/>
+                <w:webHidden/>
+              </w:rPr>
+              <w:instrText xml:space="preserve"> PAGEREF _Toc228263463 \h </w:instrText>
+            </w:r>
+            <w:r>
+              <w:rPr>
+                <w:noProof/>
+                <w:webHidden/>
+              </w:rPr>
+            </w:r>
+            <w:r>
+              <w:rPr>
+                <w:noProof/>
+                <w:webHidden/>
+              </w:rPr>
+              <w:fldChar w:fldCharType="separate"/>
+            </w:r>
+            <w:r>
+              <w:rPr>
+                <w:noProof/>
+                <w:webHidden/>
+              </w:rPr>
+              <w:t>35</w:t>
             </w:r>
             <w:r>
               <w:rPr>
@@ -2096,20 +2614,18 @@
             <w:rPr>
               <w:rFonts w:eastAsiaTheme="minorEastAsia"/>
               <w:noProof/>
-              <w:kern w:val="2"/>
-              <w:szCs w:val="24"/>
+              <w:sz w:val="22"/>
               <w:lang w:eastAsia="hu-HU"/>
-              <w14:ligatures w14:val="standardContextual"/>
             </w:rPr>
           </w:pPr>
-          <w:hyperlink w:anchor="_Toc228214047" w:history="1">
+          <w:hyperlink w:anchor="_Toc228263464" w:history="1">
             <w:r>
               <w:rPr>
                 <w:rStyle w:val="Hiperhivatkozs"/>
                 <w:noProof/>
                 <w:highlight w:val="darkGreen"/>
               </w:rPr>
-              <w:t>Felhasználói dokumentáció</w:t>
+              <w:t>Összefoglalás</w:t>
             </w:r>
             <w:r>
               <w:rPr>
@@ -2130,7 +2646,7 @@
                 <w:noProof/>
                 <w:webHidden/>
               </w:rPr>
-              <w:instrText xml:space="preserve"> PAGEREF _Toc228214047 \h </w:instrText>
+              <w:instrText xml:space="preserve"> PAGEREF _Toc228263464 \h </w:instrText>
             </w:r>
             <w:r>
               <w:rPr>
@@ -2150,7 +2666,7 @@
                 <w:noProof/>
                 <w:webHidden/>
               </w:rPr>
-              <w:t>29</w:t>
+              <w:t>37</w:t>
             </w:r>
             <w:r>
               <w:rPr>
@@ -2170,19 +2686,17 @@
             <w:rPr>
               <w:rFonts w:eastAsiaTheme="minorEastAsia"/>
               <w:noProof/>
-              <w:kern w:val="2"/>
-              <w:szCs w:val="24"/>
+              <w:sz w:val="22"/>
               <w:lang w:eastAsia="hu-HU"/>
-              <w14:ligatures w14:val="standardContextual"/>
             </w:rPr>
           </w:pPr>
-          <w:hyperlink w:anchor="_Toc228214048" w:history="1">
+          <w:hyperlink w:anchor="_Toc228263465" w:history="1">
             <w:r>
               <w:rPr>
                 <w:rStyle w:val="Hiperhivatkozs"/>
                 <w:noProof/>
               </w:rPr>
-              <w:t>Bejelentkezés/belépés/regisztráció folyamata</w:t>
+              <w:t>Köszönetnyilvánítás</w:t>
             </w:r>
             <w:r>
               <w:rPr>
@@ -2203,7 +2717,7 @@
                 <w:noProof/>
                 <w:webHidden/>
               </w:rPr>
-              <w:instrText xml:space="preserve"> PAGEREF _Toc228214048 \h </w:instrText>
+              <w:instrText xml:space="preserve"> PAGEREF _Toc228263465 \h </w:instrText>
             </w:r>
             <w:r>
               <w:rPr>
@@ -2223,7 +2737,7 @@
                 <w:noProof/>
                 <w:webHidden/>
               </w:rPr>
-              <w:t>29</w:t>
+              <w:t>37</w:t>
             </w:r>
             <w:r>
               <w:rPr>
@@ -2243,19 +2757,17 @@
             <w:rPr>
               <w:rFonts w:eastAsiaTheme="minorEastAsia"/>
               <w:noProof/>
-              <w:kern w:val="2"/>
-              <w:szCs w:val="24"/>
+              <w:sz w:val="22"/>
               <w:lang w:eastAsia="hu-HU"/>
-              <w14:ligatures w14:val="standardContextual"/>
             </w:rPr>
           </w:pPr>
-          <w:hyperlink w:anchor="_Toc228214049" w:history="1">
+          <w:hyperlink w:anchor="_Toc228263466" w:history="1">
             <w:r>
               <w:rPr>
                 <w:rStyle w:val="Hiperhivatkozs"/>
                 <w:noProof/>
               </w:rPr>
-              <w:t>Rangrendszer és jogosultságok</w:t>
+              <w:t>A vége eredmény véleményezése</w:t>
             </w:r>
             <w:r>
               <w:rPr>
@@ -2276,7 +2788,7 @@
                 <w:noProof/>
                 <w:webHidden/>
               </w:rPr>
-              <w:instrText xml:space="preserve"> PAGEREF _Toc228214049 \h </w:instrText>
+              <w:instrText xml:space="preserve"> PAGEREF _Toc228263466 \h </w:instrText>
             </w:r>
             <w:r>
               <w:rPr>
@@ -2296,7 +2808,7 @@
                 <w:noProof/>
                 <w:webHidden/>
               </w:rPr>
-              <w:t>29</w:t>
+              <w:t>37</w:t>
             </w:r>
             <w:r>
               <w:rPr>
@@ -2316,19 +2828,17 @@
             <w:rPr>
               <w:rFonts w:eastAsiaTheme="minorEastAsia"/>
               <w:noProof/>
-              <w:kern w:val="2"/>
-              <w:szCs w:val="24"/>
+              <w:sz w:val="22"/>
               <w:lang w:eastAsia="hu-HU"/>
-              <w14:ligatures w14:val="standardContextual"/>
             </w:rPr>
           </w:pPr>
-          <w:hyperlink w:anchor="_Toc228214050" w:history="1">
+          <w:hyperlink w:anchor="_Toc228263467" w:history="1">
             <w:r>
               <w:rPr>
                 <w:rStyle w:val="Hiperhivatkozs"/>
                 <w:noProof/>
               </w:rPr>
-              <w:t>Értékelések és visszajelzések a főoldalon</w:t>
+              <w:t>Fejlesztési lehetőségek</w:t>
             </w:r>
             <w:r>
               <w:rPr>
@@ -2349,7 +2859,7 @@
                 <w:noProof/>
                 <w:webHidden/>
               </w:rPr>
-              <w:instrText xml:space="preserve"> PAGEREF _Toc228214050 \h </w:instrText>
+              <w:instrText xml:space="preserve"> PAGEREF _Toc228263467 \h </w:instrText>
             </w:r>
             <w:r>
               <w:rPr>
@@ -2369,592 +2879,7 @@
                 <w:noProof/>
                 <w:webHidden/>
               </w:rPr>
-              <w:t>31</w:t>
-            </w:r>
-            <w:r>
-              <w:rPr>
-                <w:noProof/>
-                <w:webHidden/>
-              </w:rPr>
-              <w:fldChar w:fldCharType="end"/>
-            </w:r>
-          </w:hyperlink>
-        </w:p>
-        <w:p>
-          <w:pPr>
-            <w:pStyle w:val="TJ2"/>
-            <w:tabs>
-              <w:tab w:val="right" w:leader="dot" w:pos="9062"/>
-            </w:tabs>
-            <w:rPr>
-              <w:rFonts w:eastAsiaTheme="minorEastAsia"/>
-              <w:noProof/>
-              <w:kern w:val="2"/>
-              <w:szCs w:val="24"/>
-              <w:lang w:eastAsia="hu-HU"/>
-              <w14:ligatures w14:val="standardContextual"/>
-            </w:rPr>
-          </w:pPr>
-          <w:hyperlink w:anchor="_Toc228214051" w:history="1">
-            <w:r>
-              <w:rPr>
-                <w:rStyle w:val="Hiperhivatkozs"/>
-                <w:noProof/>
-              </w:rPr>
-              <w:t>A főoldal menüsora</w:t>
-            </w:r>
-            <w:r>
-              <w:rPr>
-                <w:noProof/>
-                <w:webHidden/>
-              </w:rPr>
-              <w:tab/>
-            </w:r>
-            <w:r>
-              <w:rPr>
-                <w:noProof/>
-                <w:webHidden/>
-              </w:rPr>
-              <w:fldChar w:fldCharType="begin"/>
-            </w:r>
-            <w:r>
-              <w:rPr>
-                <w:noProof/>
-                <w:webHidden/>
-              </w:rPr>
-              <w:instrText xml:space="preserve"> PAGEREF _Toc228214051 \h </w:instrText>
-            </w:r>
-            <w:r>
-              <w:rPr>
-                <w:noProof/>
-                <w:webHidden/>
-              </w:rPr>
-            </w:r>
-            <w:r>
-              <w:rPr>
-                <w:noProof/>
-                <w:webHidden/>
-              </w:rPr>
-              <w:fldChar w:fldCharType="separate"/>
-            </w:r>
-            <w:r>
-              <w:rPr>
-                <w:noProof/>
-                <w:webHidden/>
-              </w:rPr>
-              <w:t>31</w:t>
-            </w:r>
-            <w:r>
-              <w:rPr>
-                <w:noProof/>
-                <w:webHidden/>
-              </w:rPr>
-              <w:fldChar w:fldCharType="end"/>
-            </w:r>
-          </w:hyperlink>
-        </w:p>
-        <w:p>
-          <w:pPr>
-            <w:pStyle w:val="TJ2"/>
-            <w:tabs>
-              <w:tab w:val="right" w:leader="dot" w:pos="9062"/>
-            </w:tabs>
-            <w:rPr>
-              <w:rFonts w:eastAsiaTheme="minorEastAsia"/>
-              <w:noProof/>
-              <w:kern w:val="2"/>
-              <w:szCs w:val="24"/>
-              <w:lang w:eastAsia="hu-HU"/>
-              <w14:ligatures w14:val="standardContextual"/>
-            </w:rPr>
-          </w:pPr>
-          <w:hyperlink w:anchor="_Toc228214052" w:history="1">
-            <w:r>
-              <w:rPr>
-                <w:rStyle w:val="Hiperhivatkozs"/>
-                <w:noProof/>
-              </w:rPr>
-              <w:t>Kapcsolat rovat a főoldalon</w:t>
-            </w:r>
-            <w:r>
-              <w:rPr>
-                <w:noProof/>
-                <w:webHidden/>
-              </w:rPr>
-              <w:tab/>
-            </w:r>
-            <w:r>
-              <w:rPr>
-                <w:noProof/>
-                <w:webHidden/>
-              </w:rPr>
-              <w:fldChar w:fldCharType="begin"/>
-            </w:r>
-            <w:r>
-              <w:rPr>
-                <w:noProof/>
-                <w:webHidden/>
-              </w:rPr>
-              <w:instrText xml:space="preserve"> PAGEREF _Toc228214052 \h </w:instrText>
-            </w:r>
-            <w:r>
-              <w:rPr>
-                <w:noProof/>
-                <w:webHidden/>
-              </w:rPr>
-            </w:r>
-            <w:r>
-              <w:rPr>
-                <w:noProof/>
-                <w:webHidden/>
-              </w:rPr>
-              <w:fldChar w:fldCharType="separate"/>
-            </w:r>
-            <w:r>
-              <w:rPr>
-                <w:noProof/>
-                <w:webHidden/>
-              </w:rPr>
-              <w:t>32</w:t>
-            </w:r>
-            <w:r>
-              <w:rPr>
-                <w:noProof/>
-                <w:webHidden/>
-              </w:rPr>
-              <w:fldChar w:fldCharType="end"/>
-            </w:r>
-          </w:hyperlink>
-        </w:p>
-        <w:p>
-          <w:pPr>
-            <w:pStyle w:val="TJ2"/>
-            <w:tabs>
-              <w:tab w:val="right" w:leader="dot" w:pos="9062"/>
-            </w:tabs>
-            <w:rPr>
-              <w:rFonts w:eastAsiaTheme="minorEastAsia"/>
-              <w:noProof/>
-              <w:kern w:val="2"/>
-              <w:szCs w:val="24"/>
-              <w:lang w:eastAsia="hu-HU"/>
-              <w14:ligatures w14:val="standardContextual"/>
-            </w:rPr>
-          </w:pPr>
-          <w:hyperlink w:anchor="_Toc228214053" w:history="1">
-            <w:r>
-              <w:rPr>
-                <w:rStyle w:val="Hiperhivatkozs"/>
-                <w:noProof/>
-              </w:rPr>
-              <w:t>Az admin felület működése</w:t>
-            </w:r>
-            <w:r>
-              <w:rPr>
-                <w:noProof/>
-                <w:webHidden/>
-              </w:rPr>
-              <w:tab/>
-            </w:r>
-            <w:r>
-              <w:rPr>
-                <w:noProof/>
-                <w:webHidden/>
-              </w:rPr>
-              <w:fldChar w:fldCharType="begin"/>
-            </w:r>
-            <w:r>
-              <w:rPr>
-                <w:noProof/>
-                <w:webHidden/>
-              </w:rPr>
-              <w:instrText xml:space="preserve"> PAGEREF _Toc228214053 \h </w:instrText>
-            </w:r>
-            <w:r>
-              <w:rPr>
-                <w:noProof/>
-                <w:webHidden/>
-              </w:rPr>
-            </w:r>
-            <w:r>
-              <w:rPr>
-                <w:noProof/>
-                <w:webHidden/>
-              </w:rPr>
-              <w:fldChar w:fldCharType="separate"/>
-            </w:r>
-            <w:r>
-              <w:rPr>
-                <w:noProof/>
-                <w:webHidden/>
-              </w:rPr>
-              <w:t>33</w:t>
-            </w:r>
-            <w:r>
-              <w:rPr>
-                <w:noProof/>
-                <w:webHidden/>
-              </w:rPr>
-              <w:fldChar w:fldCharType="end"/>
-            </w:r>
-          </w:hyperlink>
-        </w:p>
-        <w:p>
-          <w:pPr>
-            <w:pStyle w:val="TJ2"/>
-            <w:tabs>
-              <w:tab w:val="right" w:leader="dot" w:pos="9062"/>
-            </w:tabs>
-            <w:rPr>
-              <w:rFonts w:eastAsiaTheme="minorEastAsia"/>
-              <w:noProof/>
-              <w:kern w:val="2"/>
-              <w:szCs w:val="24"/>
-              <w:lang w:eastAsia="hu-HU"/>
-              <w14:ligatures w14:val="standardContextual"/>
-            </w:rPr>
-          </w:pPr>
-          <w:hyperlink w:anchor="_Toc228214054" w:history="1">
-            <w:r>
-              <w:rPr>
-                <w:rStyle w:val="Hiperhivatkozs"/>
-                <w:noProof/>
-              </w:rPr>
-              <w:t>A sorompónk használata</w:t>
-            </w:r>
-            <w:r>
-              <w:rPr>
-                <w:noProof/>
-                <w:webHidden/>
-              </w:rPr>
-              <w:tab/>
-            </w:r>
-            <w:r>
-              <w:rPr>
-                <w:noProof/>
-                <w:webHidden/>
-              </w:rPr>
-              <w:fldChar w:fldCharType="begin"/>
-            </w:r>
-            <w:r>
-              <w:rPr>
-                <w:noProof/>
-                <w:webHidden/>
-              </w:rPr>
-              <w:instrText xml:space="preserve"> PAGEREF _Toc228214054 \h </w:instrText>
-            </w:r>
-            <w:r>
-              <w:rPr>
-                <w:noProof/>
-                <w:webHidden/>
-              </w:rPr>
-            </w:r>
-            <w:r>
-              <w:rPr>
-                <w:noProof/>
-                <w:webHidden/>
-              </w:rPr>
-              <w:fldChar w:fldCharType="separate"/>
-            </w:r>
-            <w:r>
-              <w:rPr>
-                <w:noProof/>
-                <w:webHidden/>
-              </w:rPr>
-              <w:t>35</w:t>
-            </w:r>
-            <w:r>
-              <w:rPr>
-                <w:noProof/>
-                <w:webHidden/>
-              </w:rPr>
-              <w:fldChar w:fldCharType="end"/>
-            </w:r>
-          </w:hyperlink>
-        </w:p>
-        <w:p>
-          <w:pPr>
-            <w:pStyle w:val="TJ1"/>
-            <w:tabs>
-              <w:tab w:val="right" w:leader="dot" w:pos="9062"/>
-            </w:tabs>
-            <w:rPr>
-              <w:rFonts w:eastAsiaTheme="minorEastAsia"/>
-              <w:noProof/>
-              <w:kern w:val="2"/>
-              <w:szCs w:val="24"/>
-              <w:lang w:eastAsia="hu-HU"/>
-              <w14:ligatures w14:val="standardContextual"/>
-            </w:rPr>
-          </w:pPr>
-          <w:hyperlink w:anchor="_Toc228214055" w:history="1">
-            <w:r>
-              <w:rPr>
-                <w:rStyle w:val="Hiperhivatkozs"/>
-                <w:noProof/>
-                <w:highlight w:val="darkGreen"/>
-              </w:rPr>
-              <w:t>Összefoglalás</w:t>
-            </w:r>
-            <w:r>
-              <w:rPr>
-                <w:noProof/>
-                <w:webHidden/>
-              </w:rPr>
-              <w:tab/>
-            </w:r>
-            <w:r>
-              <w:rPr>
-                <w:noProof/>
-                <w:webHidden/>
-              </w:rPr>
-              <w:fldChar w:fldCharType="begin"/>
-            </w:r>
-            <w:r>
-              <w:rPr>
-                <w:noProof/>
-                <w:webHidden/>
-              </w:rPr>
-              <w:instrText xml:space="preserve"> PAGEREF _Toc228214055 \h </w:instrText>
-            </w:r>
-            <w:r>
-              <w:rPr>
-                <w:noProof/>
-                <w:webHidden/>
-              </w:rPr>
-            </w:r>
-            <w:r>
-              <w:rPr>
-                <w:noProof/>
-                <w:webHidden/>
-              </w:rPr>
-              <w:fldChar w:fldCharType="separate"/>
-            </w:r>
-            <w:r>
-              <w:rPr>
-                <w:noProof/>
-                <w:webHidden/>
-              </w:rPr>
-              <w:t>36</w:t>
-            </w:r>
-            <w:r>
-              <w:rPr>
-                <w:noProof/>
-                <w:webHidden/>
-              </w:rPr>
-              <w:fldChar w:fldCharType="end"/>
-            </w:r>
-          </w:hyperlink>
-        </w:p>
-        <w:p>
-          <w:pPr>
-            <w:pStyle w:val="TJ2"/>
-            <w:tabs>
-              <w:tab w:val="right" w:leader="dot" w:pos="9062"/>
-            </w:tabs>
-            <w:rPr>
-              <w:rFonts w:eastAsiaTheme="minorEastAsia"/>
-              <w:noProof/>
-              <w:kern w:val="2"/>
-              <w:szCs w:val="24"/>
-              <w:lang w:eastAsia="hu-HU"/>
-              <w14:ligatures w14:val="standardContextual"/>
-            </w:rPr>
-          </w:pPr>
-          <w:hyperlink w:anchor="_Toc228214056" w:history="1">
-            <w:r>
-              <w:rPr>
-                <w:rStyle w:val="Hiperhivatkozs"/>
-                <w:noProof/>
-              </w:rPr>
-              <w:t>Köszönetnyilvánítás</w:t>
-            </w:r>
-            <w:r>
-              <w:rPr>
-                <w:noProof/>
-                <w:webHidden/>
-              </w:rPr>
-              <w:tab/>
-            </w:r>
-            <w:r>
-              <w:rPr>
-                <w:noProof/>
-                <w:webHidden/>
-              </w:rPr>
-              <w:fldChar w:fldCharType="begin"/>
-            </w:r>
-            <w:r>
-              <w:rPr>
-                <w:noProof/>
-                <w:webHidden/>
-              </w:rPr>
-              <w:instrText xml:space="preserve"> PAGEREF _Toc228214056 \h </w:instrText>
-            </w:r>
-            <w:r>
-              <w:rPr>
-                <w:noProof/>
-                <w:webHidden/>
-              </w:rPr>
-            </w:r>
-            <w:r>
-              <w:rPr>
-                <w:noProof/>
-                <w:webHidden/>
-              </w:rPr>
-              <w:fldChar w:fldCharType="separate"/>
-            </w:r>
-            <w:r>
-              <w:rPr>
-                <w:noProof/>
-                <w:webHidden/>
-              </w:rPr>
-              <w:t>36</w:t>
-            </w:r>
-            <w:r>
-              <w:rPr>
-                <w:noProof/>
-                <w:webHidden/>
-              </w:rPr>
-              <w:fldChar w:fldCharType="end"/>
-            </w:r>
-          </w:hyperlink>
-        </w:p>
-        <w:p>
-          <w:pPr>
-            <w:pStyle w:val="TJ2"/>
-            <w:tabs>
-              <w:tab w:val="right" w:leader="dot" w:pos="9062"/>
-            </w:tabs>
-            <w:rPr>
-              <w:rFonts w:eastAsiaTheme="minorEastAsia"/>
-              <w:noProof/>
-              <w:kern w:val="2"/>
-              <w:szCs w:val="24"/>
-              <w:lang w:eastAsia="hu-HU"/>
-              <w14:ligatures w14:val="standardContextual"/>
-            </w:rPr>
-          </w:pPr>
-          <w:hyperlink w:anchor="_Toc228214057" w:history="1">
-            <w:r>
-              <w:rPr>
-                <w:rStyle w:val="Hiperhivatkozs"/>
-                <w:noProof/>
-              </w:rPr>
-              <w:t>A vége eredmény véleményezése</w:t>
-            </w:r>
-            <w:r>
-              <w:rPr>
-                <w:noProof/>
-                <w:webHidden/>
-              </w:rPr>
-              <w:tab/>
-            </w:r>
-            <w:r>
-              <w:rPr>
-                <w:noProof/>
-                <w:webHidden/>
-              </w:rPr>
-              <w:fldChar w:fldCharType="begin"/>
-            </w:r>
-            <w:r>
-              <w:rPr>
-                <w:noProof/>
-                <w:webHidden/>
-              </w:rPr>
-              <w:instrText xml:space="preserve"> PAGEREF _Toc228214057 \h </w:instrText>
-            </w:r>
-            <w:r>
-              <w:rPr>
-                <w:noProof/>
-                <w:webHidden/>
-              </w:rPr>
-            </w:r>
-            <w:r>
-              <w:rPr>
-                <w:noProof/>
-                <w:webHidden/>
-              </w:rPr>
-              <w:fldChar w:fldCharType="separate"/>
-            </w:r>
-            <w:r>
-              <w:rPr>
-                <w:noProof/>
-                <w:webHidden/>
-              </w:rPr>
-              <w:t>36</w:t>
-            </w:r>
-            <w:r>
-              <w:rPr>
-                <w:noProof/>
-                <w:webHidden/>
-              </w:rPr>
-              <w:fldChar w:fldCharType="end"/>
-            </w:r>
-          </w:hyperlink>
-        </w:p>
-        <w:p>
-          <w:pPr>
-            <w:pStyle w:val="TJ2"/>
-            <w:tabs>
-              <w:tab w:val="right" w:leader="dot" w:pos="9062"/>
-            </w:tabs>
-            <w:rPr>
-              <w:rFonts w:eastAsiaTheme="minorEastAsia"/>
-              <w:noProof/>
-              <w:kern w:val="2"/>
-              <w:szCs w:val="24"/>
-              <w:lang w:eastAsia="hu-HU"/>
-              <w14:ligatures w14:val="standardContextual"/>
-            </w:rPr>
-          </w:pPr>
-          <w:hyperlink w:anchor="_Toc228214058" w:history="1">
-            <w:r>
-              <w:rPr>
-                <w:rStyle w:val="Hiperhivatkozs"/>
-                <w:noProof/>
-              </w:rPr>
-              <w:t>Fejlesztési lehetőségek</w:t>
-            </w:r>
-            <w:r>
-              <w:rPr>
-                <w:noProof/>
-                <w:webHidden/>
-              </w:rPr>
-              <w:tab/>
-            </w:r>
-            <w:r>
-              <w:rPr>
-                <w:noProof/>
-                <w:webHidden/>
-              </w:rPr>
-              <w:fldChar w:fldCharType="begin"/>
-            </w:r>
-            <w:r>
-              <w:rPr>
-                <w:noProof/>
-                <w:webHidden/>
-              </w:rPr>
-              <w:instrText xml:space="preserve"> PAGEREF _Toc228214058 \h </w:instrText>
-            </w:r>
-            <w:r>
-              <w:rPr>
-                <w:noProof/>
-                <w:webHidden/>
-              </w:rPr>
-            </w:r>
-            <w:r>
-              <w:rPr>
-                <w:noProof/>
-                <w:webHidden/>
-              </w:rPr>
-              <w:fldChar w:fldCharType="separate"/>
-            </w:r>
-            <w:r>
-              <w:rPr>
-                <w:noProof/>
-                <w:webHidden/>
-              </w:rPr>
-              <w:t>36</w:t>
+              <w:t>37</w:t>
             </w:r>
             <w:r>
               <w:rPr>
@@ -3004,7 +2929,7 @@
           <w:highlight w:val="darkGreen"/>
         </w:rPr>
       </w:pPr>
-      <w:bookmarkStart w:id="0" w:name="_Toc228214021"/>
+      <w:bookmarkStart w:id="1" w:name="_Toc228263430"/>
       <w:r>
         <w:rPr>
           <w:highlight w:val="darkGreen"/>
@@ -3012,17 +2937,17 @@
         <w:lastRenderedPageBreak/>
         <w:t>Bevezetés</w:t>
       </w:r>
-      <w:bookmarkEnd w:id="0"/>
+      <w:bookmarkEnd w:id="1"/>
     </w:p>
     <w:p>
       <w:pPr>
         <w:pStyle w:val="Cmsor2"/>
       </w:pPr>
-      <w:bookmarkStart w:id="1" w:name="_Toc228214022"/>
+      <w:bookmarkStart w:id="2" w:name="_Toc228263431"/>
       <w:r>
         <w:t>Tesztfelhasználó</w:t>
       </w:r>
-      <w:bookmarkEnd w:id="1"/>
+      <w:bookmarkEnd w:id="2"/>
     </w:p>
     <w:p>
       <w:r>
@@ -3044,26 +2969,21 @@
     </w:p>
     <w:p>
       <w:r>
-        <w:t xml:space="preserve">Jogosultság: </w:t>
-      </w:r>
-      <w:proofErr w:type="spellStart"/>
-      <w:r>
-        <w:t>Superadmin</w:t>
-      </w:r>
-      <w:proofErr w:type="spellEnd"/>
+        <w:t>Jogosultság: Superadmin</w:t>
+      </w:r>
     </w:p>
     <w:p>
       <w:pPr>
         <w:pStyle w:val="Cmsor2"/>
       </w:pPr>
-      <w:bookmarkStart w:id="2" w:name="_Toc228214023"/>
+      <w:bookmarkStart w:id="3" w:name="_Toc228263432"/>
       <w:r>
         <w:t>Témaválasztás</w:t>
       </w:r>
       <w:r>
         <w:t xml:space="preserve"> indoklása</w:t>
       </w:r>
-      <w:bookmarkEnd w:id="2"/>
+      <w:bookmarkEnd w:id="3"/>
     </w:p>
     <w:p>
       <w:pPr>
@@ -3078,11 +2998,11 @@
       <w:pPr>
         <w:pStyle w:val="Cmsor2"/>
       </w:pPr>
-      <w:bookmarkStart w:id="3" w:name="_Toc228214024"/>
+      <w:bookmarkStart w:id="4" w:name="_Toc228263433"/>
       <w:r>
         <w:t>Célkitűzés</w:t>
       </w:r>
-      <w:bookmarkEnd w:id="3"/>
+      <w:bookmarkEnd w:id="4"/>
     </w:p>
     <w:p>
       <w:pPr>
@@ -3134,23 +3054,7 @@
       </w:pPr>
       <w:r>
         <w:lastRenderedPageBreak/>
-        <w:t xml:space="preserve">Egy </w:t>
-      </w:r>
-      <w:proofErr w:type="spellStart"/>
-      <w:r>
-        <w:t>admin</w:t>
-      </w:r>
-      <w:proofErr w:type="spellEnd"/>
-      <w:r>
-        <w:t xml:space="preserve"> oldal, ahol az alkalmazottakat és </w:t>
-      </w:r>
-      <w:proofErr w:type="spellStart"/>
-      <w:r>
-        <w:t>adminokat</w:t>
-      </w:r>
-      <w:proofErr w:type="spellEnd"/>
-      <w:r>
-        <w:t>, cégeket, kiosztott parkolókártyákat kezelni tudjuk. Ez is jól átlátható, könnyen kezelhető.</w:t>
+        <w:t>Egy admin oldal, ahol az alkalmazottakat és adminokat, cégeket, kiosztott parkolókártyákat kezelni tudjuk. Ez is jól átlátható, könnyen kezelhető.</w:t>
       </w:r>
     </w:p>
     <w:p>
@@ -3174,12 +3078,12 @@
       <w:r>
         <w:br w:type="page"/>
       </w:r>
-      <w:bookmarkStart w:id="4" w:name="_Toc228214025"/>
+      <w:bookmarkStart w:id="5" w:name="_Toc228263434"/>
       <w:r>
         <w:lastRenderedPageBreak/>
         <w:t>A weboldal célközönsége</w:t>
       </w:r>
-      <w:bookmarkEnd w:id="4"/>
+      <w:bookmarkEnd w:id="5"/>
     </w:p>
     <w:p>
       <w:pPr>
@@ -3208,7 +3112,7 @@
           <w:highlight w:val="darkGreen"/>
         </w:rPr>
       </w:pPr>
-      <w:bookmarkStart w:id="5" w:name="_Toc228214026"/>
+      <w:bookmarkStart w:id="6" w:name="_Toc228263435"/>
       <w:r>
         <w:rPr>
           <w:highlight w:val="darkGreen"/>
@@ -3216,17 +3120,17 @@
         <w:lastRenderedPageBreak/>
         <w:t>Fejlesztői dokumentáció</w:t>
       </w:r>
-      <w:bookmarkEnd w:id="5"/>
+      <w:bookmarkEnd w:id="6"/>
     </w:p>
     <w:p>
       <w:pPr>
         <w:pStyle w:val="Cmsor2"/>
       </w:pPr>
-      <w:bookmarkStart w:id="6" w:name="_Toc228214027"/>
+      <w:bookmarkStart w:id="7" w:name="_Toc228263436"/>
       <w:r>
         <w:t>Fejlesztői környezet</w:t>
       </w:r>
-      <w:bookmarkEnd w:id="6"/>
+      <w:bookmarkEnd w:id="7"/>
     </w:p>
     <w:p>
       <w:pPr>
@@ -3234,31 +3138,7 @@
         <w:jc w:val="both"/>
       </w:pPr>
       <w:r>
-        <w:t xml:space="preserve">A parkoló weboldal elkészítéséhez több különböző fejlesztőeszközt használunk, amelyek segítenek a kód </w:t>
-      </w:r>
-      <w:proofErr w:type="gramStart"/>
-      <w:r>
-        <w:t>fejlesztésében</w:t>
-      </w:r>
-      <w:proofErr w:type="gramEnd"/>
-      <w:r>
-        <w:t xml:space="preserve"> valamint az adatok kezelésében is. Minden alapja a Visual </w:t>
-      </w:r>
-      <w:proofErr w:type="spellStart"/>
-      <w:r>
-        <w:t>Studio</w:t>
-      </w:r>
-      <w:proofErr w:type="spellEnd"/>
-      <w:r>
-        <w:t xml:space="preserve"> </w:t>
-      </w:r>
-      <w:proofErr w:type="spellStart"/>
-      <w:r>
-        <w:t>Code</w:t>
-      </w:r>
-      <w:proofErr w:type="spellEnd"/>
-      <w:r>
-        <w:t>, amely környezet segít a weboldal szerkesztésében.</w:t>
+        <w:t>A parkoló weboldal elkészítéséhez több különböző fejlesztőeszközt használunk, amelyek segítenek a kód fejlesztésében valamint az adatok kezelésében is. Minden alapja a Visual Studio Code, amely környezet segít a weboldal szerkesztésében.</w:t>
       </w:r>
     </w:p>
     <w:p>
@@ -3267,31 +3147,7 @@
         <w:jc w:val="both"/>
       </w:pPr>
       <w:r>
-        <w:t xml:space="preserve">A XAMPP egy olyan program, amely tartalmazza az </w:t>
-      </w:r>
-      <w:proofErr w:type="spellStart"/>
-      <w:r>
-        <w:t>Apache</w:t>
-      </w:r>
-      <w:proofErr w:type="spellEnd"/>
-      <w:r>
-        <w:t xml:space="preserve"> webkiszolgálót, a </w:t>
-      </w:r>
-      <w:proofErr w:type="spellStart"/>
-      <w:r>
-        <w:t>MySQL</w:t>
-      </w:r>
-      <w:proofErr w:type="spellEnd"/>
-      <w:r>
-        <w:t xml:space="preserve"> adatbáziskezelőt és a PHP-t, ezáltal lehetővé teszi számunkra, hogy lokálisan fejlesszük és teszteljük weboldalunkat a saját számítógépünkön anélkül, hogy szükség lenne valós webkiszolgálóra. A </w:t>
-      </w:r>
-      <w:proofErr w:type="spellStart"/>
-      <w:r>
-        <w:t>phpMyAdmin</w:t>
-      </w:r>
-      <w:proofErr w:type="spellEnd"/>
-      <w:r>
-        <w:t xml:space="preserve"> segítségével pedig könnyedén kezelhetjük és karbantarthatjuk az adatbázisunkat.</w:t>
+        <w:t>A XAMPP egy olyan program, amely tartalmazza az Apache webkiszolgálót, a MySQL adatbáziskezelőt és a PHP-t, ezáltal lehetővé teszi számunkra, hogy lokálisan fejlesszük és teszteljük weboldalunkat a saját számítógépünkön anélkül, hogy szükség lenne valós webkiszolgálóra. A phpMyAdmin segítségével pedig könnyedén kezelhetjük és karbantarthatjuk az adatbázisunkat.</w:t>
       </w:r>
     </w:p>
     <w:p>
@@ -3501,31 +3357,18 @@
         </w:drawing>
       </w:r>
       <w:r>
-        <w:t xml:space="preserve">Végül a </w:t>
-      </w:r>
-      <w:proofErr w:type="spellStart"/>
-      <w:r>
-        <w:t>MySQL</w:t>
-      </w:r>
-      <w:proofErr w:type="spellEnd"/>
-      <w:r>
-        <w:t xml:space="preserve"> adatbázis-kezelő rendszer hatékonyan tárolja és kezeli a parkolásokhoz, felhasználókhoz és egyéb adatokhoz kapcsolódó információkat. Ezeket a fejlesztőeszközöket választottuk, mert gyakorlati óráink során használtuk őket. A széles körű elérhetőségük és az, hogy ingyenesen elérhetőek, tovább erősíti döntésünket. Segítségükkel hatékonyan fejleszthetjük és tesztelhetjük weboldalunkat, és könnyedén kezelhetjük az adatbázist.</w:t>
+        <w:t>Végül a MySQL adatbázis-kezelő rendszer hatékonyan tárolja és kezeli a parkolásokhoz, felhasználókhoz és egyéb adatokhoz kapcsolódó információkat. Ezeket a fejlesztőeszközöket választottuk, mert gyakorlati óráink során használtuk őket. A széles körű elérhetőségük és az, hogy ingyenesen elérhetőek, tovább erősíti döntésünket. Segítségükkel hatékonyan fejleszthetjük és tesztelhetjük weboldalunkat, és könnyedén kezelhetjük az adatbázist.</w:t>
       </w:r>
     </w:p>
     <w:p>
       <w:pPr>
         <w:pStyle w:val="Cmsor2"/>
       </w:pPr>
-      <w:bookmarkStart w:id="7" w:name="_Toc228214028"/>
-      <w:proofErr w:type="spellStart"/>
-      <w:r>
-        <w:t>Domain</w:t>
-      </w:r>
-      <w:proofErr w:type="spellEnd"/>
-      <w:r>
-        <w:t xml:space="preserve"> és webtárhely</w:t>
-      </w:r>
-      <w:bookmarkEnd w:id="7"/>
+      <w:bookmarkStart w:id="8" w:name="_Toc228263437"/>
+      <w:r>
+        <w:t>Domain és webtárhely</w:t>
+      </w:r>
+      <w:bookmarkEnd w:id="8"/>
     </w:p>
     <w:p>
       <w:pPr>
@@ -3536,39 +3379,7 @@
         </w:rPr>
       </w:pPr>
       <w:r>
-        <w:t xml:space="preserve">Az online elérhető honlapunkhoz szükséges volt egy </w:t>
-      </w:r>
-      <w:proofErr w:type="spellStart"/>
-      <w:r>
-        <w:t>domaint</w:t>
-      </w:r>
-      <w:proofErr w:type="spellEnd"/>
-      <w:r>
-        <w:t xml:space="preserve"> vásárolni, valamint egy tárhely kezelőt keresni. Választásunk a </w:t>
-      </w:r>
-      <w:proofErr w:type="spellStart"/>
-      <w:r>
-        <w:t>Dotroll-ra</w:t>
-      </w:r>
-      <w:proofErr w:type="spellEnd"/>
-      <w:r>
-        <w:t xml:space="preserve"> (https://www.dotroll.com/) esett, mert mind igényünket ki tudta elégíteni. Az általunk vásárolt webtárhely mellé lehetőségünk volt helyben </w:t>
-      </w:r>
-      <w:proofErr w:type="spellStart"/>
-      <w:r>
-        <w:t>domaint</w:t>
-      </w:r>
-      <w:proofErr w:type="spellEnd"/>
-      <w:r>
-        <w:t xml:space="preserve"> vásárolni a C Panel segítségével. Így jutottunk el a fiókunk </w:t>
-      </w:r>
-      <w:proofErr w:type="gramStart"/>
-      <w:r>
-        <w:t>létrehozásához</w:t>
-      </w:r>
-      <w:proofErr w:type="gramEnd"/>
-      <w:r>
-        <w:t xml:space="preserve"> illetve a http://proparking.hu/ regisztrációjáig</w:t>
+        <w:t>Az online elérhető honlapunkhoz szükséges volt egy domaint vásárolni, valamint egy tárhely kezelőt keresni. Választásunk a Dotroll-ra (https://www.dotroll.com/) esett, mert mind igényünket ki tudta elégíteni. Az általunk vásárolt webtárhely mellé lehetőségünk volt helyben domaint vásárolni a C Panel segítségével. Így jutottunk el a fiókunk létrehozásához illetve a http://proparking.hu/ regisztrációjáig</w:t>
       </w:r>
       <w:r>
         <w:t>.</w:t>
@@ -3587,7 +3398,7 @@
           <w:noProof/>
         </w:rPr>
       </w:pPr>
-      <w:bookmarkStart w:id="8" w:name="_Toc228214029"/>
+      <w:bookmarkStart w:id="9" w:name="_Toc228263438"/>
       <w:r>
         <w:rPr>
           <w:noProof/>
@@ -3735,7 +3546,7 @@
         </w:rPr>
         <w:t xml:space="preserve"> GitHub</w:t>
       </w:r>
-      <w:bookmarkEnd w:id="8"/>
+      <w:bookmarkEnd w:id="9"/>
     </w:p>
     <w:p>
       <w:pPr>
@@ -3752,23 +3563,7 @@
         <w:jc w:val="both"/>
       </w:pPr>
       <w:r>
-        <w:t xml:space="preserve">A környezetet Kothencz Martin GitHub fiókján hoztuk létre. Fiókján létrehozásra került egy </w:t>
-      </w:r>
-      <w:proofErr w:type="spellStart"/>
-      <w:r>
-        <w:t>zarovizsga</w:t>
-      </w:r>
-      <w:proofErr w:type="spellEnd"/>
-      <w:r>
-        <w:t xml:space="preserve"> nevű </w:t>
-      </w:r>
-      <w:proofErr w:type="spellStart"/>
-      <w:r>
-        <w:t>repository</w:t>
-      </w:r>
-      <w:proofErr w:type="spellEnd"/>
-      <w:r>
-        <w:t>. Ebben résztvevőként felvételre került Lenhardt Károly fiókja is, ezáltal a csapat mindkét tagjának elérhetővé vált az összes a munkához kapcsolódó fájl</w:t>
+        <w:t>A környezetet Kothencz Martin GitHub fiókján hoztuk létre. Fiókján létrehozásra került egy zarovizsga nevű repository. Ebben résztvevőként felvételre került Lenhardt Károly fiókja is, ezáltal a csapat mindkét tagjának elérhetővé vált az összes a munkához kapcsolódó fájl</w:t>
       </w:r>
       <w:r>
         <w:t>,</w:t>
@@ -3787,13 +3582,13 @@
       <w:pPr>
         <w:pStyle w:val="Cmsor2"/>
       </w:pPr>
-      <w:bookmarkStart w:id="9" w:name="_Toc228214030"/>
+      <w:bookmarkStart w:id="10" w:name="_Toc228263439"/>
       <w:r>
         <w:rPr>
           <w:noProof/>
         </w:rPr>
         <w:drawing>
-          <wp:anchor distT="0" distB="0" distL="114300" distR="114300" simplePos="0" relativeHeight="251678720" behindDoc="0" locked="0" layoutInCell="1" allowOverlap="1" wp14:anchorId="53BB6E6A" wp14:editId="2C18C257">
+          <wp:anchor distT="0" distB="0" distL="114300" distR="114300" simplePos="0" relativeHeight="251678720" behindDoc="0" locked="0" layoutInCell="1" allowOverlap="1" wp14:anchorId="53BB6E6A" wp14:editId="73CE2AB0">
             <wp:simplePos x="0" y="0"/>
             <wp:positionH relativeFrom="column">
               <wp:posOffset>-80645</wp:posOffset>
@@ -3818,6 +3613,21 @@
                   <pic:blipFill>
                     <a:blip r:embed="rId16">
                       <a:extLst>
+                        <a:ext uri="{BEBA8EAE-BF5A-486C-A8C5-ECC9F3942E4B}">
+                          <a14:imgProps xmlns:a14="http://schemas.microsoft.com/office/drawing/2010/main">
+                            <a14:imgLayer r:embed="rId17">
+                              <a14:imgEffect>
+                                <a14:sharpenSoften amount="2000"/>
+                              </a14:imgEffect>
+                              <a14:imgEffect>
+                                <a14:saturation sat="108000"/>
+                              </a14:imgEffect>
+                              <a14:imgEffect>
+                                <a14:brightnessContrast bright="-3000" contrast="-58000"/>
+                              </a14:imgEffect>
+                            </a14:imgLayer>
+                          </a14:imgProps>
+                        </a:ext>
                         <a:ext uri="{28A0092B-C50C-407E-A947-70E740481C1C}">
                           <a14:useLocalDpi xmlns:a14="http://schemas.microsoft.com/office/drawing/2010/main" val="0"/>
                         </a:ext>
@@ -3847,17 +3657,12 @@
       </w:r>
       <w:r>
         <w:lastRenderedPageBreak/>
-        <w:t xml:space="preserve">Adatszerkezet és annak </w:t>
-      </w:r>
-      <w:proofErr w:type="gramStart"/>
-      <w:r>
-        <w:t>részletezése</w:t>
-      </w:r>
-      <w:proofErr w:type="gramEnd"/>
+        <w:t>Adatszerkezet és annak részletezése</w:t>
+      </w:r>
       <w:r>
         <w:t xml:space="preserve"> illetve az adatbázis táblái</w:t>
       </w:r>
-      <w:bookmarkEnd w:id="9"/>
+      <w:bookmarkEnd w:id="10"/>
     </w:p>
     <w:p>
       <w:pPr>
@@ -3865,23 +3670,7 @@
         <w:jc w:val="both"/>
       </w:pPr>
       <w:r>
-        <w:t xml:space="preserve">A parkoló oldalunk fő </w:t>
-      </w:r>
-      <w:proofErr w:type="gramStart"/>
-      <w:r>
-        <w:t>oldalához</w:t>
-      </w:r>
-      <w:proofErr w:type="gramEnd"/>
-      <w:r>
-        <w:t xml:space="preserve"> valamint </w:t>
-      </w:r>
-      <w:proofErr w:type="spellStart"/>
-      <w:r>
-        <w:t>admin</w:t>
-      </w:r>
-      <w:proofErr w:type="spellEnd"/>
-      <w:r>
-        <w:t xml:space="preserve"> felületéhez több táblát is használunk. Igyekeztünk úgy kialakítani, és a lehető leglogikusabban rendezni annak érdekében, hogy semmi se tudja a használatot befolyásolni.</w:t>
+        <w:t>A parkoló oldalunk fő oldalához valamint admin felületéhez több táblát is használunk. Igyekeztünk úgy kialakítani, és a lehető leglogikusabban rendezni annak érdekében, hogy semmi se tudja a használatot befolyásolni.</w:t>
       </w:r>
     </w:p>
     <w:p>
@@ -3894,16 +3683,16 @@
           <w:noProof/>
         </w:rPr>
         <w:drawing>
-          <wp:anchor distT="0" distB="0" distL="114300" distR="114300" simplePos="0" relativeHeight="251661312" behindDoc="1" locked="0" layoutInCell="1" allowOverlap="1" wp14:anchorId="7FB50434" wp14:editId="5E6F411D">
+          <wp:anchor distT="0" distB="0" distL="114300" distR="114300" simplePos="0" relativeHeight="251661312" behindDoc="1" locked="0" layoutInCell="1" allowOverlap="1" wp14:anchorId="7FB50434" wp14:editId="3067FDF8">
             <wp:simplePos x="0" y="0"/>
-            <wp:positionH relativeFrom="page">
-              <wp:align>right</wp:align>
+            <wp:positionH relativeFrom="margin">
+              <wp:align>left</wp:align>
             </wp:positionH>
             <wp:positionV relativeFrom="paragraph">
-              <wp:posOffset>500026</wp:posOffset>
+              <wp:posOffset>575310</wp:posOffset>
             </wp:positionV>
-            <wp:extent cx="7396996" cy="4383405"/>
-            <wp:effectExtent l="0" t="0" r="0" b="0"/>
+            <wp:extent cx="5885577" cy="3487749"/>
+            <wp:effectExtent l="0" t="0" r="1270" b="0"/>
             <wp:wrapNone/>
             <wp:docPr id="10" name="Kép 10"/>
             <wp:cNvGraphicFramePr>
@@ -3917,7 +3706,7 @@
                     <pic:cNvPicPr/>
                   </pic:nvPicPr>
                   <pic:blipFill>
-                    <a:blip r:embed="rId17">
+                    <a:blip r:embed="rId18">
                       <a:extLst>
                         <a:ext uri="{28A0092B-C50C-407E-A947-70E740481C1C}">
                           <a14:useLocalDpi xmlns:a14="http://schemas.microsoft.com/office/drawing/2010/main" val="0"/>
@@ -3931,7 +3720,7 @@
                   <pic:spPr>
                     <a:xfrm>
                       <a:off x="0" y="0"/>
-                      <a:ext cx="7396996" cy="4383405"/>
+                      <a:ext cx="5885577" cy="3487749"/>
                     </a:xfrm>
                     <a:prstGeom prst="rect">
                       <a:avLst/>
@@ -3957,7 +3746,7 @@
       <w:pPr>
         <w:pStyle w:val="Cmsor3"/>
       </w:pPr>
-      <w:bookmarkStart w:id="10" w:name="_Toc228214031"/>
+      <w:bookmarkStart w:id="11" w:name="_Toc228263440"/>
       <w:r>
         <w:lastRenderedPageBreak/>
         <w:t>A ’jarmu’ t</w:t>
@@ -3968,7 +3757,7 @@
       <w:r>
         <w:t>bla</w:t>
       </w:r>
-      <w:bookmarkEnd w:id="10"/>
+      <w:bookmarkEnd w:id="11"/>
     </w:p>
     <w:p>
       <w:pPr>
@@ -4012,7 +3801,7 @@
                     <pic:cNvPicPr/>
                   </pic:nvPicPr>
                   <pic:blipFill>
-                    <a:blip r:embed="rId18">
+                    <a:blip r:embed="rId19">
                       <a:extLst>
                         <a:ext uri="{28A0092B-C50C-407E-A947-70E740481C1C}">
                           <a14:useLocalDpi xmlns:a14="http://schemas.microsoft.com/office/drawing/2010/main" val="0"/>
@@ -4038,19 +3827,11 @@
           </wp:anchor>
         </w:drawing>
       </w:r>
-      <w:proofErr w:type="spellStart"/>
       <w:r>
         <w:rPr>
           <w:color w:val="70AD47" w:themeColor="accent6"/>
         </w:rPr>
-        <w:t>jid</w:t>
-      </w:r>
-      <w:proofErr w:type="spellEnd"/>
-      <w:r>
-        <w:rPr>
-          <w:color w:val="70AD47" w:themeColor="accent6"/>
-        </w:rPr>
-        <w:t xml:space="preserve"> (Jármű azonosító): </w:t>
+        <w:t xml:space="preserve">jid (Jármű azonosító): </w:t>
       </w:r>
       <w:r>
         <w:t>Mező az adott jármű egyedi azonosítója a táblában. Ez az elsődleges kulcs, amely automatikusan növekszik minden új jármű érkezésekor. Az egyedi azonosító segít különbséget tenni az adott járművek között.</w:t>
@@ -4061,19 +3842,11 @@
         <w:spacing w:before="120" w:line="360" w:lineRule="auto"/>
         <w:jc w:val="both"/>
       </w:pPr>
-      <w:proofErr w:type="spellStart"/>
       <w:r>
         <w:rPr>
           <w:color w:val="70AD47" w:themeColor="accent6"/>
         </w:rPr>
-        <w:t>jrendszam</w:t>
-      </w:r>
-      <w:proofErr w:type="spellEnd"/>
-      <w:r>
-        <w:rPr>
-          <w:color w:val="70AD47" w:themeColor="accent6"/>
-        </w:rPr>
-        <w:t xml:space="preserve"> (Jármű rendszáma): </w:t>
+        <w:t xml:space="preserve">jrendszam (Jármű rendszáma): </w:t>
       </w:r>
       <w:r>
         <w:t>Ez a mező a jármű hivatalos rendszámát tárolja. A rendszám az egyik legfontosabb adat a beazonosítás során, hiszen minden forgalomban lévő jármű egyedi rendszámmal rendelkezik. A rendszám hozzájárul ahhoz, hogy gyorsan visszakereshető legyen egy jármű, illetve a kollégák számára is könnyen felismerhetővé válik. A mező segít továbbá abban is, hogy a járművek közötti esetleges hasonlóságok (pl. típus, szín) esetén se tévesszük össze őket.</w:t>
@@ -4084,19 +3857,11 @@
         <w:spacing w:before="120" w:line="360" w:lineRule="auto"/>
         <w:jc w:val="both"/>
       </w:pPr>
-      <w:proofErr w:type="spellStart"/>
       <w:r>
         <w:rPr>
           <w:color w:val="70AD47" w:themeColor="accent6"/>
         </w:rPr>
-        <w:t>jtipus</w:t>
-      </w:r>
-      <w:proofErr w:type="spellEnd"/>
-      <w:r>
-        <w:rPr>
-          <w:color w:val="70AD47" w:themeColor="accent6"/>
-        </w:rPr>
-        <w:t xml:space="preserve"> (Jármű típusa):</w:t>
+        <w:t>jtipus (Jármű típusa):</w:t>
       </w:r>
       <w:r>
         <w:t xml:space="preserve"> </w:t>
@@ -4110,19 +3875,11 @@
         <w:spacing w:before="120" w:line="360" w:lineRule="auto"/>
         <w:jc w:val="both"/>
       </w:pPr>
-      <w:proofErr w:type="spellStart"/>
       <w:r>
         <w:rPr>
           <w:color w:val="70AD47" w:themeColor="accent6"/>
         </w:rPr>
-        <w:t>jszin</w:t>
-      </w:r>
-      <w:proofErr w:type="spellEnd"/>
-      <w:r>
-        <w:rPr>
-          <w:color w:val="70AD47" w:themeColor="accent6"/>
-        </w:rPr>
-        <w:t xml:space="preserve"> (Jármű színe)</w:t>
+        <w:t>jszin (Jármű színe)</w:t>
       </w:r>
       <w:r>
         <w:rPr>
@@ -4139,19 +3896,11 @@
         <w:spacing w:before="120" w:line="360" w:lineRule="auto"/>
         <w:jc w:val="both"/>
       </w:pPr>
-      <w:proofErr w:type="spellStart"/>
       <w:r>
         <w:rPr>
           <w:color w:val="70AD47" w:themeColor="accent6"/>
         </w:rPr>
-        <w:t>jkomment</w:t>
-      </w:r>
-      <w:proofErr w:type="spellEnd"/>
-      <w:r>
-        <w:rPr>
-          <w:color w:val="70AD47" w:themeColor="accent6"/>
-        </w:rPr>
-        <w:t xml:space="preserve"> (Járműhöz fűzhető megjegyzés): </w:t>
+        <w:t xml:space="preserve">jkomment (Járműhöz fűzhető megjegyzés): </w:t>
       </w:r>
       <w:r>
         <w:t xml:space="preserve">Ez a mező lehetőséget biztosít arra, hogy szabad szöveges megjegyzést adjunk az adott járműhöz. A megjegyzések révén olyan információkat is rögzíthetünk, amelyeket a többi mező nem fed le, de mégis hasznosak a mindennapi munka során. Például jelezhetjük, ha a jármű valamilyen különleges felszereléssel rendelkezik, ha gyakran visszatérő problémája van, vagy akár azt is, ha a járművet rendszeresen ugyanaz a </w:t>
@@ -4170,7 +3919,7 @@
       <w:pPr>
         <w:pStyle w:val="Cmsor3"/>
       </w:pPr>
-      <w:bookmarkStart w:id="11" w:name="_Toc228214032"/>
+      <w:bookmarkStart w:id="12" w:name="_Toc228263441"/>
       <w:r>
         <w:lastRenderedPageBreak/>
         <w:t>Az ’embe</w:t>
@@ -4178,7 +3927,7 @@
       <w:r>
         <w:t>r’ tábla</w:t>
       </w:r>
-      <w:bookmarkEnd w:id="11"/>
+      <w:bookmarkEnd w:id="12"/>
     </w:p>
     <w:p>
       <w:pPr>
@@ -4222,7 +3971,7 @@
                     <pic:cNvPicPr/>
                   </pic:nvPicPr>
                   <pic:blipFill>
-                    <a:blip r:embed="rId19">
+                    <a:blip r:embed="rId20">
                       <a:extLst>
                         <a:ext uri="{28A0092B-C50C-407E-A947-70E740481C1C}">
                           <a14:useLocalDpi xmlns:a14="http://schemas.microsoft.com/office/drawing/2010/main" val="0"/>
@@ -4248,19 +3997,11 @@
           </wp:anchor>
         </w:drawing>
       </w:r>
-      <w:proofErr w:type="spellStart"/>
       <w:r>
         <w:rPr>
           <w:color w:val="70AD47" w:themeColor="accent6"/>
         </w:rPr>
-        <w:t>eid</w:t>
-      </w:r>
-      <w:proofErr w:type="spellEnd"/>
-      <w:r>
-        <w:rPr>
-          <w:color w:val="70AD47" w:themeColor="accent6"/>
-        </w:rPr>
-        <w:t xml:space="preserve"> (Ember azonosító):</w:t>
+        <w:t>eid (Ember azonosító):</w:t>
       </w:r>
       <w:r>
         <w:t xml:space="preserve"> </w:t>
@@ -4280,19 +4021,11 @@
         <w:spacing w:before="120" w:line="360" w:lineRule="auto"/>
         <w:jc w:val="both"/>
       </w:pPr>
-      <w:proofErr w:type="spellStart"/>
       <w:r>
         <w:rPr>
           <w:color w:val="70AD47" w:themeColor="accent6"/>
         </w:rPr>
-        <w:t>enev</w:t>
-      </w:r>
-      <w:proofErr w:type="spellEnd"/>
-      <w:r>
-        <w:rPr>
-          <w:color w:val="70AD47" w:themeColor="accent6"/>
-        </w:rPr>
-        <w:t xml:space="preserve"> (Ember név):</w:t>
+        <w:t>enev (Ember név):</w:t>
       </w:r>
       <w:r>
         <w:t xml:space="preserve"> </w:t>
@@ -4321,19 +4054,11 @@
         <w:spacing w:before="120" w:line="360" w:lineRule="auto"/>
         <w:jc w:val="both"/>
       </w:pPr>
-      <w:proofErr w:type="spellStart"/>
       <w:r>
         <w:rPr>
           <w:color w:val="70AD47" w:themeColor="accent6"/>
         </w:rPr>
-        <w:t>etel</w:t>
-      </w:r>
-      <w:proofErr w:type="spellEnd"/>
-      <w:r>
-        <w:rPr>
-          <w:color w:val="70AD47" w:themeColor="accent6"/>
-        </w:rPr>
-        <w:t xml:space="preserve"> (Ember telefonszám): </w:t>
+        <w:t xml:space="preserve">etel (Ember telefonszám): </w:t>
       </w:r>
       <w:r>
         <w:t xml:space="preserve">Ez a mező az ügyfelek telefonszámát tartalmazza, amely szintén kiemelten fontos a kapcsolattartás szempontjából. A telefonos kommunikáció sok esetben gyorsabb és személyesebb, mint az e-mail, és különösen fontos olyan helyzetekben, amikor azonnali értesítés szükséges. Például: ha a parkolóban tűz üt ki, ha az ügyfél elfelejtette lekapcsolni a fényszórót, vagy ha valamilyen váratlan esemény – például kár éri a járművét. A </w:t>
@@ -4348,19 +4073,11 @@
         <w:spacing w:before="120" w:line="360" w:lineRule="auto"/>
         <w:jc w:val="both"/>
       </w:pPr>
-      <w:proofErr w:type="spellStart"/>
       <w:r>
         <w:rPr>
           <w:color w:val="70AD47" w:themeColor="accent6"/>
         </w:rPr>
-        <w:t>estatuszdolg</w:t>
-      </w:r>
-      <w:proofErr w:type="spellEnd"/>
-      <w:r>
-        <w:rPr>
-          <w:color w:val="70AD47" w:themeColor="accent6"/>
-        </w:rPr>
-        <w:t xml:space="preserve"> (Ember dolgozói státusza): </w:t>
+        <w:t xml:space="preserve">estatuszdolg (Ember dolgozói státusza): </w:t>
       </w:r>
       <w:r>
         <w:t xml:space="preserve">Ez a mező azt rögzíti, hogy az adott személy milyen munkaviszonnyal rendelkezik, illetve melyik tartozik. A státusz alapján könnyen megállapítható, hogy az illető jelenleg aktív dolgozó-e, vagy pedig passzív állapotban van </w:t>
@@ -4371,33 +4088,17 @@
         <w:spacing w:before="120" w:line="360" w:lineRule="auto"/>
         <w:jc w:val="both"/>
       </w:pPr>
-      <w:proofErr w:type="spellStart"/>
       <w:r>
         <w:rPr>
           <w:color w:val="70AD47" w:themeColor="accent6"/>
         </w:rPr>
-        <w:t>ekomment</w:t>
-      </w:r>
-      <w:proofErr w:type="spellEnd"/>
-      <w:r>
-        <w:rPr>
-          <w:color w:val="70AD47" w:themeColor="accent6"/>
-        </w:rPr>
-        <w:t xml:space="preserve"> (Ember komment):</w:t>
+        <w:t>ekomment (Ember komment):</w:t>
       </w:r>
       <w:r>
         <w:t xml:space="preserve"> </w:t>
       </w:r>
       <w:r>
-        <w:t xml:space="preserve">Ez a mező lehetőséget ad arra, hogy különféle megjegyzéseket fűzzünk az adott személyhez. A komment célja, hogy kiegészítő információkat rögzítsünk, amelyek a többi mezőből nem derülnek ki, de a munka vagy az együttműködés során </w:t>
-      </w:r>
-      <w:proofErr w:type="spellStart"/>
-      <w:r>
-        <w:t>fontosak</w:t>
-      </w:r>
-      <w:proofErr w:type="spellEnd"/>
-      <w:r>
-        <w:t xml:space="preserve"> lehetnek. Ilyen megjegyzések lehetnek például a személy sajátosságai, preferenciái</w:t>
+        <w:t>Ez a mező lehetőséget ad arra, hogy különféle megjegyzéseket fűzzünk az adott személyhez. A komment célja, hogy kiegészítő információkat rögzítsünk, amelyek a többi mezőből nem derülnek ki, de a munka vagy az együttműködés során fontosak lehetnek. Ilyen megjegyzések lehetnek például a személy sajátosságai, preferenciái</w:t>
       </w:r>
       <w:r>
         <w:t>.</w:t>
@@ -4412,20 +4113,12 @@
       <w:pPr>
         <w:pStyle w:val="Cmsor3"/>
       </w:pPr>
-      <w:bookmarkStart w:id="12" w:name="_Toc228214033"/>
+      <w:bookmarkStart w:id="13" w:name="_Toc228263442"/>
       <w:r>
         <w:lastRenderedPageBreak/>
-        <w:t>A ’</w:t>
-      </w:r>
-      <w:proofErr w:type="spellStart"/>
-      <w:r>
-        <w:t>kartya</w:t>
-      </w:r>
-      <w:proofErr w:type="spellEnd"/>
-      <w:r>
-        <w:t>’ tábla</w:t>
-      </w:r>
-      <w:bookmarkEnd w:id="12"/>
+        <w:t>A ’kartya’ tábla</w:t>
+      </w:r>
+      <w:bookmarkEnd w:id="13"/>
     </w:p>
     <w:p>
       <w:pPr>
@@ -4469,7 +4162,7 @@
                     <pic:cNvPicPr/>
                   </pic:nvPicPr>
                   <pic:blipFill>
-                    <a:blip r:embed="rId20">
+                    <a:blip r:embed="rId21">
                       <a:extLst>
                         <a:ext uri="{28A0092B-C50C-407E-A947-70E740481C1C}">
                           <a14:useLocalDpi xmlns:a14="http://schemas.microsoft.com/office/drawing/2010/main" val="0"/>
@@ -4516,30 +4209,14 @@
         <w:spacing w:before="120" w:line="360" w:lineRule="auto"/>
         <w:jc w:val="both"/>
       </w:pPr>
-      <w:proofErr w:type="spellStart"/>
       <w:r>
         <w:rPr>
           <w:color w:val="70AD47" w:themeColor="accent6"/>
         </w:rPr>
-        <w:t>kallapot</w:t>
-      </w:r>
-      <w:proofErr w:type="spellEnd"/>
-      <w:r>
-        <w:rPr>
-          <w:color w:val="70AD47" w:themeColor="accent6"/>
-        </w:rPr>
-        <w:t xml:space="preserve"> (Kártya állapot): </w:t>
-      </w:r>
-      <w:r>
-        <w:t xml:space="preserve">Ez a mező az adott kártya állapotának tárolására szolgál. Ugyanis a dolgozókhoz hasonlóan a kártya is lehet aktív, azaz éppen valaki </w:t>
-      </w:r>
-      <w:proofErr w:type="gramStart"/>
-      <w:r>
-        <w:t>használja</w:t>
-      </w:r>
-      <w:proofErr w:type="gramEnd"/>
-      <w:r>
-        <w:t xml:space="preserve"> illetve lehet passzív is, amely azt jelenti, hogy éppen nem használja senki, kiosztásra alkalmas állapotban várja legutóbbi vagy új tulajdonosát.</w:t>
+        <w:t xml:space="preserve">kallapot (Kártya állapot): </w:t>
+      </w:r>
+      <w:r>
+        <w:t>Ez a mező az adott kártya állapotának tárolására szolgál. Ugyanis a dolgozókhoz hasonlóan a kártya is lehet aktív, azaz éppen valaki használja illetve lehet passzív is, amely azt jelenti, hogy éppen nem használja senki, kiosztásra alkalmas állapotban várja legutóbbi vagy új tulajdonosát.</w:t>
       </w:r>
     </w:p>
     <w:p>
@@ -4551,20 +4228,12 @@
       <w:pPr>
         <w:pStyle w:val="Cmsor3"/>
       </w:pPr>
-      <w:bookmarkStart w:id="13" w:name="_Toc228214034"/>
+      <w:bookmarkStart w:id="14" w:name="_Toc228263443"/>
       <w:r>
         <w:lastRenderedPageBreak/>
-        <w:t>Az ’</w:t>
-      </w:r>
-      <w:proofErr w:type="spellStart"/>
-      <w:r>
-        <w:t>emberjarmu</w:t>
-      </w:r>
-      <w:proofErr w:type="spellEnd"/>
-      <w:r>
-        <w:t>’ tábla</w:t>
-      </w:r>
-      <w:bookmarkEnd w:id="13"/>
+        <w:t>Az ’emberjarmu’ tábla</w:t>
+      </w:r>
+      <w:bookmarkEnd w:id="14"/>
     </w:p>
     <w:p>
       <w:pPr>
@@ -4608,7 +4277,7 @@
                     <pic:cNvPicPr/>
                   </pic:nvPicPr>
                   <pic:blipFill>
-                    <a:blip r:embed="rId21">
+                    <a:blip r:embed="rId22">
                       <a:extLst>
                         <a:ext uri="{28A0092B-C50C-407E-A947-70E740481C1C}">
                           <a14:useLocalDpi xmlns:a14="http://schemas.microsoft.com/office/drawing/2010/main" val="0"/>
@@ -4634,19 +4303,11 @@
           </wp:anchor>
         </w:drawing>
       </w:r>
-      <w:proofErr w:type="spellStart"/>
       <w:r>
         <w:rPr>
           <w:color w:val="70AD47" w:themeColor="accent6"/>
         </w:rPr>
-        <w:t>ejid</w:t>
-      </w:r>
-      <w:proofErr w:type="spellEnd"/>
-      <w:r>
-        <w:rPr>
-          <w:color w:val="70AD47" w:themeColor="accent6"/>
-        </w:rPr>
-        <w:t xml:space="preserve"> (Ember Jármű Azonosító): </w:t>
+        <w:t xml:space="preserve">ejid (Ember Jármű Azonosító): </w:t>
       </w:r>
       <w:r>
         <w:t>Ez a mező az adott személyhez kapcsolódó járművek egyedi azonosítására szolgál. Mivel egy emberhez akár több jármű is tartozhat például külön autó a munkába járáshoz és egy másik a családi használatra. Ezért fontos, hogy ezeket pontosan és egyértelműen meg tudjuk különböztetni egymástól.</w:t>
@@ -4657,30 +4318,14 @@
         <w:spacing w:before="120" w:line="360" w:lineRule="auto"/>
         <w:jc w:val="both"/>
       </w:pPr>
-      <w:proofErr w:type="spellStart"/>
       <w:r>
         <w:rPr>
           <w:color w:val="70AD47" w:themeColor="accent6"/>
         </w:rPr>
-        <w:t>eid</w:t>
-      </w:r>
-      <w:proofErr w:type="spellEnd"/>
-      <w:r>
-        <w:rPr>
-          <w:color w:val="70AD47" w:themeColor="accent6"/>
-        </w:rPr>
-        <w:t xml:space="preserve"> (Ember azonosító): </w:t>
-      </w:r>
-      <w:r>
-        <w:t xml:space="preserve">Ez a mező az emberjármű kapcsolótáblában arra szolgál, hogy egyértelműen meghatározza, melyik személyhez tartozik az adott járműkapcsolat. Az </w:t>
-      </w:r>
-      <w:proofErr w:type="spellStart"/>
-      <w:r>
-        <w:t>eid</w:t>
-      </w:r>
-      <w:proofErr w:type="spellEnd"/>
-      <w:r>
-        <w:t xml:space="preserve"> segítségével a rendszer összeköti az embereket a hozzájuk rendelt járművekkel, így teszi lehetővé, hogy egy személyhez akár több jármű is tartozhasson. A mező az ember tábla elsődleges kulcsára hivatkozik, ezért biztosítja az adatok következetes és hibamentes összekapcsolását. Ennek köszönhetően könnyedén nyomon követhető, melyik jármű melyik emberhez van rendelve, valamint egyszerűbbé válik az adatkezelés minden olyan művelet során, mint például módosítás, törlés vagy új jármű hozzárendelése.</w:t>
+        <w:t xml:space="preserve">eid (Ember azonosító): </w:t>
+      </w:r>
+      <w:r>
+        <w:t>Ez a mező az emberjármű kapcsolótáblában arra szolgál, hogy egyértelműen meghatározza, melyik személyhez tartozik az adott járműkapcsolat. Az eid segítségével a rendszer összeköti az embereket a hozzájuk rendelt járművekkel, így teszi lehetővé, hogy egy személyhez akár több jármű is tartozhasson. A mező az ember tábla elsődleges kulcsára hivatkozik, ezért biztosítja az adatok következetes és hibamentes összekapcsolását. Ennek köszönhetően könnyedén nyomon követhető, melyik jármű melyik emberhez van rendelve, valamint egyszerűbbé válik az adatkezelés minden olyan művelet során, mint például módosítás, törlés vagy új jármű hozzárendelése.</w:t>
       </w:r>
     </w:p>
     <w:p>
@@ -4688,30 +4333,14 @@
         <w:spacing w:before="120" w:line="360" w:lineRule="auto"/>
         <w:jc w:val="both"/>
       </w:pPr>
-      <w:proofErr w:type="spellStart"/>
       <w:r>
         <w:rPr>
           <w:color w:val="70AD47" w:themeColor="accent6"/>
         </w:rPr>
-        <w:t>jid</w:t>
-      </w:r>
-      <w:proofErr w:type="spellEnd"/>
-      <w:r>
-        <w:rPr>
-          <w:color w:val="70AD47" w:themeColor="accent6"/>
-        </w:rPr>
-        <w:t xml:space="preserve"> (Jármű azonosító): </w:t>
-      </w:r>
-      <w:r>
-        <w:t xml:space="preserve">Ez a mező az emberjármű kapcsolótáblában arra szolgál, hogy egyértelműen azonosítsa, melyik jármű kapcsolódik az adott személyhez. A </w:t>
-      </w:r>
-      <w:proofErr w:type="spellStart"/>
-      <w:r>
-        <w:t>jid</w:t>
-      </w:r>
-      <w:proofErr w:type="spellEnd"/>
-      <w:r>
-        <w:t xml:space="preserve"> a jármű tábla elsődleges kulcsára hivatkozik, így biztosítja, hogy minden jármű pontosan egyszer legyen hozzárendelve a megfelelő emberhez a kapcsolótáblában. Ennek segítségével könnyedén nyomon követhető, melyik jármű kihez tartozik, és hibamentesen kezelhetők a kapcsolódó adatmódosítások, törlések vagy új hozzárendelések. Ez a mező kulcsfontosságú a járműpark áttekinthetősége és a beléptetési vagy egyéb belső folyamatok gördülékeny kezelése szempontjából.</w:t>
+        <w:t xml:space="preserve">jid (Jármű azonosító): </w:t>
+      </w:r>
+      <w:r>
+        <w:t>Ez a mező az emberjármű kapcsolótáblában arra szolgál, hogy egyértelműen azonosítsa, melyik jármű kapcsolódik az adott személyhez. A jid a jármű tábla elsődleges kulcsára hivatkozik, így biztosítja, hogy minden jármű pontosan egyszer legyen hozzárendelve a megfelelő emberhez a kapcsolótáblában. Ennek segítségével könnyedén nyomon követhető, melyik jármű kihez tartozik, és hibamentesen kezelhetők a kapcsolódó adatmódosítások, törlések vagy új hozzárendelések. Ez a mező kulcsfontosságú a járműpark áttekinthetősége és a beléptetési vagy egyéb belső folyamatok gördülékeny kezelése szempontjából.</w:t>
       </w:r>
     </w:p>
     <w:p>
@@ -4723,20 +4352,12 @@
       <w:pPr>
         <w:pStyle w:val="Cmsor3"/>
       </w:pPr>
-      <w:bookmarkStart w:id="14" w:name="_Toc228214035"/>
+      <w:bookmarkStart w:id="15" w:name="_Toc228263444"/>
       <w:r>
         <w:lastRenderedPageBreak/>
-        <w:t>A ’</w:t>
-      </w:r>
-      <w:proofErr w:type="spellStart"/>
-      <w:r>
-        <w:t>naplo</w:t>
-      </w:r>
-      <w:proofErr w:type="spellEnd"/>
-      <w:r>
-        <w:t>’ tábla</w:t>
-      </w:r>
-      <w:bookmarkEnd w:id="14"/>
+        <w:t>A ’naplo’ tábla</w:t>
+      </w:r>
+      <w:bookmarkEnd w:id="15"/>
     </w:p>
     <w:p>
       <w:pPr>
@@ -4780,7 +4401,7 @@
                     <pic:cNvPicPr/>
                   </pic:nvPicPr>
                   <pic:blipFill>
-                    <a:blip r:embed="rId22">
+                    <a:blip r:embed="rId23">
                       <a:extLst>
                         <a:ext uri="{28A0092B-C50C-407E-A947-70E740481C1C}">
                           <a14:useLocalDpi xmlns:a14="http://schemas.microsoft.com/office/drawing/2010/main" val="0"/>
@@ -4806,30 +4427,14 @@
           </wp:anchor>
         </w:drawing>
       </w:r>
-      <w:proofErr w:type="spellStart"/>
       <w:r>
         <w:rPr>
           <w:color w:val="70AD47" w:themeColor="accent6"/>
         </w:rPr>
-        <w:t>nid</w:t>
-      </w:r>
-      <w:proofErr w:type="spellEnd"/>
-      <w:r>
-        <w:rPr>
-          <w:color w:val="70AD47" w:themeColor="accent6"/>
-        </w:rPr>
-        <w:t xml:space="preserve"> (Napló azonosító): </w:t>
-      </w:r>
-      <w:r>
-        <w:t xml:space="preserve">Ez a mező a naplóban lévő bejegyzések azonosítására szolgál. Minden bejegyzést egyedi azonosítóval látunk el, amely fontos, hogy a dátum mellett legyen egy másik </w:t>
-      </w:r>
-      <w:proofErr w:type="gramStart"/>
-      <w:r>
-        <w:t>támpont</w:t>
-      </w:r>
-      <w:proofErr w:type="gramEnd"/>
-      <w:r>
-        <w:t xml:space="preserve"> amely alapján szűrni tudunk a naplóba került bejegyzésekre. Az azonosító megismételhetetlen, és minden új bejegyzésnél növekszik.</w:t>
+        <w:t xml:space="preserve">nid (Napló azonosító): </w:t>
+      </w:r>
+      <w:r>
+        <w:t>Ez a mező a naplóban lévő bejegyzések azonosítására szolgál. Minden bejegyzést egyedi azonosítóval látunk el, amely fontos, hogy a dátum mellett legyen egy másik támpont amely alapján szűrni tudunk a naplóba került bejegyzésekre. Az azonosító megismételhetetlen, és minden új bejegyzésnél növekszik.</w:t>
       </w:r>
     </w:p>
     <w:p>
@@ -4837,30 +4442,14 @@
         <w:spacing w:before="120" w:line="360" w:lineRule="auto"/>
         <w:jc w:val="both"/>
       </w:pPr>
-      <w:proofErr w:type="spellStart"/>
       <w:r>
         <w:rPr>
           <w:color w:val="70AD47" w:themeColor="accent6"/>
         </w:rPr>
-        <w:t>keid</w:t>
-      </w:r>
-      <w:proofErr w:type="spellEnd"/>
-      <w:r>
-        <w:rPr>
-          <w:color w:val="70AD47" w:themeColor="accent6"/>
-        </w:rPr>
-        <w:t xml:space="preserve"> (Kártya Ember Azonosító):</w:t>
-      </w:r>
-      <w:r>
-        <w:t xml:space="preserve"> Ez a mező arra szolgál, hogy megtudjuk, hogy az adott bejegyzésnél melyik </w:t>
-      </w:r>
-      <w:proofErr w:type="gramStart"/>
-      <w:r>
-        <w:t>ember</w:t>
-      </w:r>
-      <w:proofErr w:type="gramEnd"/>
-      <w:r>
-        <w:t xml:space="preserve"> illetve melyik hozzátartozó kártya forog szóban.</w:t>
+        <w:t>keid (Kártya Ember Azonosító):</w:t>
+      </w:r>
+      <w:r>
+        <w:t xml:space="preserve"> Ez a mező arra szolgál, hogy megtudjuk, hogy az adott bejegyzésnél melyik ember illetve melyik hozzátartozó kártya forog szóban.</w:t>
       </w:r>
     </w:p>
     <w:p>
@@ -4868,38 +4457,14 @@
         <w:spacing w:before="120" w:line="360" w:lineRule="auto"/>
         <w:jc w:val="both"/>
       </w:pPr>
-      <w:proofErr w:type="spellStart"/>
       <w:r>
         <w:rPr>
           <w:color w:val="70AD47" w:themeColor="accent6"/>
         </w:rPr>
-        <w:t>ejid</w:t>
-      </w:r>
-      <w:proofErr w:type="spellEnd"/>
-      <w:r>
-        <w:rPr>
-          <w:color w:val="70AD47" w:themeColor="accent6"/>
-        </w:rPr>
-        <w:t xml:space="preserve"> (Ember Jármű Azonosító): </w:t>
-      </w:r>
-      <w:r>
-        <w:t xml:space="preserve">Ez a mező hasonlóan a </w:t>
-      </w:r>
-      <w:proofErr w:type="spellStart"/>
-      <w:r>
-        <w:t>keid-hez</w:t>
-      </w:r>
-      <w:proofErr w:type="spellEnd"/>
-      <w:r>
-        <w:t xml:space="preserve"> szintén azonosításra, illetve az összepárosításra szolgál. Jelen esetben az adott bejegyzéshez tudjuk párosítani az </w:t>
-      </w:r>
-      <w:proofErr w:type="gramStart"/>
-      <w:r>
-        <w:t>embert</w:t>
-      </w:r>
-      <w:proofErr w:type="gramEnd"/>
-      <w:r>
-        <w:t xml:space="preserve"> illetve a járművét.</w:t>
+        <w:t xml:space="preserve">ejid (Ember Jármű Azonosító): </w:t>
+      </w:r>
+      <w:r>
+        <w:t>Ez a mező hasonlóan a keid-hez szintén azonosításra, illetve az összepárosításra szolgál. Jelen esetben az adott bejegyzéshez tudjuk párosítani az embert illetve a járművét.</w:t>
       </w:r>
     </w:p>
     <w:p>
@@ -4907,19 +4472,11 @@
         <w:spacing w:before="120" w:line="360" w:lineRule="auto"/>
         <w:jc w:val="both"/>
       </w:pPr>
-      <w:proofErr w:type="spellStart"/>
       <w:r>
         <w:rPr>
           <w:color w:val="70AD47" w:themeColor="accent6"/>
         </w:rPr>
-        <w:t>nstatusz</w:t>
-      </w:r>
-      <w:proofErr w:type="spellEnd"/>
-      <w:r>
-        <w:rPr>
-          <w:color w:val="70AD47" w:themeColor="accent6"/>
-        </w:rPr>
-        <w:t xml:space="preserve"> (Napló státusz): </w:t>
+        <w:t xml:space="preserve">nstatusz (Napló státusz): </w:t>
       </w:r>
       <w:r>
         <w:t>Jelen mező segít megállapítani, hogy a napló éppen aktív vagy passzív állapotban van-e. Értjük ezt úgy, hogy történt-e feljegyzés, vagy sem.</w:t>
@@ -4933,39 +4490,17 @@
           <w:color w:val="000000" w:themeColor="text1"/>
         </w:rPr>
       </w:pPr>
-      <w:proofErr w:type="spellStart"/>
       <w:r>
         <w:rPr>
           <w:color w:val="70AD47" w:themeColor="accent6"/>
         </w:rPr>
-        <w:t>ndatumtol</w:t>
-      </w:r>
-      <w:proofErr w:type="spellEnd"/>
-      <w:r>
-        <w:rPr>
-          <w:color w:val="70AD47" w:themeColor="accent6"/>
-        </w:rPr>
-        <w:t xml:space="preserve"> (Napló kiindulás dátuma): </w:t>
+        <w:t xml:space="preserve">ndatumtol (Napló kiindulás dátuma): </w:t>
       </w:r>
       <w:r>
         <w:rPr>
           <w:color w:val="000000" w:themeColor="text1"/>
         </w:rPr>
-        <w:t xml:space="preserve">A mező a dátumot </w:t>
-      </w:r>
-      <w:proofErr w:type="gramStart"/>
-      <w:r>
-        <w:rPr>
-          <w:color w:val="000000" w:themeColor="text1"/>
-        </w:rPr>
-        <w:t>rögzíti</w:t>
-      </w:r>
-      <w:proofErr w:type="gramEnd"/>
-      <w:r>
-        <w:rPr>
-          <w:color w:val="000000" w:themeColor="text1"/>
-        </w:rPr>
-        <w:t xml:space="preserve"> amelykor rögzítés elkezdődött.</w:t>
+        <w:t>A mező a dátumot rögzíti amelykor rögzítés elkezdődött.</w:t>
       </w:r>
     </w:p>
     <w:p>
@@ -4976,7 +4511,6 @@
           <w:color w:val="000000" w:themeColor="text1"/>
         </w:rPr>
       </w:pPr>
-      <w:proofErr w:type="spellStart"/>
       <w:r>
         <w:rPr>
           <w:color w:val="70AD47" w:themeColor="accent6"/>
@@ -4989,7 +4523,6 @@
         </w:rPr>
         <w:t>ig</w:t>
       </w:r>
-      <w:proofErr w:type="spellEnd"/>
       <w:r>
         <w:rPr>
           <w:color w:val="70AD47" w:themeColor="accent6"/>
@@ -5012,21 +4545,7 @@
         <w:rPr>
           <w:color w:val="000000" w:themeColor="text1"/>
         </w:rPr>
-        <w:t xml:space="preserve">A mező a dátumot </w:t>
-      </w:r>
-      <w:proofErr w:type="gramStart"/>
-      <w:r>
-        <w:rPr>
-          <w:color w:val="000000" w:themeColor="text1"/>
-        </w:rPr>
-        <w:t>rögzíti</w:t>
-      </w:r>
-      <w:proofErr w:type="gramEnd"/>
-      <w:r>
-        <w:rPr>
-          <w:color w:val="000000" w:themeColor="text1"/>
-        </w:rPr>
-        <w:t xml:space="preserve"> amelykor a rögzítés befejeződött.</w:t>
+        <w:t>A mező a dátumot rögzíti amelykor a rögzítés befejeződött.</w:t>
       </w:r>
     </w:p>
     <w:p>
@@ -5037,7 +4556,6 @@
           <w:color w:val="000000" w:themeColor="text1"/>
         </w:rPr>
       </w:pPr>
-      <w:proofErr w:type="spellStart"/>
       <w:r>
         <w:rPr>
           <w:color w:val="70AD47" w:themeColor="accent6"/>
@@ -5050,7 +4568,6 @@
         </w:rPr>
         <w:t>idoig</w:t>
       </w:r>
-      <w:proofErr w:type="spellEnd"/>
       <w:r>
         <w:rPr>
           <w:color w:val="70AD47" w:themeColor="accent6"/>
@@ -5084,7 +4601,6 @@
           <w:color w:val="000000" w:themeColor="text1"/>
         </w:rPr>
       </w:pPr>
-      <w:proofErr w:type="spellStart"/>
       <w:r>
         <w:rPr>
           <w:color w:val="70AD47" w:themeColor="accent6"/>
@@ -5097,7 +4613,6 @@
         </w:rPr>
         <w:t>parkhely</w:t>
       </w:r>
-      <w:proofErr w:type="spellEnd"/>
       <w:r>
         <w:rPr>
           <w:color w:val="70AD47" w:themeColor="accent6"/>
@@ -5120,21 +4635,7 @@
         <w:rPr>
           <w:color w:val="000000" w:themeColor="text1"/>
         </w:rPr>
-        <w:t xml:space="preserve">A mező azt a parkolóhelyet </w:t>
-      </w:r>
-      <w:proofErr w:type="gramStart"/>
-      <w:r>
-        <w:rPr>
-          <w:color w:val="000000" w:themeColor="text1"/>
-        </w:rPr>
-        <w:t>tárolja</w:t>
-      </w:r>
-      <w:proofErr w:type="gramEnd"/>
-      <w:r>
-        <w:rPr>
-          <w:color w:val="000000" w:themeColor="text1"/>
-        </w:rPr>
-        <w:t xml:space="preserve"> ahol parkoltunk.</w:t>
+        <w:t>A mező azt a parkolóhelyet tárolja ahol parkoltunk.</w:t>
       </w:r>
     </w:p>
     <w:p>
@@ -5146,25 +4647,12 @@
       <w:pPr>
         <w:pStyle w:val="Cmsor3"/>
       </w:pPr>
-      <w:bookmarkStart w:id="15" w:name="_Toc228214036"/>
+      <w:bookmarkStart w:id="16" w:name="_Toc228263445"/>
       <w:r>
         <w:lastRenderedPageBreak/>
-        <w:t>A ’</w:t>
-      </w:r>
-      <w:proofErr w:type="spellStart"/>
-      <w:r>
-        <w:t>kartyaember</w:t>
-      </w:r>
-      <w:proofErr w:type="spellEnd"/>
-      <w:r>
-        <w:t xml:space="preserve">’ </w:t>
-      </w:r>
-      <w:proofErr w:type="gramStart"/>
-      <w:r>
-        <w:t>kapcsoló tábla</w:t>
-      </w:r>
-      <w:bookmarkEnd w:id="15"/>
-      <w:proofErr w:type="gramEnd"/>
+        <w:t>A ’kartyaember’ kapcsoló tábla</w:t>
+      </w:r>
+      <w:bookmarkEnd w:id="16"/>
     </w:p>
     <w:p>
       <w:pPr>
@@ -5208,7 +4696,7 @@
                     <pic:cNvPicPr/>
                   </pic:nvPicPr>
                   <pic:blipFill>
-                    <a:blip r:embed="rId23">
+                    <a:blip r:embed="rId24">
                       <a:extLst>
                         <a:ext uri="{28A0092B-C50C-407E-A947-70E740481C1C}">
                           <a14:useLocalDpi xmlns:a14="http://schemas.microsoft.com/office/drawing/2010/main" val="0"/>
@@ -5234,30 +4722,14 @@
           </wp:anchor>
         </w:drawing>
       </w:r>
-      <w:proofErr w:type="spellStart"/>
       <w:r>
         <w:rPr>
           <w:color w:val="70AD47" w:themeColor="accent6"/>
         </w:rPr>
-        <w:t>keid</w:t>
-      </w:r>
-      <w:proofErr w:type="spellEnd"/>
-      <w:r>
-        <w:rPr>
-          <w:color w:val="70AD47" w:themeColor="accent6"/>
-        </w:rPr>
-        <w:t xml:space="preserve"> (Kártya Ember azonosító): </w:t>
-      </w:r>
-      <w:r>
-        <w:t xml:space="preserve">A mező az adott emberhez </w:t>
-      </w:r>
-      <w:proofErr w:type="spellStart"/>
-      <w:r>
-        <w:t>tartoz</w:t>
-      </w:r>
-      <w:proofErr w:type="spellEnd"/>
-      <w:r>
-        <w:t xml:space="preserve"> kártya azonosítója.</w:t>
+        <w:t xml:space="preserve">keid (Kártya Ember azonosító): </w:t>
+      </w:r>
+      <w:r>
+        <w:t>A mező az adott emberhez tartoz kártya azonosítója.</w:t>
       </w:r>
     </w:p>
     <w:p>
@@ -5272,15 +4744,7 @@
         <w:t xml:space="preserve">kid (Kártya azonosító): </w:t>
       </w:r>
       <w:r>
-        <w:t xml:space="preserve">Ez a mező a kártya–ember kapcsolótáblában arra szolgál, hogy egyértelműen azonosítsa, melyik beléptetőkártya kapcsolódik az adott személyhez. A kid a kártya tábla elsődleges kulcsára hivatkozik, így biztosítja a kártyák és emberek közötti összekapcsolás következetességét és egyértelműségét. Ennek segítségével könnyedén meghatározható, hogy egy adott kártya melyik személyhez van rendelve, </w:t>
-      </w:r>
-      <w:proofErr w:type="gramStart"/>
-      <w:r>
-        <w:t>illetve</w:t>
-      </w:r>
-      <w:proofErr w:type="gramEnd"/>
-      <w:r>
-        <w:t xml:space="preserve"> hogy szükség esetén milyen műveletek – például kártya cseréje, letiltása vagy új kártya hozzárendelése – érintik az adott egyént. A mező alapvető szerepet játszik a beléptetési rendszer átláthatóságában és a hozzáférések pontos nyilvántartásában, hiszen megelőzi a téves párosításokat és biztosítja a biztonságos, hibamentes adatkezelést.</w:t>
+        <w:t>Ez a mező a kártya–ember kapcsolótáblában arra szolgál, hogy egyértelműen azonosítsa, melyik beléptetőkártya kapcsolódik az adott személyhez. A kid a kártya tábla elsődleges kulcsára hivatkozik, így biztosítja a kártyák és emberek közötti összekapcsolás következetességét és egyértelműségét. Ennek segítségével könnyedén meghatározható, hogy egy adott kártya melyik személyhez van rendelve, illetve hogy szükség esetén milyen műveletek – például kártya cseréje, letiltása vagy új kártya hozzárendelése – érintik az adott egyént. A mező alapvető szerepet játszik a beléptetési rendszer átláthatóságában és a hozzáférések pontos nyilvántartásában, hiszen megelőzi a téves párosításokat és biztosítja a biztonságos, hibamentes adatkezelést.</w:t>
       </w:r>
     </w:p>
     <w:p>
@@ -5288,38 +4752,14 @@
         <w:spacing w:before="120" w:line="360" w:lineRule="auto"/>
         <w:jc w:val="both"/>
       </w:pPr>
-      <w:proofErr w:type="spellStart"/>
       <w:r>
         <w:rPr>
           <w:color w:val="70AD47" w:themeColor="accent6"/>
         </w:rPr>
-        <w:t>eid</w:t>
-      </w:r>
-      <w:proofErr w:type="spellEnd"/>
-      <w:r>
-        <w:rPr>
-          <w:color w:val="70AD47" w:themeColor="accent6"/>
-        </w:rPr>
-        <w:t xml:space="preserve"> (Ember azonosító): </w:t>
-      </w:r>
-      <w:r>
-        <w:t xml:space="preserve">Ez a mező a kártya–ember kapcsolótáblában azt határozza meg, hogy az adott beléptetőkártya mely személyhez tartozik. Az </w:t>
-      </w:r>
-      <w:proofErr w:type="spellStart"/>
-      <w:r>
-        <w:t>eid</w:t>
-      </w:r>
-      <w:proofErr w:type="spellEnd"/>
-      <w:r>
-        <w:t xml:space="preserve"> az ember tábla elsődleges kulcsára hivatkozik, így biztosítja, hogy a rendszerben minden kártya egy konkrét emberhez legyen kapcsolható. A mező segítségével könnyedén lekérdezhető, ki használ egy adott kártyát, illetve egyszerűen kezelhetők a kártyákhoz kapcsolódó módosítások, például kártyacserék, jogosultság-változtatások vagy hozzárendelések. Az </w:t>
-      </w:r>
-      <w:proofErr w:type="spellStart"/>
-      <w:r>
-        <w:t>eid</w:t>
-      </w:r>
-      <w:proofErr w:type="spellEnd"/>
-      <w:r>
-        <w:t xml:space="preserve"> kulcsfontosságú az adatok pontos és következetes összekapcsolásában, hiszen egyértelműen jelöli, mely személyhez kapcsolódik a kártya, ezzel támogatva a beléptetési folyamatok átláthatóságát és biztonságát.</w:t>
+        <w:t xml:space="preserve">eid (Ember azonosító): </w:t>
+      </w:r>
+      <w:r>
+        <w:t>Ez a mező a kártya–ember kapcsolótáblában azt határozza meg, hogy az adott beléptetőkártya mely személyhez tartozik. Az eid az ember tábla elsődleges kulcsára hivatkozik, így biztosítja, hogy a rendszerben minden kártya egy konkrét emberhez legyen kapcsolható. A mező segítségével könnyedén lekérdezhető, ki használ egy adott kártyát, illetve egyszerűen kezelhetők a kártyákhoz kapcsolódó módosítások, például kártyacserék, jogosultság-változtatások vagy hozzárendelések. Az eid kulcsfontosságú az adatok pontos és következetes összekapcsolásában, hiszen egyértelműen jelöli, mely személyhez kapcsolódik a kártya, ezzel támogatva a beléptetési folyamatok átláthatóságát és biztonságát.</w:t>
       </w:r>
     </w:p>
     <w:p>
@@ -5331,16 +4771,16 @@
       <w:pPr>
         <w:pStyle w:val="Cmsor2"/>
       </w:pPr>
-      <w:bookmarkStart w:id="16" w:name="_Toc228214037"/>
+      <w:bookmarkStart w:id="17" w:name="_Toc228263446"/>
       <w:r>
         <w:lastRenderedPageBreak/>
         <w:t>Hardveres komponenseink bemutatása</w:t>
       </w:r>
-      <w:bookmarkEnd w:id="16"/>
-    </w:p>
-    <w:p>
-      <w:pPr>
-        <w:spacing w:before="240"/>
+      <w:bookmarkEnd w:id="17"/>
+    </w:p>
+    <w:p>
+      <w:pPr>
+        <w:spacing w:before="240" w:line="360" w:lineRule="auto"/>
       </w:pPr>
       <w:r>
         <w:rPr>
@@ -5378,7 +4818,7 @@
                     <pic:cNvPicPr/>
                   </pic:nvPicPr>
                   <pic:blipFill>
-                    <a:blip r:embed="rId24" cstate="print">
+                    <a:blip r:embed="rId25" cstate="print">
                       <a:extLst>
                         <a:ext uri="{28A0092B-C50C-407E-A947-70E740481C1C}">
                           <a14:useLocalDpi xmlns:a14="http://schemas.microsoft.com/office/drawing/2010/main" val="0"/>
@@ -5421,17 +4861,26 @@
       </w:r>
     </w:p>
     <w:p>
+      <w:pPr>
+        <w:spacing w:line="360" w:lineRule="auto"/>
+      </w:pPr>
       <w:r>
         <w:t>Feladata: A kijelző a felhasználó tájékoztatására szolgál.</w:t>
       </w:r>
     </w:p>
     <w:p>
+      <w:pPr>
+        <w:spacing w:line="360" w:lineRule="auto"/>
+      </w:pPr>
       <w:r>
         <w:t>Miért szükséges: Megjeleníti a rendszer állapotát (pl. sikeres azonosítás, elutasítás, hibaüzenet, sorompó állapota). Segíti a felhasználót a rendszer használata közben, és egyértelmű visszajelzést biztosít.</w:t>
       </w:r>
     </w:p>
     <w:p/>
     <w:p>
+      <w:pPr>
+        <w:spacing w:line="360" w:lineRule="auto"/>
+      </w:pPr>
       <w:r>
         <w:rPr>
           <w:noProof/>
@@ -5468,7 +4917,7 @@
                     <pic:cNvPicPr/>
                   </pic:nvPicPr>
                   <pic:blipFill>
-                    <a:blip r:embed="rId25" cstate="print">
+                    <a:blip r:embed="rId26" cstate="print">
                       <a:extLst>
                         <a:ext uri="{28A0092B-C50C-407E-A947-70E740481C1C}">
                           <a14:useLocalDpi xmlns:a14="http://schemas.microsoft.com/office/drawing/2010/main" val="0"/>
@@ -5511,17 +4960,26 @@
       </w:r>
     </w:p>
     <w:p>
+      <w:pPr>
+        <w:spacing w:line="360" w:lineRule="auto"/>
+      </w:pPr>
       <w:r>
         <w:t>Feladata: A parkolókártyák beolvasása és azonosítása.</w:t>
       </w:r>
     </w:p>
     <w:p>
+      <w:pPr>
+        <w:spacing w:line="360" w:lineRule="auto"/>
+      </w:pPr>
       <w:r>
         <w:t>Miért szükséges: Lehetővé teszi a dolgozók beléptetését és kiléptetését kártyás azonosítással. A rendszer az olvasott adatok alapján dönt a sorompó nyitásáról vagy zárva tartásáról.</w:t>
       </w:r>
     </w:p>
     <w:p/>
     <w:p>
+      <w:pPr>
+        <w:spacing w:line="360" w:lineRule="auto"/>
+      </w:pPr>
       <w:r>
         <w:rPr>
           <w:noProof/>
@@ -5558,7 +5016,7 @@
                     <pic:cNvPicPr/>
                   </pic:nvPicPr>
                   <pic:blipFill>
-                    <a:blip r:embed="rId26" cstate="print">
+                    <a:blip r:embed="rId27" cstate="print">
                       <a:extLst>
                         <a:ext uri="{28A0092B-C50C-407E-A947-70E740481C1C}">
                           <a14:useLocalDpi xmlns:a14="http://schemas.microsoft.com/office/drawing/2010/main" val="0"/>
@@ -5591,23 +5049,7 @@
         </w:drawing>
       </w:r>
       <w:r>
-        <w:t xml:space="preserve">Mikrovezérlő – </w:t>
-      </w:r>
-      <w:proofErr w:type="spellStart"/>
-      <w:r>
-        <w:t>Raspberry</w:t>
-      </w:r>
-      <w:proofErr w:type="spellEnd"/>
-      <w:r>
-        <w:t xml:space="preserve"> Pi </w:t>
-      </w:r>
-      <w:proofErr w:type="spellStart"/>
-      <w:r>
-        <w:t>Pico</w:t>
-      </w:r>
-      <w:proofErr w:type="spellEnd"/>
-      <w:r>
-        <w:t xml:space="preserve"> W</w:t>
+        <w:t>Mikrovezérlő – Raspberry Pi Pico W</w:t>
       </w:r>
       <w:r>
         <w:rPr>
@@ -5617,32 +5059,25 @@
       </w:r>
     </w:p>
     <w:p>
+      <w:pPr>
+        <w:spacing w:line="360" w:lineRule="auto"/>
+      </w:pPr>
       <w:r>
         <w:t>Feladata: A teljes rendszer vezérlése és működtetése.</w:t>
       </w:r>
     </w:p>
     <w:p>
-      <w:r>
-        <w:t xml:space="preserve">Miért szükséges: Ez a rendszer központi egysége („a rendszer agya”). Feldolgozza az NFC olvasó adatait, vezérli a kijelzőt, a </w:t>
-      </w:r>
-      <w:proofErr w:type="spellStart"/>
-      <w:r>
-        <w:t>szervómotort</w:t>
-      </w:r>
-      <w:proofErr w:type="spellEnd"/>
-      <w:r>
-        <w:t xml:space="preserve"> és a LED-</w:t>
-      </w:r>
-      <w:proofErr w:type="spellStart"/>
-      <w:r>
-        <w:t>eket</w:t>
-      </w:r>
-      <w:proofErr w:type="spellEnd"/>
-      <w:r>
-        <w:t>, valamint kezeli a gombok működését.</w:t>
-      </w:r>
-    </w:p>
-    <w:p>
+      <w:pPr>
+        <w:spacing w:line="360" w:lineRule="auto"/>
+      </w:pPr>
+      <w:r>
+        <w:t>Miért szükséges: Ez a rendszer központi egysége („a rendszer agya”). Feldolgozza az NFC olvasó adatait, vezérli a kijelzőt, a szervómotort és a LED-eket, valamint kezeli a gombok működését.</w:t>
+      </w:r>
+    </w:p>
+    <w:p>
+      <w:pPr>
+        <w:spacing w:line="360" w:lineRule="auto"/>
+      </w:pPr>
       <w:r>
         <w:rPr>
           <w:noProof/>
@@ -5679,7 +5114,7 @@
                     <pic:cNvPicPr/>
                   </pic:nvPicPr>
                   <pic:blipFill>
-                    <a:blip r:embed="rId27">
+                    <a:blip r:embed="rId28">
                       <a:extLst>
                         <a:ext uri="{28A0092B-C50C-407E-A947-70E740481C1C}">
                           <a14:useLocalDpi xmlns:a14="http://schemas.microsoft.com/office/drawing/2010/main" val="0"/>
@@ -5713,13 +5148,11 @@
       </w:r>
     </w:p>
     <w:p>
-      <w:proofErr w:type="spellStart"/>
-      <w:r>
-        <w:t>Szervómotor</w:t>
-      </w:r>
-      <w:proofErr w:type="spellEnd"/>
-      <w:r>
-        <w:t xml:space="preserve"> – SG90 9g</w:t>
+      <w:pPr>
+        <w:spacing w:line="360" w:lineRule="auto"/>
+      </w:pPr>
+      <w:r>
+        <w:t>Szervómotor – SG90 9g</w:t>
       </w:r>
       <w:r>
         <w:rPr>
@@ -5729,29 +5162,31 @@
       </w:r>
     </w:p>
     <w:p>
+      <w:pPr>
+        <w:spacing w:line="360" w:lineRule="auto"/>
+      </w:pPr>
       <w:r>
         <w:t>Feladata: A sorompó mechanikus mozgatása.</w:t>
       </w:r>
     </w:p>
     <w:p>
-      <w:r>
-        <w:t xml:space="preserve">Miért szükséges: A </w:t>
-      </w:r>
-      <w:proofErr w:type="spellStart"/>
-      <w:r>
-        <w:t>szervómotor</w:t>
-      </w:r>
-      <w:proofErr w:type="spellEnd"/>
-      <w:r>
-        <w:t xml:space="preserve"> végzi a sorompó nyitását és zárását a rendszer döntése alapján.</w:t>
+      <w:pPr>
+        <w:spacing w:line="360" w:lineRule="auto"/>
+      </w:pPr>
+      <w:r>
+        <w:t>Miért szükséges: A szervómotor végzi a sorompó nyitását és zárását a rendszer döntése alapján.</w:t>
       </w:r>
     </w:p>
     <w:p/>
     <w:p>
+      <w:pPr>
+        <w:spacing w:line="360" w:lineRule="auto"/>
+      </w:pPr>
       <w:r>
         <w:rPr>
           <w:noProof/>
         </w:rPr>
+        <w:lastRenderedPageBreak/>
         <w:drawing>
           <wp:anchor distT="0" distB="0" distL="114300" distR="114300" simplePos="0" relativeHeight="251683840" behindDoc="1" locked="0" layoutInCell="1" allowOverlap="1" wp14:anchorId="0F7B095D" wp14:editId="097286FA">
             <wp:simplePos x="0" y="0"/>
@@ -5784,7 +5219,7 @@
                     <pic:cNvPicPr/>
                   </pic:nvPicPr>
                   <pic:blipFill>
-                    <a:blip r:embed="rId28">
+                    <a:blip r:embed="rId29">
                       <a:extLst>
                         <a:ext uri="{28A0092B-C50C-407E-A947-70E740481C1C}">
                           <a14:useLocalDpi xmlns:a14="http://schemas.microsoft.com/office/drawing/2010/main" val="0"/>
@@ -5817,15 +5252,7 @@
         </w:drawing>
       </w:r>
       <w:r>
-        <w:t>Próbapanel (</w:t>
-      </w:r>
-      <w:proofErr w:type="spellStart"/>
-      <w:r>
-        <w:t>Breadboard</w:t>
-      </w:r>
-      <w:proofErr w:type="spellEnd"/>
-      <w:r>
-        <w:t>)</w:t>
+        <w:t>Próbapanel (Breadboard)</w:t>
       </w:r>
       <w:r>
         <w:rPr>
@@ -5835,23 +5262,39 @@
       </w:r>
     </w:p>
     <w:p>
+      <w:pPr>
+        <w:spacing w:line="360" w:lineRule="auto"/>
+      </w:pPr>
       <w:r>
         <w:t>Feladata: Az elektronikai alkatrészek ideiglenes összekapcsolása.</w:t>
       </w:r>
     </w:p>
     <w:p>
+      <w:pPr>
+        <w:spacing w:line="360" w:lineRule="auto"/>
+      </w:pPr>
       <w:r>
         <w:t>Miért szükséges: Lehetővé teszi a komponensek forrasztás nélküli összekötését, ezáltal egyszerűbbé teszi a fejlesztést és a tesztelést.</w:t>
       </w:r>
     </w:p>
-    <w:p/>
-    <w:p/>
-    <w:p>
+    <w:p>
+      <w:pPr>
+        <w:spacing w:line="360" w:lineRule="auto"/>
+      </w:pPr>
+    </w:p>
+    <w:p>
+      <w:pPr>
+        <w:spacing w:line="360" w:lineRule="auto"/>
+      </w:pPr>
+    </w:p>
+    <w:p>
+      <w:pPr>
+        <w:spacing w:line="360" w:lineRule="auto"/>
+      </w:pPr>
       <w:r>
         <w:rPr>
           <w:noProof/>
         </w:rPr>
-        <w:lastRenderedPageBreak/>
         <w:drawing>
           <wp:anchor distT="0" distB="0" distL="114300" distR="114300" simplePos="0" relativeHeight="251684864" behindDoc="1" locked="0" layoutInCell="1" allowOverlap="1" wp14:anchorId="38A1EFF3" wp14:editId="09B0C9EA">
             <wp:simplePos x="0" y="0"/>
@@ -5884,7 +5327,7 @@
                     <pic:cNvPicPr/>
                   </pic:nvPicPr>
                   <pic:blipFill>
-                    <a:blip r:embed="rId29">
+                    <a:blip r:embed="rId30">
                       <a:extLst>
                         <a:ext uri="{28A0092B-C50C-407E-A947-70E740481C1C}">
                           <a14:useLocalDpi xmlns:a14="http://schemas.microsoft.com/office/drawing/2010/main" val="0"/>
@@ -5927,16 +5370,25 @@
       </w:r>
     </w:p>
     <w:p>
+      <w:pPr>
+        <w:spacing w:line="360" w:lineRule="auto"/>
+      </w:pPr>
       <w:r>
         <w:t>Feladata: Az egyszeri belépési kód bevitele.</w:t>
       </w:r>
     </w:p>
     <w:p>
+      <w:pPr>
+        <w:spacing w:line="360" w:lineRule="auto"/>
+      </w:pPr>
       <w:r>
         <w:t>Miért szükséges: A felhasználó manuálisan is tud azonosítást végezni kód megadásával, amennyiben nem NFC kártyát használ.</w:t>
       </w:r>
     </w:p>
     <w:p>
+      <w:pPr>
+        <w:spacing w:line="360" w:lineRule="auto"/>
+      </w:pPr>
       <w:r>
         <w:rPr>
           <w:noProof/>
@@ -5973,7 +5425,7 @@
                     <pic:cNvPicPr/>
                   </pic:nvPicPr>
                   <pic:blipFill>
-                    <a:blip r:embed="rId30">
+                    <a:blip r:embed="rId31">
                       <a:extLst>
                         <a:ext uri="{28A0092B-C50C-407E-A947-70E740481C1C}">
                           <a14:useLocalDpi xmlns:a14="http://schemas.microsoft.com/office/drawing/2010/main" val="0"/>
@@ -6007,6 +5459,9 @@
       </w:r>
     </w:p>
     <w:p>
+      <w:pPr>
+        <w:spacing w:line="360" w:lineRule="auto"/>
+      </w:pPr>
       <w:r>
         <w:t>Akkumulátor – Li-Pol 3,7 V</w:t>
       </w:r>
@@ -6018,17 +5473,30 @@
       </w:r>
     </w:p>
     <w:p>
+      <w:pPr>
+        <w:spacing w:line="360" w:lineRule="auto"/>
+      </w:pPr>
       <w:r>
         <w:t>Feladata: A rendszer tápellátásának biztosítása.</w:t>
       </w:r>
     </w:p>
     <w:p>
+      <w:pPr>
+        <w:spacing w:line="360" w:lineRule="auto"/>
+      </w:pPr>
       <w:r>
         <w:t>Miért szükséges: Hordozható és stabil áramforrást biztosít a teljes rendszer működéséhez.</w:t>
       </w:r>
     </w:p>
-    <w:p/>
-    <w:p>
+    <w:p>
+      <w:pPr>
+        <w:spacing w:line="360" w:lineRule="auto"/>
+      </w:pPr>
+    </w:p>
+    <w:p>
+      <w:pPr>
+        <w:spacing w:line="360" w:lineRule="auto"/>
+      </w:pPr>
       <w:r>
         <w:rPr>
           <w:noProof/>
@@ -6065,7 +5533,7 @@
                     <pic:cNvPicPr/>
                   </pic:nvPicPr>
                   <pic:blipFill>
-                    <a:blip r:embed="rId31" cstate="print">
+                    <a:blip r:embed="rId32" cstate="print">
                       <a:extLst>
                         <a:ext uri="{28A0092B-C50C-407E-A947-70E740481C1C}">
                           <a14:useLocalDpi xmlns:a14="http://schemas.microsoft.com/office/drawing/2010/main" val="0"/>
@@ -6098,29 +5566,8 @@
         </w:drawing>
       </w:r>
       <w:r>
-        <w:t xml:space="preserve">Kábelek – </w:t>
-      </w:r>
-      <w:proofErr w:type="spellStart"/>
-      <w:r>
-        <w:t>female-to-male</w:t>
-      </w:r>
-      <w:proofErr w:type="spellEnd"/>
-      <w:r>
-        <w:t xml:space="preserve">, </w:t>
-      </w:r>
-      <w:proofErr w:type="spellStart"/>
-      <w:r>
-        <w:t>female-to-female</w:t>
-      </w:r>
-      <w:proofErr w:type="spellEnd"/>
-      <w:r>
-        <w:t xml:space="preserve">, </w:t>
-      </w:r>
-      <w:proofErr w:type="spellStart"/>
-      <w:r>
-        <w:t>male-to-male</w:t>
-      </w:r>
-      <w:proofErr w:type="spellEnd"/>
+        <w:t>Kábelek – female-to-male, female-to-female, male-to-male</w:t>
+      </w:r>
       <w:r>
         <w:rPr>
           <w:noProof/>
@@ -6129,22 +5576,40 @@
       </w:r>
     </w:p>
     <w:p>
+      <w:pPr>
+        <w:spacing w:line="360" w:lineRule="auto"/>
+      </w:pPr>
       <w:r>
         <w:t>Feladata: Az egyes komponensek elektromos összekapcsolása.</w:t>
       </w:r>
     </w:p>
     <w:p>
+      <w:pPr>
+        <w:spacing w:line="360" w:lineRule="auto"/>
+      </w:pPr>
       <w:r>
         <w:t>Miért szükséges: Biztosítják a megfelelő jel- és tápellátási kapcsolatot az alkatrészek között.</w:t>
       </w:r>
     </w:p>
-    <w:p/>
-    <w:p/>
-    <w:p>
+    <w:p>
+      <w:pPr>
+        <w:spacing w:line="360" w:lineRule="auto"/>
+      </w:pPr>
+    </w:p>
+    <w:p>
+      <w:pPr>
+        <w:spacing w:line="360" w:lineRule="auto"/>
+      </w:pPr>
+    </w:p>
+    <w:p>
+      <w:pPr>
+        <w:spacing w:line="360" w:lineRule="auto"/>
+      </w:pPr>
       <w:r>
         <w:rPr>
           <w:noProof/>
         </w:rPr>
+        <w:lastRenderedPageBreak/>
         <w:drawing>
           <wp:anchor distT="0" distB="0" distL="114300" distR="114300" simplePos="0" relativeHeight="251687936" behindDoc="1" locked="0" layoutInCell="1" allowOverlap="1" wp14:anchorId="35C8B8DE" wp14:editId="64F76B03">
             <wp:simplePos x="0" y="0"/>
@@ -6177,7 +5642,7 @@
                     <pic:cNvPicPr/>
                   </pic:nvPicPr>
                   <pic:blipFill>
-                    <a:blip r:embed="rId32" cstate="print">
+                    <a:blip r:embed="rId33" cstate="print">
                       <a:extLst>
                         <a:ext uri="{28A0092B-C50C-407E-A947-70E740481C1C}">
                           <a14:useLocalDpi xmlns:a14="http://schemas.microsoft.com/office/drawing/2010/main" val="0"/>
@@ -6214,17 +5679,26 @@
       </w:r>
     </w:p>
     <w:p>
+      <w:pPr>
+        <w:spacing w:line="360" w:lineRule="auto"/>
+      </w:pPr>
       <w:r>
         <w:t>Feladata: Vizuális visszajelzés biztosítása.</w:t>
       </w:r>
     </w:p>
     <w:p>
+      <w:pPr>
+        <w:spacing w:line="360" w:lineRule="auto"/>
+      </w:pPr>
       <w:r>
         <w:t>Miért szükséges: Az egyik LED a sorompó végén, a másik a kijelző alatt (a gombok felett) helyezkedik el. Segítenek egyértelműen jelezni a rendszer állapotát (pl. sikeres azonosítás, elutasítás, nyitott vagy zárt sorompó).</w:t>
       </w:r>
     </w:p>
     <w:p/>
     <w:p>
+      <w:pPr>
+        <w:spacing w:line="360" w:lineRule="auto"/>
+      </w:pPr>
       <w:r>
         <w:rPr>
           <w:noProof/>
@@ -6261,7 +5735,7 @@
                     <pic:cNvPicPr/>
                   </pic:nvPicPr>
                   <pic:blipFill>
-                    <a:blip r:embed="rId33">
+                    <a:blip r:embed="rId34">
                       <a:extLst>
                         <a:ext uri="{28A0092B-C50C-407E-A947-70E740481C1C}">
                           <a14:useLocalDpi xmlns:a14="http://schemas.microsoft.com/office/drawing/2010/main" val="0"/>
@@ -6298,11 +5772,17 @@
       </w:r>
     </w:p>
     <w:p>
+      <w:pPr>
+        <w:spacing w:line="360" w:lineRule="auto"/>
+      </w:pPr>
       <w:r>
         <w:t>Feladata: A kábelek és elektronikai elemek stabil rögzítése.</w:t>
       </w:r>
     </w:p>
     <w:p>
+      <w:pPr>
+        <w:spacing w:line="360" w:lineRule="auto"/>
+      </w:pPr>
       <w:r>
         <w:t>Miért szükséges: Biztosítják a megbízható elektromos kapcsolatot a rendszer elemei között.</w:t>
       </w:r>
@@ -6350,7 +5830,7 @@
                     <pic:cNvPicPr/>
                   </pic:nvPicPr>
                   <pic:blipFill>
-                    <a:blip r:embed="rId34">
+                    <a:blip r:embed="rId35">
                       <a:extLst>
                         <a:ext uri="{28A0092B-C50C-407E-A947-70E740481C1C}">
                           <a14:useLocalDpi xmlns:a14="http://schemas.microsoft.com/office/drawing/2010/main" val="0"/>
@@ -6382,8 +5862,6 @@
           </wp:anchor>
         </w:drawing>
       </w:r>
-    </w:p>
-    <w:p>
       <w:r>
         <w:t>Akkumulátortöltő modul – TP4056 (USB-C típusú)</w:t>
       </w:r>
@@ -6395,21 +5873,19 @@
       </w:r>
     </w:p>
     <w:p>
+      <w:pPr>
+        <w:spacing w:line="360" w:lineRule="auto"/>
+      </w:pPr>
       <w:r>
         <w:t>Feladata: A Li-Pol akkumulátor töltése.</w:t>
       </w:r>
     </w:p>
     <w:p>
-      <w:r>
-        <w:t xml:space="preserve">Miért szükséges: Lehetővé teszi az akkumulátor biztonságos és egyszerű </w:t>
-      </w:r>
-      <w:proofErr w:type="spellStart"/>
-      <w:r>
-        <w:t>újratöltését</w:t>
-      </w:r>
-      <w:proofErr w:type="spellEnd"/>
-      <w:r>
-        <w:t>, ezáltal biztosítja a rendszer folyamatos működését.</w:t>
+      <w:pPr>
+        <w:spacing w:line="360" w:lineRule="auto"/>
+      </w:pPr>
+      <w:r>
+        <w:t>Miért szükséges: Lehetővé teszi az akkumulátor biztonságos és egyszerű újratöltését, ezáltal biztosítja a rendszer folyamatos működését.</w:t>
       </w:r>
     </w:p>
     <w:p>
@@ -6421,39 +5897,30 @@
       <w:pPr>
         <w:pStyle w:val="Cmsor2"/>
       </w:pPr>
-      <w:bookmarkStart w:id="17" w:name="_Toc228214038"/>
+      <w:bookmarkStart w:id="18" w:name="_Toc228263447"/>
       <w:r>
         <w:lastRenderedPageBreak/>
         <w:t>3D nyomatatott sorompó</w:t>
       </w:r>
-      <w:bookmarkEnd w:id="17"/>
+      <w:bookmarkEnd w:id="18"/>
     </w:p>
     <w:p/>
     <w:p>
       <w:pPr>
+        <w:spacing w:line="360" w:lineRule="auto"/>
         <w:jc w:val="both"/>
       </w:pPr>
       <w:r>
         <w:t xml:space="preserve">A vizsgaremekünkhöz tartozó hardveres komponensekhez készítettünk egy 3D nyomtató segítségével egy sorompót, amely a vizsgaremekünk vizuális eleme. Ha a szerkezet fedeléhez érintjük az </w:t>
       </w:r>
-      <w:proofErr w:type="spellStart"/>
-      <w:r>
-        <w:t>nfc</w:t>
-      </w:r>
-      <w:proofErr w:type="spellEnd"/>
+      <w:r>
+        <w:t>NFC</w:t>
+      </w:r>
       <w:r>
         <w:t xml:space="preserve"> kártyát a sorompó automatikusan felnyílik, ezzel egy valós szituációt megjelenítve.</w:t>
       </w:r>
       <w:r>
-        <w:t xml:space="preserve"> A tervek a </w:t>
-      </w:r>
-      <w:proofErr w:type="spellStart"/>
-      <w:r>
-        <w:t>ThinkerCad</w:t>
-      </w:r>
-      <w:proofErr w:type="spellEnd"/>
-      <w:r>
-        <w:t xml:space="preserve"> programban készültek, és Martin 3D nyomtatójával kerültek kinyomtatásra.</w:t>
+        <w:t xml:space="preserve"> A tervek a TinkerCad programban készültek, és Martin 3D nyomtatójával kerültek kinyomtatásra.</w:t>
       </w:r>
     </w:p>
     <w:p>
@@ -6479,7 +5946,7 @@
                     </pic:cNvPicPr>
                   </pic:nvPicPr>
                   <pic:blipFill>
-                    <a:blip r:embed="rId35">
+                    <a:blip r:embed="rId36">
                       <a:extLst>
                         <a:ext uri="{28A0092B-C50C-407E-A947-70E740481C1C}">
                           <a14:useLocalDpi xmlns:a14="http://schemas.microsoft.com/office/drawing/2010/main" val="0"/>
@@ -6518,62 +5985,49 @@
       <w:pPr>
         <w:pStyle w:val="Cmsor2"/>
       </w:pPr>
-      <w:bookmarkStart w:id="18" w:name="_Toc228214039"/>
+      <w:bookmarkStart w:id="19" w:name="_Toc228263448"/>
       <w:r>
         <w:lastRenderedPageBreak/>
         <w:t>Egyedi algoritmusok a weboldalon</w:t>
       </w:r>
-      <w:bookmarkEnd w:id="18"/>
+      <w:bookmarkEnd w:id="19"/>
+    </w:p>
+    <w:p>
+      <w:pPr>
+        <w:spacing w:before="120" w:line="360" w:lineRule="auto"/>
+      </w:pPr>
+      <w:r>
+        <w:t>Itt részletezzük a proparking.hu oldalon lévő funkciót működését.</w:t>
+      </w:r>
+    </w:p>
+    <w:p>
+      <w:pPr>
+        <w:pStyle w:val="Cmsor3"/>
+      </w:pPr>
+      <w:bookmarkStart w:id="20" w:name="_Toc228263449"/>
+      <w:r>
+        <w:t>E-mail küldés az adminnak</w:t>
+      </w:r>
+      <w:bookmarkEnd w:id="20"/>
+    </w:p>
+    <w:p>
+      <w:pPr>
+        <w:spacing w:before="120" w:line="360" w:lineRule="auto"/>
+      </w:pPr>
+      <w:r>
+        <w:t>Az itt látható kódrészlet valósítja meg az oldalon a kapcsolat részt, amely kitöltése után az éppen aktuálisan megadott admin e-mailben kapja meg a felhasználó által beírt üzenetet.</w:t>
+      </w:r>
     </w:p>
     <w:p>
       <w:pPr>
         <w:spacing w:before="120"/>
       </w:pPr>
       <w:r>
-        <w:t>Itt részletezzük a proparking.hu oldalon lévő funkciót működését.</w:t>
-      </w:r>
-    </w:p>
-    <w:p>
-      <w:pPr>
-        <w:pStyle w:val="Cmsor3"/>
-      </w:pPr>
-      <w:bookmarkStart w:id="19" w:name="_Toc228214040"/>
-      <w:r>
-        <w:t xml:space="preserve">E-mail küldés az </w:t>
-      </w:r>
-      <w:proofErr w:type="spellStart"/>
-      <w:r>
-        <w:t>adminnak</w:t>
-      </w:r>
-      <w:bookmarkEnd w:id="19"/>
-      <w:proofErr w:type="spellEnd"/>
-    </w:p>
-    <w:p>
-      <w:pPr>
-        <w:spacing w:before="120"/>
-      </w:pPr>
-      <w:r>
-        <w:t xml:space="preserve">Az itt látható kódrészlet valósítja meg az oldalon a kapcsolat részt, amely kitöltése után az éppen aktuálisan megadott </w:t>
-      </w:r>
-      <w:proofErr w:type="spellStart"/>
-      <w:r>
-        <w:t>admin</w:t>
-      </w:r>
-      <w:proofErr w:type="spellEnd"/>
-      <w:r>
-        <w:t xml:space="preserve"> e-mailben kapja meg a felhasználó által beírt üzenetet.</w:t>
-      </w:r>
-    </w:p>
-    <w:p>
-      <w:pPr>
-        <w:spacing w:before="120"/>
-      </w:pPr>
-      <w:r>
         <w:rPr>
           <w:noProof/>
         </w:rPr>
         <w:drawing>
-          <wp:inline distT="0" distB="0" distL="0" distR="0" wp14:anchorId="611B3902" wp14:editId="6C66DEC9">
+          <wp:inline distT="0" distB="0" distL="0" distR="0" wp14:anchorId="611B3902" wp14:editId="7270FB27">
             <wp:extent cx="5760720" cy="1798955"/>
             <wp:effectExtent l="0" t="0" r="0" b="0"/>
             <wp:docPr id="2" name="Kép 2"/>
@@ -6588,7 +6042,19 @@
                     <pic:cNvPicPr/>
                   </pic:nvPicPr>
                   <pic:blipFill>
-                    <a:blip r:embed="rId36"/>
+                    <a:blip r:embed="rId37">
+                      <a:extLst>
+                        <a:ext uri="{BEBA8EAE-BF5A-486C-A8C5-ECC9F3942E4B}">
+                          <a14:imgProps xmlns:a14="http://schemas.microsoft.com/office/drawing/2010/main">
+                            <a14:imgLayer r:embed="rId38">
+                              <a14:imgEffect>
+                                <a14:brightnessContrast bright="-6000" contrast="-40000"/>
+                              </a14:imgEffect>
+                            </a14:imgLayer>
+                          </a14:imgProps>
+                        </a:ext>
+                      </a:extLst>
+                    </a:blip>
                     <a:stretch>
                       <a:fillRect/>
                     </a:stretch>
@@ -6611,35 +6077,29 @@
     </w:p>
     <w:p>
       <w:pPr>
-        <w:spacing w:before="120"/>
+        <w:spacing w:before="120" w:line="360" w:lineRule="auto"/>
       </w:pPr>
       <w:r>
         <w:t xml:space="preserve">Az </w:t>
       </w:r>
-      <w:proofErr w:type="spellStart"/>
       <w:r>
         <w:rPr>
           <w:u w:val="single"/>
         </w:rPr>
         <w:t>adminContent</w:t>
       </w:r>
-      <w:proofErr w:type="spellEnd"/>
       <w:r>
         <w:t xml:space="preserve"> változóban tároljuk el az üzenet szerkezetét HTML kódban</w:t>
       </w:r>
       <w:r>
         <w:t xml:space="preserve">. A </w:t>
       </w:r>
-      <w:proofErr w:type="spellStart"/>
-      <w:proofErr w:type="gramStart"/>
       <w:r>
         <w:rPr>
           <w:u w:val="single"/>
         </w:rPr>
         <w:t>name</w:t>
       </w:r>
-      <w:proofErr w:type="spellEnd"/>
-      <w:proofErr w:type="gramEnd"/>
       <w:r>
         <w:t xml:space="preserve"> illetve az </w:t>
       </w:r>
@@ -6652,100 +6112,20 @@
       <w:r>
         <w:t xml:space="preserve"> változók segítségével jeleníthetjük meg az üzenet küldő adatait. A </w:t>
       </w:r>
-      <w:proofErr w:type="spellStart"/>
       <w:r>
         <w:rPr>
           <w:u w:val="single"/>
         </w:rPr>
         <w:t>bodyAdmin</w:t>
       </w:r>
-      <w:proofErr w:type="spellEnd"/>
-      <w:r>
-        <w:t xml:space="preserve"> változóban eltároljuk az üzenni kívánt e-mail </w:t>
-      </w:r>
-      <w:proofErr w:type="gramStart"/>
-      <w:r>
-        <w:t>tartalmát</w:t>
-      </w:r>
-      <w:proofErr w:type="gramEnd"/>
-      <w:r>
-        <w:t xml:space="preserve"> amit a későbbiekben a </w:t>
+      <w:r>
+        <w:t xml:space="preserve"> változóban eltároljuk az üzenni kívánt e-mail tartalmát amit a későbbiekben a </w:t>
       </w:r>
       <w:r>
         <w:rPr>
           <w:b/>
         </w:rPr>
-        <w:t>„@</w:t>
-      </w:r>
-      <w:proofErr w:type="gramStart"/>
-      <w:r>
-        <w:rPr>
-          <w:b/>
-        </w:rPr>
-        <w:t>mail(</w:t>
-      </w:r>
-      <w:proofErr w:type="gramEnd"/>
-      <w:r>
-        <w:rPr>
-          <w:b/>
-        </w:rPr>
-        <w:t>$</w:t>
-      </w:r>
-      <w:proofErr w:type="spellStart"/>
-      <w:r>
-        <w:rPr>
-          <w:b/>
-        </w:rPr>
-        <w:t>toAdmin</w:t>
-      </w:r>
-      <w:proofErr w:type="spellEnd"/>
-      <w:r>
-        <w:rPr>
-          <w:b/>
-        </w:rPr>
-        <w:t>, $</w:t>
-      </w:r>
-      <w:proofErr w:type="spellStart"/>
-      <w:r>
-        <w:rPr>
-          <w:b/>
-        </w:rPr>
-        <w:t>subjectAdmin</w:t>
-      </w:r>
-      <w:proofErr w:type="spellEnd"/>
-      <w:r>
-        <w:rPr>
-          <w:b/>
-        </w:rPr>
-        <w:t>, $</w:t>
-      </w:r>
-      <w:proofErr w:type="spellStart"/>
-      <w:r>
-        <w:rPr>
-          <w:b/>
-        </w:rPr>
-        <w:t>bodyAdmin</w:t>
-      </w:r>
-      <w:proofErr w:type="spellEnd"/>
-      <w:r>
-        <w:rPr>
-          <w:b/>
-        </w:rPr>
-        <w:t>, $</w:t>
-      </w:r>
-      <w:proofErr w:type="spellStart"/>
-      <w:r>
-        <w:rPr>
-          <w:b/>
-        </w:rPr>
-        <w:t>headersAdmin</w:t>
-      </w:r>
-      <w:proofErr w:type="spellEnd"/>
-      <w:r>
-        <w:rPr>
-          <w:b/>
-        </w:rPr>
-        <w:t>)”</w:t>
+        <w:t>„@mail($toAdmin, $subjectAdmin, $bodyAdmin, $headersAdmin)”</w:t>
       </w:r>
       <w:r>
         <w:t xml:space="preserve"> metódussal küldünk el.</w:t>
@@ -6778,7 +6158,7 @@
                     <pic:cNvPicPr/>
                   </pic:nvPicPr>
                   <pic:blipFill>
-                    <a:blip r:embed="rId37"/>
+                    <a:blip r:embed="rId39"/>
                     <a:stretch>
                       <a:fillRect/>
                     </a:stretch>
@@ -6817,16 +6197,16 @@
       <w:pPr>
         <w:pStyle w:val="Cmsor3"/>
       </w:pPr>
-      <w:bookmarkStart w:id="20" w:name="_Toc228214041"/>
+      <w:bookmarkStart w:id="21" w:name="_Toc228263450"/>
       <w:r>
         <w:lastRenderedPageBreak/>
         <w:t>E-mail küldés a felhasználónak</w:t>
       </w:r>
-      <w:bookmarkEnd w:id="20"/>
-    </w:p>
-    <w:p>
-      <w:pPr>
-        <w:spacing w:before="120"/>
+      <w:bookmarkEnd w:id="21"/>
+    </w:p>
+    <w:p>
+      <w:pPr>
+        <w:spacing w:before="120" w:line="360" w:lineRule="auto"/>
       </w:pPr>
       <w:r>
         <w:t xml:space="preserve">Az itt látható kódrészlet valósítja meg az oldalon a kapcsolat </w:t>
@@ -6865,7 +6245,7 @@
           <w:noProof/>
         </w:rPr>
         <w:drawing>
-          <wp:inline distT="0" distB="0" distL="0" distR="0" wp14:anchorId="7537AECD" wp14:editId="7439E767">
+          <wp:inline distT="0" distB="0" distL="0" distR="0" wp14:anchorId="7537AECD" wp14:editId="30095638">
             <wp:extent cx="5760720" cy="1297940"/>
             <wp:effectExtent l="0" t="0" r="0" b="0"/>
             <wp:docPr id="27" name="Kép 27"/>
@@ -6880,7 +6260,19 @@
                     <pic:cNvPicPr/>
                   </pic:nvPicPr>
                   <pic:blipFill>
-                    <a:blip r:embed="rId38"/>
+                    <a:blip r:embed="rId40">
+                      <a:extLst>
+                        <a:ext uri="{BEBA8EAE-BF5A-486C-A8C5-ECC9F3942E4B}">
+                          <a14:imgProps xmlns:a14="http://schemas.microsoft.com/office/drawing/2010/main">
+                            <a14:imgLayer r:embed="rId41">
+                              <a14:imgEffect>
+                                <a14:brightnessContrast bright="-4000" contrast="-39000"/>
+                              </a14:imgEffect>
+                            </a14:imgLayer>
+                          </a14:imgProps>
+                        </a:ext>
+                      </a:extLst>
+                    </a:blip>
                     <a:stretch>
                       <a:fillRect/>
                     </a:stretch>
@@ -6903,12 +6295,11 @@
     </w:p>
     <w:p>
       <w:pPr>
-        <w:spacing w:before="120"/>
+        <w:spacing w:before="120" w:line="360" w:lineRule="auto"/>
       </w:pPr>
       <w:r>
         <w:t xml:space="preserve">Az </w:t>
       </w:r>
-      <w:proofErr w:type="spellStart"/>
       <w:r>
         <w:rPr>
           <w:u w:val="single"/>
@@ -6921,18 +6312,15 @@
         </w:rPr>
         <w:t>Content</w:t>
       </w:r>
-      <w:proofErr w:type="spellEnd"/>
       <w:r>
         <w:t xml:space="preserve"> változóban tároljuk el az üzenet szerkezetét HTML kódban. A </w:t>
       </w:r>
-      <w:proofErr w:type="spellStart"/>
       <w:r>
         <w:rPr>
           <w:u w:val="single"/>
         </w:rPr>
         <w:t>name</w:t>
       </w:r>
-      <w:proofErr w:type="spellEnd"/>
       <w:r>
         <w:t xml:space="preserve"> </w:t>
       </w:r>
@@ -6942,7 +6330,6 @@
       <w:r>
         <w:t xml:space="preserve">segítségével jeleníthetjük meg az üzenet küldő adatait. A </w:t>
       </w:r>
-      <w:proofErr w:type="spellStart"/>
       <w:r>
         <w:rPr>
           <w:u w:val="single"/>
@@ -6955,17 +6342,8 @@
         </w:rPr>
         <w:t>User</w:t>
       </w:r>
-      <w:proofErr w:type="spellEnd"/>
-      <w:r>
-        <w:t xml:space="preserve"> változóban eltároljuk az üzenni kívánt e-mail </w:t>
-      </w:r>
-      <w:proofErr w:type="gramStart"/>
-      <w:r>
-        <w:t>tartalmát</w:t>
-      </w:r>
-      <w:proofErr w:type="gramEnd"/>
-      <w:r>
-        <w:t xml:space="preserve"> amit a későbbiekben a </w:t>
+      <w:r>
+        <w:t xml:space="preserve"> változóban eltároljuk az üzenni kívánt e-mail tartalmát amit a későbbiekben a </w:t>
       </w:r>
       <w:r>
         <w:t>„</w:t>
@@ -6974,77 +6352,16 @@
         <w:rPr>
           <w:b/>
         </w:rPr>
-        <w:t>@</w:t>
-      </w:r>
-      <w:proofErr w:type="gramStart"/>
+        <w:t>@mail($email, $subjectUser, $bodyUser, $headersUser)</w:t>
+      </w:r>
       <w:r>
         <w:rPr>
           <w:b/>
         </w:rPr>
-        <w:t>mail(</w:t>
-      </w:r>
-      <w:proofErr w:type="gramEnd"/>
-      <w:r>
-        <w:rPr>
-          <w:b/>
-        </w:rPr>
-        <w:t>$email, $</w:t>
-      </w:r>
-      <w:proofErr w:type="spellStart"/>
-      <w:r>
-        <w:rPr>
-          <w:b/>
-        </w:rPr>
-        <w:t>subjectUser</w:t>
-      </w:r>
-      <w:proofErr w:type="spellEnd"/>
-      <w:r>
-        <w:rPr>
-          <w:b/>
-        </w:rPr>
-        <w:t>, $</w:t>
-      </w:r>
-      <w:proofErr w:type="spellStart"/>
-      <w:r>
-        <w:rPr>
-          <w:b/>
-        </w:rPr>
-        <w:t>bodyUser</w:t>
-      </w:r>
-      <w:proofErr w:type="spellEnd"/>
-      <w:r>
-        <w:rPr>
-          <w:b/>
-        </w:rPr>
-        <w:t>, $</w:t>
-      </w:r>
-      <w:proofErr w:type="spellStart"/>
-      <w:r>
-        <w:rPr>
-          <w:b/>
-        </w:rPr>
-        <w:t>headersUser</w:t>
-      </w:r>
-      <w:proofErr w:type="spellEnd"/>
-      <w:proofErr w:type="gramStart"/>
-      <w:r>
-        <w:rPr>
-          <w:b/>
-        </w:rPr>
-        <w:t>)</w:t>
-      </w:r>
-      <w:r>
-        <w:rPr>
-          <w:b/>
-        </w:rPr>
         <w:t>”</w:t>
       </w:r>
       <w:r>
-        <w:t>metódussal</w:t>
-      </w:r>
-      <w:proofErr w:type="gramEnd"/>
-      <w:r>
-        <w:t xml:space="preserve"> küldünk el. Ez a metódus tartalmazza az e-mail címzettjét, a levél tárgyát, a levél tartalmát, illetve a fej- és láblécet.</w:t>
+        <w:t>metódussal küldünk el. Ez a metódus tartalmazza az e-mail címzettjét, a levél tárgyát, a levél tartalmát, illetve a fej- és láblécet.</w:t>
       </w:r>
     </w:p>
     <w:p>
@@ -7064,30 +6381,98 @@
       <w:pPr>
         <w:pStyle w:val="Cmsor3"/>
       </w:pPr>
-      <w:bookmarkStart w:id="21" w:name="_Toc228214042"/>
+      <w:bookmarkStart w:id="22" w:name="_Toc228263451"/>
       <w:r>
         <w:lastRenderedPageBreak/>
         <w:t>E-mail küldés előkészítése</w:t>
       </w:r>
-      <w:bookmarkEnd w:id="21"/>
-    </w:p>
-    <w:p>
-      <w:pPr>
-        <w:spacing w:before="240"/>
+      <w:bookmarkEnd w:id="22"/>
+    </w:p>
+    <w:p>
+      <w:pPr>
+        <w:spacing w:before="240" w:line="360" w:lineRule="auto"/>
         <w:jc w:val="both"/>
       </w:pPr>
       <w:r>
+        <w:t>Az alábbi kódrészletben készítjük elő az e-mailek kül</w:t>
+      </w:r>
+      <w:r>
+        <w:t>d</w:t>
+      </w:r>
+      <w:r>
+        <w:t>ését</w:t>
+      </w:r>
+      <w:r>
+        <w:t>.</w:t>
+      </w:r>
+      <w:r>
+        <w:t xml:space="preserve"> A </w:t>
+      </w:r>
+      <w:r>
+        <w:rPr>
+          <w:u w:val="single"/>
+        </w:rPr>
+        <w:t>hadersAdmin</w:t>
+      </w:r>
+      <w:r>
+        <w:t xml:space="preserve"> változóhoz adjuk hozzá a szükséges HTML kódokat</w:t>
+      </w:r>
+      <w:r>
+        <w:t xml:space="preserve"> és az admin által használt e-mail címet</w:t>
+      </w:r>
+      <w:r>
+        <w:t xml:space="preserve">, valamint az </w:t>
+      </w:r>
+      <w:r>
+        <w:rPr>
+          <w:u w:val="single"/>
+        </w:rPr>
+        <w:t>email</w:t>
+      </w:r>
+      <w:r>
+        <w:t xml:space="preserve"> változó segítségével a felhaszná</w:t>
+      </w:r>
+      <w:r>
+        <w:t>ló e-mail címét amelyre küldjük a választ.</w:t>
+      </w:r>
+      <w:r>
+        <w:t xml:space="preserve"> A </w:t>
+      </w:r>
+      <w:r>
+        <w:rPr>
+          <w:u w:val="single"/>
+        </w:rPr>
+        <w:t>headersUser</w:t>
+      </w:r>
+      <w:r>
+        <w:t xml:space="preserve"> változóhoz pedig a szükséges az e-mail elküldéséhez szükséges HTML kódokat illetve az admin által használt e-mail címet adjuk hozzá.</w:t>
+      </w:r>
+      <w:r>
+        <w:t xml:space="preserve"> A részlet alsó két sorában található </w:t>
+      </w:r>
+      <w:r>
+        <w:rPr>
+          <w:u w:val="single"/>
+        </w:rPr>
+        <w:t>@mail</w:t>
+      </w:r>
+      <w:r>
+        <w:t xml:space="preserve"> metódus segítségével pedig elküldhetjük az e-mailt.</w:t>
+      </w:r>
+    </w:p>
+    <w:p>
+      <w:r>
         <w:rPr>
           <w:noProof/>
         </w:rPr>
         <w:drawing>
-          <wp:anchor distT="0" distB="0" distL="114300" distR="114300" simplePos="0" relativeHeight="251692032" behindDoc="1" locked="0" layoutInCell="1" allowOverlap="1" wp14:anchorId="214131D2" wp14:editId="5D829309">
+          <wp:anchor distT="0" distB="0" distL="114300" distR="114300" simplePos="0" relativeHeight="251692032" behindDoc="1" locked="0" layoutInCell="1" allowOverlap="1" wp14:anchorId="214131D2" wp14:editId="75067453">
             <wp:simplePos x="0" y="0"/>
             <wp:positionH relativeFrom="margin">
               <wp:align>center</wp:align>
             </wp:positionH>
             <wp:positionV relativeFrom="paragraph">
-              <wp:posOffset>1564640</wp:posOffset>
+              <wp:posOffset>379095</wp:posOffset>
             </wp:positionV>
             <wp:extent cx="5172710" cy="2514600"/>
             <wp:effectExtent l="0" t="0" r="8890" b="0"/>
@@ -7112,8 +6497,17 @@
                     <pic:cNvPicPr/>
                   </pic:nvPicPr>
                   <pic:blipFill>
-                    <a:blip r:embed="rId39">
+                    <a:blip r:embed="rId42">
                       <a:extLst>
+                        <a:ext uri="{BEBA8EAE-BF5A-486C-A8C5-ECC9F3942E4B}">
+                          <a14:imgProps xmlns:a14="http://schemas.microsoft.com/office/drawing/2010/main">
+                            <a14:imgLayer r:embed="rId43">
+                              <a14:imgEffect>
+                                <a14:brightnessContrast bright="-3000" contrast="-38000"/>
+                              </a14:imgEffect>
+                            </a14:imgLayer>
+                          </a14:imgProps>
+                        </a:ext>
                         <a:ext uri="{28A0092B-C50C-407E-A947-70E740481C1C}">
                           <a14:useLocalDpi xmlns:a14="http://schemas.microsoft.com/office/drawing/2010/main" val="0"/>
                         </a:ext>
@@ -7139,110 +6533,6 @@
         </w:drawing>
       </w:r>
       <w:r>
-        <w:t>Az alábbi kódrészletben készítjük elő az e-mailek kül</w:t>
-      </w:r>
-      <w:r>
-        <w:t>d</w:t>
-      </w:r>
-      <w:r>
-        <w:t>ését</w:t>
-      </w:r>
-      <w:r>
-        <w:t>.</w:t>
-      </w:r>
-      <w:r>
-        <w:t xml:space="preserve"> A </w:t>
-      </w:r>
-      <w:proofErr w:type="spellStart"/>
-      <w:r>
-        <w:rPr>
-          <w:u w:val="single"/>
-        </w:rPr>
-        <w:t>hadersAdmin</w:t>
-      </w:r>
-      <w:proofErr w:type="spellEnd"/>
-      <w:r>
-        <w:t xml:space="preserve"> változóhoz adjuk hozzá a szükséges HTML kódokat</w:t>
-      </w:r>
-      <w:r>
-        <w:t xml:space="preserve"> és az </w:t>
-      </w:r>
-      <w:proofErr w:type="spellStart"/>
-      <w:r>
-        <w:t>admin</w:t>
-      </w:r>
-      <w:proofErr w:type="spellEnd"/>
-      <w:r>
-        <w:t xml:space="preserve"> által használt e-mail címet</w:t>
-      </w:r>
-      <w:r>
-        <w:t xml:space="preserve">, valamint az </w:t>
-      </w:r>
-      <w:r>
-        <w:rPr>
-          <w:u w:val="single"/>
-        </w:rPr>
-        <w:t>email</w:t>
-      </w:r>
-      <w:r>
-        <w:t xml:space="preserve"> változó segítségével a felhaszná</w:t>
-      </w:r>
-      <w:r>
-        <w:t xml:space="preserve">ló e-mail </w:t>
-      </w:r>
-      <w:proofErr w:type="gramStart"/>
-      <w:r>
-        <w:t>címét</w:t>
-      </w:r>
-      <w:proofErr w:type="gramEnd"/>
-      <w:r>
-        <w:t xml:space="preserve"> amelyre küldjük a választ.</w:t>
-      </w:r>
-      <w:r>
-        <w:t xml:space="preserve"> A </w:t>
-      </w:r>
-      <w:proofErr w:type="spellStart"/>
-      <w:r>
-        <w:rPr>
-          <w:u w:val="single"/>
-        </w:rPr>
-        <w:t>headersUser</w:t>
-      </w:r>
-      <w:proofErr w:type="spellEnd"/>
-      <w:r>
-        <w:t xml:space="preserve"> változóhoz pedig a szükséges az e-mail elküldéséhez szükséges HTML </w:t>
-      </w:r>
-      <w:proofErr w:type="gramStart"/>
-      <w:r>
-        <w:t>kódokat</w:t>
-      </w:r>
-      <w:proofErr w:type="gramEnd"/>
-      <w:r>
-        <w:t xml:space="preserve"> illetve az </w:t>
-      </w:r>
-      <w:proofErr w:type="spellStart"/>
-      <w:r>
-        <w:t>admin</w:t>
-      </w:r>
-      <w:proofErr w:type="spellEnd"/>
-      <w:r>
-        <w:t xml:space="preserve"> által használt e-mail címet adjuk hozzá.</w:t>
-      </w:r>
-      <w:r>
-        <w:t xml:space="preserve"> A részlet alsó két sorában található </w:t>
-      </w:r>
-      <w:r>
-        <w:rPr>
-          <w:u w:val="single"/>
-        </w:rPr>
-        <w:t>@mail</w:t>
-      </w:r>
-      <w:r>
-        <w:t xml:space="preserve"> metódus segítségével pedig elküldhetjük az e-mailt.</w:t>
-      </w:r>
-    </w:p>
-    <w:p>
-      <w:r>
         <w:br w:type="page"/>
       </w:r>
     </w:p>
@@ -7250,56 +6540,30 @@
       <w:pPr>
         <w:pStyle w:val="Cmsor3"/>
       </w:pPr>
-      <w:bookmarkStart w:id="22" w:name="_Toc228214043"/>
+      <w:bookmarkStart w:id="23" w:name="_Toc228263452"/>
       <w:r>
         <w:lastRenderedPageBreak/>
         <w:t>Vélemények feldolgozása és mentése az adatbázisba</w:t>
       </w:r>
-      <w:bookmarkEnd w:id="22"/>
-    </w:p>
-    <w:p>
-      <w:pPr>
-        <w:spacing w:before="360"/>
+      <w:bookmarkEnd w:id="23"/>
+    </w:p>
+    <w:p>
+      <w:pPr>
+        <w:spacing w:before="360" w:line="360" w:lineRule="auto"/>
         <w:jc w:val="both"/>
       </w:pPr>
       <w:r>
         <w:t>A</w:t>
       </w:r>
       <w:r>
-        <w:t xml:space="preserve"> lenti kódrészlet a vélemények adatbázisba való mentésére szolgál. A küldő </w:t>
-      </w:r>
-      <w:proofErr w:type="spellStart"/>
-      <w:r>
-        <w:t>if</w:t>
-      </w:r>
-      <w:proofErr w:type="spellEnd"/>
-      <w:r>
-        <w:t xml:space="preserve"> ágban ellenőrizzük azt, hogy POST kéréssel </w:t>
-      </w:r>
-      <w:proofErr w:type="gramStart"/>
-      <w:r>
-        <w:t>lett e</w:t>
-      </w:r>
-      <w:proofErr w:type="gramEnd"/>
-      <w:r>
-        <w:t xml:space="preserve"> elküldve, valamint, hogy </w:t>
-      </w:r>
-      <w:proofErr w:type="gramStart"/>
-      <w:r>
-        <w:t>létezik e</w:t>
-      </w:r>
-      <w:proofErr w:type="gramEnd"/>
-      <w:r>
-        <w:t xml:space="preserve"> a </w:t>
-      </w:r>
-      <w:proofErr w:type="spellStart"/>
+        <w:t xml:space="preserve"> lenti kódrészlet a vélemények adatbázisba való mentésére szolgál. A küldő if ágban ellenőrizzük azt, hogy POST kéréssel lett e elküldve, valamint, hogy létezik e a </w:t>
+      </w:r>
       <w:r>
         <w:rPr>
           <w:b/>
         </w:rPr>
         <w:t>submit_review</w:t>
       </w:r>
-      <w:proofErr w:type="spellEnd"/>
       <w:r>
         <w:t xml:space="preserve"> </w:t>
       </w:r>
@@ -7307,24 +6571,14 @@
         <w:t>POST</w:t>
       </w:r>
       <w:r>
-        <w:t xml:space="preserve">. Ha az </w:t>
-      </w:r>
-      <w:proofErr w:type="spellStart"/>
-      <w:r>
-        <w:t>if</w:t>
-      </w:r>
-      <w:proofErr w:type="spellEnd"/>
-      <w:r>
-        <w:t xml:space="preserve"> ág rendben lefutott a </w:t>
-      </w:r>
-      <w:proofErr w:type="spellStart"/>
+        <w:t xml:space="preserve">. Ha az if ág rendben lefutott a </w:t>
+      </w:r>
       <w:r>
         <w:rPr>
           <w:u w:val="single"/>
         </w:rPr>
         <w:t>nev</w:t>
       </w:r>
-      <w:proofErr w:type="spellEnd"/>
       <w:r>
         <w:t xml:space="preserve">, </w:t>
       </w:r>
@@ -7350,57 +6604,35 @@
         <w:t>változókban</w:t>
       </w:r>
       <w:r>
-        <w:t xml:space="preserve"> kerül mentésre a véleményt adó neve, az általa megadott csillagok </w:t>
-      </w:r>
-      <w:proofErr w:type="gramStart"/>
-      <w:r>
-        <w:t>számát</w:t>
-      </w:r>
-      <w:proofErr w:type="gramEnd"/>
-      <w:r>
-        <w:t xml:space="preserve"> illetve kommentjét. A </w:t>
-      </w:r>
-      <w:proofErr w:type="spellStart"/>
+        <w:t xml:space="preserve"> kerül mentésre a véleményt adó neve, az általa megadott csillagok számát illetve kommentjét. A </w:t>
+      </w:r>
       <w:r>
         <w:rPr>
           <w:u w:val="single"/>
         </w:rPr>
         <w:t>htmlspecialchars</w:t>
       </w:r>
-      <w:proofErr w:type="spellEnd"/>
       <w:r>
         <w:t xml:space="preserve">, illetve </w:t>
       </w:r>
-      <w:proofErr w:type="spellStart"/>
       <w:r>
         <w:rPr>
           <w:u w:val="single"/>
         </w:rPr>
         <w:t>trim</w:t>
       </w:r>
-      <w:proofErr w:type="spellEnd"/>
-      <w:r>
-        <w:t xml:space="preserve"> metódusok segítségével pedig levesszük a felesleges </w:t>
-      </w:r>
-      <w:proofErr w:type="gramStart"/>
-      <w:r>
-        <w:t>szóközöket</w:t>
-      </w:r>
-      <w:proofErr w:type="gramEnd"/>
-      <w:r>
-        <w:t xml:space="preserve"> illetve XSS metódusok elleni védelemmel látjuk el, ezáltal HTML kódok sem futnak le.</w:t>
+      <w:r>
+        <w:t xml:space="preserve"> metódusok segítségével pedig levesszük a felesleges szóközöket illetve XSS metódusok elleni védelemmel látjuk el, ezáltal HTML kódok sem futnak le.</w:t>
       </w:r>
       <w:r>
         <w:t xml:space="preserve"> A csillag változónál lévő </w:t>
       </w:r>
-      <w:proofErr w:type="spellStart"/>
       <w:r>
         <w:rPr>
           <w:u w:val="single"/>
         </w:rPr>
         <w:t>intval</w:t>
       </w:r>
-      <w:proofErr w:type="spellEnd"/>
       <w:r>
         <w:t xml:space="preserve"> </w:t>
       </w:r>
@@ -7413,149 +6645,79 @@
     </w:p>
     <w:p>
       <w:pPr>
-        <w:spacing w:before="120"/>
+        <w:spacing w:before="120" w:line="360" w:lineRule="auto"/>
         <w:jc w:val="both"/>
         <w:rPr>
           <w:u w:val="single"/>
         </w:rPr>
       </w:pPr>
       <w:r>
-        <w:t xml:space="preserve">A második </w:t>
-      </w:r>
-      <w:proofErr w:type="spellStart"/>
-      <w:r>
-        <w:t>if</w:t>
-      </w:r>
-      <w:proofErr w:type="spellEnd"/>
+        <w:t xml:space="preserve">A második if ágban ha a </w:t>
+      </w:r>
+      <w:r>
+        <w:rPr>
+          <w:u w:val="single"/>
+        </w:rPr>
+        <w:t>nev</w:t>
+      </w:r>
+      <w:r>
+        <w:t xml:space="preserve"> változó nem üres, a csillagok száma 1 és 5 között van illetve a </w:t>
+      </w:r>
+      <w:r>
+        <w:rPr>
+          <w:u w:val="single"/>
+        </w:rPr>
+        <w:t>komment</w:t>
+      </w:r>
       <w:r>
         <w:t xml:space="preserve"> </w:t>
       </w:r>
-      <w:proofErr w:type="gramStart"/>
-      <w:r>
-        <w:t>ágban</w:t>
-      </w:r>
-      <w:proofErr w:type="gramEnd"/>
-      <w:r>
-        <w:t xml:space="preserve"> ha a </w:t>
-      </w:r>
-      <w:proofErr w:type="spellStart"/>
+      <w:r>
+        <w:t>változó</w:t>
+      </w:r>
+      <w:r>
+        <w:t xml:space="preserve"> sem üres, akkor</w:t>
+      </w:r>
+      <w:r>
+        <w:t xml:space="preserve"> belépünk a </w:t>
+      </w:r>
       <w:r>
         <w:rPr>
           <w:u w:val="single"/>
         </w:rPr>
-        <w:t>nev</w:t>
-      </w:r>
-      <w:proofErr w:type="spellEnd"/>
-      <w:r>
-        <w:t xml:space="preserve"> változó nem üres, a csillagok száma 1 és 5 között </w:t>
-      </w:r>
-      <w:proofErr w:type="gramStart"/>
-      <w:r>
-        <w:t>van</w:t>
-      </w:r>
-      <w:proofErr w:type="gramEnd"/>
-      <w:r>
-        <w:t xml:space="preserve"> illetve a </w:t>
+        <w:t>try-catch</w:t>
+      </w:r>
+      <w:r>
+        <w:t xml:space="preserve"> kivételkezelési ágba.</w:t>
+      </w:r>
+      <w:r>
+        <w:t xml:space="preserve"> A try törzsében megpróbáljuk feltölteni a kódot az adatbázis megfelelő táblájába illetve rekordjaiba</w:t>
+      </w:r>
+      <w:r>
+        <w:t>, e</w:t>
+      </w:r>
+      <w:r>
+        <w:t xml:space="preserve">zt követően kilépünk. Ha a try ág nem tud lefutni akkor a catch ág lép életbe ahol a </w:t>
       </w:r>
       <w:r>
         <w:rPr>
           <w:u w:val="single"/>
         </w:rPr>
-        <w:t>komment</w:t>
+        <w:t>PDOException</w:t>
+      </w:r>
+      <w:r>
+        <w:t xml:space="preserve"> kivételkezelési metódus segítségével hibaüzenetet írünk ki az </w:t>
+      </w:r>
+      <w:r>
+        <w:rPr>
+          <w:u w:val="single"/>
+        </w:rPr>
+        <w:t>e</w:t>
       </w:r>
       <w:r>
         <w:t xml:space="preserve"> </w:t>
       </w:r>
       <w:r>
-        <w:t>változó</w:t>
-      </w:r>
-      <w:r>
-        <w:t xml:space="preserve"> sem üres, akkor</w:t>
-      </w:r>
-      <w:r>
-        <w:t xml:space="preserve"> belépünk a </w:t>
-      </w:r>
-      <w:proofErr w:type="spellStart"/>
-      <w:r>
-        <w:rPr>
-          <w:u w:val="single"/>
-        </w:rPr>
-        <w:t>try-catch</w:t>
-      </w:r>
-      <w:proofErr w:type="spellEnd"/>
-      <w:r>
-        <w:t xml:space="preserve"> kivételkezelési ágba.</w:t>
-      </w:r>
-      <w:r>
-        <w:t xml:space="preserve"> A </w:t>
-      </w:r>
-      <w:proofErr w:type="spellStart"/>
-      <w:r>
-        <w:t>try</w:t>
-      </w:r>
-      <w:proofErr w:type="spellEnd"/>
-      <w:r>
-        <w:t xml:space="preserve"> törzsében megpróbáljuk feltölteni a kódot az adatbázis megfelelő </w:t>
-      </w:r>
-      <w:proofErr w:type="gramStart"/>
-      <w:r>
-        <w:t>táblájába</w:t>
-      </w:r>
-      <w:proofErr w:type="gramEnd"/>
-      <w:r>
-        <w:t xml:space="preserve"> illetve rekordjaiba</w:t>
-      </w:r>
-      <w:r>
-        <w:t>, e</w:t>
-      </w:r>
-      <w:r>
-        <w:t xml:space="preserve">zt követően kilépünk. Ha a </w:t>
-      </w:r>
-      <w:proofErr w:type="spellStart"/>
-      <w:r>
-        <w:t>try</w:t>
-      </w:r>
-      <w:proofErr w:type="spellEnd"/>
-      <w:r>
-        <w:t xml:space="preserve"> ág nem tud lefutni akkor a </w:t>
-      </w:r>
-      <w:proofErr w:type="spellStart"/>
-      <w:r>
-        <w:t>catch</w:t>
-      </w:r>
-      <w:proofErr w:type="spellEnd"/>
-      <w:r>
-        <w:t xml:space="preserve"> ág lép </w:t>
-      </w:r>
-      <w:proofErr w:type="gramStart"/>
-      <w:r>
-        <w:t>életbe</w:t>
-      </w:r>
-      <w:proofErr w:type="gramEnd"/>
-      <w:r>
-        <w:t xml:space="preserve"> ahol a </w:t>
-      </w:r>
-      <w:proofErr w:type="spellStart"/>
-      <w:r>
-        <w:rPr>
-          <w:u w:val="single"/>
-        </w:rPr>
-        <w:t>PDOException</w:t>
-      </w:r>
-      <w:proofErr w:type="spellEnd"/>
-      <w:r>
-        <w:t xml:space="preserve"> kivételkezelési metódus segítségével hibaüzenetet írünk ki az </w:t>
-      </w:r>
-      <w:r>
-        <w:rPr>
-          <w:u w:val="single"/>
-        </w:rPr>
-        <w:t>e</w:t>
-      </w:r>
-      <w:r>
-        <w:t xml:space="preserve"> </w:t>
-      </w:r>
-      <w:r>
         <w:t>változón keresztül</w:t>
       </w:r>
       <w:r>
@@ -7574,7 +6736,7 @@
           <w:noProof/>
         </w:rPr>
         <w:drawing>
-          <wp:inline distT="0" distB="0" distL="0" distR="0" wp14:anchorId="327572BE" wp14:editId="5EBFC388">
+          <wp:inline distT="0" distB="0" distL="0" distR="0" wp14:anchorId="327572BE" wp14:editId="34B6F4F9">
             <wp:extent cx="5760720" cy="2119630"/>
             <wp:effectExtent l="0" t="0" r="0" b="0"/>
             <wp:docPr id="30" name="Kép 30"/>
@@ -7589,7 +6751,19 @@
                     <pic:cNvPicPr/>
                   </pic:nvPicPr>
                   <pic:blipFill>
-                    <a:blip r:embed="rId40"/>
+                    <a:blip r:embed="rId44">
+                      <a:extLst>
+                        <a:ext uri="{BEBA8EAE-BF5A-486C-A8C5-ECC9F3942E4B}">
+                          <a14:imgProps xmlns:a14="http://schemas.microsoft.com/office/drawing/2010/main">
+                            <a14:imgLayer r:embed="rId45">
+                              <a14:imgEffect>
+                                <a14:brightnessContrast bright="-8000" contrast="-36000"/>
+                              </a14:imgEffect>
+                            </a14:imgLayer>
+                          </a14:imgProps>
+                        </a:ext>
+                      </a:extLst>
+                    </a:blip>
                     <a:stretch>
                       <a:fillRect/>
                     </a:stretch>
@@ -7619,85 +6793,67 @@
       <w:pPr>
         <w:pStyle w:val="Cmsor3"/>
       </w:pPr>
-      <w:bookmarkStart w:id="23" w:name="_Toc228214044"/>
+      <w:bookmarkStart w:id="24" w:name="_Toc228263453"/>
       <w:r>
         <w:lastRenderedPageBreak/>
-        <w:t>Értékelési űrlap (</w:t>
-      </w:r>
-      <w:proofErr w:type="spellStart"/>
-      <w:r>
-        <w:t>Review</w:t>
-      </w:r>
-      <w:proofErr w:type="spellEnd"/>
-      <w:r>
-        <w:t xml:space="preserve"> </w:t>
-      </w:r>
-      <w:proofErr w:type="spellStart"/>
-      <w:r>
-        <w:t>Form</w:t>
-      </w:r>
-      <w:proofErr w:type="spellEnd"/>
-      <w:r>
-        <w:t>)</w:t>
-      </w:r>
-      <w:bookmarkEnd w:id="23"/>
+        <w:t>Értékelési űrlap (Review Form)</w:t>
+      </w:r>
+      <w:bookmarkEnd w:id="24"/>
+    </w:p>
+    <w:p>
+      <w:pPr>
+        <w:spacing w:before="360" w:line="360" w:lineRule="auto"/>
+      </w:pPr>
+      <w:r>
+        <w:t xml:space="preserve">Ez a kódrészlet egy véleménybekérő űrlap részeit mutatja be, ami egyszerre tartalmazza a felhasználó által látott részt </w:t>
+      </w:r>
+      <w:r>
+        <w:rPr>
+          <w:u w:val="single"/>
+        </w:rPr>
+        <w:t>(frontend)</w:t>
+      </w:r>
+      <w:r>
+        <w:t xml:space="preserve"> és a háttérben futó logikát </w:t>
+      </w:r>
+      <w:r>
+        <w:rPr>
+          <w:u w:val="single"/>
+        </w:rPr>
+        <w:t>(backend)</w:t>
+      </w:r>
+      <w:r>
+        <w:t>.</w:t>
+      </w:r>
+      <w:r>
+        <w:t xml:space="preserve"> Az űrlap arra szolgál, hogy a látogatók értékelhessék a szolgáltatás</w:t>
+      </w:r>
+      <w:r>
+        <w:t>t</w:t>
+      </w:r>
+      <w:r>
+        <w:t xml:space="preserve">. Emellett arra is figyel, hogyha van egy </w:t>
+      </w:r>
+      <w:r>
+        <w:rPr>
+          <w:b/>
+        </w:rPr>
+        <w:t>review_success</w:t>
+      </w:r>
+      <w:r>
+        <w:t xml:space="preserve"> nevű session üzenet (például egy sikeres értékelés után), akkor azt szépen megjelenítse a felhasználónak. Maga az űrlap POST metódussal dolgozik, vagyis amikor a felhasználó rányom a gombra, az adatok elküldődnek a szervernek feldolgozásra.</w:t>
+      </w:r>
     </w:p>
     <w:p>
       <w:pPr>
         <w:spacing w:before="360"/>
       </w:pPr>
       <w:r>
-        <w:t xml:space="preserve">Ez a kódrészlet egy véleménybekérő űrlap részeit mutatja be, ami egyszerre tartalmazza a felhasználó által látott részt </w:t>
-      </w:r>
-      <w:r>
-        <w:rPr>
-          <w:u w:val="single"/>
-        </w:rPr>
-        <w:t>(frontend)</w:t>
-      </w:r>
-      <w:r>
-        <w:t xml:space="preserve"> és a háttérben futó logikát </w:t>
-      </w:r>
-      <w:r>
-        <w:rPr>
-          <w:u w:val="single"/>
-        </w:rPr>
-        <w:t>(backend)</w:t>
-      </w:r>
-      <w:r>
-        <w:t>.</w:t>
-      </w:r>
-      <w:r>
-        <w:t xml:space="preserve"> Az űrlap arra szolgál, hogy a látogatók értékelhessék a szolgáltatás</w:t>
-      </w:r>
-      <w:r>
-        <w:t>t</w:t>
-      </w:r>
-      <w:r>
-        <w:t xml:space="preserve">. Emellett arra is figyel, hogyha van egy </w:t>
-      </w:r>
-      <w:proofErr w:type="spellStart"/>
-      <w:r>
-        <w:rPr>
-          <w:b/>
-        </w:rPr>
-        <w:t>review_success</w:t>
-      </w:r>
-      <w:proofErr w:type="spellEnd"/>
-      <w:r>
-        <w:t xml:space="preserve"> nevű session üzenet (például egy sikeres értékelés után), akkor azt szépen megjelenítse a felhasználónak. Maga az űrlap POST metódussal dolgozik, vagyis amikor a felhasználó rányom a gombra, az adatok elküldődnek a szervernek feldolgozásra.</w:t>
-      </w:r>
-    </w:p>
-    <w:p>
-      <w:pPr>
-        <w:spacing w:before="360"/>
-      </w:pPr>
-      <w:r>
         <w:rPr>
           <w:noProof/>
         </w:rPr>
         <w:drawing>
-          <wp:inline distT="0" distB="0" distL="0" distR="0" wp14:anchorId="00AD1341" wp14:editId="0AC861E8">
+          <wp:inline distT="0" distB="0" distL="0" distR="0" wp14:anchorId="00AD1341" wp14:editId="4AE8A58B">
             <wp:extent cx="5760720" cy="2366010"/>
             <wp:effectExtent l="0" t="0" r="0" b="0"/>
             <wp:docPr id="31" name="Kép 31"/>
@@ -7712,7 +6868,19 @@
                     <pic:cNvPicPr/>
                   </pic:nvPicPr>
                   <pic:blipFill>
-                    <a:blip r:embed="rId41"/>
+                    <a:blip r:embed="rId46">
+                      <a:extLst>
+                        <a:ext uri="{BEBA8EAE-BF5A-486C-A8C5-ECC9F3942E4B}">
+                          <a14:imgProps xmlns:a14="http://schemas.microsoft.com/office/drawing/2010/main">
+                            <a14:imgLayer r:embed="rId47">
+                              <a14:imgEffect>
+                                <a14:brightnessContrast bright="-10000" contrast="-34000"/>
+                              </a14:imgEffect>
+                            </a14:imgLayer>
+                          </a14:imgProps>
+                        </a:ext>
+                      </a:extLst>
+                    </a:blip>
                     <a:stretch>
                       <a:fillRect/>
                     </a:stretch>
@@ -7747,39 +6915,31 @@
       <w:pPr>
         <w:pStyle w:val="Cmsor3"/>
       </w:pPr>
-      <w:bookmarkStart w:id="24" w:name="_Toc228214045"/>
+      <w:bookmarkStart w:id="25" w:name="_Toc228263454"/>
       <w:r>
         <w:lastRenderedPageBreak/>
         <w:t>Kapcsolat felvételi szekció</w:t>
       </w:r>
-      <w:bookmarkEnd w:id="24"/>
+      <w:bookmarkEnd w:id="25"/>
+    </w:p>
+    <w:p>
+      <w:pPr>
+        <w:spacing w:before="360" w:line="360" w:lineRule="auto"/>
+      </w:pPr>
+      <w:r>
+        <w:t>Ez a kódrészlet egy kapcsolatfelvételi szekció részeit mutatja be, ami egyszerre tartalmazza a felhasználó által látott elérhetőségi információkat (cím, telefon, e-mail) és egy üzenetküldő űrlapot. A szekció arra szolgál, hogy a látogatók könnyen megtalálják a cég elérhetőségeit, és ha szeretnének, üzenetet is hagyjanak. Emellett arra is figyel, hogy ha van egy msg_success nevű session üzenet (például egy sikeres üzenetküldés után), akkor azt szépen megjelenítse a felhasználónak egy zöldes visszajelző dobozban. Maga az űrlap POST metódussal dolgozik, vagyis amikor a felhasználó rányom a Küldés gombra, az adatok (név, e-mail, üzenet szövege) elküldődnek a szervernek feldolgozásra.</w:t>
+      </w:r>
     </w:p>
     <w:p>
       <w:pPr>
         <w:spacing w:before="360"/>
       </w:pPr>
       <w:r>
-        <w:t xml:space="preserve">Ez a kódrészlet egy kapcsolatfelvételi szekció részeit mutatja be, ami egyszerre tartalmazza a felhasználó által látott elérhetőségi információkat (cím, telefon, e-mail) és egy üzenetküldő űrlapot. A szekció arra szolgál, hogy a látogatók könnyen megtalálják a cég elérhetőségeit, és ha szeretnének, üzenetet is hagyjanak. Emellett arra is figyel, hogy ha van egy </w:t>
-      </w:r>
-      <w:proofErr w:type="spellStart"/>
-      <w:r>
-        <w:t>msg_success</w:t>
-      </w:r>
-      <w:proofErr w:type="spellEnd"/>
-      <w:r>
-        <w:t xml:space="preserve"> nevű session üzenet (például egy sikeres üzenetküldés után), akkor azt szépen megjelenítse a felhasználónak egy zöldes visszajelző dobozban. Maga az űrlap POST metódussal dolgozik, vagyis amikor a felhasználó rányom a Küldés gombra, az adatok (név, e-mail, üzenet szövege) elküldődnek a szervernek feldolgozásra.</w:t>
-      </w:r>
-    </w:p>
-    <w:p>
-      <w:pPr>
-        <w:spacing w:before="360"/>
-      </w:pPr>
-      <w:r>
         <w:rPr>
           <w:noProof/>
         </w:rPr>
         <w:drawing>
-          <wp:anchor distT="0" distB="0" distL="114300" distR="114300" simplePos="0" relativeHeight="251693056" behindDoc="1" locked="0" layoutInCell="1" allowOverlap="1" wp14:anchorId="709CEBC6" wp14:editId="754FB681">
+          <wp:anchor distT="0" distB="0" distL="114300" distR="114300" simplePos="0" relativeHeight="251693056" behindDoc="1" locked="0" layoutInCell="1" allowOverlap="1" wp14:anchorId="709CEBC6" wp14:editId="04B30342">
             <wp:simplePos x="0" y="0"/>
             <wp:positionH relativeFrom="margin">
               <wp:align>right</wp:align>
@@ -7810,8 +6970,17 @@
                     <pic:cNvPicPr/>
                   </pic:nvPicPr>
                   <pic:blipFill>
-                    <a:blip r:embed="rId42">
+                    <a:blip r:embed="rId48">
                       <a:extLst>
+                        <a:ext uri="{BEBA8EAE-BF5A-486C-A8C5-ECC9F3942E4B}">
+                          <a14:imgProps xmlns:a14="http://schemas.microsoft.com/office/drawing/2010/main">
+                            <a14:imgLayer r:embed="rId49">
+                              <a14:imgEffect>
+                                <a14:brightnessContrast bright="-10000" contrast="-23000"/>
+                              </a14:imgEffect>
+                            </a14:imgLayer>
+                          </a14:imgProps>
+                        </a:ext>
                         <a:ext uri="{28A0092B-C50C-407E-A947-70E740481C1C}">
                           <a14:useLocalDpi xmlns:a14="http://schemas.microsoft.com/office/drawing/2010/main" val="0"/>
                         </a:ext>
@@ -7841,7 +7010,7 @@
           <w:noProof/>
         </w:rPr>
         <w:drawing>
-          <wp:inline distT="0" distB="0" distL="0" distR="0" wp14:anchorId="00535D7E" wp14:editId="1936587B">
+          <wp:inline distT="0" distB="0" distL="0" distR="0" wp14:anchorId="00535D7E" wp14:editId="55A905ED">
             <wp:extent cx="5760720" cy="2397125"/>
             <wp:effectExtent l="0" t="0" r="0" b="3175"/>
             <wp:docPr id="32" name="Kép 32"/>
@@ -7856,7 +7025,19 @@
                     <pic:cNvPicPr/>
                   </pic:nvPicPr>
                   <pic:blipFill>
-                    <a:blip r:embed="rId43"/>
+                    <a:blip r:embed="rId50">
+                      <a:extLst>
+                        <a:ext uri="{BEBA8EAE-BF5A-486C-A8C5-ECC9F3942E4B}">
+                          <a14:imgProps xmlns:a14="http://schemas.microsoft.com/office/drawing/2010/main">
+                            <a14:imgLayer r:embed="rId51">
+                              <a14:imgEffect>
+                                <a14:brightnessContrast bright="-10000" contrast="-26000"/>
+                              </a14:imgEffect>
+                            </a14:imgLayer>
+                          </a14:imgProps>
+                        </a:ext>
+                      </a:extLst>
+                    </a:blip>
                     <a:stretch>
                       <a:fillRect/>
                     </a:stretch>
@@ -7885,26 +7066,119 @@
     </w:p>
     <w:p>
       <w:pPr>
-        <w:pStyle w:val="Cmsor2"/>
-      </w:pPr>
-      <w:bookmarkStart w:id="25" w:name="_Toc228214046"/>
+        <w:pStyle w:val="Cmsor3"/>
+      </w:pPr>
+      <w:bookmarkStart w:id="26" w:name="_Toc228263455"/>
       <w:r>
         <w:lastRenderedPageBreak/>
         <w:t>A vizsgaremekünk során használt API</w:t>
       </w:r>
-      <w:bookmarkEnd w:id="25"/>
+      <w:bookmarkEnd w:id="26"/>
+    </w:p>
+    <w:p>
+      <w:pPr>
+        <w:spacing w:before="240" w:line="360" w:lineRule="auto"/>
+        <w:jc w:val="both"/>
+      </w:pPr>
+      <w:r>
+        <w:t>Az alábbi kódrészletben egy API-hívást hajtunk végre, amely a hőmérsékleti adatok lekérésére szolgál. A fetch függvény segítségével meghívjuk a temperature_api.php?history=24 végpontot, amely az elmúlt 24 óra adatait adja vissza JSON formátumban. Az eredményt a res.json() metódussal dolgozzuk fel.</w:t>
+      </w:r>
+    </w:p>
+    <w:p>
+      <w:pPr>
+        <w:spacing w:before="240" w:line="360" w:lineRule="auto"/>
+        <w:jc w:val="both"/>
+      </w:pPr>
+      <w:r>
+        <w:t>Ezt követően ellenőrizzük a válasz állapotát a data.status segítségével. Amennyiben az érték nem 'ok', a program kilép a további feldolgozásból.</w:t>
+      </w:r>
+    </w:p>
+    <w:p>
+      <w:pPr>
+        <w:spacing w:before="240" w:line="360" w:lineRule="auto"/>
+        <w:jc w:val="both"/>
+      </w:pPr>
+      <w:r>
+        <w:t>A válaszból külön változókba mentjük az aktuális adatokat (current), a statisztikai adatokat (stats), az előzményeket (history), valamint a szenzor adatait (sensor). Ez átláthatóbbá teszi a további feldolgozást.</w:t>
+      </w:r>
+    </w:p>
+    <w:p>
+      <w:pPr>
+        <w:spacing w:before="240" w:line="360" w:lineRule="auto"/>
+        <w:jc w:val="both"/>
+      </w:pPr>
+      <w:r>
+        <w:t>Az aktuális hőmérsékletet és páratartalmat a cur.temperature és cur.humidity értékekből nyerjük ki. A color változó meghatározza a hőmérséklethez tartozó színt: ha van érvényes hőmérsékleti adat, akkor a getTempColor() függvény segítségével számoljuk ki, ellenkező esetben egy alapértelmezett szürke színt (#94a3b8) használunk.</w:t>
+      </w:r>
+    </w:p>
+    <w:p>
+      <w:pPr>
+        <w:spacing w:before="240" w:line="360" w:lineRule="auto"/>
+        <w:jc w:val="both"/>
+      </w:pPr>
+      <w:r>
+        <w:t>Végül a currentIndoorTemp változóba elmentjük az aktuális hőmérsékletet, majd meghívjuk az updateCompareBar() függvényt, amely feltehetően a felhasználói felületen frissíti az összehasonlító sáv megjelenítését.</w:t>
+      </w:r>
     </w:p>
     <w:p>
       <w:pPr>
         <w:spacing w:before="240"/>
       </w:pPr>
-    </w:p>
-    <w:p>
-      <w:r>
-        <w:br w:type="page"/>
-      </w:r>
-    </w:p>
-    <w:p/>
+      <w:r>
+        <w:drawing>
+          <wp:inline distT="0" distB="0" distL="0" distR="0" wp14:anchorId="12559BDB" wp14:editId="2A031D76">
+            <wp:extent cx="4563112" cy="2715004"/>
+            <wp:effectExtent l="57150" t="0" r="66040" b="123825"/>
+            <wp:docPr id="28" name="Kép 28"/>
+            <wp:cNvGraphicFramePr>
+              <a:graphicFrameLocks xmlns:a="http://schemas.openxmlformats.org/drawingml/2006/main" noChangeAspect="1"/>
+            </wp:cNvGraphicFramePr>
+            <a:graphic xmlns:a="http://schemas.openxmlformats.org/drawingml/2006/main">
+              <a:graphicData uri="http://schemas.openxmlformats.org/drawingml/2006/picture">
+                <pic:pic xmlns:pic="http://schemas.openxmlformats.org/drawingml/2006/picture">
+                  <pic:nvPicPr>
+                    <pic:cNvPr id="1" name=""/>
+                    <pic:cNvPicPr/>
+                  </pic:nvPicPr>
+                  <pic:blipFill>
+                    <a:blip r:embed="rId52">
+                      <a:extLst>
+                        <a:ext uri="{BEBA8EAE-BF5A-486C-A8C5-ECC9F3942E4B}">
+                          <a14:imgProps xmlns:a14="http://schemas.microsoft.com/office/drawing/2010/main">
+                            <a14:imgLayer r:embed="rId53">
+                              <a14:imgEffect>
+                                <a14:brightnessContrast bright="-10000" contrast="-36000"/>
+                              </a14:imgEffect>
+                            </a14:imgLayer>
+                          </a14:imgProps>
+                        </a:ext>
+                      </a:extLst>
+                    </a:blip>
+                    <a:stretch>
+                      <a:fillRect/>
+                    </a:stretch>
+                  </pic:blipFill>
+                  <pic:spPr>
+                    <a:xfrm>
+                      <a:off x="0" y="0"/>
+                      <a:ext cx="4563112" cy="2715004"/>
+                    </a:xfrm>
+                    <a:prstGeom prst="rect">
+                      <a:avLst/>
+                    </a:prstGeom>
+                    <a:effectLst>
+                      <a:outerShdw blurRad="50800" dist="50800" dir="5400000" algn="ctr" rotWithShape="0">
+                        <a:srgbClr val="000000"/>
+                      </a:outerShdw>
+                    </a:effectLst>
+                  </pic:spPr>
+                </pic:pic>
+              </a:graphicData>
+            </a:graphic>
+          </wp:inline>
+        </w:drawing>
+      </w:r>
+    </w:p>
     <w:p>
       <w:pPr>
         <w:pStyle w:val="Cmsor1"/>
@@ -7912,11 +7186,12 @@
           <w:highlight w:val="darkGreen"/>
         </w:rPr>
       </w:pPr>
-      <w:bookmarkStart w:id="26" w:name="_Toc228214047"/>
+      <w:bookmarkStart w:id="27" w:name="_Toc228263456"/>
       <w:r>
         <w:rPr>
           <w:highlight w:val="darkGreen"/>
         </w:rPr>
+        <w:lastRenderedPageBreak/>
         <w:t>F</w:t>
       </w:r>
       <w:r>
@@ -7937,17 +7212,17 @@
         </w:rPr>
         <w:t xml:space="preserve"> dokumentáció</w:t>
       </w:r>
-      <w:bookmarkEnd w:id="26"/>
+      <w:bookmarkEnd w:id="27"/>
     </w:p>
     <w:p>
       <w:pPr>
         <w:pStyle w:val="Cmsor2"/>
       </w:pPr>
-      <w:bookmarkStart w:id="27" w:name="_Toc228214048"/>
+      <w:bookmarkStart w:id="28" w:name="_Toc228263457"/>
       <w:r>
         <w:t>Bejelentkezés/belépés/regisztráció folyamata</w:t>
       </w:r>
-      <w:bookmarkEnd w:id="27"/>
+      <w:bookmarkEnd w:id="28"/>
     </w:p>
     <w:p>
       <w:pPr>
@@ -7995,7 +7270,7 @@
                     <pic:cNvPicPr/>
                   </pic:nvPicPr>
                   <pic:blipFill>
-                    <a:blip r:embed="rId44">
+                    <a:blip r:embed="rId54">
                       <a:extLst>
                         <a:ext uri="{28A0092B-C50C-407E-A947-70E740481C1C}">
                           <a14:useLocalDpi xmlns:a14="http://schemas.microsoft.com/office/drawing/2010/main" val="0"/>
@@ -8028,39 +7303,7 @@
         </w:drawing>
       </w:r>
       <w:r>
-        <w:t xml:space="preserve">A rendszerben új felhasználót kizárólag </w:t>
-      </w:r>
-      <w:proofErr w:type="spellStart"/>
-      <w:r>
-        <w:t>szuperadmin</w:t>
-      </w:r>
-      <w:proofErr w:type="spellEnd"/>
-      <w:r>
-        <w:t xml:space="preserve"> jogosultsággal rendelkező személy hozhat létre, aki az adatbázisban rögzíti a felhasználó adatait. Miután egy </w:t>
-      </w:r>
-      <w:proofErr w:type="spellStart"/>
-      <w:r>
-        <w:t>szuperadmin</w:t>
-      </w:r>
-      <w:proofErr w:type="spellEnd"/>
-      <w:r>
-        <w:t xml:space="preserve"> vagy </w:t>
-      </w:r>
-      <w:proofErr w:type="spellStart"/>
-      <w:r>
-        <w:t>admin</w:t>
-      </w:r>
-      <w:proofErr w:type="spellEnd"/>
-      <w:r>
-        <w:t xml:space="preserve"> felhasználó létrehozásra került, a felhasználó a megadott e-mail címmel és a hozzá tartozó ranggal tud belépni a rendszerbe. Az első belépéskor a rang szolgál ideiglenes jelszóként (pl. </w:t>
-      </w:r>
-      <w:proofErr w:type="spellStart"/>
-      <w:r>
-        <w:t>admin</w:t>
-      </w:r>
-      <w:proofErr w:type="spellEnd"/>
-      <w:r>
-        <w:t>). Az első sikeres bejelentkezés után a rendszer automatikusan felugró ablakban felszólítja a felhasználót egy új jelszó megadására. Ez az új jelszó lesz a további bejelentkezésekhez használt jelszó. Amennyiben a felhasználó nem állít be új jelszót, a rendszer minden belépéskor és oldalfrissítéskor ismételten kérni fogja annak megadását. Minden felhasználóhoz tartozik egy cég, amelybe a rendszer a sikeres bejelentkezés után automatikusan belépteti a felhasználót. Biztonsági okokból a rendszer 15 perc inaktivitás után automatikusan kijelentkezteti a felhasználót, így újra be kell jelentkezni a további használathoz.</w:t>
+        <w:t>A rendszerben új felhasználót kizárólag szuperadmin jogosultsággal rendelkező személy hozhat létre, aki az adatbázisban rögzíti a felhasználó adatait. Miután egy szuperadmin vagy admin felhasználó létrehozásra került, a felhasználó a megadott e-mail címmel és a hozzá tartozó ranggal tud belépni a rendszerbe. Az első belépéskor a rang szolgál ideiglenes jelszóként (pl. admin). Az első sikeres bejelentkezés után a rendszer automatikusan felugró ablakban felszólítja a felhasználót egy új jelszó megadására. Ez az új jelszó lesz a további bejelentkezésekhez használt jelszó. Amennyiben a felhasználó nem állít be új jelszót, a rendszer minden belépéskor és oldalfrissítéskor ismételten kérni fogja annak megadását. Minden felhasználóhoz tartozik egy cég, amelybe a rendszer a sikeres bejelentkezés után automatikusan belépteti a felhasználót. Biztonsági okokból a rendszer 15 perc inaktivitás után automatikusan kijelentkezteti a felhasználót, így újra be kell jelentkezni a további használathoz.</w:t>
       </w:r>
     </w:p>
     <w:p>
@@ -8072,42 +7315,23 @@
       <w:pPr>
         <w:pStyle w:val="Cmsor2"/>
       </w:pPr>
-      <w:bookmarkStart w:id="28" w:name="_Toc228214049"/>
+      <w:bookmarkStart w:id="29" w:name="_Toc228263458"/>
       <w:r>
         <w:t>Rangrendszer és jogosultságok</w:t>
       </w:r>
-      <w:bookmarkEnd w:id="28"/>
+      <w:bookmarkEnd w:id="29"/>
     </w:p>
     <w:p>
       <w:pPr>
         <w:spacing w:before="240" w:line="360" w:lineRule="auto"/>
       </w:pPr>
       <w:r>
-        <w:t xml:space="preserve">A rendszer három különböző jogosultsági szintet (rangot) különböztet meg: </w:t>
-      </w:r>
-      <w:proofErr w:type="spellStart"/>
-      <w:r>
-        <w:t>szuperadmin</w:t>
-      </w:r>
-      <w:proofErr w:type="spellEnd"/>
-      <w:r>
-        <w:t xml:space="preserve">, </w:t>
-      </w:r>
-      <w:proofErr w:type="spellStart"/>
-      <w:r>
-        <w:t>admin</w:t>
-      </w:r>
-      <w:proofErr w:type="spellEnd"/>
-      <w:r>
-        <w:t xml:space="preserve"> és </w:t>
-      </w:r>
-      <w:proofErr w:type="spellStart"/>
-      <w:r>
-        <w:t>user</w:t>
-      </w:r>
-      <w:proofErr w:type="spellEnd"/>
-      <w:r>
-        <w:t xml:space="preserve"> (alkalmazott). Az egyes rangokhoz eltérő jogosultságok tartoznak.</w:t>
+        <w:t>A rendszer három különböző jogosultsági szintet (rangot) különböztet meg: szuperadmin, admin és user (alkalmazott). Az egyes rangokhoz eltérő jogosultságok tartoznak.</w:t>
+      </w:r>
+    </w:p>
+    <w:p>
+      <w:r>
+        <w:br w:type="page"/>
       </w:r>
     </w:p>
     <w:p>
@@ -8118,14 +7342,13 @@
           <w:b/>
         </w:rPr>
       </w:pPr>
-      <w:proofErr w:type="spellStart"/>
       <w:r>
         <w:rPr>
           <w:b/>
         </w:rPr>
+        <w:lastRenderedPageBreak/>
         <w:t>Szuperadmin</w:t>
       </w:r>
-      <w:proofErr w:type="spellEnd"/>
     </w:p>
     <w:p>
       <w:pPr>
@@ -8133,16 +7356,7 @@
         <w:jc w:val="both"/>
       </w:pPr>
       <w:r>
-        <w:lastRenderedPageBreak/>
-        <w:t xml:space="preserve">A </w:t>
-      </w:r>
-      <w:proofErr w:type="spellStart"/>
-      <w:r>
-        <w:t>szuperadmin</w:t>
-      </w:r>
-      <w:proofErr w:type="spellEnd"/>
-      <w:r>
-        <w:t xml:space="preserve"> a rendszer legmagasabb jogosultsági szintje, amely az összes cég felett teljes körű hozzáférést biztosít.</w:t>
+        <w:t>A szuperadmin a rendszer legmagasabb jogosultsági szintje, amely az összes cég felett teljes körű hozzáférést biztosít.</w:t>
       </w:r>
     </w:p>
     <w:p>
@@ -8207,15 +7421,7 @@
         <w:jc w:val="both"/>
       </w:pPr>
       <w:r>
-        <w:t xml:space="preserve">statisztikák megtekintése (az </w:t>
-      </w:r>
-      <w:proofErr w:type="spellStart"/>
-      <w:r>
-        <w:t>admin</w:t>
-      </w:r>
-      <w:proofErr w:type="spellEnd"/>
-      <w:r>
-        <w:t xml:space="preserve"> oldalon)</w:t>
+        <w:t>statisztikák megtekintése (az admin oldalon)</w:t>
       </w:r>
     </w:p>
     <w:p>
@@ -8366,14 +7572,12 @@
           <w:b/>
         </w:rPr>
       </w:pPr>
-      <w:proofErr w:type="spellStart"/>
       <w:r>
         <w:rPr>
           <w:b/>
         </w:rPr>
         <w:t>Admin</w:t>
       </w:r>
-      <w:proofErr w:type="spellEnd"/>
     </w:p>
     <w:p>
       <w:pPr>
@@ -8381,15 +7585,7 @@
         <w:jc w:val="both"/>
       </w:pPr>
       <w:r>
-        <w:t xml:space="preserve">Az </w:t>
-      </w:r>
-      <w:proofErr w:type="spellStart"/>
-      <w:r>
-        <w:t>admin</w:t>
-      </w:r>
-      <w:proofErr w:type="spellEnd"/>
-      <w:r>
-        <w:t xml:space="preserve"> jogosultságai kizárólag a saját cégére terjednek ki.</w:t>
+        <w:t>Az admin jogosultságai kizárólag a saját cégére terjednek ki.</w:t>
       </w:r>
     </w:p>
     <w:p>
@@ -8479,25 +7675,21 @@
           <w:b/>
         </w:rPr>
       </w:pPr>
-      <w:r>
+    </w:p>
+    <w:p>
+      <w:pPr>
+        <w:spacing w:before="480"/>
+        <w:jc w:val="both"/>
         <w:rPr>
           <w:b/>
         </w:rPr>
-        <w:t>Felhasználó/alkalmazott (</w:t>
-      </w:r>
-      <w:proofErr w:type="spellStart"/>
+      </w:pPr>
       <w:r>
         <w:rPr>
           <w:b/>
         </w:rPr>
-        <w:t>user</w:t>
-      </w:r>
-      <w:proofErr w:type="spellEnd"/>
-      <w:r>
-        <w:rPr>
-          <w:b/>
-        </w:rPr>
-        <w:t>)</w:t>
+        <w:lastRenderedPageBreak/>
+        <w:t>Felhasználó/alkalmazott (user)</w:t>
       </w:r>
     </w:p>
     <w:p>
@@ -8515,7 +7707,6 @@
         <w:jc w:val="both"/>
       </w:pPr>
       <w:r>
-        <w:lastRenderedPageBreak/>
         <w:t>Jogosultságai:</w:t>
       </w:r>
     </w:p>
@@ -8579,26 +7770,18 @@
       <w:pPr>
         <w:pStyle w:val="Cmsor2"/>
       </w:pPr>
-      <w:bookmarkStart w:id="29" w:name="_Toc228214050"/>
+      <w:bookmarkStart w:id="30" w:name="_Toc228263459"/>
       <w:r>
         <w:t>Értékelések és visszajelzések a főoldalon</w:t>
       </w:r>
-      <w:bookmarkEnd w:id="29"/>
+      <w:bookmarkEnd w:id="30"/>
     </w:p>
     <w:p>
       <w:pPr>
         <w:spacing w:before="240" w:line="360" w:lineRule="auto"/>
       </w:pPr>
       <w:r>
-        <w:t xml:space="preserve">A fő (bemutató) oldal alján a felhasználók számára lehetőség a felhasználók számára lehetőség van a szolgáltatás értékelésére és a </w:t>
-      </w:r>
-      <w:proofErr w:type="gramStart"/>
-      <w:r>
-        <w:t>vélemény nyilvánításra</w:t>
-      </w:r>
-      <w:proofErr w:type="gramEnd"/>
-      <w:r>
-        <w:t>.</w:t>
+        <w:t>A fő (bemutató) oldal alján a felhasználók számára lehetőség a felhasználók számára lehetőség van a szolgáltatás értékelésére és a vélemény nyilvánításra.</w:t>
       </w:r>
     </w:p>
     <w:p>
@@ -8613,11 +7796,11 @@
       <w:pPr>
         <w:pStyle w:val="Cmsor2"/>
       </w:pPr>
-      <w:bookmarkStart w:id="30" w:name="_Toc228214051"/>
+      <w:bookmarkStart w:id="31" w:name="_Toc228263460"/>
       <w:r>
         <w:t>A főoldal menüsora</w:t>
       </w:r>
-      <w:bookmarkEnd w:id="30"/>
+      <w:bookmarkEnd w:id="31"/>
     </w:p>
     <w:p>
       <w:pPr>
@@ -8677,6 +7860,7 @@
         <w:rPr>
           <w:b/>
         </w:rPr>
+        <w:lastRenderedPageBreak/>
         <w:t xml:space="preserve">Vélemények gomb: </w:t>
       </w:r>
       <w:r>
@@ -8691,83 +7875,60 @@
         <w:rPr>
           <w:b/>
         </w:rPr>
+        <w:t xml:space="preserve">Kapcsolat gomb: </w:t>
+      </w:r>
+      <w:r>
+        <w:t>A gombra kattintva az oldal elvisz minket a kapcsolat rovathoz, ahol a kapcsolatot lehet velünk felvenni. Lehetőség van bármilyen kérdés feltételére, illetve az esetleges észrevételek közlésére is.</w:t>
+      </w:r>
+    </w:p>
+    <w:p>
+      <w:pPr>
+        <w:pStyle w:val="Cmsor2"/>
+      </w:pPr>
+      <w:bookmarkStart w:id="32" w:name="_Toc228263461"/>
+      <w:r>
+        <w:t>Kapcsolat rovat a főoldalon</w:t>
+      </w:r>
+      <w:bookmarkEnd w:id="32"/>
+    </w:p>
+    <w:p>
+      <w:pPr>
+        <w:spacing w:before="240" w:line="360" w:lineRule="auto"/>
+      </w:pPr>
+      <w:r>
+        <w:t>Egy név, valamint egy e-mail cím megadása után lehetőség van az üzenetünk megadására. Az elküldés gombra kell kattintani, és ezt követően visszaigazoló e-mailt kapunk.</w:t>
+      </w:r>
+    </w:p>
+    <w:p>
+      <w:r>
+        <w:br w:type="page"/>
+      </w:r>
+    </w:p>
+    <w:p>
+      <w:pPr>
+        <w:pStyle w:val="Cmsor2"/>
+      </w:pPr>
+      <w:bookmarkStart w:id="33" w:name="_Toc228263462"/>
+      <w:r>
         <w:lastRenderedPageBreak/>
-        <w:t xml:space="preserve">Kapcsolat gomb: </w:t>
-      </w:r>
-      <w:r>
-        <w:t>A gombra kattintva az oldal elvisz minket a kapcsolat rovathoz, ahol a kapcsolatot lehet velünk felvenni. Lehetőség van bármilyen kérdés feltételére, illetve az esetleges észrevételek közlésére is.</w:t>
-      </w:r>
-    </w:p>
-    <w:p>
-      <w:pPr>
-        <w:pStyle w:val="Cmsor2"/>
-      </w:pPr>
-      <w:bookmarkStart w:id="31" w:name="_Toc228214052"/>
-      <w:r>
-        <w:t>Kapcsolat rovat a főoldalon</w:t>
-      </w:r>
-      <w:bookmarkEnd w:id="31"/>
+        <w:t>Az admin felület működése</w:t>
+      </w:r>
+      <w:bookmarkEnd w:id="33"/>
     </w:p>
     <w:p>
       <w:pPr>
         <w:spacing w:before="240" w:line="360" w:lineRule="auto"/>
       </w:pPr>
       <w:r>
-        <w:t>Egy név, valamint egy e-mail cím megadása után lehetőség van az üzenetünk megadására. Az elküldés gombra kell kattintani, és ezt követően visszaigazoló e-mailt kapunk.</w:t>
-      </w:r>
-    </w:p>
-    <w:p>
-      <w:r>
-        <w:br w:type="page"/>
-      </w:r>
-    </w:p>
-    <w:p>
-      <w:pPr>
-        <w:pStyle w:val="Cmsor2"/>
-      </w:pPr>
-      <w:bookmarkStart w:id="32" w:name="_Toc228214053"/>
-      <w:r>
-        <w:lastRenderedPageBreak/>
-        <w:t xml:space="preserve">Az </w:t>
-      </w:r>
-      <w:proofErr w:type="spellStart"/>
-      <w:r>
-        <w:t>admin</w:t>
-      </w:r>
-      <w:proofErr w:type="spellEnd"/>
-      <w:r>
-        <w:t xml:space="preserve"> felület működése</w:t>
-      </w:r>
-      <w:bookmarkEnd w:id="32"/>
-    </w:p>
-    <w:p>
-      <w:pPr>
-        <w:spacing w:before="240" w:line="360" w:lineRule="auto"/>
-      </w:pPr>
-      <w:r>
         <w:rPr>
           <w:u w:val="single"/>
         </w:rPr>
-        <w:t xml:space="preserve">Belépés az </w:t>
-      </w:r>
-      <w:proofErr w:type="spellStart"/>
-      <w:r>
-        <w:rPr>
-          <w:u w:val="single"/>
-        </w:rPr>
-        <w:t>admin</w:t>
-      </w:r>
-      <w:proofErr w:type="spellEnd"/>
-      <w:r>
-        <w:rPr>
-          <w:u w:val="single"/>
-        </w:rPr>
-        <w:t xml:space="preserve"> felületre</w:t>
+        <w:t>Belépés az admin felületre</w:t>
       </w:r>
       <w:r>
         <w:t xml:space="preserve">: A </w:t>
       </w:r>
-      <w:hyperlink r:id="rId45" w:history="1">
+      <w:hyperlink r:id="rId55" w:history="1">
         <w:r>
           <w:rPr>
             <w:rStyle w:val="Hiperhivatkozs"/>
@@ -8776,23 +7937,7 @@
         </w:r>
       </w:hyperlink>
       <w:r>
-        <w:t xml:space="preserve"> </w:t>
-      </w:r>
-      <w:proofErr w:type="spellStart"/>
-      <w:r>
-        <w:t>url</w:t>
-      </w:r>
-      <w:proofErr w:type="spellEnd"/>
-      <w:r>
-        <w:t xml:space="preserve"> bemásolása után tudunk bejelentkezni az </w:t>
-      </w:r>
-      <w:proofErr w:type="spellStart"/>
-      <w:r>
-        <w:t>admin</w:t>
-      </w:r>
-      <w:proofErr w:type="spellEnd"/>
-      <w:r>
-        <w:t xml:space="preserve"> oldalra. Egy e-mail cím, valamint jelszó megadása után a bejelentkezés gombra kell kattintani a tovább lépéshez.</w:t>
+        <w:t xml:space="preserve"> url bemásolása után tudunk bejelentkezni az admin oldalra. Egy e-mail cím, valamint jelszó megadása után a bejelentkezés gombra kell kattintani a tovább lépéshez.</w:t>
       </w:r>
     </w:p>
     <w:p>
@@ -8806,15 +7951,7 @@
         <w:t>Bal oldali menüsáv</w:t>
       </w:r>
       <w:r>
-        <w:t xml:space="preserve">: A bal felső sarokban általános információk találhatók meg, mint pl.: név, rang, e-mail cím, cég (opcionálisan). Fentről lefelé az alábbi funkciók közül tudunk választani: Statisztikák, Parkolási Napló, Értékelések, Alkalmazottak, Kártyák, Cégek, </w:t>
-      </w:r>
-      <w:proofErr w:type="spellStart"/>
-      <w:r>
-        <w:t>Admin</w:t>
-      </w:r>
-      <w:proofErr w:type="spellEnd"/>
-      <w:r>
-        <w:t xml:space="preserve"> Kezelés (opcionálisan), Tevékenység napló, Kijelentkezés.</w:t>
+        <w:t>: A bal felső sarokban általános információk találhatók meg, mint pl.: név, rang, e-mail cím, cég (opcionálisan). Fentről lefelé az alábbi funkciók közül tudunk választani: Statisztikák, Parkolási Napló, Értékelések, Alkalmazottak, Kártyák, Cégek, Admin Kezelés (opcionálisan), Tevékenység napló, Kijelentkezés.</w:t>
       </w:r>
     </w:p>
     <w:p>
@@ -8856,15 +7993,7 @@
         <w:t>Parkolási napló</w:t>
       </w:r>
       <w:r>
-        <w:t xml:space="preserve">: A parkolási naplóban 2 féleképpen tudunk szűrni a parkolásokra: a parkolás típusa (aktív/passzív) és dátum szerint is lehet szűrni. Amint leszűrtük a számunkra érdekes információkat, láthatjuk a részleteket a parkolásokkal </w:t>
-      </w:r>
-      <w:proofErr w:type="gramStart"/>
-      <w:r>
-        <w:t>kapcsolatban</w:t>
-      </w:r>
-      <w:proofErr w:type="gramEnd"/>
-      <w:r>
-        <w:t xml:space="preserve"> mint pl.: ID, Alkalmazott (neve), Parkolóhely, Érkezés és Távozás, A parkolás státusza (aktív/passzív), valamint Műveletek, amely segítségével kijelentkeztethetjük az éppen parkoló felhasználót.</w:t>
+        <w:t>: A parkolási naplóban 2 féleképpen tudunk szűrni a parkolásokra: a parkolás típusa (aktív/passzív) és dátum szerint is lehet szűrni. Amint leszűrtük a számunkra érdekes információkat, láthatjuk a részleteket a parkolásokkal kapcsolatban mint pl.: ID, Alkalmazott (neve), Parkolóhely, Érkezés és Távozás, A parkolás státusza (aktív/passzív), valamint Műveletek, amely segítségével kijelentkeztethetjük az éppen parkoló felhasználót.</w:t>
       </w:r>
     </w:p>
     <w:p>
@@ -8892,33 +8021,7 @@
         <w:t>Alkalmazottak</w:t>
       </w:r>
       <w:r>
-        <w:t xml:space="preserve">: Az alkalmazottak funkció segít kilistázni az alkalmazottak összes adatát. Lehetőség van az adatok szerkesztésére, valamint az alkalmazottak törlésére. Illetve lehetőség van jelszó változtatására azoknál a felhasználóknál, még nem adtak meg jelszót, valamint szuper </w:t>
-      </w:r>
-      <w:proofErr w:type="spellStart"/>
-      <w:r>
-        <w:t>adminként</w:t>
-      </w:r>
-      <w:proofErr w:type="spellEnd"/>
-      <w:r>
-        <w:t xml:space="preserve"> bejelentkezve megtudjuk az </w:t>
-      </w:r>
-      <w:proofErr w:type="spellStart"/>
-      <w:proofErr w:type="gramStart"/>
-      <w:r>
-        <w:t>adminok</w:t>
-      </w:r>
-      <w:proofErr w:type="spellEnd"/>
-      <w:proofErr w:type="gramEnd"/>
-      <w:r>
-        <w:t xml:space="preserve"> illetve szuper </w:t>
-      </w:r>
-      <w:proofErr w:type="spellStart"/>
-      <w:r>
-        <w:t>adminok</w:t>
-      </w:r>
-      <w:proofErr w:type="spellEnd"/>
-      <w:r>
-        <w:t xml:space="preserve"> jelszavát is változtatni.</w:t>
+        <w:t>: Az alkalmazottak funkció segít kilistázni az alkalmazottak összes adatát. Lehetőség van az adatok szerkesztésére, valamint az alkalmazottak törlésére. Illetve lehetőség van jelszó változtatására azoknál a felhasználóknál, még nem adtak meg jelszót, valamint szuper adminként bejelentkezve megtudjuk az adminok illetve szuper adminok jelszavát is változtatni.</w:t>
       </w:r>
     </w:p>
     <w:p>
@@ -8947,71 +8050,31 @@
         <w:t>Cégek</w:t>
       </w:r>
       <w:r>
-        <w:t xml:space="preserve">: A cégek opciónál láthatjuk kilistázva a cégeket, valamint különböző információkat róla, mint pl.: alkalmazottak száma, </w:t>
-      </w:r>
-      <w:proofErr w:type="spellStart"/>
-      <w:r>
-        <w:t>adminok</w:t>
-      </w:r>
-      <w:proofErr w:type="spellEnd"/>
-      <w:r>
-        <w:t xml:space="preserve"> száma. Lehetőség van a cég nevének szerkesztésére, a kiválasztás gombbal visszatérni a statisztikák oldalra, illetve lehet a cégeket törölni is. Lehetőség van továbbá új céget is létrehozni.</w:t>
+        <w:t>: A cégek opciónál láthatjuk kilistázva a cégeket, valamint különböző információkat róla, mint pl.: alkalmazottak száma, adminok száma. Lehetőség van a cég nevének szerkesztésére, a kiválasztás gombbal visszatérni a statisztikák oldalra, illetve lehet a cégeket törölni is. Lehetőség van továbbá új céget is létrehozni.</w:t>
       </w:r>
     </w:p>
     <w:p>
       <w:pPr>
         <w:spacing w:line="360" w:lineRule="auto"/>
       </w:pPr>
-      <w:proofErr w:type="spellStart"/>
       <w:r>
         <w:rPr>
           <w:u w:val="single"/>
         </w:rPr>
-        <w:t>Admin</w:t>
-      </w:r>
-      <w:proofErr w:type="spellEnd"/>
+        <w:t>Admin kezelés</w:t>
+      </w:r>
+      <w:r>
+        <w:t>: Opcionális, ezt csak szuperadminok látják. Ezen a fülön csak létrehozni lehet új adminokat, illetve szuperadminokat, törlésre az alkalmazottak fülnél van lehetőség.</w:t>
+      </w:r>
+    </w:p>
+    <w:p>
+      <w:pPr>
+        <w:spacing w:line="360" w:lineRule="auto"/>
+      </w:pPr>
       <w:r>
         <w:rPr>
           <w:u w:val="single"/>
         </w:rPr>
-        <w:t xml:space="preserve"> kezelés</w:t>
-      </w:r>
-      <w:r>
-        <w:t xml:space="preserve">: Opcionális, ezt csak </w:t>
-      </w:r>
-      <w:proofErr w:type="spellStart"/>
-      <w:r>
-        <w:t>szuperadminok</w:t>
-      </w:r>
-      <w:proofErr w:type="spellEnd"/>
-      <w:r>
-        <w:t xml:space="preserve"> látják. Ezen a fülön csak létrehozni lehet új </w:t>
-      </w:r>
-      <w:proofErr w:type="spellStart"/>
-      <w:r>
-        <w:t>adminokat</w:t>
-      </w:r>
-      <w:proofErr w:type="spellEnd"/>
-      <w:r>
-        <w:t xml:space="preserve">, illetve </w:t>
-      </w:r>
-      <w:proofErr w:type="spellStart"/>
-      <w:r>
-        <w:t>szuperadminokat</w:t>
-      </w:r>
-      <w:proofErr w:type="spellEnd"/>
-      <w:r>
-        <w:t>, törlésre az alkalmazottak fülnél van lehetőség.</w:t>
-      </w:r>
-    </w:p>
-    <w:p>
-      <w:pPr>
-        <w:spacing w:line="360" w:lineRule="auto"/>
-      </w:pPr>
-      <w:r>
-        <w:rPr>
-          <w:u w:val="single"/>
-        </w:rPr>
         <w:t>Tevékenység Napló</w:t>
       </w:r>
       <w:r>
@@ -9021,15 +8084,7 @@
         <w:t>,</w:t>
       </w:r>
       <w:r>
-        <w:t xml:space="preserve"> amelyhez az </w:t>
-      </w:r>
-      <w:proofErr w:type="spellStart"/>
-      <w:r>
-        <w:t>Admin</w:t>
-      </w:r>
-      <w:proofErr w:type="spellEnd"/>
-      <w:r>
-        <w:t xml:space="preserve"> felületnek köze van. Pl.: Új cég létrehozása, sikeres bejelentkezés stb. Lehetőség van szűrni is az eseményekre dátum szerint.</w:t>
+        <w:t xml:space="preserve"> amelyhez az Admin felületnek köze van. Pl.: Új cég létrehozása, sikeres bejelentkezés stb. Lehetőség van szűrni is az eseményekre dátum szerint.</w:t>
       </w:r>
     </w:p>
     <w:p>
@@ -9041,30 +8096,33 @@
       <w:pPr>
         <w:pStyle w:val="Cmsor2"/>
       </w:pPr>
-      <w:bookmarkStart w:id="33" w:name="_Toc228214054"/>
+      <w:bookmarkStart w:id="34" w:name="_Toc228263463"/>
       <w:r>
         <w:lastRenderedPageBreak/>
         <w:t>A sorompónk használata</w:t>
       </w:r>
-      <w:bookmarkEnd w:id="33"/>
-    </w:p>
-    <w:p>
+      <w:bookmarkEnd w:id="34"/>
+    </w:p>
+    <w:p>
+      <w:pPr>
+        <w:spacing w:before="240" w:line="360" w:lineRule="auto"/>
+      </w:pPr>
       <w:r>
         <w:rPr>
           <w:noProof/>
         </w:rPr>
         <w:drawing>
-          <wp:anchor distT="0" distB="0" distL="114300" distR="114300" simplePos="0" relativeHeight="251696128" behindDoc="0" locked="0" layoutInCell="1" allowOverlap="1" wp14:anchorId="1C01EF18" wp14:editId="767C4258">
+          <wp:anchor distT="0" distB="0" distL="114300" distR="114300" simplePos="0" relativeHeight="251696128" behindDoc="0" locked="0" layoutInCell="1" allowOverlap="1" wp14:anchorId="1C01EF18" wp14:editId="064561C4">
             <wp:simplePos x="0" y="0"/>
             <wp:positionH relativeFrom="margin">
-              <wp:posOffset>1080654</wp:posOffset>
+              <wp:posOffset>1414780</wp:posOffset>
             </wp:positionH>
             <wp:positionV relativeFrom="paragraph">
-              <wp:posOffset>4375480</wp:posOffset>
+              <wp:posOffset>1102995</wp:posOffset>
             </wp:positionV>
             <wp:extent cx="2599983" cy="3467793"/>
             <wp:effectExtent l="0" t="0" r="0" b="0"/>
-            <wp:wrapNone/>
+            <wp:wrapTopAndBottom/>
             <wp:docPr id="1912552670" name="Kép 9"/>
             <wp:cNvGraphicFramePr>
               <a:graphicFrameLocks xmlns:a="http://schemas.openxmlformats.org/drawingml/2006/main" noChangeAspect="1"/>
@@ -9079,7 +8137,7 @@
                     </pic:cNvPicPr>
                   </pic:nvPicPr>
                   <pic:blipFill>
-                    <a:blip r:embed="rId46" cstate="print">
+                    <a:blip r:embed="rId56" cstate="print">
                       <a:extLst>
                         <a:ext uri="{28A0092B-C50C-407E-A947-70E740481C1C}">
                           <a14:useLocalDpi xmlns:a14="http://schemas.microsoft.com/office/drawing/2010/main" val="0"/>
@@ -9117,21 +8175,35 @@
         </w:drawing>
       </w:r>
       <w:r>
+        <w:t>Alap esetben a képen látható módon kérjük a kártya használatát</w:t>
+      </w:r>
+      <w:r>
+        <w:t>, vagy a gombok segítségével az egyszeri kód bevitelét amelyet az éppen aktuális admin oszt ki a felhasználó számára.</w:t>
+      </w:r>
+      <w:r>
+        <w:t xml:space="preserve"> </w:t>
+      </w:r>
+    </w:p>
+    <w:p>
+      <w:pPr>
+        <w:spacing w:before="480" w:line="360" w:lineRule="auto"/>
+      </w:pPr>
+      <w:r>
         <w:rPr>
           <w:noProof/>
         </w:rPr>
         <w:drawing>
-          <wp:anchor distT="0" distB="0" distL="114300" distR="114300" simplePos="0" relativeHeight="251695104" behindDoc="0" locked="0" layoutInCell="1" allowOverlap="1" wp14:anchorId="5E0C7938" wp14:editId="3EA5B778">
+          <wp:anchor distT="0" distB="0" distL="114300" distR="114300" simplePos="0" relativeHeight="251695104" behindDoc="0" locked="0" layoutInCell="1" allowOverlap="1" wp14:anchorId="5E0C7938" wp14:editId="1762C9C8">
             <wp:simplePos x="0" y="0"/>
             <wp:positionH relativeFrom="margin">
-              <wp:posOffset>2178718</wp:posOffset>
+              <wp:posOffset>1564640</wp:posOffset>
             </wp:positionH>
             <wp:positionV relativeFrom="paragraph">
-              <wp:posOffset>699745</wp:posOffset>
+              <wp:posOffset>4391025</wp:posOffset>
             </wp:positionV>
-            <wp:extent cx="2893800" cy="3859679"/>
-            <wp:effectExtent l="0" t="0" r="1905" b="7620"/>
-            <wp:wrapNone/>
+            <wp:extent cx="2193290" cy="2926080"/>
+            <wp:effectExtent l="0" t="0" r="0" b="7620"/>
+            <wp:wrapTopAndBottom/>
             <wp:docPr id="1890293182" name="Kép 8"/>
             <wp:cNvGraphicFramePr>
               <a:graphicFrameLocks xmlns:a="http://schemas.openxmlformats.org/drawingml/2006/main" noChangeAspect="1"/>
@@ -9146,7 +8218,7 @@
                     </pic:cNvPicPr>
                   </pic:nvPicPr>
                   <pic:blipFill>
-                    <a:blip r:embed="rId47" cstate="print">
+                    <a:blip r:embed="rId57" cstate="print">
                       <a:extLst>
                         <a:ext uri="{28A0092B-C50C-407E-A947-70E740481C1C}">
                           <a14:useLocalDpi xmlns:a14="http://schemas.microsoft.com/office/drawing/2010/main" val="0"/>
@@ -9161,7 +8233,7 @@
                   <pic:spPr bwMode="auto">
                     <a:xfrm>
                       <a:off x="0" y="0"/>
-                      <a:ext cx="2893800" cy="3859679"/>
+                      <a:ext cx="2193290" cy="2926080"/>
                     </a:xfrm>
                     <a:prstGeom prst="rect">
                       <a:avLst/>
@@ -9184,17 +8256,31 @@
         </w:drawing>
       </w:r>
       <w:r>
+        <w:t>Ezt követően, ha a kód bevitelét választottuk a képen látható módon van lehetőségünk a kódunkat megadni a kijelző alatti gombok segítségével.</w:t>
+      </w:r>
+    </w:p>
+    <w:p>
+      <w:pPr>
+        <w:spacing w:before="480" w:line="360" w:lineRule="auto"/>
+      </w:pPr>
+      <w:r>
+        <w:lastRenderedPageBreak/>
+        <w:t>Ezután a kód ellenőrzésre kerül, és ha sikeres az ellenőrzés akkor felnyílik a sorompó egyébként nem nyílik fel.</w:t>
+      </w:r>
+    </w:p>
+    <w:p>
+      <w:r>
         <w:rPr>
           <w:noProof/>
         </w:rPr>
         <w:drawing>
-          <wp:anchor distT="0" distB="0" distL="114300" distR="114300" simplePos="0" relativeHeight="251694080" behindDoc="0" locked="0" layoutInCell="1" allowOverlap="1" wp14:anchorId="74074A02" wp14:editId="2C2FBE56">
+          <wp:anchor distT="0" distB="0" distL="114300" distR="114300" simplePos="0" relativeHeight="251694080" behindDoc="0" locked="0" layoutInCell="1" allowOverlap="1" wp14:anchorId="74074A02" wp14:editId="78912E28">
             <wp:simplePos x="0" y="0"/>
             <wp:positionH relativeFrom="column">
-              <wp:posOffset>-644979</wp:posOffset>
+              <wp:posOffset>1365250</wp:posOffset>
             </wp:positionH>
             <wp:positionV relativeFrom="paragraph">
-              <wp:posOffset>831066</wp:posOffset>
+              <wp:posOffset>259080</wp:posOffset>
             </wp:positionV>
             <wp:extent cx="2372360" cy="3164840"/>
             <wp:effectExtent l="0" t="0" r="8890" b="0"/>
@@ -9213,7 +8299,7 @@
                     </pic:cNvPicPr>
                   </pic:nvPicPr>
                   <pic:blipFill>
-                    <a:blip r:embed="rId48" cstate="print">
+                    <a:blip r:embed="rId58" cstate="print">
                       <a:extLst>
                         <a:ext uri="{28A0092B-C50C-407E-A947-70E740481C1C}">
                           <a14:useLocalDpi xmlns:a14="http://schemas.microsoft.com/office/drawing/2010/main" val="0"/>
@@ -9248,7 +8334,6 @@
         <w:br w:type="page"/>
       </w:r>
     </w:p>
-    <w:p/>
     <w:p>
       <w:pPr>
         <w:pStyle w:val="Cmsor1"/>
@@ -9256,36 +8341,37 @@
           <w:highlight w:val="darkGreen"/>
         </w:rPr>
       </w:pPr>
-      <w:bookmarkStart w:id="34" w:name="_Toc228214055"/>
+      <w:bookmarkStart w:id="35" w:name="_Toc228263464"/>
       <w:r>
         <w:rPr>
           <w:highlight w:val="darkGreen"/>
         </w:rPr>
+        <w:lastRenderedPageBreak/>
         <w:t>Összefoglalás</w:t>
       </w:r>
-      <w:bookmarkEnd w:id="34"/>
+      <w:bookmarkEnd w:id="35"/>
     </w:p>
     <w:p>
       <w:pPr>
         <w:pStyle w:val="Cmsor2"/>
         <w:spacing w:after="120"/>
       </w:pPr>
-      <w:bookmarkStart w:id="35" w:name="_Toc228214056"/>
+      <w:bookmarkStart w:id="36" w:name="_Toc228263465"/>
       <w:r>
         <w:t>Köszönet</w:t>
       </w:r>
       <w:r>
         <w:t>nyilvánítás</w:t>
       </w:r>
-      <w:bookmarkEnd w:id="35"/>
-    </w:p>
-    <w:p>
-      <w:pPr>
-        <w:spacing w:after="240"/>
+      <w:bookmarkEnd w:id="36"/>
+    </w:p>
+    <w:p>
+      <w:pPr>
+        <w:spacing w:after="240" w:line="360" w:lineRule="auto"/>
         <w:jc w:val="both"/>
       </w:pPr>
       <w:r>
-        <w:t>Szeretnénk megköszönni elsősorban a felkészítő tanárainknak az éveken át nyújtott szakmai segítséget, és a munkájukat, hiszen nélkülük nem csak a vizsgaremekünk nem sikerülhetett volna, hanem az érdeklődésünket sem tudnánk feltartani a szakmánk iránt. Név</w:t>
+        <w:t>Szeretnénk megköszönni a felkészítő tanárainknak az éveken át nyújtott szakmai segítséget, és a munkájukat, hiszen nélkülük nem csak a vizsgaremekünk nem sikerülhetett volna, hanem az érdeklődésünket sem tudnánk feltartani a szakmánk iránt. Név</w:t>
       </w:r>
       <w:r>
         <w:t xml:space="preserve"> </w:t>
@@ -9294,18 +8380,24 @@
         <w:t>szerint:</w:t>
       </w:r>
       <w:r>
-        <w:t xml:space="preserve"> Telek Andrea Tanárnőnek, Kovács László Bálint Tanár Úrnak, Fodor Péter Tanár úrnak a sok éves kitartó munkájukat.</w:t>
+        <w:t xml:space="preserve"> Telek Andrea Tanárnőnek, Kovács László Bálint Tanár Úrnak, Fodor Péter Tanár </w:t>
+      </w:r>
+      <w:r>
+        <w:t>Ú</w:t>
+      </w:r>
+      <w:r>
+        <w:t>rnak a sok éves kitartó munkájukat.</w:t>
       </w:r>
     </w:p>
     <w:p>
       <w:pPr>
         <w:pStyle w:val="Cmsor2"/>
       </w:pPr>
-      <w:bookmarkStart w:id="36" w:name="_Toc228214057"/>
+      <w:bookmarkStart w:id="37" w:name="_Toc228263466"/>
       <w:r>
         <w:t>A vége eredmény véleményezése</w:t>
       </w:r>
-      <w:bookmarkEnd w:id="36"/>
+      <w:bookmarkEnd w:id="37"/>
     </w:p>
     <w:p>
       <w:pPr>
@@ -9337,15 +8429,7 @@
         <w:t>,</w:t>
       </w:r>
       <w:r>
-        <w:t xml:space="preserve"> illetve a weblap mellé társult egy </w:t>
-      </w:r>
-      <w:proofErr w:type="spellStart"/>
-      <w:r>
-        <w:t>admin</w:t>
-      </w:r>
-      <w:proofErr w:type="spellEnd"/>
-      <w:r>
-        <w:t xml:space="preserve"> felület is,</w:t>
+        <w:t xml:space="preserve"> illetve a weblap mellé társult egy admin felület is,</w:t>
       </w:r>
       <w:r>
         <w:t xml:space="preserve"> ezzel elég sok elvárásunkat kielégítve.</w:t>
@@ -9364,6 +8448,20 @@
       </w:r>
       <w:r>
         <w:t>.</w:t>
+      </w:r>
+    </w:p>
+    <w:p>
+      <w:pPr>
+        <w:rPr>
+          <w:rFonts w:eastAsiaTheme="majorEastAsia" w:cstheme="minorHAnsi"/>
+          <w:sz w:val="28"/>
+          <w:szCs w:val="26"/>
+          <w:u w:val="single" w:color="538135" w:themeColor="accent6" w:themeShade="BF"/>
+        </w:rPr>
+      </w:pPr>
+      <w:bookmarkStart w:id="38" w:name="_Toc228263467"/>
+      <w:r>
+        <w:br w:type="page"/>
       </w:r>
     </w:p>
     <w:p>
@@ -9371,28 +8469,28 @@
         <w:pStyle w:val="Cmsor2"/>
         <w:spacing w:after="120"/>
       </w:pPr>
-      <w:bookmarkStart w:id="37" w:name="_Toc228214058"/>
-      <w:r>
+      <w:r>
+        <w:lastRenderedPageBreak/>
         <w:t>Fejlesztési lehetőségek</w:t>
       </w:r>
-      <w:bookmarkEnd w:id="37"/>
-    </w:p>
-    <w:p>
+      <w:bookmarkEnd w:id="38"/>
+    </w:p>
+    <w:p>
+      <w:pPr>
+        <w:spacing w:line="360" w:lineRule="auto"/>
+        <w:jc w:val="both"/>
+      </w:pPr>
       <w:r>
         <w:t>Az API felhasználása, valamint megvalósítása nem teljesen kiaknázott. Jelen állás szerint egy hőmérséklet/időjárás modul beépítésével megtudnánk mondani a mikrovezérlő segítségével is a pontos időjárást, hőmérsékletet. Ezt tervezzük a jövőben megvalósítani, érdekes projekt lenne számunkra.</w:t>
       </w:r>
     </w:p>
     <w:p>
-      <w:r>
-        <w:t>Szeretnénk olyan API-</w:t>
-      </w:r>
-      <w:proofErr w:type="spellStart"/>
-      <w:r>
-        <w:t>kat</w:t>
-      </w:r>
-      <w:proofErr w:type="spellEnd"/>
-      <w:r>
-        <w:t xml:space="preserve"> is az oldalra feltenni</w:t>
+      <w:pPr>
+        <w:spacing w:line="360" w:lineRule="auto"/>
+        <w:jc w:val="both"/>
+      </w:pPr>
+      <w:r>
+        <w:t>Szeretnénk olyan API-kat is az oldalra feltenni</w:t>
       </w:r>
       <w:r>
         <w:t>,</w:t>
@@ -9406,6 +8504,19 @@
       <w:r>
         <w:t xml:space="preserve"> mint pl.: éppen parkoló autók száma, különböző statisztikák megjelenítése.</w:t>
       </w:r>
+    </w:p>
+    <w:p>
+      <w:pPr>
+        <w:spacing w:line="360" w:lineRule="auto"/>
+        <w:jc w:val="both"/>
+      </w:pPr>
+      <w:r>
+        <w:t>Egy valós idejű konzol megjelenítés a sorompó hátoldalán amely segítségével könnyebben megtalálhatjuk az esetleges hibákat pl.: NFC kártya nem lehet olvasni.</w:t>
+      </w:r>
+      <w:r>
+        <w:t xml:space="preserve"> Ezt a kijelzőt is szeretnénk a sorompó szerkezetébe építeni, egy kiegészítő modul 3D nyomtatásával.</w:t>
+      </w:r>
+      <w:bookmarkEnd w:id="0"/>
     </w:p>
     <w:sectPr>
       <w:pgSz w:w="11906" w:h="16838"/>
@@ -9419,7 +8530,7 @@
 </file>
 
 <file path=word/endnotes.xml><?xml version="1.0" encoding="utf-8"?>
-<w:endnotes xmlns:wpc="http://schemas.microsoft.com/office/word/2010/wordprocessingCanvas" xmlns:cx="http://schemas.microsoft.com/office/drawing/2014/chartex" xmlns:cx1="http://schemas.microsoft.com/office/drawing/2015/9/8/chartex" xmlns:cx2="http://schemas.microsoft.com/office/drawing/2015/10/21/chartex" xmlns:cx3="http://schemas.microsoft.com/office/drawing/2016/5/9/chartex" xmlns:cx4="http://schemas.microsoft.com/office/drawing/2016/5/10/chartex" xmlns:cx5="http://schemas.microsoft.com/office/drawing/2016/5/11/chartex" xmlns:cx6="http://schemas.microsoft.com/office/drawing/2016/5/12/chartex" xmlns:cx7="http://schemas.microsoft.com/office/drawing/2016/5/13/chartex" xmlns:cx8="http://schemas.microsoft.com/office/drawing/2016/5/14/chartex" xmlns:mc="http://schemas.openxmlformats.org/markup-compatibility/2006" xmlns:aink="http://schemas.microsoft.com/office/drawing/2016/ink" xmlns:am3d="http://schemas.microsoft.com/office/drawing/2017/model3d" xmlns:o="urn:schemas-microsoft-com:office:office" xmlns:oel="http://schemas.microsoft.com/office/2019/extlst" xmlns:r="http://schemas.openxmlformats.org/officeDocument/2006/relationships" xmlns:m="http://schemas.openxmlformats.org/officeDocument/2006/math" xmlns:v="urn:schemas-microsoft-com:vml" xmlns:wp14="http://schemas.microsoft.com/office/word/2010/wordprocessingDrawing" xmlns:wp="http://schemas.openxmlformats.org/drawingml/2006/wordprocessingDrawing" xmlns:w10="urn:schemas-microsoft-com:office:word" xmlns:w="http://schemas.openxmlformats.org/wordprocessingml/2006/main" xmlns:w14="http://schemas.microsoft.com/office/word/2010/wordml" xmlns:w15="http://schemas.microsoft.com/office/word/2012/wordml" xmlns:w16cex="http://schemas.microsoft.com/office/word/2018/wordml/cex" xmlns:w16cid="http://schemas.microsoft.com/office/word/2016/wordml/cid" xmlns:w16="http://schemas.microsoft.com/office/word/2018/wordml" xmlns:w16du="http://schemas.microsoft.com/office/word/2023/wordml/word16du" xmlns:w16sdtdh="http://schemas.microsoft.com/office/word/2020/wordml/sdtdatahash" xmlns:w16sdtfl="http://schemas.microsoft.com/office/word/2024/wordml/sdtformatlock" xmlns:w16se="http://schemas.microsoft.com/office/word/2015/wordml/symex" xmlns:wpg="http://schemas.microsoft.com/office/word/2010/wordprocessingGroup" xmlns:wpi="http://schemas.microsoft.com/office/word/2010/wordprocessingInk" xmlns:wne="http://schemas.microsoft.com/office/word/2006/wordml" xmlns:wps="http://schemas.microsoft.com/office/word/2010/wordprocessingShape" mc:Ignorable="w14 w15 w16se w16cid w16 w16cex w16sdtdh w16sdtfl w16du wp14">
+<w:endnotes xmlns:wpc="http://schemas.microsoft.com/office/word/2010/wordprocessingCanvas" xmlns:cx="http://schemas.microsoft.com/office/drawing/2014/chartex" xmlns:cx1="http://schemas.microsoft.com/office/drawing/2015/9/8/chartex" xmlns:cx2="http://schemas.microsoft.com/office/drawing/2015/10/21/chartex" xmlns:cx3="http://schemas.microsoft.com/office/drawing/2016/5/9/chartex" xmlns:cx4="http://schemas.microsoft.com/office/drawing/2016/5/10/chartex" xmlns:cx5="http://schemas.microsoft.com/office/drawing/2016/5/11/chartex" xmlns:cx6="http://schemas.microsoft.com/office/drawing/2016/5/12/chartex" xmlns:cx7="http://schemas.microsoft.com/office/drawing/2016/5/13/chartex" xmlns:cx8="http://schemas.microsoft.com/office/drawing/2016/5/14/chartex" xmlns:mc="http://schemas.openxmlformats.org/markup-compatibility/2006" xmlns:aink="http://schemas.microsoft.com/office/drawing/2016/ink" xmlns:am3d="http://schemas.microsoft.com/office/drawing/2017/model3d" xmlns:o="urn:schemas-microsoft-com:office:office" xmlns:r="http://schemas.openxmlformats.org/officeDocument/2006/relationships" xmlns:m="http://schemas.openxmlformats.org/officeDocument/2006/math" xmlns:v="urn:schemas-microsoft-com:vml" xmlns:wp14="http://schemas.microsoft.com/office/word/2010/wordprocessingDrawing" xmlns:wp="http://schemas.openxmlformats.org/drawingml/2006/wordprocessingDrawing" xmlns:w10="urn:schemas-microsoft-com:office:word" xmlns:w="http://schemas.openxmlformats.org/wordprocessingml/2006/main" xmlns:w14="http://schemas.microsoft.com/office/word/2010/wordml" xmlns:w15="http://schemas.microsoft.com/office/word/2012/wordml" xmlns:w16cid="http://schemas.microsoft.com/office/word/2016/wordml/cid" xmlns:w16se="http://schemas.microsoft.com/office/word/2015/wordml/symex" xmlns:wpg="http://schemas.microsoft.com/office/word/2010/wordprocessingGroup" xmlns:wpi="http://schemas.microsoft.com/office/word/2010/wordprocessingInk" xmlns:wne="http://schemas.microsoft.com/office/word/2006/wordml" xmlns:wps="http://schemas.microsoft.com/office/word/2010/wordprocessingShape" mc:Ignorable="w14 w15 w16se w16cid wp14">
   <w:endnote w:type="separator" w:id="-1">
     <w:p>
       <w:pPr>
@@ -9444,7 +8555,7 @@
 </file>
 
 <file path=word/footer1.xml><?xml version="1.0" encoding="utf-8"?>
-<w:ftr xmlns:wpc="http://schemas.microsoft.com/office/word/2010/wordprocessingCanvas" xmlns:cx="http://schemas.microsoft.com/office/drawing/2014/chartex" xmlns:cx1="http://schemas.microsoft.com/office/drawing/2015/9/8/chartex" xmlns:cx2="http://schemas.microsoft.com/office/drawing/2015/10/21/chartex" xmlns:cx3="http://schemas.microsoft.com/office/drawing/2016/5/9/chartex" xmlns:cx4="http://schemas.microsoft.com/office/drawing/2016/5/10/chartex" xmlns:cx5="http://schemas.microsoft.com/office/drawing/2016/5/11/chartex" xmlns:cx6="http://schemas.microsoft.com/office/drawing/2016/5/12/chartex" xmlns:cx7="http://schemas.microsoft.com/office/drawing/2016/5/13/chartex" xmlns:cx8="http://schemas.microsoft.com/office/drawing/2016/5/14/chartex" xmlns:mc="http://schemas.openxmlformats.org/markup-compatibility/2006" xmlns:aink="http://schemas.microsoft.com/office/drawing/2016/ink" xmlns:am3d="http://schemas.microsoft.com/office/drawing/2017/model3d" xmlns:o="urn:schemas-microsoft-com:office:office" xmlns:oel="http://schemas.microsoft.com/office/2019/extlst" xmlns:r="http://schemas.openxmlformats.org/officeDocument/2006/relationships" xmlns:m="http://schemas.openxmlformats.org/officeDocument/2006/math" xmlns:v="urn:schemas-microsoft-com:vml" xmlns:wp14="http://schemas.microsoft.com/office/word/2010/wordprocessingDrawing" xmlns:wp="http://schemas.openxmlformats.org/drawingml/2006/wordprocessingDrawing" xmlns:w10="urn:schemas-microsoft-com:office:word" xmlns:w="http://schemas.openxmlformats.org/wordprocessingml/2006/main" xmlns:w14="http://schemas.microsoft.com/office/word/2010/wordml" xmlns:w15="http://schemas.microsoft.com/office/word/2012/wordml" xmlns:w16cex="http://schemas.microsoft.com/office/word/2018/wordml/cex" xmlns:w16cid="http://schemas.microsoft.com/office/word/2016/wordml/cid" xmlns:w16="http://schemas.microsoft.com/office/word/2018/wordml" xmlns:w16du="http://schemas.microsoft.com/office/word/2023/wordml/word16du" xmlns:w16sdtdh="http://schemas.microsoft.com/office/word/2020/wordml/sdtdatahash" xmlns:w16sdtfl="http://schemas.microsoft.com/office/word/2024/wordml/sdtformatlock" xmlns:w16se="http://schemas.microsoft.com/office/word/2015/wordml/symex" xmlns:wpg="http://schemas.microsoft.com/office/word/2010/wordprocessingGroup" xmlns:wpi="http://schemas.microsoft.com/office/word/2010/wordprocessingInk" xmlns:wne="http://schemas.microsoft.com/office/word/2006/wordml" xmlns:wps="http://schemas.microsoft.com/office/word/2010/wordprocessingShape" mc:Ignorable="w14 w15 w16se w16cid w16 w16cex w16sdtdh w16sdtfl w16du wp14">
+<w:ftr xmlns:wpc="http://schemas.microsoft.com/office/word/2010/wordprocessingCanvas" xmlns:cx="http://schemas.microsoft.com/office/drawing/2014/chartex" xmlns:cx1="http://schemas.microsoft.com/office/drawing/2015/9/8/chartex" xmlns:cx2="http://schemas.microsoft.com/office/drawing/2015/10/21/chartex" xmlns:cx3="http://schemas.microsoft.com/office/drawing/2016/5/9/chartex" xmlns:cx4="http://schemas.microsoft.com/office/drawing/2016/5/10/chartex" xmlns:cx5="http://schemas.microsoft.com/office/drawing/2016/5/11/chartex" xmlns:cx6="http://schemas.microsoft.com/office/drawing/2016/5/12/chartex" xmlns:cx7="http://schemas.microsoft.com/office/drawing/2016/5/13/chartex" xmlns:cx8="http://schemas.microsoft.com/office/drawing/2016/5/14/chartex" xmlns:mc="http://schemas.openxmlformats.org/markup-compatibility/2006" xmlns:aink="http://schemas.microsoft.com/office/drawing/2016/ink" xmlns:am3d="http://schemas.microsoft.com/office/drawing/2017/model3d" xmlns:o="urn:schemas-microsoft-com:office:office" xmlns:r="http://schemas.openxmlformats.org/officeDocument/2006/relationships" xmlns:m="http://schemas.openxmlformats.org/officeDocument/2006/math" xmlns:v="urn:schemas-microsoft-com:vml" xmlns:wp14="http://schemas.microsoft.com/office/word/2010/wordprocessingDrawing" xmlns:wp="http://schemas.openxmlformats.org/drawingml/2006/wordprocessingDrawing" xmlns:w10="urn:schemas-microsoft-com:office:word" xmlns:w="http://schemas.openxmlformats.org/wordprocessingml/2006/main" xmlns:w14="http://schemas.microsoft.com/office/word/2010/wordml" xmlns:w15="http://schemas.microsoft.com/office/word/2012/wordml" xmlns:w16cid="http://schemas.microsoft.com/office/word/2016/wordml/cid" xmlns:w16se="http://schemas.microsoft.com/office/word/2015/wordml/symex" xmlns:wpg="http://schemas.microsoft.com/office/word/2010/wordprocessingGroup" xmlns:wpi="http://schemas.microsoft.com/office/word/2010/wordprocessingInk" xmlns:wne="http://schemas.microsoft.com/office/word/2006/wordml" xmlns:wps="http://schemas.microsoft.com/office/word/2010/wordprocessingShape" mc:Ignorable="w14 w15 w16se w16cid wp14">
   <w:p>
     <w:pPr>
       <w:pStyle w:val="llb"/>
@@ -9630,7 +8741,7 @@
         </mc:Choice>
         <mc:Fallback>
           <w:pict>
-            <v:group w14:anchorId="157CBC42" id="Csoport 37" o:spid="_x0000_s1026" style="position:absolute;margin-left:416.8pt;margin-top:0;width:468pt;height:25.2pt;z-index:251660288;mso-width-percent:1000;mso-top-percent:200;mso-wrap-distance-left:0;mso-wrap-distance-right:0;mso-position-horizontal:right;mso-position-horizontal-relative:margin;mso-position-vertical-relative:bottom-margin-area;mso-width-percent:1000;mso-top-percent:200;mso-width-relative:margin;mso-height-relative:margin" coordsize="59626,3238" o:gfxdata="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">
+            <v:group w14:anchorId="157CBC42" id="Csoport 37" o:spid="_x0000_s1026" style="position:absolute;margin-left:416.8pt;margin-top:0;width:468pt;height:25.2pt;z-index:251660288;mso-width-percent:1000;mso-top-percent:200;mso-wrap-distance-left:0;mso-wrap-distance-right:0;mso-position-horizontal:right;mso-position-horizontal-relative:margin;mso-position-vertical-relative:bottom-margin-area;mso-width-percent:1000;mso-top-percent:200;mso-width-relative:margin;mso-height-relative:margin" coordsize="59626,3238" o:gfxdata="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">
               <v:rect id="Téglalap 38" o:spid="_x0000_s1027" style="position:absolute;left:190;width:59436;height:188;visibility:visible;mso-wrap-style:square;v-text-anchor:middle" o:gfxdata="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" fillcolor="black [3213]" stroked="f" strokeweight="1pt"/>
               <v:shapetype id="_x0000_t202" coordsize="21600,21600" o:spt="202" path="m,l,21600r21600,l21600,xe">
                 <v:stroke joinstyle="miter"/>
@@ -9828,7 +8939,7 @@
         </mc:Choice>
         <mc:Fallback>
           <w:pict>
-            <v:rect w14:anchorId="07C61BD0" id="Téglalap 40" o:spid="_x0000_s1029" style="position:absolute;margin-left:0;margin-top:0;width:36pt;height:25.2pt;z-index:251659264;visibility:visible;mso-wrap-style:square;mso-width-percent:0;mso-height-percent:0;mso-top-percent:200;mso-wrap-distance-left:0;mso-wrap-distance-top:0;mso-wrap-distance-right:0;mso-wrap-distance-bottom:0;mso-position-horizontal:left;mso-position-horizontal-relative:right-margin-area;mso-position-vertical-relative:bottom-margin-area;mso-width-percent:0;mso-height-percent:0;mso-top-percent:200;mso-width-relative:margin;mso-height-relative:margin;v-text-anchor:bottom" o:gfxdata="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" fillcolor="black [3213]" stroked="f" strokeweight="3pt">
+            <v:rect w14:anchorId="07C61BD0" id="Téglalap 40" o:spid="_x0000_s1029" style="position:absolute;margin-left:0;margin-top:0;width:36pt;height:25.2pt;z-index:251659264;visibility:visible;mso-wrap-style:square;mso-width-percent:0;mso-height-percent:0;mso-top-percent:200;mso-wrap-distance-left:0;mso-wrap-distance-top:0;mso-wrap-distance-right:0;mso-wrap-distance-bottom:0;mso-position-horizontal:left;mso-position-horizontal-relative:right-margin-area;mso-position-vertical-relative:bottom-margin-area;mso-width-percent:0;mso-height-percent:0;mso-top-percent:200;mso-width-relative:margin;mso-height-relative:margin;v-text-anchor:bottom" o:gfxdata="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" fillcolor="black [3213]" stroked="f" strokeweight="3pt">
               <v:textbox>
                 <w:txbxContent>
                   <w:p>
@@ -9894,7 +9005,7 @@
 </file>
 
 <file path=word/footnotes.xml><?xml version="1.0" encoding="utf-8"?>
-<w:footnotes xmlns:wpc="http://schemas.microsoft.com/office/word/2010/wordprocessingCanvas" xmlns:cx="http://schemas.microsoft.com/office/drawing/2014/chartex" xmlns:cx1="http://schemas.microsoft.com/office/drawing/2015/9/8/chartex" xmlns:cx2="http://schemas.microsoft.com/office/drawing/2015/10/21/chartex" xmlns:cx3="http://schemas.microsoft.com/office/drawing/2016/5/9/chartex" xmlns:cx4="http://schemas.microsoft.com/office/drawing/2016/5/10/chartex" xmlns:cx5="http://schemas.microsoft.com/office/drawing/2016/5/11/chartex" xmlns:cx6="http://schemas.microsoft.com/office/drawing/2016/5/12/chartex" xmlns:cx7="http://schemas.microsoft.com/office/drawing/2016/5/13/chartex" xmlns:cx8="http://schemas.microsoft.com/office/drawing/2016/5/14/chartex" xmlns:mc="http://schemas.openxmlformats.org/markup-compatibility/2006" xmlns:aink="http://schemas.microsoft.com/office/drawing/2016/ink" xmlns:am3d="http://schemas.microsoft.com/office/drawing/2017/model3d" xmlns:o="urn:schemas-microsoft-com:office:office" xmlns:oel="http://schemas.microsoft.com/office/2019/extlst" xmlns:r="http://schemas.openxmlformats.org/officeDocument/2006/relationships" xmlns:m="http://schemas.openxmlformats.org/officeDocument/2006/math" xmlns:v="urn:schemas-microsoft-com:vml" xmlns:wp14="http://schemas.microsoft.com/office/word/2010/wordprocessingDrawing" xmlns:wp="http://schemas.openxmlformats.org/drawingml/2006/wordprocessingDrawing" xmlns:w10="urn:schemas-microsoft-com:office:word" xmlns:w="http://schemas.openxmlformats.org/wordprocessingml/2006/main" xmlns:w14="http://schemas.microsoft.com/office/word/2010/wordml" xmlns:w15="http://schemas.microsoft.com/office/word/2012/wordml" xmlns:w16cex="http://schemas.microsoft.com/office/word/2018/wordml/cex" xmlns:w16cid="http://schemas.microsoft.com/office/word/2016/wordml/cid" xmlns:w16="http://schemas.microsoft.com/office/word/2018/wordml" xmlns:w16du="http://schemas.microsoft.com/office/word/2023/wordml/word16du" xmlns:w16sdtdh="http://schemas.microsoft.com/office/word/2020/wordml/sdtdatahash" xmlns:w16sdtfl="http://schemas.microsoft.com/office/word/2024/wordml/sdtformatlock" xmlns:w16se="http://schemas.microsoft.com/office/word/2015/wordml/symex" xmlns:wpg="http://schemas.microsoft.com/office/word/2010/wordprocessingGroup" xmlns:wpi="http://schemas.microsoft.com/office/word/2010/wordprocessingInk" xmlns:wne="http://schemas.microsoft.com/office/word/2006/wordml" xmlns:wps="http://schemas.microsoft.com/office/word/2010/wordprocessingShape" mc:Ignorable="w14 w15 w16se w16cid w16 w16cex w16sdtdh w16sdtfl w16du wp14">
+<w:footnotes xmlns:wpc="http://schemas.microsoft.com/office/word/2010/wordprocessingCanvas" xmlns:cx="http://schemas.microsoft.com/office/drawing/2014/chartex" xmlns:cx1="http://schemas.microsoft.com/office/drawing/2015/9/8/chartex" xmlns:cx2="http://schemas.microsoft.com/office/drawing/2015/10/21/chartex" xmlns:cx3="http://schemas.microsoft.com/office/drawing/2016/5/9/chartex" xmlns:cx4="http://schemas.microsoft.com/office/drawing/2016/5/10/chartex" xmlns:cx5="http://schemas.microsoft.com/office/drawing/2016/5/11/chartex" xmlns:cx6="http://schemas.microsoft.com/office/drawing/2016/5/12/chartex" xmlns:cx7="http://schemas.microsoft.com/office/drawing/2016/5/13/chartex" xmlns:cx8="http://schemas.microsoft.com/office/drawing/2016/5/14/chartex" xmlns:mc="http://schemas.openxmlformats.org/markup-compatibility/2006" xmlns:aink="http://schemas.microsoft.com/office/drawing/2016/ink" xmlns:am3d="http://schemas.microsoft.com/office/drawing/2017/model3d" xmlns:o="urn:schemas-microsoft-com:office:office" xmlns:r="http://schemas.openxmlformats.org/officeDocument/2006/relationships" xmlns:m="http://schemas.openxmlformats.org/officeDocument/2006/math" xmlns:v="urn:schemas-microsoft-com:vml" xmlns:wp14="http://schemas.microsoft.com/office/word/2010/wordprocessingDrawing" xmlns:wp="http://schemas.openxmlformats.org/drawingml/2006/wordprocessingDrawing" xmlns:w10="urn:schemas-microsoft-com:office:word" xmlns:w="http://schemas.openxmlformats.org/wordprocessingml/2006/main" xmlns:w14="http://schemas.microsoft.com/office/word/2010/wordml" xmlns:w15="http://schemas.microsoft.com/office/word/2012/wordml" xmlns:w16cid="http://schemas.microsoft.com/office/word/2016/wordml/cid" xmlns:w16se="http://schemas.microsoft.com/office/word/2015/wordml/symex" xmlns:wpg="http://schemas.microsoft.com/office/word/2010/wordprocessingGroup" xmlns:wpi="http://schemas.microsoft.com/office/word/2010/wordprocessingInk" xmlns:wne="http://schemas.microsoft.com/office/word/2006/wordml" xmlns:wps="http://schemas.microsoft.com/office/word/2010/wordprocessingShape" mc:Ignorable="w14 w15 w16se w16cid wp14">
   <w:footnote w:type="separator" w:id="-1">
     <w:p>
       <w:pPr>
@@ -9919,7 +9030,7 @@
 </file>
 
 <file path=word/numbering.xml><?xml version="1.0" encoding="utf-8"?>
-<w:numbering xmlns:wpc="http://schemas.microsoft.com/office/word/2010/wordprocessingCanvas" xmlns:cx="http://schemas.microsoft.com/office/drawing/2014/chartex" xmlns:cx1="http://schemas.microsoft.com/office/drawing/2015/9/8/chartex" xmlns:cx2="http://schemas.microsoft.com/office/drawing/2015/10/21/chartex" xmlns:cx3="http://schemas.microsoft.com/office/drawing/2016/5/9/chartex" xmlns:cx4="http://schemas.microsoft.com/office/drawing/2016/5/10/chartex" xmlns:cx5="http://schemas.microsoft.com/office/drawing/2016/5/11/chartex" xmlns:cx6="http://schemas.microsoft.com/office/drawing/2016/5/12/chartex" xmlns:cx7="http://schemas.microsoft.com/office/drawing/2016/5/13/chartex" xmlns:cx8="http://schemas.microsoft.com/office/drawing/2016/5/14/chartex" xmlns:mc="http://schemas.openxmlformats.org/markup-compatibility/2006" xmlns:aink="http://schemas.microsoft.com/office/drawing/2016/ink" xmlns:am3d="http://schemas.microsoft.com/office/drawing/2017/model3d" xmlns:o="urn:schemas-microsoft-com:office:office" xmlns:oel="http://schemas.microsoft.com/office/2019/extlst" xmlns:r="http://schemas.openxmlformats.org/officeDocument/2006/relationships" xmlns:m="http://schemas.openxmlformats.org/officeDocument/2006/math" xmlns:v="urn:schemas-microsoft-com:vml" xmlns:wp14="http://schemas.microsoft.com/office/word/2010/wordprocessingDrawing" xmlns:wp="http://schemas.openxmlformats.org/drawingml/2006/wordprocessingDrawing" xmlns:w10="urn:schemas-microsoft-com:office:word" xmlns:w="http://schemas.openxmlformats.org/wordprocessingml/2006/main" xmlns:w14="http://schemas.microsoft.com/office/word/2010/wordml" xmlns:w15="http://schemas.microsoft.com/office/word/2012/wordml" xmlns:w16cex="http://schemas.microsoft.com/office/word/2018/wordml/cex" xmlns:w16cid="http://schemas.microsoft.com/office/word/2016/wordml/cid" xmlns:w16="http://schemas.microsoft.com/office/word/2018/wordml" xmlns:w16du="http://schemas.microsoft.com/office/word/2023/wordml/word16du" xmlns:w16sdtdh="http://schemas.microsoft.com/office/word/2020/wordml/sdtdatahash" xmlns:w16sdtfl="http://schemas.microsoft.com/office/word/2024/wordml/sdtformatlock" xmlns:w16se="http://schemas.microsoft.com/office/word/2015/wordml/symex" xmlns:wpg="http://schemas.microsoft.com/office/word/2010/wordprocessingGroup" xmlns:wpi="http://schemas.microsoft.com/office/word/2010/wordprocessingInk" xmlns:wne="http://schemas.microsoft.com/office/word/2006/wordml" xmlns:wps="http://schemas.microsoft.com/office/word/2010/wordprocessingShape" mc:Ignorable="w14 w15 w16se w16cid w16 w16cex w16sdtdh w16sdtfl w16du wp14">
+<w:numbering xmlns:wpc="http://schemas.microsoft.com/office/word/2010/wordprocessingCanvas" xmlns:cx="http://schemas.microsoft.com/office/drawing/2014/chartex" xmlns:cx1="http://schemas.microsoft.com/office/drawing/2015/9/8/chartex" xmlns:cx2="http://schemas.microsoft.com/office/drawing/2015/10/21/chartex" xmlns:cx3="http://schemas.microsoft.com/office/drawing/2016/5/9/chartex" xmlns:cx4="http://schemas.microsoft.com/office/drawing/2016/5/10/chartex" xmlns:cx5="http://schemas.microsoft.com/office/drawing/2016/5/11/chartex" xmlns:cx6="http://schemas.microsoft.com/office/drawing/2016/5/12/chartex" xmlns:cx7="http://schemas.microsoft.com/office/drawing/2016/5/13/chartex" xmlns:cx8="http://schemas.microsoft.com/office/drawing/2016/5/14/chartex" xmlns:mc="http://schemas.openxmlformats.org/markup-compatibility/2006" xmlns:aink="http://schemas.microsoft.com/office/drawing/2016/ink" xmlns:am3d="http://schemas.microsoft.com/office/drawing/2017/model3d" xmlns:o="urn:schemas-microsoft-com:office:office" xmlns:r="http://schemas.openxmlformats.org/officeDocument/2006/relationships" xmlns:m="http://schemas.openxmlformats.org/officeDocument/2006/math" xmlns:v="urn:schemas-microsoft-com:vml" xmlns:wp14="http://schemas.microsoft.com/office/word/2010/wordprocessingDrawing" xmlns:wp="http://schemas.openxmlformats.org/drawingml/2006/wordprocessingDrawing" xmlns:w10="urn:schemas-microsoft-com:office:word" xmlns:w="http://schemas.openxmlformats.org/wordprocessingml/2006/main" xmlns:w14="http://schemas.microsoft.com/office/word/2010/wordml" xmlns:w15="http://schemas.microsoft.com/office/word/2012/wordml" xmlns:w16cid="http://schemas.microsoft.com/office/word/2016/wordml/cid" xmlns:w16se="http://schemas.microsoft.com/office/word/2015/wordml/symex" xmlns:wpg="http://schemas.microsoft.com/office/word/2010/wordprocessingGroup" xmlns:wpi="http://schemas.microsoft.com/office/word/2010/wordprocessingInk" xmlns:wne="http://schemas.microsoft.com/office/word/2006/wordml" xmlns:wps="http://schemas.microsoft.com/office/word/2010/wordprocessingShape" mc:Ignorable="w14 w15 w16se w16cid wp14">
   <w:abstractNum w:abstractNumId="0" w15:restartNumberingAfterBreak="0">
     <w:nsid w:val="22263744"/>
     <w:multiLevelType w:val="hybridMultilevel"/>
@@ -10259,20 +9370,20 @@
       </w:rPr>
     </w:lvl>
   </w:abstractNum>
-  <w:num w:numId="1" w16cid:durableId="1490562769">
+  <w:num w:numId="1">
     <w:abstractNumId w:val="0"/>
   </w:num>
-  <w:num w:numId="2" w16cid:durableId="1266184540">
+  <w:num w:numId="2">
     <w:abstractNumId w:val="1"/>
   </w:num>
-  <w:num w:numId="3" w16cid:durableId="1683702835">
+  <w:num w:numId="3">
     <w:abstractNumId w:val="2"/>
   </w:num>
 </w:numbering>
 </file>
 
 <file path=word/styles.xml><?xml version="1.0" encoding="utf-8"?>
-<w:styles xmlns:mc="http://schemas.openxmlformats.org/markup-compatibility/2006" xmlns:r="http://schemas.openxmlformats.org/officeDocument/2006/relationships" xmlns:w="http://schemas.openxmlformats.org/wordprocessingml/2006/main" xmlns:w14="http://schemas.microsoft.com/office/word/2010/wordml" xmlns:w15="http://schemas.microsoft.com/office/word/2012/wordml" xmlns:w16cex="http://schemas.microsoft.com/office/word/2018/wordml/cex" xmlns:w16cid="http://schemas.microsoft.com/office/word/2016/wordml/cid" xmlns:w16="http://schemas.microsoft.com/office/word/2018/wordml" xmlns:w16du="http://schemas.microsoft.com/office/word/2023/wordml/word16du" xmlns:w16sdtdh="http://schemas.microsoft.com/office/word/2020/wordml/sdtdatahash" xmlns:w16sdtfl="http://schemas.microsoft.com/office/word/2024/wordml/sdtformatlock" xmlns:w16se="http://schemas.microsoft.com/office/word/2015/wordml/symex" mc:Ignorable="w14 w15 w16se w16cid w16 w16cex w16sdtdh w16sdtfl w16du">
+<w:styles xmlns:mc="http://schemas.openxmlformats.org/markup-compatibility/2006" xmlns:r="http://schemas.openxmlformats.org/officeDocument/2006/relationships" xmlns:w="http://schemas.openxmlformats.org/wordprocessingml/2006/main" xmlns:w14="http://schemas.microsoft.com/office/word/2010/wordml" xmlns:w15="http://schemas.microsoft.com/office/word/2012/wordml" xmlns:w16cid="http://schemas.microsoft.com/office/word/2016/wordml/cid" xmlns:w16se="http://schemas.microsoft.com/office/word/2015/wordml/symex" mc:Ignorable="w14 w15 w16se w16cid">
   <w:docDefaults>
     <w:rPrDefault>
       <w:rPr>
@@ -10288,7 +9399,7 @@
       </w:pPr>
     </w:pPrDefault>
   </w:docDefaults>
-  <w:latentStyles w:defLockedState="0" w:defUIPriority="99" w:defSemiHidden="0" w:defUnhideWhenUsed="0" w:defQFormat="0" w:count="376">
+  <w:latentStyles w:defLockedState="0" w:defUIPriority="99" w:defSemiHidden="0" w:defUnhideWhenUsed="0" w:defQFormat="0" w:count="375">
     <w:lsdException w:name="Normal" w:uiPriority="0" w:qFormat="1"/>
     <w:lsdException w:name="heading 1" w:uiPriority="9" w:qFormat="1"/>
     <w:lsdException w:name="heading 2" w:semiHidden="1" w:uiPriority="9" w:unhideWhenUsed="1" w:qFormat="1"/>
@@ -10664,7 +9775,6 @@
     <w:lsdException w:name="Smart Hyperlink" w:semiHidden="1" w:unhideWhenUsed="1"/>
     <w:lsdException w:name="Hashtag" w:semiHidden="1" w:unhideWhenUsed="1"/>
     <w:lsdException w:name="Unresolved Mention" w:semiHidden="1" w:unhideWhenUsed="1"/>
-    <w:lsdException w:name="Smart Link" w:semiHidden="1" w:unhideWhenUsed="1"/>
   </w:latentStyles>
   <w:style w:type="paragraph" w:default="1" w:styleId="Norml">
     <w:name w:val="Normal"/>
@@ -11336,7 +10446,7 @@
 </file>
 
 <file path=customXml/itemProps1.xml><?xml version="1.0" encoding="utf-8"?>
-<ds:datastoreItem xmlns:ds="http://schemas.openxmlformats.org/officeDocument/2006/customXml" ds:itemID="{F3AE8C96-36F2-4518-B866-E385718D641F}">
+<ds:datastoreItem xmlns:ds="http://schemas.openxmlformats.org/officeDocument/2006/customXml" ds:itemID="{E10EBF49-2D37-42F4-98B5-FA3B2B459E3A}">
   <ds:schemaRefs>
     <ds:schemaRef ds:uri="http://schemas.openxmlformats.org/officeDocument/2006/bibliography"/>
   </ds:schemaRefs>
